--- a/docs/Rapport clustering plat.docx
+++ b/docs/Rapport clustering plat.docx
@@ -665,7 +665,7 @@
                 </mc:Choice>
                 <mc:Fallback>
                   <w:pict>
-                    <v:group w14:anchorId="5981845B" id="Group 479" o:spid="_x0000_s1026" style="width:106pt;height:.7pt;mso-position-horizontal-relative:char;mso-position-vertical-relative:line" coordsize="13462,91" o:gfxdata="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">
+                    <v:group w14:anchorId="72745A82" id="Group 479" o:spid="_x0000_s1026" style="width:106pt;height:.7pt;mso-position-horizontal-relative:char;mso-position-vertical-relative:line" coordsize="13462,91" o:gfxdata="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">
                       <v:shape id="Shape 49" o:spid="_x0000_s1027" style="position:absolute;width:13462;height:0;visibility:visible;mso-wrap-style:square;v-text-anchor:top" coordsize="1346200,0" o:gfxdata="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" path="m,l1346200,e" filled="f" strokeweight=".72pt">
                         <v:stroke miterlimit="1" joinstyle="miter"/>
                         <v:path arrowok="t" textboxrect="0,0,1346200,0"/>
@@ -872,8 +872,6 @@
               </w:rPr>
               <w:t xml:space="preserve">Présenté par </w:t>
             </w:r>
-            <w:bookmarkStart w:id="0" w:name="_GoBack"/>
-            <w:bookmarkEnd w:id="0"/>
             <w:r>
               <w:rPr>
                 <w:rFonts w:ascii="Times New Roman" w:hAnsi="Times New Roman" w:cs="Times New Roman"/>
@@ -980,7 +978,42 @@
                                       <w:b/>
                                       <w:bCs/>
                                     </w:rPr>
-                                    <w:t>Présentation et exploration des données</w:t>
+                                    <w:t>Présentation,</w:t>
+                                  </w:r>
+                                  <w:r>
+                                    <w:rPr>
+                                      <w:b/>
+                                      <w:bCs/>
+                                    </w:rPr>
+                                    <w:t xml:space="preserve"> exploration</w:t>
+                                  </w:r>
+                                  <w:r>
+                                    <w:rPr>
+                                      <w:b/>
+                                      <w:bCs/>
+                                    </w:rPr>
+                                    <w:t xml:space="preserve"> et pr</w:t>
+                                  </w:r>
+                                  <w:r>
+                                    <w:rPr>
+                                      <w:b/>
+                                      <w:bCs/>
+                                    </w:rPr>
+                                    <w:t>étrait</w:t>
+                                  </w:r>
+                                  <w:r>
+                                    <w:rPr>
+                                      <w:b/>
+                                      <w:bCs/>
+                                    </w:rPr>
+                                    <w:t>ement</w:t>
+                                  </w:r>
+                                  <w:r>
+                                    <w:rPr>
+                                      <w:b/>
+                                      <w:bCs/>
+                                    </w:rPr>
+                                    <w:t xml:space="preserve"> des données</w:t>
                                   </w:r>
                                 </w:p>
                                 <w:p>
@@ -1157,7 +1190,42 @@
                                 <w:b/>
                                 <w:bCs/>
                               </w:rPr>
-                              <w:t>Présentation et exploration des données</w:t>
+                              <w:t>Présentation,</w:t>
+                            </w:r>
+                            <w:r>
+                              <w:rPr>
+                                <w:b/>
+                                <w:bCs/>
+                              </w:rPr>
+                              <w:t xml:space="preserve"> exploration</w:t>
+                            </w:r>
+                            <w:r>
+                              <w:rPr>
+                                <w:b/>
+                                <w:bCs/>
+                              </w:rPr>
+                              <w:t xml:space="preserve"> et pr</w:t>
+                            </w:r>
+                            <w:r>
+                              <w:rPr>
+                                <w:b/>
+                                <w:bCs/>
+                              </w:rPr>
+                              <w:t>étrait</w:t>
+                            </w:r>
+                            <w:r>
+                              <w:rPr>
+                                <w:b/>
+                                <w:bCs/>
+                              </w:rPr>
+                              <w:t>ement</w:t>
+                            </w:r>
+                            <w:r>
+                              <w:rPr>
+                                <w:b/>
+                                <w:bCs/>
+                              </w:rPr>
+                              <w:t xml:space="preserve"> des données</w:t>
                             </w:r>
                           </w:p>
                           <w:p>
@@ -1521,6 +1589,707 @@
     </w:tbl>
     <w:p>
       <w:pPr>
+        <w:pStyle w:val="Titre1"/>
+        <w:spacing w:line="360" w:lineRule="auto"/>
+        <w:jc w:val="center"/>
+        <w:rPr>
+          <w:rStyle w:val="cf01"/>
+          <w:rFonts w:ascii="Times New Roman" w:hAnsi="Times New Roman"/>
+          <w:b/>
+          <w:color w:val="000000" w:themeColor="text1"/>
+          <w:sz w:val="32"/>
+          <w:szCs w:val="24"/>
+        </w:rPr>
+      </w:pPr>
+      <w:r>
+        <w:rPr>
+          <w:rStyle w:val="cf01"/>
+          <w:rFonts w:ascii="Times New Roman" w:hAnsi="Times New Roman"/>
+          <w:b/>
+          <w:color w:val="000000" w:themeColor="text1"/>
+          <w:sz w:val="32"/>
+          <w:szCs w:val="24"/>
+        </w:rPr>
+        <w:lastRenderedPageBreak/>
+        <w:t>Introduction</w:t>
+      </w:r>
+    </w:p>
+    <w:p>
+      <w:pPr>
+        <w:pStyle w:val="NormalWeb"/>
+        <w:numPr>
+          <w:ilvl w:val="0"/>
+          <w:numId w:val="32"/>
+        </w:numPr>
+        <w:spacing w:after="0" w:afterAutospacing="0" w:line="360" w:lineRule="auto"/>
+        <w:rPr>
+          <w:b/>
+        </w:rPr>
+      </w:pPr>
+      <w:r>
+        <w:rPr>
+          <w:rStyle w:val="cf01"/>
+          <w:rFonts w:ascii="Times New Roman" w:hAnsi="Times New Roman"/>
+          <w:b/>
+          <w:sz w:val="24"/>
+          <w:szCs w:val="24"/>
+        </w:rPr>
+        <w:t>Problématique</w:t>
+      </w:r>
+    </w:p>
+    <w:p>
+      <w:pPr>
+        <w:pStyle w:val="NormalWeb"/>
+        <w:spacing w:line="360" w:lineRule="auto"/>
+      </w:pPr>
+      <w:r>
+        <w:rPr>
+          <w:rStyle w:val="cf11"/>
+          <w:rFonts w:ascii="Times New Roman" w:hAnsi="Times New Roman"/>
+          <w:sz w:val="24"/>
+          <w:szCs w:val="24"/>
+        </w:rPr>
+        <w:t xml:space="preserve">L’essor massif des données textuelles dans le domaine du cinéma, notamment à travers les synopsis, genres, et descriptions d’acteurs des films, pose un défi important en termes d’organisation, d’analyse et d’exploitation. Face à ce volume croissant, il devient difficile d’identifier manuellement des regroupements thématiques ou des catégories utiles à la recommandation, à la recherche ou à l’analyse de tendances. Le </w:t>
+      </w:r>
+      <w:proofErr w:type="spellStart"/>
+      <w:r>
+        <w:rPr>
+          <w:rStyle w:val="cf11"/>
+          <w:rFonts w:ascii="Times New Roman" w:hAnsi="Times New Roman"/>
+          <w:sz w:val="24"/>
+          <w:szCs w:val="24"/>
+        </w:rPr>
+        <w:t>clustering</w:t>
+      </w:r>
+      <w:proofErr w:type="spellEnd"/>
+      <w:r>
+        <w:rPr>
+          <w:rStyle w:val="cf11"/>
+          <w:rFonts w:ascii="Times New Roman" w:hAnsi="Times New Roman"/>
+          <w:sz w:val="24"/>
+          <w:szCs w:val="24"/>
+        </w:rPr>
+        <w:t xml:space="preserve">, ou classification non supervisée, offre une approche efficace pour segmenter automatiquement un large corpus de films en groupes cohérents basés sur leurs caractéristiques textuelles et numériques. La question centrale est donc : </w:t>
+      </w:r>
+      <w:r>
+        <w:rPr>
+          <w:rStyle w:val="cf21"/>
+          <w:rFonts w:ascii="Times New Roman" w:hAnsi="Times New Roman"/>
+          <w:sz w:val="24"/>
+          <w:szCs w:val="24"/>
+        </w:rPr>
+        <w:t>Comment regrouper de manière pertinente les films en clusters exploitables à partir de leurs métadonnées et contenus textuels ?</w:t>
+      </w:r>
+    </w:p>
+    <w:p>
+      <w:pPr>
+        <w:pStyle w:val="NormalWeb"/>
+        <w:numPr>
+          <w:ilvl w:val="0"/>
+          <w:numId w:val="32"/>
+        </w:numPr>
+        <w:spacing w:after="0" w:afterAutospacing="0" w:line="360" w:lineRule="auto"/>
+        <w:rPr>
+          <w:b/>
+        </w:rPr>
+      </w:pPr>
+      <w:r>
+        <w:rPr>
+          <w:rStyle w:val="cf01"/>
+          <w:rFonts w:ascii="Times New Roman" w:hAnsi="Times New Roman"/>
+          <w:b/>
+          <w:sz w:val="24"/>
+          <w:szCs w:val="24"/>
+        </w:rPr>
+        <w:t>Objectifs et motivation</w:t>
+      </w:r>
+    </w:p>
+    <w:p>
+      <w:pPr>
+        <w:pStyle w:val="NormalWeb"/>
+        <w:spacing w:line="360" w:lineRule="auto"/>
+      </w:pPr>
+      <w:r>
+        <w:rPr>
+          <w:rStyle w:val="cf01"/>
+          <w:rFonts w:ascii="Times New Roman" w:hAnsi="Times New Roman"/>
+          <w:sz w:val="24"/>
+          <w:szCs w:val="24"/>
+        </w:rPr>
+        <w:t xml:space="preserve">Ce projet vise à développer un modèle d’apprentissage non supervisé pour segmenter les films issus du </w:t>
+      </w:r>
+      <w:proofErr w:type="spellStart"/>
+      <w:r>
+        <w:rPr>
+          <w:rStyle w:val="cf01"/>
+          <w:rFonts w:ascii="Times New Roman" w:hAnsi="Times New Roman"/>
+          <w:sz w:val="24"/>
+          <w:szCs w:val="24"/>
+        </w:rPr>
+        <w:t>dataset</w:t>
+      </w:r>
+      <w:proofErr w:type="spellEnd"/>
+      <w:r>
+        <w:rPr>
+          <w:rStyle w:val="cf01"/>
+          <w:rFonts w:ascii="Times New Roman" w:hAnsi="Times New Roman"/>
+          <w:sz w:val="24"/>
+          <w:szCs w:val="24"/>
+        </w:rPr>
+        <w:t xml:space="preserve"> TMDB_5000_movies à l’aide d’algorithmes de </w:t>
+      </w:r>
+      <w:proofErr w:type="spellStart"/>
+      <w:r>
+        <w:rPr>
+          <w:rStyle w:val="cf01"/>
+          <w:rFonts w:ascii="Times New Roman" w:hAnsi="Times New Roman"/>
+          <w:sz w:val="24"/>
+          <w:szCs w:val="24"/>
+        </w:rPr>
+        <w:t>clustering</w:t>
+      </w:r>
+      <w:proofErr w:type="spellEnd"/>
+      <w:r>
+        <w:rPr>
+          <w:rStyle w:val="cf01"/>
+          <w:rFonts w:ascii="Times New Roman" w:hAnsi="Times New Roman"/>
+          <w:sz w:val="24"/>
+          <w:szCs w:val="24"/>
+        </w:rPr>
+        <w:t xml:space="preserve"> plat, en particulier </w:t>
+      </w:r>
+      <w:r>
+        <w:rPr>
+          <w:rStyle w:val="cf31"/>
+          <w:rFonts w:ascii="Times New Roman" w:hAnsi="Times New Roman"/>
+          <w:sz w:val="24"/>
+          <w:szCs w:val="24"/>
+        </w:rPr>
+        <w:t>k-</w:t>
+      </w:r>
+      <w:proofErr w:type="spellStart"/>
+      <w:r>
+        <w:rPr>
+          <w:rStyle w:val="cf31"/>
+          <w:rFonts w:ascii="Times New Roman" w:hAnsi="Times New Roman"/>
+          <w:sz w:val="24"/>
+          <w:szCs w:val="24"/>
+        </w:rPr>
+        <w:t>means</w:t>
+      </w:r>
+      <w:proofErr w:type="spellEnd"/>
+      <w:r>
+        <w:rPr>
+          <w:rStyle w:val="cf01"/>
+          <w:rFonts w:ascii="Times New Roman" w:hAnsi="Times New Roman"/>
+          <w:sz w:val="24"/>
+          <w:szCs w:val="24"/>
+        </w:rPr>
+        <w:t xml:space="preserve">. L’objectif est d’explorer la structure sous-jacente des films, de détecter des regroupements thématiques ou commerciaux, et de voir dans quelle mesure ces clusters peuvent servir la recommandation ou l’analyse marketing. </w:t>
+      </w:r>
+      <w:r>
+        <w:rPr>
+          <w:rStyle w:val="cf41"/>
+          <w:rFonts w:ascii="Times New Roman" w:hAnsi="Times New Roman"/>
+          <w:sz w:val="24"/>
+          <w:szCs w:val="24"/>
+        </w:rPr>
+        <w:t>M</w:t>
+      </w:r>
+      <w:r>
+        <w:rPr>
+          <w:rStyle w:val="cf01"/>
+          <w:rFonts w:ascii="Times New Roman" w:hAnsi="Times New Roman"/>
+          <w:sz w:val="24"/>
+          <w:szCs w:val="24"/>
+        </w:rPr>
+        <w:t>otivé par l’intersection entre traitement automatique des langues et data science appliquée à un domaine culturel riche, ce qui permet d’allier une dimension technique et une compréhension fine de contenus audiovisuels.</w:t>
+      </w:r>
+    </w:p>
+    <w:p>
+      <w:pPr>
+        <w:pStyle w:val="NormalWeb"/>
+        <w:numPr>
+          <w:ilvl w:val="0"/>
+          <w:numId w:val="32"/>
+        </w:numPr>
+        <w:spacing w:after="0" w:afterAutospacing="0" w:line="360" w:lineRule="auto"/>
+        <w:rPr>
+          <w:b/>
+        </w:rPr>
+      </w:pPr>
+      <w:r>
+        <w:rPr>
+          <w:rStyle w:val="cf01"/>
+          <w:rFonts w:ascii="Times New Roman" w:hAnsi="Times New Roman"/>
+          <w:b/>
+          <w:sz w:val="24"/>
+          <w:szCs w:val="24"/>
+        </w:rPr>
+        <w:t>Questions de recherche</w:t>
+      </w:r>
+    </w:p>
+    <w:p>
+      <w:pPr>
+        <w:pStyle w:val="NormalWeb"/>
+        <w:numPr>
+          <w:ilvl w:val="0"/>
+          <w:numId w:val="31"/>
+        </w:numPr>
+        <w:spacing w:line="360" w:lineRule="auto"/>
+      </w:pPr>
+      <w:r>
+        <w:rPr>
+          <w:rStyle w:val="cf01"/>
+          <w:rFonts w:ascii="Times New Roman" w:hAnsi="Times New Roman"/>
+          <w:sz w:val="24"/>
+          <w:szCs w:val="24"/>
+        </w:rPr>
+        <w:t xml:space="preserve">Comment exploiter efficacement les caractéristiques textuelles et numériques du </w:t>
+      </w:r>
+      <w:proofErr w:type="spellStart"/>
+      <w:r>
+        <w:rPr>
+          <w:rStyle w:val="cf01"/>
+          <w:rFonts w:ascii="Times New Roman" w:hAnsi="Times New Roman"/>
+          <w:sz w:val="24"/>
+          <w:szCs w:val="24"/>
+        </w:rPr>
+        <w:t>dataset</w:t>
+      </w:r>
+      <w:proofErr w:type="spellEnd"/>
+      <w:r>
+        <w:rPr>
+          <w:rStyle w:val="cf01"/>
+          <w:rFonts w:ascii="Times New Roman" w:hAnsi="Times New Roman"/>
+          <w:sz w:val="24"/>
+          <w:szCs w:val="24"/>
+        </w:rPr>
+        <w:t xml:space="preserve"> TMDB pour générer des clusters pertinents ?</w:t>
+      </w:r>
+    </w:p>
+    <w:p>
+      <w:pPr>
+        <w:pStyle w:val="NormalWeb"/>
+        <w:numPr>
+          <w:ilvl w:val="0"/>
+          <w:numId w:val="31"/>
+        </w:numPr>
+        <w:spacing w:line="360" w:lineRule="auto"/>
+      </w:pPr>
+      <w:r>
+        <w:rPr>
+          <w:rStyle w:val="cf01"/>
+          <w:rFonts w:ascii="Times New Roman" w:hAnsi="Times New Roman"/>
+          <w:sz w:val="24"/>
+          <w:szCs w:val="24"/>
+        </w:rPr>
+        <w:t>Quel est le nombre optimal de clusters qui reflète la diversité des films ?</w:t>
+      </w:r>
+    </w:p>
+    <w:p>
+      <w:pPr>
+        <w:pStyle w:val="NormalWeb"/>
+        <w:numPr>
+          <w:ilvl w:val="0"/>
+          <w:numId w:val="31"/>
+        </w:numPr>
+        <w:spacing w:line="360" w:lineRule="auto"/>
+      </w:pPr>
+      <w:r>
+        <w:rPr>
+          <w:rStyle w:val="cf01"/>
+          <w:rFonts w:ascii="Times New Roman" w:hAnsi="Times New Roman"/>
+          <w:sz w:val="24"/>
+          <w:szCs w:val="24"/>
+        </w:rPr>
+        <w:t>Dans quelle mesure les clusters issus du k-</w:t>
+      </w:r>
+      <w:proofErr w:type="spellStart"/>
+      <w:r>
+        <w:rPr>
+          <w:rStyle w:val="cf01"/>
+          <w:rFonts w:ascii="Times New Roman" w:hAnsi="Times New Roman"/>
+          <w:sz w:val="24"/>
+          <w:szCs w:val="24"/>
+        </w:rPr>
+        <w:t>means</w:t>
+      </w:r>
+      <w:proofErr w:type="spellEnd"/>
+      <w:r>
+        <w:rPr>
+          <w:rStyle w:val="cf01"/>
+          <w:rFonts w:ascii="Times New Roman" w:hAnsi="Times New Roman"/>
+          <w:sz w:val="24"/>
+          <w:szCs w:val="24"/>
+        </w:rPr>
+        <w:t xml:space="preserve"> correspondent ils aux genres officiels ou profils d’audience ?</w:t>
+      </w:r>
+    </w:p>
+    <w:p>
+      <w:pPr>
+        <w:pStyle w:val="NormalWeb"/>
+        <w:numPr>
+          <w:ilvl w:val="0"/>
+          <w:numId w:val="31"/>
+        </w:numPr>
+        <w:spacing w:line="360" w:lineRule="auto"/>
+      </w:pPr>
+      <w:r>
+        <w:rPr>
+          <w:rStyle w:val="cf01"/>
+          <w:rFonts w:ascii="Times New Roman" w:hAnsi="Times New Roman"/>
+          <w:sz w:val="24"/>
+          <w:szCs w:val="24"/>
+        </w:rPr>
+        <w:t>Peut-on utiliser ces clusters pour améliorer des systèmes de recommandation ou la segmentation marketing ?</w:t>
+      </w:r>
+    </w:p>
+    <w:p>
+      <w:pPr>
+        <w:pStyle w:val="NormalWeb"/>
+        <w:spacing w:line="360" w:lineRule="auto"/>
+      </w:pPr>
+      <w:r>
+        <w:rPr>
+          <w:rStyle w:val="cf01"/>
+          <w:rFonts w:ascii="Times New Roman" w:hAnsi="Times New Roman"/>
+          <w:sz w:val="24"/>
+          <w:szCs w:val="24"/>
+        </w:rPr>
+        <w:lastRenderedPageBreak/>
+        <w:t xml:space="preserve">Quelles limites rencontrent les méthodes de </w:t>
+      </w:r>
+      <w:proofErr w:type="spellStart"/>
+      <w:r>
+        <w:rPr>
+          <w:rStyle w:val="cf01"/>
+          <w:rFonts w:ascii="Times New Roman" w:hAnsi="Times New Roman"/>
+          <w:sz w:val="24"/>
+          <w:szCs w:val="24"/>
+        </w:rPr>
+        <w:t>clustering</w:t>
+      </w:r>
+      <w:proofErr w:type="spellEnd"/>
+      <w:r>
+        <w:rPr>
+          <w:rStyle w:val="cf01"/>
+          <w:rFonts w:ascii="Times New Roman" w:hAnsi="Times New Roman"/>
+          <w:sz w:val="24"/>
+          <w:szCs w:val="24"/>
+        </w:rPr>
+        <w:t xml:space="preserve"> plat dans ce contexte et comment les dépasser ?</w:t>
+      </w:r>
+    </w:p>
+    <w:p>
+      <w:pPr>
+        <w:pStyle w:val="NormalWeb"/>
+        <w:numPr>
+          <w:ilvl w:val="0"/>
+          <w:numId w:val="32"/>
+        </w:numPr>
+        <w:spacing w:after="0" w:afterAutospacing="0" w:line="360" w:lineRule="auto"/>
+        <w:rPr>
+          <w:b/>
+        </w:rPr>
+      </w:pPr>
+      <w:r>
+        <w:rPr>
+          <w:rStyle w:val="cf01"/>
+          <w:rFonts w:ascii="Times New Roman" w:hAnsi="Times New Roman"/>
+          <w:b/>
+          <w:sz w:val="24"/>
+          <w:szCs w:val="24"/>
+        </w:rPr>
+        <w:t>Travaux connexes</w:t>
+      </w:r>
+    </w:p>
+    <w:p>
+      <w:pPr>
+        <w:pStyle w:val="NormalWeb"/>
+        <w:spacing w:line="360" w:lineRule="auto"/>
+      </w:pPr>
+      <w:r>
+        <w:rPr>
+          <w:rStyle w:val="cf01"/>
+          <w:rFonts w:ascii="Times New Roman" w:hAnsi="Times New Roman"/>
+          <w:sz w:val="24"/>
+          <w:szCs w:val="24"/>
+        </w:rPr>
+        <w:t xml:space="preserve">Le </w:t>
+      </w:r>
+      <w:proofErr w:type="spellStart"/>
+      <w:r>
+        <w:rPr>
+          <w:rStyle w:val="cf01"/>
+          <w:rFonts w:ascii="Times New Roman" w:hAnsi="Times New Roman"/>
+          <w:sz w:val="24"/>
+          <w:szCs w:val="24"/>
+        </w:rPr>
+        <w:t>clustering</w:t>
+      </w:r>
+      <w:proofErr w:type="spellEnd"/>
+      <w:r>
+        <w:rPr>
+          <w:rStyle w:val="cf01"/>
+          <w:rFonts w:ascii="Times New Roman" w:hAnsi="Times New Roman"/>
+          <w:sz w:val="24"/>
+          <w:szCs w:val="24"/>
+        </w:rPr>
+        <w:t xml:space="preserve"> non supervisé, notamment via l’algorithme k-</w:t>
+      </w:r>
+      <w:proofErr w:type="spellStart"/>
+      <w:r>
+        <w:rPr>
+          <w:rStyle w:val="cf01"/>
+          <w:rFonts w:ascii="Times New Roman" w:hAnsi="Times New Roman"/>
+          <w:sz w:val="24"/>
+          <w:szCs w:val="24"/>
+        </w:rPr>
+        <w:t>means</w:t>
+      </w:r>
+      <w:proofErr w:type="spellEnd"/>
+      <w:r>
+        <w:rPr>
+          <w:rStyle w:val="cf01"/>
+          <w:rFonts w:ascii="Times New Roman" w:hAnsi="Times New Roman"/>
+          <w:sz w:val="24"/>
+          <w:szCs w:val="24"/>
+        </w:rPr>
+        <w:t xml:space="preserve">, est une technique classique en fouille de textes et data </w:t>
+      </w:r>
+      <w:proofErr w:type="spellStart"/>
+      <w:r>
+        <w:rPr>
+          <w:rStyle w:val="cf01"/>
+          <w:rFonts w:ascii="Times New Roman" w:hAnsi="Times New Roman"/>
+          <w:sz w:val="24"/>
+          <w:szCs w:val="24"/>
+        </w:rPr>
+        <w:t>mining</w:t>
+      </w:r>
+      <w:proofErr w:type="spellEnd"/>
+      <w:r>
+        <w:rPr>
+          <w:rStyle w:val="cf01"/>
+          <w:rFonts w:ascii="Times New Roman" w:hAnsi="Times New Roman"/>
+          <w:sz w:val="24"/>
+          <w:szCs w:val="24"/>
+        </w:rPr>
+        <w:t>, largement utilisée pour structurer des corpus documentaires. Dans le contexte cinématographique, plusieurs travaux ont exploité ces méthodes pour la recommandation de films, combinant souvent la vectorisation TF-IDF des synopsis avec des métadonnées. Ces méthodes permettent d’identifier des regroupements exploitables, même si certaines limites subsistent sur la qualité et l’</w:t>
+      </w:r>
+      <w:proofErr w:type="spellStart"/>
+      <w:r>
+        <w:rPr>
+          <w:rStyle w:val="cf01"/>
+          <w:rFonts w:ascii="Times New Roman" w:hAnsi="Times New Roman"/>
+          <w:sz w:val="24"/>
+          <w:szCs w:val="24"/>
+        </w:rPr>
+        <w:t>interprétabilité</w:t>
+      </w:r>
+      <w:proofErr w:type="spellEnd"/>
+      <w:r>
+        <w:rPr>
+          <w:rStyle w:val="cf01"/>
+          <w:rFonts w:ascii="Times New Roman" w:hAnsi="Times New Roman"/>
+          <w:sz w:val="24"/>
+          <w:szCs w:val="24"/>
+        </w:rPr>
+        <w:t xml:space="preserve"> des clusters obtenus.</w:t>
+      </w:r>
+    </w:p>
+    <w:p>
+      <w:pPr>
+        <w:pStyle w:val="NormalWeb"/>
+        <w:numPr>
+          <w:ilvl w:val="0"/>
+          <w:numId w:val="32"/>
+        </w:numPr>
+        <w:spacing w:line="360" w:lineRule="auto"/>
+        <w:rPr>
+          <w:b/>
+        </w:rPr>
+      </w:pPr>
+      <w:r>
+        <w:rPr>
+          <w:rStyle w:val="cf01"/>
+          <w:rFonts w:ascii="Times New Roman" w:hAnsi="Times New Roman"/>
+          <w:b/>
+          <w:sz w:val="24"/>
+          <w:szCs w:val="24"/>
+        </w:rPr>
+        <w:t>Plan du projet</w:t>
+      </w:r>
+    </w:p>
+    <w:p>
+      <w:pPr>
+        <w:pStyle w:val="NormalWeb"/>
+        <w:numPr>
+          <w:ilvl w:val="0"/>
+          <w:numId w:val="33"/>
+        </w:numPr>
+        <w:spacing w:line="360" w:lineRule="auto"/>
+      </w:pPr>
+      <w:r>
+        <w:rPr>
+          <w:rStyle w:val="cf01"/>
+          <w:rFonts w:ascii="Times New Roman" w:hAnsi="Times New Roman"/>
+          <w:sz w:val="24"/>
+          <w:szCs w:val="24"/>
+        </w:rPr>
+        <w:t>État de l’art</w:t>
+      </w:r>
+    </w:p>
+    <w:p>
+      <w:pPr>
+        <w:pStyle w:val="NormalWeb"/>
+        <w:numPr>
+          <w:ilvl w:val="0"/>
+          <w:numId w:val="33"/>
+        </w:numPr>
+        <w:spacing w:line="360" w:lineRule="auto"/>
+      </w:pPr>
+      <w:r>
+        <w:rPr>
+          <w:rStyle w:val="cf01"/>
+          <w:rFonts w:ascii="Times New Roman" w:hAnsi="Times New Roman"/>
+          <w:sz w:val="24"/>
+          <w:szCs w:val="24"/>
+        </w:rPr>
+        <w:t xml:space="preserve">Présentation du </w:t>
+      </w:r>
+      <w:proofErr w:type="spellStart"/>
+      <w:r>
+        <w:rPr>
+          <w:rStyle w:val="cf01"/>
+          <w:rFonts w:ascii="Times New Roman" w:hAnsi="Times New Roman"/>
+          <w:sz w:val="24"/>
+          <w:szCs w:val="24"/>
+        </w:rPr>
+        <w:t>dataset</w:t>
+      </w:r>
+      <w:proofErr w:type="spellEnd"/>
+      <w:r>
+        <w:rPr>
+          <w:rStyle w:val="cf01"/>
+          <w:rFonts w:ascii="Times New Roman" w:hAnsi="Times New Roman"/>
+          <w:sz w:val="24"/>
+          <w:szCs w:val="24"/>
+        </w:rPr>
+        <w:t xml:space="preserve"> TMDB, exploration et prétraitement des données.</w:t>
+      </w:r>
+    </w:p>
+    <w:p>
+      <w:pPr>
+        <w:pStyle w:val="NormalWeb"/>
+        <w:numPr>
+          <w:ilvl w:val="0"/>
+          <w:numId w:val="33"/>
+        </w:numPr>
+        <w:spacing w:line="360" w:lineRule="auto"/>
+      </w:pPr>
+      <w:r>
+        <w:rPr>
+          <w:rStyle w:val="cf01"/>
+          <w:rFonts w:ascii="Times New Roman" w:hAnsi="Times New Roman"/>
+          <w:sz w:val="24"/>
+          <w:szCs w:val="24"/>
+        </w:rPr>
+        <w:t xml:space="preserve">Description de la méthodologie de </w:t>
+      </w:r>
+      <w:proofErr w:type="spellStart"/>
+      <w:r>
+        <w:rPr>
+          <w:rStyle w:val="cf01"/>
+          <w:rFonts w:ascii="Times New Roman" w:hAnsi="Times New Roman"/>
+          <w:sz w:val="24"/>
+          <w:szCs w:val="24"/>
+        </w:rPr>
+        <w:t>clustering</w:t>
+      </w:r>
+      <w:proofErr w:type="spellEnd"/>
+      <w:r>
+        <w:rPr>
+          <w:rStyle w:val="cf01"/>
+          <w:rFonts w:ascii="Times New Roman" w:hAnsi="Times New Roman"/>
+          <w:sz w:val="24"/>
+          <w:szCs w:val="24"/>
+        </w:rPr>
+        <w:t xml:space="preserve"> utilisée, choix des algorithmes et paramétrage.</w:t>
+      </w:r>
+    </w:p>
+    <w:p>
+      <w:pPr>
+        <w:pStyle w:val="NormalWeb"/>
+        <w:numPr>
+          <w:ilvl w:val="0"/>
+          <w:numId w:val="33"/>
+        </w:numPr>
+        <w:spacing w:line="360" w:lineRule="auto"/>
+        <w:rPr>
+          <w:rStyle w:val="cf01"/>
+          <w:rFonts w:ascii="Times New Roman" w:hAnsi="Times New Roman"/>
+          <w:sz w:val="24"/>
+          <w:szCs w:val="24"/>
+        </w:rPr>
+      </w:pPr>
+      <w:r>
+        <w:rPr>
+          <w:rStyle w:val="cf01"/>
+          <w:rFonts w:ascii="Times New Roman" w:hAnsi="Times New Roman"/>
+          <w:sz w:val="24"/>
+          <w:szCs w:val="24"/>
+        </w:rPr>
+        <w:t>Résultats, visualisations, évaluations quantitatives et qualitatives des clusters.</w:t>
+      </w:r>
+    </w:p>
+    <w:p>
+      <w:pPr>
+        <w:pStyle w:val="NormalWeb"/>
+        <w:numPr>
+          <w:ilvl w:val="0"/>
+          <w:numId w:val="33"/>
+        </w:numPr>
+        <w:spacing w:line="360" w:lineRule="auto"/>
+        <w:rPr>
+          <w:rStyle w:val="cf01"/>
+          <w:rFonts w:ascii="Times New Roman" w:hAnsi="Times New Roman"/>
+          <w:sz w:val="24"/>
+          <w:szCs w:val="24"/>
+        </w:rPr>
+      </w:pPr>
+      <w:r>
+        <w:rPr>
+          <w:rStyle w:val="cf01"/>
+          <w:rFonts w:ascii="Times New Roman" w:hAnsi="Times New Roman"/>
+          <w:sz w:val="24"/>
+          <w:szCs w:val="24"/>
+        </w:rPr>
+        <w:t>Discussion, limite du projet et perspectives futures.</w:t>
+      </w:r>
+    </w:p>
+    <w:p>
+      <w:pPr>
+        <w:pStyle w:val="NormalWeb"/>
+        <w:numPr>
+          <w:ilvl w:val="0"/>
+          <w:numId w:val="33"/>
+        </w:numPr>
+        <w:spacing w:line="360" w:lineRule="auto"/>
+      </w:pPr>
+      <w:r>
+        <w:rPr>
+          <w:rStyle w:val="cf01"/>
+          <w:rFonts w:ascii="Times New Roman" w:hAnsi="Times New Roman"/>
+          <w:sz w:val="24"/>
+          <w:szCs w:val="24"/>
+        </w:rPr>
+        <w:t>Conclusion générale.</w:t>
+      </w:r>
+    </w:p>
+    <w:p>
+      <w:pPr>
         <w:rPr>
           <w:rFonts w:ascii="Times New Roman" w:eastAsia="Times New Roman" w:hAnsi="Times New Roman" w:cs="Times New Roman"/>
           <w:b/>
@@ -1538,7 +2307,6 @@
           <w:sz w:val="28"/>
           <w:lang w:eastAsia="fr-FR"/>
         </w:rPr>
-        <w:lastRenderedPageBreak/>
         <w:br w:type="page"/>
       </w:r>
     </w:p>
@@ -1547,7 +2315,49 @@
         <w:pStyle w:val="Titre1"/>
         <w:numPr>
           <w:ilvl w:val="0"/>
-          <w:numId w:val="20"/>
+          <w:numId w:val="35"/>
+        </w:numPr>
+        <w:spacing w:before="0" w:after="240" w:line="360" w:lineRule="auto"/>
+        <w:jc w:val="center"/>
+        <w:rPr>
+          <w:rFonts w:ascii="Times New Roman" w:eastAsia="Times New Roman" w:hAnsi="Times New Roman" w:cs="Times New Roman"/>
+          <w:b/>
+          <w:color w:val="000000" w:themeColor="text1"/>
+          <w:sz w:val="24"/>
+          <w:szCs w:val="20"/>
+          <w:lang w:eastAsia="fr-FR"/>
+        </w:rPr>
+      </w:pPr>
+      <w:r>
+        <w:rPr>
+          <w:rStyle w:val="cf01"/>
+          <w:rFonts w:ascii="Times New Roman" w:hAnsi="Times New Roman" w:cs="Times New Roman"/>
+          <w:b/>
+          <w:color w:val="000000" w:themeColor="text1"/>
+          <w:sz w:val="32"/>
+          <w:szCs w:val="24"/>
+        </w:rPr>
+        <w:lastRenderedPageBreak/>
+        <w:t>État</w:t>
+      </w:r>
+      <w:r>
+        <w:rPr>
+          <w:rStyle w:val="cf01"/>
+          <w:rFonts w:ascii="Times New Roman" w:hAnsi="Times New Roman" w:cs="Times New Roman"/>
+          <w:b/>
+          <w:color w:val="000000" w:themeColor="text1"/>
+          <w:sz w:val="32"/>
+          <w:szCs w:val="24"/>
+        </w:rPr>
+        <w:t xml:space="preserve"> de l’art</w:t>
+      </w:r>
+    </w:p>
+    <w:p>
+      <w:pPr>
+        <w:pStyle w:val="Titre1"/>
+        <w:numPr>
+          <w:ilvl w:val="0"/>
+          <w:numId w:val="35"/>
         </w:numPr>
         <w:spacing w:before="0" w:after="240" w:line="360" w:lineRule="auto"/>
         <w:jc w:val="center"/>
@@ -1567,9 +2377,46 @@
           <w:color w:val="000000" w:themeColor="text1"/>
           <w:lang w:eastAsia="fr-FR"/>
         </w:rPr>
-        <w:lastRenderedPageBreak/>
-        <w:t>Présentation et exploration des données</w:t>
-      </w:r>
+        <w:t>Présentation,</w:t>
+      </w:r>
+      <w:r>
+        <w:rPr>
+          <w:rFonts w:ascii="Times New Roman" w:eastAsia="Times New Roman" w:hAnsi="Times New Roman" w:cs="Times New Roman"/>
+          <w:b/>
+          <w:color w:val="000000" w:themeColor="text1"/>
+          <w:lang w:eastAsia="fr-FR"/>
+        </w:rPr>
+        <w:t xml:space="preserve"> exploration </w:t>
+      </w:r>
+      <w:r>
+        <w:rPr>
+          <w:rFonts w:ascii="Times New Roman" w:eastAsia="Times New Roman" w:hAnsi="Times New Roman" w:cs="Times New Roman"/>
+          <w:b/>
+          <w:color w:val="000000" w:themeColor="text1"/>
+          <w:lang w:eastAsia="fr-FR"/>
+        </w:rPr>
+        <w:t>et pr</w:t>
+      </w:r>
+      <w:r>
+        <w:rPr>
+          <w:rFonts w:ascii="Times New Roman" w:eastAsia="Times New Roman" w:hAnsi="Times New Roman" w:cs="Times New Roman"/>
+          <w:b/>
+          <w:color w:val="000000" w:themeColor="text1"/>
+          <w:lang w:eastAsia="fr-FR"/>
+        </w:rPr>
+        <w:t xml:space="preserve">étraitement </w:t>
+      </w:r>
+      <w:r>
+        <w:rPr>
+          <w:rFonts w:ascii="Times New Roman" w:eastAsia="Times New Roman" w:hAnsi="Times New Roman" w:cs="Times New Roman"/>
+          <w:b/>
+          <w:color w:val="000000" w:themeColor="text1"/>
+          <w:lang w:eastAsia="fr-FR"/>
+        </w:rPr>
+        <w:t>des données</w:t>
+      </w:r>
+      <w:bookmarkStart w:id="0" w:name="_GoBack"/>
+      <w:bookmarkEnd w:id="0"/>
     </w:p>
     <w:p>
       <w:pPr>
@@ -2181,6 +3028,7 @@
           <w:szCs w:val="24"/>
           <w:lang w:eastAsia="fr-FR"/>
         </w:rPr>
+        <w:lastRenderedPageBreak/>
         <w:t>popularity</w:t>
       </w:r>
       <w:proofErr w:type="spellEnd"/>
@@ -2289,7 +3137,6 @@
           <w:szCs w:val="24"/>
           <w:lang w:eastAsia="fr-FR"/>
         </w:rPr>
-        <w:lastRenderedPageBreak/>
         <w:t>vote</w:t>
       </w:r>
       <w:proofErr w:type="gramEnd"/>
@@ -3865,6 +4712,7 @@
                 <w:szCs w:val="24"/>
                 <w:lang w:eastAsia="fr-FR"/>
               </w:rPr>
+              <w:lastRenderedPageBreak/>
               <w:t>runtime</w:t>
             </w:r>
             <w:proofErr w:type="spellEnd"/>
@@ -4520,14 +5368,6 @@
           <w:lang w:eastAsia="fr-FR"/>
         </w:rPr>
         <w:br/>
-      </w:r>
-      <w:r>
-        <w:rPr>
-          <w:rFonts w:ascii="Times New Roman" w:eastAsia="Times New Roman" w:hAnsi="Times New Roman" w:cs="Times New Roman"/>
-          <w:sz w:val="24"/>
-          <w:lang w:eastAsia="fr-FR"/>
-        </w:rPr>
-        <w:lastRenderedPageBreak/>
         <w:t>La popularité varie fortement, comme le nombre de votes.</w:t>
       </w:r>
       <w:r>
@@ -5014,7 +5854,16 @@
           <w:sz w:val="24"/>
           <w:lang w:eastAsia="fr-FR"/>
         </w:rPr>
-        <w:t xml:space="preserve"> TMDB, qui contient des informations sur environ 5000 films. Cette étape vise à éliminer les doublons, à gérer les valeurs manquantes, et à s’assurer que les données soient cohérentes et exploitables.</w:t>
+        <w:t xml:space="preserve"> TMDB, qui contient des informations sur environ 5000 </w:t>
+      </w:r>
+      <w:r>
+        <w:rPr>
+          <w:rFonts w:ascii="Times New Roman" w:eastAsia="Times New Roman" w:hAnsi="Times New Roman" w:cs="Times New Roman"/>
+          <w:sz w:val="24"/>
+          <w:lang w:eastAsia="fr-FR"/>
+        </w:rPr>
+        <w:lastRenderedPageBreak/>
+        <w:t>films. Cette étape vise à éliminer les doublons, à gérer les valeurs manquantes, et à s’assurer que les données soient cohérentes et exploitables.</w:t>
       </w:r>
     </w:p>
     <w:p>
@@ -5087,7 +5936,6 @@
           <w:sz w:val="24"/>
           <w:lang w:eastAsia="fr-FR"/>
         </w:rPr>
-        <w:lastRenderedPageBreak/>
         <w:t>Résultat</w:t>
       </w:r>
       <w:r>
@@ -5958,6 +6806,7 @@
           <w:sz w:val="24"/>
           <w:lang w:eastAsia="fr-FR"/>
         </w:rPr>
+        <w:lastRenderedPageBreak/>
         <w:t xml:space="preserve">Le nettoyage a permis d’obtenir un </w:t>
       </w:r>
       <w:proofErr w:type="spellStart"/>
@@ -6025,7 +6874,6 @@
           <w:u w:val="single"/>
           <w:lang w:eastAsia="fr-FR"/>
         </w:rPr>
-        <w:lastRenderedPageBreak/>
         <w:t>Prétraitement textuel des synopsis</w:t>
       </w:r>
     </w:p>
@@ -6755,6 +7603,7 @@
           <w:sz w:val="24"/>
           <w:lang w:eastAsia="fr-FR"/>
         </w:rPr>
+        <w:lastRenderedPageBreak/>
         <w:t>Conversion des textes en minuscules pour uniformiser la casse.</w:t>
       </w:r>
     </w:p>
@@ -6886,7 +7735,6 @@
           <w:sz w:val="24"/>
           <w:lang w:eastAsia="fr-FR"/>
         </w:rPr>
-        <w:lastRenderedPageBreak/>
         <w:t xml:space="preserve">Comparaison avec </w:t>
       </w:r>
       <w:proofErr w:type="gramStart"/>
@@ -7476,6 +8324,7 @@
           <w:u w:val="single"/>
           <w:lang w:eastAsia="fr-FR"/>
         </w:rPr>
+        <w:lastRenderedPageBreak/>
         <w:t xml:space="preserve">Vectorisation textuelle (TF-IDF ou </w:t>
       </w:r>
       <w:proofErr w:type="spellStart"/>
@@ -7660,7 +8509,6 @@
           <w:szCs w:val="24"/>
           <w:lang w:val="en" w:eastAsia="fr-FR"/>
         </w:rPr>
-        <w:lastRenderedPageBreak/>
         <w:t>Embeddings</w:t>
       </w:r>
       <w:proofErr w:type="spellEnd"/>
@@ -8144,6 +8992,7 @@
           <w:szCs w:val="24"/>
           <w:lang w:eastAsia="fr-FR"/>
         </w:rPr>
+        <w:lastRenderedPageBreak/>
         <w:t xml:space="preserve">Le prétraitement textuel des synopsis est une étape essentielle pour la réussite de l’analyse sémantique et du </w:t>
       </w:r>
       <w:proofErr w:type="spellStart"/>
@@ -8302,10 +9151,9 @@
         <w:pStyle w:val="Titre1"/>
         <w:numPr>
           <w:ilvl w:val="0"/>
-          <w:numId w:val="26"/>
+          <w:numId w:val="35"/>
         </w:numPr>
         <w:spacing w:before="360" w:after="80" w:line="278" w:lineRule="auto"/>
-        <w:jc w:val="center"/>
         <w:rPr>
           <w:rFonts w:ascii="Times New Roman" w:eastAsia="Times New Roman" w:hAnsi="Times New Roman" w:cs="Times New Roman"/>
           <w:b/>
@@ -8320,7 +9168,6 @@
           <w:color w:val="000000" w:themeColor="text1"/>
           <w:lang w:eastAsia="fr-FR"/>
         </w:rPr>
-        <w:lastRenderedPageBreak/>
         <w:t>Méthodologies</w:t>
       </w:r>
     </w:p>
@@ -9277,6 +10124,7 @@
           <w:lang w:eastAsia="fr-FR"/>
           <w14:ligatures w14:val="standardContextual"/>
         </w:rPr>
+        <w:lastRenderedPageBreak/>
         <w:drawing>
           <wp:anchor distT="0" distB="0" distL="114300" distR="114300" simplePos="0" relativeHeight="251661312" behindDoc="1" locked="0" layoutInCell="1" allowOverlap="1" wp14:anchorId="57E6317B" wp14:editId="35052914">
             <wp:simplePos x="0" y="0"/>
@@ -9365,7 +10213,6 @@
           <w:u w:val="single"/>
           <w:lang w:eastAsia="fr-FR"/>
         </w:rPr>
-        <w:lastRenderedPageBreak/>
         <w:t>Justification des Choix Méthodologiques</w:t>
       </w:r>
     </w:p>
@@ -10181,6 +11028,7 @@
           <w:rFonts w:ascii="Times New Roman" w:eastAsia="Times New Roman" w:hAnsi="Times New Roman" w:cs="Times New Roman"/>
           <w:lang w:eastAsia="fr-FR"/>
         </w:rPr>
+        <w:lastRenderedPageBreak/>
         <w:t>c'est</w:t>
       </w:r>
       <w:proofErr w:type="gramEnd"/>
@@ -10420,7 +11268,6 @@
           <w:rFonts w:ascii="Times New Roman" w:eastAsia="Times New Roman" w:hAnsi="Times New Roman" w:cs="Times New Roman"/>
           <w:lang w:eastAsia="fr-FR"/>
         </w:rPr>
-        <w:lastRenderedPageBreak/>
         <w:t>Le "</w:t>
       </w:r>
       <w:r>
@@ -11010,7 +11857,15 @@
           <w:rFonts w:ascii="Times New Roman" w:eastAsia="Times New Roman" w:hAnsi="Times New Roman" w:cs="Times New Roman"/>
           <w:lang w:eastAsia="fr-FR"/>
         </w:rPr>
-        <w:t>dans un tel espace. Pour pouvoir représenter graphiquement nos clusters, nous avons eu</w:t>
+        <w:t xml:space="preserve">dans un tel espace. Pour pouvoir </w:t>
+      </w:r>
+      <w:r>
+        <w:rPr>
+          <w:rFonts w:ascii="Times New Roman" w:eastAsia="Times New Roman" w:hAnsi="Times New Roman" w:cs="Times New Roman"/>
+          <w:lang w:eastAsia="fr-FR"/>
+        </w:rPr>
+        <w:lastRenderedPageBreak/>
+        <w:t>représenter graphiquement nos clusters, nous avons eu</w:t>
       </w:r>
       <w:r>
         <w:rPr>
@@ -11917,6 +12772,92 @@
     </w:lvl>
   </w:abstractNum>
   <w:abstractNum w:abstractNumId="5" w15:restartNumberingAfterBreak="0">
+    <w:nsid w:val="0C530BEC"/>
+    <w:multiLevelType w:val="hybridMultilevel"/>
+    <w:tmpl w:val="83BC414A"/>
+    <w:lvl w:ilvl="0" w:tplc="040C000F">
+      <w:start w:val="1"/>
+      <w:numFmt w:val="decimal"/>
+      <w:lvlText w:val="%1."/>
+      <w:lvlJc w:val="left"/>
+      <w:pPr>
+        <w:ind w:left="720" w:hanging="360"/>
+      </w:pPr>
+    </w:lvl>
+    <w:lvl w:ilvl="1" w:tplc="040C0019" w:tentative="1">
+      <w:start w:val="1"/>
+      <w:numFmt w:val="lowerLetter"/>
+      <w:lvlText w:val="%2."/>
+      <w:lvlJc w:val="left"/>
+      <w:pPr>
+        <w:ind w:left="1440" w:hanging="360"/>
+      </w:pPr>
+    </w:lvl>
+    <w:lvl w:ilvl="2" w:tplc="040C001B" w:tentative="1">
+      <w:start w:val="1"/>
+      <w:numFmt w:val="lowerRoman"/>
+      <w:lvlText w:val="%3."/>
+      <w:lvlJc w:val="right"/>
+      <w:pPr>
+        <w:ind w:left="2160" w:hanging="180"/>
+      </w:pPr>
+    </w:lvl>
+    <w:lvl w:ilvl="3" w:tplc="040C000F" w:tentative="1">
+      <w:start w:val="1"/>
+      <w:numFmt w:val="decimal"/>
+      <w:lvlText w:val="%4."/>
+      <w:lvlJc w:val="left"/>
+      <w:pPr>
+        <w:ind w:left="2880" w:hanging="360"/>
+      </w:pPr>
+    </w:lvl>
+    <w:lvl w:ilvl="4" w:tplc="040C0019" w:tentative="1">
+      <w:start w:val="1"/>
+      <w:numFmt w:val="lowerLetter"/>
+      <w:lvlText w:val="%5."/>
+      <w:lvlJc w:val="left"/>
+      <w:pPr>
+        <w:ind w:left="3600" w:hanging="360"/>
+      </w:pPr>
+    </w:lvl>
+    <w:lvl w:ilvl="5" w:tplc="040C001B" w:tentative="1">
+      <w:start w:val="1"/>
+      <w:numFmt w:val="lowerRoman"/>
+      <w:lvlText w:val="%6."/>
+      <w:lvlJc w:val="right"/>
+      <w:pPr>
+        <w:ind w:left="4320" w:hanging="180"/>
+      </w:pPr>
+    </w:lvl>
+    <w:lvl w:ilvl="6" w:tplc="040C000F" w:tentative="1">
+      <w:start w:val="1"/>
+      <w:numFmt w:val="decimal"/>
+      <w:lvlText w:val="%7."/>
+      <w:lvlJc w:val="left"/>
+      <w:pPr>
+        <w:ind w:left="5040" w:hanging="360"/>
+      </w:pPr>
+    </w:lvl>
+    <w:lvl w:ilvl="7" w:tplc="040C0019" w:tentative="1">
+      <w:start w:val="1"/>
+      <w:numFmt w:val="lowerLetter"/>
+      <w:lvlText w:val="%8."/>
+      <w:lvlJc w:val="left"/>
+      <w:pPr>
+        <w:ind w:left="5760" w:hanging="360"/>
+      </w:pPr>
+    </w:lvl>
+    <w:lvl w:ilvl="8" w:tplc="040C001B" w:tentative="1">
+      <w:start w:val="1"/>
+      <w:numFmt w:val="lowerRoman"/>
+      <w:lvlText w:val="%9."/>
+      <w:lvlJc w:val="right"/>
+      <w:pPr>
+        <w:ind w:left="6480" w:hanging="180"/>
+      </w:pPr>
+    </w:lvl>
+  </w:abstractNum>
+  <w:abstractNum w:abstractNumId="6" w15:restartNumberingAfterBreak="0">
     <w:nsid w:val="0CA96007"/>
     <w:multiLevelType w:val="multilevel"/>
     <w:tmpl w:val="94F4B91E"/>
@@ -12065,7 +13006,7 @@
       </w:rPr>
     </w:lvl>
   </w:abstractNum>
-  <w:abstractNum w:abstractNumId="6" w15:restartNumberingAfterBreak="0">
+  <w:abstractNum w:abstractNumId="7" w15:restartNumberingAfterBreak="0">
     <w:nsid w:val="186E6D1F"/>
     <w:multiLevelType w:val="multilevel"/>
     <w:tmpl w:val="373671A2"/>
@@ -12214,7 +13155,7 @@
       </w:rPr>
     </w:lvl>
   </w:abstractNum>
-  <w:abstractNum w:abstractNumId="7" w15:restartNumberingAfterBreak="0">
+  <w:abstractNum w:abstractNumId="8" w15:restartNumberingAfterBreak="0">
     <w:nsid w:val="1C9E00C4"/>
     <w:multiLevelType w:val="multilevel"/>
     <w:tmpl w:val="07D6E53C"/>
@@ -12363,7 +13304,7 @@
       </w:rPr>
     </w:lvl>
   </w:abstractNum>
-  <w:abstractNum w:abstractNumId="8" w15:restartNumberingAfterBreak="0">
+  <w:abstractNum w:abstractNumId="9" w15:restartNumberingAfterBreak="0">
     <w:nsid w:val="1D0C7E38"/>
     <w:multiLevelType w:val="multilevel"/>
     <w:tmpl w:val="DBD05BD0"/>
@@ -12512,7 +13453,7 @@
       </w:rPr>
     </w:lvl>
   </w:abstractNum>
-  <w:abstractNum w:abstractNumId="9" w15:restartNumberingAfterBreak="0">
+  <w:abstractNum w:abstractNumId="10" w15:restartNumberingAfterBreak="0">
     <w:nsid w:val="1FCC1FE4"/>
     <w:multiLevelType w:val="hybridMultilevel"/>
     <w:tmpl w:val="A9909B18"/>
@@ -12625,7 +13566,7 @@
       </w:rPr>
     </w:lvl>
   </w:abstractNum>
-  <w:abstractNum w:abstractNumId="10" w15:restartNumberingAfterBreak="0">
+  <w:abstractNum w:abstractNumId="11" w15:restartNumberingAfterBreak="0">
     <w:nsid w:val="201503B9"/>
     <w:multiLevelType w:val="hybridMultilevel"/>
     <w:tmpl w:val="CEA0854A"/>
@@ -12738,7 +13679,7 @@
       </w:rPr>
     </w:lvl>
   </w:abstractNum>
-  <w:abstractNum w:abstractNumId="11" w15:restartNumberingAfterBreak="0">
+  <w:abstractNum w:abstractNumId="12" w15:restartNumberingAfterBreak="0">
     <w:nsid w:val="27EE0AE9"/>
     <w:multiLevelType w:val="multilevel"/>
     <w:tmpl w:val="944A7D44"/>
@@ -12887,7 +13828,7 @@
       </w:rPr>
     </w:lvl>
   </w:abstractNum>
-  <w:abstractNum w:abstractNumId="12" w15:restartNumberingAfterBreak="0">
+  <w:abstractNum w:abstractNumId="13" w15:restartNumberingAfterBreak="0">
     <w:nsid w:val="2F562061"/>
     <w:multiLevelType w:val="hybridMultilevel"/>
     <w:tmpl w:val="0EF4E176"/>
@@ -12973,7 +13914,120 @@
       </w:pPr>
     </w:lvl>
   </w:abstractNum>
-  <w:abstractNum w:abstractNumId="13" w15:restartNumberingAfterBreak="0">
+  <w:abstractNum w:abstractNumId="14" w15:restartNumberingAfterBreak="0">
+    <w:nsid w:val="305D2DFA"/>
+    <w:multiLevelType w:val="hybridMultilevel"/>
+    <w:tmpl w:val="FF96DEE4"/>
+    <w:lvl w:ilvl="0" w:tplc="040C000B">
+      <w:start w:val="1"/>
+      <w:numFmt w:val="bullet"/>
+      <w:lvlText w:val=""/>
+      <w:lvlJc w:val="left"/>
+      <w:pPr>
+        <w:ind w:left="1068" w:hanging="360"/>
+      </w:pPr>
+      <w:rPr>
+        <w:rFonts w:ascii="Wingdings" w:hAnsi="Wingdings" w:hint="default"/>
+      </w:rPr>
+    </w:lvl>
+    <w:lvl w:ilvl="1" w:tplc="040C0003" w:tentative="1">
+      <w:start w:val="1"/>
+      <w:numFmt w:val="bullet"/>
+      <w:lvlText w:val="o"/>
+      <w:lvlJc w:val="left"/>
+      <w:pPr>
+        <w:ind w:left="1788" w:hanging="360"/>
+      </w:pPr>
+      <w:rPr>
+        <w:rFonts w:ascii="Courier New" w:hAnsi="Courier New" w:cs="Courier New" w:hint="default"/>
+      </w:rPr>
+    </w:lvl>
+    <w:lvl w:ilvl="2" w:tplc="040C0005" w:tentative="1">
+      <w:start w:val="1"/>
+      <w:numFmt w:val="bullet"/>
+      <w:lvlText w:val=""/>
+      <w:lvlJc w:val="left"/>
+      <w:pPr>
+        <w:ind w:left="2508" w:hanging="360"/>
+      </w:pPr>
+      <w:rPr>
+        <w:rFonts w:ascii="Wingdings" w:hAnsi="Wingdings" w:hint="default"/>
+      </w:rPr>
+    </w:lvl>
+    <w:lvl w:ilvl="3" w:tplc="040C0001" w:tentative="1">
+      <w:start w:val="1"/>
+      <w:numFmt w:val="bullet"/>
+      <w:lvlText w:val=""/>
+      <w:lvlJc w:val="left"/>
+      <w:pPr>
+        <w:ind w:left="3228" w:hanging="360"/>
+      </w:pPr>
+      <w:rPr>
+        <w:rFonts w:ascii="Symbol" w:hAnsi="Symbol" w:hint="default"/>
+      </w:rPr>
+    </w:lvl>
+    <w:lvl w:ilvl="4" w:tplc="040C0003" w:tentative="1">
+      <w:start w:val="1"/>
+      <w:numFmt w:val="bullet"/>
+      <w:lvlText w:val="o"/>
+      <w:lvlJc w:val="left"/>
+      <w:pPr>
+        <w:ind w:left="3948" w:hanging="360"/>
+      </w:pPr>
+      <w:rPr>
+        <w:rFonts w:ascii="Courier New" w:hAnsi="Courier New" w:cs="Courier New" w:hint="default"/>
+      </w:rPr>
+    </w:lvl>
+    <w:lvl w:ilvl="5" w:tplc="040C0005" w:tentative="1">
+      <w:start w:val="1"/>
+      <w:numFmt w:val="bullet"/>
+      <w:lvlText w:val=""/>
+      <w:lvlJc w:val="left"/>
+      <w:pPr>
+        <w:ind w:left="4668" w:hanging="360"/>
+      </w:pPr>
+      <w:rPr>
+        <w:rFonts w:ascii="Wingdings" w:hAnsi="Wingdings" w:hint="default"/>
+      </w:rPr>
+    </w:lvl>
+    <w:lvl w:ilvl="6" w:tplc="040C0001" w:tentative="1">
+      <w:start w:val="1"/>
+      <w:numFmt w:val="bullet"/>
+      <w:lvlText w:val=""/>
+      <w:lvlJc w:val="left"/>
+      <w:pPr>
+        <w:ind w:left="5388" w:hanging="360"/>
+      </w:pPr>
+      <w:rPr>
+        <w:rFonts w:ascii="Symbol" w:hAnsi="Symbol" w:hint="default"/>
+      </w:rPr>
+    </w:lvl>
+    <w:lvl w:ilvl="7" w:tplc="040C0003" w:tentative="1">
+      <w:start w:val="1"/>
+      <w:numFmt w:val="bullet"/>
+      <w:lvlText w:val="o"/>
+      <w:lvlJc w:val="left"/>
+      <w:pPr>
+        <w:ind w:left="6108" w:hanging="360"/>
+      </w:pPr>
+      <w:rPr>
+        <w:rFonts w:ascii="Courier New" w:hAnsi="Courier New" w:cs="Courier New" w:hint="default"/>
+      </w:rPr>
+    </w:lvl>
+    <w:lvl w:ilvl="8" w:tplc="040C0005" w:tentative="1">
+      <w:start w:val="1"/>
+      <w:numFmt w:val="bullet"/>
+      <w:lvlText w:val=""/>
+      <w:lvlJc w:val="left"/>
+      <w:pPr>
+        <w:ind w:left="6828" w:hanging="360"/>
+      </w:pPr>
+      <w:rPr>
+        <w:rFonts w:ascii="Wingdings" w:hAnsi="Wingdings" w:hint="default"/>
+      </w:rPr>
+    </w:lvl>
+  </w:abstractNum>
+  <w:abstractNum w:abstractNumId="15" w15:restartNumberingAfterBreak="0">
     <w:nsid w:val="35C62375"/>
     <w:multiLevelType w:val="hybridMultilevel"/>
     <w:tmpl w:val="F7005C6C"/>
@@ -13059,7 +14113,7 @@
       </w:pPr>
     </w:lvl>
   </w:abstractNum>
-  <w:abstractNum w:abstractNumId="14" w15:restartNumberingAfterBreak="0">
+  <w:abstractNum w:abstractNumId="16" w15:restartNumberingAfterBreak="0">
     <w:nsid w:val="37200537"/>
     <w:multiLevelType w:val="hybridMultilevel"/>
     <w:tmpl w:val="F3E679AA"/>
@@ -13148,7 +14202,7 @@
       </w:pPr>
     </w:lvl>
   </w:abstractNum>
-  <w:abstractNum w:abstractNumId="15" w15:restartNumberingAfterBreak="0">
+  <w:abstractNum w:abstractNumId="17" w15:restartNumberingAfterBreak="0">
     <w:nsid w:val="37520105"/>
     <w:multiLevelType w:val="hybridMultilevel"/>
     <w:tmpl w:val="F65E1F5A"/>
@@ -13239,7 +14293,93 @@
       </w:pPr>
     </w:lvl>
   </w:abstractNum>
-  <w:abstractNum w:abstractNumId="16" w15:restartNumberingAfterBreak="0">
+  <w:abstractNum w:abstractNumId="18" w15:restartNumberingAfterBreak="0">
+    <w:nsid w:val="3EEF06DA"/>
+    <w:multiLevelType w:val="hybridMultilevel"/>
+    <w:tmpl w:val="302450B2"/>
+    <w:lvl w:ilvl="0" w:tplc="040C0013">
+      <w:start w:val="1"/>
+      <w:numFmt w:val="upperRoman"/>
+      <w:lvlText w:val="%1."/>
+      <w:lvlJc w:val="right"/>
+      <w:pPr>
+        <w:ind w:left="720" w:hanging="360"/>
+      </w:pPr>
+    </w:lvl>
+    <w:lvl w:ilvl="1" w:tplc="040C0019" w:tentative="1">
+      <w:start w:val="1"/>
+      <w:numFmt w:val="lowerLetter"/>
+      <w:lvlText w:val="%2."/>
+      <w:lvlJc w:val="left"/>
+      <w:pPr>
+        <w:ind w:left="1440" w:hanging="360"/>
+      </w:pPr>
+    </w:lvl>
+    <w:lvl w:ilvl="2" w:tplc="040C001B" w:tentative="1">
+      <w:start w:val="1"/>
+      <w:numFmt w:val="lowerRoman"/>
+      <w:lvlText w:val="%3."/>
+      <w:lvlJc w:val="right"/>
+      <w:pPr>
+        <w:ind w:left="2160" w:hanging="180"/>
+      </w:pPr>
+    </w:lvl>
+    <w:lvl w:ilvl="3" w:tplc="040C000F" w:tentative="1">
+      <w:start w:val="1"/>
+      <w:numFmt w:val="decimal"/>
+      <w:lvlText w:val="%4."/>
+      <w:lvlJc w:val="left"/>
+      <w:pPr>
+        <w:ind w:left="2880" w:hanging="360"/>
+      </w:pPr>
+    </w:lvl>
+    <w:lvl w:ilvl="4" w:tplc="040C0019" w:tentative="1">
+      <w:start w:val="1"/>
+      <w:numFmt w:val="lowerLetter"/>
+      <w:lvlText w:val="%5."/>
+      <w:lvlJc w:val="left"/>
+      <w:pPr>
+        <w:ind w:left="3600" w:hanging="360"/>
+      </w:pPr>
+    </w:lvl>
+    <w:lvl w:ilvl="5" w:tplc="040C001B" w:tentative="1">
+      <w:start w:val="1"/>
+      <w:numFmt w:val="lowerRoman"/>
+      <w:lvlText w:val="%6."/>
+      <w:lvlJc w:val="right"/>
+      <w:pPr>
+        <w:ind w:left="4320" w:hanging="180"/>
+      </w:pPr>
+    </w:lvl>
+    <w:lvl w:ilvl="6" w:tplc="040C000F" w:tentative="1">
+      <w:start w:val="1"/>
+      <w:numFmt w:val="decimal"/>
+      <w:lvlText w:val="%7."/>
+      <w:lvlJc w:val="left"/>
+      <w:pPr>
+        <w:ind w:left="5040" w:hanging="360"/>
+      </w:pPr>
+    </w:lvl>
+    <w:lvl w:ilvl="7" w:tplc="040C0019" w:tentative="1">
+      <w:start w:val="1"/>
+      <w:numFmt w:val="lowerLetter"/>
+      <w:lvlText w:val="%8."/>
+      <w:lvlJc w:val="left"/>
+      <w:pPr>
+        <w:ind w:left="5760" w:hanging="360"/>
+      </w:pPr>
+    </w:lvl>
+    <w:lvl w:ilvl="8" w:tplc="040C001B" w:tentative="1">
+      <w:start w:val="1"/>
+      <w:numFmt w:val="lowerRoman"/>
+      <w:lvlText w:val="%9."/>
+      <w:lvlJc w:val="right"/>
+      <w:pPr>
+        <w:ind w:left="6480" w:hanging="180"/>
+      </w:pPr>
+    </w:lvl>
+  </w:abstractNum>
+  <w:abstractNum w:abstractNumId="19" w15:restartNumberingAfterBreak="0">
     <w:nsid w:val="454B209C"/>
     <w:multiLevelType w:val="multilevel"/>
     <w:tmpl w:val="912CB4AC"/>
@@ -13388,7 +14528,7 @@
       </w:rPr>
     </w:lvl>
   </w:abstractNum>
-  <w:abstractNum w:abstractNumId="17" w15:restartNumberingAfterBreak="0">
+  <w:abstractNum w:abstractNumId="20" w15:restartNumberingAfterBreak="0">
     <w:nsid w:val="4CAF1D91"/>
     <w:multiLevelType w:val="multilevel"/>
     <w:tmpl w:val="1614669E"/>
@@ -13537,7 +14677,7 @@
       </w:rPr>
     </w:lvl>
   </w:abstractNum>
-  <w:abstractNum w:abstractNumId="18" w15:restartNumberingAfterBreak="0">
+  <w:abstractNum w:abstractNumId="21" w15:restartNumberingAfterBreak="0">
     <w:nsid w:val="53ED6F52"/>
     <w:multiLevelType w:val="multilevel"/>
     <w:tmpl w:val="B32E59B8"/>
@@ -13650,7 +14790,7 @@
       </w:pPr>
     </w:lvl>
   </w:abstractNum>
-  <w:abstractNum w:abstractNumId="19" w15:restartNumberingAfterBreak="0">
+  <w:abstractNum w:abstractNumId="22" w15:restartNumberingAfterBreak="0">
     <w:nsid w:val="561D7082"/>
     <w:multiLevelType w:val="multilevel"/>
     <w:tmpl w:val="0122C124"/>
@@ -13799,7 +14939,7 @@
       </w:rPr>
     </w:lvl>
   </w:abstractNum>
-  <w:abstractNum w:abstractNumId="20" w15:restartNumberingAfterBreak="0">
+  <w:abstractNum w:abstractNumId="23" w15:restartNumberingAfterBreak="0">
     <w:nsid w:val="57F76798"/>
     <w:multiLevelType w:val="hybridMultilevel"/>
     <w:tmpl w:val="A87408C0"/>
@@ -13888,7 +15028,7 @@
       </w:pPr>
     </w:lvl>
   </w:abstractNum>
-  <w:abstractNum w:abstractNumId="21" w15:restartNumberingAfterBreak="0">
+  <w:abstractNum w:abstractNumId="24" w15:restartNumberingAfterBreak="0">
     <w:nsid w:val="5BDF487D"/>
     <w:multiLevelType w:val="multilevel"/>
     <w:tmpl w:val="3430698E"/>
@@ -14037,7 +15177,179 @@
       </w:rPr>
     </w:lvl>
   </w:abstractNum>
-  <w:abstractNum w:abstractNumId="22" w15:restartNumberingAfterBreak="0">
+  <w:abstractNum w:abstractNumId="25" w15:restartNumberingAfterBreak="0">
+    <w:nsid w:val="5FDC5689"/>
+    <w:multiLevelType w:val="hybridMultilevel"/>
+    <w:tmpl w:val="323200F4"/>
+    <w:lvl w:ilvl="0" w:tplc="040C0013">
+      <w:start w:val="1"/>
+      <w:numFmt w:val="upperRoman"/>
+      <w:lvlText w:val="%1."/>
+      <w:lvlJc w:val="right"/>
+      <w:pPr>
+        <w:ind w:left="1776" w:hanging="360"/>
+      </w:pPr>
+    </w:lvl>
+    <w:lvl w:ilvl="1" w:tplc="040C0019" w:tentative="1">
+      <w:start w:val="1"/>
+      <w:numFmt w:val="lowerLetter"/>
+      <w:lvlText w:val="%2."/>
+      <w:lvlJc w:val="left"/>
+      <w:pPr>
+        <w:ind w:left="2496" w:hanging="360"/>
+      </w:pPr>
+    </w:lvl>
+    <w:lvl w:ilvl="2" w:tplc="040C001B" w:tentative="1">
+      <w:start w:val="1"/>
+      <w:numFmt w:val="lowerRoman"/>
+      <w:lvlText w:val="%3."/>
+      <w:lvlJc w:val="right"/>
+      <w:pPr>
+        <w:ind w:left="3216" w:hanging="180"/>
+      </w:pPr>
+    </w:lvl>
+    <w:lvl w:ilvl="3" w:tplc="040C000F" w:tentative="1">
+      <w:start w:val="1"/>
+      <w:numFmt w:val="decimal"/>
+      <w:lvlText w:val="%4."/>
+      <w:lvlJc w:val="left"/>
+      <w:pPr>
+        <w:ind w:left="3936" w:hanging="360"/>
+      </w:pPr>
+    </w:lvl>
+    <w:lvl w:ilvl="4" w:tplc="040C0019" w:tentative="1">
+      <w:start w:val="1"/>
+      <w:numFmt w:val="lowerLetter"/>
+      <w:lvlText w:val="%5."/>
+      <w:lvlJc w:val="left"/>
+      <w:pPr>
+        <w:ind w:left="4656" w:hanging="360"/>
+      </w:pPr>
+    </w:lvl>
+    <w:lvl w:ilvl="5" w:tplc="040C001B" w:tentative="1">
+      <w:start w:val="1"/>
+      <w:numFmt w:val="lowerRoman"/>
+      <w:lvlText w:val="%6."/>
+      <w:lvlJc w:val="right"/>
+      <w:pPr>
+        <w:ind w:left="5376" w:hanging="180"/>
+      </w:pPr>
+    </w:lvl>
+    <w:lvl w:ilvl="6" w:tplc="040C000F" w:tentative="1">
+      <w:start w:val="1"/>
+      <w:numFmt w:val="decimal"/>
+      <w:lvlText w:val="%7."/>
+      <w:lvlJc w:val="left"/>
+      <w:pPr>
+        <w:ind w:left="6096" w:hanging="360"/>
+      </w:pPr>
+    </w:lvl>
+    <w:lvl w:ilvl="7" w:tplc="040C0019" w:tentative="1">
+      <w:start w:val="1"/>
+      <w:numFmt w:val="lowerLetter"/>
+      <w:lvlText w:val="%8."/>
+      <w:lvlJc w:val="left"/>
+      <w:pPr>
+        <w:ind w:left="6816" w:hanging="360"/>
+      </w:pPr>
+    </w:lvl>
+    <w:lvl w:ilvl="8" w:tplc="040C001B" w:tentative="1">
+      <w:start w:val="1"/>
+      <w:numFmt w:val="lowerRoman"/>
+      <w:lvlText w:val="%9."/>
+      <w:lvlJc w:val="right"/>
+      <w:pPr>
+        <w:ind w:left="7536" w:hanging="180"/>
+      </w:pPr>
+    </w:lvl>
+  </w:abstractNum>
+  <w:abstractNum w:abstractNumId="26" w15:restartNumberingAfterBreak="0">
+    <w:nsid w:val="62E81B4C"/>
+    <w:multiLevelType w:val="hybridMultilevel"/>
+    <w:tmpl w:val="E9805278"/>
+    <w:lvl w:ilvl="0" w:tplc="040C0013">
+      <w:start w:val="1"/>
+      <w:numFmt w:val="upperRoman"/>
+      <w:lvlText w:val="%1."/>
+      <w:lvlJc w:val="right"/>
+      <w:pPr>
+        <w:ind w:left="2007" w:hanging="360"/>
+      </w:pPr>
+    </w:lvl>
+    <w:lvl w:ilvl="1" w:tplc="040C0019" w:tentative="1">
+      <w:start w:val="1"/>
+      <w:numFmt w:val="lowerLetter"/>
+      <w:lvlText w:val="%2."/>
+      <w:lvlJc w:val="left"/>
+      <w:pPr>
+        <w:ind w:left="2727" w:hanging="360"/>
+      </w:pPr>
+    </w:lvl>
+    <w:lvl w:ilvl="2" w:tplc="040C001B" w:tentative="1">
+      <w:start w:val="1"/>
+      <w:numFmt w:val="lowerRoman"/>
+      <w:lvlText w:val="%3."/>
+      <w:lvlJc w:val="right"/>
+      <w:pPr>
+        <w:ind w:left="3447" w:hanging="180"/>
+      </w:pPr>
+    </w:lvl>
+    <w:lvl w:ilvl="3" w:tplc="040C000F" w:tentative="1">
+      <w:start w:val="1"/>
+      <w:numFmt w:val="decimal"/>
+      <w:lvlText w:val="%4."/>
+      <w:lvlJc w:val="left"/>
+      <w:pPr>
+        <w:ind w:left="4167" w:hanging="360"/>
+      </w:pPr>
+    </w:lvl>
+    <w:lvl w:ilvl="4" w:tplc="040C0019" w:tentative="1">
+      <w:start w:val="1"/>
+      <w:numFmt w:val="lowerLetter"/>
+      <w:lvlText w:val="%5."/>
+      <w:lvlJc w:val="left"/>
+      <w:pPr>
+        <w:ind w:left="4887" w:hanging="360"/>
+      </w:pPr>
+    </w:lvl>
+    <w:lvl w:ilvl="5" w:tplc="040C001B" w:tentative="1">
+      <w:start w:val="1"/>
+      <w:numFmt w:val="lowerRoman"/>
+      <w:lvlText w:val="%6."/>
+      <w:lvlJc w:val="right"/>
+      <w:pPr>
+        <w:ind w:left="5607" w:hanging="180"/>
+      </w:pPr>
+    </w:lvl>
+    <w:lvl w:ilvl="6" w:tplc="040C000F" w:tentative="1">
+      <w:start w:val="1"/>
+      <w:numFmt w:val="decimal"/>
+      <w:lvlText w:val="%7."/>
+      <w:lvlJc w:val="left"/>
+      <w:pPr>
+        <w:ind w:left="6327" w:hanging="360"/>
+      </w:pPr>
+    </w:lvl>
+    <w:lvl w:ilvl="7" w:tplc="040C0019" w:tentative="1">
+      <w:start w:val="1"/>
+      <w:numFmt w:val="lowerLetter"/>
+      <w:lvlText w:val="%8."/>
+      <w:lvlJc w:val="left"/>
+      <w:pPr>
+        <w:ind w:left="7047" w:hanging="360"/>
+      </w:pPr>
+    </w:lvl>
+    <w:lvl w:ilvl="8" w:tplc="040C001B" w:tentative="1">
+      <w:start w:val="1"/>
+      <w:numFmt w:val="lowerRoman"/>
+      <w:lvlText w:val="%9."/>
+      <w:lvlJc w:val="right"/>
+      <w:pPr>
+        <w:ind w:left="7767" w:hanging="180"/>
+      </w:pPr>
+    </w:lvl>
+  </w:abstractNum>
+  <w:abstractNum w:abstractNumId="27" w15:restartNumberingAfterBreak="0">
     <w:nsid w:val="64AA2816"/>
     <w:multiLevelType w:val="multilevel"/>
     <w:tmpl w:val="0D6AF04A"/>
@@ -14186,7 +15498,7 @@
       </w:rPr>
     </w:lvl>
   </w:abstractNum>
-  <w:abstractNum w:abstractNumId="23" w15:restartNumberingAfterBreak="0">
+  <w:abstractNum w:abstractNumId="28" w15:restartNumberingAfterBreak="0">
     <w:nsid w:val="65B80E31"/>
     <w:multiLevelType w:val="multilevel"/>
     <w:tmpl w:val="590443CE"/>
@@ -14335,7 +15647,7 @@
       </w:rPr>
     </w:lvl>
   </w:abstractNum>
-  <w:abstractNum w:abstractNumId="24" w15:restartNumberingAfterBreak="0">
+  <w:abstractNum w:abstractNumId="29" w15:restartNumberingAfterBreak="0">
     <w:nsid w:val="68C4767A"/>
     <w:multiLevelType w:val="hybridMultilevel"/>
     <w:tmpl w:val="BC162D52"/>
@@ -14424,7 +15736,7 @@
       </w:pPr>
     </w:lvl>
   </w:abstractNum>
-  <w:abstractNum w:abstractNumId="25" w15:restartNumberingAfterBreak="0">
+  <w:abstractNum w:abstractNumId="30" w15:restartNumberingAfterBreak="0">
     <w:nsid w:val="6930353A"/>
     <w:multiLevelType w:val="multilevel"/>
     <w:tmpl w:val="776E4F64"/>
@@ -14573,7 +15885,7 @@
       </w:rPr>
     </w:lvl>
   </w:abstractNum>
-  <w:abstractNum w:abstractNumId="26" w15:restartNumberingAfterBreak="0">
+  <w:abstractNum w:abstractNumId="31" w15:restartNumberingAfterBreak="0">
     <w:nsid w:val="6D535AFD"/>
     <w:multiLevelType w:val="multilevel"/>
     <w:tmpl w:val="94F4B91E"/>
@@ -14722,7 +16034,7 @@
       </w:rPr>
     </w:lvl>
   </w:abstractNum>
-  <w:abstractNum w:abstractNumId="27" w15:restartNumberingAfterBreak="0">
+  <w:abstractNum w:abstractNumId="32" w15:restartNumberingAfterBreak="0">
     <w:nsid w:val="75226422"/>
     <w:multiLevelType w:val="hybridMultilevel"/>
     <w:tmpl w:val="6F86D3AA"/>
@@ -14808,7 +16120,7 @@
       </w:pPr>
     </w:lvl>
   </w:abstractNum>
-  <w:abstractNum w:abstractNumId="28" w15:restartNumberingAfterBreak="0">
+  <w:abstractNum w:abstractNumId="33" w15:restartNumberingAfterBreak="0">
     <w:nsid w:val="75BE51A3"/>
     <w:multiLevelType w:val="multilevel"/>
     <w:tmpl w:val="94F4B91E"/>
@@ -14957,44 +16269,133 @@
       </w:rPr>
     </w:lvl>
   </w:abstractNum>
+  <w:abstractNum w:abstractNumId="34" w15:restartNumberingAfterBreak="0">
+    <w:nsid w:val="77275B6D"/>
+    <w:multiLevelType w:val="hybridMultilevel"/>
+    <w:tmpl w:val="EEA6D9AE"/>
+    <w:lvl w:ilvl="0" w:tplc="97E6ED04">
+      <w:start w:val="1"/>
+      <w:numFmt w:val="upperRoman"/>
+      <w:lvlText w:val="%1."/>
+      <w:lvlJc w:val="right"/>
+      <w:pPr>
+        <w:ind w:left="1776" w:hanging="360"/>
+      </w:pPr>
+      <w:rPr>
+        <w:sz w:val="32"/>
+      </w:rPr>
+    </w:lvl>
+    <w:lvl w:ilvl="1" w:tplc="040C0019" w:tentative="1">
+      <w:start w:val="1"/>
+      <w:numFmt w:val="lowerLetter"/>
+      <w:lvlText w:val="%2."/>
+      <w:lvlJc w:val="left"/>
+      <w:pPr>
+        <w:ind w:left="2496" w:hanging="360"/>
+      </w:pPr>
+    </w:lvl>
+    <w:lvl w:ilvl="2" w:tplc="040C001B" w:tentative="1">
+      <w:start w:val="1"/>
+      <w:numFmt w:val="lowerRoman"/>
+      <w:lvlText w:val="%3."/>
+      <w:lvlJc w:val="right"/>
+      <w:pPr>
+        <w:ind w:left="3216" w:hanging="180"/>
+      </w:pPr>
+    </w:lvl>
+    <w:lvl w:ilvl="3" w:tplc="040C000F" w:tentative="1">
+      <w:start w:val="1"/>
+      <w:numFmt w:val="decimal"/>
+      <w:lvlText w:val="%4."/>
+      <w:lvlJc w:val="left"/>
+      <w:pPr>
+        <w:ind w:left="3936" w:hanging="360"/>
+      </w:pPr>
+    </w:lvl>
+    <w:lvl w:ilvl="4" w:tplc="040C0019" w:tentative="1">
+      <w:start w:val="1"/>
+      <w:numFmt w:val="lowerLetter"/>
+      <w:lvlText w:val="%5."/>
+      <w:lvlJc w:val="left"/>
+      <w:pPr>
+        <w:ind w:left="4656" w:hanging="360"/>
+      </w:pPr>
+    </w:lvl>
+    <w:lvl w:ilvl="5" w:tplc="040C001B" w:tentative="1">
+      <w:start w:val="1"/>
+      <w:numFmt w:val="lowerRoman"/>
+      <w:lvlText w:val="%6."/>
+      <w:lvlJc w:val="right"/>
+      <w:pPr>
+        <w:ind w:left="5376" w:hanging="180"/>
+      </w:pPr>
+    </w:lvl>
+    <w:lvl w:ilvl="6" w:tplc="040C000F" w:tentative="1">
+      <w:start w:val="1"/>
+      <w:numFmt w:val="decimal"/>
+      <w:lvlText w:val="%7."/>
+      <w:lvlJc w:val="left"/>
+      <w:pPr>
+        <w:ind w:left="6096" w:hanging="360"/>
+      </w:pPr>
+    </w:lvl>
+    <w:lvl w:ilvl="7" w:tplc="040C0019" w:tentative="1">
+      <w:start w:val="1"/>
+      <w:numFmt w:val="lowerLetter"/>
+      <w:lvlText w:val="%8."/>
+      <w:lvlJc w:val="left"/>
+      <w:pPr>
+        <w:ind w:left="6816" w:hanging="360"/>
+      </w:pPr>
+    </w:lvl>
+    <w:lvl w:ilvl="8" w:tplc="040C001B" w:tentative="1">
+      <w:start w:val="1"/>
+      <w:numFmt w:val="lowerRoman"/>
+      <w:lvlText w:val="%9."/>
+      <w:lvlJc w:val="right"/>
+      <w:pPr>
+        <w:ind w:left="7536" w:hanging="180"/>
+      </w:pPr>
+    </w:lvl>
+  </w:abstractNum>
   <w:num w:numId="1">
-    <w:abstractNumId w:val="19"/>
+    <w:abstractNumId w:val="22"/>
   </w:num>
   <w:num w:numId="2">
-    <w:abstractNumId w:val="6"/>
+    <w:abstractNumId w:val="7"/>
   </w:num>
   <w:num w:numId="3">
-    <w:abstractNumId w:val="22"/>
+    <w:abstractNumId w:val="27"/>
   </w:num>
   <w:num w:numId="4">
     <w:abstractNumId w:val="0"/>
   </w:num>
   <w:num w:numId="5">
+    <w:abstractNumId w:val="9"/>
+  </w:num>
+  <w:num w:numId="6">
+    <w:abstractNumId w:val="20"/>
+  </w:num>
+  <w:num w:numId="7">
+    <w:abstractNumId w:val="6"/>
+  </w:num>
+  <w:num w:numId="8">
+    <w:abstractNumId w:val="12"/>
+  </w:num>
+  <w:num w:numId="9">
     <w:abstractNumId w:val="8"/>
   </w:num>
-  <w:num w:numId="6">
-    <w:abstractNumId w:val="17"/>
-  </w:num>
-  <w:num w:numId="7">
-    <w:abstractNumId w:val="5"/>
-  </w:num>
-  <w:num w:numId="8">
-    <w:abstractNumId w:val="11"/>
-  </w:num>
-  <w:num w:numId="9">
-    <w:abstractNumId w:val="7"/>
-  </w:num>
   <w:num w:numId="10">
-    <w:abstractNumId w:val="23"/>
+    <w:abstractNumId w:val="28"/>
   </w:num>
   <w:num w:numId="11">
-    <w:abstractNumId w:val="16"/>
+    <w:abstractNumId w:val="19"/>
   </w:num>
   <w:num w:numId="12">
-    <w:abstractNumId w:val="21"/>
+    <w:abstractNumId w:val="24"/>
   </w:num>
   <w:num w:numId="13">
-    <w:abstractNumId w:val="25"/>
+    <w:abstractNumId w:val="30"/>
   </w:num>
   <w:num w:numId="14">
     <w:abstractNumId w:val="4"/>
@@ -15003,31 +16404,31 @@
     <w:abstractNumId w:val="2"/>
   </w:num>
   <w:num w:numId="16">
+    <w:abstractNumId w:val="11"/>
+  </w:num>
+  <w:num w:numId="17">
+    <w:abstractNumId w:val="32"/>
+  </w:num>
+  <w:num w:numId="18">
+    <w:abstractNumId w:val="13"/>
+  </w:num>
+  <w:num w:numId="19">
     <w:abstractNumId w:val="10"/>
   </w:num>
-  <w:num w:numId="17">
-    <w:abstractNumId w:val="27"/>
-  </w:num>
-  <w:num w:numId="18">
-    <w:abstractNumId w:val="12"/>
-  </w:num>
-  <w:num w:numId="19">
-    <w:abstractNumId w:val="9"/>
-  </w:num>
   <w:num w:numId="20">
-    <w:abstractNumId w:val="14"/>
+    <w:abstractNumId w:val="16"/>
   </w:num>
   <w:num w:numId="21">
-    <w:abstractNumId w:val="13"/>
+    <w:abstractNumId w:val="15"/>
   </w:num>
   <w:num w:numId="22">
     <w:abstractNumId w:val="3"/>
   </w:num>
   <w:num w:numId="23">
-    <w:abstractNumId w:val="26"/>
+    <w:abstractNumId w:val="31"/>
   </w:num>
   <w:num w:numId="24">
-    <w:abstractNumId w:val="26"/>
+    <w:abstractNumId w:val="31"/>
     <w:lvlOverride w:ilvl="1">
       <w:lvl w:ilvl="1">
         <w:numFmt w:val="bullet"/>
@@ -15047,22 +16448,40 @@
     </w:lvlOverride>
   </w:num>
   <w:num w:numId="25">
-    <w:abstractNumId w:val="28"/>
+    <w:abstractNumId w:val="33"/>
   </w:num>
   <w:num w:numId="26">
-    <w:abstractNumId w:val="15"/>
+    <w:abstractNumId w:val="17"/>
   </w:num>
   <w:num w:numId="27">
-    <w:abstractNumId w:val="24"/>
+    <w:abstractNumId w:val="29"/>
   </w:num>
   <w:num w:numId="28">
     <w:abstractNumId w:val="1"/>
   </w:num>
   <w:num w:numId="29">
-    <w:abstractNumId w:val="18"/>
+    <w:abstractNumId w:val="21"/>
   </w:num>
   <w:num w:numId="30">
-    <w:abstractNumId w:val="20"/>
+    <w:abstractNumId w:val="23"/>
+  </w:num>
+  <w:num w:numId="31">
+    <w:abstractNumId w:val="14"/>
+  </w:num>
+  <w:num w:numId="32">
+    <w:abstractNumId w:val="5"/>
+  </w:num>
+  <w:num w:numId="33">
+    <w:abstractNumId w:val="25"/>
+  </w:num>
+  <w:num w:numId="34">
+    <w:abstractNumId w:val="26"/>
+  </w:num>
+  <w:num w:numId="35">
+    <w:abstractNumId w:val="34"/>
+  </w:num>
+  <w:num w:numId="36">
+    <w:abstractNumId w:val="18"/>
   </w:num>
 </w:numbering>
 </file>
@@ -15724,6 +17143,77 @@
       <w:spacing w:val="5"/>
     </w:rPr>
   </w:style>
+  <w:style w:type="paragraph" w:styleId="NormalWeb">
+    <w:name w:val="Normal (Web)"/>
+    <w:basedOn w:val="Normal"/>
+    <w:uiPriority w:val="99"/>
+    <w:semiHidden/>
+    <w:unhideWhenUsed/>
+    <w:rsid w:val="00E03155"/>
+    <w:pPr>
+      <w:spacing w:before="100" w:beforeAutospacing="1" w:after="100" w:afterAutospacing="1" w:line="240" w:lineRule="auto"/>
+    </w:pPr>
+    <w:rPr>
+      <w:rFonts w:ascii="Times New Roman" w:eastAsia="Times New Roman" w:hAnsi="Times New Roman" w:cs="Times New Roman"/>
+      <w:sz w:val="24"/>
+      <w:szCs w:val="24"/>
+      <w:lang w:eastAsia="fr-FR"/>
+    </w:rPr>
+  </w:style>
+  <w:style w:type="character" w:customStyle="1" w:styleId="cf01">
+    <w:name w:val="cf01"/>
+    <w:basedOn w:val="Policepardfaut"/>
+    <w:rsid w:val="00E03155"/>
+    <w:rPr>
+      <w:rFonts w:ascii="Consolas" w:hAnsi="Consolas" w:hint="default"/>
+      <w:sz w:val="28"/>
+      <w:szCs w:val="28"/>
+    </w:rPr>
+  </w:style>
+  <w:style w:type="character" w:customStyle="1" w:styleId="cf11">
+    <w:name w:val="cf11"/>
+    <w:basedOn w:val="Policepardfaut"/>
+    <w:rsid w:val="00E03155"/>
+    <w:rPr>
+      <w:rFonts w:ascii="Consolas" w:hAnsi="Consolas" w:hint="default"/>
+      <w:sz w:val="34"/>
+      <w:szCs w:val="34"/>
+    </w:rPr>
+  </w:style>
+  <w:style w:type="character" w:customStyle="1" w:styleId="cf21">
+    <w:name w:val="cf21"/>
+    <w:basedOn w:val="Policepardfaut"/>
+    <w:rsid w:val="00E03155"/>
+    <w:rPr>
+      <w:rFonts w:ascii="Consolas" w:hAnsi="Consolas" w:hint="default"/>
+      <w:b/>
+      <w:bCs/>
+      <w:sz w:val="34"/>
+      <w:szCs w:val="34"/>
+    </w:rPr>
+  </w:style>
+  <w:style w:type="character" w:customStyle="1" w:styleId="cf31">
+    <w:name w:val="cf31"/>
+    <w:basedOn w:val="Policepardfaut"/>
+    <w:rsid w:val="00E03155"/>
+    <w:rPr>
+      <w:rFonts w:ascii="Consolas" w:hAnsi="Consolas" w:hint="default"/>
+      <w:b/>
+      <w:bCs/>
+      <w:sz w:val="28"/>
+      <w:szCs w:val="28"/>
+    </w:rPr>
+  </w:style>
+  <w:style w:type="character" w:customStyle="1" w:styleId="cf41">
+    <w:name w:val="cf41"/>
+    <w:basedOn w:val="Policepardfaut"/>
+    <w:rsid w:val="00E03155"/>
+    <w:rPr>
+      <w:rFonts w:ascii="Consolas" w:hAnsi="Consolas" w:hint="default"/>
+      <w:sz w:val="28"/>
+      <w:szCs w:val="28"/>
+    </w:rPr>
+  </w:style>
 </w:styles>
 </file>
 
@@ -16014,7 +17504,7 @@
 </file>
 
 <file path=customXml/itemProps1.xml><?xml version="1.0" encoding="utf-8"?>
-<ds:datastoreItem xmlns:ds="http://schemas.openxmlformats.org/officeDocument/2006/customXml" ds:itemID="{37E7EF98-849A-4FF5-A8CA-6F7F5B43629B}">
+<ds:datastoreItem xmlns:ds="http://schemas.openxmlformats.org/officeDocument/2006/customXml" ds:itemID="{4C7396EB-BC23-407F-8897-EAC8A93BBA3A}">
   <ds:schemaRefs>
     <ds:schemaRef ds:uri="http://schemas.openxmlformats.org/officeDocument/2006/bibliography"/>
   </ds:schemaRefs>

--- a/docs/Rapport clustering plat.docx
+++ b/docs/Rapport clustering plat.docx
@@ -1,6 +1,6 @@
 
 <file path=word/document.xml><?xml version="1.0" encoding="utf-8"?>
-<w:document xmlns:wpc="http://schemas.microsoft.com/office/word/2010/wordprocessingCanvas" xmlns:cx="http://schemas.microsoft.com/office/drawing/2014/chartex" xmlns:mc="http://schemas.openxmlformats.org/markup-compatibility/2006" xmlns:o="urn:schemas-microsoft-com:office:office" xmlns:r="http://schemas.openxmlformats.org/officeDocument/2006/relationships" xmlns:m="http://schemas.openxmlformats.org/officeDocument/2006/math" xmlns:v="urn:schemas-microsoft-com:vml" xmlns:wp14="http://schemas.microsoft.com/office/word/2010/wordprocessingDrawing" xmlns:wp="http://schemas.openxmlformats.org/drawingml/2006/wordprocessingDrawing" xmlns:w10="urn:schemas-microsoft-com:office:word" xmlns:w="http://schemas.openxmlformats.org/wordprocessingml/2006/main" xmlns:w14="http://schemas.microsoft.com/office/word/2010/wordml" xmlns:w15="http://schemas.microsoft.com/office/word/2012/wordml" xmlns:w16se="http://schemas.microsoft.com/office/word/2015/wordml/symex" xmlns:wpg="http://schemas.microsoft.com/office/word/2010/wordprocessingGroup" xmlns:wpi="http://schemas.microsoft.com/office/word/2010/wordprocessingInk" xmlns:wne="http://schemas.microsoft.com/office/word/2006/wordml" xmlns:wps="http://schemas.microsoft.com/office/word/2010/wordprocessingShape" mc:Ignorable="w14 w15 w16se wp14">
+<w:document xmlns:wpc="http://schemas.microsoft.com/office/word/2010/wordprocessingCanvas" xmlns:cx="http://schemas.microsoft.com/office/drawing/2014/chartex" xmlns:cx1="http://schemas.microsoft.com/office/drawing/2015/9/8/chartex" xmlns:cx2="http://schemas.microsoft.com/office/drawing/2015/10/21/chartex" xmlns:cx3="http://schemas.microsoft.com/office/drawing/2016/5/9/chartex" xmlns:cx4="http://schemas.microsoft.com/office/drawing/2016/5/10/chartex" xmlns:cx5="http://schemas.microsoft.com/office/drawing/2016/5/11/chartex" xmlns:cx6="http://schemas.microsoft.com/office/drawing/2016/5/12/chartex" xmlns:cx7="http://schemas.microsoft.com/office/drawing/2016/5/13/chartex" xmlns:cx8="http://schemas.microsoft.com/office/drawing/2016/5/14/chartex" xmlns:mc="http://schemas.openxmlformats.org/markup-compatibility/2006" xmlns:aink="http://schemas.microsoft.com/office/drawing/2016/ink" xmlns:am3d="http://schemas.microsoft.com/office/drawing/2017/model3d" xmlns:o="urn:schemas-microsoft-com:office:office" xmlns:oel="http://schemas.microsoft.com/office/2019/extlst" xmlns:r="http://schemas.openxmlformats.org/officeDocument/2006/relationships" xmlns:m="http://schemas.openxmlformats.org/officeDocument/2006/math" xmlns:v="urn:schemas-microsoft-com:vml" xmlns:wp14="http://schemas.microsoft.com/office/word/2010/wordprocessingDrawing" xmlns:wp="http://schemas.openxmlformats.org/drawingml/2006/wordprocessingDrawing" xmlns:w10="urn:schemas-microsoft-com:office:word" xmlns:w="http://schemas.openxmlformats.org/wordprocessingml/2006/main" xmlns:w14="http://schemas.microsoft.com/office/word/2010/wordml" xmlns:w15="http://schemas.microsoft.com/office/word/2012/wordml" xmlns:w16cex="http://schemas.microsoft.com/office/word/2018/wordml/cex" xmlns:w16cid="http://schemas.microsoft.com/office/word/2016/wordml/cid" xmlns:w16="http://schemas.microsoft.com/office/word/2018/wordml" xmlns:w16du="http://schemas.microsoft.com/office/word/2023/wordml/word16du" xmlns:w16sdtdh="http://schemas.microsoft.com/office/word/2020/wordml/sdtdatahash" xmlns:w16sdtfl="http://schemas.microsoft.com/office/word/2024/wordml/sdtformatlock" xmlns:w16se="http://schemas.microsoft.com/office/word/2015/wordml/symex" xmlns:wpg="http://schemas.microsoft.com/office/word/2010/wordprocessingGroup" xmlns:wpi="http://schemas.microsoft.com/office/word/2010/wordprocessingInk" xmlns:wne="http://schemas.microsoft.com/office/word/2006/wordml" xmlns:wps="http://schemas.microsoft.com/office/word/2010/wordprocessingShape" mc:Ignorable="w14 w15 w16se w16cid w16 w16cex w16sdtdh w16sdtfl w16du wp14">
   <w:body>
     <w:tbl>
       <w:tblPr>
@@ -53,10 +53,10 @@
             <w:r>
               <w:rPr>
                 <w:noProof/>
-                <w:lang w:val="fr-FR" w:eastAsia="fr-FR"/>
+                <w:lang w:eastAsia="fr-FR"/>
               </w:rPr>
               <w:drawing>
-                <wp:inline distT="0" distB="0" distL="0" distR="0" wp14:anchorId="0BB39E99" wp14:editId="04D8154C">
+                <wp:inline distT="0" distB="0" distL="0" distR="0" wp14:anchorId="0A85A457" wp14:editId="43FE60AB">
                   <wp:extent cx="800100" cy="384048"/>
                   <wp:effectExtent l="0" t="0" r="0" b="0"/>
                   <wp:docPr id="13" name="Picture 13"/>
@@ -69,7 +69,7 @@
                           <pic:cNvPicPr/>
                         </pic:nvPicPr>
                         <pic:blipFill>
-                          <a:blip r:embed="rId6"/>
+                          <a:blip r:embed="rId8"/>
                           <a:stretch>
                             <a:fillRect/>
                           </a:stretch>
@@ -267,12 +267,12 @@
             <w:r>
               <w:rPr>
                 <w:noProof/>
-                <w:lang w:val="fr-FR" w:eastAsia="fr-FR"/>
+                <w:lang w:eastAsia="fr-FR"/>
               </w:rPr>
               <mc:AlternateContent>
                 <mc:Choice Requires="wpg">
                   <w:drawing>
-                    <wp:inline distT="0" distB="0" distL="0" distR="0" wp14:anchorId="70B5C38C" wp14:editId="081BC1E2">
+                    <wp:inline distT="0" distB="0" distL="0" distR="0" wp14:anchorId="10CF4967" wp14:editId="7B3FC09E">
                       <wp:extent cx="1167165" cy="1306950"/>
                       <wp:effectExtent l="0" t="0" r="0" b="0"/>
                       <wp:docPr id="478" name="Group 478"/>
@@ -359,7 +359,7 @@
                                 <pic:cNvPicPr/>
                               </pic:nvPicPr>
                               <pic:blipFill>
-                                <a:blip r:embed="rId7"/>
+                                <a:blip r:embed="rId9"/>
                                 <a:stretch>
                                   <a:fillRect/>
                                 </a:stretch>
@@ -427,7 +427,7 @@
                 </mc:Choice>
                 <mc:Fallback>
                   <w:pict>
-                    <v:group w14:anchorId="70B5C38C" id="Group 478" o:spid="_x0000_s1026" style="width:91.9pt;height:102.9pt;mso-position-horizontal-relative:char;mso-position-vertical-relative:line" coordsize="11671,13069" o:gfxdata="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">
+                    <v:group w14:anchorId="10CF4967" id="Group 478" o:spid="_x0000_s1026" style="width:91.9pt;height:102.9pt;mso-position-horizontal-relative:char;mso-position-vertical-relative:line" coordsize="11671,13069" o:gfxdata="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">
                       <v:rect id="Rectangle 33" o:spid="_x0000_s1027" style="position:absolute;left:10948;top:9250;width:443;height:1613;visibility:visible;mso-wrap-style:square;v-text-anchor:top" o:gfxdata="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" filled="f" stroked="f">
                         <v:textbox inset="0,0,0,0">
                           <w:txbxContent>
@@ -478,7 +478,7 @@
                         <o:lock v:ext="edit" aspectratio="t"/>
                       </v:shapetype>
                       <v:shape id="Picture 36" o:spid="_x0000_s1029" type="#_x0000_t75" style="position:absolute;left:803;width:10158;height:9810;visibility:visible;mso-wrap-style:square" o:gfxdata="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">
-                        <v:imagedata r:id="rId8" o:title=""/>
+                        <v:imagedata r:id="rId10" o:title=""/>
                       </v:shape>
                       <v:shape id="Shape 37" o:spid="_x0000_s1030" style="position:absolute;top:11513;width:11671;height:0;visibility:visible;mso-wrap-style:square;v-text-anchor:top" coordsize="1167165,0" o:gfxdata="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" path="m,l1167165,e" filled="f" strokeweight=".72pt">
                         <v:stroke miterlimit="1" joinstyle="miter"/>
@@ -590,12 +590,12 @@
             <w:r>
               <w:rPr>
                 <w:noProof/>
-                <w:lang w:val="fr-FR" w:eastAsia="fr-FR"/>
+                <w:lang w:eastAsia="fr-FR"/>
               </w:rPr>
               <mc:AlternateContent>
                 <mc:Choice Requires="wpg">
                   <w:drawing>
-                    <wp:inline distT="0" distB="0" distL="0" distR="0" wp14:anchorId="2BE99D7F" wp14:editId="3C4BD2ED">
+                    <wp:inline distT="0" distB="0" distL="0" distR="0" wp14:anchorId="57CD632F" wp14:editId="7D62F097">
                       <wp:extent cx="1346200" cy="9144"/>
                       <wp:effectExtent l="0" t="0" r="0" b="0"/>
                       <wp:docPr id="479" name="Group 479"/>
@@ -665,7 +665,7 @@
                 </mc:Choice>
                 <mc:Fallback>
                   <w:pict>
-                    <v:group w14:anchorId="72745A82" id="Group 479" o:spid="_x0000_s1026" style="width:106pt;height:.7pt;mso-position-horizontal-relative:char;mso-position-vertical-relative:line" coordsize="13462,91" o:gfxdata="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">
+                    <v:group w14:anchorId="1B25A3A4" id="Group 479" o:spid="_x0000_s1026" style="width:106pt;height:.7pt;mso-position-horizontal-relative:char;mso-position-vertical-relative:line" coordsize="13462,91" o:gfxdata="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">
                       <v:shape id="Shape 49" o:spid="_x0000_s1027" style="position:absolute;width:13462;height:0;visibility:visible;mso-wrap-style:square;v-text-anchor:top" coordsize="1346200,0" o:gfxdata="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" path="m,l1346200,e" filled="f" strokeweight=".72pt">
                         <v:stroke miterlimit="1" joinstyle="miter"/>
                         <v:path arrowok="t" textboxrect="0,0,1346200,0"/>
@@ -781,21 +781,8 @@
                       <w:szCs w:val="32"/>
                       <w:shd w:val="clear" w:color="auto" w:fill="FFFFFF"/>
                     </w:rPr>
-                    <w:t xml:space="preserve">Analyse et </w:t>
+                    <w:t>Analyse et clustering</w:t>
                   </w:r>
-                  <w:proofErr w:type="spellStart"/>
-                  <w:r>
-                    <w:rPr>
-                      <w:rFonts w:ascii="Times New Roman" w:hAnsi="Times New Roman" w:cs="Times New Roman"/>
-                      <w:b/>
-                      <w:color w:val="1F2328"/>
-                      <w:sz w:val="32"/>
-                      <w:szCs w:val="32"/>
-                      <w:shd w:val="clear" w:color="auto" w:fill="FFFFFF"/>
-                    </w:rPr>
-                    <w:t>clustering</w:t>
-                  </w:r>
-                  <w:proofErr w:type="spellEnd"/>
                   <w:r>
                     <w:rPr>
                       <w:rFonts w:ascii="Times New Roman" w:hAnsi="Times New Roman" w:cs="Times New Roman"/>
@@ -882,7 +869,7 @@
               <mc:AlternateContent>
                 <mc:Choice Requires="wps">
                   <w:drawing>
-                    <wp:anchor distT="45720" distB="45720" distL="114300" distR="114300" simplePos="0" relativeHeight="251660288" behindDoc="0" locked="0" layoutInCell="1" allowOverlap="1" wp14:anchorId="43E79401" wp14:editId="2625D643">
+                    <wp:anchor distT="45720" distB="45720" distL="114300" distR="114300" simplePos="0" relativeHeight="251660288" behindDoc="0" locked="0" layoutInCell="1" allowOverlap="1" wp14:anchorId="57B4CDFC" wp14:editId="4E4F2393">
                       <wp:simplePos x="0" y="0"/>
                       <wp:positionH relativeFrom="column">
                         <wp:posOffset>681355</wp:posOffset>
@@ -935,36 +922,12 @@
                                   <w:r>
                                     <w:t xml:space="preserve"> (</w:t>
                                   </w:r>
-                                  <w:hyperlink r:id="rId9" w:history="1">
+                                  <w:hyperlink r:id="rId11" w:history="1">
                                     <w:r>
                                       <w:rPr>
                                         <w:rStyle w:val="Lienhypertexte"/>
                                       </w:rPr>
-                                      <w:t>fickou.daoud</w:t>
-                                    </w:r>
-                                    <w:r>
-                                      <w:rPr>
-                                        <w:rStyle w:val="Lienhypertexte"/>
-                                      </w:rPr>
-                                      <w:t>a</w:t>
-                                    </w:r>
-                                    <w:r>
-                                      <w:rPr>
-                                        <w:rStyle w:val="Lienhypertexte"/>
-                                      </w:rPr>
-                                      <w:t>@ugb.</w:t>
-                                    </w:r>
-                                    <w:r>
-                                      <w:rPr>
-                                        <w:rStyle w:val="Lienhypertexte"/>
-                                      </w:rPr>
-                                      <w:t>e</w:t>
-                                    </w:r>
-                                    <w:r>
-                                      <w:rPr>
-                                        <w:rStyle w:val="Lienhypertexte"/>
-                                      </w:rPr>
-                                      <w:t>du.sn</w:t>
+                                      <w:t>fickou.daouda@ugb.edu.sn</w:t>
                                     </w:r>
                                   </w:hyperlink>
                                   <w:r>
@@ -1088,17 +1051,7 @@
                                       <w:sz w:val="24"/>
                                       <w:szCs w:val="24"/>
                                     </w:rPr>
-                                    <w:t>l’</w:t>
-                                  </w:r>
-                                  <w:r>
-                                    <w:rPr>
-                                      <w:rStyle w:val="pf0"/>
-                                      <w:rFonts w:ascii="Times New Roman" w:hAnsi="Times New Roman" w:cs="Times New Roman"/>
-                                      <w:b/>
-                                      <w:sz w:val="24"/>
-                                      <w:szCs w:val="24"/>
-                                    </w:rPr>
-                                    <w:t>Analyse</w:t>
+                                    <w:t>l’Analyse</w:t>
                                   </w:r>
                                   <w:r>
                                     <w:rPr>
@@ -1130,11 +1083,11 @@
                 </mc:Choice>
                 <mc:Fallback>
                   <w:pict>
-                    <v:shapetype w14:anchorId="43E79401" id="_x0000_t202" coordsize="21600,21600" o:spt="202" path="m,l,21600r21600,l21600,xe">
+                    <v:shapetype w14:anchorId="57B4CDFC" id="_x0000_t202" coordsize="21600,21600" o:spt="202" path="m,l,21600r21600,l21600,xe">
                       <v:stroke joinstyle="miter"/>
                       <v:path gradientshapeok="t" o:connecttype="rect"/>
                     </v:shapetype>
-                    <v:shape id="Zone de texte 2" o:spid="_x0000_s1031" type="#_x0000_t202" style="position:absolute;left:0;text-align:left;margin-left:53.65pt;margin-top:19.9pt;width:341.2pt;height:158.65pt;z-index:251660288;visibility:visible;mso-wrap-style:square;mso-width-percent:0;mso-height-percent:0;mso-wrap-distance-left:9pt;mso-wrap-distance-top:3.6pt;mso-wrap-distance-right:9pt;mso-wrap-distance-bottom:3.6pt;mso-position-horizontal:absolute;mso-position-horizontal-relative:text;mso-position-vertical:absolute;mso-position-vertical-relative:text;mso-width-percent:0;mso-height-percent:0;mso-width-relative:margin;mso-height-relative:margin;v-text-anchor:top" o:gfxdata="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" strokecolor="white [3212]">
+                    <v:shape id="Zone de texte 2" o:spid="_x0000_s1031" type="#_x0000_t202" style="position:absolute;left:0;text-align:left;margin-left:53.65pt;margin-top:19.9pt;width:341.2pt;height:158.65pt;z-index:251660288;visibility:visible;mso-wrap-style:square;mso-width-percent:0;mso-height-percent:0;mso-wrap-distance-left:9pt;mso-wrap-distance-top:3.6pt;mso-wrap-distance-right:9pt;mso-wrap-distance-bottom:3.6pt;mso-position-horizontal:absolute;mso-position-horizontal-relative:text;mso-position-vertical:absolute;mso-position-vertical-relative:text;mso-width-percent:0;mso-height-percent:0;mso-width-relative:margin;mso-height-relative:margin;v-text-anchor:top" o:gfxdata="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" strokecolor="white [3212]">
                       <v:textbox>
                         <w:txbxContent>
                           <w:p>
@@ -1147,36 +1100,12 @@
                             <w:r>
                               <w:t xml:space="preserve"> (</w:t>
                             </w:r>
-                            <w:hyperlink r:id="rId10" w:history="1">
+                            <w:hyperlink r:id="rId12" w:history="1">
                               <w:r>
                                 <w:rPr>
                                   <w:rStyle w:val="Lienhypertexte"/>
                                 </w:rPr>
-                                <w:t>fickou.daoud</w:t>
-                              </w:r>
-                              <w:r>
-                                <w:rPr>
-                                  <w:rStyle w:val="Lienhypertexte"/>
-                                </w:rPr>
-                                <w:t>a</w:t>
-                              </w:r>
-                              <w:r>
-                                <w:rPr>
-                                  <w:rStyle w:val="Lienhypertexte"/>
-                                </w:rPr>
-                                <w:t>@ugb.</w:t>
-                              </w:r>
-                              <w:r>
-                                <w:rPr>
-                                  <w:rStyle w:val="Lienhypertexte"/>
-                                </w:rPr>
-                                <w:t>e</w:t>
-                              </w:r>
-                              <w:r>
-                                <w:rPr>
-                                  <w:rStyle w:val="Lienhypertexte"/>
-                                </w:rPr>
-                                <w:t>du.sn</w:t>
+                                <w:t>fickou.daouda@ugb.edu.sn</w:t>
                               </w:r>
                             </w:hyperlink>
                             <w:r>
@@ -1300,17 +1229,7 @@
                                 <w:sz w:val="24"/>
                                 <w:szCs w:val="24"/>
                               </w:rPr>
-                              <w:t>l’</w:t>
-                            </w:r>
-                            <w:r>
-                              <w:rPr>
-                                <w:rStyle w:val="pf0"/>
-                                <w:rFonts w:ascii="Times New Roman" w:hAnsi="Times New Roman" w:cs="Times New Roman"/>
-                                <w:b/>
-                                <w:sz w:val="24"/>
-                                <w:szCs w:val="24"/>
-                              </w:rPr>
-                              <w:t>Analyse</w:t>
+                              <w:t>l’Analyse</w:t>
                             </w:r>
                             <w:r>
                               <w:rPr>
@@ -1365,12 +1284,12 @@
                 <w:b/>
                 <w:noProof/>
                 <w:sz w:val="20"/>
-                <w:lang w:val="fr-FR" w:eastAsia="fr-FR"/>
+                <w:lang w:eastAsia="fr-FR"/>
               </w:rPr>
               <mc:AlternateContent>
                 <mc:Choice Requires="wps">
                   <w:drawing>
-                    <wp:anchor distT="45720" distB="45720" distL="114300" distR="114300" simplePos="0" relativeHeight="251659264" behindDoc="0" locked="0" layoutInCell="1" allowOverlap="1" wp14:anchorId="14999166" wp14:editId="626BAD5A">
+                    <wp:anchor distT="45720" distB="45720" distL="114300" distR="114300" simplePos="0" relativeHeight="251659264" behindDoc="0" locked="0" layoutInCell="1" allowOverlap="1" wp14:anchorId="4D148EE0" wp14:editId="28BA045D">
                       <wp:simplePos x="0" y="0"/>
                       <wp:positionH relativeFrom="column">
                         <wp:posOffset>1542415</wp:posOffset>
@@ -1493,7 +1412,7 @@
                 </mc:Choice>
                 <mc:Fallback>
                   <w:pict>
-                    <v:shape w14:anchorId="14999166" id="Text Box 2" o:spid="_x0000_s1032" type="#_x0000_t202" style="position:absolute;left:0;text-align:left;margin-left:121.45pt;margin-top:118.3pt;width:185.9pt;height:110.6pt;z-index:251659264;visibility:visible;mso-wrap-style:square;mso-width-percent:0;mso-height-percent:0;mso-wrap-distance-left:9pt;mso-wrap-distance-top:3.6pt;mso-wrap-distance-right:9pt;mso-wrap-distance-bottom:3.6pt;mso-position-horizontal:absolute;mso-position-horizontal-relative:text;mso-position-vertical:absolute;mso-position-vertical-relative:text;mso-width-percent:0;mso-height-percent:0;mso-width-relative:margin;mso-height-relative:margin;v-text-anchor:top" o:gfxdata="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">
+                    <v:shape w14:anchorId="4D148EE0" id="Text Box 2" o:spid="_x0000_s1032" type="#_x0000_t202" style="position:absolute;left:0;text-align:left;margin-left:121.45pt;margin-top:118.3pt;width:185.9pt;height:110.6pt;z-index:251659264;visibility:visible;mso-wrap-style:square;mso-width-percent:0;mso-height-percent:0;mso-wrap-distance-left:9pt;mso-wrap-distance-top:3.6pt;mso-wrap-distance-right:9pt;mso-wrap-distance-bottom:3.6pt;mso-position-horizontal:absolute;mso-position-horizontal-relative:text;mso-position-vertical:absolute;mso-position-vertical-relative:text;mso-width-percent:0;mso-height-percent:0;mso-width-relative:margin;mso-height-relative:margin;v-text-anchor:top" o:gfxdata="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">
                       <v:textbox style="mso-fit-shape-to-text:t">
                         <w:txbxContent>
                           <w:p>
@@ -1590,7 +1509,6 @@
     <w:p>
       <w:pPr>
         <w:pStyle w:val="Titre1"/>
-        <w:spacing w:line="360" w:lineRule="auto"/>
         <w:jc w:val="center"/>
         <w:rPr>
           <w:rStyle w:val="cf01"/>
@@ -1649,27 +1567,7 @@
           <w:sz w:val="24"/>
           <w:szCs w:val="24"/>
         </w:rPr>
-        <w:t xml:space="preserve">L’essor massif des données textuelles dans le domaine du cinéma, notamment à travers les synopsis, genres, et descriptions d’acteurs des films, pose un défi important en termes d’organisation, d’analyse et d’exploitation. Face à ce volume croissant, il devient difficile d’identifier manuellement des regroupements thématiques ou des catégories utiles à la recommandation, à la recherche ou à l’analyse de tendances. Le </w:t>
-      </w:r>
-      <w:proofErr w:type="spellStart"/>
-      <w:r>
-        <w:rPr>
-          <w:rStyle w:val="cf11"/>
-          <w:rFonts w:ascii="Times New Roman" w:hAnsi="Times New Roman"/>
-          <w:sz w:val="24"/>
-          <w:szCs w:val="24"/>
-        </w:rPr>
-        <w:t>clustering</w:t>
-      </w:r>
-      <w:proofErr w:type="spellEnd"/>
-      <w:r>
-        <w:rPr>
-          <w:rStyle w:val="cf11"/>
-          <w:rFonts w:ascii="Times New Roman" w:hAnsi="Times New Roman"/>
-          <w:sz w:val="24"/>
-          <w:szCs w:val="24"/>
-        </w:rPr>
-        <w:t xml:space="preserve">, ou classification non supervisée, offre une approche efficace pour segmenter automatiquement un large corpus de films en groupes cohérents basés sur leurs caractéristiques textuelles et numériques. La question centrale est donc : </w:t>
+        <w:t xml:space="preserve">L’essor massif des données textuelles dans le domaine du cinéma, notamment à travers les synopsis, genres, et descriptions d’acteurs des films, pose un défi important en termes d’organisation, d’analyse et d’exploitation. Face à ce volume croissant, il devient difficile d’identifier manuellement des regroupements thématiques ou des catégories utiles à la recommandation, à la recherche ou à l’analyse de tendances. Le clustering, ou classification non supervisée, offre une approche efficace pour segmenter automatiquement un large corpus de films en groupes cohérents basés sur leurs caractéristiques textuelles et numériques. La question centrale est donc : </w:t>
       </w:r>
       <w:r>
         <w:rPr>
@@ -1736,27 +1634,7 @@
           <w:sz w:val="24"/>
           <w:szCs w:val="24"/>
         </w:rPr>
-        <w:t xml:space="preserve"> TMDB_5000_movies à l’aide d’algorithmes de </w:t>
-      </w:r>
-      <w:proofErr w:type="spellStart"/>
-      <w:r>
-        <w:rPr>
-          <w:rStyle w:val="cf01"/>
-          <w:rFonts w:ascii="Times New Roman" w:hAnsi="Times New Roman"/>
-          <w:sz w:val="24"/>
-          <w:szCs w:val="24"/>
-        </w:rPr>
-        <w:t>clustering</w:t>
-      </w:r>
-      <w:proofErr w:type="spellEnd"/>
-      <w:r>
-        <w:rPr>
-          <w:rStyle w:val="cf01"/>
-          <w:rFonts w:ascii="Times New Roman" w:hAnsi="Times New Roman"/>
-          <w:sz w:val="24"/>
-          <w:szCs w:val="24"/>
-        </w:rPr>
-        <w:t xml:space="preserve"> plat, en particulier </w:t>
+        <w:t xml:space="preserve"> TMDB_5000_movies à l’aide d’algorithmes de clustering plat, en particulier </w:t>
       </w:r>
       <w:r>
         <w:rPr>
@@ -1957,28 +1835,7 @@
           <w:sz w:val="24"/>
           <w:szCs w:val="24"/>
         </w:rPr>
-        <w:lastRenderedPageBreak/>
-        <w:t xml:space="preserve">Quelles limites rencontrent les méthodes de </w:t>
-      </w:r>
-      <w:proofErr w:type="spellStart"/>
-      <w:r>
-        <w:rPr>
-          <w:rStyle w:val="cf01"/>
-          <w:rFonts w:ascii="Times New Roman" w:hAnsi="Times New Roman"/>
-          <w:sz w:val="24"/>
-          <w:szCs w:val="24"/>
-        </w:rPr>
-        <w:t>clustering</w:t>
-      </w:r>
-      <w:proofErr w:type="spellEnd"/>
-      <w:r>
-        <w:rPr>
-          <w:rStyle w:val="cf01"/>
-          <w:rFonts w:ascii="Times New Roman" w:hAnsi="Times New Roman"/>
-          <w:sz w:val="24"/>
-          <w:szCs w:val="24"/>
-        </w:rPr>
-        <w:t xml:space="preserve"> plat dans ce contexte et comment les dépasser ?</w:t>
+        <w:t>Quelles limites rencontrent les méthodes de clustering plat dans ce contexte et comment les dépasser ?</w:t>
       </w:r>
     </w:p>
     <w:p>
@@ -2001,6 +1858,7 @@
           <w:sz w:val="24"/>
           <w:szCs w:val="24"/>
         </w:rPr>
+        <w:lastRenderedPageBreak/>
         <w:t>Travaux connexes</w:t>
       </w:r>
     </w:p>
@@ -2016,7 +1874,7 @@
           <w:sz w:val="24"/>
           <w:szCs w:val="24"/>
         </w:rPr>
-        <w:t xml:space="preserve">Le </w:t>
+        <w:t>Le clustering non supervisé, notamment via l’algorithme k-</w:t>
       </w:r>
       <w:proofErr w:type="spellStart"/>
       <w:r>
@@ -2026,7 +1884,7 @@
           <w:sz w:val="24"/>
           <w:szCs w:val="24"/>
         </w:rPr>
-        <w:t>clustering</w:t>
+        <w:t>means</w:t>
       </w:r>
       <w:proofErr w:type="spellEnd"/>
       <w:r>
@@ -2036,7 +1894,7 @@
           <w:sz w:val="24"/>
           <w:szCs w:val="24"/>
         </w:rPr>
-        <w:t xml:space="preserve"> non supervisé, notamment via l’algorithme k-</w:t>
+        <w:t xml:space="preserve">, est une technique classique en fouille de textes et data </w:t>
       </w:r>
       <w:proofErr w:type="spellStart"/>
       <w:r>
@@ -2046,7 +1904,7 @@
           <w:sz w:val="24"/>
           <w:szCs w:val="24"/>
         </w:rPr>
-        <w:t>means</w:t>
+        <w:t>mining</w:t>
       </w:r>
       <w:proofErr w:type="spellEnd"/>
       <w:r>
@@ -2056,47 +1914,7 @@
           <w:sz w:val="24"/>
           <w:szCs w:val="24"/>
         </w:rPr>
-        <w:t xml:space="preserve">, est une technique classique en fouille de textes et data </w:t>
-      </w:r>
-      <w:proofErr w:type="spellStart"/>
-      <w:r>
-        <w:rPr>
-          <w:rStyle w:val="cf01"/>
-          <w:rFonts w:ascii="Times New Roman" w:hAnsi="Times New Roman"/>
-          <w:sz w:val="24"/>
-          <w:szCs w:val="24"/>
-        </w:rPr>
-        <w:t>mining</w:t>
-      </w:r>
-      <w:proofErr w:type="spellEnd"/>
-      <w:r>
-        <w:rPr>
-          <w:rStyle w:val="cf01"/>
-          <w:rFonts w:ascii="Times New Roman" w:hAnsi="Times New Roman"/>
-          <w:sz w:val="24"/>
-          <w:szCs w:val="24"/>
-        </w:rPr>
-        <w:t>, largement utilisée pour structurer des corpus documentaires. Dans le contexte cinématographique, plusieurs travaux ont exploité ces méthodes pour la recommandation de films, combinant souvent la vectorisation TF-IDF des synopsis avec des métadonnées. Ces méthodes permettent d’identifier des regroupements exploitables, même si certaines limites subsistent sur la qualité et l’</w:t>
-      </w:r>
-      <w:proofErr w:type="spellStart"/>
-      <w:r>
-        <w:rPr>
-          <w:rStyle w:val="cf01"/>
-          <w:rFonts w:ascii="Times New Roman" w:hAnsi="Times New Roman"/>
-          <w:sz w:val="24"/>
-          <w:szCs w:val="24"/>
-        </w:rPr>
-        <w:t>interprétabilité</w:t>
-      </w:r>
-      <w:proofErr w:type="spellEnd"/>
-      <w:r>
-        <w:rPr>
-          <w:rStyle w:val="cf01"/>
-          <w:rFonts w:ascii="Times New Roman" w:hAnsi="Times New Roman"/>
-          <w:sz w:val="24"/>
-          <w:szCs w:val="24"/>
-        </w:rPr>
-        <w:t xml:space="preserve"> des clusters obtenus.</w:t>
+        <w:t>, largement utilisée pour structurer des corpus documentaires. Dans le contexte cinématographique, plusieurs travaux ont exploité ces méthodes pour la recommandation de films, combinant souvent la vectorisation TF-IDF des synopsis avec des métadonnées. Ces méthodes permettent d’identifier des regroupements exploitables, même si certaines limites subsistent sur la qualité et l’interprétabilité des clusters obtenus.</w:t>
       </w:r>
     </w:p>
     <w:p>
@@ -2196,27 +2014,7 @@
           <w:sz w:val="24"/>
           <w:szCs w:val="24"/>
         </w:rPr>
-        <w:t xml:space="preserve">Description de la méthodologie de </w:t>
-      </w:r>
-      <w:proofErr w:type="spellStart"/>
-      <w:r>
-        <w:rPr>
-          <w:rStyle w:val="cf01"/>
-          <w:rFonts w:ascii="Times New Roman" w:hAnsi="Times New Roman"/>
-          <w:sz w:val="24"/>
-          <w:szCs w:val="24"/>
-        </w:rPr>
-        <w:t>clustering</w:t>
-      </w:r>
-      <w:proofErr w:type="spellEnd"/>
-      <w:r>
-        <w:rPr>
-          <w:rStyle w:val="cf01"/>
-          <w:rFonts w:ascii="Times New Roman" w:hAnsi="Times New Roman"/>
-          <w:sz w:val="24"/>
-          <w:szCs w:val="24"/>
-        </w:rPr>
-        <w:t xml:space="preserve"> utilisée, choix des algorithmes et paramétrage.</w:t>
+        <w:t>Description de la méthodologie de clustering utilisée, choix des algorithmes et paramétrage.</w:t>
       </w:r>
     </w:p>
     <w:p>
@@ -2317,7 +2115,7 @@
           <w:ilvl w:val="0"/>
           <w:numId w:val="35"/>
         </w:numPr>
-        <w:spacing w:before="0" w:after="240" w:line="360" w:lineRule="auto"/>
+        <w:spacing w:before="0" w:after="240"/>
         <w:jc w:val="center"/>
         <w:rPr>
           <w:rFonts w:ascii="Times New Roman" w:eastAsia="Times New Roman" w:hAnsi="Times New Roman" w:cs="Times New Roman"/>
@@ -2338,18 +2136,7 @@
           <w:szCs w:val="24"/>
         </w:rPr>
         <w:lastRenderedPageBreak/>
-        <w:t>État</w:t>
-      </w:r>
-      <w:r>
-        <w:rPr>
-          <w:rStyle w:val="cf01"/>
-          <w:rFonts w:ascii="Times New Roman" w:hAnsi="Times New Roman" w:cs="Times New Roman"/>
-          <w:b/>
-          <w:color w:val="000000" w:themeColor="text1"/>
-          <w:sz w:val="32"/>
-          <w:szCs w:val="24"/>
-        </w:rPr>
-        <w:t xml:space="preserve"> de l’art</w:t>
+        <w:t>État de l’art</w:t>
       </w:r>
     </w:p>
     <w:p>
@@ -2359,7 +2146,7 @@
           <w:ilvl w:val="0"/>
           <w:numId w:val="35"/>
         </w:numPr>
-        <w:spacing w:before="0" w:after="240" w:line="360" w:lineRule="auto"/>
+        <w:spacing w:before="0" w:after="240"/>
         <w:jc w:val="center"/>
         <w:rPr>
           <w:rFonts w:ascii="Times New Roman" w:eastAsia="Times New Roman" w:hAnsi="Times New Roman" w:cs="Times New Roman"/>
@@ -2415,8 +2202,6 @@
         </w:rPr>
         <w:t>des données</w:t>
       </w:r>
-      <w:bookmarkStart w:id="0" w:name="_GoBack"/>
-      <w:bookmarkEnd w:id="0"/>
     </w:p>
     <w:p>
       <w:pPr>
@@ -2425,7 +2210,7 @@
           <w:ilvl w:val="0"/>
           <w:numId w:val="15"/>
         </w:numPr>
-        <w:spacing w:before="0" w:line="360" w:lineRule="auto"/>
+        <w:spacing w:before="0"/>
         <w:rPr>
           <w:rFonts w:ascii="Times New Roman" w:eastAsia="Times New Roman" w:hAnsi="Times New Roman" w:cs="Times New Roman"/>
           <w:b/>
@@ -2474,7 +2259,7 @@
     </w:p>
     <w:p>
       <w:pPr>
-        <w:spacing w:after="100" w:afterAutospacing="1" w:line="360" w:lineRule="auto"/>
+        <w:spacing w:after="100" w:afterAutospacing="1"/>
         <w:rPr>
           <w:rFonts w:ascii="Times New Roman" w:eastAsia="Times New Roman" w:hAnsi="Times New Roman" w:cs="Times New Roman"/>
           <w:szCs w:val="20"/>
@@ -2570,38 +2355,27 @@
     </w:p>
     <w:p>
       <w:pPr>
-        <w:spacing w:after="0" w:line="360" w:lineRule="auto"/>
-        <w:rPr>
-          <w:rFonts w:ascii="Times New Roman" w:eastAsia="Times New Roman" w:hAnsi="Times New Roman" w:cs="Times New Roman"/>
-          <w:sz w:val="24"/>
-          <w:szCs w:val="24"/>
-          <w:lang w:eastAsia="fr-FR"/>
-        </w:rPr>
-      </w:pPr>
-      <w:proofErr w:type="gramStart"/>
-      <w:r>
-        <w:rPr>
-          <w:rFonts w:ascii="Times New Roman" w:eastAsia="Times New Roman" w:hAnsi="Times New Roman" w:cs="Times New Roman"/>
-          <w:sz w:val="24"/>
-          <w:szCs w:val="24"/>
-          <w:lang w:eastAsia="fr-FR"/>
-        </w:rPr>
-        <w:t>id</w:t>
-      </w:r>
-      <w:proofErr w:type="gramEnd"/>
-      <w:r>
-        <w:rPr>
-          <w:rFonts w:ascii="Times New Roman" w:eastAsia="Times New Roman" w:hAnsi="Times New Roman" w:cs="Times New Roman"/>
-          <w:sz w:val="24"/>
-          <w:szCs w:val="24"/>
-          <w:lang w:eastAsia="fr-FR"/>
-        </w:rPr>
-        <w:t xml:space="preserve"> : identifiant unique attribué à chaque film.</w:t>
-      </w:r>
-    </w:p>
-    <w:p>
-      <w:pPr>
-        <w:spacing w:after="0" w:line="360" w:lineRule="auto"/>
+        <w:spacing w:after="0"/>
+        <w:rPr>
+          <w:rFonts w:ascii="Times New Roman" w:eastAsia="Times New Roman" w:hAnsi="Times New Roman" w:cs="Times New Roman"/>
+          <w:sz w:val="24"/>
+          <w:szCs w:val="24"/>
+          <w:lang w:eastAsia="fr-FR"/>
+        </w:rPr>
+      </w:pPr>
+      <w:r>
+        <w:rPr>
+          <w:rFonts w:ascii="Times New Roman" w:eastAsia="Times New Roman" w:hAnsi="Times New Roman" w:cs="Times New Roman"/>
+          <w:sz w:val="24"/>
+          <w:szCs w:val="24"/>
+          <w:lang w:eastAsia="fr-FR"/>
+        </w:rPr>
+        <w:t>id : identifiant unique attribué à chaque film.</w:t>
+      </w:r>
+    </w:p>
+    <w:p>
+      <w:pPr>
+        <w:spacing w:after="0"/>
         <w:rPr>
           <w:rFonts w:ascii="Times New Roman" w:eastAsia="Times New Roman" w:hAnsi="Times New Roman" w:cs="Times New Roman"/>
           <w:sz w:val="24"/>
@@ -2610,7 +2384,6 @@
         </w:rPr>
       </w:pPr>
       <w:proofErr w:type="spellStart"/>
-      <w:proofErr w:type="gramStart"/>
       <w:r>
         <w:rPr>
           <w:rFonts w:ascii="Times New Roman" w:eastAsia="Times New Roman" w:hAnsi="Times New Roman" w:cs="Times New Roman"/>
@@ -2621,7 +2394,6 @@
         <w:t>title</w:t>
       </w:r>
       <w:proofErr w:type="spellEnd"/>
-      <w:proofErr w:type="gramEnd"/>
       <w:r>
         <w:rPr>
           <w:rFonts w:ascii="Times New Roman" w:eastAsia="Times New Roman" w:hAnsi="Times New Roman" w:cs="Times New Roman"/>
@@ -2634,7 +2406,7 @@
     </w:p>
     <w:p>
       <w:pPr>
-        <w:spacing w:after="0" w:line="360" w:lineRule="auto"/>
+        <w:spacing w:after="0"/>
         <w:rPr>
           <w:rFonts w:ascii="Times New Roman" w:eastAsia="Times New Roman" w:hAnsi="Times New Roman" w:cs="Times New Roman"/>
           <w:sz w:val="24"/>
@@ -2643,25 +2415,14 @@
         </w:rPr>
       </w:pPr>
       <w:proofErr w:type="spellStart"/>
-      <w:proofErr w:type="gramStart"/>
-      <w:r>
-        <w:rPr>
-          <w:rFonts w:ascii="Times New Roman" w:eastAsia="Times New Roman" w:hAnsi="Times New Roman" w:cs="Times New Roman"/>
-          <w:sz w:val="24"/>
-          <w:szCs w:val="24"/>
-          <w:lang w:eastAsia="fr-FR"/>
-        </w:rPr>
-        <w:t>original</w:t>
-      </w:r>
-      <w:proofErr w:type="gramEnd"/>
-      <w:r>
-        <w:rPr>
-          <w:rFonts w:ascii="Times New Roman" w:eastAsia="Times New Roman" w:hAnsi="Times New Roman" w:cs="Times New Roman"/>
-          <w:sz w:val="24"/>
-          <w:szCs w:val="24"/>
-          <w:lang w:eastAsia="fr-FR"/>
-        </w:rPr>
-        <w:t>_title</w:t>
+      <w:r>
+        <w:rPr>
+          <w:rFonts w:ascii="Times New Roman" w:eastAsia="Times New Roman" w:hAnsi="Times New Roman" w:cs="Times New Roman"/>
+          <w:sz w:val="24"/>
+          <w:szCs w:val="24"/>
+          <w:lang w:eastAsia="fr-FR"/>
+        </w:rPr>
+        <w:t>original_title</w:t>
       </w:r>
       <w:proofErr w:type="spellEnd"/>
       <w:r>
@@ -2676,7 +2437,7 @@
     </w:p>
     <w:p>
       <w:pPr>
-        <w:spacing w:after="100" w:afterAutospacing="1" w:line="360" w:lineRule="auto"/>
+        <w:spacing w:after="100" w:afterAutospacing="1"/>
         <w:rPr>
           <w:rFonts w:ascii="Times New Roman" w:eastAsia="Times New Roman" w:hAnsi="Times New Roman" w:cs="Times New Roman"/>
           <w:sz w:val="24"/>
@@ -2685,7 +2446,6 @@
         </w:rPr>
       </w:pPr>
       <w:proofErr w:type="spellStart"/>
-      <w:proofErr w:type="gramStart"/>
       <w:r>
         <w:rPr>
           <w:rFonts w:ascii="Times New Roman" w:eastAsia="Times New Roman" w:hAnsi="Times New Roman" w:cs="Times New Roman"/>
@@ -2696,7 +2456,6 @@
         <w:t>homepage</w:t>
       </w:r>
       <w:proofErr w:type="spellEnd"/>
-      <w:proofErr w:type="gramEnd"/>
       <w:r>
         <w:rPr>
           <w:rFonts w:ascii="Times New Roman" w:eastAsia="Times New Roman" w:hAnsi="Times New Roman" w:cs="Times New Roman"/>
@@ -2733,7 +2492,7 @@
     </w:p>
     <w:p>
       <w:pPr>
-        <w:spacing w:after="100" w:afterAutospacing="1" w:line="360" w:lineRule="auto"/>
+        <w:spacing w:after="100" w:afterAutospacing="1"/>
         <w:rPr>
           <w:rFonts w:ascii="Times New Roman" w:eastAsia="Times New Roman" w:hAnsi="Times New Roman" w:cs="Times New Roman"/>
           <w:sz w:val="24"/>
@@ -2742,7 +2501,6 @@
         </w:rPr>
       </w:pPr>
       <w:proofErr w:type="spellStart"/>
-      <w:proofErr w:type="gramStart"/>
       <w:r>
         <w:rPr>
           <w:rFonts w:ascii="Times New Roman" w:eastAsia="Times New Roman" w:hAnsi="Times New Roman" w:cs="Times New Roman"/>
@@ -2753,7 +2511,6 @@
         <w:t>overview</w:t>
       </w:r>
       <w:proofErr w:type="spellEnd"/>
-      <w:proofErr w:type="gramEnd"/>
       <w:r>
         <w:rPr>
           <w:rFonts w:ascii="Times New Roman" w:eastAsia="Times New Roman" w:hAnsi="Times New Roman" w:cs="Times New Roman"/>
@@ -2766,7 +2523,7 @@
     </w:p>
     <w:p>
       <w:pPr>
-        <w:spacing w:after="100" w:afterAutospacing="1" w:line="360" w:lineRule="auto"/>
+        <w:spacing w:after="100" w:afterAutospacing="1"/>
         <w:rPr>
           <w:rFonts w:ascii="Times New Roman" w:eastAsia="Times New Roman" w:hAnsi="Times New Roman" w:cs="Times New Roman"/>
           <w:sz w:val="24"/>
@@ -2775,7 +2532,6 @@
         </w:rPr>
       </w:pPr>
       <w:proofErr w:type="spellStart"/>
-      <w:proofErr w:type="gramStart"/>
       <w:r>
         <w:rPr>
           <w:rFonts w:ascii="Times New Roman" w:eastAsia="Times New Roman" w:hAnsi="Times New Roman" w:cs="Times New Roman"/>
@@ -2786,7 +2542,6 @@
         <w:t>tagline</w:t>
       </w:r>
       <w:proofErr w:type="spellEnd"/>
-      <w:proofErr w:type="gramEnd"/>
       <w:r>
         <w:rPr>
           <w:rFonts w:ascii="Times New Roman" w:eastAsia="Times New Roman" w:hAnsi="Times New Roman" w:cs="Times New Roman"/>
@@ -2823,33 +2578,22 @@
     </w:p>
     <w:p>
       <w:pPr>
-        <w:spacing w:after="0" w:line="360" w:lineRule="auto"/>
-        <w:rPr>
-          <w:rFonts w:ascii="Times New Roman" w:eastAsia="Times New Roman" w:hAnsi="Times New Roman" w:cs="Times New Roman"/>
-          <w:sz w:val="24"/>
-          <w:szCs w:val="24"/>
-          <w:lang w:eastAsia="fr-FR"/>
-        </w:rPr>
-      </w:pPr>
-      <w:proofErr w:type="gramStart"/>
-      <w:r>
-        <w:rPr>
-          <w:rFonts w:ascii="Times New Roman" w:eastAsia="Times New Roman" w:hAnsi="Times New Roman" w:cs="Times New Roman"/>
-          <w:sz w:val="24"/>
-          <w:szCs w:val="24"/>
-          <w:lang w:eastAsia="fr-FR"/>
-        </w:rPr>
-        <w:t>genres</w:t>
-      </w:r>
-      <w:proofErr w:type="gramEnd"/>
-      <w:r>
-        <w:rPr>
-          <w:rFonts w:ascii="Times New Roman" w:eastAsia="Times New Roman" w:hAnsi="Times New Roman" w:cs="Times New Roman"/>
-          <w:sz w:val="24"/>
-          <w:szCs w:val="24"/>
-          <w:lang w:eastAsia="fr-FR"/>
-        </w:rPr>
-        <w:t xml:space="preserve"> : liste des genres associés au film (ex. Action, Drame, Comédie). Stockés sous forme JSON, il faut </w:t>
+        <w:spacing w:after="0"/>
+        <w:rPr>
+          <w:rFonts w:ascii="Times New Roman" w:eastAsia="Times New Roman" w:hAnsi="Times New Roman" w:cs="Times New Roman"/>
+          <w:sz w:val="24"/>
+          <w:szCs w:val="24"/>
+          <w:lang w:eastAsia="fr-FR"/>
+        </w:rPr>
+      </w:pPr>
+      <w:r>
+        <w:rPr>
+          <w:rFonts w:ascii="Times New Roman" w:eastAsia="Times New Roman" w:hAnsi="Times New Roman" w:cs="Times New Roman"/>
+          <w:sz w:val="24"/>
+          <w:szCs w:val="24"/>
+          <w:lang w:eastAsia="fr-FR"/>
+        </w:rPr>
+        <w:t xml:space="preserve">genres : liste des genres associés au film (ex. Action, Drame, Comédie). Stockés sous forme JSON, il faut </w:t>
       </w:r>
       <w:proofErr w:type="spellStart"/>
       <w:r>
@@ -2874,38 +2618,27 @@
     </w:p>
     <w:p>
       <w:pPr>
-        <w:spacing w:after="0" w:line="360" w:lineRule="auto"/>
-        <w:rPr>
-          <w:rFonts w:ascii="Times New Roman" w:eastAsia="Times New Roman" w:hAnsi="Times New Roman" w:cs="Times New Roman"/>
-          <w:sz w:val="24"/>
-          <w:szCs w:val="24"/>
-          <w:lang w:eastAsia="fr-FR"/>
-        </w:rPr>
-      </w:pPr>
-      <w:proofErr w:type="gramStart"/>
-      <w:r>
-        <w:rPr>
-          <w:rFonts w:ascii="Times New Roman" w:eastAsia="Times New Roman" w:hAnsi="Times New Roman" w:cs="Times New Roman"/>
-          <w:sz w:val="24"/>
-          <w:szCs w:val="24"/>
-          <w:lang w:eastAsia="fr-FR"/>
-        </w:rPr>
-        <w:t>keywords</w:t>
-      </w:r>
-      <w:proofErr w:type="gramEnd"/>
-      <w:r>
-        <w:rPr>
-          <w:rFonts w:ascii="Times New Roman" w:eastAsia="Times New Roman" w:hAnsi="Times New Roman" w:cs="Times New Roman"/>
-          <w:sz w:val="24"/>
-          <w:szCs w:val="24"/>
-          <w:lang w:eastAsia="fr-FR"/>
-        </w:rPr>
-        <w:t xml:space="preserve"> : mots-clés extraits décrivant des thèmes ou objets importants.</w:t>
-      </w:r>
-    </w:p>
-    <w:p>
-      <w:pPr>
-        <w:spacing w:after="100" w:afterAutospacing="1" w:line="360" w:lineRule="auto"/>
+        <w:spacing w:after="0"/>
+        <w:rPr>
+          <w:rFonts w:ascii="Times New Roman" w:eastAsia="Times New Roman" w:hAnsi="Times New Roman" w:cs="Times New Roman"/>
+          <w:sz w:val="24"/>
+          <w:szCs w:val="24"/>
+          <w:lang w:eastAsia="fr-FR"/>
+        </w:rPr>
+      </w:pPr>
+      <w:r>
+        <w:rPr>
+          <w:rFonts w:ascii="Times New Roman" w:eastAsia="Times New Roman" w:hAnsi="Times New Roman" w:cs="Times New Roman"/>
+          <w:sz w:val="24"/>
+          <w:szCs w:val="24"/>
+          <w:lang w:eastAsia="fr-FR"/>
+        </w:rPr>
+        <w:t>keywords : mots-clés extraits décrivant des thèmes ou objets importants.</w:t>
+      </w:r>
+    </w:p>
+    <w:p>
+      <w:pPr>
+        <w:spacing w:after="100" w:afterAutospacing="1"/>
         <w:rPr>
           <w:rFonts w:ascii="Times New Roman" w:eastAsia="Times New Roman" w:hAnsi="Times New Roman" w:cs="Times New Roman"/>
           <w:sz w:val="24"/>
@@ -2949,69 +2682,48 @@
     </w:p>
     <w:p>
       <w:pPr>
-        <w:spacing w:after="0" w:line="360" w:lineRule="auto"/>
-        <w:rPr>
-          <w:rFonts w:ascii="Times New Roman" w:eastAsia="Times New Roman" w:hAnsi="Times New Roman" w:cs="Times New Roman"/>
-          <w:sz w:val="24"/>
-          <w:szCs w:val="24"/>
-          <w:lang w:eastAsia="fr-FR"/>
-        </w:rPr>
-      </w:pPr>
-      <w:proofErr w:type="gramStart"/>
-      <w:r>
-        <w:rPr>
-          <w:rFonts w:ascii="Times New Roman" w:eastAsia="Times New Roman" w:hAnsi="Times New Roman" w:cs="Times New Roman"/>
-          <w:sz w:val="24"/>
-          <w:szCs w:val="24"/>
-          <w:lang w:eastAsia="fr-FR"/>
-        </w:rPr>
-        <w:t>budget</w:t>
-      </w:r>
-      <w:proofErr w:type="gramEnd"/>
-      <w:r>
-        <w:rPr>
-          <w:rFonts w:ascii="Times New Roman" w:eastAsia="Times New Roman" w:hAnsi="Times New Roman" w:cs="Times New Roman"/>
-          <w:sz w:val="24"/>
-          <w:szCs w:val="24"/>
-          <w:lang w:eastAsia="fr-FR"/>
-        </w:rPr>
-        <w:t xml:space="preserve"> : budget de production en dollars américains.</w:t>
-      </w:r>
-    </w:p>
-    <w:p>
-      <w:pPr>
-        <w:spacing w:after="0" w:line="360" w:lineRule="auto"/>
-        <w:rPr>
-          <w:rFonts w:ascii="Times New Roman" w:eastAsia="Times New Roman" w:hAnsi="Times New Roman" w:cs="Times New Roman"/>
-          <w:sz w:val="24"/>
-          <w:szCs w:val="24"/>
-          <w:lang w:eastAsia="fr-FR"/>
-        </w:rPr>
-      </w:pPr>
-      <w:proofErr w:type="gramStart"/>
-      <w:r>
-        <w:rPr>
-          <w:rFonts w:ascii="Times New Roman" w:eastAsia="Times New Roman" w:hAnsi="Times New Roman" w:cs="Times New Roman"/>
-          <w:sz w:val="24"/>
-          <w:szCs w:val="24"/>
-          <w:lang w:eastAsia="fr-FR"/>
-        </w:rPr>
-        <w:t>revenue</w:t>
-      </w:r>
-      <w:proofErr w:type="gramEnd"/>
-      <w:r>
-        <w:rPr>
-          <w:rFonts w:ascii="Times New Roman" w:eastAsia="Times New Roman" w:hAnsi="Times New Roman" w:cs="Times New Roman"/>
-          <w:sz w:val="24"/>
-          <w:szCs w:val="24"/>
-          <w:lang w:eastAsia="fr-FR"/>
-        </w:rPr>
-        <w:t xml:space="preserve"> : recettes totales générées par le film.</w:t>
-      </w:r>
-    </w:p>
-    <w:p>
-      <w:pPr>
-        <w:spacing w:after="0" w:line="360" w:lineRule="auto"/>
+        <w:spacing w:after="0"/>
+        <w:rPr>
+          <w:rFonts w:ascii="Times New Roman" w:eastAsia="Times New Roman" w:hAnsi="Times New Roman" w:cs="Times New Roman"/>
+          <w:sz w:val="24"/>
+          <w:szCs w:val="24"/>
+          <w:lang w:eastAsia="fr-FR"/>
+        </w:rPr>
+      </w:pPr>
+      <w:r>
+        <w:rPr>
+          <w:rFonts w:ascii="Times New Roman" w:eastAsia="Times New Roman" w:hAnsi="Times New Roman" w:cs="Times New Roman"/>
+          <w:sz w:val="24"/>
+          <w:szCs w:val="24"/>
+          <w:lang w:eastAsia="fr-FR"/>
+        </w:rPr>
+        <w:t>budget : budget de production en dollars américains.</w:t>
+      </w:r>
+    </w:p>
+    <w:p>
+      <w:pPr>
+        <w:spacing w:after="0"/>
+        <w:rPr>
+          <w:rFonts w:ascii="Times New Roman" w:eastAsia="Times New Roman" w:hAnsi="Times New Roman" w:cs="Times New Roman"/>
+          <w:sz w:val="24"/>
+          <w:szCs w:val="24"/>
+          <w:lang w:eastAsia="fr-FR"/>
+        </w:rPr>
+      </w:pPr>
+      <w:r>
+        <w:rPr>
+          <w:rFonts w:ascii="Times New Roman" w:eastAsia="Times New Roman" w:hAnsi="Times New Roman" w:cs="Times New Roman"/>
+          <w:sz w:val="24"/>
+          <w:szCs w:val="24"/>
+          <w:lang w:eastAsia="fr-FR"/>
+        </w:rPr>
+        <w:lastRenderedPageBreak/>
+        <w:t>revenue : recettes totales générées par le film.</w:t>
+      </w:r>
+    </w:p>
+    <w:p>
+      <w:pPr>
+        <w:spacing w:after="0"/>
         <w:rPr>
           <w:rFonts w:ascii="Times New Roman" w:eastAsia="Times New Roman" w:hAnsi="Times New Roman" w:cs="Times New Roman"/>
           <w:sz w:val="24"/>
@@ -3020,19 +2732,16 @@
         </w:rPr>
       </w:pPr>
       <w:proofErr w:type="spellStart"/>
-      <w:proofErr w:type="gramStart"/>
-      <w:r>
-        <w:rPr>
-          <w:rFonts w:ascii="Times New Roman" w:eastAsia="Times New Roman" w:hAnsi="Times New Roman" w:cs="Times New Roman"/>
-          <w:sz w:val="24"/>
-          <w:szCs w:val="24"/>
-          <w:lang w:eastAsia="fr-FR"/>
-        </w:rPr>
-        <w:lastRenderedPageBreak/>
+      <w:r>
+        <w:rPr>
+          <w:rFonts w:ascii="Times New Roman" w:eastAsia="Times New Roman" w:hAnsi="Times New Roman" w:cs="Times New Roman"/>
+          <w:sz w:val="24"/>
+          <w:szCs w:val="24"/>
+          <w:lang w:eastAsia="fr-FR"/>
+        </w:rPr>
         <w:t>popularity</w:t>
       </w:r>
       <w:proofErr w:type="spellEnd"/>
-      <w:proofErr w:type="gramEnd"/>
       <w:r>
         <w:rPr>
           <w:rFonts w:ascii="Times New Roman" w:eastAsia="Times New Roman" w:hAnsi="Times New Roman" w:cs="Times New Roman"/>
@@ -3045,7 +2754,27 @@
     </w:p>
     <w:p>
       <w:pPr>
-        <w:spacing w:after="0" w:line="360" w:lineRule="auto"/>
+        <w:spacing w:after="0"/>
+        <w:rPr>
+          <w:rFonts w:ascii="Times New Roman" w:eastAsia="Times New Roman" w:hAnsi="Times New Roman" w:cs="Times New Roman"/>
+          <w:sz w:val="24"/>
+          <w:szCs w:val="24"/>
+          <w:lang w:eastAsia="fr-FR"/>
+        </w:rPr>
+      </w:pPr>
+      <w:r>
+        <w:rPr>
+          <w:rFonts w:ascii="Times New Roman" w:eastAsia="Times New Roman" w:hAnsi="Times New Roman" w:cs="Times New Roman"/>
+          <w:sz w:val="24"/>
+          <w:szCs w:val="24"/>
+          <w:lang w:eastAsia="fr-FR"/>
+        </w:rPr>
+        <w:t>runtime : durée du film en minutes.</w:t>
+      </w:r>
+    </w:p>
+    <w:p>
+      <w:pPr>
+        <w:spacing w:after="0"/>
         <w:rPr>
           <w:rFonts w:ascii="Times New Roman" w:eastAsia="Times New Roman" w:hAnsi="Times New Roman" w:cs="Times New Roman"/>
           <w:sz w:val="24"/>
@@ -3054,31 +2783,29 @@
         </w:rPr>
       </w:pPr>
       <w:proofErr w:type="spellStart"/>
-      <w:proofErr w:type="gramStart"/>
-      <w:r>
-        <w:rPr>
-          <w:rFonts w:ascii="Times New Roman" w:eastAsia="Times New Roman" w:hAnsi="Times New Roman" w:cs="Times New Roman"/>
-          <w:sz w:val="24"/>
-          <w:szCs w:val="24"/>
-          <w:lang w:eastAsia="fr-FR"/>
-        </w:rPr>
-        <w:t>runtime</w:t>
+      <w:r>
+        <w:rPr>
+          <w:rFonts w:ascii="Times New Roman" w:eastAsia="Times New Roman" w:hAnsi="Times New Roman" w:cs="Times New Roman"/>
+          <w:sz w:val="24"/>
+          <w:szCs w:val="24"/>
+          <w:lang w:eastAsia="fr-FR"/>
+        </w:rPr>
+        <w:t>vote_average</w:t>
       </w:r>
       <w:proofErr w:type="spellEnd"/>
-      <w:proofErr w:type="gramEnd"/>
-      <w:r>
-        <w:rPr>
-          <w:rFonts w:ascii="Times New Roman" w:eastAsia="Times New Roman" w:hAnsi="Times New Roman" w:cs="Times New Roman"/>
-          <w:sz w:val="24"/>
-          <w:szCs w:val="24"/>
-          <w:lang w:eastAsia="fr-FR"/>
-        </w:rPr>
-        <w:t xml:space="preserve"> : durée du film en minutes.</w:t>
-      </w:r>
-    </w:p>
-    <w:p>
-      <w:pPr>
-        <w:spacing w:after="0" w:line="360" w:lineRule="auto"/>
+      <w:r>
+        <w:rPr>
+          <w:rFonts w:ascii="Times New Roman" w:eastAsia="Times New Roman" w:hAnsi="Times New Roman" w:cs="Times New Roman"/>
+          <w:sz w:val="24"/>
+          <w:szCs w:val="24"/>
+          <w:lang w:eastAsia="fr-FR"/>
+        </w:rPr>
+        <w:t xml:space="preserve"> : note moyenne attribuée par les utilisateurs (sur une échelle de 0 à 10).</w:t>
+      </w:r>
+    </w:p>
+    <w:p>
+      <w:pPr>
+        <w:spacing w:after="100" w:afterAutospacing="1"/>
         <w:rPr>
           <w:rFonts w:ascii="Times New Roman" w:eastAsia="Times New Roman" w:hAnsi="Times New Roman" w:cs="Times New Roman"/>
           <w:sz w:val="24"/>
@@ -3087,67 +2814,14 @@
         </w:rPr>
       </w:pPr>
       <w:proofErr w:type="spellStart"/>
-      <w:proofErr w:type="gramStart"/>
-      <w:r>
-        <w:rPr>
-          <w:rFonts w:ascii="Times New Roman" w:eastAsia="Times New Roman" w:hAnsi="Times New Roman" w:cs="Times New Roman"/>
-          <w:sz w:val="24"/>
-          <w:szCs w:val="24"/>
-          <w:lang w:eastAsia="fr-FR"/>
-        </w:rPr>
-        <w:t>vote</w:t>
-      </w:r>
-      <w:proofErr w:type="gramEnd"/>
-      <w:r>
-        <w:rPr>
-          <w:rFonts w:ascii="Times New Roman" w:eastAsia="Times New Roman" w:hAnsi="Times New Roman" w:cs="Times New Roman"/>
-          <w:sz w:val="24"/>
-          <w:szCs w:val="24"/>
-          <w:lang w:eastAsia="fr-FR"/>
-        </w:rPr>
-        <w:t>_average</w:t>
-      </w:r>
-      <w:proofErr w:type="spellEnd"/>
-      <w:r>
-        <w:rPr>
-          <w:rFonts w:ascii="Times New Roman" w:eastAsia="Times New Roman" w:hAnsi="Times New Roman" w:cs="Times New Roman"/>
-          <w:sz w:val="24"/>
-          <w:szCs w:val="24"/>
-          <w:lang w:eastAsia="fr-FR"/>
-        </w:rPr>
-        <w:t xml:space="preserve"> : note moyenne attribuée par les utilisateurs (sur une échelle de 0 à 10).</w:t>
-      </w:r>
-    </w:p>
-    <w:p>
-      <w:pPr>
-        <w:spacing w:after="100" w:afterAutospacing="1" w:line="360" w:lineRule="auto"/>
-        <w:rPr>
-          <w:rFonts w:ascii="Times New Roman" w:eastAsia="Times New Roman" w:hAnsi="Times New Roman" w:cs="Times New Roman"/>
-          <w:sz w:val="24"/>
-          <w:szCs w:val="24"/>
-          <w:lang w:eastAsia="fr-FR"/>
-        </w:rPr>
-      </w:pPr>
-      <w:proofErr w:type="spellStart"/>
-      <w:proofErr w:type="gramStart"/>
-      <w:r>
-        <w:rPr>
-          <w:rFonts w:ascii="Times New Roman" w:eastAsia="Times New Roman" w:hAnsi="Times New Roman" w:cs="Times New Roman"/>
-          <w:sz w:val="24"/>
-          <w:szCs w:val="24"/>
-          <w:lang w:eastAsia="fr-FR"/>
-        </w:rPr>
-        <w:t>vote</w:t>
-      </w:r>
-      <w:proofErr w:type="gramEnd"/>
-      <w:r>
-        <w:rPr>
-          <w:rFonts w:ascii="Times New Roman" w:eastAsia="Times New Roman" w:hAnsi="Times New Roman" w:cs="Times New Roman"/>
-          <w:sz w:val="24"/>
-          <w:szCs w:val="24"/>
-          <w:lang w:eastAsia="fr-FR"/>
-        </w:rPr>
-        <w:t>_count</w:t>
+      <w:r>
+        <w:rPr>
+          <w:rFonts w:ascii="Times New Roman" w:eastAsia="Times New Roman" w:hAnsi="Times New Roman" w:cs="Times New Roman"/>
+          <w:sz w:val="24"/>
+          <w:szCs w:val="24"/>
+          <w:lang w:eastAsia="fr-FR"/>
+        </w:rPr>
+        <w:t>vote_count</w:t>
       </w:r>
       <w:proofErr w:type="spellEnd"/>
       <w:r>
@@ -3186,7 +2860,7 @@
     </w:p>
     <w:p>
       <w:pPr>
-        <w:spacing w:after="0" w:line="360" w:lineRule="auto"/>
+        <w:spacing w:after="0"/>
         <w:rPr>
           <w:rFonts w:ascii="Times New Roman" w:eastAsia="Times New Roman" w:hAnsi="Times New Roman" w:cs="Times New Roman"/>
           <w:sz w:val="24"/>
@@ -3195,25 +2869,14 @@
         </w:rPr>
       </w:pPr>
       <w:proofErr w:type="spellStart"/>
-      <w:proofErr w:type="gramStart"/>
-      <w:r>
-        <w:rPr>
-          <w:rFonts w:ascii="Times New Roman" w:eastAsia="Times New Roman" w:hAnsi="Times New Roman" w:cs="Times New Roman"/>
-          <w:sz w:val="24"/>
-          <w:szCs w:val="24"/>
-          <w:lang w:eastAsia="fr-FR"/>
-        </w:rPr>
-        <w:t>production</w:t>
-      </w:r>
-      <w:proofErr w:type="gramEnd"/>
-      <w:r>
-        <w:rPr>
-          <w:rFonts w:ascii="Times New Roman" w:eastAsia="Times New Roman" w:hAnsi="Times New Roman" w:cs="Times New Roman"/>
-          <w:sz w:val="24"/>
-          <w:szCs w:val="24"/>
-          <w:lang w:eastAsia="fr-FR"/>
-        </w:rPr>
-        <w:t>_companies</w:t>
+      <w:r>
+        <w:rPr>
+          <w:rFonts w:ascii="Times New Roman" w:eastAsia="Times New Roman" w:hAnsi="Times New Roman" w:cs="Times New Roman"/>
+          <w:sz w:val="24"/>
+          <w:szCs w:val="24"/>
+          <w:lang w:eastAsia="fr-FR"/>
+        </w:rPr>
+        <w:t>production_companies</w:t>
       </w:r>
       <w:proofErr w:type="spellEnd"/>
       <w:r>
@@ -3228,7 +2891,7 @@
     </w:p>
     <w:p>
       <w:pPr>
-        <w:spacing w:after="0" w:line="360" w:lineRule="auto"/>
+        <w:spacing w:after="0"/>
         <w:rPr>
           <w:rFonts w:ascii="Times New Roman" w:eastAsia="Times New Roman" w:hAnsi="Times New Roman" w:cs="Times New Roman"/>
           <w:sz w:val="24"/>
@@ -3237,25 +2900,14 @@
         </w:rPr>
       </w:pPr>
       <w:proofErr w:type="spellStart"/>
-      <w:proofErr w:type="gramStart"/>
-      <w:r>
-        <w:rPr>
-          <w:rFonts w:ascii="Times New Roman" w:eastAsia="Times New Roman" w:hAnsi="Times New Roman" w:cs="Times New Roman"/>
-          <w:sz w:val="24"/>
-          <w:szCs w:val="24"/>
-          <w:lang w:eastAsia="fr-FR"/>
-        </w:rPr>
-        <w:t>production</w:t>
-      </w:r>
-      <w:proofErr w:type="gramEnd"/>
-      <w:r>
-        <w:rPr>
-          <w:rFonts w:ascii="Times New Roman" w:eastAsia="Times New Roman" w:hAnsi="Times New Roman" w:cs="Times New Roman"/>
-          <w:sz w:val="24"/>
-          <w:szCs w:val="24"/>
-          <w:lang w:eastAsia="fr-FR"/>
-        </w:rPr>
-        <w:t>_countries</w:t>
+      <w:r>
+        <w:rPr>
+          <w:rFonts w:ascii="Times New Roman" w:eastAsia="Times New Roman" w:hAnsi="Times New Roman" w:cs="Times New Roman"/>
+          <w:sz w:val="24"/>
+          <w:szCs w:val="24"/>
+          <w:lang w:eastAsia="fr-FR"/>
+        </w:rPr>
+        <w:t>production_countries</w:t>
       </w:r>
       <w:proofErr w:type="spellEnd"/>
       <w:r>
@@ -3270,7 +2922,7 @@
     </w:p>
     <w:p>
       <w:pPr>
-        <w:spacing w:after="0" w:line="360" w:lineRule="auto"/>
+        <w:spacing w:after="0"/>
         <w:rPr>
           <w:rFonts w:ascii="Times New Roman" w:eastAsia="Times New Roman" w:hAnsi="Times New Roman" w:cs="Times New Roman"/>
           <w:sz w:val="24"/>
@@ -3279,25 +2931,14 @@
         </w:rPr>
       </w:pPr>
       <w:proofErr w:type="spellStart"/>
-      <w:proofErr w:type="gramStart"/>
-      <w:r>
-        <w:rPr>
-          <w:rFonts w:ascii="Times New Roman" w:eastAsia="Times New Roman" w:hAnsi="Times New Roman" w:cs="Times New Roman"/>
-          <w:sz w:val="24"/>
-          <w:szCs w:val="24"/>
-          <w:lang w:eastAsia="fr-FR"/>
-        </w:rPr>
-        <w:t>spoken</w:t>
-      </w:r>
-      <w:proofErr w:type="gramEnd"/>
-      <w:r>
-        <w:rPr>
-          <w:rFonts w:ascii="Times New Roman" w:eastAsia="Times New Roman" w:hAnsi="Times New Roman" w:cs="Times New Roman"/>
-          <w:sz w:val="24"/>
-          <w:szCs w:val="24"/>
-          <w:lang w:eastAsia="fr-FR"/>
-        </w:rPr>
-        <w:t>_languages</w:t>
+      <w:r>
+        <w:rPr>
+          <w:rFonts w:ascii="Times New Roman" w:eastAsia="Times New Roman" w:hAnsi="Times New Roman" w:cs="Times New Roman"/>
+          <w:sz w:val="24"/>
+          <w:szCs w:val="24"/>
+          <w:lang w:eastAsia="fr-FR"/>
+        </w:rPr>
+        <w:t>spoken_languages</w:t>
       </w:r>
       <w:proofErr w:type="spellEnd"/>
       <w:r>
@@ -3312,7 +2953,7 @@
     </w:p>
     <w:p>
       <w:pPr>
-        <w:spacing w:after="100" w:afterAutospacing="1" w:line="360" w:lineRule="auto"/>
+        <w:spacing w:after="100" w:afterAutospacing="1"/>
         <w:rPr>
           <w:rFonts w:ascii="Times New Roman" w:eastAsia="Times New Roman" w:hAnsi="Times New Roman" w:cs="Times New Roman"/>
           <w:sz w:val="24"/>
@@ -3321,25 +2962,14 @@
         </w:rPr>
       </w:pPr>
       <w:proofErr w:type="spellStart"/>
-      <w:proofErr w:type="gramStart"/>
-      <w:r>
-        <w:rPr>
-          <w:rFonts w:ascii="Times New Roman" w:eastAsia="Times New Roman" w:hAnsi="Times New Roman" w:cs="Times New Roman"/>
-          <w:sz w:val="24"/>
-          <w:szCs w:val="24"/>
-          <w:lang w:eastAsia="fr-FR"/>
-        </w:rPr>
-        <w:t>original</w:t>
-      </w:r>
-      <w:proofErr w:type="gramEnd"/>
-      <w:r>
-        <w:rPr>
-          <w:rFonts w:ascii="Times New Roman" w:eastAsia="Times New Roman" w:hAnsi="Times New Roman" w:cs="Times New Roman"/>
-          <w:sz w:val="24"/>
-          <w:szCs w:val="24"/>
-          <w:lang w:eastAsia="fr-FR"/>
-        </w:rPr>
-        <w:t>_language</w:t>
+      <w:r>
+        <w:rPr>
+          <w:rFonts w:ascii="Times New Roman" w:eastAsia="Times New Roman" w:hAnsi="Times New Roman" w:cs="Times New Roman"/>
+          <w:sz w:val="24"/>
+          <w:szCs w:val="24"/>
+          <w:lang w:eastAsia="fr-FR"/>
+        </w:rPr>
+        <w:t>original_language</w:t>
       </w:r>
       <w:proofErr w:type="spellEnd"/>
       <w:r>
@@ -3396,7 +3026,7 @@
     </w:p>
     <w:p>
       <w:pPr>
-        <w:spacing w:after="100" w:afterAutospacing="1" w:line="360" w:lineRule="auto"/>
+        <w:spacing w:after="100" w:afterAutospacing="1"/>
         <w:rPr>
           <w:rFonts w:ascii="Times New Roman" w:eastAsia="Times New Roman" w:hAnsi="Times New Roman" w:cs="Times New Roman"/>
           <w:sz w:val="24"/>
@@ -3405,25 +3035,14 @@
         </w:rPr>
       </w:pPr>
       <w:proofErr w:type="spellStart"/>
-      <w:proofErr w:type="gramStart"/>
-      <w:r>
-        <w:rPr>
-          <w:rFonts w:ascii="Times New Roman" w:eastAsia="Times New Roman" w:hAnsi="Times New Roman" w:cs="Times New Roman"/>
-          <w:sz w:val="24"/>
-          <w:szCs w:val="24"/>
-          <w:lang w:eastAsia="fr-FR"/>
-        </w:rPr>
-        <w:t>release</w:t>
-      </w:r>
-      <w:proofErr w:type="gramEnd"/>
-      <w:r>
-        <w:rPr>
-          <w:rFonts w:ascii="Times New Roman" w:eastAsia="Times New Roman" w:hAnsi="Times New Roman" w:cs="Times New Roman"/>
-          <w:sz w:val="24"/>
-          <w:szCs w:val="24"/>
-          <w:lang w:eastAsia="fr-FR"/>
-        </w:rPr>
-        <w:t>_date</w:t>
+      <w:r>
+        <w:rPr>
+          <w:rFonts w:ascii="Times New Roman" w:eastAsia="Times New Roman" w:hAnsi="Times New Roman" w:cs="Times New Roman"/>
+          <w:sz w:val="24"/>
+          <w:szCs w:val="24"/>
+          <w:lang w:eastAsia="fr-FR"/>
+        </w:rPr>
+        <w:t>release_date</w:t>
       </w:r>
       <w:proofErr w:type="spellEnd"/>
       <w:r>
@@ -3463,7 +3082,7 @@
           <w:ilvl w:val="0"/>
           <w:numId w:val="16"/>
         </w:numPr>
-        <w:spacing w:after="100" w:afterAutospacing="1" w:line="360" w:lineRule="auto"/>
+        <w:spacing w:after="100" w:afterAutospacing="1"/>
         <w:rPr>
           <w:rFonts w:ascii="Times New Roman" w:eastAsia="Times New Roman" w:hAnsi="Times New Roman" w:cs="Times New Roman"/>
           <w:sz w:val="24"/>
@@ -3548,7 +3167,7 @@
           <w:ilvl w:val="0"/>
           <w:numId w:val="16"/>
         </w:numPr>
-        <w:spacing w:after="100" w:afterAutospacing="1" w:line="360" w:lineRule="auto"/>
+        <w:spacing w:after="100" w:afterAutospacing="1"/>
         <w:rPr>
           <w:rFonts w:ascii="Times New Roman" w:eastAsia="Times New Roman" w:hAnsi="Times New Roman" w:cs="Times New Roman"/>
           <w:sz w:val="24"/>
@@ -3573,7 +3192,7 @@
           <w:ilvl w:val="0"/>
           <w:numId w:val="16"/>
         </w:numPr>
-        <w:spacing w:after="100" w:afterAutospacing="1" w:line="360" w:lineRule="auto"/>
+        <w:spacing w:after="100" w:afterAutospacing="1"/>
         <w:rPr>
           <w:rFonts w:ascii="Times New Roman" w:eastAsia="Times New Roman" w:hAnsi="Times New Roman" w:cs="Times New Roman"/>
           <w:sz w:val="24"/>
@@ -3628,27 +3247,7 @@
           <w:szCs w:val="24"/>
           <w:lang w:eastAsia="fr-FR"/>
         </w:rPr>
-        <w:t xml:space="preserve"> seront normalisées pour le </w:t>
-      </w:r>
-      <w:proofErr w:type="spellStart"/>
-      <w:r>
-        <w:rPr>
-          <w:rFonts w:ascii="Times New Roman" w:eastAsia="Times New Roman" w:hAnsi="Times New Roman" w:cs="Times New Roman"/>
-          <w:sz w:val="24"/>
-          <w:szCs w:val="24"/>
-          <w:lang w:eastAsia="fr-FR"/>
-        </w:rPr>
-        <w:t>clustering</w:t>
-      </w:r>
-      <w:proofErr w:type="spellEnd"/>
-      <w:r>
-        <w:rPr>
-          <w:rFonts w:ascii="Times New Roman" w:eastAsia="Times New Roman" w:hAnsi="Times New Roman" w:cs="Times New Roman"/>
-          <w:sz w:val="24"/>
-          <w:szCs w:val="24"/>
-          <w:lang w:eastAsia="fr-FR"/>
-        </w:rPr>
-        <w:t>.</w:t>
+        <w:t xml:space="preserve"> seront normalisées pour le clustering.</w:t>
       </w:r>
     </w:p>
     <w:p>
@@ -3658,7 +3257,7 @@
           <w:ilvl w:val="0"/>
           <w:numId w:val="16"/>
         </w:numPr>
-        <w:spacing w:after="100" w:afterAutospacing="1" w:line="360" w:lineRule="auto"/>
+        <w:spacing w:after="100" w:afterAutospacing="1"/>
         <w:rPr>
           <w:rFonts w:ascii="Times New Roman" w:eastAsia="Times New Roman" w:hAnsi="Times New Roman" w:cs="Times New Roman"/>
           <w:sz w:val="24"/>
@@ -3683,7 +3282,7 @@
           <w:ilvl w:val="0"/>
           <w:numId w:val="15"/>
         </w:numPr>
-        <w:spacing w:before="0" w:line="360" w:lineRule="auto"/>
+        <w:spacing w:before="0"/>
         <w:rPr>
           <w:rFonts w:ascii="Times New Roman" w:eastAsia="Times New Roman" w:hAnsi="Times New Roman" w:cs="Times New Roman"/>
           <w:b/>
@@ -3708,7 +3307,7 @@
     </w:p>
     <w:p>
       <w:pPr>
-        <w:spacing w:after="100" w:afterAutospacing="1" w:line="360" w:lineRule="auto"/>
+        <w:spacing w:after="100" w:afterAutospacing="1"/>
         <w:rPr>
           <w:rFonts w:ascii="Times New Roman" w:eastAsia="Times New Roman" w:hAnsi="Times New Roman" w:cs="Times New Roman"/>
           <w:szCs w:val="20"/>
@@ -3749,7 +3348,7 @@
           <w:ilvl w:val="0"/>
           <w:numId w:val="17"/>
         </w:numPr>
-        <w:spacing w:before="0" w:line="360" w:lineRule="auto"/>
+        <w:spacing w:before="0"/>
         <w:rPr>
           <w:rFonts w:ascii="Times New Roman" w:eastAsia="Times New Roman" w:hAnsi="Times New Roman" w:cs="Times New Roman"/>
           <w:b/>
@@ -3774,7 +3373,7 @@
     </w:p>
     <w:p>
       <w:pPr>
-        <w:spacing w:after="100" w:afterAutospacing="1" w:line="360" w:lineRule="auto"/>
+        <w:spacing w:after="100" w:afterAutospacing="1"/>
         <w:rPr>
           <w:rFonts w:ascii="Times New Roman" w:eastAsia="Times New Roman" w:hAnsi="Times New Roman" w:cs="Times New Roman"/>
           <w:szCs w:val="20"/>
@@ -4704,7 +4303,6 @@
                 <w:lang w:eastAsia="fr-FR"/>
               </w:rPr>
             </w:pPr>
-            <w:proofErr w:type="spellStart"/>
             <w:r>
               <w:rPr>
                 <w:rFonts w:ascii="Times New Roman" w:eastAsia="Times New Roman" w:hAnsi="Times New Roman" w:cs="Times New Roman"/>
@@ -4715,7 +4313,6 @@
               <w:lastRenderedPageBreak/>
               <w:t>runtime</w:t>
             </w:r>
-            <w:proofErr w:type="spellEnd"/>
           </w:p>
         </w:tc>
         <w:tc>
@@ -5328,7 +4925,7 @@
     </w:tbl>
     <w:p>
       <w:pPr>
-        <w:spacing w:after="100" w:afterAutospacing="1" w:line="360" w:lineRule="auto"/>
+        <w:spacing w:after="100" w:afterAutospacing="1"/>
         <w:rPr>
           <w:rFonts w:ascii="Times New Roman" w:eastAsia="Times New Roman" w:hAnsi="Times New Roman" w:cs="Times New Roman"/>
           <w:szCs w:val="20"/>
@@ -5396,7 +4993,7 @@
           <w:ilvl w:val="0"/>
           <w:numId w:val="17"/>
         </w:numPr>
-        <w:spacing w:before="0" w:line="360" w:lineRule="auto"/>
+        <w:spacing w:before="0"/>
         <w:rPr>
           <w:rFonts w:ascii="Times New Roman" w:eastAsia="Times New Roman" w:hAnsi="Times New Roman" w:cs="Times New Roman"/>
           <w:b/>
@@ -5451,7 +5048,7 @@
           <w:ilvl w:val="0"/>
           <w:numId w:val="1"/>
         </w:numPr>
-        <w:spacing w:after="0" w:line="360" w:lineRule="auto"/>
+        <w:spacing w:after="0"/>
         <w:ind w:left="1120" w:hanging="400"/>
         <w:rPr>
           <w:rFonts w:ascii="Times New Roman" w:eastAsia="Times New Roman" w:hAnsi="Times New Roman" w:cs="Times New Roman"/>
@@ -5512,7 +5109,7 @@
           <w:ilvl w:val="0"/>
           <w:numId w:val="2"/>
         </w:numPr>
-        <w:spacing w:after="0" w:line="360" w:lineRule="auto"/>
+        <w:spacing w:after="0"/>
         <w:ind w:left="1120" w:hanging="400"/>
         <w:rPr>
           <w:rFonts w:ascii="Times New Roman" w:eastAsia="Times New Roman" w:hAnsi="Times New Roman" w:cs="Times New Roman"/>
@@ -5561,7 +5158,7 @@
           <w:ilvl w:val="0"/>
           <w:numId w:val="3"/>
         </w:numPr>
-        <w:spacing w:after="0" w:line="360" w:lineRule="auto"/>
+        <w:spacing w:after="0"/>
         <w:ind w:left="1120" w:hanging="400"/>
         <w:rPr>
           <w:rFonts w:ascii="Times New Roman" w:eastAsia="Times New Roman" w:hAnsi="Times New Roman" w:cs="Times New Roman"/>
@@ -5610,7 +5207,7 @@
           <w:ilvl w:val="0"/>
           <w:numId w:val="4"/>
         </w:numPr>
-        <w:spacing w:after="100" w:afterAutospacing="1" w:line="360" w:lineRule="auto"/>
+        <w:spacing w:after="100" w:afterAutospacing="1"/>
         <w:ind w:left="1120" w:hanging="400"/>
         <w:rPr>
           <w:rFonts w:ascii="Times New Roman" w:eastAsia="Times New Roman" w:hAnsi="Times New Roman" w:cs="Times New Roman"/>
@@ -5629,7 +5226,7 @@
     </w:p>
     <w:p>
       <w:pPr>
-        <w:spacing w:after="0" w:line="360" w:lineRule="auto"/>
+        <w:spacing w:after="0"/>
         <w:rPr>
           <w:rFonts w:ascii="Times New Roman" w:eastAsia="Times New Roman" w:hAnsi="Times New Roman" w:cs="Times New Roman"/>
           <w:szCs w:val="20"/>
@@ -5651,7 +5248,7 @@
           <w:ilvl w:val="0"/>
           <w:numId w:val="5"/>
         </w:numPr>
-        <w:spacing w:after="0" w:line="360" w:lineRule="auto"/>
+        <w:spacing w:after="0"/>
         <w:ind w:left="1120" w:hanging="400"/>
         <w:rPr>
           <w:rFonts w:ascii="Times New Roman" w:eastAsia="Times New Roman" w:hAnsi="Times New Roman" w:cs="Times New Roman"/>
@@ -5674,7 +5271,7 @@
           <w:ilvl w:val="0"/>
           <w:numId w:val="5"/>
         </w:numPr>
-        <w:spacing w:after="100" w:afterAutospacing="1" w:line="360" w:lineRule="auto"/>
+        <w:spacing w:after="100" w:afterAutospacing="1"/>
         <w:ind w:left="1120" w:hanging="400"/>
         <w:rPr>
           <w:rFonts w:ascii="Times New Roman" w:eastAsia="Times New Roman" w:hAnsi="Times New Roman" w:cs="Times New Roman"/>
@@ -5715,7 +5312,7 @@
           <w:ilvl w:val="0"/>
           <w:numId w:val="5"/>
         </w:numPr>
-        <w:spacing w:after="100" w:afterAutospacing="1" w:line="360" w:lineRule="auto"/>
+        <w:spacing w:after="100" w:afterAutospacing="1"/>
         <w:ind w:left="1120" w:hanging="400"/>
         <w:rPr>
           <w:rFonts w:ascii="Times New Roman" w:eastAsia="Times New Roman" w:hAnsi="Times New Roman" w:cs="Times New Roman"/>
@@ -5738,7 +5335,7 @@
           <w:ilvl w:val="0"/>
           <w:numId w:val="5"/>
         </w:numPr>
-        <w:spacing w:after="100" w:afterAutospacing="1" w:line="360" w:lineRule="auto"/>
+        <w:spacing w:after="100" w:afterAutospacing="1"/>
         <w:ind w:left="1120" w:hanging="400"/>
         <w:rPr>
           <w:rFonts w:ascii="Times New Roman" w:eastAsia="Times New Roman" w:hAnsi="Times New Roman" w:cs="Times New Roman"/>
@@ -5770,25 +5367,7 @@
           <w:sz w:val="24"/>
           <w:lang w:eastAsia="fr-FR"/>
         </w:rPr>
-        <w:t xml:space="preserve"> pour les étapes suivantes : nettoyage approfondi, prétraitement textuel, vectorisation et </w:t>
-      </w:r>
-      <w:proofErr w:type="spellStart"/>
-      <w:r>
-        <w:rPr>
-          <w:rFonts w:ascii="Times New Roman" w:eastAsia="Times New Roman" w:hAnsi="Times New Roman" w:cs="Times New Roman"/>
-          <w:sz w:val="24"/>
-          <w:lang w:eastAsia="fr-FR"/>
-        </w:rPr>
-        <w:t>clustering</w:t>
-      </w:r>
-      <w:proofErr w:type="spellEnd"/>
-      <w:r>
-        <w:rPr>
-          <w:rFonts w:ascii="Times New Roman" w:eastAsia="Times New Roman" w:hAnsi="Times New Roman" w:cs="Times New Roman"/>
-          <w:sz w:val="24"/>
-          <w:lang w:eastAsia="fr-FR"/>
-        </w:rPr>
-        <w:t>.</w:t>
+        <w:t xml:space="preserve"> pour les étapes suivantes : nettoyage approfondi, prétraitement textuel, vectorisation et clustering.</w:t>
       </w:r>
     </w:p>
     <w:p>
@@ -5798,7 +5377,7 @@
           <w:ilvl w:val="0"/>
           <w:numId w:val="15"/>
         </w:numPr>
-        <w:spacing w:before="0" w:line="360" w:lineRule="auto"/>
+        <w:spacing w:before="0"/>
         <w:rPr>
           <w:rFonts w:ascii="Times New Roman" w:eastAsia="Times New Roman" w:hAnsi="Times New Roman" w:cs="Times New Roman"/>
           <w:b/>
@@ -5823,7 +5402,7 @@
     </w:p>
     <w:p>
       <w:pPr>
-        <w:spacing w:after="100" w:afterAutospacing="1" w:line="360" w:lineRule="auto"/>
+        <w:spacing w:after="100" w:afterAutospacing="1"/>
         <w:rPr>
           <w:rFonts w:ascii="Times New Roman" w:eastAsia="Times New Roman" w:hAnsi="Times New Roman" w:cs="Times New Roman"/>
           <w:szCs w:val="20"/>
@@ -5854,7 +5433,7 @@
           <w:sz w:val="24"/>
           <w:lang w:eastAsia="fr-FR"/>
         </w:rPr>
-        <w:t xml:space="preserve"> TMDB, qui contient des informations sur environ 5000 </w:t>
+        <w:t xml:space="preserve"> TMDB, qui contient des informations sur environ 5000 films. </w:t>
       </w:r>
       <w:r>
         <w:rPr>
@@ -5863,7 +5442,7 @@
           <w:lang w:eastAsia="fr-FR"/>
         </w:rPr>
         <w:lastRenderedPageBreak/>
-        <w:t>films. Cette étape vise à éliminer les doublons, à gérer les valeurs manquantes, et à s’assurer que les données soient cohérentes et exploitables.</w:t>
+        <w:t>Cette étape vise à éliminer les doublons, à gérer les valeurs manquantes, et à s’assurer que les données soient cohérentes et exploitables.</w:t>
       </w:r>
     </w:p>
     <w:p>
@@ -5873,7 +5452,7 @@
           <w:ilvl w:val="0"/>
           <w:numId w:val="18"/>
         </w:numPr>
-        <w:spacing w:before="0" w:line="360" w:lineRule="auto"/>
+        <w:spacing w:before="0"/>
         <w:rPr>
           <w:rFonts w:ascii="Times New Roman" w:eastAsia="Times New Roman" w:hAnsi="Times New Roman" w:cs="Times New Roman"/>
           <w:b/>
@@ -5898,7 +5477,7 @@
     </w:p>
     <w:p>
       <w:pPr>
-        <w:spacing w:after="0" w:line="360" w:lineRule="auto"/>
+        <w:spacing w:after="0"/>
         <w:rPr>
           <w:rFonts w:ascii="Times New Roman" w:eastAsia="Times New Roman" w:hAnsi="Times New Roman" w:cs="Times New Roman"/>
           <w:szCs w:val="20"/>
@@ -5920,7 +5499,7 @@
           <w:ilvl w:val="0"/>
           <w:numId w:val="6"/>
         </w:numPr>
-        <w:spacing w:after="0" w:line="360" w:lineRule="auto"/>
+        <w:spacing w:after="0"/>
         <w:ind w:left="1120" w:hanging="400"/>
         <w:rPr>
           <w:rFonts w:ascii="Times New Roman" w:eastAsia="Times New Roman" w:hAnsi="Times New Roman" w:cs="Times New Roman"/>
@@ -5971,7 +5550,7 @@
           <w:ilvl w:val="0"/>
           <w:numId w:val="6"/>
         </w:numPr>
-        <w:spacing w:after="100" w:afterAutospacing="1" w:line="360" w:lineRule="auto"/>
+        <w:spacing w:after="100" w:afterAutospacing="1"/>
         <w:ind w:left="1120" w:hanging="400"/>
         <w:rPr>
           <w:rFonts w:ascii="Times New Roman" w:eastAsia="Times New Roman" w:hAnsi="Times New Roman" w:cs="Times New Roman"/>
@@ -6005,7 +5584,7 @@
           <w:ilvl w:val="0"/>
           <w:numId w:val="18"/>
         </w:numPr>
-        <w:spacing w:before="0" w:line="360" w:lineRule="auto"/>
+        <w:spacing w:before="0"/>
         <w:rPr>
           <w:rFonts w:ascii="Times New Roman" w:eastAsia="Times New Roman" w:hAnsi="Times New Roman" w:cs="Times New Roman"/>
           <w:b/>
@@ -6035,7 +5614,7 @@
           <w:ilvl w:val="0"/>
           <w:numId w:val="19"/>
         </w:numPr>
-        <w:spacing w:after="0" w:line="360" w:lineRule="auto"/>
+        <w:spacing w:after="0"/>
         <w:rPr>
           <w:rFonts w:ascii="Times New Roman" w:eastAsia="Times New Roman" w:hAnsi="Times New Roman" w:cs="Times New Roman"/>
           <w:b/>
@@ -6057,7 +5636,7 @@
     </w:p>
     <w:p>
       <w:pPr>
-        <w:spacing w:after="0" w:line="360" w:lineRule="auto"/>
+        <w:spacing w:after="0"/>
         <w:rPr>
           <w:rFonts w:ascii="Times New Roman" w:eastAsia="Times New Roman" w:hAnsi="Times New Roman" w:cs="Times New Roman"/>
           <w:szCs w:val="20"/>
@@ -6216,6 +5795,7 @@
           <w:p>
             <w:pPr>
               <w:spacing w:line="360" w:lineRule="auto"/>
+              <w:jc w:val="center"/>
               <w:rPr>
                 <w:rFonts w:ascii="Times New Roman" w:eastAsia="Times New Roman" w:hAnsi="Times New Roman" w:cs="Times New Roman"/>
                 <w:sz w:val="24"/>
@@ -6242,6 +5822,7 @@
           <w:p>
             <w:pPr>
               <w:spacing w:line="360" w:lineRule="auto"/>
+              <w:jc w:val="center"/>
               <w:rPr>
                 <w:rFonts w:ascii="Times New Roman" w:eastAsia="Times New Roman" w:hAnsi="Times New Roman" w:cs="Times New Roman"/>
                 <w:sz w:val="24"/>
@@ -6298,6 +5879,7 @@
           <w:p>
             <w:pPr>
               <w:spacing w:line="360" w:lineRule="auto"/>
+              <w:jc w:val="center"/>
               <w:rPr>
                 <w:rFonts w:ascii="Times New Roman" w:eastAsia="Times New Roman" w:hAnsi="Times New Roman" w:cs="Times New Roman"/>
                 <w:sz w:val="24"/>
@@ -6324,6 +5906,7 @@
           <w:p>
             <w:pPr>
               <w:spacing w:line="360" w:lineRule="auto"/>
+              <w:jc w:val="center"/>
               <w:rPr>
                 <w:rFonts w:ascii="Times New Roman" w:eastAsia="Times New Roman" w:hAnsi="Times New Roman" w:cs="Times New Roman"/>
                 <w:sz w:val="24"/>
@@ -6380,6 +5963,7 @@
           <w:p>
             <w:pPr>
               <w:spacing w:line="360" w:lineRule="auto"/>
+              <w:jc w:val="center"/>
               <w:rPr>
                 <w:rFonts w:ascii="Times New Roman" w:eastAsia="Times New Roman" w:hAnsi="Times New Roman" w:cs="Times New Roman"/>
                 <w:sz w:val="24"/>
@@ -6406,6 +5990,7 @@
           <w:p>
             <w:pPr>
               <w:spacing w:line="360" w:lineRule="auto"/>
+              <w:jc w:val="center"/>
               <w:rPr>
                 <w:rFonts w:ascii="Times New Roman" w:eastAsia="Times New Roman" w:hAnsi="Times New Roman" w:cs="Times New Roman"/>
                 <w:sz w:val="24"/>
@@ -6460,6 +6045,7 @@
           <w:p>
             <w:pPr>
               <w:spacing w:line="360" w:lineRule="auto"/>
+              <w:jc w:val="center"/>
               <w:rPr>
                 <w:rFonts w:ascii="Times New Roman" w:eastAsia="Times New Roman" w:hAnsi="Times New Roman" w:cs="Times New Roman"/>
                 <w:sz w:val="24"/>
@@ -6486,6 +6072,7 @@
           <w:p>
             <w:pPr>
               <w:spacing w:line="360" w:lineRule="auto"/>
+              <w:jc w:val="center"/>
               <w:rPr>
                 <w:rFonts w:ascii="Times New Roman" w:eastAsia="Times New Roman" w:hAnsi="Times New Roman" w:cs="Times New Roman"/>
                 <w:sz w:val="24"/>
@@ -6513,7 +6100,7 @@
           <w:ilvl w:val="0"/>
           <w:numId w:val="19"/>
         </w:numPr>
-        <w:spacing w:after="0" w:line="360" w:lineRule="auto"/>
+        <w:spacing w:after="0"/>
         <w:rPr>
           <w:rFonts w:ascii="Times New Roman" w:eastAsia="Times New Roman" w:hAnsi="Times New Roman" w:cs="Times New Roman"/>
           <w:b/>
@@ -6541,7 +6128,7 @@
           <w:ilvl w:val="0"/>
           <w:numId w:val="7"/>
         </w:numPr>
-        <w:spacing w:after="0" w:line="360" w:lineRule="auto"/>
+        <w:spacing w:after="0"/>
         <w:ind w:left="1120" w:hanging="400"/>
         <w:rPr>
           <w:rFonts w:ascii="Times New Roman" w:eastAsia="Times New Roman" w:hAnsi="Times New Roman" w:cs="Times New Roman"/>
@@ -6550,7 +6137,6 @@
         </w:rPr>
       </w:pPr>
       <w:proofErr w:type="spellStart"/>
-      <w:proofErr w:type="gramStart"/>
       <w:r>
         <w:rPr>
           <w:rFonts w:ascii="Times New Roman" w:eastAsia="Times New Roman" w:hAnsi="Times New Roman" w:cs="Times New Roman"/>
@@ -6562,7 +6148,6 @@
         <w:t>homepage</w:t>
       </w:r>
       <w:proofErr w:type="spellEnd"/>
-      <w:proofErr w:type="gramEnd"/>
       <w:r>
         <w:rPr>
           <w:rFonts w:ascii="Times New Roman" w:eastAsia="Times New Roman" w:hAnsi="Times New Roman" w:cs="Times New Roman"/>
@@ -6589,25 +6174,7 @@
           <w:sz w:val="24"/>
           <w:lang w:eastAsia="fr-FR"/>
         </w:rPr>
-        <w:t xml:space="preserve"> (phrase d’accroche) sont des champs non critiques pour le </w:t>
-      </w:r>
-      <w:proofErr w:type="spellStart"/>
-      <w:r>
-        <w:rPr>
-          <w:rFonts w:ascii="Times New Roman" w:eastAsia="Times New Roman" w:hAnsi="Times New Roman" w:cs="Times New Roman"/>
-          <w:sz w:val="24"/>
-          <w:lang w:eastAsia="fr-FR"/>
-        </w:rPr>
-        <w:t>clustering</w:t>
-      </w:r>
-      <w:proofErr w:type="spellEnd"/>
-      <w:r>
-        <w:rPr>
-          <w:rFonts w:ascii="Times New Roman" w:eastAsia="Times New Roman" w:hAnsi="Times New Roman" w:cs="Times New Roman"/>
-          <w:sz w:val="24"/>
-          <w:lang w:eastAsia="fr-FR"/>
-        </w:rPr>
-        <w:t xml:space="preserve"> ; leur absence ne nuit pas à l’analyse principale.</w:t>
+        <w:t xml:space="preserve"> (phrase d’accroche) sont des champs non critiques pour le clustering ; leur absence ne nuit pas à l’analyse principale.</w:t>
       </w:r>
     </w:p>
     <w:p>
@@ -6616,7 +6183,7 @@
           <w:ilvl w:val="0"/>
           <w:numId w:val="7"/>
         </w:numPr>
-        <w:spacing w:after="0" w:line="360" w:lineRule="auto"/>
+        <w:spacing w:after="0"/>
         <w:ind w:left="1120" w:hanging="400"/>
         <w:rPr>
           <w:rFonts w:ascii="Times New Roman" w:eastAsia="Times New Roman" w:hAnsi="Times New Roman" w:cs="Times New Roman"/>
@@ -6659,7 +6226,7 @@
           <w:ilvl w:val="0"/>
           <w:numId w:val="7"/>
         </w:numPr>
-        <w:spacing w:after="100" w:afterAutospacing="1" w:line="360" w:lineRule="auto"/>
+        <w:spacing w:after="100" w:afterAutospacing="1"/>
         <w:ind w:left="1120" w:hanging="400"/>
         <w:rPr>
           <w:rFonts w:ascii="Times New Roman" w:eastAsia="Times New Roman" w:hAnsi="Times New Roman" w:cs="Times New Roman"/>
@@ -6683,7 +6250,7 @@
           <w:ilvl w:val="0"/>
           <w:numId w:val="19"/>
         </w:numPr>
-        <w:spacing w:after="0" w:line="360" w:lineRule="auto"/>
+        <w:spacing w:after="0"/>
         <w:rPr>
           <w:rFonts w:ascii="Times New Roman" w:eastAsia="Times New Roman" w:hAnsi="Times New Roman" w:cs="Times New Roman"/>
           <w:b/>
@@ -6733,7 +6300,7 @@
           <w:ilvl w:val="0"/>
           <w:numId w:val="8"/>
         </w:numPr>
-        <w:spacing w:after="0" w:line="360" w:lineRule="auto"/>
+        <w:spacing w:after="0"/>
         <w:ind w:left="1120" w:hanging="400"/>
         <w:rPr>
           <w:rFonts w:ascii="Times New Roman" w:eastAsia="Times New Roman" w:hAnsi="Times New Roman" w:cs="Times New Roman"/>
@@ -6774,7 +6341,7 @@
           <w:ilvl w:val="0"/>
           <w:numId w:val="8"/>
         </w:numPr>
-        <w:spacing w:after="0" w:line="360" w:lineRule="auto"/>
+        <w:spacing w:after="0"/>
         <w:ind w:left="1120" w:hanging="400"/>
         <w:rPr>
           <w:rFonts w:ascii="Times New Roman" w:eastAsia="Times New Roman" w:hAnsi="Times New Roman" w:cs="Times New Roman"/>
@@ -6793,7 +6360,7 @@
     </w:p>
     <w:p>
       <w:pPr>
-        <w:spacing w:after="100" w:afterAutospacing="1" w:line="360" w:lineRule="auto"/>
+        <w:spacing w:after="100" w:afterAutospacing="1"/>
         <w:rPr>
           <w:rFonts w:ascii="Times New Roman" w:eastAsia="Times New Roman" w:hAnsi="Times New Roman" w:cs="Times New Roman"/>
           <w:szCs w:val="20"/>
@@ -6806,43 +6373,43 @@
           <w:sz w:val="24"/>
           <w:lang w:eastAsia="fr-FR"/>
         </w:rPr>
+        <w:t xml:space="preserve">Le nettoyage a permis d’obtenir un </w:t>
+      </w:r>
+      <w:proofErr w:type="spellStart"/>
+      <w:r>
+        <w:rPr>
+          <w:rFonts w:ascii="Times New Roman" w:eastAsia="Times New Roman" w:hAnsi="Times New Roman" w:cs="Times New Roman"/>
+          <w:sz w:val="24"/>
+          <w:lang w:eastAsia="fr-FR"/>
+        </w:rPr>
+        <w:t>dataset</w:t>
+      </w:r>
+      <w:proofErr w:type="spellEnd"/>
+      <w:r>
+        <w:rPr>
+          <w:rFonts w:ascii="Times New Roman" w:eastAsia="Times New Roman" w:hAnsi="Times New Roman" w:cs="Times New Roman"/>
+          <w:sz w:val="24"/>
+          <w:lang w:eastAsia="fr-FR"/>
+        </w:rPr>
+        <w:t xml:space="preserve"> de haute qualité, prêt à être exploité pour les analyses exploratoires et les traitements avancés. L’absence de doublons et la quasi-totalité de valeurs renseignées renforcent la pertinence des résultats futurs.</w:t>
+      </w:r>
+    </w:p>
+    <w:p>
+      <w:pPr>
+        <w:spacing w:after="100" w:afterAutospacing="1"/>
+        <w:rPr>
+          <w:rFonts w:ascii="Times New Roman" w:eastAsia="Times New Roman" w:hAnsi="Times New Roman" w:cs="Times New Roman"/>
+          <w:szCs w:val="20"/>
+          <w:lang w:eastAsia="fr-FR"/>
+        </w:rPr>
+      </w:pPr>
+      <w:r>
+        <w:rPr>
+          <w:rFonts w:ascii="Times New Roman" w:eastAsia="Times New Roman" w:hAnsi="Times New Roman" w:cs="Times New Roman"/>
+          <w:sz w:val="24"/>
+          <w:lang w:eastAsia="fr-FR"/>
+        </w:rPr>
         <w:lastRenderedPageBreak/>
-        <w:t xml:space="preserve">Le nettoyage a permis d’obtenir un </w:t>
-      </w:r>
-      <w:proofErr w:type="spellStart"/>
-      <w:r>
-        <w:rPr>
-          <w:rFonts w:ascii="Times New Roman" w:eastAsia="Times New Roman" w:hAnsi="Times New Roman" w:cs="Times New Roman"/>
-          <w:sz w:val="24"/>
-          <w:lang w:eastAsia="fr-FR"/>
-        </w:rPr>
-        <w:t>dataset</w:t>
-      </w:r>
-      <w:proofErr w:type="spellEnd"/>
-      <w:r>
-        <w:rPr>
-          <w:rFonts w:ascii="Times New Roman" w:eastAsia="Times New Roman" w:hAnsi="Times New Roman" w:cs="Times New Roman"/>
-          <w:sz w:val="24"/>
-          <w:lang w:eastAsia="fr-FR"/>
-        </w:rPr>
-        <w:t xml:space="preserve"> de haute qualité, prêt à être exploité pour les analyses exploratoires et les traitements avancés. L’absence de doublons et la quasi-totalité de valeurs renseignées renforcent la pertinence des résultats futurs.</w:t>
-      </w:r>
-    </w:p>
-    <w:p>
-      <w:pPr>
-        <w:spacing w:after="100" w:afterAutospacing="1" w:line="360" w:lineRule="auto"/>
-        <w:rPr>
-          <w:rFonts w:ascii="Times New Roman" w:eastAsia="Times New Roman" w:hAnsi="Times New Roman" w:cs="Times New Roman"/>
-          <w:szCs w:val="20"/>
-          <w:lang w:eastAsia="fr-FR"/>
-        </w:rPr>
-      </w:pPr>
-      <w:r>
-        <w:rPr>
-          <w:rFonts w:ascii="Times New Roman" w:eastAsia="Times New Roman" w:hAnsi="Times New Roman" w:cs="Times New Roman"/>
-          <w:sz w:val="24"/>
-          <w:lang w:eastAsia="fr-FR"/>
-        </w:rPr>
         <w:t>Les champs non essentiels avec valeurs manquantes peuvent être soit ignorés, soit traités, sans risque de biais majeur.</w:t>
       </w:r>
     </w:p>
@@ -6853,7 +6420,7 @@
           <w:ilvl w:val="0"/>
           <w:numId w:val="15"/>
         </w:numPr>
-        <w:spacing w:before="0" w:line="360" w:lineRule="auto"/>
+        <w:spacing w:before="0"/>
         <w:rPr>
           <w:rFonts w:ascii="Times New Roman" w:eastAsia="Times New Roman" w:hAnsi="Times New Roman" w:cs="Times New Roman"/>
           <w:b/>
@@ -6879,7 +6446,7 @@
     </w:p>
     <w:p>
       <w:pPr>
-        <w:spacing w:after="100" w:afterAutospacing="1" w:line="360" w:lineRule="auto"/>
+        <w:spacing w:after="100" w:afterAutospacing="1"/>
         <w:rPr>
           <w:rFonts w:ascii="Times New Roman" w:eastAsia="Times New Roman" w:hAnsi="Times New Roman" w:cs="Times New Roman"/>
           <w:szCs w:val="20"/>
@@ -6910,7 +6477,7 @@
           <w:sz w:val="24"/>
           <w:lang w:eastAsia="fr-FR"/>
         </w:rPr>
-        <w:t xml:space="preserve"> TMDB, le prétraitement textuel des synopsis est une étape cruciale permettant d’améliorer la qualité des analyses sémantiques ultérieures, telles que la vectorisation et le </w:t>
+        <w:t xml:space="preserve"> TMDB, le prétraitement textuel des synopsis est une étape cruciale permettant d’améliorer la qualité des analyses sémantiques ultérieures, telles que la vectorisation et le clustering des films. Ce prétraitement comprend essentiellement le nettoyage du texte, la </w:t>
       </w:r>
       <w:proofErr w:type="spellStart"/>
       <w:r>
@@ -6919,7 +6486,7 @@
           <w:sz w:val="24"/>
           <w:lang w:eastAsia="fr-FR"/>
         </w:rPr>
-        <w:t>clustering</w:t>
+        <w:t>tokenization</w:t>
       </w:r>
       <w:proofErr w:type="spellEnd"/>
       <w:r>
@@ -6928,7 +6495,7 @@
           <w:sz w:val="24"/>
           <w:lang w:eastAsia="fr-FR"/>
         </w:rPr>
-        <w:t xml:space="preserve"> des films. Ce prétraitement comprend essentiellement le nettoyage du texte, la </w:t>
+        <w:t xml:space="preserve"> et la suppression des mots vides (stop </w:t>
       </w:r>
       <w:proofErr w:type="spellStart"/>
       <w:r>
@@ -6937,7 +6504,7 @@
           <w:sz w:val="24"/>
           <w:lang w:eastAsia="fr-FR"/>
         </w:rPr>
-        <w:t>tokenization</w:t>
+        <w:t>words</w:t>
       </w:r>
       <w:proofErr w:type="spellEnd"/>
       <w:r>
@@ -6946,30 +6513,12 @@
           <w:sz w:val="24"/>
           <w:lang w:eastAsia="fr-FR"/>
         </w:rPr>
-        <w:t xml:space="preserve"> et la suppression des mots vides (stop </w:t>
-      </w:r>
-      <w:proofErr w:type="spellStart"/>
-      <w:r>
-        <w:rPr>
-          <w:rFonts w:ascii="Times New Roman" w:eastAsia="Times New Roman" w:hAnsi="Times New Roman" w:cs="Times New Roman"/>
-          <w:sz w:val="24"/>
-          <w:lang w:eastAsia="fr-FR"/>
-        </w:rPr>
-        <w:t>words</w:t>
-      </w:r>
-      <w:proofErr w:type="spellEnd"/>
-      <w:r>
-        <w:rPr>
-          <w:rFonts w:ascii="Times New Roman" w:eastAsia="Times New Roman" w:hAnsi="Times New Roman" w:cs="Times New Roman"/>
-          <w:sz w:val="24"/>
-          <w:lang w:eastAsia="fr-FR"/>
-        </w:rPr>
         <w:t>).</w:t>
       </w:r>
     </w:p>
     <w:p>
       <w:pPr>
-        <w:spacing w:after="0" w:line="360" w:lineRule="auto"/>
+        <w:spacing w:after="0"/>
         <w:rPr>
           <w:rFonts w:ascii="Times New Roman" w:eastAsia="Times New Roman" w:hAnsi="Times New Roman" w:cs="Times New Roman"/>
           <w:b/>
@@ -7023,7 +6572,7 @@
           <w:ilvl w:val="0"/>
           <w:numId w:val="9"/>
         </w:numPr>
-        <w:spacing w:after="0" w:line="360" w:lineRule="auto"/>
+        <w:spacing w:after="0"/>
         <w:ind w:left="1120" w:hanging="400"/>
         <w:rPr>
           <w:rFonts w:ascii="Times New Roman" w:eastAsia="Times New Roman" w:hAnsi="Times New Roman" w:cs="Times New Roman"/>
@@ -7061,29 +6610,7 @@
           <w:sz w:val="24"/>
           <w:lang w:eastAsia="fr-FR"/>
         </w:rPr>
-        <w:t xml:space="preserve"> </w:t>
-      </w:r>
-      <w:proofErr w:type="spellStart"/>
-      <w:r>
-        <w:rPr>
-          <w:rFonts w:ascii="Times New Roman" w:eastAsia="Times New Roman" w:hAnsi="Times New Roman" w:cs="Times New Roman"/>
-          <w:b/>
-          <w:bCs/>
-          <w:sz w:val="24"/>
-          <w:lang w:eastAsia="fr-FR"/>
-        </w:rPr>
-        <w:t>Toolkit</w:t>
-      </w:r>
-      <w:proofErr w:type="spellEnd"/>
-      <w:r>
-        <w:rPr>
-          <w:rFonts w:ascii="Times New Roman" w:eastAsia="Times New Roman" w:hAnsi="Times New Roman" w:cs="Times New Roman"/>
-          <w:b/>
-          <w:bCs/>
-          <w:sz w:val="24"/>
-          <w:lang w:eastAsia="fr-FR"/>
-        </w:rPr>
-        <w:t>)</w:t>
+        <w:t xml:space="preserve"> Toolkit)</w:t>
       </w:r>
       <w:r>
         <w:rPr>
@@ -7118,7 +6645,7 @@
           <w:ilvl w:val="0"/>
           <w:numId w:val="9"/>
         </w:numPr>
-        <w:spacing w:after="0" w:line="360" w:lineRule="auto"/>
+        <w:spacing w:after="0"/>
         <w:ind w:left="1120" w:hanging="400"/>
         <w:rPr>
           <w:rFonts w:ascii="Times New Roman" w:eastAsia="Times New Roman" w:hAnsi="Times New Roman" w:cs="Times New Roman"/>
@@ -7189,7 +6716,7 @@
           <w:ilvl w:val="0"/>
           <w:numId w:val="9"/>
         </w:numPr>
-        <w:spacing w:after="100" w:afterAutospacing="1" w:line="360" w:lineRule="auto"/>
+        <w:spacing w:after="100" w:afterAutospacing="1"/>
         <w:ind w:left="1120" w:hanging="400"/>
         <w:rPr>
           <w:rFonts w:ascii="Times New Roman" w:eastAsia="Times New Roman" w:hAnsi="Times New Roman" w:cs="Times New Roman"/>
@@ -7242,7 +6769,7 @@
           <w:ilvl w:val="0"/>
           <w:numId w:val="9"/>
         </w:numPr>
-        <w:spacing w:after="100" w:afterAutospacing="1" w:line="360" w:lineRule="auto"/>
+        <w:spacing w:after="100" w:afterAutospacing="1"/>
         <w:ind w:left="1120" w:hanging="400"/>
         <w:rPr>
           <w:rFonts w:ascii="Times New Roman" w:eastAsia="Times New Roman" w:hAnsi="Times New Roman" w:cs="Times New Roman"/>
@@ -7291,7 +6818,7 @@
     </w:p>
     <w:p>
       <w:pPr>
-        <w:spacing w:after="0" w:line="360" w:lineRule="auto"/>
+        <w:spacing w:after="0"/>
         <w:rPr>
           <w:rFonts w:ascii="Times New Roman" w:eastAsia="Times New Roman" w:hAnsi="Times New Roman" w:cs="Times New Roman"/>
           <w:b/>
@@ -7313,7 +6840,7 @@
     </w:p>
     <w:p>
       <w:pPr>
-        <w:spacing w:after="0" w:line="360" w:lineRule="auto"/>
+        <w:spacing w:after="0"/>
         <w:rPr>
           <w:rFonts w:ascii="Times New Roman" w:eastAsia="Times New Roman" w:hAnsi="Times New Roman" w:cs="Times New Roman"/>
           <w:sz w:val="24"/>
@@ -7336,7 +6863,7 @@
           <w:ilvl w:val="0"/>
           <w:numId w:val="19"/>
         </w:numPr>
-        <w:spacing w:after="100" w:afterAutospacing="1" w:line="360" w:lineRule="auto"/>
+        <w:spacing w:after="100" w:afterAutospacing="1"/>
         <w:rPr>
           <w:rFonts w:ascii="Times New Roman" w:eastAsia="Times New Roman" w:hAnsi="Times New Roman" w:cs="Times New Roman"/>
           <w:szCs w:val="20"/>
@@ -7369,7 +6896,7 @@
           <w:ilvl w:val="0"/>
           <w:numId w:val="19"/>
         </w:numPr>
-        <w:spacing w:after="100" w:afterAutospacing="1" w:line="360" w:lineRule="auto"/>
+        <w:spacing w:after="100" w:afterAutospacing="1"/>
         <w:rPr>
           <w:rFonts w:ascii="Times New Roman" w:eastAsia="Times New Roman" w:hAnsi="Times New Roman" w:cs="Times New Roman"/>
           <w:szCs w:val="20"/>
@@ -7402,7 +6929,7 @@
           <w:ilvl w:val="0"/>
           <w:numId w:val="19"/>
         </w:numPr>
-        <w:spacing w:after="100" w:afterAutospacing="1" w:line="360" w:lineRule="auto"/>
+        <w:spacing w:after="100" w:afterAutospacing="1"/>
         <w:rPr>
           <w:rFonts w:ascii="Times New Roman" w:eastAsia="Times New Roman" w:hAnsi="Times New Roman" w:cs="Times New Roman"/>
           <w:szCs w:val="20"/>
@@ -7435,7 +6962,7 @@
           <w:ilvl w:val="0"/>
           <w:numId w:val="19"/>
         </w:numPr>
-        <w:spacing w:after="100" w:afterAutospacing="1" w:line="360" w:lineRule="auto"/>
+        <w:spacing w:after="100" w:afterAutospacing="1"/>
         <w:rPr>
           <w:rFonts w:ascii="Times New Roman" w:eastAsia="Times New Roman" w:hAnsi="Times New Roman" w:cs="Times New Roman"/>
           <w:szCs w:val="20"/>
@@ -7443,7 +6970,6 @@
         </w:rPr>
       </w:pPr>
       <w:proofErr w:type="spellStart"/>
-      <w:proofErr w:type="gramStart"/>
       <w:r>
         <w:rPr>
           <w:rFonts w:ascii="Times New Roman" w:eastAsia="Times New Roman" w:hAnsi="Times New Roman" w:cs="Times New Roman"/>
@@ -7453,7 +6979,6 @@
         <w:t>pip</w:t>
       </w:r>
       <w:proofErr w:type="spellEnd"/>
-      <w:proofErr w:type="gramEnd"/>
       <w:r>
         <w:rPr>
           <w:rFonts w:ascii="Times New Roman" w:eastAsia="Times New Roman" w:hAnsi="Times New Roman" w:cs="Times New Roman"/>
@@ -7493,7 +7018,7 @@
     </w:p>
     <w:p>
       <w:pPr>
-        <w:spacing w:after="0" w:line="360" w:lineRule="auto"/>
+        <w:spacing w:after="0"/>
         <w:rPr>
           <w:rFonts w:ascii="Times New Roman" w:eastAsia="Times New Roman" w:hAnsi="Times New Roman" w:cs="Times New Roman"/>
           <w:szCs w:val="20"/>
@@ -7526,7 +7051,7 @@
         </w:rPr>
         <w:t xml:space="preserve"> : </w:t>
       </w:r>
-      <w:hyperlink r:id="rId11" w:history="1">
+      <w:hyperlink r:id="rId13" w:history="1">
         <w:r>
           <w:rPr>
             <w:rFonts w:ascii="Times New Roman" w:eastAsia="Times New Roman" w:hAnsi="Times New Roman" w:cs="Times New Roman"/>
@@ -7541,7 +7066,7 @@
     </w:p>
     <w:p>
       <w:pPr>
-        <w:spacing w:after="0" w:line="360" w:lineRule="auto"/>
+        <w:spacing w:after="0"/>
         <w:rPr>
           <w:rFonts w:ascii="Times New Roman" w:eastAsia="Times New Roman" w:hAnsi="Times New Roman" w:cs="Times New Roman"/>
           <w:b/>
@@ -7563,7 +7088,7 @@
     </w:p>
     <w:p>
       <w:pPr>
-        <w:spacing w:after="0" w:line="360" w:lineRule="auto"/>
+        <w:spacing w:after="0"/>
         <w:rPr>
           <w:rFonts w:ascii="Times New Roman" w:eastAsia="Times New Roman" w:hAnsi="Times New Roman" w:cs="Times New Roman"/>
           <w:b/>
@@ -7589,7 +7114,7 @@
           <w:ilvl w:val="0"/>
           <w:numId w:val="10"/>
         </w:numPr>
-        <w:spacing w:after="0" w:line="360" w:lineRule="auto"/>
+        <w:spacing w:after="0"/>
         <w:ind w:left="1120" w:hanging="400"/>
         <w:rPr>
           <w:rFonts w:ascii="Times New Roman" w:eastAsia="Times New Roman" w:hAnsi="Times New Roman" w:cs="Times New Roman"/>
@@ -7603,7 +7128,6 @@
           <w:sz w:val="24"/>
           <w:lang w:eastAsia="fr-FR"/>
         </w:rPr>
-        <w:lastRenderedPageBreak/>
         <w:t>Conversion des textes en minuscules pour uniformiser la casse.</w:t>
       </w:r>
     </w:p>
@@ -7613,7 +7137,7 @@
           <w:ilvl w:val="0"/>
           <w:numId w:val="10"/>
         </w:numPr>
-        <w:spacing w:after="0" w:line="360" w:lineRule="auto"/>
+        <w:spacing w:after="0"/>
         <w:ind w:left="1120" w:hanging="400"/>
         <w:rPr>
           <w:rFonts w:ascii="Times New Roman" w:eastAsia="Times New Roman" w:hAnsi="Times New Roman" w:cs="Times New Roman"/>
@@ -7632,7 +7156,7 @@
     </w:p>
     <w:p>
       <w:pPr>
-        <w:spacing w:after="0" w:line="360" w:lineRule="auto"/>
+        <w:spacing w:after="0"/>
         <w:rPr>
           <w:rFonts w:ascii="Times New Roman" w:eastAsia="Times New Roman" w:hAnsi="Times New Roman" w:cs="Times New Roman"/>
           <w:b/>
@@ -7649,6 +7173,7 @@
           <w:szCs w:val="50"/>
           <w:lang w:val="en" w:eastAsia="fr-FR"/>
         </w:rPr>
+        <w:lastRenderedPageBreak/>
         <w:t xml:space="preserve">2. </w:t>
       </w:r>
       <w:proofErr w:type="spellStart"/>
@@ -7680,7 +7205,7 @@
           <w:ilvl w:val="0"/>
           <w:numId w:val="11"/>
         </w:numPr>
-        <w:spacing w:after="0" w:line="360" w:lineRule="auto"/>
+        <w:spacing w:after="0"/>
         <w:ind w:left="1120" w:hanging="400"/>
         <w:rPr>
           <w:rFonts w:ascii="Times New Roman" w:eastAsia="Times New Roman" w:hAnsi="Times New Roman" w:cs="Times New Roman"/>
@@ -7721,7 +7246,7 @@
           <w:ilvl w:val="0"/>
           <w:numId w:val="11"/>
         </w:numPr>
-        <w:spacing w:after="0" w:line="360" w:lineRule="auto"/>
+        <w:spacing w:after="0"/>
         <w:ind w:left="1120" w:hanging="400"/>
         <w:rPr>
           <w:rFonts w:ascii="Times New Roman" w:eastAsia="Times New Roman" w:hAnsi="Times New Roman" w:cs="Times New Roman"/>
@@ -7798,7 +7323,7 @@
           <w:ilvl w:val="0"/>
           <w:numId w:val="11"/>
         </w:numPr>
-        <w:spacing w:after="0" w:line="360" w:lineRule="auto"/>
+        <w:spacing w:after="0"/>
         <w:ind w:left="1120" w:hanging="400"/>
         <w:rPr>
           <w:rFonts w:ascii="Times New Roman" w:eastAsia="Times New Roman" w:hAnsi="Times New Roman" w:cs="Times New Roman"/>
@@ -7835,7 +7360,7 @@
     </w:p>
     <w:p>
       <w:pPr>
-        <w:spacing w:after="0" w:line="360" w:lineRule="auto"/>
+        <w:spacing w:after="0"/>
         <w:rPr>
           <w:rFonts w:ascii="Times New Roman" w:eastAsia="Times New Roman" w:hAnsi="Times New Roman" w:cs="Times New Roman"/>
           <w:b/>
@@ -7861,7 +7386,7 @@
           <w:ilvl w:val="0"/>
           <w:numId w:val="12"/>
         </w:numPr>
-        <w:spacing w:after="0" w:line="360" w:lineRule="auto"/>
+        <w:spacing w:after="0"/>
         <w:ind w:left="1120" w:hanging="400"/>
         <w:rPr>
           <w:rFonts w:ascii="Times New Roman" w:eastAsia="Times New Roman" w:hAnsi="Times New Roman" w:cs="Times New Roman"/>
@@ -7902,7 +7427,7 @@
           <w:ilvl w:val="0"/>
           <w:numId w:val="12"/>
         </w:numPr>
-        <w:spacing w:after="0" w:line="360" w:lineRule="auto"/>
+        <w:spacing w:after="0"/>
         <w:ind w:left="1120" w:hanging="400"/>
         <w:rPr>
           <w:rFonts w:ascii="Times New Roman" w:eastAsia="Times New Roman" w:hAnsi="Times New Roman" w:cs="Times New Roman"/>
@@ -7921,7 +7446,7 @@
     </w:p>
     <w:p>
       <w:pPr>
-        <w:spacing w:after="0" w:line="360" w:lineRule="auto"/>
+        <w:spacing w:after="0"/>
         <w:rPr>
           <w:rFonts w:ascii="Times New Roman" w:eastAsia="Times New Roman" w:hAnsi="Times New Roman" w:cs="Times New Roman"/>
           <w:b/>
@@ -7947,7 +7472,7 @@
           <w:ilvl w:val="0"/>
           <w:numId w:val="13"/>
         </w:numPr>
-        <w:spacing w:after="0" w:line="360" w:lineRule="auto"/>
+        <w:spacing w:after="0"/>
         <w:ind w:left="1120" w:hanging="400"/>
         <w:rPr>
           <w:rFonts w:ascii="Times New Roman" w:eastAsia="Times New Roman" w:hAnsi="Times New Roman" w:cs="Times New Roman"/>
@@ -7990,7 +7515,7 @@
           <w:ilvl w:val="0"/>
           <w:numId w:val="13"/>
         </w:numPr>
-        <w:spacing w:after="0" w:line="360" w:lineRule="auto"/>
+        <w:spacing w:after="0"/>
         <w:ind w:left="1120" w:hanging="400"/>
         <w:rPr>
           <w:rFonts w:ascii="Times New Roman" w:eastAsia="Times New Roman" w:hAnsi="Times New Roman" w:cs="Times New Roman"/>
@@ -8067,7 +7592,7 @@
           <w:ilvl w:val="0"/>
           <w:numId w:val="13"/>
         </w:numPr>
-        <w:spacing w:after="0" w:line="360" w:lineRule="auto"/>
+        <w:spacing w:after="0"/>
         <w:ind w:left="1120" w:hanging="400"/>
         <w:rPr>
           <w:rFonts w:ascii="Times New Roman" w:eastAsia="Times New Roman" w:hAnsi="Times New Roman" w:cs="Times New Roman"/>
@@ -8086,7 +7611,7 @@
     </w:p>
     <w:p>
       <w:pPr>
-        <w:spacing w:after="0" w:line="360" w:lineRule="auto"/>
+        <w:spacing w:after="0"/>
         <w:rPr>
           <w:rFonts w:ascii="Times New Roman" w:eastAsia="Times New Roman" w:hAnsi="Times New Roman" w:cs="Times New Roman"/>
           <w:b/>
@@ -8138,7 +7663,7 @@
           <w:ilvl w:val="0"/>
           <w:numId w:val="14"/>
         </w:numPr>
-        <w:spacing w:after="0" w:line="360" w:lineRule="auto"/>
+        <w:spacing w:after="0"/>
         <w:ind w:left="1120" w:hanging="400"/>
         <w:rPr>
           <w:rFonts w:ascii="Times New Roman" w:eastAsia="Times New Roman" w:hAnsi="Times New Roman" w:cs="Times New Roman"/>
@@ -8179,7 +7704,7 @@
           <w:ilvl w:val="0"/>
           <w:numId w:val="14"/>
         </w:numPr>
-        <w:spacing w:after="100" w:afterAutospacing="1" w:line="360" w:lineRule="auto"/>
+        <w:spacing w:after="100" w:afterAutospacing="1"/>
         <w:ind w:left="1120" w:hanging="400"/>
         <w:rPr>
           <w:rFonts w:ascii="Times New Roman" w:eastAsia="Times New Roman" w:hAnsi="Times New Roman" w:cs="Times New Roman"/>
@@ -8240,7 +7765,7 @@
           <w:ilvl w:val="0"/>
           <w:numId w:val="14"/>
         </w:numPr>
-        <w:spacing w:after="100" w:afterAutospacing="1" w:line="360" w:lineRule="auto"/>
+        <w:spacing w:after="100" w:afterAutospacing="1"/>
         <w:ind w:left="1120" w:hanging="400"/>
         <w:rPr>
           <w:rFonts w:ascii="Times New Roman" w:eastAsia="Times New Roman" w:hAnsi="Times New Roman" w:cs="Times New Roman"/>
@@ -8263,7 +7788,7 @@
           <w:ilvl w:val="0"/>
           <w:numId w:val="14"/>
         </w:numPr>
-        <w:spacing w:after="100" w:afterAutospacing="1" w:line="360" w:lineRule="auto"/>
+        <w:spacing w:after="100" w:afterAutospacing="1"/>
         <w:ind w:left="1120" w:hanging="400"/>
         <w:rPr>
           <w:rFonts w:ascii="Times New Roman" w:eastAsia="Times New Roman" w:hAnsi="Times New Roman" w:cs="Times New Roman"/>
@@ -8324,7 +7849,6 @@
           <w:u w:val="single"/>
           <w:lang w:eastAsia="fr-FR"/>
         </w:rPr>
-        <w:lastRenderedPageBreak/>
         <w:t xml:space="preserve">Vectorisation textuelle (TF-IDF ou </w:t>
       </w:r>
       <w:proofErr w:type="spellStart"/>
@@ -8354,7 +7878,7 @@
     </w:p>
     <w:p>
       <w:pPr>
-        <w:spacing w:before="100" w:beforeAutospacing="1" w:after="100" w:afterAutospacing="1" w:line="360" w:lineRule="auto"/>
+        <w:spacing w:before="100" w:beforeAutospacing="1" w:after="100" w:afterAutospacing="1"/>
         <w:rPr>
           <w:rFonts w:ascii="Times New Roman" w:eastAsia="Times New Roman" w:hAnsi="Times New Roman" w:cs="Times New Roman"/>
           <w:sz w:val="24"/>
@@ -8394,7 +7918,18 @@
     </w:p>
     <w:p>
       <w:pPr>
-        <w:spacing w:before="100" w:beforeAutospacing="1" w:after="0" w:line="360" w:lineRule="auto"/>
+        <w:spacing w:before="100" w:beforeAutospacing="1" w:after="100" w:afterAutospacing="1"/>
+        <w:rPr>
+          <w:rFonts w:ascii="Times New Roman" w:eastAsia="Times New Roman" w:hAnsi="Times New Roman" w:cs="Times New Roman"/>
+          <w:sz w:val="24"/>
+          <w:szCs w:val="24"/>
+          <w:lang w:eastAsia="fr-FR"/>
+        </w:rPr>
+      </w:pPr>
+    </w:p>
+    <w:p>
+      <w:pPr>
+        <w:spacing w:before="100" w:beforeAutospacing="1" w:after="0"/>
         <w:rPr>
           <w:rFonts w:ascii="Times New Roman" w:eastAsia="Times New Roman" w:hAnsi="Times New Roman" w:cs="Times New Roman"/>
           <w:b/>
@@ -8411,6 +7946,7 @@
           <w:szCs w:val="24"/>
           <w:lang w:val="en" w:eastAsia="fr-FR"/>
         </w:rPr>
+        <w:lastRenderedPageBreak/>
         <w:t>TF-IDF</w:t>
       </w:r>
     </w:p>
@@ -8420,7 +7956,7 @@
           <w:ilvl w:val="0"/>
           <w:numId w:val="22"/>
         </w:numPr>
-        <w:spacing w:before="100" w:beforeAutospacing="1" w:after="100" w:afterAutospacing="1" w:line="360" w:lineRule="auto"/>
+        <w:spacing w:before="100" w:beforeAutospacing="1" w:after="100" w:afterAutospacing="1"/>
         <w:ind w:left="1120" w:hanging="400"/>
         <w:rPr>
           <w:rFonts w:ascii="Times New Roman" w:eastAsia="Times New Roman" w:hAnsi="Times New Roman" w:cs="Times New Roman"/>
@@ -8445,7 +7981,7 @@
           <w:ilvl w:val="0"/>
           <w:numId w:val="22"/>
         </w:numPr>
-        <w:spacing w:before="100" w:beforeAutospacing="1" w:after="100" w:afterAutospacing="1" w:line="360" w:lineRule="auto"/>
+        <w:spacing w:before="100" w:beforeAutospacing="1" w:after="100" w:afterAutospacing="1"/>
         <w:ind w:left="1120" w:hanging="400"/>
         <w:rPr>
           <w:rFonts w:ascii="Times New Roman" w:eastAsia="Times New Roman" w:hAnsi="Times New Roman" w:cs="Times New Roman"/>
@@ -8470,7 +8006,7 @@
           <w:ilvl w:val="0"/>
           <w:numId w:val="22"/>
         </w:numPr>
-        <w:spacing w:before="100" w:beforeAutospacing="1" w:after="100" w:afterAutospacing="1" w:line="360" w:lineRule="auto"/>
+        <w:spacing w:before="100" w:beforeAutospacing="1" w:after="100" w:afterAutospacing="1"/>
         <w:ind w:left="1120" w:hanging="400"/>
         <w:rPr>
           <w:rFonts w:ascii="Times New Roman" w:eastAsia="Times New Roman" w:hAnsi="Times New Roman" w:cs="Times New Roman"/>
@@ -8491,7 +8027,7 @@
     </w:p>
     <w:p>
       <w:pPr>
-        <w:spacing w:before="100" w:beforeAutospacing="1" w:after="0" w:line="360" w:lineRule="auto"/>
+        <w:spacing w:before="100" w:beforeAutospacing="1" w:after="0"/>
         <w:rPr>
           <w:rFonts w:ascii="Times New Roman" w:eastAsia="Times New Roman" w:hAnsi="Times New Roman" w:cs="Times New Roman"/>
           <w:b/>
@@ -8500,7 +8036,6 @@
           <w:lang w:val="en" w:eastAsia="fr-FR"/>
         </w:rPr>
       </w:pPr>
-      <w:proofErr w:type="spellStart"/>
       <w:r>
         <w:rPr>
           <w:rFonts w:ascii="Times New Roman" w:eastAsia="Times New Roman" w:hAnsi="Times New Roman" w:cs="Times New Roman"/>
@@ -8509,18 +8044,7 @@
           <w:szCs w:val="24"/>
           <w:lang w:val="en" w:eastAsia="fr-FR"/>
         </w:rPr>
-        <w:t>Embeddings</w:t>
-      </w:r>
-      <w:proofErr w:type="spellEnd"/>
-      <w:r>
-        <w:rPr>
-          <w:rFonts w:ascii="Times New Roman" w:eastAsia="Times New Roman" w:hAnsi="Times New Roman" w:cs="Times New Roman"/>
-          <w:b/>
-          <w:sz w:val="24"/>
-          <w:szCs w:val="24"/>
-          <w:lang w:val="en" w:eastAsia="fr-FR"/>
-        </w:rPr>
-        <w:t xml:space="preserve"> avec Word2Vec Google News 300</w:t>
+        <w:t>Embeddings avec Word2Vec Google News 300</w:t>
       </w:r>
     </w:p>
     <w:p>
@@ -8529,7 +8053,7 @@
           <w:ilvl w:val="0"/>
           <w:numId w:val="23"/>
         </w:numPr>
-        <w:spacing w:before="100" w:beforeAutospacing="1" w:after="100" w:afterAutospacing="1" w:line="360" w:lineRule="auto"/>
+        <w:spacing w:before="100" w:beforeAutospacing="1" w:after="100" w:afterAutospacing="1"/>
         <w:ind w:left="1120" w:hanging="400"/>
         <w:rPr>
           <w:rFonts w:ascii="Times New Roman" w:eastAsia="Times New Roman" w:hAnsi="Times New Roman" w:cs="Times New Roman"/>
@@ -8554,7 +8078,7 @@
           <w:ilvl w:val="0"/>
           <w:numId w:val="23"/>
         </w:numPr>
-        <w:spacing w:before="100" w:beforeAutospacing="1" w:after="100" w:afterAutospacing="1" w:line="360" w:lineRule="auto"/>
+        <w:spacing w:before="100" w:beforeAutospacing="1" w:after="100" w:afterAutospacing="1"/>
         <w:ind w:left="1120" w:hanging="400"/>
         <w:rPr>
           <w:rFonts w:ascii="Times New Roman" w:eastAsia="Times New Roman" w:hAnsi="Times New Roman" w:cs="Times New Roman"/>
@@ -8570,27 +8094,7 @@
           <w:szCs w:val="24"/>
           <w:lang w:eastAsia="fr-FR"/>
         </w:rPr>
-        <w:t xml:space="preserve">Ce modèle capture des relations sémantiques fines entre mots et expressions, plus adaptées pour le </w:t>
-      </w:r>
-      <w:proofErr w:type="spellStart"/>
-      <w:r>
-        <w:rPr>
-          <w:rFonts w:ascii="Times New Roman" w:eastAsia="Times New Roman" w:hAnsi="Times New Roman" w:cs="Times New Roman"/>
-          <w:sz w:val="24"/>
-          <w:szCs w:val="24"/>
-          <w:lang w:eastAsia="fr-FR"/>
-        </w:rPr>
-        <w:t>clustering</w:t>
-      </w:r>
-      <w:proofErr w:type="spellEnd"/>
-      <w:r>
-        <w:rPr>
-          <w:rFonts w:ascii="Times New Roman" w:eastAsia="Times New Roman" w:hAnsi="Times New Roman" w:cs="Times New Roman"/>
-          <w:sz w:val="24"/>
-          <w:szCs w:val="24"/>
-          <w:lang w:eastAsia="fr-FR"/>
-        </w:rPr>
-        <w:t xml:space="preserve"> et l’analyse des synopsis.</w:t>
+        <w:t>Ce modèle capture des relations sémantiques fines entre mots et expressions, plus adaptées pour le clustering et l’analyse des synopsis.</w:t>
       </w:r>
     </w:p>
     <w:p>
@@ -8599,7 +8103,7 @@
           <w:ilvl w:val="0"/>
           <w:numId w:val="23"/>
         </w:numPr>
-        <w:spacing w:before="100" w:beforeAutospacing="1" w:after="100" w:afterAutospacing="1" w:line="360" w:lineRule="auto"/>
+        <w:spacing w:before="100" w:beforeAutospacing="1" w:after="100" w:afterAutospacing="1"/>
         <w:ind w:left="1120" w:hanging="400"/>
         <w:rPr>
           <w:rFonts w:ascii="Times New Roman" w:eastAsia="Times New Roman" w:hAnsi="Times New Roman" w:cs="Times New Roman"/>
@@ -8654,7 +8158,7 @@
           <w:ilvl w:val="1"/>
           <w:numId w:val="24"/>
         </w:numPr>
-        <w:spacing w:before="100" w:beforeAutospacing="1" w:after="100" w:afterAutospacing="1" w:line="360" w:lineRule="auto"/>
+        <w:spacing w:before="100" w:beforeAutospacing="1" w:after="100" w:afterAutospacing="1"/>
         <w:ind w:left="2640" w:hanging="400"/>
         <w:rPr>
           <w:rFonts w:ascii="Times New Roman" w:eastAsia="Times New Roman" w:hAnsi="Times New Roman" w:cs="Times New Roman"/>
@@ -8672,7 +8176,7 @@
         </w:rPr>
         <w:t xml:space="preserve">Fichier du modèle : </w:t>
       </w:r>
-      <w:hyperlink r:id="rId12" w:history="1">
+      <w:hyperlink r:id="rId14" w:history="1">
         <w:r>
           <w:rPr>
             <w:rFonts w:ascii="Times New Roman" w:eastAsia="Times New Roman" w:hAnsi="Times New Roman" w:cs="Times New Roman"/>
@@ -8692,7 +8196,7 @@
           <w:ilvl w:val="1"/>
           <w:numId w:val="24"/>
         </w:numPr>
-        <w:spacing w:before="100" w:beforeAutospacing="1" w:after="100" w:afterAutospacing="1" w:line="360" w:lineRule="auto"/>
+        <w:spacing w:before="100" w:beforeAutospacing="1" w:after="100" w:afterAutospacing="1"/>
         <w:ind w:left="2640" w:hanging="400"/>
         <w:rPr>
           <w:rFonts w:ascii="Times New Roman" w:eastAsia="Times New Roman" w:hAnsi="Times New Roman" w:cs="Times New Roman"/>
@@ -8742,6 +8246,7 @@
         <w:t xml:space="preserve"> </w:t>
       </w:r>
       <w:proofErr w:type="spellStart"/>
+      <w:proofErr w:type="gramStart"/>
       <w:r>
         <w:rPr>
           <w:rFonts w:ascii="Times New Roman" w:eastAsia="Times New Roman" w:hAnsi="Times New Roman" w:cs="Times New Roman"/>
@@ -8759,9 +8264,19 @@
           <w:szCs w:val="24"/>
           <w:lang w:val="en" w:eastAsia="fr-FR"/>
         </w:rPr>
-        <w:t xml:space="preserve"> : </w:t>
-      </w:r>
-      <w:hyperlink r:id="rId13" w:history="1">
+        <w:t xml:space="preserve"> :</w:t>
+      </w:r>
+      <w:proofErr w:type="gramEnd"/>
+      <w:r>
+        <w:rPr>
+          <w:rFonts w:ascii="Times New Roman" w:eastAsia="Times New Roman" w:hAnsi="Times New Roman" w:cs="Times New Roman"/>
+          <w:sz w:val="24"/>
+          <w:szCs w:val="24"/>
+          <w:lang w:val="en" w:eastAsia="fr-FR"/>
+        </w:rPr>
+        <w:t xml:space="preserve"> </w:t>
+      </w:r>
+      <w:hyperlink r:id="rId15" w:history="1">
         <w:r>
           <w:rPr>
             <w:rFonts w:ascii="Times New Roman" w:eastAsia="Times New Roman" w:hAnsi="Times New Roman" w:cs="Times New Roman"/>
@@ -8777,7 +8292,7 @@
     </w:p>
     <w:p>
       <w:pPr>
-        <w:spacing w:before="100" w:beforeAutospacing="1" w:after="100" w:afterAutospacing="1" w:line="360" w:lineRule="auto"/>
+        <w:spacing w:before="100" w:beforeAutospacing="1" w:after="100" w:afterAutospacing="1"/>
         <w:rPr>
           <w:rFonts w:ascii="Times New Roman" w:eastAsia="Times New Roman" w:hAnsi="Times New Roman" w:cs="Times New Roman"/>
           <w:sz w:val="24"/>
@@ -8797,7 +8312,7 @@
     </w:p>
     <w:p>
       <w:pPr>
-        <w:spacing w:before="100" w:beforeAutospacing="1" w:after="0" w:line="360" w:lineRule="auto"/>
+        <w:spacing w:before="100" w:beforeAutospacing="1" w:after="0"/>
         <w:rPr>
           <w:rFonts w:ascii="Times New Roman" w:eastAsia="Times New Roman" w:hAnsi="Times New Roman" w:cs="Times New Roman"/>
           <w:b/>
@@ -8835,7 +8350,7 @@
           <w:ilvl w:val="0"/>
           <w:numId w:val="25"/>
         </w:numPr>
-        <w:spacing w:before="100" w:beforeAutospacing="1" w:after="100" w:afterAutospacing="1" w:line="360" w:lineRule="auto"/>
+        <w:spacing w:before="100" w:beforeAutospacing="1" w:after="100" w:afterAutospacing="1"/>
         <w:ind w:left="1120" w:hanging="400"/>
         <w:rPr>
           <w:rFonts w:ascii="Times New Roman" w:eastAsia="Times New Roman" w:hAnsi="Times New Roman" w:cs="Times New Roman"/>
@@ -8880,7 +8395,7 @@
           <w:ilvl w:val="0"/>
           <w:numId w:val="25"/>
         </w:numPr>
-        <w:spacing w:before="100" w:beforeAutospacing="1" w:after="100" w:afterAutospacing="1" w:line="360" w:lineRule="auto"/>
+        <w:spacing w:before="100" w:beforeAutospacing="1" w:after="100" w:afterAutospacing="1"/>
         <w:ind w:left="1120" w:hanging="400"/>
         <w:rPr>
           <w:rFonts w:ascii="Times New Roman" w:eastAsia="Times New Roman" w:hAnsi="Times New Roman" w:cs="Times New Roman"/>
@@ -8925,7 +8440,7 @@
           <w:ilvl w:val="0"/>
           <w:numId w:val="25"/>
         </w:numPr>
-        <w:spacing w:before="100" w:beforeAutospacing="1" w:after="100" w:afterAutospacing="1" w:line="360" w:lineRule="auto"/>
+        <w:spacing w:before="100" w:beforeAutospacing="1" w:after="100" w:afterAutospacing="1"/>
         <w:ind w:left="1120" w:hanging="400"/>
         <w:rPr>
           <w:rFonts w:ascii="Times New Roman" w:eastAsia="Times New Roman" w:hAnsi="Times New Roman" w:cs="Times New Roman"/>
@@ -8941,79 +8456,38 @@
           <w:szCs w:val="24"/>
           <w:lang w:eastAsia="fr-FR"/>
         </w:rPr>
-        <w:t xml:space="preserve">La vectorisation moyenne des mots produit un vecteur dense par document, prêt à être intégré dans le </w:t>
-      </w:r>
-      <w:proofErr w:type="spellStart"/>
-      <w:r>
-        <w:rPr>
-          <w:rFonts w:ascii="Times New Roman" w:eastAsia="Times New Roman" w:hAnsi="Times New Roman" w:cs="Times New Roman"/>
-          <w:sz w:val="24"/>
-          <w:szCs w:val="24"/>
-          <w:lang w:eastAsia="fr-FR"/>
-        </w:rPr>
-        <w:t>clustering</w:t>
-      </w:r>
-      <w:proofErr w:type="spellEnd"/>
-      <w:r>
-        <w:rPr>
-          <w:rFonts w:ascii="Times New Roman" w:eastAsia="Times New Roman" w:hAnsi="Times New Roman" w:cs="Times New Roman"/>
-          <w:sz w:val="24"/>
-          <w:szCs w:val="24"/>
-          <w:lang w:eastAsia="fr-FR"/>
-        </w:rPr>
-        <w:t>, la classification.</w:t>
-      </w:r>
-    </w:p>
-    <w:p>
-      <w:pPr>
-        <w:spacing w:after="0" w:line="360" w:lineRule="auto"/>
-        <w:rPr>
-          <w:rFonts w:ascii="Times New Roman" w:eastAsia="Times New Roman" w:hAnsi="Times New Roman" w:cs="Times New Roman"/>
-          <w:sz w:val="24"/>
-          <w:szCs w:val="24"/>
-          <w:lang w:eastAsia="fr-FR"/>
-        </w:rPr>
-      </w:pPr>
-    </w:p>
-    <w:p>
-      <w:pPr>
-        <w:spacing w:after="0" w:line="360" w:lineRule="auto"/>
-        <w:rPr>
-          <w:rFonts w:ascii="Times New Roman" w:eastAsia="Times New Roman" w:hAnsi="Times New Roman" w:cs="Times New Roman"/>
-          <w:sz w:val="24"/>
-          <w:szCs w:val="24"/>
-          <w:lang w:eastAsia="fr-FR"/>
-        </w:rPr>
-      </w:pPr>
-      <w:r>
-        <w:rPr>
-          <w:rFonts w:ascii="Times New Roman" w:eastAsia="Times New Roman" w:hAnsi="Times New Roman" w:cs="Times New Roman"/>
-          <w:sz w:val="24"/>
-          <w:szCs w:val="24"/>
-          <w:lang w:eastAsia="fr-FR"/>
-        </w:rPr>
-        <w:lastRenderedPageBreak/>
-        <w:t xml:space="preserve">Le prétraitement textuel des synopsis est une étape essentielle pour la réussite de l’analyse sémantique et du </w:t>
-      </w:r>
-      <w:proofErr w:type="spellStart"/>
-      <w:r>
-        <w:rPr>
-          <w:rFonts w:ascii="Times New Roman" w:eastAsia="Times New Roman" w:hAnsi="Times New Roman" w:cs="Times New Roman"/>
-          <w:sz w:val="24"/>
-          <w:szCs w:val="24"/>
-          <w:lang w:eastAsia="fr-FR"/>
-        </w:rPr>
-        <w:t>clustering</w:t>
-      </w:r>
-      <w:proofErr w:type="spellEnd"/>
-      <w:r>
-        <w:rPr>
-          <w:rFonts w:ascii="Times New Roman" w:eastAsia="Times New Roman" w:hAnsi="Times New Roman" w:cs="Times New Roman"/>
-          <w:sz w:val="24"/>
-          <w:szCs w:val="24"/>
-          <w:lang w:eastAsia="fr-FR"/>
-        </w:rPr>
-        <w:t xml:space="preserve"> dans le projet </w:t>
+        <w:t>La vectorisation moyenne des mots produit un vecteur dense par document, prêt à être intégré dans le clustering, la classification.</w:t>
+      </w:r>
+    </w:p>
+    <w:p>
+      <w:pPr>
+        <w:spacing w:after="0"/>
+        <w:rPr>
+          <w:rFonts w:ascii="Times New Roman" w:eastAsia="Times New Roman" w:hAnsi="Times New Roman" w:cs="Times New Roman"/>
+          <w:sz w:val="24"/>
+          <w:szCs w:val="24"/>
+          <w:lang w:eastAsia="fr-FR"/>
+        </w:rPr>
+      </w:pPr>
+    </w:p>
+    <w:p>
+      <w:pPr>
+        <w:spacing w:after="0"/>
+        <w:rPr>
+          <w:rFonts w:ascii="Times New Roman" w:eastAsia="Times New Roman" w:hAnsi="Times New Roman" w:cs="Times New Roman"/>
+          <w:sz w:val="24"/>
+          <w:szCs w:val="24"/>
+          <w:lang w:eastAsia="fr-FR"/>
+        </w:rPr>
+      </w:pPr>
+      <w:r>
+        <w:rPr>
+          <w:rFonts w:ascii="Times New Roman" w:eastAsia="Times New Roman" w:hAnsi="Times New Roman" w:cs="Times New Roman"/>
+          <w:sz w:val="24"/>
+          <w:szCs w:val="24"/>
+          <w:lang w:eastAsia="fr-FR"/>
+        </w:rPr>
+        <w:t xml:space="preserve">Le prétraitement textuel des synopsis est une étape essentielle pour la réussite de l’analyse sémantique et du clustering dans le projet </w:t>
       </w:r>
       <w:proofErr w:type="spellStart"/>
       <w:r>
@@ -9133,12 +8607,20 @@
           <w:lang w:eastAsia="fr-FR"/>
         </w:rPr>
         <w:br/>
+      </w:r>
+      <w:r>
+        <w:rPr>
+          <w:rFonts w:ascii="Times New Roman" w:eastAsia="Times New Roman" w:hAnsi="Times New Roman" w:cs="Times New Roman"/>
+          <w:sz w:val="24"/>
+          <w:szCs w:val="24"/>
+          <w:lang w:eastAsia="fr-FR"/>
+        </w:rPr>
+        <w:lastRenderedPageBreak/>
         <w:t>Cette méthodologie assure un nettoyage efficace des données textuelles, favorisant des résultats d’analyse plus précis et robustes.</w:t>
       </w:r>
     </w:p>
     <w:p>
       <w:pPr>
-        <w:spacing w:line="360" w:lineRule="auto"/>
         <w:rPr>
           <w:rFonts w:ascii="Times New Roman" w:hAnsi="Times New Roman" w:cs="Times New Roman"/>
           <w:sz w:val="24"/>
@@ -9209,7 +8691,6 @@
         </w:rPr>
         <w:t xml:space="preserve">Présentation de l'Algorithme Sélectionné : </w:t>
       </w:r>
-      <w:proofErr w:type="spellStart"/>
       <w:r>
         <w:rPr>
           <w:rFonts w:ascii="Times New Roman" w:eastAsia="Times New Roman" w:hAnsi="Times New Roman" w:cs="Times New Roman"/>
@@ -9223,7 +8704,6 @@
         </w:rPr>
         <w:t>Clustering</w:t>
       </w:r>
-      <w:proofErr w:type="spellEnd"/>
       <w:r>
         <w:rPr>
           <w:rFonts w:ascii="Times New Roman" w:eastAsia="Times New Roman" w:hAnsi="Times New Roman" w:cs="Times New Roman"/>
@@ -9247,206 +8727,83 @@
           <w:u w:val="single"/>
           <w:lang w:eastAsia="fr-FR"/>
         </w:rPr>
-        <w:t>K-</w:t>
-      </w:r>
-      <w:proofErr w:type="spellStart"/>
+        <w:t>K-Means</w:t>
+      </w:r>
+    </w:p>
+    <w:p>
+      <w:pPr>
+        <w:rPr>
+          <w:rFonts w:ascii="Times New Roman" w:eastAsia="Times New Roman" w:hAnsi="Times New Roman" w:cs="Times New Roman"/>
+          <w:sz w:val="24"/>
+          <w:szCs w:val="24"/>
+          <w:lang w:eastAsia="fr-FR"/>
+        </w:rPr>
+      </w:pPr>
+      <w:r>
+        <w:rPr>
+          <w:rFonts w:ascii="Times New Roman" w:eastAsia="Times New Roman" w:hAnsi="Times New Roman" w:cs="Times New Roman"/>
+          <w:sz w:val="24"/>
+          <w:szCs w:val="24"/>
+          <w:lang w:eastAsia="fr-FR"/>
+        </w:rPr>
+        <w:t xml:space="preserve">Conformément aux exigences du projet qui spécifient l'utilisation d'un modèle de clustering plat, nous avons fait le choix sur l'algorithme </w:t>
+      </w:r>
       <w:r>
         <w:rPr>
           <w:rFonts w:ascii="Times New Roman" w:eastAsia="Times New Roman" w:hAnsi="Times New Roman" w:cs="Times New Roman"/>
           <w:b/>
           <w:bCs/>
-          <w:color w:val="000000" w:themeColor="text1"/>
-          <w:sz w:val="28"/>
-          <w:szCs w:val="32"/>
-          <w:u w:val="single"/>
-          <w:lang w:eastAsia="fr-FR"/>
-        </w:rPr>
-        <w:t>Means</w:t>
-      </w:r>
-      <w:proofErr w:type="spellEnd"/>
-    </w:p>
-    <w:p>
-      <w:pPr>
-        <w:spacing w:line="360" w:lineRule="auto"/>
-        <w:jc w:val="both"/>
-        <w:rPr>
-          <w:rFonts w:ascii="Times New Roman" w:eastAsia="Times New Roman" w:hAnsi="Times New Roman" w:cs="Times New Roman"/>
-          <w:lang w:eastAsia="fr-FR"/>
-        </w:rPr>
-      </w:pPr>
-      <w:r>
-        <w:rPr>
-          <w:rFonts w:ascii="Times New Roman" w:eastAsia="Times New Roman" w:hAnsi="Times New Roman" w:cs="Times New Roman"/>
-          <w:lang w:eastAsia="fr-FR"/>
-        </w:rPr>
-        <w:t xml:space="preserve">Conformément aux exigences du projet qui spécifient l'utilisation d'un modèle de </w:t>
-      </w:r>
-      <w:proofErr w:type="spellStart"/>
-      <w:r>
-        <w:rPr>
-          <w:rFonts w:ascii="Times New Roman" w:eastAsia="Times New Roman" w:hAnsi="Times New Roman" w:cs="Times New Roman"/>
-          <w:lang w:eastAsia="fr-FR"/>
-        </w:rPr>
-        <w:t>clustering</w:t>
-      </w:r>
-      <w:proofErr w:type="spellEnd"/>
-      <w:r>
-        <w:rPr>
-          <w:rFonts w:ascii="Times New Roman" w:eastAsia="Times New Roman" w:hAnsi="Times New Roman" w:cs="Times New Roman"/>
-          <w:lang w:eastAsia="fr-FR"/>
-        </w:rPr>
-        <w:t xml:space="preserve"> </w:t>
-      </w:r>
-      <w:r>
-        <w:rPr>
-          <w:rFonts w:ascii="Times New Roman" w:eastAsia="Times New Roman" w:hAnsi="Times New Roman" w:cs="Times New Roman"/>
-          <w:lang w:eastAsia="fr-FR"/>
-        </w:rPr>
-        <w:t xml:space="preserve">plat, nous avons fait le choix sur l'algorithme </w:t>
+          <w:sz w:val="24"/>
+          <w:szCs w:val="24"/>
+          <w:lang w:eastAsia="fr-FR"/>
+        </w:rPr>
+        <w:t>K-Means</w:t>
+      </w:r>
+      <w:r>
+        <w:rPr>
+          <w:rFonts w:ascii="Times New Roman" w:eastAsia="Times New Roman" w:hAnsi="Times New Roman" w:cs="Times New Roman"/>
+          <w:sz w:val="24"/>
+          <w:szCs w:val="24"/>
+          <w:lang w:eastAsia="fr-FR"/>
+        </w:rPr>
+        <w:t xml:space="preserve">. Cet algorithme est l'un des plus fondamentaux et des plus utilisés en apprentissage non supervisé. Son objectif est de partitionner un ensemble de n points de données (dans notre cas, les films représentés par des vecteurs) en </w:t>
       </w:r>
       <w:r>
         <w:rPr>
           <w:rFonts w:ascii="Times New Roman" w:eastAsia="Times New Roman" w:hAnsi="Times New Roman" w:cs="Times New Roman"/>
           <w:b/>
           <w:bCs/>
-          <w:lang w:eastAsia="fr-FR"/>
-        </w:rPr>
-        <w:t>K-</w:t>
-      </w:r>
-      <w:proofErr w:type="spellStart"/>
+          <w:sz w:val="24"/>
+          <w:szCs w:val="24"/>
+          <w:lang w:eastAsia="fr-FR"/>
+        </w:rPr>
+        <w:t>K</w:t>
+      </w:r>
+      <w:r>
+        <w:rPr>
+          <w:rFonts w:ascii="Times New Roman" w:eastAsia="Times New Roman" w:hAnsi="Times New Roman" w:cs="Times New Roman"/>
+          <w:sz w:val="24"/>
+          <w:szCs w:val="24"/>
+          <w:lang w:eastAsia="fr-FR"/>
+        </w:rPr>
+        <w:t xml:space="preserve"> clusters distincts et non superposés. Le principe de K-Means est itératif et vise à minimiser l'inertie intra-cluster, c'est-à-dire la somme des distances au carré entre chaque point de données et le centre de son cluster, appelé </w:t>
+      </w:r>
       <w:r>
         <w:rPr>
           <w:rFonts w:ascii="Times New Roman" w:eastAsia="Times New Roman" w:hAnsi="Times New Roman" w:cs="Times New Roman"/>
           <w:b/>
           <w:bCs/>
-          <w:lang w:eastAsia="fr-FR"/>
-        </w:rPr>
-        <w:t>Means</w:t>
-      </w:r>
-      <w:proofErr w:type="spellEnd"/>
-      <w:r>
-        <w:rPr>
-          <w:rFonts w:ascii="Times New Roman" w:eastAsia="Times New Roman" w:hAnsi="Times New Roman" w:cs="Times New Roman"/>
-          <w:lang w:eastAsia="fr-FR"/>
-        </w:rPr>
-        <w:t>. Cet algorithme est l'un des plus</w:t>
-      </w:r>
-      <w:r>
-        <w:rPr>
-          <w:rFonts w:ascii="Times New Roman" w:eastAsia="Times New Roman" w:hAnsi="Times New Roman" w:cs="Times New Roman"/>
-          <w:lang w:eastAsia="fr-FR"/>
-        </w:rPr>
-        <w:t xml:space="preserve"> </w:t>
-      </w:r>
-      <w:r>
-        <w:rPr>
-          <w:rFonts w:ascii="Times New Roman" w:eastAsia="Times New Roman" w:hAnsi="Times New Roman" w:cs="Times New Roman"/>
-          <w:lang w:eastAsia="fr-FR"/>
-        </w:rPr>
-        <w:t>fondamentaux et des plus utilisés en apprentissage non supervisé. Son objectif est de</w:t>
-      </w:r>
-      <w:r>
-        <w:rPr>
-          <w:rFonts w:ascii="Times New Roman" w:eastAsia="Times New Roman" w:hAnsi="Times New Roman" w:cs="Times New Roman"/>
-          <w:lang w:eastAsia="fr-FR"/>
-        </w:rPr>
-        <w:t xml:space="preserve"> </w:t>
-      </w:r>
-      <w:r>
-        <w:rPr>
-          <w:rFonts w:ascii="Times New Roman" w:eastAsia="Times New Roman" w:hAnsi="Times New Roman" w:cs="Times New Roman"/>
-          <w:lang w:eastAsia="fr-FR"/>
-        </w:rPr>
-        <w:t>partitionner un ensemble de n points de données (dans notre cas, les films représentés par</w:t>
-      </w:r>
-      <w:r>
-        <w:rPr>
-          <w:rFonts w:ascii="Times New Roman" w:eastAsia="Times New Roman" w:hAnsi="Times New Roman" w:cs="Times New Roman"/>
-          <w:lang w:eastAsia="fr-FR"/>
-        </w:rPr>
-        <w:t xml:space="preserve"> </w:t>
-      </w:r>
-      <w:r>
-        <w:rPr>
-          <w:rFonts w:ascii="Times New Roman" w:eastAsia="Times New Roman" w:hAnsi="Times New Roman" w:cs="Times New Roman"/>
-          <w:lang w:eastAsia="fr-FR"/>
-        </w:rPr>
-        <w:t xml:space="preserve">des vecteurs) en </w:t>
-      </w:r>
-      <w:r>
-        <w:rPr>
-          <w:rFonts w:ascii="Times New Roman" w:eastAsia="Times New Roman" w:hAnsi="Times New Roman" w:cs="Times New Roman"/>
-          <w:b/>
-          <w:bCs/>
-          <w:lang w:eastAsia="fr-FR"/>
-        </w:rPr>
-        <w:t>K</w:t>
-      </w:r>
-      <w:r>
-        <w:rPr>
-          <w:rFonts w:ascii="Times New Roman" w:eastAsia="Times New Roman" w:hAnsi="Times New Roman" w:cs="Times New Roman"/>
-          <w:lang w:eastAsia="fr-FR"/>
-        </w:rPr>
-        <w:t xml:space="preserve"> clusters distincts et non superposés.</w:t>
-      </w:r>
-      <w:r>
-        <w:rPr>
-          <w:rFonts w:ascii="Times New Roman" w:eastAsia="Times New Roman" w:hAnsi="Times New Roman" w:cs="Times New Roman"/>
-          <w:lang w:eastAsia="fr-FR"/>
-        </w:rPr>
-        <w:t xml:space="preserve"> </w:t>
-      </w:r>
-      <w:r>
-        <w:rPr>
-          <w:rFonts w:ascii="Times New Roman" w:eastAsia="Times New Roman" w:hAnsi="Times New Roman" w:cs="Times New Roman"/>
-          <w:lang w:eastAsia="fr-FR"/>
-        </w:rPr>
-        <w:t>Le principe de K-</w:t>
-      </w:r>
-      <w:proofErr w:type="spellStart"/>
-      <w:r>
-        <w:rPr>
-          <w:rFonts w:ascii="Times New Roman" w:eastAsia="Times New Roman" w:hAnsi="Times New Roman" w:cs="Times New Roman"/>
-          <w:lang w:eastAsia="fr-FR"/>
-        </w:rPr>
-        <w:t>Means</w:t>
-      </w:r>
-      <w:proofErr w:type="spellEnd"/>
-      <w:r>
-        <w:rPr>
-          <w:rFonts w:ascii="Times New Roman" w:eastAsia="Times New Roman" w:hAnsi="Times New Roman" w:cs="Times New Roman"/>
-          <w:lang w:eastAsia="fr-FR"/>
-        </w:rPr>
-        <w:t xml:space="preserve"> est itératif et vise à minimiser l'inertie intra-cluster, c'est-à-dire la</w:t>
-      </w:r>
-      <w:r>
-        <w:rPr>
-          <w:rFonts w:ascii="Times New Roman" w:eastAsia="Times New Roman" w:hAnsi="Times New Roman" w:cs="Times New Roman"/>
-          <w:lang w:eastAsia="fr-FR"/>
-        </w:rPr>
-        <w:t xml:space="preserve"> </w:t>
-      </w:r>
-      <w:r>
-        <w:rPr>
-          <w:rFonts w:ascii="Times New Roman" w:eastAsia="Times New Roman" w:hAnsi="Times New Roman" w:cs="Times New Roman"/>
-          <w:lang w:eastAsia="fr-FR"/>
-        </w:rPr>
-        <w:t xml:space="preserve">somme des distances au carré entre chaque point de données et le centre de son cluster, appelé </w:t>
-      </w:r>
-      <w:proofErr w:type="spellStart"/>
-      <w:r>
-        <w:rPr>
-          <w:rFonts w:ascii="Times New Roman" w:eastAsia="Times New Roman" w:hAnsi="Times New Roman" w:cs="Times New Roman"/>
-          <w:b/>
-          <w:bCs/>
+          <w:sz w:val="24"/>
+          <w:szCs w:val="24"/>
           <w:lang w:eastAsia="fr-FR"/>
         </w:rPr>
         <w:t>centroïde</w:t>
       </w:r>
-      <w:proofErr w:type="spellEnd"/>
-      <w:r>
-        <w:rPr>
-          <w:rFonts w:ascii="Times New Roman" w:eastAsia="Times New Roman" w:hAnsi="Times New Roman" w:cs="Times New Roman"/>
+      <w:r>
+        <w:rPr>
+          <w:rFonts w:ascii="Times New Roman" w:eastAsia="Times New Roman" w:hAnsi="Times New Roman" w:cs="Times New Roman"/>
+          <w:sz w:val="24"/>
+          <w:szCs w:val="24"/>
           <w:lang w:eastAsia="fr-FR"/>
         </w:rPr>
         <w:t>.</w:t>
@@ -9454,63 +8811,29 @@
     </w:p>
     <w:p>
       <w:pPr>
-        <w:spacing w:line="360" w:lineRule="auto"/>
-        <w:jc w:val="both"/>
-        <w:rPr>
-          <w:rFonts w:ascii="Times New Roman" w:eastAsia="Times New Roman" w:hAnsi="Times New Roman" w:cs="Times New Roman"/>
-          <w:lang w:eastAsia="fr-FR"/>
-        </w:rPr>
-      </w:pPr>
-      <w:r>
-        <w:rPr>
-          <w:rFonts w:ascii="Times New Roman" w:eastAsia="Times New Roman" w:hAnsi="Times New Roman" w:cs="Times New Roman"/>
-          <w:lang w:eastAsia="fr-FR"/>
-        </w:rPr>
-        <w:t>Ce processus garantit que les films au sein d'un même cluster sont aussi</w:t>
-      </w:r>
-      <w:r>
-        <w:rPr>
-          <w:rFonts w:ascii="Times New Roman" w:eastAsia="Times New Roman" w:hAnsi="Times New Roman" w:cs="Times New Roman"/>
-          <w:lang w:eastAsia="fr-FR"/>
-        </w:rPr>
-        <w:t xml:space="preserve"> </w:t>
-      </w:r>
-      <w:r>
-        <w:rPr>
-          <w:rFonts w:ascii="Times New Roman" w:eastAsia="Times New Roman" w:hAnsi="Times New Roman" w:cs="Times New Roman"/>
-          <w:lang w:eastAsia="fr-FR"/>
-        </w:rPr>
-        <w:t>similaires que possible, tout en étant aussi distincts que possible des films des autres clusters</w:t>
-      </w:r>
-      <w:r>
-        <w:rPr>
-          <w:rFonts w:ascii="Times New Roman" w:eastAsia="Times New Roman" w:hAnsi="Times New Roman" w:cs="Times New Roman"/>
-          <w:lang w:eastAsia="fr-FR"/>
-        </w:rPr>
-        <w:t xml:space="preserve"> </w:t>
-      </w:r>
-      <w:r>
-        <w:rPr>
-          <w:rFonts w:ascii="Times New Roman" w:eastAsia="Times New Roman" w:hAnsi="Times New Roman" w:cs="Times New Roman"/>
-          <w:lang w:eastAsia="fr-FR"/>
-        </w:rPr>
-        <w:t xml:space="preserve">du </w:t>
-      </w:r>
-      <w:proofErr w:type="gramStart"/>
-      <w:r>
-        <w:rPr>
-          <w:rFonts w:ascii="Times New Roman" w:eastAsia="Times New Roman" w:hAnsi="Times New Roman" w:cs="Times New Roman"/>
-          <w:lang w:eastAsia="fr-FR"/>
-        </w:rPr>
-        <w:t>model .</w:t>
-      </w:r>
-      <w:proofErr w:type="gramEnd"/>
-    </w:p>
-    <w:p>
-      <w:pPr>
-        <w:jc w:val="both"/>
-        <w:rPr>
-          <w:rFonts w:ascii="Times New Roman" w:eastAsia="Times New Roman" w:hAnsi="Times New Roman" w:cs="Times New Roman"/>
+        <w:rPr>
+          <w:rFonts w:ascii="Times New Roman" w:eastAsia="Times New Roman" w:hAnsi="Times New Roman" w:cs="Times New Roman"/>
+          <w:sz w:val="24"/>
+          <w:szCs w:val="24"/>
+          <w:lang w:eastAsia="fr-FR"/>
+        </w:rPr>
+      </w:pPr>
+      <w:r>
+        <w:rPr>
+          <w:rFonts w:ascii="Times New Roman" w:eastAsia="Times New Roman" w:hAnsi="Times New Roman" w:cs="Times New Roman"/>
+          <w:sz w:val="24"/>
+          <w:szCs w:val="24"/>
+          <w:lang w:eastAsia="fr-FR"/>
+        </w:rPr>
+        <w:t>Ce processus garantit que les films au sein d'un même cluster sont aussi similaires que possible, tout en étant aussi distincts que possible des films des autres clusters du model .</w:t>
+      </w:r>
+    </w:p>
+    <w:p>
+      <w:pPr>
+        <w:rPr>
+          <w:rFonts w:ascii="Times New Roman" w:eastAsia="Times New Roman" w:hAnsi="Times New Roman" w:cs="Times New Roman"/>
+          <w:sz w:val="24"/>
+          <w:szCs w:val="24"/>
           <w:lang w:eastAsia="fr-FR"/>
         </w:rPr>
       </w:pPr>
@@ -9552,6 +8875,11 @@
           <w:id w:val="-18314128"/>
           <w:citation/>
         </w:sdtPr>
+        <w:sdtEndPr>
+          <w:rPr>
+            <w:rStyle w:val="Rfrenceintense"/>
+          </w:rPr>
+        </w:sdtEndPr>
         <w:sdtContent>
           <w:r>
             <w:rPr>
@@ -9589,23 +8917,22 @@
     </w:p>
     <w:p>
       <w:pPr>
-        <w:pStyle w:val="Paragraphedeliste"/>
-        <w:rPr>
-          <w:rFonts w:ascii="Times New Roman" w:eastAsia="Times New Roman" w:hAnsi="Times New Roman" w:cs="Times New Roman"/>
-          <w:lang w:eastAsia="fr-FR"/>
-        </w:rPr>
-      </w:pPr>
-    </w:p>
-    <w:p>
-      <w:pPr>
-        <w:rPr>
-          <w:rFonts w:ascii="Times New Roman" w:eastAsia="Times New Roman" w:hAnsi="Times New Roman" w:cs="Times New Roman"/>
-          <w:lang w:eastAsia="fr-FR"/>
-        </w:rPr>
-      </w:pPr>
-      <w:r>
-        <w:rPr>
-          <w:rFonts w:ascii="Times New Roman" w:eastAsia="Times New Roman" w:hAnsi="Times New Roman" w:cs="Times New Roman"/>
+        <w:rPr>
+          <w:rFonts w:ascii="Times New Roman" w:eastAsia="Times New Roman" w:hAnsi="Times New Roman" w:cs="Times New Roman"/>
+          <w:i/>
+          <w:iCs/>
+          <w:sz w:val="24"/>
+          <w:szCs w:val="24"/>
+          <w:lang w:eastAsia="fr-FR"/>
+        </w:rPr>
+      </w:pPr>
+      <w:r>
+        <w:rPr>
+          <w:rFonts w:ascii="Times New Roman" w:eastAsia="Times New Roman" w:hAnsi="Times New Roman" w:cs="Times New Roman"/>
+          <w:i/>
+          <w:iCs/>
+          <w:sz w:val="24"/>
+          <w:szCs w:val="24"/>
           <w:lang w:eastAsia="fr-FR"/>
         </w:rPr>
         <w:t>Étant donnés </w:t>
@@ -9617,6 +8944,8 @@
           <w:bCs/>
           <w:i/>
           <w:iCs/>
+          <w:sz w:val="24"/>
+          <w:szCs w:val="24"/>
           <w:lang w:eastAsia="fr-FR"/>
         </w:rPr>
         <w:t>n</w:t>
@@ -9624,34 +8953,13 @@
       <w:r>
         <w:rPr>
           <w:rFonts w:ascii="Times New Roman" w:eastAsia="Times New Roman" w:hAnsi="Times New Roman" w:cs="Times New Roman"/>
+          <w:i/>
+          <w:iCs/>
+          <w:sz w:val="24"/>
+          <w:szCs w:val="24"/>
           <w:lang w:eastAsia="fr-FR"/>
         </w:rPr>
         <w:t xml:space="preserve"> observations dans ℝᵖ et un nombre </w:t>
-      </w:r>
-      <w:r>
-        <w:rPr>
-          <w:rFonts w:ascii="Times New Roman" w:eastAsia="Times New Roman" w:hAnsi="Times New Roman" w:cs="Times New Roman"/>
-          <w:b/>
-          <w:bCs/>
-          <w:lang w:eastAsia="fr-FR"/>
-        </w:rPr>
-        <w:t>K</w:t>
-      </w:r>
-      <w:r>
-        <w:rPr>
-          <w:rFonts w:ascii="Times New Roman" w:eastAsia="Times New Roman" w:hAnsi="Times New Roman" w:cs="Times New Roman"/>
-          <w:lang w:eastAsia="fr-FR"/>
-        </w:rPr>
-        <w:t xml:space="preserve"> de clusters, l</w:t>
-      </w:r>
-      <w:r>
-        <w:rPr>
-          <w:rFonts w:ascii="Times New Roman" w:eastAsia="Times New Roman" w:hAnsi="Times New Roman" w:cs="Times New Roman"/>
-          <w:b/>
-          <w:bCs/>
-          <w:lang w:eastAsia="fr-FR"/>
-        </w:rPr>
-        <w:t>’</w:t>
       </w:r>
       <w:r>
         <w:rPr>
@@ -9660,13 +8968,43 @@
           <w:bCs/>
           <w:i/>
           <w:iCs/>
-          <w:lang w:eastAsia="fr-FR"/>
-        </w:rPr>
-        <w:t>algorithme de Lloyd</w:t>
-      </w:r>
-      <w:r>
-        <w:rPr>
-          <w:rFonts w:ascii="Times New Roman" w:eastAsia="Times New Roman" w:hAnsi="Times New Roman" w:cs="Times New Roman"/>
+          <w:sz w:val="24"/>
+          <w:szCs w:val="24"/>
+          <w:lang w:eastAsia="fr-FR"/>
+        </w:rPr>
+        <w:t>K</w:t>
+      </w:r>
+      <w:r>
+        <w:rPr>
+          <w:rFonts w:ascii="Times New Roman" w:eastAsia="Times New Roman" w:hAnsi="Times New Roman" w:cs="Times New Roman"/>
+          <w:i/>
+          <w:iCs/>
+          <w:sz w:val="24"/>
+          <w:szCs w:val="24"/>
+          <w:lang w:eastAsia="fr-FR"/>
+        </w:rPr>
+        <w:t xml:space="preserve"> de clusters, l</w:t>
+      </w:r>
+      <w:r>
+        <w:rPr>
+          <w:rFonts w:ascii="Times New Roman" w:eastAsia="Times New Roman" w:hAnsi="Times New Roman" w:cs="Times New Roman"/>
+          <w:b/>
+          <w:bCs/>
+          <w:i/>
+          <w:iCs/>
+          <w:sz w:val="24"/>
+          <w:szCs w:val="24"/>
+          <w:lang w:eastAsia="fr-FR"/>
+        </w:rPr>
+        <w:t>’algorithme de Lloyd</w:t>
+      </w:r>
+      <w:r>
+        <w:rPr>
+          <w:rFonts w:ascii="Times New Roman" w:eastAsia="Times New Roman" w:hAnsi="Times New Roman" w:cs="Times New Roman"/>
+          <w:i/>
+          <w:iCs/>
+          <w:sz w:val="24"/>
+          <w:szCs w:val="24"/>
           <w:lang w:eastAsia="fr-FR"/>
         </w:rPr>
         <w:t> procède de la manière suivante :</w:t>
@@ -9681,105 +9019,89 @@
         </w:numPr>
         <w:rPr>
           <w:rFonts w:ascii="Times New Roman" w:eastAsia="Times New Roman" w:hAnsi="Times New Roman" w:cs="Times New Roman"/>
-          <w:lang w:eastAsia="fr-FR"/>
-        </w:rPr>
-      </w:pPr>
-      <w:r>
-        <w:rPr>
-          <w:rFonts w:ascii="Times New Roman" w:eastAsia="Times New Roman" w:hAnsi="Times New Roman" w:cs="Times New Roman"/>
-          <w:lang w:eastAsia="fr-FR"/>
-        </w:rPr>
-        <w:t>Choisir K observations μ</w:t>
-      </w:r>
-      <w:r>
-        <w:rPr>
-          <w:rFonts w:ascii="Cambria Math" w:eastAsia="Times New Roman" w:hAnsi="Cambria Math" w:cs="Cambria Math"/>
-          <w:lang w:eastAsia="fr-FR"/>
-        </w:rPr>
-        <w:t>⃗</w:t>
-      </w:r>
-      <w:r>
-        <w:rPr>
-          <w:rFonts w:ascii="Times New Roman" w:eastAsia="Times New Roman" w:hAnsi="Times New Roman" w:cs="Times New Roman"/>
-          <w:lang w:eastAsia="fr-FR"/>
-        </w:rPr>
-        <w:t>₁, μ</w:t>
-      </w:r>
-      <w:r>
-        <w:rPr>
-          <w:rFonts w:ascii="Cambria Math" w:eastAsia="Times New Roman" w:hAnsi="Cambria Math" w:cs="Cambria Math"/>
-          <w:lang w:eastAsia="fr-FR"/>
-        </w:rPr>
-        <w:t>⃗</w:t>
-      </w:r>
-      <w:r>
-        <w:rPr>
-          <w:rFonts w:ascii="Times New Roman" w:eastAsia="Times New Roman" w:hAnsi="Times New Roman" w:cs="Times New Roman"/>
-          <w:lang w:eastAsia="fr-FR"/>
-        </w:rPr>
-        <w:t xml:space="preserve">₂, ..., </w:t>
-      </w:r>
-      <w:proofErr w:type="spellStart"/>
-      <w:r>
-        <w:rPr>
-          <w:rFonts w:ascii="Times New Roman" w:eastAsia="Times New Roman" w:hAnsi="Times New Roman" w:cs="Times New Roman"/>
-          <w:lang w:eastAsia="fr-FR"/>
-        </w:rPr>
-        <w:t>μ</w:t>
-      </w:r>
-      <w:r>
-        <w:rPr>
-          <w:rFonts w:ascii="Cambria Math" w:eastAsia="Times New Roman" w:hAnsi="Cambria Math" w:cs="Cambria Math"/>
-          <w:lang w:eastAsia="fr-FR"/>
-        </w:rPr>
-        <w:t>⃗</w:t>
-      </w:r>
-      <w:r>
-        <w:rPr>
-          <w:rFonts w:ascii="Times New Roman" w:eastAsia="Times New Roman" w:hAnsi="Times New Roman" w:cs="Times New Roman"/>
-          <w:lang w:eastAsia="fr-FR"/>
-        </w:rPr>
-        <w:t>K</w:t>
-      </w:r>
-      <w:proofErr w:type="spellEnd"/>
-      <w:r>
-        <w:rPr>
-          <w:rFonts w:ascii="Times New Roman" w:eastAsia="Times New Roman" w:hAnsi="Times New Roman" w:cs="Times New Roman"/>
-          <w:lang w:eastAsia="fr-FR"/>
-        </w:rPr>
-        <w:t xml:space="preserve"> parmi les </w:t>
-      </w:r>
-      <w:r>
-        <w:rPr>
-          <w:rFonts w:ascii="Times New Roman" w:eastAsia="Times New Roman" w:hAnsi="Times New Roman" w:cs="Times New Roman"/>
           <w:i/>
           <w:iCs/>
-          <w:lang w:eastAsia="fr-FR"/>
-        </w:rPr>
-        <w:t>n</w:t>
-      </w:r>
-      <w:r>
-        <w:rPr>
-          <w:rFonts w:ascii="Times New Roman" w:eastAsia="Times New Roman" w:hAnsi="Times New Roman" w:cs="Times New Roman"/>
-          <w:lang w:eastAsia="fr-FR"/>
-        </w:rPr>
-        <w:t xml:space="preserve"> observations, pour servir de </w:t>
-      </w:r>
-      <w:proofErr w:type="spellStart"/>
-      <w:r>
-        <w:rPr>
-          <w:rFonts w:ascii="Times New Roman" w:eastAsia="Times New Roman" w:hAnsi="Times New Roman" w:cs="Times New Roman"/>
-          <w:lang w:eastAsia="fr-FR"/>
-        </w:rPr>
-        <w:t>centroïdes</w:t>
-      </w:r>
-      <w:proofErr w:type="spellEnd"/>
-      <w:r>
-        <w:rPr>
-          <w:rFonts w:ascii="Times New Roman" w:eastAsia="Times New Roman" w:hAnsi="Times New Roman" w:cs="Times New Roman"/>
-          <w:lang w:eastAsia="fr-FR"/>
-        </w:rPr>
-        <w:t xml:space="preserve"> initiaux.</w:t>
+          <w:sz w:val="24"/>
+          <w:szCs w:val="24"/>
+          <w:lang w:eastAsia="fr-FR"/>
+        </w:rPr>
+      </w:pPr>
+      <w:r>
+        <w:rPr>
+          <w:rFonts w:ascii="Times New Roman" w:eastAsia="Times New Roman" w:hAnsi="Times New Roman" w:cs="Times New Roman"/>
+          <w:i/>
+          <w:iCs/>
+          <w:sz w:val="24"/>
+          <w:szCs w:val="24"/>
+          <w:lang w:eastAsia="fr-FR"/>
+        </w:rPr>
+        <w:t>Choisir K observations μ</w:t>
+      </w:r>
+      <w:r>
+        <w:rPr>
+          <w:rFonts w:ascii="Cambria Math" w:eastAsia="Times New Roman" w:hAnsi="Cambria Math" w:cs="Cambria Math"/>
+          <w:i/>
+          <w:iCs/>
+          <w:sz w:val="24"/>
+          <w:szCs w:val="24"/>
+          <w:lang w:eastAsia="fr-FR"/>
+        </w:rPr>
+        <w:t>⃗</w:t>
+      </w:r>
+      <w:r>
+        <w:rPr>
+          <w:rFonts w:ascii="Times New Roman" w:eastAsia="Times New Roman" w:hAnsi="Times New Roman" w:cs="Times New Roman"/>
+          <w:i/>
+          <w:iCs/>
+          <w:sz w:val="24"/>
+          <w:szCs w:val="24"/>
+          <w:lang w:eastAsia="fr-FR"/>
+        </w:rPr>
+        <w:t>₁, μ</w:t>
+      </w:r>
+      <w:r>
+        <w:rPr>
+          <w:rFonts w:ascii="Cambria Math" w:eastAsia="Times New Roman" w:hAnsi="Cambria Math" w:cs="Cambria Math"/>
+          <w:i/>
+          <w:iCs/>
+          <w:sz w:val="24"/>
+          <w:szCs w:val="24"/>
+          <w:lang w:eastAsia="fr-FR"/>
+        </w:rPr>
+        <w:t>⃗</w:t>
+      </w:r>
+      <w:r>
+        <w:rPr>
+          <w:rFonts w:ascii="Times New Roman" w:eastAsia="Times New Roman" w:hAnsi="Times New Roman" w:cs="Times New Roman"/>
+          <w:i/>
+          <w:iCs/>
+          <w:sz w:val="24"/>
+          <w:szCs w:val="24"/>
+          <w:lang w:eastAsia="fr-FR"/>
+        </w:rPr>
+        <w:t>₂, ..., μ</w:t>
+      </w:r>
+      <w:r>
+        <w:rPr>
+          <w:rFonts w:ascii="Cambria Math" w:eastAsia="Times New Roman" w:hAnsi="Cambria Math" w:cs="Cambria Math"/>
+          <w:i/>
+          <w:iCs/>
+          <w:sz w:val="24"/>
+          <w:szCs w:val="24"/>
+          <w:lang w:eastAsia="fr-FR"/>
+        </w:rPr>
+        <w:t>⃗</w:t>
+      </w:r>
+      <w:r>
+        <w:rPr>
+          <w:rFonts w:ascii="Times New Roman" w:eastAsia="Times New Roman" w:hAnsi="Times New Roman" w:cs="Times New Roman"/>
+          <w:i/>
+          <w:iCs/>
+          <w:sz w:val="24"/>
+          <w:szCs w:val="24"/>
+          <w:lang w:eastAsia="fr-FR"/>
+        </w:rPr>
+        <w:t>K parmi les n observations, pour servir de centroïdes initiaux.</w:t>
       </w:r>
     </w:p>
     <w:p>
@@ -9792,12 +9114,20 @@
         <w:spacing w:line="278" w:lineRule="auto"/>
         <w:rPr>
           <w:rFonts w:ascii="Times New Roman" w:eastAsia="Times New Roman" w:hAnsi="Times New Roman" w:cs="Times New Roman"/>
-          <w:lang w:eastAsia="fr-FR"/>
-        </w:rPr>
-      </w:pPr>
-      <w:r>
-        <w:rPr>
-          <w:rFonts w:ascii="Times New Roman" w:eastAsia="Times New Roman" w:hAnsi="Times New Roman" w:cs="Times New Roman"/>
+          <w:i/>
+          <w:iCs/>
+          <w:sz w:val="24"/>
+          <w:szCs w:val="24"/>
+          <w:lang w:eastAsia="fr-FR"/>
+        </w:rPr>
+      </w:pPr>
+      <w:r>
+        <w:rPr>
+          <w:rFonts w:ascii="Times New Roman" w:eastAsia="Times New Roman" w:hAnsi="Times New Roman" w:cs="Times New Roman"/>
+          <w:i/>
+          <w:iCs/>
+          <w:sz w:val="24"/>
+          <w:szCs w:val="24"/>
           <w:lang w:eastAsia="fr-FR"/>
         </w:rPr>
         <w:t>Affecter chaque observation x</w:t>
@@ -9805,6 +9135,10 @@
       <w:r>
         <w:rPr>
           <w:rFonts w:ascii="Cambria Math" w:eastAsia="Times New Roman" w:hAnsi="Cambria Math" w:cs="Cambria Math"/>
+          <w:i/>
+          <w:iCs/>
+          <w:sz w:val="24"/>
+          <w:szCs w:val="24"/>
           <w:lang w:eastAsia="fr-FR"/>
         </w:rPr>
         <w:t>⃗</w:t>
@@ -9812,6 +9146,10 @@
       <w:r>
         <w:rPr>
           <w:rFonts w:ascii="Times New Roman" w:eastAsia="Times New Roman" w:hAnsi="Times New Roman" w:cs="Times New Roman"/>
+          <w:i/>
+          <w:iCs/>
+          <w:sz w:val="24"/>
+          <w:szCs w:val="24"/>
           <w:lang w:eastAsia="fr-FR"/>
         </w:rPr>
         <w:t xml:space="preserve">ⁱ </w:t>
@@ -9819,6 +9157,10 @@
       <w:r>
         <w:rPr>
           <w:rFonts w:ascii="Cambria Math" w:eastAsia="Times New Roman" w:hAnsi="Cambria Math" w:cs="Cambria Math"/>
+          <w:i/>
+          <w:iCs/>
+          <w:sz w:val="24"/>
+          <w:szCs w:val="24"/>
           <w:lang w:eastAsia="fr-FR"/>
         </w:rPr>
         <w:t>∈</w:t>
@@ -9826,25 +9168,13 @@
       <w:r>
         <w:rPr>
           <w:rFonts w:ascii="Times New Roman" w:eastAsia="Times New Roman" w:hAnsi="Times New Roman" w:cs="Times New Roman"/>
-          <w:lang w:eastAsia="fr-FR"/>
-        </w:rPr>
-        <w:t xml:space="preserve"> D au </w:t>
-      </w:r>
-      <w:proofErr w:type="spellStart"/>
-      <w:r>
-        <w:rPr>
-          <w:rFonts w:ascii="Times New Roman" w:eastAsia="Times New Roman" w:hAnsi="Times New Roman" w:cs="Times New Roman"/>
-          <w:lang w:eastAsia="fr-FR"/>
-        </w:rPr>
-        <w:t>centroïde</w:t>
-      </w:r>
-      <w:proofErr w:type="spellEnd"/>
-      <w:r>
-        <w:rPr>
-          <w:rFonts w:ascii="Times New Roman" w:eastAsia="Times New Roman" w:hAnsi="Times New Roman" w:cs="Times New Roman"/>
-          <w:lang w:eastAsia="fr-FR"/>
-        </w:rPr>
-        <w:t xml:space="preserve"> dont elle est le plus proche :</w:t>
+          <w:i/>
+          <w:iCs/>
+          <w:sz w:val="24"/>
+          <w:szCs w:val="24"/>
+          <w:lang w:eastAsia="fr-FR"/>
+        </w:rPr>
+        <w:t xml:space="preserve"> D au centroïde dont elle est le plus proche :</w:t>
       </w:r>
     </w:p>
     <w:p>
@@ -9852,28 +9182,31 @@
         <w:ind w:left="2124"/>
         <w:rPr>
           <w:rFonts w:ascii="Times New Roman" w:eastAsia="Times New Roman" w:hAnsi="Times New Roman" w:cs="Times New Roman"/>
-          <w:lang w:eastAsia="fr-FR"/>
-        </w:rPr>
-      </w:pPr>
-      <w:proofErr w:type="gramStart"/>
-      <w:r>
-        <w:rPr>
-          <w:rFonts w:ascii="Times New Roman" w:eastAsia="Times New Roman" w:hAnsi="Times New Roman" w:cs="Times New Roman"/>
-          <w:lang w:eastAsia="fr-FR"/>
-        </w:rPr>
-        <w:t>k</w:t>
-      </w:r>
-      <w:proofErr w:type="gramEnd"/>
-      <w:r>
-        <w:rPr>
-          <w:rFonts w:ascii="Times New Roman" w:eastAsia="Times New Roman" w:hAnsi="Times New Roman" w:cs="Times New Roman"/>
-          <w:lang w:eastAsia="fr-FR"/>
-        </w:rPr>
-        <w:t>(x</w:t>
+          <w:i/>
+          <w:iCs/>
+          <w:sz w:val="24"/>
+          <w:szCs w:val="24"/>
+          <w:lang w:eastAsia="fr-FR"/>
+        </w:rPr>
+      </w:pPr>
+      <w:r>
+        <w:rPr>
+          <w:rFonts w:ascii="Times New Roman" w:eastAsia="Times New Roman" w:hAnsi="Times New Roman" w:cs="Times New Roman"/>
+          <w:i/>
+          <w:iCs/>
+          <w:sz w:val="24"/>
+          <w:szCs w:val="24"/>
+          <w:lang w:eastAsia="fr-FR"/>
+        </w:rPr>
+        <w:t>k(x</w:t>
       </w:r>
       <w:r>
         <w:rPr>
           <w:rFonts w:ascii="Cambria Math" w:eastAsia="Times New Roman" w:hAnsi="Cambria Math" w:cs="Cambria Math"/>
+          <w:i/>
+          <w:iCs/>
+          <w:sz w:val="24"/>
+          <w:szCs w:val="24"/>
           <w:lang w:eastAsia="fr-FR"/>
         </w:rPr>
         <w:t>⃗</w:t>
@@ -9881,29 +9214,21 @@
       <w:r>
         <w:rPr>
           <w:rFonts w:ascii="Times New Roman" w:eastAsia="Times New Roman" w:hAnsi="Times New Roman" w:cs="Times New Roman"/>
-          <w:lang w:eastAsia="fr-FR"/>
-        </w:rPr>
-        <w:t xml:space="preserve">ⁱ) = </w:t>
-      </w:r>
-      <w:proofErr w:type="spellStart"/>
-      <w:r>
-        <w:rPr>
-          <w:rFonts w:ascii="Times New Roman" w:eastAsia="Times New Roman" w:hAnsi="Times New Roman" w:cs="Times New Roman"/>
-          <w:lang w:eastAsia="fr-FR"/>
-        </w:rPr>
-        <w:t>argmin</w:t>
-      </w:r>
-      <w:proofErr w:type="spellEnd"/>
-      <w:r>
-        <w:rPr>
-          <w:rFonts w:ascii="Times New Roman" w:eastAsia="Times New Roman" w:hAnsi="Times New Roman" w:cs="Times New Roman"/>
-          <w:lang w:eastAsia="fr-FR"/>
-        </w:rPr>
-        <w:t xml:space="preserve"> ||x</w:t>
+          <w:i/>
+          <w:iCs/>
+          <w:sz w:val="24"/>
+          <w:szCs w:val="24"/>
+          <w:lang w:eastAsia="fr-FR"/>
+        </w:rPr>
+        <w:t>ⁱ) = argmin ||x</w:t>
       </w:r>
       <w:r>
         <w:rPr>
           <w:rFonts w:ascii="Cambria Math" w:eastAsia="Times New Roman" w:hAnsi="Cambria Math" w:cs="Cambria Math"/>
+          <w:i/>
+          <w:iCs/>
+          <w:sz w:val="24"/>
+          <w:szCs w:val="24"/>
           <w:lang w:eastAsia="fr-FR"/>
         </w:rPr>
         <w:t>⃗</w:t>
@@ -9911,6 +9236,10 @@
       <w:r>
         <w:rPr>
           <w:rFonts w:ascii="Times New Roman" w:eastAsia="Times New Roman" w:hAnsi="Times New Roman" w:cs="Times New Roman"/>
+          <w:i/>
+          <w:iCs/>
+          <w:sz w:val="24"/>
+          <w:szCs w:val="24"/>
           <w:lang w:eastAsia="fr-FR"/>
         </w:rPr>
         <w:t>ⁱ − μ</w:t>
@@ -9918,6 +9247,10 @@
       <w:r>
         <w:rPr>
           <w:rFonts w:ascii="Cambria Math" w:eastAsia="Times New Roman" w:hAnsi="Cambria Math" w:cs="Cambria Math"/>
+          <w:i/>
+          <w:iCs/>
+          <w:sz w:val="24"/>
+          <w:szCs w:val="24"/>
           <w:lang w:eastAsia="fr-FR"/>
         </w:rPr>
         <w:t>⃗</w:t>
@@ -9925,23 +9258,13 @@
       <w:r>
         <w:rPr>
           <w:rFonts w:ascii="Times New Roman" w:eastAsia="Times New Roman" w:hAnsi="Times New Roman" w:cs="Times New Roman"/>
-          <w:lang w:eastAsia="fr-FR"/>
-        </w:rPr>
-        <w:t xml:space="preserve">ₖ||₂   </w:t>
-      </w:r>
-      <w:r>
-        <w:rPr>
-          <w:rFonts w:ascii="Times New Roman" w:eastAsia="Times New Roman" w:hAnsi="Times New Roman" w:cs="Times New Roman"/>
-          <w:lang w:eastAsia="fr-FR"/>
-        </w:rPr>
-        <w:t xml:space="preserve">    </w:t>
-      </w:r>
-      <w:r>
-        <w:rPr>
-          <w:rFonts w:ascii="Times New Roman" w:eastAsia="Times New Roman" w:hAnsi="Times New Roman" w:cs="Times New Roman"/>
-          <w:lang w:eastAsia="fr-FR"/>
-        </w:rPr>
-        <w:t>(avec k = 1, ..., K)</w:t>
+          <w:i/>
+          <w:iCs/>
+          <w:sz w:val="24"/>
+          <w:szCs w:val="24"/>
+          <w:lang w:eastAsia="fr-FR"/>
+        </w:rPr>
+        <w:t>ₖ||₂       (avec k = 1, ..., K)</w:t>
       </w:r>
     </w:p>
     <w:p>
@@ -9954,31 +9277,23 @@
         <w:spacing w:line="278" w:lineRule="auto"/>
         <w:rPr>
           <w:rFonts w:ascii="Times New Roman" w:eastAsia="Times New Roman" w:hAnsi="Times New Roman" w:cs="Times New Roman"/>
-          <w:lang w:eastAsia="fr-FR"/>
-        </w:rPr>
-      </w:pPr>
-      <w:r>
-        <w:rPr>
-          <w:rFonts w:ascii="Times New Roman" w:eastAsia="Times New Roman" w:hAnsi="Times New Roman" w:cs="Times New Roman"/>
-          <w:lang w:eastAsia="fr-FR"/>
-        </w:rPr>
-        <w:t xml:space="preserve">Recalculer les </w:t>
-      </w:r>
-      <w:proofErr w:type="spellStart"/>
-      <w:r>
-        <w:rPr>
-          <w:rFonts w:ascii="Times New Roman" w:eastAsia="Times New Roman" w:hAnsi="Times New Roman" w:cs="Times New Roman"/>
-          <w:lang w:eastAsia="fr-FR"/>
-        </w:rPr>
-        <w:t>centroïdes</w:t>
-      </w:r>
-      <w:proofErr w:type="spellEnd"/>
-      <w:r>
-        <w:rPr>
-          <w:rFonts w:ascii="Times New Roman" w:eastAsia="Times New Roman" w:hAnsi="Times New Roman" w:cs="Times New Roman"/>
-          <w:lang w:eastAsia="fr-FR"/>
-        </w:rPr>
-        <w:t xml:space="preserve"> de chaque cluster :</w:t>
+          <w:i/>
+          <w:iCs/>
+          <w:sz w:val="24"/>
+          <w:szCs w:val="24"/>
+          <w:lang w:eastAsia="fr-FR"/>
+        </w:rPr>
+      </w:pPr>
+      <w:r>
+        <w:rPr>
+          <w:rFonts w:ascii="Times New Roman" w:eastAsia="Times New Roman" w:hAnsi="Times New Roman" w:cs="Times New Roman"/>
+          <w:i/>
+          <w:iCs/>
+          <w:sz w:val="24"/>
+          <w:szCs w:val="24"/>
+          <w:lang w:eastAsia="fr-FR"/>
+        </w:rPr>
+        <w:t>Recalculer les centroïdes de chaque cluster :</w:t>
       </w:r>
     </w:p>
     <w:p>
@@ -9987,13 +9302,20 @@
         <w:jc w:val="center"/>
         <w:rPr>
           <w:rFonts w:ascii="Times New Roman" w:eastAsia="Times New Roman" w:hAnsi="Times New Roman" w:cs="Times New Roman"/>
-          <w:lang w:eastAsia="fr-FR"/>
-        </w:rPr>
-      </w:pPr>
-      <w:proofErr w:type="gramStart"/>
-      <w:r>
-        <w:rPr>
-          <w:rFonts w:ascii="Times New Roman" w:eastAsia="Times New Roman" w:hAnsi="Times New Roman" w:cs="Times New Roman"/>
+          <w:i/>
+          <w:iCs/>
+          <w:sz w:val="24"/>
+          <w:szCs w:val="24"/>
+          <w:lang w:eastAsia="fr-FR"/>
+        </w:rPr>
+      </w:pPr>
+      <w:r>
+        <w:rPr>
+          <w:rFonts w:ascii="Times New Roman" w:eastAsia="Times New Roman" w:hAnsi="Times New Roman" w:cs="Times New Roman"/>
+          <w:i/>
+          <w:iCs/>
+          <w:sz w:val="24"/>
+          <w:szCs w:val="24"/>
           <w:lang w:eastAsia="fr-FR"/>
         </w:rPr>
         <w:t>μ</w:t>
@@ -10001,14 +9323,21 @@
       <w:r>
         <w:rPr>
           <w:rFonts w:ascii="Cambria Math" w:eastAsia="Times New Roman" w:hAnsi="Cambria Math" w:cs="Cambria Math"/>
+          <w:i/>
+          <w:iCs/>
+          <w:sz w:val="24"/>
+          <w:szCs w:val="24"/>
           <w:lang w:eastAsia="fr-FR"/>
         </w:rPr>
         <w:t>⃗</w:t>
       </w:r>
-      <w:proofErr w:type="gramEnd"/>
-      <w:r>
-        <w:rPr>
-          <w:rFonts w:ascii="Times New Roman" w:eastAsia="Times New Roman" w:hAnsi="Times New Roman" w:cs="Times New Roman"/>
+      <w:r>
+        <w:rPr>
+          <w:rFonts w:ascii="Times New Roman" w:eastAsia="Times New Roman" w:hAnsi="Times New Roman" w:cs="Times New Roman"/>
+          <w:i/>
+          <w:iCs/>
+          <w:sz w:val="24"/>
+          <w:szCs w:val="24"/>
           <w:lang w:eastAsia="fr-FR"/>
         </w:rPr>
         <w:t>ₖ = (1 / |Cₖ|) ∑ x</w:t>
@@ -10016,6 +9345,10 @@
       <w:r>
         <w:rPr>
           <w:rFonts w:ascii="Cambria Math" w:eastAsia="Times New Roman" w:hAnsi="Cambria Math" w:cs="Cambria Math"/>
+          <w:i/>
+          <w:iCs/>
+          <w:sz w:val="24"/>
+          <w:szCs w:val="24"/>
           <w:lang w:eastAsia="fr-FR"/>
         </w:rPr>
         <w:t>⃗</w:t>
@@ -10023,27 +9356,21 @@
       <w:r>
         <w:rPr>
           <w:rFonts w:ascii="Times New Roman" w:eastAsia="Times New Roman" w:hAnsi="Times New Roman" w:cs="Times New Roman"/>
-          <w:lang w:eastAsia="fr-FR"/>
-        </w:rPr>
-        <w:t>ⁱ</w:t>
-      </w:r>
-      <w:r>
-        <w:rPr>
-          <w:rFonts w:ascii="Times New Roman" w:eastAsia="Times New Roman" w:hAnsi="Times New Roman" w:cs="Times New Roman"/>
-          <w:lang w:eastAsia="fr-FR"/>
-        </w:rPr>
-        <w:t xml:space="preserve">       </w:t>
-      </w:r>
-      <w:r>
-        <w:rPr>
-          <w:rFonts w:ascii="Times New Roman" w:eastAsia="Times New Roman" w:hAnsi="Times New Roman" w:cs="Times New Roman"/>
-          <w:lang w:eastAsia="fr-FR"/>
-        </w:rPr>
-        <w:t>(avec x</w:t>
+          <w:i/>
+          <w:iCs/>
+          <w:sz w:val="24"/>
+          <w:szCs w:val="24"/>
+          <w:lang w:eastAsia="fr-FR"/>
+        </w:rPr>
+        <w:t>ⁱ       (avec x</w:t>
       </w:r>
       <w:r>
         <w:rPr>
           <w:rFonts w:ascii="Cambria Math" w:eastAsia="Times New Roman" w:hAnsi="Cambria Math" w:cs="Cambria Math"/>
+          <w:i/>
+          <w:iCs/>
+          <w:sz w:val="24"/>
+          <w:szCs w:val="24"/>
           <w:lang w:eastAsia="fr-FR"/>
         </w:rPr>
         <w:t>⃗</w:t>
@@ -10051,6 +9378,10 @@
       <w:r>
         <w:rPr>
           <w:rFonts w:ascii="Times New Roman" w:eastAsia="Times New Roman" w:hAnsi="Times New Roman" w:cs="Times New Roman"/>
+          <w:i/>
+          <w:iCs/>
+          <w:sz w:val="24"/>
+          <w:szCs w:val="24"/>
           <w:lang w:eastAsia="fr-FR"/>
         </w:rPr>
         <w:t xml:space="preserve">ⁱ </w:t>
@@ -10058,6 +9389,10 @@
       <w:r>
         <w:rPr>
           <w:rFonts w:ascii="Cambria Math" w:eastAsia="Times New Roman" w:hAnsi="Cambria Math" w:cs="Cambria Math"/>
+          <w:i/>
+          <w:iCs/>
+          <w:sz w:val="24"/>
+          <w:szCs w:val="24"/>
           <w:lang w:eastAsia="fr-FR"/>
         </w:rPr>
         <w:t>∈</w:t>
@@ -10065,6 +9400,10 @@
       <w:r>
         <w:rPr>
           <w:rFonts w:ascii="Times New Roman" w:eastAsia="Times New Roman" w:hAnsi="Times New Roman" w:cs="Times New Roman"/>
+          <w:i/>
+          <w:iCs/>
+          <w:sz w:val="24"/>
+          <w:szCs w:val="24"/>
           <w:lang w:eastAsia="fr-FR"/>
         </w:rPr>
         <w:t xml:space="preserve"> Cₖ)</w:t>
@@ -10079,12 +9418,20 @@
         </w:numPr>
         <w:rPr>
           <w:rFonts w:ascii="Times New Roman" w:eastAsia="Times New Roman" w:hAnsi="Times New Roman" w:cs="Times New Roman"/>
-          <w:lang w:eastAsia="fr-FR"/>
-        </w:rPr>
-      </w:pPr>
-      <w:r>
-        <w:rPr>
-          <w:rFonts w:ascii="Times New Roman" w:eastAsia="Times New Roman" w:hAnsi="Times New Roman" w:cs="Times New Roman"/>
+          <w:i/>
+          <w:iCs/>
+          <w:sz w:val="24"/>
+          <w:szCs w:val="24"/>
+          <w:lang w:eastAsia="fr-FR"/>
+        </w:rPr>
+      </w:pPr>
+      <w:r>
+        <w:rPr>
+          <w:rFonts w:ascii="Times New Roman" w:eastAsia="Times New Roman" w:hAnsi="Times New Roman" w:cs="Times New Roman"/>
+          <w:i/>
+          <w:iCs/>
+          <w:sz w:val="24"/>
+          <w:szCs w:val="24"/>
           <w:lang w:eastAsia="fr-FR"/>
         </w:rPr>
         <w:t>Répéter les opérations 2-3 jusqu’à convergence, c’est-à-dire jusqu’à ce que les affectations ne changent plus.</w:t>
@@ -10101,9 +9448,11 @@
       <w:r>
         <w:rPr>
           <w:rFonts w:ascii="Times New Roman" w:eastAsia="Times New Roman" w:hAnsi="Times New Roman" w:cs="Times New Roman"/>
-          <w:lang w:eastAsia="fr-FR"/>
-        </w:rPr>
-        <w:pict>
+          <w:sz w:val="24"/>
+          <w:szCs w:val="24"/>
+          <w:lang w:eastAsia="fr-FR"/>
+        </w:rPr>
+        <w:pict w14:anchorId="0346273A">
           <v:rect id="_x0000_i1025" style="width:506pt;height:1.5pt" o:hrpct="0" o:hralign="center" o:hrstd="t" o:hrnoshade="t" o:hr="t" fillcolor="#e2e2e5" stroked="f"/>
         </w:pict>
       </w:r>
@@ -10126,17 +9475,17 @@
         </w:rPr>
         <w:lastRenderedPageBreak/>
         <w:drawing>
-          <wp:anchor distT="0" distB="0" distL="114300" distR="114300" simplePos="0" relativeHeight="251661312" behindDoc="1" locked="0" layoutInCell="1" allowOverlap="1" wp14:anchorId="57E6317B" wp14:editId="35052914">
+          <wp:anchor distT="0" distB="0" distL="114300" distR="114300" simplePos="0" relativeHeight="251661312" behindDoc="1" locked="0" layoutInCell="1" allowOverlap="1" wp14:anchorId="355B7B77" wp14:editId="4DF5100A">
             <wp:simplePos x="0" y="0"/>
             <wp:positionH relativeFrom="column">
-              <wp:posOffset>1472825</wp:posOffset>
+              <wp:posOffset>1398905</wp:posOffset>
             </wp:positionH>
             <wp:positionV relativeFrom="paragraph">
-              <wp:posOffset>148091</wp:posOffset>
+              <wp:posOffset>3810</wp:posOffset>
             </wp:positionV>
-            <wp:extent cx="3185168" cy="2383783"/>
+            <wp:extent cx="3185160" cy="2383155"/>
             <wp:effectExtent l="0" t="0" r="0" b="0"/>
-            <wp:wrapTight wrapText="bothSides">
+            <wp:wrapThrough wrapText="bothSides">
               <wp:wrapPolygon edited="0">
                 <wp:start x="0" y="0"/>
                 <wp:lineTo x="0" y="21410"/>
@@ -10144,7 +9493,7 @@
                 <wp:lineTo x="21445" y="0"/>
                 <wp:lineTo x="0" y="0"/>
               </wp:wrapPolygon>
-            </wp:wrapTight>
+            </wp:wrapThrough>
             <wp:docPr id="1562562359" name="Image 1"/>
             <wp:cNvGraphicFramePr>
               <a:graphicFrameLocks xmlns:a="http://schemas.openxmlformats.org/drawingml/2006/main" noChangeAspect="1"/>
@@ -10157,7 +9506,7 @@
                     <pic:cNvPicPr/>
                   </pic:nvPicPr>
                   <pic:blipFill>
-                    <a:blip r:embed="rId14">
+                    <a:blip r:embed="rId16">
                       <a:extLst>
                         <a:ext uri="{28A0092B-C50C-407E-A947-70E740481C1C}">
                           <a14:useLocalDpi xmlns:a14="http://schemas.microsoft.com/office/drawing/2010/main" val="0"/>
@@ -10171,7 +9520,7 @@
                   <pic:spPr>
                     <a:xfrm>
                       <a:off x="0" y="0"/>
-                      <a:ext cx="3185168" cy="2383783"/>
+                      <a:ext cx="3185160" cy="2383155"/>
                     </a:xfrm>
                     <a:prstGeom prst="rect">
                       <a:avLst/>
@@ -10221,8 +9570,8 @@
         <w:rPr>
           <w:rFonts w:ascii="Times New Roman" w:eastAsia="Times New Roman" w:hAnsi="Times New Roman" w:cs="Times New Roman"/>
           <w:color w:val="2E74B5" w:themeColor="accent1" w:themeShade="BF"/>
-          <w:sz w:val="28"/>
-          <w:szCs w:val="32"/>
+          <w:sz w:val="32"/>
+          <w:szCs w:val="36"/>
           <w:lang w:eastAsia="fr-FR"/>
         </w:rPr>
       </w:pPr>
@@ -10231,24 +9580,17 @@
           <w:rFonts w:ascii="Times New Roman" w:eastAsia="Times New Roman" w:hAnsi="Times New Roman" w:cs="Times New Roman"/>
           <w:b/>
           <w:bCs/>
-          <w:lang w:eastAsia="fr-FR"/>
-        </w:rPr>
-        <w:t>Pourquoi l'algorithme K-</w:t>
-      </w:r>
-      <w:proofErr w:type="spellStart"/>
-      <w:r>
-        <w:rPr>
-          <w:rFonts w:ascii="Times New Roman" w:eastAsia="Times New Roman" w:hAnsi="Times New Roman" w:cs="Times New Roman"/>
-          <w:b/>
-          <w:bCs/>
-          <w:lang w:eastAsia="fr-FR"/>
-        </w:rPr>
-        <w:t>Means</w:t>
-      </w:r>
-      <w:proofErr w:type="spellEnd"/>
-      <w:r>
-        <w:rPr>
-          <w:rFonts w:ascii="Times New Roman" w:eastAsia="Times New Roman" w:hAnsi="Times New Roman" w:cs="Times New Roman"/>
+          <w:sz w:val="24"/>
+          <w:szCs w:val="24"/>
+          <w:lang w:eastAsia="fr-FR"/>
+        </w:rPr>
+        <w:t>Pourquoi l'algorithme K-Means</w:t>
+      </w:r>
+      <w:r>
+        <w:rPr>
+          <w:rFonts w:ascii="Times New Roman" w:eastAsia="Times New Roman" w:hAnsi="Times New Roman" w:cs="Times New Roman"/>
+          <w:sz w:val="24"/>
+          <w:szCs w:val="24"/>
           <w:lang w:eastAsia="fr-FR"/>
         </w:rPr>
         <w:t xml:space="preserve"> ?</w:t>
@@ -10257,35 +9599,21 @@
     <w:p>
       <w:pPr>
         <w:pStyle w:val="Paragraphedeliste"/>
-        <w:spacing w:line="360" w:lineRule="auto"/>
-        <w:jc w:val="both"/>
-        <w:rPr>
-          <w:rFonts w:ascii="Times New Roman" w:eastAsia="Times New Roman" w:hAnsi="Times New Roman" w:cs="Times New Roman"/>
-          <w:lang w:eastAsia="fr-FR"/>
-        </w:rPr>
-      </w:pPr>
-      <w:r>
-        <w:rPr>
-          <w:rFonts w:ascii="Times New Roman" w:eastAsia="Times New Roman" w:hAnsi="Times New Roman" w:cs="Times New Roman"/>
-          <w:lang w:eastAsia="fr-FR"/>
-        </w:rPr>
-        <w:t>Plusieurs raisons ont motivé le choix de K-</w:t>
-      </w:r>
-      <w:proofErr w:type="spellStart"/>
-      <w:r>
-        <w:rPr>
-          <w:rFonts w:ascii="Times New Roman" w:eastAsia="Times New Roman" w:hAnsi="Times New Roman" w:cs="Times New Roman"/>
-          <w:lang w:eastAsia="fr-FR"/>
-        </w:rPr>
-        <w:t>Means</w:t>
-      </w:r>
-      <w:proofErr w:type="spellEnd"/>
-      <w:r>
-        <w:rPr>
-          <w:rFonts w:ascii="Times New Roman" w:eastAsia="Times New Roman" w:hAnsi="Times New Roman" w:cs="Times New Roman"/>
-          <w:lang w:eastAsia="fr-FR"/>
-        </w:rPr>
-        <w:t xml:space="preserve"> pour ce projet :</w:t>
+        <w:rPr>
+          <w:rFonts w:ascii="Times New Roman" w:eastAsia="Times New Roman" w:hAnsi="Times New Roman" w:cs="Times New Roman"/>
+          <w:sz w:val="24"/>
+          <w:szCs w:val="24"/>
+          <w:lang w:eastAsia="fr-FR"/>
+        </w:rPr>
+      </w:pPr>
+      <w:r>
+        <w:rPr>
+          <w:rFonts w:ascii="Times New Roman" w:eastAsia="Times New Roman" w:hAnsi="Times New Roman" w:cs="Times New Roman"/>
+          <w:sz w:val="24"/>
+          <w:szCs w:val="24"/>
+          <w:lang w:eastAsia="fr-FR"/>
+        </w:rPr>
+        <w:t>Plusieurs raisons ont motivé le choix de K-Means pour ce projet :</w:t>
       </w:r>
     </w:p>
     <w:p>
@@ -10295,10 +9623,10 @@
           <w:ilvl w:val="0"/>
           <w:numId w:val="28"/>
         </w:numPr>
-        <w:spacing w:line="360" w:lineRule="auto"/>
-        <w:jc w:val="both"/>
-        <w:rPr>
-          <w:rFonts w:ascii="Times New Roman" w:eastAsia="Times New Roman" w:hAnsi="Times New Roman" w:cs="Times New Roman"/>
+        <w:rPr>
+          <w:rFonts w:ascii="Times New Roman" w:eastAsia="Times New Roman" w:hAnsi="Times New Roman" w:cs="Times New Roman"/>
+          <w:sz w:val="24"/>
+          <w:szCs w:val="24"/>
           <w:lang w:eastAsia="fr-FR"/>
         </w:rPr>
       </w:pPr>
@@ -10307,6 +9635,8 @@
           <w:rFonts w:ascii="Times New Roman" w:eastAsia="Times New Roman" w:hAnsi="Times New Roman" w:cs="Times New Roman"/>
           <w:b/>
           <w:bCs/>
+          <w:sz w:val="24"/>
+          <w:szCs w:val="24"/>
           <w:lang w:eastAsia="fr-FR"/>
         </w:rPr>
         <w:t xml:space="preserve"> Adéquation au besoin</w:t>
@@ -10314,52 +9644,31 @@
       <w:r>
         <w:rPr>
           <w:rFonts w:ascii="Times New Roman" w:eastAsia="Times New Roman" w:hAnsi="Times New Roman" w:cs="Times New Roman"/>
-          <w:lang w:eastAsia="fr-FR"/>
-        </w:rPr>
-        <w:t xml:space="preserve"> : Il s'agit d'un algorithme de </w:t>
-      </w:r>
-      <w:proofErr w:type="spellStart"/>
-      <w:r>
-        <w:rPr>
-          <w:rFonts w:ascii="Times New Roman" w:eastAsia="Times New Roman" w:hAnsi="Times New Roman" w:cs="Times New Roman"/>
-          <w:lang w:eastAsia="fr-FR"/>
-        </w:rPr>
-        <w:t>clustering</w:t>
-      </w:r>
-      <w:proofErr w:type="spellEnd"/>
-      <w:r>
-        <w:rPr>
-          <w:rFonts w:ascii="Times New Roman" w:eastAsia="Times New Roman" w:hAnsi="Times New Roman" w:cs="Times New Roman"/>
-          <w:lang w:eastAsia="fr-FR"/>
-        </w:rPr>
-        <w:t xml:space="preserve"> plat, ce qui correspond</w:t>
+          <w:sz w:val="24"/>
+          <w:szCs w:val="24"/>
+          <w:lang w:eastAsia="fr-FR"/>
+        </w:rPr>
+        <w:t xml:space="preserve"> : Il s'agit d'un algorithme de clustering plat, ce qui correspond</w:t>
       </w:r>
     </w:p>
     <w:p>
       <w:pPr>
         <w:pStyle w:val="Paragraphedeliste"/>
-        <w:spacing w:line="360" w:lineRule="auto"/>
-        <w:jc w:val="both"/>
-        <w:rPr>
-          <w:rFonts w:ascii="Times New Roman" w:eastAsia="Times New Roman" w:hAnsi="Times New Roman" w:cs="Times New Roman"/>
-          <w:lang w:eastAsia="fr-FR"/>
-        </w:rPr>
-      </w:pPr>
-      <w:proofErr w:type="gramStart"/>
-      <w:r>
-        <w:rPr>
-          <w:rFonts w:ascii="Times New Roman" w:eastAsia="Times New Roman" w:hAnsi="Times New Roman" w:cs="Times New Roman"/>
-          <w:lang w:eastAsia="fr-FR"/>
-        </w:rPr>
-        <w:t>parfaitement</w:t>
-      </w:r>
-      <w:proofErr w:type="gramEnd"/>
-      <w:r>
-        <w:rPr>
-          <w:rFonts w:ascii="Times New Roman" w:eastAsia="Times New Roman" w:hAnsi="Times New Roman" w:cs="Times New Roman"/>
-          <w:lang w:eastAsia="fr-FR"/>
-        </w:rPr>
-        <w:t xml:space="preserve"> à la consigne. Il produit une partition unique et claire des données.</w:t>
+        <w:rPr>
+          <w:rFonts w:ascii="Times New Roman" w:eastAsia="Times New Roman" w:hAnsi="Times New Roman" w:cs="Times New Roman"/>
+          <w:sz w:val="24"/>
+          <w:szCs w:val="24"/>
+          <w:lang w:eastAsia="fr-FR"/>
+        </w:rPr>
+      </w:pPr>
+      <w:r>
+        <w:rPr>
+          <w:rFonts w:ascii="Times New Roman" w:eastAsia="Times New Roman" w:hAnsi="Times New Roman" w:cs="Times New Roman"/>
+          <w:sz w:val="24"/>
+          <w:szCs w:val="24"/>
+          <w:lang w:eastAsia="fr-FR"/>
+        </w:rPr>
+        <w:t>parfaitement à la consigne. Il produit une partition unique et claire des données.</w:t>
       </w:r>
     </w:p>
     <w:p>
@@ -10369,10 +9678,10 @@
           <w:ilvl w:val="0"/>
           <w:numId w:val="28"/>
         </w:numPr>
-        <w:spacing w:line="360" w:lineRule="auto"/>
-        <w:jc w:val="both"/>
-        <w:rPr>
-          <w:rFonts w:ascii="Times New Roman" w:eastAsia="Times New Roman" w:hAnsi="Times New Roman" w:cs="Times New Roman"/>
+        <w:rPr>
+          <w:rFonts w:ascii="Times New Roman" w:eastAsia="Times New Roman" w:hAnsi="Times New Roman" w:cs="Times New Roman"/>
+          <w:sz w:val="24"/>
+          <w:szCs w:val="24"/>
           <w:lang w:eastAsia="fr-FR"/>
         </w:rPr>
       </w:pPr>
@@ -10381,77 +9690,40 @@
           <w:rFonts w:ascii="Times New Roman" w:eastAsia="Times New Roman" w:hAnsi="Times New Roman" w:cs="Times New Roman"/>
           <w:b/>
           <w:bCs/>
-          <w:lang w:eastAsia="fr-FR"/>
-        </w:rPr>
-        <w:t xml:space="preserve">Efficacité et </w:t>
-      </w:r>
-      <w:proofErr w:type="spellStart"/>
-      <w:r>
-        <w:rPr>
-          <w:rFonts w:ascii="Times New Roman" w:eastAsia="Times New Roman" w:hAnsi="Times New Roman" w:cs="Times New Roman"/>
-          <w:b/>
-          <w:bCs/>
-          <w:lang w:eastAsia="fr-FR"/>
-        </w:rPr>
-        <w:t>Scalabilité</w:t>
-      </w:r>
-      <w:proofErr w:type="spellEnd"/>
-      <w:r>
-        <w:rPr>
-          <w:rFonts w:ascii="Times New Roman" w:eastAsia="Times New Roman" w:hAnsi="Times New Roman" w:cs="Times New Roman"/>
-          <w:lang w:eastAsia="fr-FR"/>
-        </w:rPr>
-        <w:t xml:space="preserve"> : K-</w:t>
-      </w:r>
-      <w:proofErr w:type="spellStart"/>
-      <w:r>
-        <w:rPr>
-          <w:rFonts w:ascii="Times New Roman" w:eastAsia="Times New Roman" w:hAnsi="Times New Roman" w:cs="Times New Roman"/>
-          <w:lang w:eastAsia="fr-FR"/>
-        </w:rPr>
-        <w:t>Means</w:t>
-      </w:r>
-      <w:proofErr w:type="spellEnd"/>
-      <w:r>
-        <w:rPr>
-          <w:rFonts w:ascii="Times New Roman" w:eastAsia="Times New Roman" w:hAnsi="Times New Roman" w:cs="Times New Roman"/>
-          <w:lang w:eastAsia="fr-FR"/>
-        </w:rPr>
-        <w:t xml:space="preserve"> est réputé pour son efficacité en termes de temps de</w:t>
+          <w:sz w:val="24"/>
+          <w:szCs w:val="24"/>
+          <w:lang w:eastAsia="fr-FR"/>
+        </w:rPr>
+        <w:t>Efficacité et Scalabilité</w:t>
+      </w:r>
+      <w:r>
+        <w:rPr>
+          <w:rFonts w:ascii="Times New Roman" w:eastAsia="Times New Roman" w:hAnsi="Times New Roman" w:cs="Times New Roman"/>
+          <w:sz w:val="24"/>
+          <w:szCs w:val="24"/>
+          <w:lang w:eastAsia="fr-FR"/>
+        </w:rPr>
+        <w:t xml:space="preserve"> : K-Means est réputé pour son efficacité en termes de temps de</w:t>
       </w:r>
     </w:p>
     <w:p>
       <w:pPr>
         <w:pStyle w:val="Paragraphedeliste"/>
-        <w:spacing w:line="360" w:lineRule="auto"/>
-        <w:jc w:val="both"/>
-        <w:rPr>
-          <w:rFonts w:ascii="Times New Roman" w:eastAsia="Times New Roman" w:hAnsi="Times New Roman" w:cs="Times New Roman"/>
-          <w:lang w:eastAsia="fr-FR"/>
-        </w:rPr>
-      </w:pPr>
-      <w:proofErr w:type="gramStart"/>
-      <w:r>
-        <w:rPr>
-          <w:rFonts w:ascii="Times New Roman" w:eastAsia="Times New Roman" w:hAnsi="Times New Roman" w:cs="Times New Roman"/>
-          <w:lang w:eastAsia="fr-FR"/>
-        </w:rPr>
-        <w:t>calcul</w:t>
-      </w:r>
-      <w:proofErr w:type="gramEnd"/>
-      <w:r>
-        <w:rPr>
-          <w:rFonts w:ascii="Times New Roman" w:eastAsia="Times New Roman" w:hAnsi="Times New Roman" w:cs="Times New Roman"/>
-          <w:lang w:eastAsia="fr-FR"/>
-        </w:rPr>
-        <w:t>, même sur des jeux de données de taille considérable. Sa complexité est quasi-</w:t>
-      </w:r>
-      <w:r>
-        <w:rPr>
-          <w:rFonts w:ascii="Times New Roman" w:eastAsia="Times New Roman" w:hAnsi="Times New Roman" w:cs="Times New Roman"/>
-          <w:lang w:eastAsia="fr-FR"/>
-        </w:rPr>
-        <w:t>linéaire avec le nombre de documents, ce qui le rend très performant.</w:t>
+        <w:rPr>
+          <w:rFonts w:ascii="Times New Roman" w:eastAsia="Times New Roman" w:hAnsi="Times New Roman" w:cs="Times New Roman"/>
+          <w:sz w:val="24"/>
+          <w:szCs w:val="24"/>
+          <w:lang w:eastAsia="fr-FR"/>
+        </w:rPr>
+      </w:pPr>
+      <w:r>
+        <w:rPr>
+          <w:rFonts w:ascii="Times New Roman" w:eastAsia="Times New Roman" w:hAnsi="Times New Roman" w:cs="Times New Roman"/>
+          <w:sz w:val="24"/>
+          <w:szCs w:val="24"/>
+          <w:lang w:eastAsia="fr-FR"/>
+        </w:rPr>
+        <w:t>calcul, même sur des jeux de données de taille considérable. Sa complexité est quasi-linéaire avec le nombre de documents, ce qui le rend très performant.</w:t>
       </w:r>
     </w:p>
     <w:p>
@@ -10461,10 +9733,10 @@
           <w:ilvl w:val="0"/>
           <w:numId w:val="28"/>
         </w:numPr>
-        <w:spacing w:line="360" w:lineRule="auto"/>
-        <w:jc w:val="both"/>
-        <w:rPr>
-          <w:rFonts w:ascii="Times New Roman" w:eastAsia="Times New Roman" w:hAnsi="Times New Roman" w:cs="Times New Roman"/>
+        <w:rPr>
+          <w:rFonts w:ascii="Times New Roman" w:eastAsia="Times New Roman" w:hAnsi="Times New Roman" w:cs="Times New Roman"/>
+          <w:sz w:val="24"/>
+          <w:szCs w:val="24"/>
           <w:lang w:eastAsia="fr-FR"/>
         </w:rPr>
       </w:pPr>
@@ -10473,6 +9745,8 @@
           <w:rFonts w:ascii="Times New Roman" w:eastAsia="Times New Roman" w:hAnsi="Times New Roman" w:cs="Times New Roman"/>
           <w:b/>
           <w:bCs/>
+          <w:sz w:val="24"/>
+          <w:szCs w:val="24"/>
           <w:lang w:eastAsia="fr-FR"/>
         </w:rPr>
         <w:t xml:space="preserve"> Simplicité d'interprétation</w:t>
@@ -10480,102 +9754,28 @@
       <w:r>
         <w:rPr>
           <w:rFonts w:ascii="Times New Roman" w:eastAsia="Times New Roman" w:hAnsi="Times New Roman" w:cs="Times New Roman"/>
-          <w:lang w:eastAsia="fr-FR"/>
-        </w:rPr>
-        <w:t xml:space="preserve"> : Les résultats de K-</w:t>
-      </w:r>
-      <w:proofErr w:type="spellStart"/>
-      <w:r>
-        <w:rPr>
-          <w:rFonts w:ascii="Times New Roman" w:eastAsia="Times New Roman" w:hAnsi="Times New Roman" w:cs="Times New Roman"/>
-          <w:lang w:eastAsia="fr-FR"/>
-        </w:rPr>
-        <w:t>Means</w:t>
-      </w:r>
-      <w:proofErr w:type="spellEnd"/>
-      <w:r>
-        <w:rPr>
-          <w:rFonts w:ascii="Times New Roman" w:eastAsia="Times New Roman" w:hAnsi="Times New Roman" w:cs="Times New Roman"/>
-          <w:lang w:eastAsia="fr-FR"/>
-        </w:rPr>
-        <w:t xml:space="preserve"> sont relativement simples à</w:t>
-      </w:r>
-      <w:r>
-        <w:rPr>
-          <w:rFonts w:ascii="Times New Roman" w:eastAsia="Times New Roman" w:hAnsi="Times New Roman" w:cs="Times New Roman"/>
-          <w:lang w:eastAsia="fr-FR"/>
-        </w:rPr>
-        <w:t xml:space="preserve"> </w:t>
-      </w:r>
-      <w:r>
-        <w:rPr>
-          <w:rFonts w:ascii="Times New Roman" w:eastAsia="Times New Roman" w:hAnsi="Times New Roman" w:cs="Times New Roman"/>
-          <w:lang w:eastAsia="fr-FR"/>
-        </w:rPr>
-        <w:t xml:space="preserve">comprendre. Chaque document appartient à un seul groupe, et les </w:t>
-      </w:r>
-      <w:proofErr w:type="spellStart"/>
-      <w:r>
-        <w:rPr>
-          <w:rFonts w:ascii="Times New Roman" w:eastAsia="Times New Roman" w:hAnsi="Times New Roman" w:cs="Times New Roman"/>
-          <w:lang w:eastAsia="fr-FR"/>
-        </w:rPr>
-        <w:t>centroïdes</w:t>
-      </w:r>
-      <w:proofErr w:type="spellEnd"/>
-      <w:r>
-        <w:rPr>
-          <w:rFonts w:ascii="Times New Roman" w:eastAsia="Times New Roman" w:hAnsi="Times New Roman" w:cs="Times New Roman"/>
-          <w:lang w:eastAsia="fr-FR"/>
-        </w:rPr>
-        <w:t xml:space="preserve"> peuvent</w:t>
-      </w:r>
-      <w:r>
-        <w:rPr>
-          <w:rFonts w:ascii="Times New Roman" w:eastAsia="Times New Roman" w:hAnsi="Times New Roman" w:cs="Times New Roman"/>
-          <w:lang w:eastAsia="fr-FR"/>
-        </w:rPr>
-        <w:t xml:space="preserve"> </w:t>
-      </w:r>
-      <w:r>
-        <w:rPr>
-          <w:rFonts w:ascii="Times New Roman" w:eastAsia="Times New Roman" w:hAnsi="Times New Roman" w:cs="Times New Roman"/>
-          <w:lang w:eastAsia="fr-FR"/>
-        </w:rPr>
-        <w:t>être interprétés comme le prototype ou le thème principal de chaque cluster (Ex : ##Noms</w:t>
-      </w:r>
-    </w:p>
-    <w:p>
-      <w:pPr>
-        <w:pStyle w:val="Paragraphedeliste"/>
-        <w:spacing w:line="360" w:lineRule="auto"/>
-        <w:jc w:val="both"/>
-        <w:rPr>
-          <w:rFonts w:ascii="Times New Roman" w:eastAsia="Times New Roman" w:hAnsi="Times New Roman" w:cs="Times New Roman"/>
-          <w:lang w:eastAsia="fr-FR"/>
-        </w:rPr>
-      </w:pPr>
-      <w:proofErr w:type="gramStart"/>
-      <w:r>
-        <w:rPr>
-          <w:rFonts w:ascii="Times New Roman" w:eastAsia="Times New Roman" w:hAnsi="Times New Roman" w:cs="Times New Roman"/>
-          <w:lang w:eastAsia="fr-FR"/>
-        </w:rPr>
-        <w:t>des</w:t>
-      </w:r>
-      <w:proofErr w:type="gramEnd"/>
-      <w:r>
-        <w:rPr>
-          <w:rFonts w:ascii="Times New Roman" w:eastAsia="Times New Roman" w:hAnsi="Times New Roman" w:cs="Times New Roman"/>
-          <w:lang w:eastAsia="fr-FR"/>
-        </w:rPr>
-        <w:t xml:space="preserve"> clusters de notre model...).</w:t>
-      </w:r>
-    </w:p>
-    <w:p>
-      <w:pPr>
-        <w:rPr>
-          <w:rFonts w:ascii="Times New Roman" w:eastAsia="Times New Roman" w:hAnsi="Times New Roman" w:cs="Times New Roman"/>
+          <w:sz w:val="24"/>
+          <w:szCs w:val="24"/>
+          <w:lang w:eastAsia="fr-FR"/>
+        </w:rPr>
+        <w:t xml:space="preserve"> : Les résultats de K-Means sont relativement simples à comprendre. Chaque document appartient à un seul groupe, et les centroïdes peuvent être interprétés comme le prototype ou le thème principal de chaque cluster </w:t>
+      </w:r>
+      <w:r>
+        <w:rPr>
+          <w:rFonts w:ascii="Times New Roman" w:eastAsia="Times New Roman" w:hAnsi="Times New Roman" w:cs="Times New Roman"/>
+          <w:sz w:val="24"/>
+          <w:szCs w:val="24"/>
+          <w:lang w:eastAsia="fr-FR"/>
+        </w:rPr>
+        <w:t>.</w:t>
+      </w:r>
+    </w:p>
+    <w:p>
+      <w:pPr>
+        <w:rPr>
+          <w:rFonts w:ascii="Times New Roman" w:eastAsia="Times New Roman" w:hAnsi="Times New Roman" w:cs="Times New Roman"/>
+          <w:sz w:val="24"/>
+          <w:szCs w:val="24"/>
           <w:lang w:eastAsia="fr-FR"/>
         </w:rPr>
       </w:pPr>
@@ -10584,6 +9784,8 @@
           <w:rFonts w:ascii="Times New Roman" w:eastAsia="Times New Roman" w:hAnsi="Times New Roman" w:cs="Times New Roman"/>
           <w:b/>
           <w:bCs/>
+          <w:sz w:val="24"/>
+          <w:szCs w:val="24"/>
           <w:lang w:eastAsia="fr-FR"/>
         </w:rPr>
         <w:t>Pourquoi les variables textuelles combinées</w:t>
@@ -10591,174 +9793,123 @@
       <w:r>
         <w:rPr>
           <w:rFonts w:ascii="Times New Roman" w:eastAsia="Times New Roman" w:hAnsi="Times New Roman" w:cs="Times New Roman"/>
-          <w:lang w:eastAsia="fr-FR"/>
-        </w:rPr>
-        <w:t xml:space="preserve"> ?</w:t>
-      </w:r>
-      <w:r>
-        <w:rPr>
-          <w:rFonts w:ascii="Times New Roman" w:eastAsia="Times New Roman" w:hAnsi="Times New Roman" w:cs="Times New Roman"/>
-          <w:lang w:eastAsia="fr-FR"/>
-        </w:rPr>
-        <w:t xml:space="preserve"> ###</w:t>
-      </w:r>
-      <w:proofErr w:type="spellStart"/>
-      <w:r>
-        <w:rPr>
-          <w:rFonts w:ascii="Times New Roman" w:eastAsia="Times New Roman" w:hAnsi="Times New Roman" w:cs="Times New Roman"/>
-          <w:lang w:eastAsia="fr-FR"/>
-        </w:rPr>
-        <w:t>Fickou</w:t>
-      </w:r>
-      <w:proofErr w:type="spellEnd"/>
-      <w:r>
-        <w:rPr>
-          <w:rFonts w:ascii="Times New Roman" w:eastAsia="Times New Roman" w:hAnsi="Times New Roman" w:cs="Times New Roman"/>
-          <w:lang w:eastAsia="fr-FR"/>
-        </w:rPr>
-        <w:t xml:space="preserve">, look at </w:t>
-      </w:r>
-      <w:proofErr w:type="spellStart"/>
-      <w:r>
-        <w:rPr>
-          <w:rFonts w:ascii="Times New Roman" w:eastAsia="Times New Roman" w:hAnsi="Times New Roman" w:cs="Times New Roman"/>
-          <w:lang w:eastAsia="fr-FR"/>
-        </w:rPr>
-        <w:t>this</w:t>
-      </w:r>
-      <w:proofErr w:type="spellEnd"/>
-      <w:r>
-        <w:rPr>
-          <w:rFonts w:ascii="Times New Roman" w:eastAsia="Times New Roman" w:hAnsi="Times New Roman" w:cs="Times New Roman"/>
-          <w:lang w:eastAsia="fr-FR"/>
-        </w:rPr>
-        <w:t> ! ###</w:t>
+          <w:sz w:val="24"/>
+          <w:szCs w:val="24"/>
+          <w:lang w:eastAsia="fr-FR"/>
+        </w:rPr>
+        <w:t xml:space="preserve"> ? </w:t>
       </w:r>
     </w:p>
     <w:p>
       <w:pPr>
         <w:pStyle w:val="Paragraphedeliste"/>
-        <w:spacing w:line="360" w:lineRule="auto"/>
-        <w:jc w:val="both"/>
-        <w:rPr>
-          <w:rFonts w:ascii="Times New Roman" w:eastAsia="Times New Roman" w:hAnsi="Times New Roman" w:cs="Times New Roman"/>
-          <w:lang w:eastAsia="fr-FR"/>
-        </w:rPr>
-      </w:pPr>
-      <w:r>
-        <w:rPr>
-          <w:rFonts w:ascii="Times New Roman" w:eastAsia="Times New Roman" w:hAnsi="Times New Roman" w:cs="Times New Roman"/>
+        <w:rPr>
+          <w:rFonts w:ascii="Times New Roman" w:eastAsia="Times New Roman" w:hAnsi="Times New Roman" w:cs="Times New Roman"/>
+          <w:sz w:val="24"/>
+          <w:szCs w:val="24"/>
+          <w:lang w:eastAsia="fr-FR"/>
+        </w:rPr>
+      </w:pPr>
+      <w:r>
+        <w:rPr>
+          <w:rFonts w:ascii="Times New Roman" w:eastAsia="Times New Roman" w:hAnsi="Times New Roman" w:cs="Times New Roman"/>
+          <w:sz w:val="24"/>
+          <w:szCs w:val="24"/>
           <w:lang w:eastAsia="fr-FR"/>
         </w:rPr>
         <w:t xml:space="preserve">Le travail de prétraitement mené par </w:t>
       </w:r>
-      <w:proofErr w:type="spellStart"/>
       <w:r>
         <w:rPr>
           <w:rFonts w:ascii="Times New Roman" w:eastAsia="Times New Roman" w:hAnsi="Times New Roman" w:cs="Times New Roman"/>
           <w:b/>
           <w:bCs/>
+          <w:sz w:val="24"/>
+          <w:szCs w:val="24"/>
           <w:lang w:eastAsia="fr-FR"/>
         </w:rPr>
         <w:t>Fickou</w:t>
       </w:r>
-      <w:proofErr w:type="spellEnd"/>
-      <w:r>
-        <w:rPr>
-          <w:rFonts w:ascii="Times New Roman" w:eastAsia="Times New Roman" w:hAnsi="Times New Roman" w:cs="Times New Roman"/>
+      <w:r>
+        <w:rPr>
+          <w:rFonts w:ascii="Times New Roman" w:eastAsia="Times New Roman" w:hAnsi="Times New Roman" w:cs="Times New Roman"/>
+          <w:sz w:val="24"/>
+          <w:szCs w:val="24"/>
           <w:lang w:eastAsia="fr-FR"/>
         </w:rPr>
         <w:t xml:space="preserve"> a permis de créer une caractéristique textuelle</w:t>
       </w:r>
-    </w:p>
-    <w:p>
-      <w:pPr>
-        <w:pStyle w:val="Paragraphedeliste"/>
-        <w:spacing w:line="360" w:lineRule="auto"/>
-        <w:jc w:val="both"/>
-        <w:rPr>
-          <w:rFonts w:ascii="Times New Roman" w:eastAsia="Times New Roman" w:hAnsi="Times New Roman" w:cs="Times New Roman"/>
-          <w:lang w:eastAsia="fr-FR"/>
-        </w:rPr>
-      </w:pPr>
-      <w:proofErr w:type="gramStart"/>
-      <w:r>
-        <w:rPr>
-          <w:rFonts w:ascii="Times New Roman" w:eastAsia="Times New Roman" w:hAnsi="Times New Roman" w:cs="Times New Roman"/>
-          <w:lang w:eastAsia="fr-FR"/>
-        </w:rPr>
-        <w:t>unifiée</w:t>
-      </w:r>
-      <w:proofErr w:type="gramEnd"/>
-      <w:r>
-        <w:rPr>
-          <w:rFonts w:ascii="Times New Roman" w:eastAsia="Times New Roman" w:hAnsi="Times New Roman" w:cs="Times New Roman"/>
-          <w:lang w:eastAsia="fr-FR"/>
-        </w:rPr>
-        <w:t xml:space="preserve"> (la "soupe") agrégeant le synopsis, les genres, les mots-clés, les acteurs principaux et</w:t>
-      </w:r>
-    </w:p>
-    <w:p>
-      <w:pPr>
-        <w:pStyle w:val="Paragraphedeliste"/>
-        <w:spacing w:line="360" w:lineRule="auto"/>
-        <w:jc w:val="both"/>
-        <w:rPr>
-          <w:rFonts w:ascii="Times New Roman" w:eastAsia="Times New Roman" w:hAnsi="Times New Roman" w:cs="Times New Roman"/>
-          <w:lang w:eastAsia="fr-FR"/>
-        </w:rPr>
-      </w:pPr>
-      <w:proofErr w:type="gramStart"/>
-      <w:r>
-        <w:rPr>
-          <w:rFonts w:ascii="Times New Roman" w:eastAsia="Times New Roman" w:hAnsi="Times New Roman" w:cs="Times New Roman"/>
-          <w:lang w:eastAsia="fr-FR"/>
-        </w:rPr>
-        <w:t>le</w:t>
-      </w:r>
-      <w:proofErr w:type="gramEnd"/>
-      <w:r>
-        <w:rPr>
-          <w:rFonts w:ascii="Times New Roman" w:eastAsia="Times New Roman" w:hAnsi="Times New Roman" w:cs="Times New Roman"/>
-          <w:lang w:eastAsia="fr-FR"/>
-        </w:rPr>
-        <w:t xml:space="preserve"> réalisateur. Ce choix est stratégique : plutôt que de baser </w:t>
-      </w:r>
-      <w:proofErr w:type="gramStart"/>
-      <w:r>
-        <w:rPr>
-          <w:rFonts w:ascii="Times New Roman" w:eastAsia="Times New Roman" w:hAnsi="Times New Roman" w:cs="Times New Roman"/>
-          <w:lang w:eastAsia="fr-FR"/>
-        </w:rPr>
-        <w:t>notre analyse uniquement sur</w:t>
-      </w:r>
-      <w:proofErr w:type="gramEnd"/>
-    </w:p>
-    <w:p>
-      <w:pPr>
-        <w:pStyle w:val="Paragraphedeliste"/>
-        <w:spacing w:line="360" w:lineRule="auto"/>
-        <w:jc w:val="both"/>
-        <w:rPr>
-          <w:rFonts w:ascii="Times New Roman" w:eastAsia="Times New Roman" w:hAnsi="Times New Roman" w:cs="Times New Roman"/>
-          <w:lang w:eastAsia="fr-FR"/>
-        </w:rPr>
-      </w:pPr>
-      <w:proofErr w:type="gramStart"/>
-      <w:r>
-        <w:rPr>
-          <w:rFonts w:ascii="Times New Roman" w:eastAsia="Times New Roman" w:hAnsi="Times New Roman" w:cs="Times New Roman"/>
-          <w:lang w:eastAsia="fr-FR"/>
-        </w:rPr>
-        <w:t>l'intrigue</w:t>
-      </w:r>
-      <w:proofErr w:type="gramEnd"/>
-      <w:r>
-        <w:rPr>
-          <w:rFonts w:ascii="Times New Roman" w:eastAsia="Times New Roman" w:hAnsi="Times New Roman" w:cs="Times New Roman"/>
-          <w:lang w:eastAsia="fr-FR"/>
-        </w:rPr>
-        <w:t>(</w:t>
+      <w:r>
+        <w:rPr>
+          <w:rFonts w:ascii="Times New Roman" w:eastAsia="Times New Roman" w:hAnsi="Times New Roman" w:cs="Times New Roman"/>
+          <w:sz w:val="24"/>
+          <w:szCs w:val="24"/>
+          <w:lang w:eastAsia="fr-FR"/>
+        </w:rPr>
+        <w:t xml:space="preserve"> </w:t>
+      </w:r>
+      <w:r>
+        <w:rPr>
+          <w:rFonts w:ascii="Times New Roman" w:eastAsia="Times New Roman" w:hAnsi="Times New Roman" w:cs="Times New Roman"/>
+          <w:sz w:val="24"/>
+          <w:szCs w:val="24"/>
+          <w:lang w:eastAsia="fr-FR"/>
+        </w:rPr>
+        <w:t>unifiée (la "soupe") agrégeant le synopsis, les genres, les mots-clés, les acteurs</w:t>
+      </w:r>
+      <w:r>
+        <w:rPr>
+          <w:rFonts w:ascii="Times New Roman" w:eastAsia="Times New Roman" w:hAnsi="Times New Roman" w:cs="Times New Roman"/>
+          <w:sz w:val="24"/>
+          <w:szCs w:val="24"/>
+          <w:lang w:eastAsia="fr-FR"/>
+        </w:rPr>
+        <w:t xml:space="preserve"> </w:t>
+      </w:r>
+      <w:r>
+        <w:rPr>
+          <w:rFonts w:ascii="Times New Roman" w:eastAsia="Times New Roman" w:hAnsi="Times New Roman" w:cs="Times New Roman"/>
+          <w:sz w:val="24"/>
+          <w:szCs w:val="24"/>
+          <w:lang w:eastAsia="fr-FR"/>
+        </w:rPr>
+        <w:t>principaux et</w:t>
+      </w:r>
+      <w:r>
+        <w:rPr>
+          <w:rFonts w:ascii="Times New Roman" w:eastAsia="Times New Roman" w:hAnsi="Times New Roman" w:cs="Times New Roman"/>
+          <w:sz w:val="24"/>
+          <w:szCs w:val="24"/>
+          <w:lang w:eastAsia="fr-FR"/>
+        </w:rPr>
+        <w:t xml:space="preserve"> </w:t>
+      </w:r>
+      <w:r>
+        <w:rPr>
+          <w:rFonts w:ascii="Times New Roman" w:eastAsia="Times New Roman" w:hAnsi="Times New Roman" w:cs="Times New Roman"/>
+          <w:sz w:val="24"/>
+          <w:szCs w:val="24"/>
+          <w:lang w:eastAsia="fr-FR"/>
+        </w:rPr>
+        <w:t>le réalisateur. Ce choix est stratégique : plutôt que de baser notre analyse uniquement sur</w:t>
+      </w:r>
+      <w:r>
+        <w:rPr>
+          <w:rFonts w:ascii="Times New Roman" w:eastAsia="Times New Roman" w:hAnsi="Times New Roman" w:cs="Times New Roman"/>
+          <w:sz w:val="24"/>
+          <w:szCs w:val="24"/>
+          <w:lang w:eastAsia="fr-FR"/>
+        </w:rPr>
+        <w:t xml:space="preserve"> </w:t>
+      </w:r>
+      <w:r>
+        <w:rPr>
+          <w:rFonts w:ascii="Times New Roman" w:eastAsia="Times New Roman" w:hAnsi="Times New Roman" w:cs="Times New Roman"/>
+          <w:sz w:val="24"/>
+          <w:szCs w:val="24"/>
+          <w:lang w:eastAsia="fr-FR"/>
+        </w:rPr>
+        <w:t>l'intrigue(</w:t>
       </w:r>
       <w:proofErr w:type="spellStart"/>
       <w:r>
@@ -10766,6 +9917,8 @@
           <w:rFonts w:ascii="Times New Roman" w:eastAsia="Times New Roman" w:hAnsi="Times New Roman" w:cs="Times New Roman"/>
           <w:b/>
           <w:bCs/>
+          <w:sz w:val="24"/>
+          <w:szCs w:val="24"/>
           <w:lang w:eastAsia="fr-FR"/>
         </w:rPr>
         <w:t>Overview</w:t>
@@ -10774,6 +9927,8 @@
       <w:r>
         <w:rPr>
           <w:rFonts w:ascii="Times New Roman" w:eastAsia="Times New Roman" w:hAnsi="Times New Roman" w:cs="Times New Roman"/>
+          <w:sz w:val="24"/>
+          <w:szCs w:val="24"/>
           <w:lang w:eastAsia="fr-FR"/>
         </w:rPr>
         <w:t>) , cette approche holistique permet de capturer l'</w:t>
@@ -10783,6 +9938,8 @@
           <w:rFonts w:ascii="Times New Roman" w:eastAsia="Times New Roman" w:hAnsi="Times New Roman" w:cs="Times New Roman"/>
           <w:b/>
           <w:bCs/>
+          <w:sz w:val="24"/>
+          <w:szCs w:val="24"/>
           <w:lang w:eastAsia="fr-FR"/>
         </w:rPr>
         <w:t>ADN</w:t>
@@ -10790,139 +9947,100 @@
       <w:r>
         <w:rPr>
           <w:rFonts w:ascii="Times New Roman" w:eastAsia="Times New Roman" w:hAnsi="Times New Roman" w:cs="Times New Roman"/>
+          <w:sz w:val="24"/>
+          <w:szCs w:val="24"/>
           <w:lang w:eastAsia="fr-FR"/>
         </w:rPr>
         <w:t xml:space="preserve"> d'un film sur</w:t>
       </w:r>
+      <w:r>
+        <w:rPr>
+          <w:rFonts w:ascii="Times New Roman" w:eastAsia="Times New Roman" w:hAnsi="Times New Roman" w:cs="Times New Roman"/>
+          <w:sz w:val="24"/>
+          <w:szCs w:val="24"/>
+          <w:lang w:eastAsia="fr-FR"/>
+        </w:rPr>
+        <w:t xml:space="preserve"> </w:t>
+      </w:r>
+      <w:r>
+        <w:rPr>
+          <w:rFonts w:ascii="Times New Roman" w:eastAsia="Times New Roman" w:hAnsi="Times New Roman" w:cs="Times New Roman"/>
+          <w:sz w:val="24"/>
+          <w:szCs w:val="24"/>
+          <w:lang w:eastAsia="fr-FR"/>
+        </w:rPr>
+        <w:t>plusieurs dimensions. Un film n'est pas seulement une histoire, mais c'est aussi un style</w:t>
+      </w:r>
+      <w:r>
+        <w:rPr>
+          <w:rFonts w:ascii="Times New Roman" w:eastAsia="Times New Roman" w:hAnsi="Times New Roman" w:cs="Times New Roman"/>
+          <w:sz w:val="24"/>
+          <w:szCs w:val="24"/>
+          <w:lang w:eastAsia="fr-FR"/>
+        </w:rPr>
+        <w:t xml:space="preserve"> </w:t>
+      </w:r>
+      <w:r>
+        <w:rPr>
+          <w:rFonts w:ascii="Times New Roman" w:eastAsia="Times New Roman" w:hAnsi="Times New Roman" w:cs="Times New Roman"/>
+          <w:sz w:val="24"/>
+          <w:szCs w:val="24"/>
+          <w:lang w:eastAsia="fr-FR"/>
+        </w:rPr>
+        <w:t>(genres), des thèmes (mots-clés) et une équipe (acteurs, réalisateur). Nous postulons que la</w:t>
+      </w:r>
+      <w:r>
+        <w:rPr>
+          <w:rFonts w:ascii="Times New Roman" w:eastAsia="Times New Roman" w:hAnsi="Times New Roman" w:cs="Times New Roman"/>
+          <w:sz w:val="24"/>
+          <w:szCs w:val="24"/>
+          <w:lang w:eastAsia="fr-FR"/>
+        </w:rPr>
+        <w:t xml:space="preserve"> </w:t>
+      </w:r>
+      <w:r>
+        <w:rPr>
+          <w:rFonts w:ascii="Times New Roman" w:eastAsia="Times New Roman" w:hAnsi="Times New Roman" w:cs="Times New Roman"/>
+          <w:sz w:val="24"/>
+          <w:szCs w:val="24"/>
+          <w:lang w:eastAsia="fr-FR"/>
+        </w:rPr>
+        <w:t>richesse de ces informations mènera à des clusters beaucoup plus robustes et</w:t>
+      </w:r>
+      <w:r>
+        <w:rPr>
+          <w:rFonts w:ascii="Times New Roman" w:eastAsia="Times New Roman" w:hAnsi="Times New Roman" w:cs="Times New Roman"/>
+          <w:sz w:val="24"/>
+          <w:szCs w:val="24"/>
+          <w:lang w:eastAsia="fr-FR"/>
+        </w:rPr>
+        <w:t xml:space="preserve"> </w:t>
+      </w:r>
+      <w:r>
+        <w:rPr>
+          <w:rFonts w:ascii="Times New Roman" w:eastAsia="Times New Roman" w:hAnsi="Times New Roman" w:cs="Times New Roman"/>
+          <w:sz w:val="24"/>
+          <w:szCs w:val="24"/>
+          <w:lang w:eastAsia="fr-FR"/>
+        </w:rPr>
+        <w:t>sémantiquement plus cohérents.</w:t>
+      </w:r>
     </w:p>
     <w:p>
       <w:pPr>
         <w:pStyle w:val="Paragraphedeliste"/>
-        <w:spacing w:line="360" w:lineRule="auto"/>
-        <w:jc w:val="both"/>
-        <w:rPr>
-          <w:rFonts w:ascii="Times New Roman" w:eastAsia="Times New Roman" w:hAnsi="Times New Roman" w:cs="Times New Roman"/>
-          <w:lang w:eastAsia="fr-FR"/>
-        </w:rPr>
-      </w:pPr>
-      <w:proofErr w:type="gramStart"/>
-      <w:r>
-        <w:rPr>
-          <w:rFonts w:ascii="Times New Roman" w:eastAsia="Times New Roman" w:hAnsi="Times New Roman" w:cs="Times New Roman"/>
-          <w:lang w:eastAsia="fr-FR"/>
-        </w:rPr>
-        <w:t>plusieurs</w:t>
-      </w:r>
-      <w:proofErr w:type="gramEnd"/>
-      <w:r>
-        <w:rPr>
-          <w:rFonts w:ascii="Times New Roman" w:eastAsia="Times New Roman" w:hAnsi="Times New Roman" w:cs="Times New Roman"/>
-          <w:lang w:eastAsia="fr-FR"/>
-        </w:rPr>
-        <w:t xml:space="preserve"> dimensions. Un film n'est pas seulement une histoire, mais c'est aussi un style</w:t>
-      </w:r>
+        <w:rPr>
+          <w:rFonts w:ascii="Times New Roman" w:eastAsia="Times New Roman" w:hAnsi="Times New Roman" w:cs="Times New Roman"/>
+          <w:color w:val="2E74B5" w:themeColor="accent1" w:themeShade="BF"/>
+          <w:sz w:val="28"/>
+          <w:szCs w:val="32"/>
+          <w:lang w:eastAsia="fr-FR"/>
+        </w:rPr>
+      </w:pPr>
     </w:p>
     <w:p>
       <w:pPr>
         <w:pStyle w:val="Paragraphedeliste"/>
-        <w:spacing w:line="360" w:lineRule="auto"/>
-        <w:jc w:val="both"/>
-        <w:rPr>
-          <w:rFonts w:ascii="Times New Roman" w:eastAsia="Times New Roman" w:hAnsi="Times New Roman" w:cs="Times New Roman"/>
-          <w:lang w:eastAsia="fr-FR"/>
-        </w:rPr>
-      </w:pPr>
-      <w:r>
-        <w:rPr>
-          <w:rFonts w:ascii="Times New Roman" w:eastAsia="Times New Roman" w:hAnsi="Times New Roman" w:cs="Times New Roman"/>
-          <w:lang w:eastAsia="fr-FR"/>
-        </w:rPr>
-        <w:t>(</w:t>
-      </w:r>
-      <w:proofErr w:type="gramStart"/>
-      <w:r>
-        <w:rPr>
-          <w:rFonts w:ascii="Times New Roman" w:eastAsia="Times New Roman" w:hAnsi="Times New Roman" w:cs="Times New Roman"/>
-          <w:lang w:eastAsia="fr-FR"/>
-        </w:rPr>
-        <w:t>genres</w:t>
-      </w:r>
-      <w:proofErr w:type="gramEnd"/>
-      <w:r>
-        <w:rPr>
-          <w:rFonts w:ascii="Times New Roman" w:eastAsia="Times New Roman" w:hAnsi="Times New Roman" w:cs="Times New Roman"/>
-          <w:lang w:eastAsia="fr-FR"/>
-        </w:rPr>
-        <w:t xml:space="preserve">), des thèmes (mots-clés) et une équipe (acteurs, réalisateur). Nous postulons que </w:t>
-      </w:r>
-      <w:proofErr w:type="gramStart"/>
-      <w:r>
-        <w:rPr>
-          <w:rFonts w:ascii="Times New Roman" w:eastAsia="Times New Roman" w:hAnsi="Times New Roman" w:cs="Times New Roman"/>
-          <w:lang w:eastAsia="fr-FR"/>
-        </w:rPr>
-        <w:t>la</w:t>
-      </w:r>
-      <w:proofErr w:type="gramEnd"/>
-    </w:p>
-    <w:p>
-      <w:pPr>
-        <w:pStyle w:val="Paragraphedeliste"/>
-        <w:spacing w:line="360" w:lineRule="auto"/>
-        <w:jc w:val="both"/>
-        <w:rPr>
-          <w:rFonts w:ascii="Times New Roman" w:eastAsia="Times New Roman" w:hAnsi="Times New Roman" w:cs="Times New Roman"/>
-          <w:lang w:eastAsia="fr-FR"/>
-        </w:rPr>
-      </w:pPr>
-      <w:proofErr w:type="gramStart"/>
-      <w:r>
-        <w:rPr>
-          <w:rFonts w:ascii="Times New Roman" w:eastAsia="Times New Roman" w:hAnsi="Times New Roman" w:cs="Times New Roman"/>
-          <w:lang w:eastAsia="fr-FR"/>
-        </w:rPr>
-        <w:t>richesse</w:t>
-      </w:r>
-      <w:proofErr w:type="gramEnd"/>
-      <w:r>
-        <w:rPr>
-          <w:rFonts w:ascii="Times New Roman" w:eastAsia="Times New Roman" w:hAnsi="Times New Roman" w:cs="Times New Roman"/>
-          <w:lang w:eastAsia="fr-FR"/>
-        </w:rPr>
-        <w:t xml:space="preserve"> de ces informations mènera à des clusters beaucoup plus robustes et</w:t>
-      </w:r>
-    </w:p>
-    <w:p>
-      <w:pPr>
-        <w:pStyle w:val="Paragraphedeliste"/>
-        <w:spacing w:line="360" w:lineRule="auto"/>
-        <w:jc w:val="both"/>
-        <w:rPr>
-          <w:rFonts w:ascii="Times New Roman" w:eastAsia="Times New Roman" w:hAnsi="Times New Roman" w:cs="Times New Roman"/>
-          <w:lang w:eastAsia="fr-FR"/>
-        </w:rPr>
-      </w:pPr>
-      <w:proofErr w:type="gramStart"/>
-      <w:r>
-        <w:rPr>
-          <w:rFonts w:ascii="Times New Roman" w:eastAsia="Times New Roman" w:hAnsi="Times New Roman" w:cs="Times New Roman"/>
-          <w:lang w:eastAsia="fr-FR"/>
-        </w:rPr>
-        <w:t>sémantiquement</w:t>
-      </w:r>
-      <w:proofErr w:type="gramEnd"/>
-      <w:r>
-        <w:rPr>
-          <w:rFonts w:ascii="Times New Roman" w:eastAsia="Times New Roman" w:hAnsi="Times New Roman" w:cs="Times New Roman"/>
-          <w:lang w:eastAsia="fr-FR"/>
-        </w:rPr>
-        <w:t xml:space="preserve"> plus cohérents.</w:t>
-      </w:r>
-    </w:p>
-    <w:p>
-      <w:pPr>
-        <w:pStyle w:val="Paragraphedeliste"/>
-        <w:spacing w:line="360" w:lineRule="auto"/>
         <w:rPr>
           <w:rFonts w:ascii="Times New Roman" w:eastAsia="Times New Roman" w:hAnsi="Times New Roman" w:cs="Times New Roman"/>
           <w:color w:val="2E74B5" w:themeColor="accent1" w:themeShade="BF"/>
@@ -10961,46 +10079,35 @@
           <w:u w:val="single"/>
           <w:lang w:eastAsia="fr-FR"/>
         </w:rPr>
+        <w:lastRenderedPageBreak/>
         <w:t>Description du Paramétrage</w:t>
       </w:r>
     </w:p>
     <w:p>
       <w:pPr>
-        <w:spacing w:line="360" w:lineRule="auto"/>
-        <w:jc w:val="both"/>
-        <w:rPr>
-          <w:rFonts w:ascii="Times New Roman" w:eastAsia="Times New Roman" w:hAnsi="Times New Roman" w:cs="Times New Roman"/>
-          <w:lang w:eastAsia="fr-FR"/>
-        </w:rPr>
-      </w:pPr>
-      <w:r>
-        <w:rPr>
-          <w:rFonts w:ascii="Times New Roman" w:eastAsia="Times New Roman" w:hAnsi="Times New Roman" w:cs="Times New Roman"/>
-          <w:lang w:eastAsia="fr-FR"/>
-        </w:rPr>
-        <w:t>L'un des principaux défis de K-</w:t>
-      </w:r>
-      <w:proofErr w:type="spellStart"/>
-      <w:r>
-        <w:rPr>
-          <w:rFonts w:ascii="Times New Roman" w:eastAsia="Times New Roman" w:hAnsi="Times New Roman" w:cs="Times New Roman"/>
-          <w:lang w:eastAsia="fr-FR"/>
-        </w:rPr>
-        <w:t>Means</w:t>
-      </w:r>
-      <w:proofErr w:type="spellEnd"/>
-      <w:r>
-        <w:rPr>
-          <w:rFonts w:ascii="Times New Roman" w:eastAsia="Times New Roman" w:hAnsi="Times New Roman" w:cs="Times New Roman"/>
-          <w:lang w:eastAsia="fr-FR"/>
-        </w:rPr>
-        <w:t xml:space="preserve"> est la détermination a priori du </w:t>
+        <w:rPr>
+          <w:rFonts w:ascii="Times New Roman" w:eastAsia="Times New Roman" w:hAnsi="Times New Roman" w:cs="Times New Roman"/>
+          <w:sz w:val="24"/>
+          <w:szCs w:val="24"/>
+          <w:lang w:eastAsia="fr-FR"/>
+        </w:rPr>
+      </w:pPr>
+      <w:r>
+        <w:rPr>
+          <w:rFonts w:ascii="Times New Roman" w:eastAsia="Times New Roman" w:hAnsi="Times New Roman" w:cs="Times New Roman"/>
+          <w:sz w:val="24"/>
+          <w:szCs w:val="24"/>
+          <w:lang w:eastAsia="fr-FR"/>
+        </w:rPr>
+        <w:t xml:space="preserve">L'un des principaux défis de K-Means est la détermination a priori du </w:t>
       </w:r>
       <w:r>
         <w:rPr>
           <w:rFonts w:ascii="Times New Roman" w:eastAsia="Times New Roman" w:hAnsi="Times New Roman" w:cs="Times New Roman"/>
           <w:b/>
           <w:bCs/>
+          <w:sz w:val="24"/>
+          <w:szCs w:val="24"/>
           <w:lang w:eastAsia="fr-FR"/>
         </w:rPr>
         <w:t>nombre de clusters</w:t>
@@ -11008,36 +10115,29 @@
       <w:r>
         <w:rPr>
           <w:rFonts w:ascii="Times New Roman" w:eastAsia="Times New Roman" w:hAnsi="Times New Roman" w:cs="Times New Roman"/>
+          <w:sz w:val="24"/>
+          <w:szCs w:val="24"/>
           <w:lang w:eastAsia="fr-FR"/>
         </w:rPr>
         <w:t>,</w:t>
       </w:r>
-    </w:p>
-    <w:p>
-      <w:pPr>
-        <w:spacing w:line="360" w:lineRule="auto"/>
-        <w:jc w:val="both"/>
-        <w:rPr>
-          <w:rFonts w:ascii="Times New Roman" w:eastAsia="Times New Roman" w:hAnsi="Times New Roman" w:cs="Times New Roman"/>
-          <w:lang w:eastAsia="fr-FR"/>
-        </w:rPr>
-      </w:pPr>
-      <w:proofErr w:type="gramStart"/>
-      <w:r>
-        <w:rPr>
-          <w:rFonts w:ascii="Times New Roman" w:eastAsia="Times New Roman" w:hAnsi="Times New Roman" w:cs="Times New Roman"/>
-          <w:lang w:eastAsia="fr-FR"/>
-        </w:rPr>
-        <w:lastRenderedPageBreak/>
-        <w:t>c'est</w:t>
-      </w:r>
-      <w:proofErr w:type="gramEnd"/>
-      <w:r>
-        <w:rPr>
-          <w:rFonts w:ascii="Times New Roman" w:eastAsia="Times New Roman" w:hAnsi="Times New Roman" w:cs="Times New Roman"/>
-          <w:lang w:eastAsia="fr-FR"/>
-        </w:rPr>
-        <w:t xml:space="preserve"> à dire le paramètre </w:t>
+      <w:r>
+        <w:rPr>
+          <w:rFonts w:ascii="Times New Roman" w:eastAsia="Times New Roman" w:hAnsi="Times New Roman" w:cs="Times New Roman"/>
+          <w:sz w:val="24"/>
+          <w:szCs w:val="24"/>
+          <w:lang w:eastAsia="fr-FR"/>
+        </w:rPr>
+        <w:t xml:space="preserve"> </w:t>
+      </w:r>
+      <w:r>
+        <w:rPr>
+          <w:rFonts w:ascii="Times New Roman" w:eastAsia="Times New Roman" w:hAnsi="Times New Roman" w:cs="Times New Roman"/>
+          <w:sz w:val="24"/>
+          <w:szCs w:val="24"/>
+          <w:lang w:eastAsia="fr-FR"/>
+        </w:rPr>
+        <w:t xml:space="preserve">c'est à dire le paramètre </w:t>
       </w:r>
       <w:r>
         <w:rPr>
@@ -11046,6 +10146,8 @@
           <w:bCs/>
           <w:i/>
           <w:iCs/>
+          <w:sz w:val="24"/>
+          <w:szCs w:val="24"/>
           <w:lang w:eastAsia="fr-FR"/>
         </w:rPr>
         <w:t>K</w:t>
@@ -11053,56 +10155,71 @@
       <w:r>
         <w:rPr>
           <w:rFonts w:ascii="Times New Roman" w:eastAsia="Times New Roman" w:hAnsi="Times New Roman" w:cs="Times New Roman"/>
+          <w:sz w:val="24"/>
+          <w:szCs w:val="24"/>
           <w:lang w:eastAsia="fr-FR"/>
         </w:rPr>
         <w:t>. Un choix inadéquat de K peut mener à des regroupements peu</w:t>
       </w:r>
-    </w:p>
-    <w:p>
-      <w:pPr>
-        <w:spacing w:line="360" w:lineRule="auto"/>
-        <w:jc w:val="both"/>
-        <w:rPr>
-          <w:rFonts w:ascii="Times New Roman" w:eastAsia="Times New Roman" w:hAnsi="Times New Roman" w:cs="Times New Roman"/>
-          <w:lang w:eastAsia="fr-FR"/>
-        </w:rPr>
-      </w:pPr>
-      <w:proofErr w:type="gramStart"/>
-      <w:r>
-        <w:rPr>
-          <w:rFonts w:ascii="Times New Roman" w:eastAsia="Times New Roman" w:hAnsi="Times New Roman" w:cs="Times New Roman"/>
-          <w:lang w:eastAsia="fr-FR"/>
-        </w:rPr>
-        <w:t>pertinents</w:t>
-      </w:r>
-      <w:proofErr w:type="gramEnd"/>
-      <w:r>
-        <w:rPr>
-          <w:rFonts w:ascii="Times New Roman" w:eastAsia="Times New Roman" w:hAnsi="Times New Roman" w:cs="Times New Roman"/>
-          <w:lang w:eastAsia="fr-FR"/>
-        </w:rPr>
-        <w:t xml:space="preserve"> (trop de clusters vides ou, au contraire, des clusters trop hétérogènes).</w:t>
-      </w:r>
-    </w:p>
-    <w:p>
-      <w:pPr>
-        <w:spacing w:line="360" w:lineRule="auto"/>
-        <w:jc w:val="both"/>
-        <w:rPr>
-          <w:rFonts w:ascii="Times New Roman" w:eastAsia="Times New Roman" w:hAnsi="Times New Roman" w:cs="Times New Roman"/>
-          <w:lang w:eastAsia="fr-FR"/>
-        </w:rPr>
-      </w:pPr>
-      <w:r>
-        <w:rPr>
-          <w:rFonts w:ascii="Times New Roman" w:eastAsia="Times New Roman" w:hAnsi="Times New Roman" w:cs="Times New Roman"/>
+      <w:r>
+        <w:rPr>
+          <w:rFonts w:ascii="Times New Roman" w:eastAsia="Times New Roman" w:hAnsi="Times New Roman" w:cs="Times New Roman"/>
+          <w:sz w:val="24"/>
+          <w:szCs w:val="24"/>
+          <w:lang w:eastAsia="fr-FR"/>
+        </w:rPr>
+        <w:t xml:space="preserve"> </w:t>
+      </w:r>
+      <w:r>
+        <w:rPr>
+          <w:rFonts w:ascii="Times New Roman" w:eastAsia="Times New Roman" w:hAnsi="Times New Roman" w:cs="Times New Roman"/>
+          <w:sz w:val="24"/>
+          <w:szCs w:val="24"/>
+          <w:lang w:eastAsia="fr-FR"/>
+        </w:rPr>
+        <w:t>pertinents (trop de clusters</w:t>
+      </w:r>
+      <w:r>
+        <w:rPr>
+          <w:rFonts w:ascii="Times New Roman" w:eastAsia="Times New Roman" w:hAnsi="Times New Roman" w:cs="Times New Roman"/>
+          <w:sz w:val="24"/>
+          <w:szCs w:val="24"/>
+          <w:lang w:eastAsia="fr-FR"/>
+        </w:rPr>
+        <w:t xml:space="preserve"> </w:t>
+      </w:r>
+      <w:r>
+        <w:rPr>
+          <w:rFonts w:ascii="Times New Roman" w:eastAsia="Times New Roman" w:hAnsi="Times New Roman" w:cs="Times New Roman"/>
+          <w:sz w:val="24"/>
+          <w:szCs w:val="24"/>
+          <w:lang w:eastAsia="fr-FR"/>
+        </w:rPr>
+        <w:t>vides ou, au contraire, des clusters trop hétérogènes).</w:t>
+      </w:r>
+      <w:r>
+        <w:rPr>
+          <w:rFonts w:ascii="Times New Roman" w:eastAsia="Times New Roman" w:hAnsi="Times New Roman" w:cs="Times New Roman"/>
+          <w:sz w:val="24"/>
+          <w:szCs w:val="24"/>
+          <w:lang w:eastAsia="fr-FR"/>
+        </w:rPr>
+        <w:t xml:space="preserve"> </w:t>
+      </w:r>
+      <w:r>
+        <w:rPr>
+          <w:rFonts w:ascii="Times New Roman" w:eastAsia="Times New Roman" w:hAnsi="Times New Roman" w:cs="Times New Roman"/>
+          <w:sz w:val="24"/>
+          <w:szCs w:val="24"/>
           <w:lang w:eastAsia="fr-FR"/>
         </w:rPr>
         <w:t xml:space="preserve">Pour choisir une valeur optimale pour K, nous avons utilisé la </w:t>
       </w:r>
       <w:r>
         <w:rPr>
-          <w:rStyle w:val="Emphaseintense"/>
+          <w:rStyle w:val="Accentuationintense"/>
+          <w:sz w:val="24"/>
+          <w:szCs w:val="24"/>
           <w:lang w:eastAsia="fr-FR"/>
         </w:rPr>
         <w:t>méthode du coude</w:t>
@@ -11110,140 +10227,53 @@
       <w:r>
         <w:rPr>
           <w:rFonts w:ascii="Times New Roman" w:eastAsia="Times New Roman" w:hAnsi="Times New Roman" w:cs="Times New Roman"/>
+          <w:sz w:val="24"/>
+          <w:szCs w:val="24"/>
           <w:lang w:eastAsia="fr-FR"/>
         </w:rPr>
         <w:t xml:space="preserve"> (</w:t>
       </w:r>
-      <w:proofErr w:type="spellStart"/>
-      <w:r>
-        <w:rPr>
-          <w:rFonts w:ascii="Times New Roman" w:eastAsia="Times New Roman" w:hAnsi="Times New Roman" w:cs="Times New Roman"/>
-          <w:lang w:eastAsia="fr-FR"/>
-        </w:rPr>
-        <w:t>Elbow</w:t>
-      </w:r>
-      <w:proofErr w:type="spellEnd"/>
-    </w:p>
-    <w:p>
-      <w:pPr>
-        <w:spacing w:line="360" w:lineRule="auto"/>
-        <w:jc w:val="both"/>
-        <w:rPr>
-          <w:rFonts w:ascii="Times New Roman" w:eastAsia="Times New Roman" w:hAnsi="Times New Roman" w:cs="Times New Roman"/>
-          <w:lang w:eastAsia="fr-FR"/>
-        </w:rPr>
-      </w:pPr>
-      <w:r>
-        <w:rPr>
-          <w:rFonts w:ascii="Times New Roman" w:eastAsia="Times New Roman" w:hAnsi="Times New Roman" w:cs="Times New Roman"/>
-          <w:lang w:eastAsia="fr-FR"/>
-        </w:rPr>
-        <w:t>Method). Cette technique consiste à :</w:t>
-      </w:r>
-    </w:p>
-    <w:p>
-      <w:pPr>
-        <w:ind w:left="708"/>
-        <w:rPr>
-          <w:rFonts w:ascii="Times New Roman" w:eastAsia="Times New Roman" w:hAnsi="Times New Roman" w:cs="Times New Roman"/>
-          <w:lang w:eastAsia="fr-FR"/>
-        </w:rPr>
-      </w:pPr>
       <w:r>
         <w:rPr>
           <w:rFonts w:ascii="Times New Roman" w:eastAsia="Times New Roman" w:hAnsi="Times New Roman" w:cs="Times New Roman"/>
           <w:b/>
           <w:bCs/>
-          <w:lang w:eastAsia="fr-FR"/>
-        </w:rPr>
-        <w:t>1</w:t>
-      </w:r>
-      <w:r>
-        <w:rPr>
-          <w:rFonts w:ascii="Times New Roman" w:eastAsia="Times New Roman" w:hAnsi="Times New Roman" w:cs="Times New Roman"/>
-          <w:lang w:eastAsia="fr-FR"/>
-        </w:rPr>
-        <w:t>. Exécuter l'algorithme K-</w:t>
-      </w:r>
-      <w:proofErr w:type="spellStart"/>
-      <w:r>
-        <w:rPr>
-          <w:rFonts w:ascii="Times New Roman" w:eastAsia="Times New Roman" w:hAnsi="Times New Roman" w:cs="Times New Roman"/>
-          <w:lang w:eastAsia="fr-FR"/>
-        </w:rPr>
-        <w:t>Means</w:t>
-      </w:r>
-      <w:proofErr w:type="spellEnd"/>
-      <w:r>
-        <w:rPr>
-          <w:rFonts w:ascii="Times New Roman" w:eastAsia="Times New Roman" w:hAnsi="Times New Roman" w:cs="Times New Roman"/>
-          <w:lang w:eastAsia="fr-FR"/>
-        </w:rPr>
-        <w:t xml:space="preserve"> pour un éventail de valeurs de K (par exemple, de 2 à 1</w:t>
-      </w:r>
-      <w:r>
-        <w:rPr>
-          <w:rFonts w:ascii="Times New Roman" w:eastAsia="Times New Roman" w:hAnsi="Times New Roman" w:cs="Times New Roman"/>
-          <w:lang w:eastAsia="fr-FR"/>
-        </w:rPr>
-        <w:t>0</w:t>
-      </w:r>
-      <w:r>
-        <w:rPr>
-          <w:rFonts w:ascii="Times New Roman" w:eastAsia="Times New Roman" w:hAnsi="Times New Roman" w:cs="Times New Roman"/>
-          <w:lang w:eastAsia="fr-FR"/>
-        </w:rPr>
-        <w:t>).</w:t>
-      </w:r>
-    </w:p>
-    <w:p>
-      <w:pPr>
-        <w:ind w:left="708"/>
-        <w:rPr>
-          <w:rFonts w:ascii="Times New Roman" w:eastAsia="Times New Roman" w:hAnsi="Times New Roman" w:cs="Times New Roman"/>
-          <w:lang w:eastAsia="fr-FR"/>
-        </w:rPr>
-      </w:pPr>
+          <w:sz w:val="24"/>
+          <w:szCs w:val="24"/>
+          <w:lang w:eastAsia="fr-FR"/>
+        </w:rPr>
+        <w:t>Elbow</w:t>
+      </w:r>
       <w:r>
         <w:rPr>
           <w:rFonts w:ascii="Times New Roman" w:eastAsia="Times New Roman" w:hAnsi="Times New Roman" w:cs="Times New Roman"/>
           <w:b/>
           <w:bCs/>
-          <w:lang w:eastAsia="fr-FR"/>
-        </w:rPr>
-        <w:t>2</w:t>
-      </w:r>
-      <w:r>
-        <w:rPr>
-          <w:rFonts w:ascii="Times New Roman" w:eastAsia="Times New Roman" w:hAnsi="Times New Roman" w:cs="Times New Roman"/>
-          <w:lang w:eastAsia="fr-FR"/>
-        </w:rPr>
-        <w:t>. Pour chaque valeur de K, calculer l'inertie totale du modèle.</w:t>
-      </w:r>
-    </w:p>
-    <w:p>
-      <w:pPr>
-        <w:ind w:left="708"/>
-        <w:rPr>
-          <w:rFonts w:ascii="Times New Roman" w:eastAsia="Times New Roman" w:hAnsi="Times New Roman" w:cs="Times New Roman"/>
-          <w:lang w:eastAsia="fr-FR"/>
-        </w:rPr>
-      </w:pPr>
+          <w:sz w:val="24"/>
+          <w:szCs w:val="24"/>
+          <w:lang w:eastAsia="fr-FR"/>
+        </w:rPr>
+        <w:t xml:space="preserve"> </w:t>
+      </w:r>
       <w:r>
         <w:rPr>
           <w:rFonts w:ascii="Times New Roman" w:eastAsia="Times New Roman" w:hAnsi="Times New Roman" w:cs="Times New Roman"/>
           <w:b/>
           <w:bCs/>
-          <w:lang w:eastAsia="fr-FR"/>
-        </w:rPr>
-        <w:t>3</w:t>
-      </w:r>
-      <w:r>
-        <w:rPr>
-          <w:rFonts w:ascii="Times New Roman" w:eastAsia="Times New Roman" w:hAnsi="Times New Roman" w:cs="Times New Roman"/>
-          <w:lang w:eastAsia="fr-FR"/>
-        </w:rPr>
-        <w:t>. Tracer la courbe de l'inertie en fonction de K.</w:t>
+          <w:sz w:val="24"/>
+          <w:szCs w:val="24"/>
+          <w:lang w:eastAsia="fr-FR"/>
+        </w:rPr>
+        <w:t>Method</w:t>
+      </w:r>
+      <w:r>
+        <w:rPr>
+          <w:rFonts w:ascii="Times New Roman" w:eastAsia="Times New Roman" w:hAnsi="Times New Roman" w:cs="Times New Roman"/>
+          <w:sz w:val="24"/>
+          <w:szCs w:val="24"/>
+          <w:lang w:eastAsia="fr-FR"/>
+        </w:rPr>
+        <w:t>). Cette technique consiste à :</w:t>
       </w:r>
     </w:p>
     <w:p>
@@ -11251,44 +10281,36 @@
         <w:ind w:left="708"/>
         <w:rPr>
           <w:rFonts w:ascii="Times New Roman" w:eastAsia="Times New Roman" w:hAnsi="Times New Roman" w:cs="Times New Roman"/>
-          <w:lang w:eastAsia="fr-FR"/>
-        </w:rPr>
-      </w:pPr>
-    </w:p>
-    <w:p>
-      <w:pPr>
-        <w:spacing w:line="360" w:lineRule="auto"/>
-        <w:rPr>
-          <w:rFonts w:ascii="Times New Roman" w:eastAsia="Times New Roman" w:hAnsi="Times New Roman" w:cs="Times New Roman"/>
-          <w:lang w:eastAsia="fr-FR"/>
-        </w:rPr>
-      </w:pPr>
-      <w:r>
-        <w:rPr>
-          <w:rFonts w:ascii="Times New Roman" w:eastAsia="Times New Roman" w:hAnsi="Times New Roman" w:cs="Times New Roman"/>
-          <w:lang w:eastAsia="fr-FR"/>
-        </w:rPr>
-        <w:t>Le "</w:t>
-      </w:r>
+          <w:sz w:val="24"/>
+          <w:szCs w:val="24"/>
+          <w:lang w:eastAsia="fr-FR"/>
+        </w:rPr>
+      </w:pPr>
       <w:r>
         <w:rPr>
           <w:rFonts w:ascii="Times New Roman" w:eastAsia="Times New Roman" w:hAnsi="Times New Roman" w:cs="Times New Roman"/>
           <w:b/>
           <w:bCs/>
-          <w:lang w:eastAsia="fr-FR"/>
-        </w:rPr>
-        <w:t>coude</w:t>
-      </w:r>
-      <w:r>
-        <w:rPr>
-          <w:rFonts w:ascii="Times New Roman" w:eastAsia="Times New Roman" w:hAnsi="Times New Roman" w:cs="Times New Roman"/>
-          <w:lang w:eastAsia="fr-FR"/>
-        </w:rPr>
-        <w:t>" de la courbe, c'est-à-dire le point où le gain de performance (la réduction de</w:t>
-      </w:r>
-      <w:r>
-        <w:rPr>
-          <w:rFonts w:ascii="Times New Roman" w:eastAsia="Times New Roman" w:hAnsi="Times New Roman" w:cs="Times New Roman"/>
+          <w:sz w:val="24"/>
+          <w:szCs w:val="24"/>
+          <w:lang w:eastAsia="fr-FR"/>
+        </w:rPr>
+        <w:t>1</w:t>
+      </w:r>
+      <w:r>
+        <w:rPr>
+          <w:rFonts w:ascii="Times New Roman" w:eastAsia="Times New Roman" w:hAnsi="Times New Roman" w:cs="Times New Roman"/>
+          <w:sz w:val="24"/>
+          <w:szCs w:val="24"/>
+          <w:lang w:eastAsia="fr-FR"/>
+        </w:rPr>
+        <w:t>. Exécuter l'algorithme K-Means pour un éventail de valeurs de K (par exemple, de 2</w:t>
+      </w:r>
+      <w:r>
+        <w:rPr>
+          <w:rFonts w:ascii="Times New Roman" w:eastAsia="Times New Roman" w:hAnsi="Times New Roman" w:cs="Times New Roman"/>
+          <w:sz w:val="24"/>
+          <w:szCs w:val="24"/>
           <w:lang w:eastAsia="fr-FR"/>
         </w:rPr>
         <w:t xml:space="preserve"> </w:t>
@@ -11296,94 +10318,187 @@
       <w:r>
         <w:rPr>
           <w:rFonts w:ascii="Times New Roman" w:eastAsia="Times New Roman" w:hAnsi="Times New Roman" w:cs="Times New Roman"/>
-          <w:lang w:eastAsia="fr-FR"/>
-        </w:rPr>
-        <w:t>l'inertie) commence à diminuer de manière significative, est généralement considéré comme</w:t>
-      </w:r>
-      <w:r>
-        <w:rPr>
-          <w:rFonts w:ascii="Times New Roman" w:eastAsia="Times New Roman" w:hAnsi="Times New Roman" w:cs="Times New Roman"/>
-          <w:lang w:eastAsia="fr-FR"/>
-        </w:rPr>
-        <w:t xml:space="preserve"> </w:t>
-      </w:r>
-      <w:r>
-        <w:rPr>
-          <w:rFonts w:ascii="Times New Roman" w:eastAsia="Times New Roman" w:hAnsi="Times New Roman" w:cs="Times New Roman"/>
-          <w:lang w:eastAsia="fr-FR"/>
-        </w:rPr>
-        <w:t>une</w:t>
-      </w:r>
+          <w:sz w:val="24"/>
+          <w:szCs w:val="24"/>
+          <w:lang w:eastAsia="fr-FR"/>
+        </w:rPr>
+        <w:t>à 10).</w:t>
+      </w:r>
+    </w:p>
+    <w:p>
+      <w:pPr>
+        <w:ind w:left="708"/>
+        <w:rPr>
+          <w:rFonts w:ascii="Times New Roman" w:eastAsia="Times New Roman" w:hAnsi="Times New Roman" w:cs="Times New Roman"/>
+          <w:sz w:val="24"/>
+          <w:szCs w:val="24"/>
+          <w:lang w:eastAsia="fr-FR"/>
+        </w:rPr>
+      </w:pPr>
       <w:r>
         <w:rPr>
           <w:rFonts w:ascii="Times New Roman" w:eastAsia="Times New Roman" w:hAnsi="Times New Roman" w:cs="Times New Roman"/>
           <w:b/>
           <w:bCs/>
-          <w:lang w:eastAsia="fr-FR"/>
-        </w:rPr>
-        <w:t xml:space="preserve"> bonne estimation du nombre optimal de clusters</w:t>
-      </w:r>
-      <w:r>
-        <w:rPr>
-          <w:rFonts w:ascii="Times New Roman" w:eastAsia="Times New Roman" w:hAnsi="Times New Roman" w:cs="Times New Roman"/>
-          <w:lang w:eastAsia="fr-FR"/>
-        </w:rPr>
-        <w:t>. Les critères d'évaluation quantitatifs,</w:t>
-      </w:r>
-      <w:r>
-        <w:rPr>
-          <w:rFonts w:ascii="Times New Roman" w:eastAsia="Times New Roman" w:hAnsi="Times New Roman" w:cs="Times New Roman"/>
-          <w:lang w:eastAsia="fr-FR"/>
-        </w:rPr>
-        <w:t xml:space="preserve"> </w:t>
-      </w:r>
-      <w:r>
-        <w:rPr>
-          <w:rFonts w:ascii="Times New Roman" w:eastAsia="Times New Roman" w:hAnsi="Times New Roman" w:cs="Times New Roman"/>
-          <w:lang w:eastAsia="fr-FR"/>
-        </w:rPr>
-        <w:t xml:space="preserve">comme le </w:t>
-      </w:r>
-      <w:r>
-        <w:rPr>
-          <w:rStyle w:val="Emphaseintense"/>
-          <w:lang w:eastAsia="fr-FR"/>
-        </w:rPr>
-        <w:t>S</w:t>
-      </w:r>
-      <w:r>
-        <w:rPr>
-          <w:rStyle w:val="Emphaseintense"/>
-          <w:lang w:eastAsia="fr-FR"/>
-        </w:rPr>
-        <w:t xml:space="preserve">core de </w:t>
-      </w:r>
-      <w:r>
-        <w:rPr>
-          <w:rStyle w:val="Emphaseintense"/>
-          <w:lang w:eastAsia="fr-FR"/>
-        </w:rPr>
-        <w:t>S</w:t>
-      </w:r>
-      <w:r>
-        <w:rPr>
-          <w:rStyle w:val="Emphaseintense"/>
-          <w:lang w:eastAsia="fr-FR"/>
-        </w:rPr>
-        <w:t>ilhouette</w:t>
-      </w:r>
-      <w:r>
-        <w:rPr>
-          <w:rFonts w:ascii="Times New Roman" w:eastAsia="Times New Roman" w:hAnsi="Times New Roman" w:cs="Times New Roman"/>
-          <w:lang w:eastAsia="fr-FR"/>
-        </w:rPr>
-        <w:t>, seront également utilisés dans la section "</w:t>
-      </w:r>
+          <w:sz w:val="24"/>
+          <w:szCs w:val="24"/>
+          <w:lang w:eastAsia="fr-FR"/>
+        </w:rPr>
+        <w:t>2</w:t>
+      </w:r>
+      <w:r>
+        <w:rPr>
+          <w:rFonts w:ascii="Times New Roman" w:eastAsia="Times New Roman" w:hAnsi="Times New Roman" w:cs="Times New Roman"/>
+          <w:sz w:val="24"/>
+          <w:szCs w:val="24"/>
+          <w:lang w:eastAsia="fr-FR"/>
+        </w:rPr>
+        <w:t>. Pour chaque valeur de K, calculer l'inertie totale du modèle.</w:t>
+      </w:r>
+    </w:p>
+    <w:p>
+      <w:pPr>
+        <w:ind w:left="708"/>
+        <w:rPr>
+          <w:rFonts w:ascii="Times New Roman" w:eastAsia="Times New Roman" w:hAnsi="Times New Roman" w:cs="Times New Roman"/>
+          <w:sz w:val="24"/>
+          <w:szCs w:val="24"/>
+          <w:lang w:eastAsia="fr-FR"/>
+        </w:rPr>
+      </w:pPr>
       <w:r>
         <w:rPr>
           <w:rFonts w:ascii="Times New Roman" w:eastAsia="Times New Roman" w:hAnsi="Times New Roman" w:cs="Times New Roman"/>
           <w:b/>
           <w:bCs/>
+          <w:sz w:val="24"/>
+          <w:szCs w:val="24"/>
+          <w:lang w:eastAsia="fr-FR"/>
+        </w:rPr>
+        <w:t>3</w:t>
+      </w:r>
+      <w:r>
+        <w:rPr>
+          <w:rFonts w:ascii="Times New Roman" w:eastAsia="Times New Roman" w:hAnsi="Times New Roman" w:cs="Times New Roman"/>
+          <w:sz w:val="24"/>
+          <w:szCs w:val="24"/>
+          <w:lang w:eastAsia="fr-FR"/>
+        </w:rPr>
+        <w:t>. Tracer la courbe de l'inertie en fonction de K.</w:t>
+      </w:r>
+    </w:p>
+    <w:p>
+      <w:pPr>
+        <w:ind w:left="708"/>
+        <w:rPr>
+          <w:rFonts w:ascii="Times New Roman" w:eastAsia="Times New Roman" w:hAnsi="Times New Roman" w:cs="Times New Roman"/>
+          <w:sz w:val="24"/>
+          <w:szCs w:val="24"/>
+          <w:lang w:eastAsia="fr-FR"/>
+        </w:rPr>
+      </w:pPr>
+    </w:p>
+    <w:p>
+      <w:pPr>
+        <w:rPr>
+          <w:rFonts w:ascii="Times New Roman" w:eastAsia="Times New Roman" w:hAnsi="Times New Roman" w:cs="Times New Roman"/>
+          <w:sz w:val="24"/>
+          <w:szCs w:val="24"/>
+          <w:lang w:eastAsia="fr-FR"/>
+        </w:rPr>
+      </w:pPr>
+      <w:r>
+        <w:rPr>
+          <w:rFonts w:ascii="Times New Roman" w:eastAsia="Times New Roman" w:hAnsi="Times New Roman" w:cs="Times New Roman"/>
+          <w:sz w:val="24"/>
+          <w:szCs w:val="24"/>
+          <w:lang w:eastAsia="fr-FR"/>
+        </w:rPr>
+        <w:t>Le "</w:t>
+      </w:r>
+      <w:r>
+        <w:rPr>
+          <w:rFonts w:ascii="Times New Roman" w:eastAsia="Times New Roman" w:hAnsi="Times New Roman" w:cs="Times New Roman"/>
+          <w:b/>
+          <w:bCs/>
+          <w:sz w:val="24"/>
+          <w:szCs w:val="24"/>
+          <w:lang w:eastAsia="fr-FR"/>
+        </w:rPr>
+        <w:t>coude</w:t>
+      </w:r>
+      <w:r>
+        <w:rPr>
+          <w:rFonts w:ascii="Times New Roman" w:eastAsia="Times New Roman" w:hAnsi="Times New Roman" w:cs="Times New Roman"/>
+          <w:sz w:val="24"/>
+          <w:szCs w:val="24"/>
+          <w:lang w:eastAsia="fr-FR"/>
+        </w:rPr>
+        <w:t>" de la courbe, c'est-à-dire le point où le gain de performance (la réduction de l'inertie) commence à diminuer de manière significative, est généralement considéré comme une</w:t>
+      </w:r>
+      <w:r>
+        <w:rPr>
+          <w:rFonts w:ascii="Times New Roman" w:eastAsia="Times New Roman" w:hAnsi="Times New Roman" w:cs="Times New Roman"/>
+          <w:b/>
+          <w:bCs/>
+          <w:sz w:val="24"/>
+          <w:szCs w:val="24"/>
+          <w:lang w:eastAsia="fr-FR"/>
+        </w:rPr>
+        <w:t xml:space="preserve"> bonne estimation du nombre optimal de clusters</w:t>
+      </w:r>
+      <w:r>
+        <w:rPr>
+          <w:rFonts w:ascii="Times New Roman" w:eastAsia="Times New Roman" w:hAnsi="Times New Roman" w:cs="Times New Roman"/>
+          <w:sz w:val="24"/>
+          <w:szCs w:val="24"/>
+          <w:lang w:eastAsia="fr-FR"/>
+        </w:rPr>
+        <w:t xml:space="preserve">. Les critères d'évaluation quantitatifs, comme le </w:t>
+      </w:r>
+      <w:r>
+        <w:rPr>
+          <w:rStyle w:val="Accentuationintense"/>
+          <w:sz w:val="24"/>
+          <w:szCs w:val="24"/>
+          <w:lang w:eastAsia="fr-FR"/>
+        </w:rPr>
+        <w:t>Score de</w:t>
+      </w:r>
+      <w:r>
+        <w:rPr>
+          <w:rStyle w:val="Accentuationintense"/>
+          <w:sz w:val="24"/>
+          <w:szCs w:val="24"/>
+          <w:lang w:eastAsia="fr-FR"/>
+        </w:rPr>
+        <w:t xml:space="preserve"> </w:t>
+      </w:r>
+      <w:r>
+        <w:rPr>
+          <w:rStyle w:val="Accentuationintense"/>
+          <w:sz w:val="24"/>
+          <w:szCs w:val="24"/>
+          <w:lang w:eastAsia="fr-FR"/>
+        </w:rPr>
+        <w:t>Silhouette</w:t>
+      </w:r>
+      <w:r>
+        <w:rPr>
+          <w:rFonts w:ascii="Times New Roman" w:eastAsia="Times New Roman" w:hAnsi="Times New Roman" w:cs="Times New Roman"/>
+          <w:sz w:val="24"/>
+          <w:szCs w:val="24"/>
+          <w:lang w:eastAsia="fr-FR"/>
+        </w:rPr>
+        <w:t>, seront également utilisés dans la section "</w:t>
+      </w:r>
+      <w:r>
+        <w:rPr>
+          <w:rFonts w:ascii="Times New Roman" w:eastAsia="Times New Roman" w:hAnsi="Times New Roman" w:cs="Times New Roman"/>
+          <w:b/>
+          <w:bCs/>
+          <w:sz w:val="24"/>
+          <w:szCs w:val="24"/>
           <w:lang w:eastAsia="fr-FR"/>
         </w:rPr>
         <w:t>Résultats</w:t>
@@ -11391,23 +10506,11 @@
       <w:r>
         <w:rPr>
           <w:rFonts w:ascii="Times New Roman" w:eastAsia="Times New Roman" w:hAnsi="Times New Roman" w:cs="Times New Roman"/>
-          <w:lang w:eastAsia="fr-FR"/>
-        </w:rPr>
-        <w:t>" pour</w:t>
-      </w:r>
-      <w:r>
-        <w:rPr>
-          <w:rFonts w:ascii="Times New Roman" w:eastAsia="Times New Roman" w:hAnsi="Times New Roman" w:cs="Times New Roman"/>
-          <w:lang w:eastAsia="fr-FR"/>
-        </w:rPr>
-        <w:t xml:space="preserve"> </w:t>
-      </w:r>
-      <w:r>
-        <w:rPr>
-          <w:rFonts w:ascii="Times New Roman" w:eastAsia="Times New Roman" w:hAnsi="Times New Roman" w:cs="Times New Roman"/>
-          <w:lang w:eastAsia="fr-FR"/>
-        </w:rPr>
-        <w:t>valider la qualité de la partition obtenue.</w:t>
+          <w:sz w:val="24"/>
+          <w:szCs w:val="24"/>
+          <w:lang w:eastAsia="fr-FR"/>
+        </w:rPr>
+        <w:t>" pour valider la qualité de la partition obtenue.</w:t>
       </w:r>
     </w:p>
     <w:p>
@@ -11455,15 +10558,18 @@
     </w:p>
     <w:p>
       <w:pPr>
-        <w:spacing w:line="360" w:lineRule="auto"/>
-        <w:rPr>
-          <w:rFonts w:ascii="Times New Roman" w:eastAsia="Times New Roman" w:hAnsi="Times New Roman" w:cs="Times New Roman"/>
-          <w:lang w:eastAsia="fr-FR"/>
-        </w:rPr>
-      </w:pPr>
-      <w:r>
-        <w:rPr>
-          <w:rFonts w:ascii="Times New Roman" w:eastAsia="Times New Roman" w:hAnsi="Times New Roman" w:cs="Times New Roman"/>
+        <w:rPr>
+          <w:rFonts w:ascii="Times New Roman" w:eastAsia="Times New Roman" w:hAnsi="Times New Roman" w:cs="Times New Roman"/>
+          <w:sz w:val="24"/>
+          <w:szCs w:val="24"/>
+          <w:lang w:eastAsia="fr-FR"/>
+        </w:rPr>
+      </w:pPr>
+      <w:r>
+        <w:rPr>
+          <w:rFonts w:ascii="Times New Roman" w:eastAsia="Times New Roman" w:hAnsi="Times New Roman" w:cs="Times New Roman"/>
+          <w:sz w:val="24"/>
+          <w:szCs w:val="24"/>
           <w:lang w:eastAsia="fr-FR"/>
         </w:rPr>
         <w:t xml:space="preserve">Notre projet a été entièrement développé en </w:t>
@@ -11473,6 +10579,8 @@
           <w:rFonts w:ascii="Times New Roman" w:eastAsia="Times New Roman" w:hAnsi="Times New Roman" w:cs="Times New Roman"/>
           <w:b/>
           <w:bCs/>
+          <w:sz w:val="24"/>
+          <w:szCs w:val="24"/>
           <w:lang w:eastAsia="fr-FR"/>
         </w:rPr>
         <w:t>Python</w:t>
@@ -11480,37 +10588,11 @@
       <w:r>
         <w:rPr>
           <w:rFonts w:ascii="Times New Roman" w:eastAsia="Times New Roman" w:hAnsi="Times New Roman" w:cs="Times New Roman"/>
-          <w:lang w:eastAsia="fr-FR"/>
-        </w:rPr>
-        <w:t>, un langage de programmation de</w:t>
-      </w:r>
-      <w:r>
-        <w:rPr>
-          <w:rFonts w:ascii="Times New Roman" w:eastAsia="Times New Roman" w:hAnsi="Times New Roman" w:cs="Times New Roman"/>
-          <w:lang w:eastAsia="fr-FR"/>
-        </w:rPr>
-        <w:t xml:space="preserve"> </w:t>
-      </w:r>
-      <w:r>
-        <w:rPr>
-          <w:rFonts w:ascii="Times New Roman" w:eastAsia="Times New Roman" w:hAnsi="Times New Roman" w:cs="Times New Roman"/>
-          <w:lang w:eastAsia="fr-FR"/>
-        </w:rPr>
-        <w:t>premier choix pour la science des données. Nous nous sommes appuyés sur un écosystème</w:t>
-      </w:r>
-      <w:r>
-        <w:rPr>
-          <w:rFonts w:ascii="Times New Roman" w:eastAsia="Times New Roman" w:hAnsi="Times New Roman" w:cs="Times New Roman"/>
-          <w:lang w:eastAsia="fr-FR"/>
-        </w:rPr>
-        <w:t xml:space="preserve"> </w:t>
-      </w:r>
-      <w:r>
-        <w:rPr>
-          <w:rFonts w:ascii="Times New Roman" w:eastAsia="Times New Roman" w:hAnsi="Times New Roman" w:cs="Times New Roman"/>
-          <w:lang w:eastAsia="fr-FR"/>
-        </w:rPr>
-        <w:t>de librairies open-source robustes et reconnues :</w:t>
+          <w:sz w:val="24"/>
+          <w:szCs w:val="24"/>
+          <w:lang w:eastAsia="fr-FR"/>
+        </w:rPr>
+        <w:t>, un langage de programmation de premier choix pour la science des données. Nous nous sommes appuyés sur un écosystème de librairies open-source robustes et reconnues :</w:t>
       </w:r>
     </w:p>
     <w:p>
@@ -11521,6 +10603,70 @@
           <w:lang w:eastAsia="fr-FR"/>
         </w:rPr>
       </w:pPr>
+      <w:r>
+        <w:rPr>
+          <w:rFonts w:ascii="Times New Roman" w:eastAsia="Times New Roman" w:hAnsi="Times New Roman" w:cs="Times New Roman"/>
+          <w:noProof/>
+          <w:lang w:eastAsia="fr-FR"/>
+        </w:rPr>
+        <w:drawing>
+          <wp:anchor distT="0" distB="0" distL="114300" distR="114300" simplePos="0" relativeHeight="251662336" behindDoc="1" locked="0" layoutInCell="1" allowOverlap="1" wp14:anchorId="492EA357" wp14:editId="49B18A45">
+            <wp:simplePos x="0" y="0"/>
+            <wp:positionH relativeFrom="column">
+              <wp:posOffset>4490720</wp:posOffset>
+            </wp:positionH>
+            <wp:positionV relativeFrom="paragraph">
+              <wp:posOffset>5080</wp:posOffset>
+            </wp:positionV>
+            <wp:extent cx="1552575" cy="228600"/>
+            <wp:effectExtent l="0" t="0" r="9525" b="0"/>
+            <wp:wrapTight wrapText="bothSides">
+              <wp:wrapPolygon edited="0">
+                <wp:start x="0" y="0"/>
+                <wp:lineTo x="0" y="19800"/>
+                <wp:lineTo x="21467" y="19800"/>
+                <wp:lineTo x="21467" y="0"/>
+                <wp:lineTo x="0" y="0"/>
+              </wp:wrapPolygon>
+            </wp:wrapTight>
+            <wp:docPr id="664480143" name="Image 7"/>
+            <wp:cNvGraphicFramePr>
+              <a:graphicFrameLocks xmlns:a="http://schemas.openxmlformats.org/drawingml/2006/main" noChangeAspect="1"/>
+            </wp:cNvGraphicFramePr>
+            <a:graphic xmlns:a="http://schemas.openxmlformats.org/drawingml/2006/main">
+              <a:graphicData uri="http://schemas.openxmlformats.org/drawingml/2006/picture">
+                <pic:pic xmlns:pic="http://schemas.openxmlformats.org/drawingml/2006/picture">
+                  <pic:nvPicPr>
+                    <pic:cNvPr id="664480143" name="Image 664480143"/>
+                    <pic:cNvPicPr/>
+                  </pic:nvPicPr>
+                  <pic:blipFill>
+                    <a:blip r:embed="rId17">
+                      <a:extLst>
+                        <a:ext uri="{28A0092B-C50C-407E-A947-70E740481C1C}">
+                          <a14:useLocalDpi xmlns:a14="http://schemas.microsoft.com/office/drawing/2010/main" val="0"/>
+                        </a:ext>
+                      </a:extLst>
+                    </a:blip>
+                    <a:stretch>
+                      <a:fillRect/>
+                    </a:stretch>
+                  </pic:blipFill>
+                  <pic:spPr>
+                    <a:xfrm>
+                      <a:off x="0" y="0"/>
+                      <a:ext cx="1552575" cy="228600"/>
+                    </a:xfrm>
+                    <a:prstGeom prst="rect">
+                      <a:avLst/>
+                    </a:prstGeom>
+                  </pic:spPr>
+                </pic:pic>
+              </a:graphicData>
+            </a:graphic>
+          </wp:anchor>
+        </w:drawing>
+      </w:r>
       <w:r>
         <w:rPr>
           <w:rFonts w:ascii="Times New Roman" w:eastAsia="Times New Roman" w:hAnsi="Times New Roman" w:cs="Times New Roman"/>
@@ -11598,6 +10744,78 @@
         </w:rPr>
         <w:t>.</w:t>
       </w:r>
+      <w:r>
+        <w:rPr>
+          <w:rFonts w:ascii="Times New Roman" w:eastAsia="Times New Roman" w:hAnsi="Times New Roman" w:cs="Times New Roman"/>
+          <w:noProof/>
+          <w:lang w:eastAsia="fr-FR"/>
+        </w:rPr>
+        <w:t xml:space="preserve"> </w:t>
+      </w:r>
+      <w:r>
+        <w:rPr>
+          <w:rFonts w:ascii="Times New Roman" w:eastAsia="Times New Roman" w:hAnsi="Times New Roman" w:cs="Times New Roman"/>
+          <w:noProof/>
+          <w:lang w:eastAsia="fr-FR"/>
+        </w:rPr>
+        <w:drawing>
+          <wp:anchor distT="0" distB="0" distL="114300" distR="114300" simplePos="0" relativeHeight="251665408" behindDoc="1" locked="0" layoutInCell="1" allowOverlap="1" wp14:anchorId="6501711F" wp14:editId="2838548A">
+            <wp:simplePos x="0" y="0"/>
+            <wp:positionH relativeFrom="column">
+              <wp:posOffset>900430</wp:posOffset>
+            </wp:positionH>
+            <wp:positionV relativeFrom="paragraph">
+              <wp:posOffset>238760</wp:posOffset>
+            </wp:positionV>
+            <wp:extent cx="3760470" cy="183515"/>
+            <wp:effectExtent l="0" t="0" r="0" b="6985"/>
+            <wp:wrapTight wrapText="bothSides">
+              <wp:wrapPolygon edited="0">
+                <wp:start x="0" y="0"/>
+                <wp:lineTo x="0" y="20180"/>
+                <wp:lineTo x="21447" y="20180"/>
+                <wp:lineTo x="21447" y="0"/>
+                <wp:lineTo x="0" y="0"/>
+              </wp:wrapPolygon>
+            </wp:wrapTight>
+            <wp:docPr id="228615698" name="Image 8"/>
+            <wp:cNvGraphicFramePr>
+              <a:graphicFrameLocks xmlns:a="http://schemas.openxmlformats.org/drawingml/2006/main" noChangeAspect="1"/>
+            </wp:cNvGraphicFramePr>
+            <a:graphic xmlns:a="http://schemas.openxmlformats.org/drawingml/2006/main">
+              <a:graphicData uri="http://schemas.openxmlformats.org/drawingml/2006/picture">
+                <pic:pic xmlns:pic="http://schemas.openxmlformats.org/drawingml/2006/picture">
+                  <pic:nvPicPr>
+                    <pic:cNvPr id="228615698" name="Image 228615698"/>
+                    <pic:cNvPicPr/>
+                  </pic:nvPicPr>
+                  <pic:blipFill>
+                    <a:blip r:embed="rId18" cstate="print">
+                      <a:extLst>
+                        <a:ext uri="{28A0092B-C50C-407E-A947-70E740481C1C}">
+                          <a14:useLocalDpi xmlns:a14="http://schemas.microsoft.com/office/drawing/2010/main" val="0"/>
+                        </a:ext>
+                      </a:extLst>
+                    </a:blip>
+                    <a:stretch>
+                      <a:fillRect/>
+                    </a:stretch>
+                  </pic:blipFill>
+                  <pic:spPr>
+                    <a:xfrm>
+                      <a:off x="0" y="0"/>
+                      <a:ext cx="3760470" cy="183515"/>
+                    </a:xfrm>
+                    <a:prstGeom prst="rect">
+                      <a:avLst/>
+                    </a:prstGeom>
+                  </pic:spPr>
+                </pic:pic>
+              </a:graphicData>
+            </a:graphic>
+          </wp:anchor>
+        </w:drawing>
+      </w:r>
     </w:p>
     <w:p>
       <w:pPr>
@@ -11612,43 +10830,154 @@
           <w:rFonts w:ascii="Times New Roman" w:eastAsia="Times New Roman" w:hAnsi="Times New Roman" w:cs="Times New Roman"/>
           <w:lang w:eastAsia="fr-FR"/>
         </w:rPr>
-        <w:t xml:space="preserve">L'implémentation de </w:t>
-      </w:r>
-      <w:r>
+        <w:tab/>
+      </w:r>
+    </w:p>
+    <w:p>
+      <w:pPr>
+        <w:ind w:left="1416"/>
         <w:rPr>
           <w:rFonts w:ascii="Times New Roman" w:eastAsia="Times New Roman" w:hAnsi="Times New Roman" w:cs="Times New Roman"/>
           <w:b/>
           <w:bCs/>
           <w:lang w:eastAsia="fr-FR"/>
         </w:rPr>
-        <w:t>l'algorithme K-</w:t>
-      </w:r>
-      <w:proofErr w:type="spellStart"/>
+      </w:pPr>
       <w:r>
         <w:rPr>
           <w:rFonts w:ascii="Times New Roman" w:eastAsia="Times New Roman" w:hAnsi="Times New Roman" w:cs="Times New Roman"/>
           <w:b/>
           <w:bCs/>
-          <w:lang w:eastAsia="fr-FR"/>
-        </w:rPr>
-        <w:t>Means</w:t>
-      </w:r>
-      <w:proofErr w:type="spellEnd"/>
-    </w:p>
-    <w:p>
-      <w:pPr>
-        <w:ind w:left="1416"/>
-        <w:rPr>
-          <w:rFonts w:ascii="Times New Roman" w:eastAsia="Times New Roman" w:hAnsi="Times New Roman" w:cs="Times New Roman"/>
-          <w:lang w:eastAsia="fr-FR"/>
-        </w:rPr>
-      </w:pPr>
-      <w:r>
-        <w:rPr>
-          <w:rFonts w:ascii="Times New Roman" w:eastAsia="Times New Roman" w:hAnsi="Times New Roman" w:cs="Times New Roman"/>
-          <w:lang w:eastAsia="fr-FR"/>
-        </w:rPr>
-        <w:t xml:space="preserve">Le calcul des </w:t>
+          <w:noProof/>
+          <w:lang w:eastAsia="fr-FR"/>
+        </w:rPr>
+        <w:lastRenderedPageBreak/>
+        <w:drawing>
+          <wp:anchor distT="0" distB="0" distL="114300" distR="114300" simplePos="0" relativeHeight="251664384" behindDoc="1" locked="0" layoutInCell="1" allowOverlap="1" wp14:anchorId="0D507A1A" wp14:editId="20564240">
+            <wp:simplePos x="0" y="0"/>
+            <wp:positionH relativeFrom="column">
+              <wp:posOffset>1067118</wp:posOffset>
+            </wp:positionH>
+            <wp:positionV relativeFrom="paragraph">
+              <wp:posOffset>288608</wp:posOffset>
+            </wp:positionV>
+            <wp:extent cx="4002405" cy="1504950"/>
+            <wp:effectExtent l="0" t="0" r="0" b="5080"/>
+            <wp:wrapTopAndBottom/>
+            <wp:docPr id="729613133" name="Image 12"/>
+            <wp:cNvGraphicFramePr>
+              <a:graphicFrameLocks xmlns:a="http://schemas.openxmlformats.org/drawingml/2006/main" noChangeAspect="1"/>
+            </wp:cNvGraphicFramePr>
+            <a:graphic xmlns:a="http://schemas.openxmlformats.org/drawingml/2006/main">
+              <a:graphicData uri="http://schemas.openxmlformats.org/drawingml/2006/picture">
+                <pic:pic xmlns:pic="http://schemas.openxmlformats.org/drawingml/2006/picture">
+                  <pic:nvPicPr>
+                    <pic:cNvPr id="729613133" name="Image 729613133"/>
+                    <pic:cNvPicPr/>
+                  </pic:nvPicPr>
+                  <pic:blipFill>
+                    <a:blip r:embed="rId19" cstate="print">
+                      <a:extLst>
+                        <a:ext uri="{28A0092B-C50C-407E-A947-70E740481C1C}">
+                          <a14:useLocalDpi xmlns:a14="http://schemas.microsoft.com/office/drawing/2010/main" val="0"/>
+                        </a:ext>
+                      </a:extLst>
+                    </a:blip>
+                    <a:stretch>
+                      <a:fillRect/>
+                    </a:stretch>
+                  </pic:blipFill>
+                  <pic:spPr>
+                    <a:xfrm>
+                      <a:off x="0" y="0"/>
+                      <a:ext cx="4002405" cy="1504950"/>
+                    </a:xfrm>
+                    <a:prstGeom prst="rect">
+                      <a:avLst/>
+                    </a:prstGeom>
+                  </pic:spPr>
+                </pic:pic>
+              </a:graphicData>
+            </a:graphic>
+            <wp14:sizeRelH relativeFrom="margin">
+              <wp14:pctWidth>0</wp14:pctWidth>
+            </wp14:sizeRelH>
+            <wp14:sizeRelV relativeFrom="margin">
+              <wp14:pctHeight>0</wp14:pctHeight>
+            </wp14:sizeRelV>
+          </wp:anchor>
+        </w:drawing>
+      </w:r>
+      <w:r>
+        <w:rPr>
+          <w:rFonts w:ascii="Times New Roman" w:eastAsia="Times New Roman" w:hAnsi="Times New Roman" w:cs="Times New Roman"/>
+          <w:noProof/>
+          <w:lang w:eastAsia="fr-FR"/>
+        </w:rPr>
+        <w:drawing>
+          <wp:anchor distT="0" distB="0" distL="114300" distR="114300" simplePos="0" relativeHeight="251663360" behindDoc="1" locked="0" layoutInCell="1" allowOverlap="1" wp14:anchorId="4EDFD6BB" wp14:editId="4CA13464">
+            <wp:simplePos x="0" y="0"/>
+            <wp:positionH relativeFrom="column">
+              <wp:posOffset>3586480</wp:posOffset>
+            </wp:positionH>
+            <wp:positionV relativeFrom="paragraph">
+              <wp:posOffset>4445</wp:posOffset>
+            </wp:positionV>
+            <wp:extent cx="2343150" cy="173050"/>
+            <wp:effectExtent l="0" t="0" r="0" b="0"/>
+            <wp:wrapTight wrapText="bothSides">
+              <wp:wrapPolygon edited="0">
+                <wp:start x="0" y="0"/>
+                <wp:lineTo x="0" y="19059"/>
+                <wp:lineTo x="21424" y="19059"/>
+                <wp:lineTo x="21424" y="0"/>
+                <wp:lineTo x="0" y="0"/>
+              </wp:wrapPolygon>
+            </wp:wrapTight>
+            <wp:docPr id="363856734" name="Image 9"/>
+            <wp:cNvGraphicFramePr>
+              <a:graphicFrameLocks xmlns:a="http://schemas.openxmlformats.org/drawingml/2006/main" noChangeAspect="1"/>
+            </wp:cNvGraphicFramePr>
+            <a:graphic xmlns:a="http://schemas.openxmlformats.org/drawingml/2006/main">
+              <a:graphicData uri="http://schemas.openxmlformats.org/drawingml/2006/picture">
+                <pic:pic xmlns:pic="http://schemas.openxmlformats.org/drawingml/2006/picture">
+                  <pic:nvPicPr>
+                    <pic:cNvPr id="363856734" name="Image 363856734"/>
+                    <pic:cNvPicPr/>
+                  </pic:nvPicPr>
+                  <pic:blipFill>
+                    <a:blip r:embed="rId20" cstate="print">
+                      <a:extLst>
+                        <a:ext uri="{28A0092B-C50C-407E-A947-70E740481C1C}">
+                          <a14:useLocalDpi xmlns:a14="http://schemas.microsoft.com/office/drawing/2010/main" val="0"/>
+                        </a:ext>
+                      </a:extLst>
+                    </a:blip>
+                    <a:stretch>
+                      <a:fillRect/>
+                    </a:stretch>
+                  </pic:blipFill>
+                  <pic:spPr>
+                    <a:xfrm>
+                      <a:off x="0" y="0"/>
+                      <a:ext cx="2343150" cy="173050"/>
+                    </a:xfrm>
+                    <a:prstGeom prst="rect">
+                      <a:avLst/>
+                    </a:prstGeom>
+                  </pic:spPr>
+                </pic:pic>
+              </a:graphicData>
+            </a:graphic>
+          </wp:anchor>
+        </w:drawing>
+      </w:r>
+      <w:r>
+        <w:rPr>
+          <w:rFonts w:ascii="Times New Roman" w:eastAsia="Times New Roman" w:hAnsi="Times New Roman" w:cs="Times New Roman"/>
+          <w:lang w:eastAsia="fr-FR"/>
+        </w:rPr>
+        <w:t xml:space="preserve">L'implémentation de </w:t>
       </w:r>
       <w:r>
         <w:rPr>
@@ -11657,38 +10986,8 @@
           <w:bCs/>
           <w:lang w:eastAsia="fr-FR"/>
         </w:rPr>
-        <w:t>métriques</w:t>
-      </w:r>
-      <w:r>
-        <w:rPr>
-          <w:rFonts w:ascii="Times New Roman" w:eastAsia="Times New Roman" w:hAnsi="Times New Roman" w:cs="Times New Roman"/>
-          <w:lang w:eastAsia="fr-FR"/>
-        </w:rPr>
-        <w:t xml:space="preserve"> et la mise en œuvre des techniques de réduction de</w:t>
-      </w:r>
-      <w:r>
-        <w:rPr>
-          <w:rFonts w:ascii="Times New Roman" w:eastAsia="Times New Roman" w:hAnsi="Times New Roman" w:cs="Times New Roman"/>
-          <w:lang w:eastAsia="fr-FR"/>
-        </w:rPr>
-        <w:t xml:space="preserve"> </w:t>
-      </w:r>
-      <w:r>
-        <w:rPr>
-          <w:rFonts w:ascii="Times New Roman" w:eastAsia="Times New Roman" w:hAnsi="Times New Roman" w:cs="Times New Roman"/>
-          <w:lang w:eastAsia="fr-FR"/>
-        </w:rPr>
-        <w:t>dimension.</w:t>
-      </w:r>
-    </w:p>
-    <w:p>
-      <w:pPr>
-        <w:ind w:left="720"/>
-        <w:rPr>
-          <w:rFonts w:ascii="Times New Roman" w:eastAsia="Times New Roman" w:hAnsi="Times New Roman" w:cs="Times New Roman"/>
-          <w:lang w:eastAsia="fr-FR"/>
-        </w:rPr>
-      </w:pPr>
+        <w:t>l'algorithme K-</w:t>
+      </w:r>
       <w:proofErr w:type="spellStart"/>
       <w:r>
         <w:rPr>
@@ -11697,17 +10996,25 @@
           <w:bCs/>
           <w:lang w:eastAsia="fr-FR"/>
         </w:rPr>
-        <w:t>Matplotlib</w:t>
+        <w:t>Means</w:t>
       </w:r>
       <w:proofErr w:type="spellEnd"/>
-      <w:r>
-        <w:rPr>
-          <w:rFonts w:ascii="Times New Roman" w:eastAsia="Times New Roman" w:hAnsi="Times New Roman" w:cs="Times New Roman"/>
-          <w:lang w:eastAsia="fr-FR"/>
-        </w:rPr>
-        <w:t xml:space="preserve"> et </w:t>
-      </w:r>
-      <w:proofErr w:type="spellStart"/>
+    </w:p>
+    <w:p>
+      <w:pPr>
+        <w:ind w:left="1416"/>
+        <w:rPr>
+          <w:rFonts w:ascii="Times New Roman" w:eastAsia="Times New Roman" w:hAnsi="Times New Roman" w:cs="Times New Roman"/>
+          <w:lang w:eastAsia="fr-FR"/>
+        </w:rPr>
+      </w:pPr>
+      <w:r>
+        <w:rPr>
+          <w:rFonts w:ascii="Times New Roman" w:eastAsia="Times New Roman" w:hAnsi="Times New Roman" w:cs="Times New Roman"/>
+          <w:lang w:eastAsia="fr-FR"/>
+        </w:rPr>
+        <w:t xml:space="preserve">Le calcul des </w:t>
+      </w:r>
       <w:r>
         <w:rPr>
           <w:rFonts w:ascii="Times New Roman" w:eastAsia="Times New Roman" w:hAnsi="Times New Roman" w:cs="Times New Roman"/>
@@ -11715,6 +11022,128 @@
           <w:bCs/>
           <w:lang w:eastAsia="fr-FR"/>
         </w:rPr>
+        <w:t>métriques</w:t>
+      </w:r>
+      <w:r>
+        <w:rPr>
+          <w:rFonts w:ascii="Times New Roman" w:eastAsia="Times New Roman" w:hAnsi="Times New Roman" w:cs="Times New Roman"/>
+          <w:lang w:eastAsia="fr-FR"/>
+        </w:rPr>
+        <w:t xml:space="preserve"> et la mise en œuvre des techniques de réduction de</w:t>
+      </w:r>
+      <w:r>
+        <w:rPr>
+          <w:rFonts w:ascii="Times New Roman" w:eastAsia="Times New Roman" w:hAnsi="Times New Roman" w:cs="Times New Roman"/>
+          <w:lang w:eastAsia="fr-FR"/>
+        </w:rPr>
+        <w:t xml:space="preserve"> </w:t>
+      </w:r>
+      <w:r>
+        <w:rPr>
+          <w:rFonts w:ascii="Times New Roman" w:eastAsia="Times New Roman" w:hAnsi="Times New Roman" w:cs="Times New Roman"/>
+          <w:lang w:eastAsia="fr-FR"/>
+        </w:rPr>
+        <w:t>dimension.</w:t>
+      </w:r>
+    </w:p>
+    <w:p>
+      <w:pPr>
+        <w:ind w:left="1416"/>
+        <w:rPr>
+          <w:rFonts w:ascii="Times New Roman" w:eastAsia="Times New Roman" w:hAnsi="Times New Roman" w:cs="Times New Roman"/>
+          <w:lang w:eastAsia="fr-FR"/>
+        </w:rPr>
+      </w:pPr>
+      <w:r>
+        <w:rPr>
+          <w:rFonts w:ascii="Times New Roman" w:eastAsia="Times New Roman" w:hAnsi="Times New Roman" w:cs="Times New Roman"/>
+          <w:lang w:eastAsia="fr-FR"/>
+        </w:rPr>
+        <w:tab/>
+      </w:r>
+      <w:r>
+        <w:rPr>
+          <w:rFonts w:ascii="Times New Roman" w:eastAsia="Times New Roman" w:hAnsi="Times New Roman" w:cs="Times New Roman"/>
+          <w:noProof/>
+          <w:lang w:eastAsia="fr-FR"/>
+        </w:rPr>
+        <w:drawing>
+          <wp:inline distT="0" distB="0" distL="0" distR="0" wp14:anchorId="686BFEC4" wp14:editId="5E37DE41">
+            <wp:extent cx="3388995" cy="375434"/>
+            <wp:effectExtent l="0" t="0" r="1905" b="5715"/>
+            <wp:docPr id="334969750" name="Image 15"/>
+            <wp:cNvGraphicFramePr>
+              <a:graphicFrameLocks xmlns:a="http://schemas.openxmlformats.org/drawingml/2006/main" noChangeAspect="1"/>
+            </wp:cNvGraphicFramePr>
+            <a:graphic xmlns:a="http://schemas.openxmlformats.org/drawingml/2006/main">
+              <a:graphicData uri="http://schemas.openxmlformats.org/drawingml/2006/picture">
+                <pic:pic xmlns:pic="http://schemas.openxmlformats.org/drawingml/2006/picture">
+                  <pic:nvPicPr>
+                    <pic:cNvPr id="334969750" name="Image 334969750"/>
+                    <pic:cNvPicPr/>
+                  </pic:nvPicPr>
+                  <pic:blipFill>
+                    <a:blip r:embed="rId21" cstate="print">
+                      <a:extLst>
+                        <a:ext uri="{28A0092B-C50C-407E-A947-70E740481C1C}">
+                          <a14:useLocalDpi xmlns:a14="http://schemas.microsoft.com/office/drawing/2010/main" val="0"/>
+                        </a:ext>
+                      </a:extLst>
+                    </a:blip>
+                    <a:stretch>
+                      <a:fillRect/>
+                    </a:stretch>
+                  </pic:blipFill>
+                  <pic:spPr>
+                    <a:xfrm>
+                      <a:off x="0" y="0"/>
+                      <a:ext cx="3467063" cy="384082"/>
+                    </a:xfrm>
+                    <a:prstGeom prst="rect">
+                      <a:avLst/>
+                    </a:prstGeom>
+                  </pic:spPr>
+                </pic:pic>
+              </a:graphicData>
+            </a:graphic>
+          </wp:inline>
+        </w:drawing>
+      </w:r>
+    </w:p>
+    <w:p>
+      <w:pPr>
+        <w:ind w:left="720"/>
+        <w:rPr>
+          <w:rFonts w:ascii="Times New Roman" w:eastAsia="Times New Roman" w:hAnsi="Times New Roman" w:cs="Times New Roman"/>
+          <w:lang w:eastAsia="fr-FR"/>
+        </w:rPr>
+      </w:pPr>
+      <w:proofErr w:type="spellStart"/>
+      <w:r>
+        <w:rPr>
+          <w:rFonts w:ascii="Times New Roman" w:eastAsia="Times New Roman" w:hAnsi="Times New Roman" w:cs="Times New Roman"/>
+          <w:b/>
+          <w:bCs/>
+          <w:lang w:eastAsia="fr-FR"/>
+        </w:rPr>
+        <w:t>Matplotlib</w:t>
+      </w:r>
+      <w:proofErr w:type="spellEnd"/>
+      <w:r>
+        <w:rPr>
+          <w:rFonts w:ascii="Times New Roman" w:eastAsia="Times New Roman" w:hAnsi="Times New Roman" w:cs="Times New Roman"/>
+          <w:lang w:eastAsia="fr-FR"/>
+        </w:rPr>
+        <w:t xml:space="preserve"> et </w:t>
+      </w:r>
+      <w:proofErr w:type="spellStart"/>
+      <w:r>
+        <w:rPr>
+          <w:rFonts w:ascii="Times New Roman" w:eastAsia="Times New Roman" w:hAnsi="Times New Roman" w:cs="Times New Roman"/>
+          <w:b/>
+          <w:bCs/>
+          <w:lang w:eastAsia="fr-FR"/>
+        </w:rPr>
         <w:t>Seaborn</w:t>
       </w:r>
       <w:proofErr w:type="spellEnd"/>
@@ -11748,21 +11177,89 @@
           <w:lang w:eastAsia="fr-FR"/>
         </w:rPr>
       </w:pPr>
-      <w:proofErr w:type="gramStart"/>
-      <w:r>
-        <w:rPr>
-          <w:rFonts w:ascii="Times New Roman" w:eastAsia="Times New Roman" w:hAnsi="Times New Roman" w:cs="Times New Roman"/>
-          <w:lang w:eastAsia="fr-FR"/>
-        </w:rPr>
-        <w:t>de</w:t>
-      </w:r>
-      <w:proofErr w:type="gramEnd"/>
-      <w:r>
-        <w:rPr>
-          <w:rFonts w:ascii="Times New Roman" w:eastAsia="Times New Roman" w:hAnsi="Times New Roman" w:cs="Times New Roman"/>
-          <w:lang w:eastAsia="fr-FR"/>
-        </w:rPr>
-        <w:t xml:space="preserve"> la méthode du coude.</w:t>
+      <w:r>
+        <w:rPr>
+          <w:rFonts w:ascii="Times New Roman" w:eastAsia="Times New Roman" w:hAnsi="Times New Roman" w:cs="Times New Roman"/>
+          <w:noProof/>
+          <w:lang w:eastAsia="fr-FR"/>
+        </w:rPr>
+        <w:drawing>
+          <wp:anchor distT="0" distB="0" distL="114300" distR="114300" simplePos="0" relativeHeight="251666432" behindDoc="1" locked="0" layoutInCell="1" allowOverlap="1" wp14:anchorId="350856E6" wp14:editId="6D7C8CF1">
+            <wp:simplePos x="0" y="0"/>
+            <wp:positionH relativeFrom="column">
+              <wp:posOffset>3367087</wp:posOffset>
+            </wp:positionH>
+            <wp:positionV relativeFrom="paragraph">
+              <wp:posOffset>5080</wp:posOffset>
+            </wp:positionV>
+            <wp:extent cx="1870075" cy="309245"/>
+            <wp:effectExtent l="0" t="0" r="0" b="0"/>
+            <wp:wrapTight wrapText="bothSides">
+              <wp:wrapPolygon edited="0">
+                <wp:start x="0" y="0"/>
+                <wp:lineTo x="0" y="19959"/>
+                <wp:lineTo x="21343" y="19959"/>
+                <wp:lineTo x="21343" y="0"/>
+                <wp:lineTo x="0" y="0"/>
+              </wp:wrapPolygon>
+            </wp:wrapTight>
+            <wp:docPr id="521138098" name="Image 16"/>
+            <wp:cNvGraphicFramePr>
+              <a:graphicFrameLocks xmlns:a="http://schemas.openxmlformats.org/drawingml/2006/main" noChangeAspect="1"/>
+            </wp:cNvGraphicFramePr>
+            <a:graphic xmlns:a="http://schemas.openxmlformats.org/drawingml/2006/main">
+              <a:graphicData uri="http://schemas.openxmlformats.org/drawingml/2006/picture">
+                <pic:pic xmlns:pic="http://schemas.openxmlformats.org/drawingml/2006/picture">
+                  <pic:nvPicPr>
+                    <pic:cNvPr id="521138098" name="Image 521138098"/>
+                    <pic:cNvPicPr/>
+                  </pic:nvPicPr>
+                  <pic:blipFill>
+                    <a:blip r:embed="rId22" cstate="print">
+                      <a:extLst>
+                        <a:ext uri="{28A0092B-C50C-407E-A947-70E740481C1C}">
+                          <a14:useLocalDpi xmlns:a14="http://schemas.microsoft.com/office/drawing/2010/main" val="0"/>
+                        </a:ext>
+                      </a:extLst>
+                    </a:blip>
+                    <a:stretch>
+                      <a:fillRect/>
+                    </a:stretch>
+                  </pic:blipFill>
+                  <pic:spPr>
+                    <a:xfrm>
+                      <a:off x="0" y="0"/>
+                      <a:ext cx="1870075" cy="309245"/>
+                    </a:xfrm>
+                    <a:prstGeom prst="rect">
+                      <a:avLst/>
+                    </a:prstGeom>
+                  </pic:spPr>
+                </pic:pic>
+              </a:graphicData>
+            </a:graphic>
+            <wp14:sizeRelH relativeFrom="margin">
+              <wp14:pctWidth>0</wp14:pctWidth>
+            </wp14:sizeRelH>
+            <wp14:sizeRelV relativeFrom="margin">
+              <wp14:pctHeight>0</wp14:pctHeight>
+            </wp14:sizeRelV>
+          </wp:anchor>
+        </w:drawing>
+      </w:r>
+      <w:r>
+        <w:rPr>
+          <w:rFonts w:ascii="Times New Roman" w:eastAsia="Times New Roman" w:hAnsi="Times New Roman" w:cs="Times New Roman"/>
+          <w:lang w:eastAsia="fr-FR"/>
+        </w:rPr>
+        <w:t>de la méthode du coude.</w:t>
+      </w:r>
+      <w:r>
+        <w:rPr>
+          <w:rFonts w:ascii="Times New Roman" w:eastAsia="Times New Roman" w:hAnsi="Times New Roman" w:cs="Times New Roman"/>
+          <w:lang w:eastAsia="fr-FR"/>
+        </w:rPr>
+        <w:t xml:space="preserve"> </w:t>
       </w:r>
     </w:p>
     <w:p>
@@ -11818,22 +11315,47 @@
     </w:p>
     <w:p>
       <w:pPr>
-        <w:spacing w:line="360" w:lineRule="auto"/>
-        <w:rPr>
-          <w:rFonts w:ascii="Times New Roman" w:eastAsia="Times New Roman" w:hAnsi="Times New Roman" w:cs="Times New Roman"/>
-          <w:lang w:eastAsia="fr-FR"/>
-        </w:rPr>
-      </w:pPr>
-      <w:r>
-        <w:rPr>
-          <w:rFonts w:ascii="Times New Roman" w:eastAsia="Times New Roman" w:hAnsi="Times New Roman" w:cs="Times New Roman"/>
-          <w:lang w:eastAsia="fr-FR"/>
-        </w:rPr>
-        <w:t>La matrice TF-IDF issue de la vectorisation est de très grande dimension (autant de</w:t>
-      </w:r>
-      <w:r>
-        <w:rPr>
-          <w:rFonts w:ascii="Times New Roman" w:eastAsia="Times New Roman" w:hAnsi="Times New Roman" w:cs="Times New Roman"/>
+        <w:rPr>
+          <w:rFonts w:ascii="Times New Roman" w:eastAsia="Times New Roman" w:hAnsi="Times New Roman" w:cs="Times New Roman"/>
+          <w:sz w:val="24"/>
+          <w:szCs w:val="24"/>
+          <w:lang w:eastAsia="fr-FR"/>
+        </w:rPr>
+      </w:pPr>
+      <w:r>
+        <w:rPr>
+          <w:rFonts w:ascii="Times New Roman" w:eastAsia="Times New Roman" w:hAnsi="Times New Roman" w:cs="Times New Roman"/>
+          <w:sz w:val="24"/>
+          <w:szCs w:val="24"/>
+          <w:lang w:eastAsia="fr-FR"/>
+        </w:rPr>
+        <w:t xml:space="preserve">La matrice </w:t>
+      </w:r>
+      <w:r>
+        <w:rPr>
+          <w:rFonts w:ascii="Times New Roman" w:eastAsia="Times New Roman" w:hAnsi="Times New Roman" w:cs="Times New Roman"/>
+          <w:sz w:val="24"/>
+          <w:szCs w:val="24"/>
+          <w:lang w:eastAsia="fr-FR"/>
+        </w:rPr>
+        <w:t>d’</w:t>
+      </w:r>
+      <w:proofErr w:type="spellStart"/>
+      <w:r>
+        <w:rPr>
+          <w:rFonts w:ascii="Times New Roman" w:eastAsia="Times New Roman" w:hAnsi="Times New Roman" w:cs="Times New Roman"/>
+          <w:sz w:val="24"/>
+          <w:szCs w:val="24"/>
+          <w:lang w:eastAsia="fr-FR"/>
+        </w:rPr>
+        <w:t>embending</w:t>
+      </w:r>
+      <w:proofErr w:type="spellEnd"/>
+      <w:r>
+        <w:rPr>
+          <w:rFonts w:ascii="Times New Roman" w:eastAsia="Times New Roman" w:hAnsi="Times New Roman" w:cs="Times New Roman"/>
+          <w:sz w:val="24"/>
+          <w:szCs w:val="24"/>
           <w:lang w:eastAsia="fr-FR"/>
         </w:rPr>
         <w:t xml:space="preserve"> </w:t>
@@ -11841,45 +11363,11 @@
       <w:r>
         <w:rPr>
           <w:rFonts w:ascii="Times New Roman" w:eastAsia="Times New Roman" w:hAnsi="Times New Roman" w:cs="Times New Roman"/>
-          <w:lang w:eastAsia="fr-FR"/>
-        </w:rPr>
-        <w:t>dimensions que de mots dans le vocabulaire). Il est impossible de visualiser des données</w:t>
-      </w:r>
-      <w:r>
-        <w:rPr>
-          <w:rFonts w:ascii="Times New Roman" w:eastAsia="Times New Roman" w:hAnsi="Times New Roman" w:cs="Times New Roman"/>
-          <w:lang w:eastAsia="fr-FR"/>
-        </w:rPr>
-        <w:t xml:space="preserve"> </w:t>
-      </w:r>
-      <w:r>
-        <w:rPr>
-          <w:rFonts w:ascii="Times New Roman" w:eastAsia="Times New Roman" w:hAnsi="Times New Roman" w:cs="Times New Roman"/>
-          <w:lang w:eastAsia="fr-FR"/>
-        </w:rPr>
-        <w:t xml:space="preserve">dans un tel espace. Pour pouvoir </w:t>
-      </w:r>
-      <w:r>
-        <w:rPr>
-          <w:rFonts w:ascii="Times New Roman" w:eastAsia="Times New Roman" w:hAnsi="Times New Roman" w:cs="Times New Roman"/>
-          <w:lang w:eastAsia="fr-FR"/>
-        </w:rPr>
-        <w:lastRenderedPageBreak/>
-        <w:t>représenter graphiquement nos clusters, nous avons eu</w:t>
-      </w:r>
-      <w:r>
-        <w:rPr>
-          <w:rFonts w:ascii="Times New Roman" w:eastAsia="Times New Roman" w:hAnsi="Times New Roman" w:cs="Times New Roman"/>
-          <w:lang w:eastAsia="fr-FR"/>
-        </w:rPr>
-        <w:t xml:space="preserve"> </w:t>
-      </w:r>
-      <w:r>
-        <w:rPr>
-          <w:rFonts w:ascii="Times New Roman" w:eastAsia="Times New Roman" w:hAnsi="Times New Roman" w:cs="Times New Roman"/>
-          <w:lang w:eastAsia="fr-FR"/>
-        </w:rPr>
-        <w:t>recours à des techniques de réduction de dimensionnalité.</w:t>
+          <w:sz w:val="24"/>
+          <w:szCs w:val="24"/>
+          <w:lang w:eastAsia="fr-FR"/>
+        </w:rPr>
+        <w:t>issue de la vectorisation est de très grande dimension (autant de dimensions que de mots dans le vocabulaire). Il est impossible de visualiser des données dans un tel espace. Pour pouvoir représenter graphiquement nos clusters, nous avons eu recours à des techniques de réduction de dimensionnalité.</w:t>
       </w:r>
     </w:p>
     <w:p>
@@ -11892,6 +11380,8 @@
         <w:spacing w:line="278" w:lineRule="auto"/>
         <w:rPr>
           <w:rFonts w:ascii="Times New Roman" w:eastAsia="Times New Roman" w:hAnsi="Times New Roman" w:cs="Times New Roman"/>
+          <w:sz w:val="24"/>
+          <w:szCs w:val="24"/>
           <w:lang w:eastAsia="fr-FR"/>
         </w:rPr>
       </w:pPr>
@@ -11900,6 +11390,8 @@
           <w:rFonts w:ascii="Times New Roman" w:eastAsia="Times New Roman" w:hAnsi="Times New Roman" w:cs="Times New Roman"/>
           <w:b/>
           <w:bCs/>
+          <w:sz w:val="24"/>
+          <w:szCs w:val="24"/>
           <w:lang w:eastAsia="fr-FR"/>
         </w:rPr>
         <w:t>ACP (Analyse en Composantes Principales - PCA)</w:t>
@@ -11907,6 +11399,8 @@
       <w:r>
         <w:rPr>
           <w:rFonts w:ascii="Times New Roman" w:eastAsia="Times New Roman" w:hAnsi="Times New Roman" w:cs="Times New Roman"/>
+          <w:sz w:val="24"/>
+          <w:szCs w:val="24"/>
           <w:lang w:eastAsia="fr-FR"/>
         </w:rPr>
         <w:t xml:space="preserve"> :</w:t>
@@ -11914,60 +11408,21 @@
     </w:p>
     <w:p>
       <w:pPr>
-        <w:spacing w:line="360" w:lineRule="auto"/>
-        <w:rPr>
-          <w:rFonts w:ascii="Times New Roman" w:eastAsia="Times New Roman" w:hAnsi="Times New Roman" w:cs="Times New Roman"/>
-          <w:lang w:eastAsia="fr-FR"/>
-        </w:rPr>
-      </w:pPr>
-      <w:r>
-        <w:rPr>
-          <w:rFonts w:ascii="Times New Roman" w:eastAsia="Times New Roman" w:hAnsi="Times New Roman" w:cs="Times New Roman"/>
-          <w:lang w:eastAsia="fr-FR"/>
-        </w:rPr>
-        <w:t xml:space="preserve"> Il s'agit d'une technique de</w:t>
-      </w:r>
-      <w:r>
-        <w:rPr>
-          <w:rFonts w:ascii="Times New Roman" w:eastAsia="Times New Roman" w:hAnsi="Times New Roman" w:cs="Times New Roman"/>
-          <w:lang w:eastAsia="fr-FR"/>
-        </w:rPr>
-        <w:t xml:space="preserve"> </w:t>
-      </w:r>
-      <w:r>
-        <w:rPr>
-          <w:rFonts w:ascii="Times New Roman" w:eastAsia="Times New Roman" w:hAnsi="Times New Roman" w:cs="Times New Roman"/>
-          <w:lang w:eastAsia="fr-FR"/>
-        </w:rPr>
-        <w:t>transformation linéaire qui projette les données sur un nouvel espace de plus faible</w:t>
-      </w:r>
-      <w:r>
-        <w:rPr>
-          <w:rFonts w:ascii="Times New Roman" w:eastAsia="Times New Roman" w:hAnsi="Times New Roman" w:cs="Times New Roman"/>
-          <w:lang w:eastAsia="fr-FR"/>
-        </w:rPr>
-        <w:t xml:space="preserve"> </w:t>
-      </w:r>
-      <w:r>
-        <w:rPr>
-          <w:rFonts w:ascii="Times New Roman" w:eastAsia="Times New Roman" w:hAnsi="Times New Roman" w:cs="Times New Roman"/>
-          <w:lang w:eastAsia="fr-FR"/>
-        </w:rPr>
-        <w:t>dimensionnalité en cherchant à maximiser la variance. Elle nous permet d'obtenir une</w:t>
-      </w:r>
-      <w:r>
-        <w:rPr>
-          <w:rFonts w:ascii="Times New Roman" w:eastAsia="Times New Roman" w:hAnsi="Times New Roman" w:cs="Times New Roman"/>
-          <w:lang w:eastAsia="fr-FR"/>
-        </w:rPr>
-        <w:t xml:space="preserve"> </w:t>
-      </w:r>
-      <w:r>
-        <w:rPr>
-          <w:rFonts w:ascii="Times New Roman" w:eastAsia="Times New Roman" w:hAnsi="Times New Roman" w:cs="Times New Roman"/>
-          <w:lang w:eastAsia="fr-FR"/>
-        </w:rPr>
-        <w:t>première vue globale de la répartition des clusters.</w:t>
+        <w:rPr>
+          <w:rFonts w:ascii="Times New Roman" w:eastAsia="Times New Roman" w:hAnsi="Times New Roman" w:cs="Times New Roman"/>
+          <w:sz w:val="24"/>
+          <w:szCs w:val="24"/>
+          <w:lang w:eastAsia="fr-FR"/>
+        </w:rPr>
+      </w:pPr>
+      <w:r>
+        <w:rPr>
+          <w:rFonts w:ascii="Times New Roman" w:eastAsia="Times New Roman" w:hAnsi="Times New Roman" w:cs="Times New Roman"/>
+          <w:sz w:val="24"/>
+          <w:szCs w:val="24"/>
+          <w:lang w:eastAsia="fr-FR"/>
+        </w:rPr>
+        <w:t xml:space="preserve"> Il s'agit d'une technique de transformation linéaire qui projette les données sur un nouvel espace de plus faible dimensionnalité en cherchant à maximiser la variance. Elle nous permet d'obtenir une première vue globale de la répartition des clusters.</w:t>
       </w:r>
     </w:p>
     <w:p>
@@ -11980,6 +11435,8 @@
         <w:spacing w:line="278" w:lineRule="auto"/>
         <w:rPr>
           <w:rFonts w:ascii="Times New Roman" w:eastAsia="Times New Roman" w:hAnsi="Times New Roman" w:cs="Times New Roman"/>
+          <w:sz w:val="24"/>
+          <w:szCs w:val="24"/>
           <w:lang w:val="en-US" w:eastAsia="fr-FR"/>
         </w:rPr>
       </w:pPr>
@@ -11988,132 +11445,61 @@
           <w:rFonts w:ascii="Times New Roman" w:eastAsia="Times New Roman" w:hAnsi="Times New Roman" w:cs="Times New Roman"/>
           <w:b/>
           <w:bCs/>
+          <w:sz w:val="24"/>
+          <w:szCs w:val="24"/>
           <w:lang w:val="en-US" w:eastAsia="fr-FR"/>
         </w:rPr>
-        <w:t>t-SNE (t-Distributed</w:t>
+        <w:t>t-SNE (t-Distributed Stochastic Neighbor Embedding):</w:t>
+      </w:r>
+    </w:p>
+    <w:p>
+      <w:pPr>
+        <w:rPr>
+          <w:rFonts w:ascii="Times New Roman" w:eastAsia="Times New Roman" w:hAnsi="Times New Roman" w:cs="Times New Roman"/>
+          <w:sz w:val="24"/>
+          <w:szCs w:val="24"/>
+          <w:lang w:eastAsia="fr-FR"/>
+        </w:rPr>
+      </w:pPr>
+      <w:r>
+        <w:rPr>
+          <w:rFonts w:ascii="Times New Roman" w:eastAsia="Times New Roman" w:hAnsi="Times New Roman" w:cs="Times New Roman"/>
+          <w:sz w:val="24"/>
+          <w:szCs w:val="24"/>
+          <w:lang w:val="en-CA" w:eastAsia="fr-FR"/>
+        </w:rPr>
+        <w:t xml:space="preserve"> </w:t>
+      </w:r>
+      <w:r>
+        <w:rPr>
+          <w:rFonts w:ascii="Times New Roman" w:eastAsia="Times New Roman" w:hAnsi="Times New Roman" w:cs="Times New Roman"/>
+          <w:sz w:val="24"/>
+          <w:szCs w:val="24"/>
+          <w:lang w:eastAsia="fr-FR"/>
+        </w:rPr>
+        <w:t xml:space="preserve">C'est une technique non linéaire particulièrement efficace pour la visualisation de données de grande dimension. Contrairement à l'ACP qui préserve la structure globale, le t-SNE excelle à révéler la structure locale des données, en regroupant les points similaires et en les séparant des points dissemblables. C'est </w:t>
       </w:r>
       <w:r>
         <w:rPr>
           <w:rFonts w:ascii="Times New Roman" w:eastAsia="Times New Roman" w:hAnsi="Times New Roman" w:cs="Times New Roman"/>
           <w:b/>
           <w:bCs/>
-          <w:lang w:val="en-US" w:eastAsia="fr-FR"/>
-        </w:rPr>
-        <w:t xml:space="preserve"> Stochastic Neighbor Embedding)</w:t>
-      </w:r>
-      <w:r>
-        <w:rPr>
-          <w:rFonts w:ascii="Times New Roman" w:eastAsia="Times New Roman" w:hAnsi="Times New Roman" w:cs="Times New Roman"/>
-          <w:b/>
-          <w:bCs/>
-          <w:lang w:val="en-US" w:eastAsia="fr-FR"/>
-        </w:rPr>
-        <w:t>:</w:t>
-      </w:r>
-    </w:p>
-    <w:p>
-      <w:pPr>
-        <w:rPr>
-          <w:rFonts w:ascii="Times New Roman" w:eastAsia="Times New Roman" w:hAnsi="Times New Roman" w:cs="Times New Roman"/>
-          <w:lang w:eastAsia="fr-FR"/>
-        </w:rPr>
-      </w:pPr>
-      <w:r>
-        <w:rPr>
-          <w:rFonts w:ascii="Times New Roman" w:eastAsia="Times New Roman" w:hAnsi="Times New Roman" w:cs="Times New Roman"/>
-          <w:lang w:val="en-CA" w:eastAsia="fr-FR"/>
-        </w:rPr>
-        <w:t xml:space="preserve"> </w:t>
-      </w:r>
-      <w:r>
-        <w:rPr>
-          <w:rFonts w:ascii="Times New Roman" w:eastAsia="Times New Roman" w:hAnsi="Times New Roman" w:cs="Times New Roman"/>
-          <w:lang w:eastAsia="fr-FR"/>
-        </w:rPr>
-        <w:t>C'est une technique non</w:t>
-      </w:r>
-      <w:r>
-        <w:rPr>
-          <w:rFonts w:ascii="Times New Roman" w:eastAsia="Times New Roman" w:hAnsi="Times New Roman" w:cs="Times New Roman"/>
-          <w:lang w:eastAsia="fr-FR"/>
-        </w:rPr>
-        <w:t xml:space="preserve"> </w:t>
-      </w:r>
-      <w:r>
-        <w:rPr>
-          <w:rFonts w:ascii="Times New Roman" w:eastAsia="Times New Roman" w:hAnsi="Times New Roman" w:cs="Times New Roman"/>
-          <w:lang w:eastAsia="fr-FR"/>
-        </w:rPr>
-        <w:t>linéaire particulièrement efficace pour la visualisation de données de grande dimension.</w:t>
-      </w:r>
-      <w:r>
-        <w:rPr>
-          <w:rFonts w:ascii="Times New Roman" w:eastAsia="Times New Roman" w:hAnsi="Times New Roman" w:cs="Times New Roman"/>
-          <w:lang w:eastAsia="fr-FR"/>
-        </w:rPr>
-        <w:t xml:space="preserve"> </w:t>
-      </w:r>
-      <w:r>
-        <w:rPr>
-          <w:rFonts w:ascii="Times New Roman" w:eastAsia="Times New Roman" w:hAnsi="Times New Roman" w:cs="Times New Roman"/>
-          <w:lang w:eastAsia="fr-FR"/>
-        </w:rPr>
-        <w:t>Contrairement à l'ACP qui préserve la structure globale, le t-SNE excelle à révéler la</w:t>
-      </w:r>
-      <w:r>
-        <w:rPr>
-          <w:rFonts w:ascii="Times New Roman" w:eastAsia="Times New Roman" w:hAnsi="Times New Roman" w:cs="Times New Roman"/>
-          <w:lang w:eastAsia="fr-FR"/>
-        </w:rPr>
-        <w:t xml:space="preserve"> </w:t>
-      </w:r>
-      <w:r>
-        <w:rPr>
-          <w:rFonts w:ascii="Times New Roman" w:eastAsia="Times New Roman" w:hAnsi="Times New Roman" w:cs="Times New Roman"/>
-          <w:lang w:eastAsia="fr-FR"/>
-        </w:rPr>
-        <w:t>structure locale des données, en regroupant les points similaires et en les séparant des</w:t>
-      </w:r>
-      <w:r>
-        <w:rPr>
-          <w:rFonts w:ascii="Times New Roman" w:eastAsia="Times New Roman" w:hAnsi="Times New Roman" w:cs="Times New Roman"/>
-          <w:lang w:eastAsia="fr-FR"/>
-        </w:rPr>
-        <w:t xml:space="preserve"> </w:t>
-      </w:r>
-      <w:r>
-        <w:rPr>
-          <w:rFonts w:ascii="Times New Roman" w:eastAsia="Times New Roman" w:hAnsi="Times New Roman" w:cs="Times New Roman"/>
-          <w:lang w:eastAsia="fr-FR"/>
-        </w:rPr>
-        <w:t>points dissemblables. C'est l'outil idéal pour vérifier visuellement la cohésion de nos</w:t>
-      </w:r>
-      <w:r>
-        <w:rPr>
-          <w:rFonts w:ascii="Times New Roman" w:eastAsia="Times New Roman" w:hAnsi="Times New Roman" w:cs="Times New Roman"/>
-          <w:lang w:eastAsia="fr-FR"/>
-        </w:rPr>
-        <w:t xml:space="preserve"> </w:t>
-      </w:r>
-      <w:r>
-        <w:rPr>
-          <w:rFonts w:ascii="Times New Roman" w:eastAsia="Times New Roman" w:hAnsi="Times New Roman" w:cs="Times New Roman"/>
-          <w:lang w:eastAsia="fr-FR"/>
-        </w:rPr>
-        <w:t>clusters.</w:t>
-      </w:r>
-    </w:p>
-    <w:p>
-      <w:pPr>
-        <w:spacing w:line="360" w:lineRule="auto"/>
-        <w:rPr>
-          <w:rFonts w:ascii="Times New Roman" w:hAnsi="Times New Roman" w:cs="Times New Roman"/>
-          <w:sz w:val="24"/>
-          <w:szCs w:val="24"/>
-        </w:rPr>
-      </w:pPr>
-    </w:p>
-    <w:p/>
+          <w:sz w:val="24"/>
+          <w:szCs w:val="24"/>
+          <w:lang w:eastAsia="fr-FR"/>
+        </w:rPr>
+        <w:t>l'outil idéal</w:t>
+      </w:r>
+      <w:r>
+        <w:rPr>
+          <w:rFonts w:ascii="Times New Roman" w:eastAsia="Times New Roman" w:hAnsi="Times New Roman" w:cs="Times New Roman"/>
+          <w:sz w:val="24"/>
+          <w:szCs w:val="24"/>
+          <w:lang w:eastAsia="fr-FR"/>
+        </w:rPr>
+        <w:t xml:space="preserve"> pour vérifier visuellement la cohésion de nos clusters.</w:t>
+      </w:r>
+    </w:p>
     <w:sectPr>
       <w:pgSz w:w="11906" w:h="16838"/>
       <w:pgMar w:top="1417" w:right="1417" w:bottom="1417" w:left="1417" w:header="708" w:footer="708" w:gutter="0"/>
@@ -12124,8 +11510,58 @@
 </w:document>
 </file>
 
+<file path=word/endnotes.xml><?xml version="1.0" encoding="utf-8"?>
+<w:endnotes xmlns:wpc="http://schemas.microsoft.com/office/word/2010/wordprocessingCanvas" xmlns:cx="http://schemas.microsoft.com/office/drawing/2014/chartex" xmlns:cx1="http://schemas.microsoft.com/office/drawing/2015/9/8/chartex" xmlns:cx2="http://schemas.microsoft.com/office/drawing/2015/10/21/chartex" xmlns:cx3="http://schemas.microsoft.com/office/drawing/2016/5/9/chartex" xmlns:cx4="http://schemas.microsoft.com/office/drawing/2016/5/10/chartex" xmlns:cx5="http://schemas.microsoft.com/office/drawing/2016/5/11/chartex" xmlns:cx6="http://schemas.microsoft.com/office/drawing/2016/5/12/chartex" xmlns:cx7="http://schemas.microsoft.com/office/drawing/2016/5/13/chartex" xmlns:cx8="http://schemas.microsoft.com/office/drawing/2016/5/14/chartex" xmlns:mc="http://schemas.openxmlformats.org/markup-compatibility/2006" xmlns:aink="http://schemas.microsoft.com/office/drawing/2016/ink" xmlns:am3d="http://schemas.microsoft.com/office/drawing/2017/model3d" xmlns:o="urn:schemas-microsoft-com:office:office" xmlns:oel="http://schemas.microsoft.com/office/2019/extlst" xmlns:r="http://schemas.openxmlformats.org/officeDocument/2006/relationships" xmlns:m="http://schemas.openxmlformats.org/officeDocument/2006/math" xmlns:v="urn:schemas-microsoft-com:vml" xmlns:wp14="http://schemas.microsoft.com/office/word/2010/wordprocessingDrawing" xmlns:wp="http://schemas.openxmlformats.org/drawingml/2006/wordprocessingDrawing" xmlns:w10="urn:schemas-microsoft-com:office:word" xmlns:w="http://schemas.openxmlformats.org/wordprocessingml/2006/main" xmlns:w14="http://schemas.microsoft.com/office/word/2010/wordml" xmlns:w15="http://schemas.microsoft.com/office/word/2012/wordml" xmlns:w16cex="http://schemas.microsoft.com/office/word/2018/wordml/cex" xmlns:w16cid="http://schemas.microsoft.com/office/word/2016/wordml/cid" xmlns:w16="http://schemas.microsoft.com/office/word/2018/wordml" xmlns:w16du="http://schemas.microsoft.com/office/word/2023/wordml/word16du" xmlns:w16sdtdh="http://schemas.microsoft.com/office/word/2020/wordml/sdtdatahash" xmlns:w16sdtfl="http://schemas.microsoft.com/office/word/2024/wordml/sdtformatlock" xmlns:w16se="http://schemas.microsoft.com/office/word/2015/wordml/symex" xmlns:wpg="http://schemas.microsoft.com/office/word/2010/wordprocessingGroup" xmlns:wpi="http://schemas.microsoft.com/office/word/2010/wordprocessingInk" xmlns:wne="http://schemas.microsoft.com/office/word/2006/wordml" xmlns:wps="http://schemas.microsoft.com/office/word/2010/wordprocessingShape" mc:Ignorable="w14 w15 w16se w16cid w16 w16cex w16sdtdh w16sdtfl w16du wp14">
+  <w:endnote w:type="separator" w:id="-1">
+    <w:p>
+      <w:pPr>
+        <w:spacing w:after="0" w:line="240" w:lineRule="auto"/>
+      </w:pPr>
+      <w:r>
+        <w:separator/>
+      </w:r>
+    </w:p>
+  </w:endnote>
+  <w:endnote w:type="continuationSeparator" w:id="0">
+    <w:p>
+      <w:pPr>
+        <w:spacing w:after="0" w:line="240" w:lineRule="auto"/>
+      </w:pPr>
+      <w:r>
+        <w:continuationSeparator/>
+      </w:r>
+    </w:p>
+  </w:endnote>
+</w:endnotes>
+</file>
+
+<file path=word/footnotes.xml><?xml version="1.0" encoding="utf-8"?>
+<w:footnotes xmlns:wpc="http://schemas.microsoft.com/office/word/2010/wordprocessingCanvas" xmlns:cx="http://schemas.microsoft.com/office/drawing/2014/chartex" xmlns:cx1="http://schemas.microsoft.com/office/drawing/2015/9/8/chartex" xmlns:cx2="http://schemas.microsoft.com/office/drawing/2015/10/21/chartex" xmlns:cx3="http://schemas.microsoft.com/office/drawing/2016/5/9/chartex" xmlns:cx4="http://schemas.microsoft.com/office/drawing/2016/5/10/chartex" xmlns:cx5="http://schemas.microsoft.com/office/drawing/2016/5/11/chartex" xmlns:cx6="http://schemas.microsoft.com/office/drawing/2016/5/12/chartex" xmlns:cx7="http://schemas.microsoft.com/office/drawing/2016/5/13/chartex" xmlns:cx8="http://schemas.microsoft.com/office/drawing/2016/5/14/chartex" xmlns:mc="http://schemas.openxmlformats.org/markup-compatibility/2006" xmlns:aink="http://schemas.microsoft.com/office/drawing/2016/ink" xmlns:am3d="http://schemas.microsoft.com/office/drawing/2017/model3d" xmlns:o="urn:schemas-microsoft-com:office:office" xmlns:oel="http://schemas.microsoft.com/office/2019/extlst" xmlns:r="http://schemas.openxmlformats.org/officeDocument/2006/relationships" xmlns:m="http://schemas.openxmlformats.org/officeDocument/2006/math" xmlns:v="urn:schemas-microsoft-com:vml" xmlns:wp14="http://schemas.microsoft.com/office/word/2010/wordprocessingDrawing" xmlns:wp="http://schemas.openxmlformats.org/drawingml/2006/wordprocessingDrawing" xmlns:w10="urn:schemas-microsoft-com:office:word" xmlns:w="http://schemas.openxmlformats.org/wordprocessingml/2006/main" xmlns:w14="http://schemas.microsoft.com/office/word/2010/wordml" xmlns:w15="http://schemas.microsoft.com/office/word/2012/wordml" xmlns:w16cex="http://schemas.microsoft.com/office/word/2018/wordml/cex" xmlns:w16cid="http://schemas.microsoft.com/office/word/2016/wordml/cid" xmlns:w16="http://schemas.microsoft.com/office/word/2018/wordml" xmlns:w16du="http://schemas.microsoft.com/office/word/2023/wordml/word16du" xmlns:w16sdtdh="http://schemas.microsoft.com/office/word/2020/wordml/sdtdatahash" xmlns:w16sdtfl="http://schemas.microsoft.com/office/word/2024/wordml/sdtformatlock" xmlns:w16se="http://schemas.microsoft.com/office/word/2015/wordml/symex" xmlns:wpg="http://schemas.microsoft.com/office/word/2010/wordprocessingGroup" xmlns:wpi="http://schemas.microsoft.com/office/word/2010/wordprocessingInk" xmlns:wne="http://schemas.microsoft.com/office/word/2006/wordml" xmlns:wps="http://schemas.microsoft.com/office/word/2010/wordprocessingShape" mc:Ignorable="w14 w15 w16se w16cid w16 w16cex w16sdtdh w16sdtfl w16du wp14">
+  <w:footnote w:type="separator" w:id="-1">
+    <w:p>
+      <w:pPr>
+        <w:spacing w:after="0" w:line="240" w:lineRule="auto"/>
+      </w:pPr>
+      <w:r>
+        <w:separator/>
+      </w:r>
+    </w:p>
+  </w:footnote>
+  <w:footnote w:type="continuationSeparator" w:id="0">
+    <w:p>
+      <w:pPr>
+        <w:spacing w:after="0" w:line="240" w:lineRule="auto"/>
+      </w:pPr>
+      <w:r>
+        <w:continuationSeparator/>
+      </w:r>
+    </w:p>
+  </w:footnote>
+</w:footnotes>
+</file>
+
 <file path=word/numbering.xml><?xml version="1.0" encoding="utf-8"?>
-<w:numbering xmlns:wpc="http://schemas.microsoft.com/office/word/2010/wordprocessingCanvas" xmlns:cx="http://schemas.microsoft.com/office/drawing/2014/chartex" xmlns:mc="http://schemas.openxmlformats.org/markup-compatibility/2006" xmlns:o="urn:schemas-microsoft-com:office:office" xmlns:r="http://schemas.openxmlformats.org/officeDocument/2006/relationships" xmlns:m="http://schemas.openxmlformats.org/officeDocument/2006/math" xmlns:v="urn:schemas-microsoft-com:vml" xmlns:wp14="http://schemas.microsoft.com/office/word/2010/wordprocessingDrawing" xmlns:wp="http://schemas.openxmlformats.org/drawingml/2006/wordprocessingDrawing" xmlns:w10="urn:schemas-microsoft-com:office:word" xmlns:w="http://schemas.openxmlformats.org/wordprocessingml/2006/main" xmlns:w14="http://schemas.microsoft.com/office/word/2010/wordml" xmlns:w15="http://schemas.microsoft.com/office/word/2012/wordml" xmlns:w16se="http://schemas.microsoft.com/office/word/2015/wordml/symex" xmlns:wpg="http://schemas.microsoft.com/office/word/2010/wordprocessingGroup" xmlns:wpi="http://schemas.microsoft.com/office/word/2010/wordprocessingInk" xmlns:wne="http://schemas.microsoft.com/office/word/2006/wordml" xmlns:wps="http://schemas.microsoft.com/office/word/2010/wordprocessingShape" mc:Ignorable="w14 w15 w16se wp14">
+<w:numbering xmlns:wpc="http://schemas.microsoft.com/office/word/2010/wordprocessingCanvas" xmlns:cx="http://schemas.microsoft.com/office/drawing/2014/chartex" xmlns:cx1="http://schemas.microsoft.com/office/drawing/2015/9/8/chartex" xmlns:cx2="http://schemas.microsoft.com/office/drawing/2015/10/21/chartex" xmlns:cx3="http://schemas.microsoft.com/office/drawing/2016/5/9/chartex" xmlns:cx4="http://schemas.microsoft.com/office/drawing/2016/5/10/chartex" xmlns:cx5="http://schemas.microsoft.com/office/drawing/2016/5/11/chartex" xmlns:cx6="http://schemas.microsoft.com/office/drawing/2016/5/12/chartex" xmlns:cx7="http://schemas.microsoft.com/office/drawing/2016/5/13/chartex" xmlns:cx8="http://schemas.microsoft.com/office/drawing/2016/5/14/chartex" xmlns:mc="http://schemas.openxmlformats.org/markup-compatibility/2006" xmlns:aink="http://schemas.microsoft.com/office/drawing/2016/ink" xmlns:am3d="http://schemas.microsoft.com/office/drawing/2017/model3d" xmlns:o="urn:schemas-microsoft-com:office:office" xmlns:oel="http://schemas.microsoft.com/office/2019/extlst" xmlns:r="http://schemas.openxmlformats.org/officeDocument/2006/relationships" xmlns:m="http://schemas.openxmlformats.org/officeDocument/2006/math" xmlns:v="urn:schemas-microsoft-com:vml" xmlns:wp14="http://schemas.microsoft.com/office/word/2010/wordprocessingDrawing" xmlns:wp="http://schemas.openxmlformats.org/drawingml/2006/wordprocessingDrawing" xmlns:w10="urn:schemas-microsoft-com:office:word" xmlns:w="http://schemas.openxmlformats.org/wordprocessingml/2006/main" xmlns:w14="http://schemas.microsoft.com/office/word/2010/wordml" xmlns:w15="http://schemas.microsoft.com/office/word/2012/wordml" xmlns:w16cex="http://schemas.microsoft.com/office/word/2018/wordml/cex" xmlns:w16cid="http://schemas.microsoft.com/office/word/2016/wordml/cid" xmlns:w16="http://schemas.microsoft.com/office/word/2018/wordml" xmlns:w16du="http://schemas.microsoft.com/office/word/2023/wordml/word16du" xmlns:w16sdtdh="http://schemas.microsoft.com/office/word/2020/wordml/sdtdatahash" xmlns:w16sdtfl="http://schemas.microsoft.com/office/word/2024/wordml/sdtformatlock" xmlns:w16se="http://schemas.microsoft.com/office/word/2015/wordml/symex" xmlns:wpg="http://schemas.microsoft.com/office/word/2010/wordprocessingGroup" xmlns:wpi="http://schemas.microsoft.com/office/word/2010/wordprocessingInk" xmlns:wne="http://schemas.microsoft.com/office/word/2006/wordml" xmlns:wps="http://schemas.microsoft.com/office/word/2010/wordprocessingShape" mc:Ignorable="w14 w15 w16se w16cid w16 w16cex w16sdtdh w16sdtfl w16du wp14">
   <w:abstractNum w:abstractNumId="0" w15:restartNumberingAfterBreak="0">
     <w:nsid w:val="006430DD"/>
     <w:multiLevelType w:val="multilevel"/>
@@ -15650,8 +15086,8 @@
   <w:abstractNum w:abstractNumId="29" w15:restartNumberingAfterBreak="0">
     <w:nsid w:val="68C4767A"/>
     <w:multiLevelType w:val="hybridMultilevel"/>
-    <w:tmpl w:val="BC162D52"/>
-    <w:lvl w:ilvl="0" w:tplc="09649B28">
+    <w:tmpl w:val="9F02945A"/>
+    <w:lvl w:ilvl="0" w:tplc="C0F4E400">
       <w:start w:val="1"/>
       <w:numFmt w:val="decimal"/>
       <w:lvlText w:val="%1-"/>
@@ -15661,6 +15097,8 @@
       </w:pPr>
       <w:rPr>
         <w:rFonts w:hint="default"/>
+        <w:sz w:val="28"/>
+        <w:szCs w:val="28"/>
       </w:rPr>
     </w:lvl>
     <w:lvl w:ilvl="1" w:tplc="040C0019" w:tentative="1">
@@ -16358,76 +15796,76 @@
       </w:pPr>
     </w:lvl>
   </w:abstractNum>
-  <w:num w:numId="1">
+  <w:num w:numId="1" w16cid:durableId="257254621">
     <w:abstractNumId w:val="22"/>
   </w:num>
-  <w:num w:numId="2">
+  <w:num w:numId="2" w16cid:durableId="904529859">
     <w:abstractNumId w:val="7"/>
   </w:num>
-  <w:num w:numId="3">
+  <w:num w:numId="3" w16cid:durableId="1945189892">
     <w:abstractNumId w:val="27"/>
   </w:num>
-  <w:num w:numId="4">
+  <w:num w:numId="4" w16cid:durableId="1596207798">
     <w:abstractNumId w:val="0"/>
   </w:num>
-  <w:num w:numId="5">
+  <w:num w:numId="5" w16cid:durableId="1694695991">
     <w:abstractNumId w:val="9"/>
   </w:num>
-  <w:num w:numId="6">
+  <w:num w:numId="6" w16cid:durableId="1454599250">
     <w:abstractNumId w:val="20"/>
   </w:num>
-  <w:num w:numId="7">
+  <w:num w:numId="7" w16cid:durableId="1372073508">
     <w:abstractNumId w:val="6"/>
   </w:num>
-  <w:num w:numId="8">
+  <w:num w:numId="8" w16cid:durableId="789977476">
     <w:abstractNumId w:val="12"/>
   </w:num>
-  <w:num w:numId="9">
+  <w:num w:numId="9" w16cid:durableId="332538784">
     <w:abstractNumId w:val="8"/>
   </w:num>
-  <w:num w:numId="10">
+  <w:num w:numId="10" w16cid:durableId="1163400775">
     <w:abstractNumId w:val="28"/>
   </w:num>
-  <w:num w:numId="11">
+  <w:num w:numId="11" w16cid:durableId="312754035">
     <w:abstractNumId w:val="19"/>
   </w:num>
-  <w:num w:numId="12">
+  <w:num w:numId="12" w16cid:durableId="147788860">
     <w:abstractNumId w:val="24"/>
   </w:num>
-  <w:num w:numId="13">
+  <w:num w:numId="13" w16cid:durableId="1512598805">
     <w:abstractNumId w:val="30"/>
   </w:num>
-  <w:num w:numId="14">
+  <w:num w:numId="14" w16cid:durableId="2080860633">
     <w:abstractNumId w:val="4"/>
   </w:num>
-  <w:num w:numId="15">
+  <w:num w:numId="15" w16cid:durableId="1630823481">
     <w:abstractNumId w:val="2"/>
   </w:num>
-  <w:num w:numId="16">
+  <w:num w:numId="16" w16cid:durableId="933244368">
     <w:abstractNumId w:val="11"/>
   </w:num>
-  <w:num w:numId="17">
+  <w:num w:numId="17" w16cid:durableId="414398378">
     <w:abstractNumId w:val="32"/>
   </w:num>
-  <w:num w:numId="18">
+  <w:num w:numId="18" w16cid:durableId="494615014">
     <w:abstractNumId w:val="13"/>
   </w:num>
-  <w:num w:numId="19">
+  <w:num w:numId="19" w16cid:durableId="2127385184">
     <w:abstractNumId w:val="10"/>
   </w:num>
-  <w:num w:numId="20">
+  <w:num w:numId="20" w16cid:durableId="326401792">
     <w:abstractNumId w:val="16"/>
   </w:num>
-  <w:num w:numId="21">
+  <w:num w:numId="21" w16cid:durableId="287591935">
     <w:abstractNumId w:val="15"/>
   </w:num>
-  <w:num w:numId="22">
+  <w:num w:numId="22" w16cid:durableId="342172983">
     <w:abstractNumId w:val="3"/>
   </w:num>
-  <w:num w:numId="23">
+  <w:num w:numId="23" w16cid:durableId="701170922">
     <w:abstractNumId w:val="31"/>
   </w:num>
-  <w:num w:numId="24">
+  <w:num w:numId="24" w16cid:durableId="659581301">
     <w:abstractNumId w:val="31"/>
     <w:lvlOverride w:ilvl="1">
       <w:lvl w:ilvl="1">
@@ -16447,47 +15885,47 @@
       </w:lvl>
     </w:lvlOverride>
   </w:num>
-  <w:num w:numId="25">
+  <w:num w:numId="25" w16cid:durableId="1532261570">
     <w:abstractNumId w:val="33"/>
   </w:num>
-  <w:num w:numId="26">
+  <w:num w:numId="26" w16cid:durableId="329873024">
     <w:abstractNumId w:val="17"/>
   </w:num>
-  <w:num w:numId="27">
+  <w:num w:numId="27" w16cid:durableId="2081052011">
     <w:abstractNumId w:val="29"/>
   </w:num>
-  <w:num w:numId="28">
+  <w:num w:numId="28" w16cid:durableId="1630089807">
     <w:abstractNumId w:val="1"/>
   </w:num>
-  <w:num w:numId="29">
+  <w:num w:numId="29" w16cid:durableId="1092122380">
     <w:abstractNumId w:val="21"/>
   </w:num>
-  <w:num w:numId="30">
+  <w:num w:numId="30" w16cid:durableId="1293904359">
     <w:abstractNumId w:val="23"/>
   </w:num>
-  <w:num w:numId="31">
+  <w:num w:numId="31" w16cid:durableId="1365866042">
     <w:abstractNumId w:val="14"/>
   </w:num>
-  <w:num w:numId="32">
+  <w:num w:numId="32" w16cid:durableId="642200621">
     <w:abstractNumId w:val="5"/>
   </w:num>
-  <w:num w:numId="33">
+  <w:num w:numId="33" w16cid:durableId="502667242">
     <w:abstractNumId w:val="25"/>
   </w:num>
-  <w:num w:numId="34">
+  <w:num w:numId="34" w16cid:durableId="2106807965">
     <w:abstractNumId w:val="26"/>
   </w:num>
-  <w:num w:numId="35">
+  <w:num w:numId="35" w16cid:durableId="719016943">
     <w:abstractNumId w:val="34"/>
   </w:num>
-  <w:num w:numId="36">
+  <w:num w:numId="36" w16cid:durableId="248006405">
     <w:abstractNumId w:val="18"/>
   </w:num>
 </w:numbering>
 </file>
 
 <file path=word/styles.xml><?xml version="1.0" encoding="utf-8"?>
-<w:styles xmlns:mc="http://schemas.openxmlformats.org/markup-compatibility/2006" xmlns:r="http://schemas.openxmlformats.org/officeDocument/2006/relationships" xmlns:w="http://schemas.openxmlformats.org/wordprocessingml/2006/main" xmlns:w14="http://schemas.microsoft.com/office/word/2010/wordml" xmlns:w15="http://schemas.microsoft.com/office/word/2012/wordml" xmlns:w16se="http://schemas.microsoft.com/office/word/2015/wordml/symex" mc:Ignorable="w14 w15 w16se">
+<w:styles xmlns:mc="http://schemas.openxmlformats.org/markup-compatibility/2006" xmlns:r="http://schemas.openxmlformats.org/officeDocument/2006/relationships" xmlns:w="http://schemas.openxmlformats.org/wordprocessingml/2006/main" xmlns:w14="http://schemas.microsoft.com/office/word/2010/wordml" xmlns:w15="http://schemas.microsoft.com/office/word/2012/wordml" xmlns:w16cex="http://schemas.microsoft.com/office/word/2018/wordml/cex" xmlns:w16cid="http://schemas.microsoft.com/office/word/2016/wordml/cid" xmlns:w16="http://schemas.microsoft.com/office/word/2018/wordml" xmlns:w16du="http://schemas.microsoft.com/office/word/2023/wordml/word16du" xmlns:w16sdtdh="http://schemas.microsoft.com/office/word/2020/wordml/sdtdatahash" xmlns:w16sdtfl="http://schemas.microsoft.com/office/word/2024/wordml/sdtformatlock" xmlns:w16se="http://schemas.microsoft.com/office/word/2015/wordml/symex" mc:Ignorable="w14 w15 w16se w16cid w16 w16cex w16sdtdh w16sdtfl w16du">
   <w:docDefaults>
     <w:rPrDefault>
       <w:rPr>
@@ -16499,11 +15937,12 @@
     </w:rPrDefault>
     <w:pPrDefault>
       <w:pPr>
-        <w:spacing w:after="160" w:line="259" w:lineRule="auto"/>
+        <w:spacing w:after="160" w:line="360" w:lineRule="auto"/>
+        <w:jc w:val="both"/>
       </w:pPr>
     </w:pPrDefault>
   </w:docDefaults>
-  <w:latentStyles w:defLockedState="0" w:defUIPriority="99" w:defSemiHidden="0" w:defUnhideWhenUsed="0" w:defQFormat="0" w:count="371">
+  <w:latentStyles w:defLockedState="0" w:defUIPriority="99" w:defSemiHidden="0" w:defUnhideWhenUsed="0" w:defQFormat="0" w:count="376">
     <w:lsdException w:name="Normal" w:uiPriority="0" w:qFormat="1"/>
     <w:lsdException w:name="heading 1" w:uiPriority="9" w:qFormat="1"/>
     <w:lsdException w:name="heading 2" w:semiHidden="1" w:uiPriority="9" w:unhideWhenUsed="1" w:qFormat="1"/>
@@ -16875,6 +16314,11 @@
     <w:lsdException w:name="List Table 5 Dark Accent 6" w:uiPriority="50"/>
     <w:lsdException w:name="List Table 6 Colorful Accent 6" w:uiPriority="51"/>
     <w:lsdException w:name="List Table 7 Colorful Accent 6" w:uiPriority="52"/>
+    <w:lsdException w:name="Mention" w:semiHidden="1" w:unhideWhenUsed="1"/>
+    <w:lsdException w:name="Smart Hyperlink" w:semiHidden="1" w:unhideWhenUsed="1"/>
+    <w:lsdException w:name="Hashtag" w:semiHidden="1" w:unhideWhenUsed="1"/>
+    <w:lsdException w:name="Unresolved Mention" w:semiHidden="1" w:unhideWhenUsed="1"/>
+    <w:lsdException w:name="Smart Link" w:semiHidden="1" w:unhideWhenUsed="1"/>
   </w:latentStyles>
   <w:style w:type="paragraph" w:default="1" w:styleId="Normal">
     <w:name w:val="Normal"/>
@@ -17117,7 +16561,7 @@
       <w:u w:val="single"/>
     </w:rPr>
   </w:style>
-  <w:style w:type="character" w:styleId="Emphaseintense">
+  <w:style w:type="character" w:styleId="Accentuationintense">
     <w:name w:val="Intense Emphasis"/>
     <w:basedOn w:val="Policepardfaut"/>
     <w:uiPriority w:val="21"/>
@@ -17213,6 +16657,50 @@
       <w:sz w:val="28"/>
       <w:szCs w:val="28"/>
     </w:rPr>
+  </w:style>
+  <w:style w:type="paragraph" w:styleId="En-tte">
+    <w:name w:val="header"/>
+    <w:basedOn w:val="Normal"/>
+    <w:link w:val="En-tteCar"/>
+    <w:uiPriority w:val="99"/>
+    <w:unhideWhenUsed/>
+    <w:rsid w:val="008C4370"/>
+    <w:pPr>
+      <w:tabs>
+        <w:tab w:val="center" w:pos="4536"/>
+        <w:tab w:val="right" w:pos="9072"/>
+      </w:tabs>
+      <w:spacing w:after="0" w:line="240" w:lineRule="auto"/>
+    </w:pPr>
+  </w:style>
+  <w:style w:type="character" w:customStyle="1" w:styleId="En-tteCar">
+    <w:name w:val="En-tête Car"/>
+    <w:basedOn w:val="Policepardfaut"/>
+    <w:link w:val="En-tte"/>
+    <w:uiPriority w:val="99"/>
+    <w:rsid w:val="008C4370"/>
+  </w:style>
+  <w:style w:type="paragraph" w:styleId="Pieddepage">
+    <w:name w:val="footer"/>
+    <w:basedOn w:val="Normal"/>
+    <w:link w:val="PieddepageCar"/>
+    <w:uiPriority w:val="99"/>
+    <w:unhideWhenUsed/>
+    <w:rsid w:val="008C4370"/>
+    <w:pPr>
+      <w:tabs>
+        <w:tab w:val="center" w:pos="4536"/>
+        <w:tab w:val="right" w:pos="9072"/>
+      </w:tabs>
+      <w:spacing w:after="0" w:line="240" w:lineRule="auto"/>
+    </w:pPr>
+  </w:style>
+  <w:style w:type="character" w:customStyle="1" w:styleId="PieddepageCar">
+    <w:name w:val="Pied de page Car"/>
+    <w:basedOn w:val="Policepardfaut"/>
+    <w:link w:val="Pieddepage"/>
+    <w:uiPriority w:val="99"/>
+    <w:rsid w:val="008C4370"/>
   </w:style>
 </w:styles>
 </file>

--- a/docs/Rapport clustering plat.docx
+++ b/docs/Rapport clustering plat.docx
@@ -571,15 +571,37 @@
                 <w:rFonts w:ascii="Times New Roman" w:eastAsia="Times New Roman" w:hAnsi="Times New Roman" w:cs="Times New Roman"/>
                 <w:sz w:val="28"/>
               </w:rPr>
-              <w:t>MASTER INFORMATIQUE</w:t>
+              <w:t>MASTER</w:t>
             </w:r>
             <w:r>
               <w:rPr>
                 <w:rFonts w:ascii="Times New Roman" w:eastAsia="Times New Roman" w:hAnsi="Times New Roman" w:cs="Times New Roman"/>
                 <w:sz w:val="28"/>
-                <w:vertAlign w:val="subscript"/>
               </w:rPr>
               <w:t xml:space="preserve"> </w:t>
+            </w:r>
+            <w:proofErr w:type="gramStart"/>
+            <w:r>
+              <w:rPr>
+                <w:rFonts w:ascii="Times New Roman" w:eastAsia="Times New Roman" w:hAnsi="Times New Roman" w:cs="Times New Roman"/>
+                <w:sz w:val="28"/>
+              </w:rPr>
+              <w:t xml:space="preserve">2 </w:t>
+            </w:r>
+            <w:r>
+              <w:rPr>
+                <w:rFonts w:ascii="Times New Roman" w:eastAsia="Times New Roman" w:hAnsi="Times New Roman" w:cs="Times New Roman"/>
+                <w:sz w:val="28"/>
+              </w:rPr>
+              <w:t xml:space="preserve"> INFORMATIQUE</w:t>
+            </w:r>
+            <w:proofErr w:type="gramEnd"/>
+            <w:r>
+              <w:rPr>
+                <w:rFonts w:ascii="Times New Roman" w:eastAsia="Times New Roman" w:hAnsi="Times New Roman" w:cs="Times New Roman"/>
+                <w:sz w:val="28"/>
+              </w:rPr>
+              <w:t xml:space="preserve"> - GDIL</w:t>
             </w:r>
           </w:p>
           <w:p>
@@ -837,6 +859,11 @@
             <w:pPr>
               <w:ind w:right="997"/>
               <w:jc w:val="center"/>
+              <w:rPr>
+                <w:rFonts w:ascii="Times New Roman" w:eastAsia="Times New Roman" w:hAnsi="Times New Roman" w:cs="Times New Roman"/>
+                <w:b/>
+                <w:sz w:val="28"/>
+              </w:rPr>
             </w:pPr>
             <w:r>
               <w:rPr>
@@ -846,19 +873,37 @@
               </w:rPr>
               <w:t xml:space="preserve"> </w:t>
             </w:r>
+          </w:p>
+          <w:p>
+            <w:pPr>
+              <w:ind w:right="997"/>
+              <w:jc w:val="center"/>
+              <w:rPr>
+                <w:rFonts w:eastAsia="Times New Roman"/>
+                <w:sz w:val="28"/>
+              </w:rPr>
+            </w:pPr>
+          </w:p>
+          <w:p>
+            <w:pPr>
+              <w:ind w:right="997"/>
+              <w:jc w:val="center"/>
+            </w:pPr>
           </w:p>
           <w:p>
             <w:pPr>
               <w:spacing w:after="240"/>
               <w:ind w:right="792"/>
               <w:jc w:val="center"/>
+              <w:rPr>
+                <w:b/>
+                <w:bCs/>
+                <w:i/>
+                <w:iCs/>
+                <w:sz w:val="28"/>
+                <w:szCs w:val="28"/>
+              </w:rPr>
             </w:pPr>
-            <w:r>
-              <w:rPr>
-                <w:rFonts w:ascii="Times New Roman" w:eastAsia="Times New Roman" w:hAnsi="Times New Roman" w:cs="Times New Roman"/>
-              </w:rPr>
-              <w:t xml:space="preserve">Présenté par </w:t>
-            </w:r>
             <w:r>
               <w:rPr>
                 <w:rFonts w:ascii="Times New Roman" w:hAnsi="Times New Roman" w:cs="Times New Roman"/>
@@ -869,17 +914,25 @@
               <mc:AlternateContent>
                 <mc:Choice Requires="wps">
                   <w:drawing>
-                    <wp:anchor distT="45720" distB="45720" distL="114300" distR="114300" simplePos="0" relativeHeight="251660288" behindDoc="0" locked="0" layoutInCell="1" allowOverlap="1" wp14:anchorId="57B4CDFC" wp14:editId="4E4F2393">
+                    <wp:anchor distT="45720" distB="45720" distL="114300" distR="114300" simplePos="0" relativeHeight="251660288" behindDoc="1" locked="0" layoutInCell="1" allowOverlap="1" wp14:anchorId="57B4CDFC" wp14:editId="2C81AD7D">
                       <wp:simplePos x="0" y="0"/>
                       <wp:positionH relativeFrom="column">
-                        <wp:posOffset>681355</wp:posOffset>
+                        <wp:posOffset>49530</wp:posOffset>
                       </wp:positionH>
                       <wp:positionV relativeFrom="paragraph">
-                        <wp:posOffset>252730</wp:posOffset>
+                        <wp:posOffset>335280</wp:posOffset>
                       </wp:positionV>
-                      <wp:extent cx="4333240" cy="2014855"/>
-                      <wp:effectExtent l="0" t="0" r="10160" b="23495"/>
-                      <wp:wrapSquare wrapText="bothSides"/>
+                      <wp:extent cx="5743575" cy="1400175"/>
+                      <wp:effectExtent l="0" t="0" r="28575" b="28575"/>
+                      <wp:wrapTight wrapText="bothSides">
+                        <wp:wrapPolygon edited="0">
+                          <wp:start x="0" y="0"/>
+                          <wp:lineTo x="0" y="21747"/>
+                          <wp:lineTo x="21636" y="21747"/>
+                          <wp:lineTo x="21636" y="0"/>
+                          <wp:lineTo x="0" y="0"/>
+                        </wp:wrapPolygon>
+                      </wp:wrapTight>
                       <wp:docPr id="1" name="Zone de texte 2"/>
                       <wp:cNvGraphicFramePr>
                         <a:graphicFrameLocks xmlns:a="http://schemas.openxmlformats.org/drawingml/2006/main"/>
@@ -893,7 +946,7 @@
                             <wps:spPr bwMode="auto">
                               <a:xfrm>
                                 <a:off x="0" y="0"/>
-                                <a:ext cx="4333240" cy="2014855"/>
+                                <a:ext cx="5743575" cy="1400175"/>
                               </a:xfrm>
                               <a:prstGeom prst="rect">
                                 <a:avLst/>
@@ -915,31 +968,47 @@
                                 <w:p>
                                   <w:pPr>
                                     <w:pStyle w:val="pf0"/>
+                                    <w:rPr>
+                                      <w:b/>
+                                      <w:bCs/>
+                                      <w:sz w:val="22"/>
+                                      <w:szCs w:val="22"/>
+                                    </w:rPr>
                                   </w:pPr>
                                   <w:r>
-                                    <w:t>DAOUDA FICKOU</w:t>
-                                  </w:r>
-                                  <w:r>
-                                    <w:t xml:space="preserve"> (</w:t>
-                                  </w:r>
-                                  <w:hyperlink r:id="rId11" w:history="1">
-                                    <w:r>
-                                      <w:rPr>
-                                        <w:rStyle w:val="Lienhypertexte"/>
-                                      </w:rPr>
-                                      <w:t>fickou.daouda@ugb.edu.sn</w:t>
-                                    </w:r>
-                                  </w:hyperlink>
-                                  <w:r>
-                                    <w:t>)</w:t>
-                                  </w:r>
-                                  <w:r>
-                                    <w:t xml:space="preserve"> : chargé de la </w:t>
+                                    <w:rPr>
+                                      <w:b/>
+                                      <w:bCs/>
+                                      <w:i/>
+                                      <w:iCs/>
+                                    </w:rPr>
+                                    <w:t>Daouda</w:t>
                                   </w:r>
                                   <w:r>
                                     <w:rPr>
                                       <w:b/>
                                       <w:bCs/>
+                                      <w:i/>
+                                      <w:iCs/>
+                                    </w:rPr>
+                                    <w:t xml:space="preserve"> FICKOU</w:t>
+                                  </w:r>
+                                  <w:r>
+                                    <w:t xml:space="preserve">: </w:t>
+                                  </w:r>
+                                  <w:r>
+                                    <w:rPr>
+                                      <w:sz w:val="22"/>
+                                      <w:szCs w:val="22"/>
+                                    </w:rPr>
+                                    <w:t xml:space="preserve">chargé de la </w:t>
+                                  </w:r>
+                                  <w:r>
+                                    <w:rPr>
+                                      <w:b/>
+                                      <w:bCs/>
+                                      <w:sz w:val="22"/>
+                                      <w:szCs w:val="22"/>
                                     </w:rPr>
                                     <w:t>Présentation,</w:t>
                                   </w:r>
@@ -947,34 +1016,71 @@
                                     <w:rPr>
                                       <w:b/>
                                       <w:bCs/>
+                                      <w:sz w:val="22"/>
+                                      <w:szCs w:val="22"/>
                                     </w:rPr>
-                                    <w:t xml:space="preserve"> exploration</w:t>
+                                    <w:t xml:space="preserve"> </w:t>
                                   </w:r>
                                   <w:r>
                                     <w:rPr>
                                       <w:b/>
                                       <w:bCs/>
+                                      <w:sz w:val="22"/>
+                                      <w:szCs w:val="22"/>
                                     </w:rPr>
-                                    <w:t xml:space="preserve"> et pr</w:t>
+                                    <w:t>E</w:t>
                                   </w:r>
                                   <w:r>
                                     <w:rPr>
                                       <w:b/>
                                       <w:bCs/>
+                                      <w:sz w:val="22"/>
+                                      <w:szCs w:val="22"/>
                                     </w:rPr>
-                                    <w:t>étrait</w:t>
+                                    <w:t>xploration</w:t>
                                   </w:r>
                                   <w:r>
                                     <w:rPr>
                                       <w:b/>
                                       <w:bCs/>
+                                      <w:sz w:val="22"/>
+                                      <w:szCs w:val="22"/>
                                     </w:rPr>
-                                    <w:t>ement</w:t>
+                                    <w:t xml:space="preserve"> et</w:t>
                                   </w:r>
                                   <w:r>
                                     <w:rPr>
                                       <w:b/>
                                       <w:bCs/>
+                                      <w:sz w:val="22"/>
+                                      <w:szCs w:val="22"/>
+                                    </w:rPr>
+                                    <w:t xml:space="preserve"> </w:t>
+                                  </w:r>
+                                  <w:r>
+                                    <w:rPr>
+                                      <w:b/>
+                                      <w:bCs/>
+                                      <w:sz w:val="22"/>
+                                      <w:szCs w:val="22"/>
+                                    </w:rPr>
+                                    <w:t>P</w:t>
+                                  </w:r>
+                                  <w:r>
+                                    <w:rPr>
+                                      <w:b/>
+                                      <w:bCs/>
+                                      <w:sz w:val="22"/>
+                                      <w:szCs w:val="22"/>
+                                    </w:rPr>
+                                    <w:t>rétraitement</w:t>
+                                  </w:r>
+                                  <w:r>
+                                    <w:rPr>
+                                      <w:b/>
+                                      <w:bCs/>
+                                      <w:sz w:val="22"/>
+                                      <w:szCs w:val="22"/>
                                     </w:rPr>
                                     <w:t xml:space="preserve"> des données</w:t>
                                   </w:r>
@@ -994,18 +1100,24 @@
                                       <w:rFonts w:ascii="Times New Roman" w:hAnsi="Times New Roman" w:cs="Times New Roman"/>
                                       <w:b/>
                                       <w:bCs/>
+                                      <w:i/>
+                                      <w:iCs/>
                                       <w:sz w:val="24"/>
                                       <w:szCs w:val="24"/>
                                     </w:rPr>
-                                    <w:t xml:space="preserve">MOUHAMADOU GUEYE : </w:t>
+                                    <w:t>Mouhamadou</w:t>
                                   </w:r>
                                   <w:r>
                                     <w:rPr>
                                       <w:rFonts w:ascii="Times New Roman" w:hAnsi="Times New Roman" w:cs="Times New Roman"/>
+                                      <w:b/>
+                                      <w:bCs/>
+                                      <w:i/>
+                                      <w:iCs/>
                                       <w:sz w:val="24"/>
                                       <w:szCs w:val="24"/>
                                     </w:rPr>
-                                    <w:t xml:space="preserve">chargé de la </w:t>
+                                    <w:t xml:space="preserve"> GUEYE</w:t>
                                   </w:r>
                                   <w:r>
                                     <w:rPr>
@@ -1015,7 +1127,47 @@
                                       <w:sz w:val="24"/>
                                       <w:szCs w:val="24"/>
                                     </w:rPr>
-                                    <w:t>Méthodologie et Résultats</w:t>
+                                    <w:t xml:space="preserve"> : </w:t>
+                                  </w:r>
+                                  <w:r>
+                                    <w:rPr>
+                                      <w:rFonts w:ascii="Times New Roman" w:hAnsi="Times New Roman" w:cs="Times New Roman"/>
+                                    </w:rPr>
+                                    <w:t xml:space="preserve">chargé de la </w:t>
+                                  </w:r>
+                                  <w:r>
+                                    <w:rPr>
+                                      <w:rFonts w:ascii="Times New Roman" w:hAnsi="Times New Roman" w:cs="Times New Roman"/>
+                                      <w:b/>
+                                      <w:bCs/>
+                                    </w:rPr>
+                                    <w:t>Méthodologie et</w:t>
+                                  </w:r>
+                                  <w:r>
+                                    <w:rPr>
+                                      <w:rFonts w:ascii="Times New Roman" w:hAnsi="Times New Roman" w:cs="Times New Roman"/>
+                                      <w:b/>
+                                      <w:bCs/>
+                                    </w:rPr>
+                                    <w:t xml:space="preserve"> </w:t>
+                                  </w:r>
+                                  <w:proofErr w:type="spellStart"/>
+                                  <w:r>
+                                    <w:rPr>
+                                      <w:rFonts w:ascii="Times New Roman" w:hAnsi="Times New Roman" w:cs="Times New Roman"/>
+                                      <w:b/>
+                                      <w:bCs/>
+                                    </w:rPr>
+                                    <w:t>Modelisation</w:t>
+                                  </w:r>
+                                  <w:proofErr w:type="spellEnd"/>
+                                  <w:r>
+                                    <w:rPr>
+                                      <w:rFonts w:ascii="Times New Roman" w:hAnsi="Times New Roman" w:cs="Times New Roman"/>
+                                      <w:b/>
+                                      <w:bCs/>
+                                    </w:rPr>
+                                    <w:t xml:space="preserve"> </w:t>
                                   </w:r>
                                 </w:p>
                                 <w:p>
@@ -1031,27 +1183,24 @@
                                       <w:rFonts w:ascii="Times New Roman" w:hAnsi="Times New Roman" w:cs="Times New Roman"/>
                                       <w:b/>
                                       <w:bCs/>
+                                      <w:i/>
+                                      <w:iCs/>
                                       <w:sz w:val="24"/>
                                       <w:szCs w:val="24"/>
                                     </w:rPr>
-                                    <w:t xml:space="preserve">MAME ANTA BATHILY : </w:t>
-                                  </w:r>
-                                  <w:r>
-                                    <w:rPr>
-                                      <w:rFonts w:ascii="Times New Roman" w:hAnsi="Times New Roman" w:cs="Times New Roman"/>
-                                      <w:sz w:val="24"/>
-                                      <w:szCs w:val="24"/>
-                                    </w:rPr>
-                                    <w:t xml:space="preserve">chargé de </w:t>
+                                    <w:t>Mame Anta</w:t>
                                   </w:r>
                                   <w:r>
                                     <w:rPr>
                                       <w:rFonts w:ascii="Times New Roman" w:hAnsi="Times New Roman" w:cs="Times New Roman"/>
                                       <w:b/>
+                                      <w:bCs/>
+                                      <w:i/>
+                                      <w:iCs/>
                                       <w:sz w:val="24"/>
                                       <w:szCs w:val="24"/>
                                     </w:rPr>
-                                    <w:t>l’Analyse</w:t>
+                                    <w:t xml:space="preserve"> BATHILY</w:t>
                                   </w:r>
                                   <w:r>
                                     <w:rPr>
@@ -1061,8 +1210,105 @@
                                       <w:sz w:val="24"/>
                                       <w:szCs w:val="24"/>
                                     </w:rPr>
-                                    <w:t xml:space="preserve"> et discussion</w:t>
+                                    <w:t xml:space="preserve"> : </w:t>
                                   </w:r>
+                                  <w:r>
+                                    <w:rPr>
+                                      <w:rFonts w:ascii="Times New Roman" w:hAnsi="Times New Roman" w:cs="Times New Roman"/>
+                                      <w:sz w:val="24"/>
+                                      <w:szCs w:val="24"/>
+                                    </w:rPr>
+                                    <w:t>chargé de</w:t>
+                                  </w:r>
+                                  <w:r>
+                                    <w:rPr>
+                                      <w:rFonts w:ascii="Times New Roman" w:hAnsi="Times New Roman" w:cs="Times New Roman"/>
+                                      <w:sz w:val="24"/>
+                                      <w:szCs w:val="24"/>
+                                    </w:rPr>
+                                    <w:t xml:space="preserve"> la </w:t>
+                                  </w:r>
+                                  <w:proofErr w:type="spellStart"/>
+                                  <w:r>
+                                    <w:rPr>
+                                      <w:rFonts w:ascii="Times New Roman" w:hAnsi="Times New Roman" w:cs="Times New Roman"/>
+                                      <w:b/>
+                                      <w:bCs/>
+                                      <w:sz w:val="24"/>
+                                      <w:szCs w:val="24"/>
+                                    </w:rPr>
+                                    <w:t>Presentation</w:t>
+                                  </w:r>
+                                  <w:proofErr w:type="spellEnd"/>
+                                  <w:r>
+                                    <w:rPr>
+                                      <w:rFonts w:ascii="Times New Roman" w:hAnsi="Times New Roman" w:cs="Times New Roman"/>
+                                      <w:sz w:val="24"/>
+                                      <w:szCs w:val="24"/>
+                                    </w:rPr>
+                                    <w:t xml:space="preserve"> ,</w:t>
+                                  </w:r>
+                                  <w:r>
+                                    <w:rPr>
+                                      <w:rFonts w:ascii="Times New Roman" w:hAnsi="Times New Roman" w:cs="Times New Roman"/>
+                                      <w:b/>
+                                      <w:sz w:val="24"/>
+                                      <w:szCs w:val="24"/>
+                                    </w:rPr>
+                                    <w:t>Analyse</w:t>
+                                  </w:r>
+                                  <w:r>
+                                    <w:rPr>
+                                      <w:rFonts w:ascii="Times New Roman" w:hAnsi="Times New Roman" w:cs="Times New Roman"/>
+                                      <w:b/>
+                                      <w:bCs/>
+                                      <w:sz w:val="24"/>
+                                      <w:szCs w:val="24"/>
+                                    </w:rPr>
+                                    <w:t xml:space="preserve"> et </w:t>
+                                  </w:r>
+                                  <w:r>
+                                    <w:rPr>
+                                      <w:rFonts w:ascii="Times New Roman" w:hAnsi="Times New Roman" w:cs="Times New Roman"/>
+                                      <w:b/>
+                                      <w:bCs/>
+                                      <w:sz w:val="24"/>
+                                      <w:szCs w:val="24"/>
+                                    </w:rPr>
+                                    <w:t>D</w:t>
+                                  </w:r>
+                                  <w:r>
+                                    <w:rPr>
+                                      <w:rFonts w:ascii="Times New Roman" w:hAnsi="Times New Roman" w:cs="Times New Roman"/>
+                                      <w:b/>
+                                      <w:bCs/>
+                                      <w:sz w:val="24"/>
+                                      <w:szCs w:val="24"/>
+                                    </w:rPr>
+                                    <w:t>iscussion</w:t>
+                                  </w:r>
+                                  <w:r>
+                                    <w:rPr>
+                                      <w:rFonts w:ascii="Times New Roman" w:hAnsi="Times New Roman" w:cs="Times New Roman"/>
+                                      <w:b/>
+                                      <w:bCs/>
+                                      <w:sz w:val="24"/>
+                                      <w:szCs w:val="24"/>
+                                    </w:rPr>
+                                    <w:t xml:space="preserve"> des </w:t>
+                                  </w:r>
+                                  <w:proofErr w:type="spellStart"/>
+                                  <w:r>
+                                    <w:rPr>
+                                      <w:rFonts w:ascii="Times New Roman" w:hAnsi="Times New Roman" w:cs="Times New Roman"/>
+                                      <w:b/>
+                                      <w:bCs/>
+                                      <w:sz w:val="24"/>
+                                      <w:szCs w:val="24"/>
+                                    </w:rPr>
+                                    <w:t>resultats</w:t>
+                                  </w:r>
+                                  <w:proofErr w:type="spellEnd"/>
                                 </w:p>
                               </w:txbxContent>
                             </wps:txbx>
@@ -1087,37 +1333,53 @@
                       <v:stroke joinstyle="miter"/>
                       <v:path gradientshapeok="t" o:connecttype="rect"/>
                     </v:shapetype>
-                    <v:shape id="Zone de texte 2" o:spid="_x0000_s1031" type="#_x0000_t202" style="position:absolute;left:0;text-align:left;margin-left:53.65pt;margin-top:19.9pt;width:341.2pt;height:158.65pt;z-index:251660288;visibility:visible;mso-wrap-style:square;mso-width-percent:0;mso-height-percent:0;mso-wrap-distance-left:9pt;mso-wrap-distance-top:3.6pt;mso-wrap-distance-right:9pt;mso-wrap-distance-bottom:3.6pt;mso-position-horizontal:absolute;mso-position-horizontal-relative:text;mso-position-vertical:absolute;mso-position-vertical-relative:text;mso-width-percent:0;mso-height-percent:0;mso-width-relative:margin;mso-height-relative:margin;v-text-anchor:top" o:gfxdata="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" strokecolor="white [3212]">
+                    <v:shape id="Zone de texte 2" o:spid="_x0000_s1031" type="#_x0000_t202" style="position:absolute;left:0;text-align:left;margin-left:3.9pt;margin-top:26.4pt;width:452.25pt;height:110.25pt;z-index:-251656192;visibility:visible;mso-wrap-style:square;mso-width-percent:0;mso-height-percent:0;mso-wrap-distance-left:9pt;mso-wrap-distance-top:3.6pt;mso-wrap-distance-right:9pt;mso-wrap-distance-bottom:3.6pt;mso-position-horizontal:absolute;mso-position-horizontal-relative:text;mso-position-vertical:absolute;mso-position-vertical-relative:text;mso-width-percent:0;mso-height-percent:0;mso-width-relative:margin;mso-height-relative:margin;v-text-anchor:top" o:gfxdata="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" strokecolor="white [3212]">
                       <v:textbox>
                         <w:txbxContent>
                           <w:p>
                             <w:pPr>
                               <w:pStyle w:val="pf0"/>
+                              <w:rPr>
+                                <w:b/>
+                                <w:bCs/>
+                                <w:sz w:val="22"/>
+                                <w:szCs w:val="22"/>
+                              </w:rPr>
                             </w:pPr>
                             <w:r>
-                              <w:t>DAOUDA FICKOU</w:t>
-                            </w:r>
-                            <w:r>
-                              <w:t xml:space="preserve"> (</w:t>
-                            </w:r>
-                            <w:hyperlink r:id="rId12" w:history="1">
-                              <w:r>
-                                <w:rPr>
-                                  <w:rStyle w:val="Lienhypertexte"/>
-                                </w:rPr>
-                                <w:t>fickou.daouda@ugb.edu.sn</w:t>
-                              </w:r>
-                            </w:hyperlink>
-                            <w:r>
-                              <w:t>)</w:t>
-                            </w:r>
-                            <w:r>
-                              <w:t xml:space="preserve"> : chargé de la </w:t>
+                              <w:rPr>
+                                <w:b/>
+                                <w:bCs/>
+                                <w:i/>
+                                <w:iCs/>
+                              </w:rPr>
+                              <w:t>Daouda</w:t>
                             </w:r>
                             <w:r>
                               <w:rPr>
                                 <w:b/>
                                 <w:bCs/>
+                                <w:i/>
+                                <w:iCs/>
+                              </w:rPr>
+                              <w:t xml:space="preserve"> FICKOU</w:t>
+                            </w:r>
+                            <w:r>
+                              <w:t xml:space="preserve">: </w:t>
+                            </w:r>
+                            <w:r>
+                              <w:rPr>
+                                <w:sz w:val="22"/>
+                                <w:szCs w:val="22"/>
+                              </w:rPr>
+                              <w:t xml:space="preserve">chargé de la </w:t>
+                            </w:r>
+                            <w:r>
+                              <w:rPr>
+                                <w:b/>
+                                <w:bCs/>
+                                <w:sz w:val="22"/>
+                                <w:szCs w:val="22"/>
                               </w:rPr>
                               <w:t>Présentation,</w:t>
                             </w:r>
@@ -1125,34 +1387,71 @@
                               <w:rPr>
                                 <w:b/>
                                 <w:bCs/>
+                                <w:sz w:val="22"/>
+                                <w:szCs w:val="22"/>
                               </w:rPr>
-                              <w:t xml:space="preserve"> exploration</w:t>
+                              <w:t xml:space="preserve"> </w:t>
                             </w:r>
                             <w:r>
                               <w:rPr>
                                 <w:b/>
                                 <w:bCs/>
+                                <w:sz w:val="22"/>
+                                <w:szCs w:val="22"/>
                               </w:rPr>
-                              <w:t xml:space="preserve"> et pr</w:t>
+                              <w:t>E</w:t>
                             </w:r>
                             <w:r>
                               <w:rPr>
                                 <w:b/>
                                 <w:bCs/>
+                                <w:sz w:val="22"/>
+                                <w:szCs w:val="22"/>
                               </w:rPr>
-                              <w:t>étrait</w:t>
+                              <w:t>xploration</w:t>
                             </w:r>
                             <w:r>
                               <w:rPr>
                                 <w:b/>
                                 <w:bCs/>
+                                <w:sz w:val="22"/>
+                                <w:szCs w:val="22"/>
                               </w:rPr>
-                              <w:t>ement</w:t>
+                              <w:t xml:space="preserve"> et</w:t>
                             </w:r>
                             <w:r>
                               <w:rPr>
                                 <w:b/>
                                 <w:bCs/>
+                                <w:sz w:val="22"/>
+                                <w:szCs w:val="22"/>
+                              </w:rPr>
+                              <w:t xml:space="preserve"> </w:t>
+                            </w:r>
+                            <w:r>
+                              <w:rPr>
+                                <w:b/>
+                                <w:bCs/>
+                                <w:sz w:val="22"/>
+                                <w:szCs w:val="22"/>
+                              </w:rPr>
+                              <w:t>P</w:t>
+                            </w:r>
+                            <w:r>
+                              <w:rPr>
+                                <w:b/>
+                                <w:bCs/>
+                                <w:sz w:val="22"/>
+                                <w:szCs w:val="22"/>
+                              </w:rPr>
+                              <w:t>rétraitement</w:t>
+                            </w:r>
+                            <w:r>
+                              <w:rPr>
+                                <w:b/>
+                                <w:bCs/>
+                                <w:sz w:val="22"/>
+                                <w:szCs w:val="22"/>
                               </w:rPr>
                               <w:t xml:space="preserve"> des données</w:t>
                             </w:r>
@@ -1172,18 +1471,24 @@
                                 <w:rFonts w:ascii="Times New Roman" w:hAnsi="Times New Roman" w:cs="Times New Roman"/>
                                 <w:b/>
                                 <w:bCs/>
+                                <w:i/>
+                                <w:iCs/>
                                 <w:sz w:val="24"/>
                                 <w:szCs w:val="24"/>
                               </w:rPr>
-                              <w:t xml:space="preserve">MOUHAMADOU GUEYE : </w:t>
+                              <w:t>Mouhamadou</w:t>
                             </w:r>
                             <w:r>
                               <w:rPr>
                                 <w:rFonts w:ascii="Times New Roman" w:hAnsi="Times New Roman" w:cs="Times New Roman"/>
+                                <w:b/>
+                                <w:bCs/>
+                                <w:i/>
+                                <w:iCs/>
                                 <w:sz w:val="24"/>
                                 <w:szCs w:val="24"/>
                               </w:rPr>
-                              <w:t xml:space="preserve">chargé de la </w:t>
+                              <w:t xml:space="preserve"> GUEYE</w:t>
                             </w:r>
                             <w:r>
                               <w:rPr>
@@ -1193,7 +1498,47 @@
                                 <w:sz w:val="24"/>
                                 <w:szCs w:val="24"/>
                               </w:rPr>
-                              <w:t>Méthodologie et Résultats</w:t>
+                              <w:t xml:space="preserve"> : </w:t>
+                            </w:r>
+                            <w:r>
+                              <w:rPr>
+                                <w:rFonts w:ascii="Times New Roman" w:hAnsi="Times New Roman" w:cs="Times New Roman"/>
+                              </w:rPr>
+                              <w:t xml:space="preserve">chargé de la </w:t>
+                            </w:r>
+                            <w:r>
+                              <w:rPr>
+                                <w:rFonts w:ascii="Times New Roman" w:hAnsi="Times New Roman" w:cs="Times New Roman"/>
+                                <w:b/>
+                                <w:bCs/>
+                              </w:rPr>
+                              <w:t>Méthodologie et</w:t>
+                            </w:r>
+                            <w:r>
+                              <w:rPr>
+                                <w:rFonts w:ascii="Times New Roman" w:hAnsi="Times New Roman" w:cs="Times New Roman"/>
+                                <w:b/>
+                                <w:bCs/>
+                              </w:rPr>
+                              <w:t xml:space="preserve"> </w:t>
+                            </w:r>
+                            <w:proofErr w:type="spellStart"/>
+                            <w:r>
+                              <w:rPr>
+                                <w:rFonts w:ascii="Times New Roman" w:hAnsi="Times New Roman" w:cs="Times New Roman"/>
+                                <w:b/>
+                                <w:bCs/>
+                              </w:rPr>
+                              <w:t>Modelisation</w:t>
+                            </w:r>
+                            <w:proofErr w:type="spellEnd"/>
+                            <w:r>
+                              <w:rPr>
+                                <w:rFonts w:ascii="Times New Roman" w:hAnsi="Times New Roman" w:cs="Times New Roman"/>
+                                <w:b/>
+                                <w:bCs/>
+                              </w:rPr>
+                              <w:t xml:space="preserve"> </w:t>
                             </w:r>
                           </w:p>
                           <w:p>
@@ -1209,27 +1554,24 @@
                                 <w:rFonts w:ascii="Times New Roman" w:hAnsi="Times New Roman" w:cs="Times New Roman"/>
                                 <w:b/>
                                 <w:bCs/>
+                                <w:i/>
+                                <w:iCs/>
                                 <w:sz w:val="24"/>
                                 <w:szCs w:val="24"/>
                               </w:rPr>
-                              <w:t xml:space="preserve">MAME ANTA BATHILY : </w:t>
-                            </w:r>
-                            <w:r>
-                              <w:rPr>
-                                <w:rFonts w:ascii="Times New Roman" w:hAnsi="Times New Roman" w:cs="Times New Roman"/>
-                                <w:sz w:val="24"/>
-                                <w:szCs w:val="24"/>
-                              </w:rPr>
-                              <w:t xml:space="preserve">chargé de </w:t>
+                              <w:t>Mame Anta</w:t>
                             </w:r>
                             <w:r>
                               <w:rPr>
                                 <w:rFonts w:ascii="Times New Roman" w:hAnsi="Times New Roman" w:cs="Times New Roman"/>
                                 <w:b/>
+                                <w:bCs/>
+                                <w:i/>
+                                <w:iCs/>
                                 <w:sz w:val="24"/>
                                 <w:szCs w:val="24"/>
                               </w:rPr>
-                              <w:t>l’Analyse</w:t>
+                              <w:t xml:space="preserve"> BATHILY</w:t>
                             </w:r>
                             <w:r>
                               <w:rPr>
@@ -1239,16 +1581,137 @@
                                 <w:sz w:val="24"/>
                                 <w:szCs w:val="24"/>
                               </w:rPr>
-                              <w:t xml:space="preserve"> et discussion</w:t>
+                              <w:t xml:space="preserve"> : </w:t>
                             </w:r>
+                            <w:r>
+                              <w:rPr>
+                                <w:rFonts w:ascii="Times New Roman" w:hAnsi="Times New Roman" w:cs="Times New Roman"/>
+                                <w:sz w:val="24"/>
+                                <w:szCs w:val="24"/>
+                              </w:rPr>
+                              <w:t>chargé de</w:t>
+                            </w:r>
+                            <w:r>
+                              <w:rPr>
+                                <w:rFonts w:ascii="Times New Roman" w:hAnsi="Times New Roman" w:cs="Times New Roman"/>
+                                <w:sz w:val="24"/>
+                                <w:szCs w:val="24"/>
+                              </w:rPr>
+                              <w:t xml:space="preserve"> la </w:t>
+                            </w:r>
+                            <w:proofErr w:type="spellStart"/>
+                            <w:r>
+                              <w:rPr>
+                                <w:rFonts w:ascii="Times New Roman" w:hAnsi="Times New Roman" w:cs="Times New Roman"/>
+                                <w:b/>
+                                <w:bCs/>
+                                <w:sz w:val="24"/>
+                                <w:szCs w:val="24"/>
+                              </w:rPr>
+                              <w:t>Presentation</w:t>
+                            </w:r>
+                            <w:proofErr w:type="spellEnd"/>
+                            <w:r>
+                              <w:rPr>
+                                <w:rFonts w:ascii="Times New Roman" w:hAnsi="Times New Roman" w:cs="Times New Roman"/>
+                                <w:sz w:val="24"/>
+                                <w:szCs w:val="24"/>
+                              </w:rPr>
+                              <w:t xml:space="preserve"> ,</w:t>
+                            </w:r>
+                            <w:r>
+                              <w:rPr>
+                                <w:rFonts w:ascii="Times New Roman" w:hAnsi="Times New Roman" w:cs="Times New Roman"/>
+                                <w:b/>
+                                <w:sz w:val="24"/>
+                                <w:szCs w:val="24"/>
+                              </w:rPr>
+                              <w:t>Analyse</w:t>
+                            </w:r>
+                            <w:r>
+                              <w:rPr>
+                                <w:rFonts w:ascii="Times New Roman" w:hAnsi="Times New Roman" w:cs="Times New Roman"/>
+                                <w:b/>
+                                <w:bCs/>
+                                <w:sz w:val="24"/>
+                                <w:szCs w:val="24"/>
+                              </w:rPr>
+                              <w:t xml:space="preserve"> et </w:t>
+                            </w:r>
+                            <w:r>
+                              <w:rPr>
+                                <w:rFonts w:ascii="Times New Roman" w:hAnsi="Times New Roman" w:cs="Times New Roman"/>
+                                <w:b/>
+                                <w:bCs/>
+                                <w:sz w:val="24"/>
+                                <w:szCs w:val="24"/>
+                              </w:rPr>
+                              <w:t>D</w:t>
+                            </w:r>
+                            <w:r>
+                              <w:rPr>
+                                <w:rFonts w:ascii="Times New Roman" w:hAnsi="Times New Roman" w:cs="Times New Roman"/>
+                                <w:b/>
+                                <w:bCs/>
+                                <w:sz w:val="24"/>
+                                <w:szCs w:val="24"/>
+                              </w:rPr>
+                              <w:t>iscussion</w:t>
+                            </w:r>
+                            <w:r>
+                              <w:rPr>
+                                <w:rFonts w:ascii="Times New Roman" w:hAnsi="Times New Roman" w:cs="Times New Roman"/>
+                                <w:b/>
+                                <w:bCs/>
+                                <w:sz w:val="24"/>
+                                <w:szCs w:val="24"/>
+                              </w:rPr>
+                              <w:t xml:space="preserve"> des </w:t>
+                            </w:r>
+                            <w:proofErr w:type="spellStart"/>
+                            <w:r>
+                              <w:rPr>
+                                <w:rFonts w:ascii="Times New Roman" w:hAnsi="Times New Roman" w:cs="Times New Roman"/>
+                                <w:b/>
+                                <w:bCs/>
+                                <w:sz w:val="24"/>
+                                <w:szCs w:val="24"/>
+                              </w:rPr>
+                              <w:t>resultats</w:t>
+                            </w:r>
+                            <w:proofErr w:type="spellEnd"/>
                           </w:p>
                         </w:txbxContent>
                       </v:textbox>
-                      <w10:wrap type="square"/>
+                      <w10:wrap type="tight"/>
                     </v:shape>
                   </w:pict>
                 </mc:Fallback>
               </mc:AlternateContent>
+            </w:r>
+            <w:r>
+              <w:rPr>
+                <w:rFonts w:ascii="Times New Roman" w:eastAsia="Times New Roman" w:hAnsi="Times New Roman" w:cs="Times New Roman"/>
+                <w:b/>
+                <w:bCs/>
+                <w:i/>
+                <w:iCs/>
+                <w:sz w:val="28"/>
+                <w:szCs w:val="28"/>
+              </w:rPr>
+              <w:t>Présenté par</w:t>
+            </w:r>
+            <w:r>
+              <w:rPr>
+                <w:rFonts w:ascii="Times New Roman" w:eastAsia="Times New Roman" w:hAnsi="Times New Roman" w:cs="Times New Roman"/>
+                <w:b/>
+                <w:bCs/>
+                <w:i/>
+                <w:iCs/>
+                <w:sz w:val="28"/>
+                <w:szCs w:val="28"/>
+              </w:rPr>
+              <w:t> :</w:t>
             </w:r>
           </w:p>
           <w:p>
@@ -1257,27 +1720,6 @@
               <w:ind w:right="792"/>
               <w:jc w:val="center"/>
             </w:pPr>
-          </w:p>
-          <w:p>
-            <w:pPr>
-              <w:spacing w:after="240"/>
-              <w:ind w:right="792"/>
-              <w:jc w:val="center"/>
-            </w:pPr>
-          </w:p>
-          <w:p>
-            <w:pPr>
-              <w:spacing w:after="240"/>
-              <w:ind w:right="792"/>
-              <w:jc w:val="center"/>
-            </w:pPr>
-          </w:p>
-          <w:p>
-            <w:pPr>
-              <w:spacing w:after="240"/>
-              <w:ind w:right="792"/>
-              <w:jc w:val="center"/>
-            </w:pPr>
             <w:r>
               <w:rPr>
                 <w:rFonts w:ascii="Times New Roman" w:eastAsia="Times New Roman" w:hAnsi="Times New Roman" w:cs="Times New Roman"/>
@@ -1289,7 +1731,7 @@
               <mc:AlternateContent>
                 <mc:Choice Requires="wps">
                   <w:drawing>
-                    <wp:anchor distT="45720" distB="45720" distL="114300" distR="114300" simplePos="0" relativeHeight="251659264" behindDoc="0" locked="0" layoutInCell="1" allowOverlap="1" wp14:anchorId="4D148EE0" wp14:editId="28BA045D">
+                    <wp:anchor distT="45720" distB="45720" distL="114300" distR="114300" simplePos="0" relativeHeight="251659264" behindDoc="0" locked="0" layoutInCell="1" allowOverlap="1" wp14:anchorId="4D148EE0" wp14:editId="7B388782">
                       <wp:simplePos x="0" y="0"/>
                       <wp:positionH relativeFrom="column">
                         <wp:posOffset>1542415</wp:posOffset>
@@ -1484,24 +1926,6 @@
                 </mc:Fallback>
               </mc:AlternateContent>
             </w:r>
-            <w:r>
-              <w:rPr>
-                <w:rFonts w:ascii="Times New Roman" w:hAnsi="Times New Roman" w:cs="Times New Roman"/>
-                <w:b/>
-                <w:bCs/>
-              </w:rPr>
-              <w:t xml:space="preserve"> </w:t>
-            </w:r>
-          </w:p>
-          <w:p>
-            <w:pPr>
-              <w:spacing w:after="2323"/>
-              <w:ind w:right="737"/>
-              <w:jc w:val="center"/>
-              <w:rPr>
-                <w:rFonts w:ascii="Times New Roman" w:hAnsi="Times New Roman" w:cs="Times New Roman"/>
-              </w:rPr>
-            </w:pPr>
           </w:p>
         </w:tc>
       </w:tr>
@@ -7051,7 +7475,7 @@
         </w:rPr>
         <w:t xml:space="preserve"> : </w:t>
       </w:r>
-      <w:hyperlink r:id="rId13" w:history="1">
+      <w:hyperlink r:id="rId11" w:history="1">
         <w:r>
           <w:rPr>
             <w:rFonts w:ascii="Times New Roman" w:eastAsia="Times New Roman" w:hAnsi="Times New Roman" w:cs="Times New Roman"/>
@@ -8176,7 +8600,7 @@
         </w:rPr>
         <w:t xml:space="preserve">Fichier du modèle : </w:t>
       </w:r>
-      <w:hyperlink r:id="rId14" w:history="1">
+      <w:hyperlink r:id="rId12" w:history="1">
         <w:r>
           <w:rPr>
             <w:rFonts w:ascii="Times New Roman" w:eastAsia="Times New Roman" w:hAnsi="Times New Roman" w:cs="Times New Roman"/>
@@ -8276,7 +8700,7 @@
         </w:rPr>
         <w:t xml:space="preserve"> </w:t>
       </w:r>
-      <w:hyperlink r:id="rId15" w:history="1">
+      <w:hyperlink r:id="rId13" w:history="1">
         <w:r>
           <w:rPr>
             <w:rFonts w:ascii="Times New Roman" w:eastAsia="Times New Roman" w:hAnsi="Times New Roman" w:cs="Times New Roman"/>
@@ -8636,6 +9060,7 @@
           <w:numId w:val="35"/>
         </w:numPr>
         <w:spacing w:before="360" w:after="80" w:line="278" w:lineRule="auto"/>
+        <w:jc w:val="center"/>
         <w:rPr>
           <w:rFonts w:ascii="Times New Roman" w:eastAsia="Times New Roman" w:hAnsi="Times New Roman" w:cs="Times New Roman"/>
           <w:b/>
@@ -8652,13 +9077,6 @@
         </w:rPr>
         <w:t>Méthodologies</w:t>
       </w:r>
-    </w:p>
-    <w:p>
-      <w:pPr>
-        <w:rPr>
-          <w:lang w:eastAsia="fr-FR"/>
-        </w:rPr>
-      </w:pPr>
     </w:p>
     <w:p>
       <w:pPr>
@@ -8875,11 +9293,6 @@
           <w:id w:val="-18314128"/>
           <w:citation/>
         </w:sdtPr>
-        <w:sdtEndPr>
-          <w:rPr>
-            <w:rStyle w:val="Rfrenceintense"/>
-          </w:rPr>
-        </w:sdtEndPr>
         <w:sdtContent>
           <w:r>
             <w:rPr>
@@ -9506,7 +9919,7 @@
                     <pic:cNvPicPr/>
                   </pic:nvPicPr>
                   <pic:blipFill>
-                    <a:blip r:embed="rId16">
+                    <a:blip r:embed="rId14">
                       <a:extLst>
                         <a:ext uri="{28A0092B-C50C-407E-A947-70E740481C1C}">
                           <a14:useLocalDpi xmlns:a14="http://schemas.microsoft.com/office/drawing/2010/main" val="0"/>
@@ -10641,7 +11054,7 @@
                     <pic:cNvPicPr/>
                   </pic:nvPicPr>
                   <pic:blipFill>
-                    <a:blip r:embed="rId17">
+                    <a:blip r:embed="rId15">
                       <a:extLst>
                         <a:ext uri="{28A0092B-C50C-407E-A947-70E740481C1C}">
                           <a14:useLocalDpi xmlns:a14="http://schemas.microsoft.com/office/drawing/2010/main" val="0"/>
@@ -10759,7 +11172,7 @@
           <w:lang w:eastAsia="fr-FR"/>
         </w:rPr>
         <w:drawing>
-          <wp:anchor distT="0" distB="0" distL="114300" distR="114300" simplePos="0" relativeHeight="251665408" behindDoc="1" locked="0" layoutInCell="1" allowOverlap="1" wp14:anchorId="6501711F" wp14:editId="2838548A">
+          <wp:anchor distT="0" distB="0" distL="114300" distR="114300" simplePos="0" relativeHeight="251665408" behindDoc="1" locked="0" layoutInCell="1" allowOverlap="1" wp14:anchorId="6501711F" wp14:editId="06DA3D29">
             <wp:simplePos x="0" y="0"/>
             <wp:positionH relativeFrom="column">
               <wp:posOffset>900430</wp:posOffset>
@@ -10790,7 +11203,7 @@
                     <pic:cNvPicPr/>
                   </pic:nvPicPr>
                   <pic:blipFill>
-                    <a:blip r:embed="rId18" cstate="print">
+                    <a:blip r:embed="rId16" cstate="print">
                       <a:extLst>
                         <a:ext uri="{28A0092B-C50C-407E-A947-70E740481C1C}">
                           <a14:useLocalDpi xmlns:a14="http://schemas.microsoft.com/office/drawing/2010/main" val="0"/>
@@ -10876,7 +11289,7 @@
                     <pic:cNvPicPr/>
                   </pic:nvPicPr>
                   <pic:blipFill>
-                    <a:blip r:embed="rId19" cstate="print">
+                    <a:blip r:embed="rId17" cstate="print">
                       <a:extLst>
                         <a:ext uri="{28A0092B-C50C-407E-A947-70E740481C1C}">
                           <a14:useLocalDpi xmlns:a14="http://schemas.microsoft.com/office/drawing/2010/main" val="0"/>
@@ -10915,7 +11328,7 @@
           <w:lang w:eastAsia="fr-FR"/>
         </w:rPr>
         <w:drawing>
-          <wp:anchor distT="0" distB="0" distL="114300" distR="114300" simplePos="0" relativeHeight="251663360" behindDoc="1" locked="0" layoutInCell="1" allowOverlap="1" wp14:anchorId="4EDFD6BB" wp14:editId="4CA13464">
+          <wp:anchor distT="0" distB="0" distL="114300" distR="114300" simplePos="0" relativeHeight="251663360" behindDoc="1" locked="0" layoutInCell="1" allowOverlap="1" wp14:anchorId="4EDFD6BB" wp14:editId="1B04165A">
             <wp:simplePos x="0" y="0"/>
             <wp:positionH relativeFrom="column">
               <wp:posOffset>3586480</wp:posOffset>
@@ -10946,7 +11359,7 @@
                     <pic:cNvPicPr/>
                   </pic:nvPicPr>
                   <pic:blipFill>
-                    <a:blip r:embed="rId20" cstate="print">
+                    <a:blip r:embed="rId18" cstate="print">
                       <a:extLst>
                         <a:ext uri="{28A0092B-C50C-407E-A947-70E740481C1C}">
                           <a14:useLocalDpi xmlns:a14="http://schemas.microsoft.com/office/drawing/2010/main" val="0"/>
@@ -11083,7 +11496,7 @@
                     <pic:cNvPicPr/>
                   </pic:nvPicPr>
                   <pic:blipFill>
-                    <a:blip r:embed="rId21" cstate="print">
+                    <a:blip r:embed="rId19" cstate="print">
                       <a:extLst>
                         <a:ext uri="{28A0092B-C50C-407E-A947-70E740481C1C}">
                           <a14:useLocalDpi xmlns:a14="http://schemas.microsoft.com/office/drawing/2010/main" val="0"/>
@@ -11184,7 +11597,7 @@
           <w:lang w:eastAsia="fr-FR"/>
         </w:rPr>
         <w:drawing>
-          <wp:anchor distT="0" distB="0" distL="114300" distR="114300" simplePos="0" relativeHeight="251666432" behindDoc="1" locked="0" layoutInCell="1" allowOverlap="1" wp14:anchorId="350856E6" wp14:editId="6D7C8CF1">
+          <wp:anchor distT="0" distB="0" distL="114300" distR="114300" simplePos="0" relativeHeight="251666432" behindDoc="1" locked="0" layoutInCell="1" allowOverlap="1" wp14:anchorId="350856E6" wp14:editId="2CBAF2DF">
             <wp:simplePos x="0" y="0"/>
             <wp:positionH relativeFrom="column">
               <wp:posOffset>3367087</wp:posOffset>
@@ -11215,7 +11628,7 @@
                     <pic:cNvPicPr/>
                   </pic:nvPicPr>
                   <pic:blipFill>
-                    <a:blip r:embed="rId22" cstate="print">
+                    <a:blip r:embed="rId20" cstate="print">
                       <a:extLst>
                         <a:ext uri="{28A0092B-C50C-407E-A947-70E740481C1C}">
                           <a14:useLocalDpi xmlns:a14="http://schemas.microsoft.com/office/drawing/2010/main" val="0"/>
@@ -11500,6 +11913,42 @@
         <w:t xml:space="preserve"> pour vérifier visuellement la cohésion de nos clusters.</w:t>
       </w:r>
     </w:p>
+    <w:p>
+      <w:pPr>
+        <w:pStyle w:val="Titre1"/>
+        <w:numPr>
+          <w:ilvl w:val="0"/>
+          <w:numId w:val="35"/>
+        </w:numPr>
+        <w:spacing w:before="360" w:after="80" w:line="278" w:lineRule="auto"/>
+        <w:jc w:val="center"/>
+        <w:rPr>
+          <w:rFonts w:ascii="Times New Roman" w:eastAsia="Times New Roman" w:hAnsi="Times New Roman" w:cs="Times New Roman"/>
+          <w:b/>
+          <w:color w:val="000000" w:themeColor="text1"/>
+          <w:lang w:eastAsia="fr-FR"/>
+        </w:rPr>
+      </w:pPr>
+      <w:r>
+        <w:rPr>
+          <w:rFonts w:ascii="Times New Roman" w:eastAsia="Times New Roman" w:hAnsi="Times New Roman" w:cs="Times New Roman"/>
+          <w:b/>
+          <w:color w:val="000000" w:themeColor="text1"/>
+          <w:lang w:eastAsia="fr-FR"/>
+        </w:rPr>
+        <w:t>Analyse et Interprétation des Clusters de Films</w:t>
+      </w:r>
+    </w:p>
+    <w:p>
+      <w:pPr>
+        <w:rPr>
+          <w:rFonts w:ascii="Times New Roman" w:eastAsia="Times New Roman" w:hAnsi="Times New Roman" w:cs="Times New Roman"/>
+          <w:sz w:val="24"/>
+          <w:szCs w:val="24"/>
+          <w:lang w:eastAsia="fr-FR"/>
+        </w:rPr>
+      </w:pPr>
+    </w:p>
     <w:sectPr>
       <w:pgSz w:w="11906" w:h="16838"/>
       <w:pgMar w:top="1417" w:right="1417" w:bottom="1417" w:left="1417" w:header="708" w:footer="708" w:gutter="0"/>
@@ -12443,6 +12892,92 @@
     </w:lvl>
   </w:abstractNum>
   <w:abstractNum w:abstractNumId="7" w15:restartNumberingAfterBreak="0">
+    <w:nsid w:val="16EE6E32"/>
+    <w:multiLevelType w:val="hybridMultilevel"/>
+    <w:tmpl w:val="8076B7F2"/>
+    <w:lvl w:ilvl="0" w:tplc="040C0013">
+      <w:start w:val="1"/>
+      <w:numFmt w:val="upperRoman"/>
+      <w:lvlText w:val="%1."/>
+      <w:lvlJc w:val="right"/>
+      <w:pPr>
+        <w:ind w:left="720" w:hanging="360"/>
+      </w:pPr>
+    </w:lvl>
+    <w:lvl w:ilvl="1" w:tplc="040C0019" w:tentative="1">
+      <w:start w:val="1"/>
+      <w:numFmt w:val="lowerLetter"/>
+      <w:lvlText w:val="%2."/>
+      <w:lvlJc w:val="left"/>
+      <w:pPr>
+        <w:ind w:left="1440" w:hanging="360"/>
+      </w:pPr>
+    </w:lvl>
+    <w:lvl w:ilvl="2" w:tplc="040C001B" w:tentative="1">
+      <w:start w:val="1"/>
+      <w:numFmt w:val="lowerRoman"/>
+      <w:lvlText w:val="%3."/>
+      <w:lvlJc w:val="right"/>
+      <w:pPr>
+        <w:ind w:left="2160" w:hanging="180"/>
+      </w:pPr>
+    </w:lvl>
+    <w:lvl w:ilvl="3" w:tplc="040C000F" w:tentative="1">
+      <w:start w:val="1"/>
+      <w:numFmt w:val="decimal"/>
+      <w:lvlText w:val="%4."/>
+      <w:lvlJc w:val="left"/>
+      <w:pPr>
+        <w:ind w:left="2880" w:hanging="360"/>
+      </w:pPr>
+    </w:lvl>
+    <w:lvl w:ilvl="4" w:tplc="040C0019" w:tentative="1">
+      <w:start w:val="1"/>
+      <w:numFmt w:val="lowerLetter"/>
+      <w:lvlText w:val="%5."/>
+      <w:lvlJc w:val="left"/>
+      <w:pPr>
+        <w:ind w:left="3600" w:hanging="360"/>
+      </w:pPr>
+    </w:lvl>
+    <w:lvl w:ilvl="5" w:tplc="040C001B" w:tentative="1">
+      <w:start w:val="1"/>
+      <w:numFmt w:val="lowerRoman"/>
+      <w:lvlText w:val="%6."/>
+      <w:lvlJc w:val="right"/>
+      <w:pPr>
+        <w:ind w:left="4320" w:hanging="180"/>
+      </w:pPr>
+    </w:lvl>
+    <w:lvl w:ilvl="6" w:tplc="040C000F" w:tentative="1">
+      <w:start w:val="1"/>
+      <w:numFmt w:val="decimal"/>
+      <w:lvlText w:val="%7."/>
+      <w:lvlJc w:val="left"/>
+      <w:pPr>
+        <w:ind w:left="5040" w:hanging="360"/>
+      </w:pPr>
+    </w:lvl>
+    <w:lvl w:ilvl="7" w:tplc="040C0019" w:tentative="1">
+      <w:start w:val="1"/>
+      <w:numFmt w:val="lowerLetter"/>
+      <w:lvlText w:val="%8."/>
+      <w:lvlJc w:val="left"/>
+      <w:pPr>
+        <w:ind w:left="5760" w:hanging="360"/>
+      </w:pPr>
+    </w:lvl>
+    <w:lvl w:ilvl="8" w:tplc="040C001B" w:tentative="1">
+      <w:start w:val="1"/>
+      <w:numFmt w:val="lowerRoman"/>
+      <w:lvlText w:val="%9."/>
+      <w:lvlJc w:val="right"/>
+      <w:pPr>
+        <w:ind w:left="6480" w:hanging="180"/>
+      </w:pPr>
+    </w:lvl>
+  </w:abstractNum>
+  <w:abstractNum w:abstractNumId="8" w15:restartNumberingAfterBreak="0">
     <w:nsid w:val="186E6D1F"/>
     <w:multiLevelType w:val="multilevel"/>
     <w:tmpl w:val="373671A2"/>
@@ -12591,7 +13126,7 @@
       </w:rPr>
     </w:lvl>
   </w:abstractNum>
-  <w:abstractNum w:abstractNumId="8" w15:restartNumberingAfterBreak="0">
+  <w:abstractNum w:abstractNumId="9" w15:restartNumberingAfterBreak="0">
     <w:nsid w:val="1C9E00C4"/>
     <w:multiLevelType w:val="multilevel"/>
     <w:tmpl w:val="07D6E53C"/>
@@ -12740,7 +13275,7 @@
       </w:rPr>
     </w:lvl>
   </w:abstractNum>
-  <w:abstractNum w:abstractNumId="9" w15:restartNumberingAfterBreak="0">
+  <w:abstractNum w:abstractNumId="10" w15:restartNumberingAfterBreak="0">
     <w:nsid w:val="1D0C7E38"/>
     <w:multiLevelType w:val="multilevel"/>
     <w:tmpl w:val="DBD05BD0"/>
@@ -12889,7 +13424,7 @@
       </w:rPr>
     </w:lvl>
   </w:abstractNum>
-  <w:abstractNum w:abstractNumId="10" w15:restartNumberingAfterBreak="0">
+  <w:abstractNum w:abstractNumId="11" w15:restartNumberingAfterBreak="0">
     <w:nsid w:val="1FCC1FE4"/>
     <w:multiLevelType w:val="hybridMultilevel"/>
     <w:tmpl w:val="A9909B18"/>
@@ -13002,7 +13537,7 @@
       </w:rPr>
     </w:lvl>
   </w:abstractNum>
-  <w:abstractNum w:abstractNumId="11" w15:restartNumberingAfterBreak="0">
+  <w:abstractNum w:abstractNumId="12" w15:restartNumberingAfterBreak="0">
     <w:nsid w:val="201503B9"/>
     <w:multiLevelType w:val="hybridMultilevel"/>
     <w:tmpl w:val="CEA0854A"/>
@@ -13115,7 +13650,93 @@
       </w:rPr>
     </w:lvl>
   </w:abstractNum>
-  <w:abstractNum w:abstractNumId="12" w15:restartNumberingAfterBreak="0">
+  <w:abstractNum w:abstractNumId="13" w15:restartNumberingAfterBreak="0">
+    <w:nsid w:val="27191524"/>
+    <w:multiLevelType w:val="hybridMultilevel"/>
+    <w:tmpl w:val="24485774"/>
+    <w:lvl w:ilvl="0" w:tplc="FFFFFFFF">
+      <w:start w:val="1"/>
+      <w:numFmt w:val="upperRoman"/>
+      <w:lvlText w:val="%1."/>
+      <w:lvlJc w:val="right"/>
+      <w:pPr>
+        <w:ind w:left="1776" w:hanging="360"/>
+      </w:pPr>
+    </w:lvl>
+    <w:lvl w:ilvl="1" w:tplc="FFFFFFFF" w:tentative="1">
+      <w:start w:val="1"/>
+      <w:numFmt w:val="lowerLetter"/>
+      <w:lvlText w:val="%2."/>
+      <w:lvlJc w:val="left"/>
+      <w:pPr>
+        <w:ind w:left="2496" w:hanging="360"/>
+      </w:pPr>
+    </w:lvl>
+    <w:lvl w:ilvl="2" w:tplc="FFFFFFFF" w:tentative="1">
+      <w:start w:val="1"/>
+      <w:numFmt w:val="lowerRoman"/>
+      <w:lvlText w:val="%3."/>
+      <w:lvlJc w:val="right"/>
+      <w:pPr>
+        <w:ind w:left="3216" w:hanging="180"/>
+      </w:pPr>
+    </w:lvl>
+    <w:lvl w:ilvl="3" w:tplc="FFFFFFFF" w:tentative="1">
+      <w:start w:val="1"/>
+      <w:numFmt w:val="decimal"/>
+      <w:lvlText w:val="%4."/>
+      <w:lvlJc w:val="left"/>
+      <w:pPr>
+        <w:ind w:left="3936" w:hanging="360"/>
+      </w:pPr>
+    </w:lvl>
+    <w:lvl w:ilvl="4" w:tplc="FFFFFFFF" w:tentative="1">
+      <w:start w:val="1"/>
+      <w:numFmt w:val="lowerLetter"/>
+      <w:lvlText w:val="%5."/>
+      <w:lvlJc w:val="left"/>
+      <w:pPr>
+        <w:ind w:left="4656" w:hanging="360"/>
+      </w:pPr>
+    </w:lvl>
+    <w:lvl w:ilvl="5" w:tplc="FFFFFFFF" w:tentative="1">
+      <w:start w:val="1"/>
+      <w:numFmt w:val="lowerRoman"/>
+      <w:lvlText w:val="%6."/>
+      <w:lvlJc w:val="right"/>
+      <w:pPr>
+        <w:ind w:left="5376" w:hanging="180"/>
+      </w:pPr>
+    </w:lvl>
+    <w:lvl w:ilvl="6" w:tplc="FFFFFFFF" w:tentative="1">
+      <w:start w:val="1"/>
+      <w:numFmt w:val="decimal"/>
+      <w:lvlText w:val="%7."/>
+      <w:lvlJc w:val="left"/>
+      <w:pPr>
+        <w:ind w:left="6096" w:hanging="360"/>
+      </w:pPr>
+    </w:lvl>
+    <w:lvl w:ilvl="7" w:tplc="FFFFFFFF" w:tentative="1">
+      <w:start w:val="1"/>
+      <w:numFmt w:val="lowerLetter"/>
+      <w:lvlText w:val="%8."/>
+      <w:lvlJc w:val="left"/>
+      <w:pPr>
+        <w:ind w:left="6816" w:hanging="360"/>
+      </w:pPr>
+    </w:lvl>
+    <w:lvl w:ilvl="8" w:tplc="FFFFFFFF" w:tentative="1">
+      <w:start w:val="1"/>
+      <w:numFmt w:val="lowerRoman"/>
+      <w:lvlText w:val="%9."/>
+      <w:lvlJc w:val="right"/>
+      <w:pPr>
+        <w:ind w:left="7536" w:hanging="180"/>
+      </w:pPr>
+    </w:lvl>
+  </w:abstractNum>
+  <w:abstractNum w:abstractNumId="14" w15:restartNumberingAfterBreak="0">
     <w:nsid w:val="27EE0AE9"/>
     <w:multiLevelType w:val="multilevel"/>
     <w:tmpl w:val="944A7D44"/>
@@ -13264,10 +13885,10 @@
       </w:rPr>
     </w:lvl>
   </w:abstractNum>
-  <w:abstractNum w:abstractNumId="13" w15:restartNumberingAfterBreak="0">
+  <w:abstractNum w:abstractNumId="15" w15:restartNumberingAfterBreak="0">
     <w:nsid w:val="2F562061"/>
     <w:multiLevelType w:val="hybridMultilevel"/>
-    <w:tmpl w:val="0EF4E176"/>
+    <w:tmpl w:val="E4BEE0C0"/>
     <w:lvl w:ilvl="0" w:tplc="040C000F">
       <w:start w:val="1"/>
       <w:numFmt w:val="decimal"/>
@@ -13350,7 +13971,7 @@
       </w:pPr>
     </w:lvl>
   </w:abstractNum>
-  <w:abstractNum w:abstractNumId="14" w15:restartNumberingAfterBreak="0">
+  <w:abstractNum w:abstractNumId="16" w15:restartNumberingAfterBreak="0">
     <w:nsid w:val="305D2DFA"/>
     <w:multiLevelType w:val="hybridMultilevel"/>
     <w:tmpl w:val="FF96DEE4"/>
@@ -13463,7 +14084,7 @@
       </w:rPr>
     </w:lvl>
   </w:abstractNum>
-  <w:abstractNum w:abstractNumId="15" w15:restartNumberingAfterBreak="0">
+  <w:abstractNum w:abstractNumId="17" w15:restartNumberingAfterBreak="0">
     <w:nsid w:val="35C62375"/>
     <w:multiLevelType w:val="hybridMultilevel"/>
     <w:tmpl w:val="F7005C6C"/>
@@ -13549,7 +14170,93 @@
       </w:pPr>
     </w:lvl>
   </w:abstractNum>
-  <w:abstractNum w:abstractNumId="16" w15:restartNumberingAfterBreak="0">
+  <w:abstractNum w:abstractNumId="18" w15:restartNumberingAfterBreak="0">
+    <w:nsid w:val="362E3E8A"/>
+    <w:multiLevelType w:val="hybridMultilevel"/>
+    <w:tmpl w:val="D076E112"/>
+    <w:lvl w:ilvl="0" w:tplc="040C0013">
+      <w:start w:val="1"/>
+      <w:numFmt w:val="upperRoman"/>
+      <w:lvlText w:val="%1."/>
+      <w:lvlJc w:val="right"/>
+      <w:pPr>
+        <w:ind w:left="1080" w:hanging="360"/>
+      </w:pPr>
+    </w:lvl>
+    <w:lvl w:ilvl="1" w:tplc="040C0019" w:tentative="1">
+      <w:start w:val="1"/>
+      <w:numFmt w:val="lowerLetter"/>
+      <w:lvlText w:val="%2."/>
+      <w:lvlJc w:val="left"/>
+      <w:pPr>
+        <w:ind w:left="1800" w:hanging="360"/>
+      </w:pPr>
+    </w:lvl>
+    <w:lvl w:ilvl="2" w:tplc="040C001B" w:tentative="1">
+      <w:start w:val="1"/>
+      <w:numFmt w:val="lowerRoman"/>
+      <w:lvlText w:val="%3."/>
+      <w:lvlJc w:val="right"/>
+      <w:pPr>
+        <w:ind w:left="2520" w:hanging="180"/>
+      </w:pPr>
+    </w:lvl>
+    <w:lvl w:ilvl="3" w:tplc="040C000F" w:tentative="1">
+      <w:start w:val="1"/>
+      <w:numFmt w:val="decimal"/>
+      <w:lvlText w:val="%4."/>
+      <w:lvlJc w:val="left"/>
+      <w:pPr>
+        <w:ind w:left="3240" w:hanging="360"/>
+      </w:pPr>
+    </w:lvl>
+    <w:lvl w:ilvl="4" w:tplc="040C0019" w:tentative="1">
+      <w:start w:val="1"/>
+      <w:numFmt w:val="lowerLetter"/>
+      <w:lvlText w:val="%5."/>
+      <w:lvlJc w:val="left"/>
+      <w:pPr>
+        <w:ind w:left="3960" w:hanging="360"/>
+      </w:pPr>
+    </w:lvl>
+    <w:lvl w:ilvl="5" w:tplc="040C001B" w:tentative="1">
+      <w:start w:val="1"/>
+      <w:numFmt w:val="lowerRoman"/>
+      <w:lvlText w:val="%6."/>
+      <w:lvlJc w:val="right"/>
+      <w:pPr>
+        <w:ind w:left="4680" w:hanging="180"/>
+      </w:pPr>
+    </w:lvl>
+    <w:lvl w:ilvl="6" w:tplc="040C000F" w:tentative="1">
+      <w:start w:val="1"/>
+      <w:numFmt w:val="decimal"/>
+      <w:lvlText w:val="%7."/>
+      <w:lvlJc w:val="left"/>
+      <w:pPr>
+        <w:ind w:left="5400" w:hanging="360"/>
+      </w:pPr>
+    </w:lvl>
+    <w:lvl w:ilvl="7" w:tplc="040C0019" w:tentative="1">
+      <w:start w:val="1"/>
+      <w:numFmt w:val="lowerLetter"/>
+      <w:lvlText w:val="%8."/>
+      <w:lvlJc w:val="left"/>
+      <w:pPr>
+        <w:ind w:left="6120" w:hanging="360"/>
+      </w:pPr>
+    </w:lvl>
+    <w:lvl w:ilvl="8" w:tplc="040C001B" w:tentative="1">
+      <w:start w:val="1"/>
+      <w:numFmt w:val="lowerRoman"/>
+      <w:lvlText w:val="%9."/>
+      <w:lvlJc w:val="right"/>
+      <w:pPr>
+        <w:ind w:left="6840" w:hanging="180"/>
+      </w:pPr>
+    </w:lvl>
+  </w:abstractNum>
+  <w:abstractNum w:abstractNumId="19" w15:restartNumberingAfterBreak="0">
     <w:nsid w:val="37200537"/>
     <w:multiLevelType w:val="hybridMultilevel"/>
     <w:tmpl w:val="F3E679AA"/>
@@ -13638,7 +14345,7 @@
       </w:pPr>
     </w:lvl>
   </w:abstractNum>
-  <w:abstractNum w:abstractNumId="17" w15:restartNumberingAfterBreak="0">
+  <w:abstractNum w:abstractNumId="20" w15:restartNumberingAfterBreak="0">
     <w:nsid w:val="37520105"/>
     <w:multiLevelType w:val="hybridMultilevel"/>
     <w:tmpl w:val="F65E1F5A"/>
@@ -13729,7 +14436,182 @@
       </w:pPr>
     </w:lvl>
   </w:abstractNum>
-  <w:abstractNum w:abstractNumId="18" w15:restartNumberingAfterBreak="0">
+  <w:abstractNum w:abstractNumId="21" w15:restartNumberingAfterBreak="0">
+    <w:nsid w:val="37D46C67"/>
+    <w:multiLevelType w:val="hybridMultilevel"/>
+    <w:tmpl w:val="EEA6D9AE"/>
+    <w:lvl w:ilvl="0" w:tplc="FFFFFFFF">
+      <w:start w:val="1"/>
+      <w:numFmt w:val="upperRoman"/>
+      <w:lvlText w:val="%1."/>
+      <w:lvlJc w:val="right"/>
+      <w:pPr>
+        <w:ind w:left="1776" w:hanging="360"/>
+      </w:pPr>
+      <w:rPr>
+        <w:sz w:val="32"/>
+      </w:rPr>
+    </w:lvl>
+    <w:lvl w:ilvl="1" w:tplc="FFFFFFFF" w:tentative="1">
+      <w:start w:val="1"/>
+      <w:numFmt w:val="lowerLetter"/>
+      <w:lvlText w:val="%2."/>
+      <w:lvlJc w:val="left"/>
+      <w:pPr>
+        <w:ind w:left="2496" w:hanging="360"/>
+      </w:pPr>
+    </w:lvl>
+    <w:lvl w:ilvl="2" w:tplc="FFFFFFFF" w:tentative="1">
+      <w:start w:val="1"/>
+      <w:numFmt w:val="lowerRoman"/>
+      <w:lvlText w:val="%3."/>
+      <w:lvlJc w:val="right"/>
+      <w:pPr>
+        <w:ind w:left="3216" w:hanging="180"/>
+      </w:pPr>
+    </w:lvl>
+    <w:lvl w:ilvl="3" w:tplc="FFFFFFFF" w:tentative="1">
+      <w:start w:val="1"/>
+      <w:numFmt w:val="decimal"/>
+      <w:lvlText w:val="%4."/>
+      <w:lvlJc w:val="left"/>
+      <w:pPr>
+        <w:ind w:left="3936" w:hanging="360"/>
+      </w:pPr>
+    </w:lvl>
+    <w:lvl w:ilvl="4" w:tplc="FFFFFFFF" w:tentative="1">
+      <w:start w:val="1"/>
+      <w:numFmt w:val="lowerLetter"/>
+      <w:lvlText w:val="%5."/>
+      <w:lvlJc w:val="left"/>
+      <w:pPr>
+        <w:ind w:left="4656" w:hanging="360"/>
+      </w:pPr>
+    </w:lvl>
+    <w:lvl w:ilvl="5" w:tplc="FFFFFFFF" w:tentative="1">
+      <w:start w:val="1"/>
+      <w:numFmt w:val="lowerRoman"/>
+      <w:lvlText w:val="%6."/>
+      <w:lvlJc w:val="right"/>
+      <w:pPr>
+        <w:ind w:left="5376" w:hanging="180"/>
+      </w:pPr>
+    </w:lvl>
+    <w:lvl w:ilvl="6" w:tplc="FFFFFFFF" w:tentative="1">
+      <w:start w:val="1"/>
+      <w:numFmt w:val="decimal"/>
+      <w:lvlText w:val="%7."/>
+      <w:lvlJc w:val="left"/>
+      <w:pPr>
+        <w:ind w:left="6096" w:hanging="360"/>
+      </w:pPr>
+    </w:lvl>
+    <w:lvl w:ilvl="7" w:tplc="FFFFFFFF" w:tentative="1">
+      <w:start w:val="1"/>
+      <w:numFmt w:val="lowerLetter"/>
+      <w:lvlText w:val="%8."/>
+      <w:lvlJc w:val="left"/>
+      <w:pPr>
+        <w:ind w:left="6816" w:hanging="360"/>
+      </w:pPr>
+    </w:lvl>
+    <w:lvl w:ilvl="8" w:tplc="FFFFFFFF" w:tentative="1">
+      <w:start w:val="1"/>
+      <w:numFmt w:val="lowerRoman"/>
+      <w:lvlText w:val="%9."/>
+      <w:lvlJc w:val="right"/>
+      <w:pPr>
+        <w:ind w:left="7536" w:hanging="180"/>
+      </w:pPr>
+    </w:lvl>
+  </w:abstractNum>
+  <w:abstractNum w:abstractNumId="22" w15:restartNumberingAfterBreak="0">
+    <w:nsid w:val="3CC63A10"/>
+    <w:multiLevelType w:val="hybridMultilevel"/>
+    <w:tmpl w:val="6598DBCE"/>
+    <w:lvl w:ilvl="0" w:tplc="040C0013">
+      <w:start w:val="1"/>
+      <w:numFmt w:val="upperRoman"/>
+      <w:lvlText w:val="%1."/>
+      <w:lvlJc w:val="right"/>
+      <w:pPr>
+        <w:ind w:left="720" w:hanging="360"/>
+      </w:pPr>
+    </w:lvl>
+    <w:lvl w:ilvl="1" w:tplc="040C0019" w:tentative="1">
+      <w:start w:val="1"/>
+      <w:numFmt w:val="lowerLetter"/>
+      <w:lvlText w:val="%2."/>
+      <w:lvlJc w:val="left"/>
+      <w:pPr>
+        <w:ind w:left="1440" w:hanging="360"/>
+      </w:pPr>
+    </w:lvl>
+    <w:lvl w:ilvl="2" w:tplc="040C001B" w:tentative="1">
+      <w:start w:val="1"/>
+      <w:numFmt w:val="lowerRoman"/>
+      <w:lvlText w:val="%3."/>
+      <w:lvlJc w:val="right"/>
+      <w:pPr>
+        <w:ind w:left="2160" w:hanging="180"/>
+      </w:pPr>
+    </w:lvl>
+    <w:lvl w:ilvl="3" w:tplc="040C000F" w:tentative="1">
+      <w:start w:val="1"/>
+      <w:numFmt w:val="decimal"/>
+      <w:lvlText w:val="%4."/>
+      <w:lvlJc w:val="left"/>
+      <w:pPr>
+        <w:ind w:left="2880" w:hanging="360"/>
+      </w:pPr>
+    </w:lvl>
+    <w:lvl w:ilvl="4" w:tplc="040C0019" w:tentative="1">
+      <w:start w:val="1"/>
+      <w:numFmt w:val="lowerLetter"/>
+      <w:lvlText w:val="%5."/>
+      <w:lvlJc w:val="left"/>
+      <w:pPr>
+        <w:ind w:left="3600" w:hanging="360"/>
+      </w:pPr>
+    </w:lvl>
+    <w:lvl w:ilvl="5" w:tplc="040C001B" w:tentative="1">
+      <w:start w:val="1"/>
+      <w:numFmt w:val="lowerRoman"/>
+      <w:lvlText w:val="%6."/>
+      <w:lvlJc w:val="right"/>
+      <w:pPr>
+        <w:ind w:left="4320" w:hanging="180"/>
+      </w:pPr>
+    </w:lvl>
+    <w:lvl w:ilvl="6" w:tplc="040C000F" w:tentative="1">
+      <w:start w:val="1"/>
+      <w:numFmt w:val="decimal"/>
+      <w:lvlText w:val="%7."/>
+      <w:lvlJc w:val="left"/>
+      <w:pPr>
+        <w:ind w:left="5040" w:hanging="360"/>
+      </w:pPr>
+    </w:lvl>
+    <w:lvl w:ilvl="7" w:tplc="040C0019" w:tentative="1">
+      <w:start w:val="1"/>
+      <w:numFmt w:val="lowerLetter"/>
+      <w:lvlText w:val="%8."/>
+      <w:lvlJc w:val="left"/>
+      <w:pPr>
+        <w:ind w:left="5760" w:hanging="360"/>
+      </w:pPr>
+    </w:lvl>
+    <w:lvl w:ilvl="8" w:tplc="040C001B" w:tentative="1">
+      <w:start w:val="1"/>
+      <w:numFmt w:val="lowerRoman"/>
+      <w:lvlText w:val="%9."/>
+      <w:lvlJc w:val="right"/>
+      <w:pPr>
+        <w:ind w:left="6480" w:hanging="180"/>
+      </w:pPr>
+    </w:lvl>
+  </w:abstractNum>
+  <w:abstractNum w:abstractNumId="23" w15:restartNumberingAfterBreak="0">
     <w:nsid w:val="3EEF06DA"/>
     <w:multiLevelType w:val="hybridMultilevel"/>
     <w:tmpl w:val="302450B2"/>
@@ -13815,7 +14697,7 @@
       </w:pPr>
     </w:lvl>
   </w:abstractNum>
-  <w:abstractNum w:abstractNumId="19" w15:restartNumberingAfterBreak="0">
+  <w:abstractNum w:abstractNumId="24" w15:restartNumberingAfterBreak="0">
     <w:nsid w:val="454B209C"/>
     <w:multiLevelType w:val="multilevel"/>
     <w:tmpl w:val="912CB4AC"/>
@@ -13964,7 +14846,7 @@
       </w:rPr>
     </w:lvl>
   </w:abstractNum>
-  <w:abstractNum w:abstractNumId="20" w15:restartNumberingAfterBreak="0">
+  <w:abstractNum w:abstractNumId="25" w15:restartNumberingAfterBreak="0">
     <w:nsid w:val="4CAF1D91"/>
     <w:multiLevelType w:val="multilevel"/>
     <w:tmpl w:val="1614669E"/>
@@ -14113,7 +14995,96 @@
       </w:rPr>
     </w:lvl>
   </w:abstractNum>
-  <w:abstractNum w:abstractNumId="21" w15:restartNumberingAfterBreak="0">
+  <w:abstractNum w:abstractNumId="26" w15:restartNumberingAfterBreak="0">
+    <w:nsid w:val="4E3A3D8C"/>
+    <w:multiLevelType w:val="hybridMultilevel"/>
+    <w:tmpl w:val="DC74F078"/>
+    <w:lvl w:ilvl="0" w:tplc="040C0013">
+      <w:start w:val="1"/>
+      <w:numFmt w:val="upperRoman"/>
+      <w:lvlText w:val="%1."/>
+      <w:lvlJc w:val="right"/>
+      <w:pPr>
+        <w:ind w:left="3192" w:hanging="360"/>
+      </w:pPr>
+      <w:rPr>
+        <w:sz w:val="32"/>
+      </w:rPr>
+    </w:lvl>
+    <w:lvl w:ilvl="1" w:tplc="040C0019" w:tentative="1">
+      <w:start w:val="1"/>
+      <w:numFmt w:val="lowerLetter"/>
+      <w:lvlText w:val="%2."/>
+      <w:lvlJc w:val="left"/>
+      <w:pPr>
+        <w:ind w:left="2856" w:hanging="360"/>
+      </w:pPr>
+    </w:lvl>
+    <w:lvl w:ilvl="2" w:tplc="040C001B" w:tentative="1">
+      <w:start w:val="1"/>
+      <w:numFmt w:val="lowerRoman"/>
+      <w:lvlText w:val="%3."/>
+      <w:lvlJc w:val="right"/>
+      <w:pPr>
+        <w:ind w:left="3576" w:hanging="180"/>
+      </w:pPr>
+    </w:lvl>
+    <w:lvl w:ilvl="3" w:tplc="040C000F" w:tentative="1">
+      <w:start w:val="1"/>
+      <w:numFmt w:val="decimal"/>
+      <w:lvlText w:val="%4."/>
+      <w:lvlJc w:val="left"/>
+      <w:pPr>
+        <w:ind w:left="4296" w:hanging="360"/>
+      </w:pPr>
+    </w:lvl>
+    <w:lvl w:ilvl="4" w:tplc="040C0019" w:tentative="1">
+      <w:start w:val="1"/>
+      <w:numFmt w:val="lowerLetter"/>
+      <w:lvlText w:val="%5."/>
+      <w:lvlJc w:val="left"/>
+      <w:pPr>
+        <w:ind w:left="5016" w:hanging="360"/>
+      </w:pPr>
+    </w:lvl>
+    <w:lvl w:ilvl="5" w:tplc="040C001B" w:tentative="1">
+      <w:start w:val="1"/>
+      <w:numFmt w:val="lowerRoman"/>
+      <w:lvlText w:val="%6."/>
+      <w:lvlJc w:val="right"/>
+      <w:pPr>
+        <w:ind w:left="5736" w:hanging="180"/>
+      </w:pPr>
+    </w:lvl>
+    <w:lvl w:ilvl="6" w:tplc="040C000F" w:tentative="1">
+      <w:start w:val="1"/>
+      <w:numFmt w:val="decimal"/>
+      <w:lvlText w:val="%7."/>
+      <w:lvlJc w:val="left"/>
+      <w:pPr>
+        <w:ind w:left="6456" w:hanging="360"/>
+      </w:pPr>
+    </w:lvl>
+    <w:lvl w:ilvl="7" w:tplc="040C0019" w:tentative="1">
+      <w:start w:val="1"/>
+      <w:numFmt w:val="lowerLetter"/>
+      <w:lvlText w:val="%8."/>
+      <w:lvlJc w:val="left"/>
+      <w:pPr>
+        <w:ind w:left="7176" w:hanging="360"/>
+      </w:pPr>
+    </w:lvl>
+    <w:lvl w:ilvl="8" w:tplc="040C001B" w:tentative="1">
+      <w:start w:val="1"/>
+      <w:numFmt w:val="lowerRoman"/>
+      <w:lvlText w:val="%9."/>
+      <w:lvlJc w:val="right"/>
+      <w:pPr>
+        <w:ind w:left="7896" w:hanging="180"/>
+      </w:pPr>
+    </w:lvl>
+  </w:abstractNum>
+  <w:abstractNum w:abstractNumId="27" w15:restartNumberingAfterBreak="0">
     <w:nsid w:val="53ED6F52"/>
     <w:multiLevelType w:val="multilevel"/>
     <w:tmpl w:val="B32E59B8"/>
@@ -14226,7 +15197,7 @@
       </w:pPr>
     </w:lvl>
   </w:abstractNum>
-  <w:abstractNum w:abstractNumId="22" w15:restartNumberingAfterBreak="0">
+  <w:abstractNum w:abstractNumId="28" w15:restartNumberingAfterBreak="0">
     <w:nsid w:val="561D7082"/>
     <w:multiLevelType w:val="multilevel"/>
     <w:tmpl w:val="0122C124"/>
@@ -14375,7 +15346,7 @@
       </w:rPr>
     </w:lvl>
   </w:abstractNum>
-  <w:abstractNum w:abstractNumId="23" w15:restartNumberingAfterBreak="0">
+  <w:abstractNum w:abstractNumId="29" w15:restartNumberingAfterBreak="0">
     <w:nsid w:val="57F76798"/>
     <w:multiLevelType w:val="hybridMultilevel"/>
     <w:tmpl w:val="A87408C0"/>
@@ -14464,7 +15435,7 @@
       </w:pPr>
     </w:lvl>
   </w:abstractNum>
-  <w:abstractNum w:abstractNumId="24" w15:restartNumberingAfterBreak="0">
+  <w:abstractNum w:abstractNumId="30" w15:restartNumberingAfterBreak="0">
     <w:nsid w:val="5BDF487D"/>
     <w:multiLevelType w:val="multilevel"/>
     <w:tmpl w:val="3430698E"/>
@@ -14613,10 +15584,10 @@
       </w:rPr>
     </w:lvl>
   </w:abstractNum>
-  <w:abstractNum w:abstractNumId="25" w15:restartNumberingAfterBreak="0">
+  <w:abstractNum w:abstractNumId="31" w15:restartNumberingAfterBreak="0">
     <w:nsid w:val="5FDC5689"/>
     <w:multiLevelType w:val="hybridMultilevel"/>
-    <w:tmpl w:val="323200F4"/>
+    <w:tmpl w:val="24485774"/>
     <w:lvl w:ilvl="0" w:tplc="040C0013">
       <w:start w:val="1"/>
       <w:numFmt w:val="upperRoman"/>
@@ -14699,7 +15670,7 @@
       </w:pPr>
     </w:lvl>
   </w:abstractNum>
-  <w:abstractNum w:abstractNumId="26" w15:restartNumberingAfterBreak="0">
+  <w:abstractNum w:abstractNumId="32" w15:restartNumberingAfterBreak="0">
     <w:nsid w:val="62E81B4C"/>
     <w:multiLevelType w:val="hybridMultilevel"/>
     <w:tmpl w:val="E9805278"/>
@@ -14785,7 +15756,7 @@
       </w:pPr>
     </w:lvl>
   </w:abstractNum>
-  <w:abstractNum w:abstractNumId="27" w15:restartNumberingAfterBreak="0">
+  <w:abstractNum w:abstractNumId="33" w15:restartNumberingAfterBreak="0">
     <w:nsid w:val="64AA2816"/>
     <w:multiLevelType w:val="multilevel"/>
     <w:tmpl w:val="0D6AF04A"/>
@@ -14934,7 +15905,7 @@
       </w:rPr>
     </w:lvl>
   </w:abstractNum>
-  <w:abstractNum w:abstractNumId="28" w15:restartNumberingAfterBreak="0">
+  <w:abstractNum w:abstractNumId="34" w15:restartNumberingAfterBreak="0">
     <w:nsid w:val="65B80E31"/>
     <w:multiLevelType w:val="multilevel"/>
     <w:tmpl w:val="590443CE"/>
@@ -15083,7 +16054,7 @@
       </w:rPr>
     </w:lvl>
   </w:abstractNum>
-  <w:abstractNum w:abstractNumId="29" w15:restartNumberingAfterBreak="0">
+  <w:abstractNum w:abstractNumId="35" w15:restartNumberingAfterBreak="0">
     <w:nsid w:val="68C4767A"/>
     <w:multiLevelType w:val="hybridMultilevel"/>
     <w:tmpl w:val="9F02945A"/>
@@ -15174,7 +16145,7 @@
       </w:pPr>
     </w:lvl>
   </w:abstractNum>
-  <w:abstractNum w:abstractNumId="30" w15:restartNumberingAfterBreak="0">
+  <w:abstractNum w:abstractNumId="36" w15:restartNumberingAfterBreak="0">
     <w:nsid w:val="6930353A"/>
     <w:multiLevelType w:val="multilevel"/>
     <w:tmpl w:val="776E4F64"/>
@@ -15323,7 +16294,96 @@
       </w:rPr>
     </w:lvl>
   </w:abstractNum>
-  <w:abstractNum w:abstractNumId="31" w15:restartNumberingAfterBreak="0">
+  <w:abstractNum w:abstractNumId="37" w15:restartNumberingAfterBreak="0">
+    <w:nsid w:val="6AB736FC"/>
+    <w:multiLevelType w:val="hybridMultilevel"/>
+    <w:tmpl w:val="53F6751E"/>
+    <w:lvl w:ilvl="0" w:tplc="FFFFFFFF">
+      <w:start w:val="1"/>
+      <w:numFmt w:val="upperRoman"/>
+      <w:lvlText w:val="%1."/>
+      <w:lvlJc w:val="right"/>
+      <w:pPr>
+        <w:ind w:left="3192" w:hanging="360"/>
+      </w:pPr>
+      <w:rPr>
+        <w:sz w:val="32"/>
+      </w:rPr>
+    </w:lvl>
+    <w:lvl w:ilvl="1" w:tplc="040C0019" w:tentative="1">
+      <w:start w:val="1"/>
+      <w:numFmt w:val="lowerLetter"/>
+      <w:lvlText w:val="%2."/>
+      <w:lvlJc w:val="left"/>
+      <w:pPr>
+        <w:ind w:left="2856" w:hanging="360"/>
+      </w:pPr>
+    </w:lvl>
+    <w:lvl w:ilvl="2" w:tplc="040C001B" w:tentative="1">
+      <w:start w:val="1"/>
+      <w:numFmt w:val="lowerRoman"/>
+      <w:lvlText w:val="%3."/>
+      <w:lvlJc w:val="right"/>
+      <w:pPr>
+        <w:ind w:left="3576" w:hanging="180"/>
+      </w:pPr>
+    </w:lvl>
+    <w:lvl w:ilvl="3" w:tplc="040C000F" w:tentative="1">
+      <w:start w:val="1"/>
+      <w:numFmt w:val="decimal"/>
+      <w:lvlText w:val="%4."/>
+      <w:lvlJc w:val="left"/>
+      <w:pPr>
+        <w:ind w:left="4296" w:hanging="360"/>
+      </w:pPr>
+    </w:lvl>
+    <w:lvl w:ilvl="4" w:tplc="040C0019" w:tentative="1">
+      <w:start w:val="1"/>
+      <w:numFmt w:val="lowerLetter"/>
+      <w:lvlText w:val="%5."/>
+      <w:lvlJc w:val="left"/>
+      <w:pPr>
+        <w:ind w:left="5016" w:hanging="360"/>
+      </w:pPr>
+    </w:lvl>
+    <w:lvl w:ilvl="5" w:tplc="040C001B" w:tentative="1">
+      <w:start w:val="1"/>
+      <w:numFmt w:val="lowerRoman"/>
+      <w:lvlText w:val="%6."/>
+      <w:lvlJc w:val="right"/>
+      <w:pPr>
+        <w:ind w:left="5736" w:hanging="180"/>
+      </w:pPr>
+    </w:lvl>
+    <w:lvl w:ilvl="6" w:tplc="040C000F" w:tentative="1">
+      <w:start w:val="1"/>
+      <w:numFmt w:val="decimal"/>
+      <w:lvlText w:val="%7."/>
+      <w:lvlJc w:val="left"/>
+      <w:pPr>
+        <w:ind w:left="6456" w:hanging="360"/>
+      </w:pPr>
+    </w:lvl>
+    <w:lvl w:ilvl="7" w:tplc="040C0019" w:tentative="1">
+      <w:start w:val="1"/>
+      <w:numFmt w:val="lowerLetter"/>
+      <w:lvlText w:val="%8."/>
+      <w:lvlJc w:val="left"/>
+      <w:pPr>
+        <w:ind w:left="7176" w:hanging="360"/>
+      </w:pPr>
+    </w:lvl>
+    <w:lvl w:ilvl="8" w:tplc="040C001B" w:tentative="1">
+      <w:start w:val="1"/>
+      <w:numFmt w:val="lowerRoman"/>
+      <w:lvlText w:val="%9."/>
+      <w:lvlJc w:val="right"/>
+      <w:pPr>
+        <w:ind w:left="7896" w:hanging="180"/>
+      </w:pPr>
+    </w:lvl>
+  </w:abstractNum>
+  <w:abstractNum w:abstractNumId="38" w15:restartNumberingAfterBreak="0">
     <w:nsid w:val="6D535AFD"/>
     <w:multiLevelType w:val="multilevel"/>
     <w:tmpl w:val="94F4B91E"/>
@@ -15472,7 +16532,7 @@
       </w:rPr>
     </w:lvl>
   </w:abstractNum>
-  <w:abstractNum w:abstractNumId="32" w15:restartNumberingAfterBreak="0">
+  <w:abstractNum w:abstractNumId="39" w15:restartNumberingAfterBreak="0">
     <w:nsid w:val="75226422"/>
     <w:multiLevelType w:val="hybridMultilevel"/>
     <w:tmpl w:val="6F86D3AA"/>
@@ -15558,7 +16618,7 @@
       </w:pPr>
     </w:lvl>
   </w:abstractNum>
-  <w:abstractNum w:abstractNumId="33" w15:restartNumberingAfterBreak="0">
+  <w:abstractNum w:abstractNumId="40" w15:restartNumberingAfterBreak="0">
     <w:nsid w:val="75BE51A3"/>
     <w:multiLevelType w:val="multilevel"/>
     <w:tmpl w:val="94F4B91E"/>
@@ -15707,7 +16767,7 @@
       </w:rPr>
     </w:lvl>
   </w:abstractNum>
-  <w:abstractNum w:abstractNumId="34" w15:restartNumberingAfterBreak="0">
+  <w:abstractNum w:abstractNumId="41" w15:restartNumberingAfterBreak="0">
     <w:nsid w:val="77275B6D"/>
     <w:multiLevelType w:val="hybridMultilevel"/>
     <w:tmpl w:val="EEA6D9AE"/>
@@ -15797,43 +16857,43 @@
     </w:lvl>
   </w:abstractNum>
   <w:num w:numId="1" w16cid:durableId="257254621">
-    <w:abstractNumId w:val="22"/>
+    <w:abstractNumId w:val="28"/>
   </w:num>
   <w:num w:numId="2" w16cid:durableId="904529859">
-    <w:abstractNumId w:val="7"/>
+    <w:abstractNumId w:val="8"/>
   </w:num>
   <w:num w:numId="3" w16cid:durableId="1945189892">
-    <w:abstractNumId w:val="27"/>
+    <w:abstractNumId w:val="33"/>
   </w:num>
   <w:num w:numId="4" w16cid:durableId="1596207798">
     <w:abstractNumId w:val="0"/>
   </w:num>
   <w:num w:numId="5" w16cid:durableId="1694695991">
-    <w:abstractNumId w:val="9"/>
+    <w:abstractNumId w:val="10"/>
   </w:num>
   <w:num w:numId="6" w16cid:durableId="1454599250">
-    <w:abstractNumId w:val="20"/>
+    <w:abstractNumId w:val="25"/>
   </w:num>
   <w:num w:numId="7" w16cid:durableId="1372073508">
     <w:abstractNumId w:val="6"/>
   </w:num>
   <w:num w:numId="8" w16cid:durableId="789977476">
-    <w:abstractNumId w:val="12"/>
+    <w:abstractNumId w:val="14"/>
   </w:num>
   <w:num w:numId="9" w16cid:durableId="332538784">
-    <w:abstractNumId w:val="8"/>
+    <w:abstractNumId w:val="9"/>
   </w:num>
   <w:num w:numId="10" w16cid:durableId="1163400775">
-    <w:abstractNumId w:val="28"/>
+    <w:abstractNumId w:val="34"/>
   </w:num>
   <w:num w:numId="11" w16cid:durableId="312754035">
-    <w:abstractNumId w:val="19"/>
+    <w:abstractNumId w:val="24"/>
   </w:num>
   <w:num w:numId="12" w16cid:durableId="147788860">
-    <w:abstractNumId w:val="24"/>
+    <w:abstractNumId w:val="30"/>
   </w:num>
   <w:num w:numId="13" w16cid:durableId="1512598805">
-    <w:abstractNumId w:val="30"/>
+    <w:abstractNumId w:val="36"/>
   </w:num>
   <w:num w:numId="14" w16cid:durableId="2080860633">
     <w:abstractNumId w:val="4"/>
@@ -15842,31 +16902,31 @@
     <w:abstractNumId w:val="2"/>
   </w:num>
   <w:num w:numId="16" w16cid:durableId="933244368">
+    <w:abstractNumId w:val="12"/>
+  </w:num>
+  <w:num w:numId="17" w16cid:durableId="414398378">
+    <w:abstractNumId w:val="39"/>
+  </w:num>
+  <w:num w:numId="18" w16cid:durableId="494615014">
+    <w:abstractNumId w:val="15"/>
+  </w:num>
+  <w:num w:numId="19" w16cid:durableId="2127385184">
     <w:abstractNumId w:val="11"/>
   </w:num>
-  <w:num w:numId="17" w16cid:durableId="414398378">
-    <w:abstractNumId w:val="32"/>
-  </w:num>
-  <w:num w:numId="18" w16cid:durableId="494615014">
-    <w:abstractNumId w:val="13"/>
-  </w:num>
-  <w:num w:numId="19" w16cid:durableId="2127385184">
-    <w:abstractNumId w:val="10"/>
-  </w:num>
   <w:num w:numId="20" w16cid:durableId="326401792">
-    <w:abstractNumId w:val="16"/>
+    <w:abstractNumId w:val="19"/>
   </w:num>
   <w:num w:numId="21" w16cid:durableId="287591935">
-    <w:abstractNumId w:val="15"/>
+    <w:abstractNumId w:val="17"/>
   </w:num>
   <w:num w:numId="22" w16cid:durableId="342172983">
     <w:abstractNumId w:val="3"/>
   </w:num>
   <w:num w:numId="23" w16cid:durableId="701170922">
-    <w:abstractNumId w:val="31"/>
+    <w:abstractNumId w:val="38"/>
   </w:num>
   <w:num w:numId="24" w16cid:durableId="659581301">
-    <w:abstractNumId w:val="31"/>
+    <w:abstractNumId w:val="38"/>
     <w:lvlOverride w:ilvl="1">
       <w:lvl w:ilvl="1">
         <w:numFmt w:val="bullet"/>
@@ -15886,40 +16946,61 @@
     </w:lvlOverride>
   </w:num>
   <w:num w:numId="25" w16cid:durableId="1532261570">
-    <w:abstractNumId w:val="33"/>
+    <w:abstractNumId w:val="40"/>
   </w:num>
   <w:num w:numId="26" w16cid:durableId="329873024">
-    <w:abstractNumId w:val="17"/>
+    <w:abstractNumId w:val="20"/>
   </w:num>
   <w:num w:numId="27" w16cid:durableId="2081052011">
-    <w:abstractNumId w:val="29"/>
+    <w:abstractNumId w:val="35"/>
   </w:num>
   <w:num w:numId="28" w16cid:durableId="1630089807">
     <w:abstractNumId w:val="1"/>
   </w:num>
   <w:num w:numId="29" w16cid:durableId="1092122380">
-    <w:abstractNumId w:val="21"/>
+    <w:abstractNumId w:val="27"/>
   </w:num>
   <w:num w:numId="30" w16cid:durableId="1293904359">
-    <w:abstractNumId w:val="23"/>
+    <w:abstractNumId w:val="29"/>
   </w:num>
   <w:num w:numId="31" w16cid:durableId="1365866042">
-    <w:abstractNumId w:val="14"/>
+    <w:abstractNumId w:val="16"/>
   </w:num>
   <w:num w:numId="32" w16cid:durableId="642200621">
     <w:abstractNumId w:val="5"/>
   </w:num>
   <w:num w:numId="33" w16cid:durableId="502667242">
-    <w:abstractNumId w:val="25"/>
+    <w:abstractNumId w:val="31"/>
   </w:num>
   <w:num w:numId="34" w16cid:durableId="2106807965">
+    <w:abstractNumId w:val="32"/>
+  </w:num>
+  <w:num w:numId="35" w16cid:durableId="719016943">
+    <w:abstractNumId w:val="41"/>
+  </w:num>
+  <w:num w:numId="36" w16cid:durableId="248006405">
+    <w:abstractNumId w:val="23"/>
+  </w:num>
+  <w:num w:numId="37" w16cid:durableId="727999549">
+    <w:abstractNumId w:val="18"/>
+  </w:num>
+  <w:num w:numId="38" w16cid:durableId="192041638">
+    <w:abstractNumId w:val="21"/>
+  </w:num>
+  <w:num w:numId="39" w16cid:durableId="999044225">
+    <w:abstractNumId w:val="37"/>
+  </w:num>
+  <w:num w:numId="40" w16cid:durableId="688263971">
     <w:abstractNumId w:val="26"/>
   </w:num>
-  <w:num w:numId="35" w16cid:durableId="719016943">
-    <w:abstractNumId w:val="34"/>
+  <w:num w:numId="41" w16cid:durableId="1323195401">
+    <w:abstractNumId w:val="7"/>
   </w:num>
-  <w:num w:numId="36" w16cid:durableId="248006405">
-    <w:abstractNumId w:val="18"/>
+  <w:num w:numId="42" w16cid:durableId="1863742549">
+    <w:abstractNumId w:val="22"/>
+  </w:num>
+  <w:num w:numId="43" w16cid:durableId="945776315">
+    <w:abstractNumId w:val="13"/>
   </w:num>
 </w:numbering>
 </file>

--- a/docs/Rapport clustering plat.docx
+++ b/docs/Rapport clustering plat.docx
@@ -1,6 +1,6 @@
 
 <file path=word/document.xml><?xml version="1.0" encoding="utf-8"?>
-<w:document xmlns:wpc="http://schemas.microsoft.com/office/word/2010/wordprocessingCanvas" xmlns:cx="http://schemas.microsoft.com/office/drawing/2014/chartex" xmlns:cx1="http://schemas.microsoft.com/office/drawing/2015/9/8/chartex" xmlns:cx2="http://schemas.microsoft.com/office/drawing/2015/10/21/chartex" xmlns:cx3="http://schemas.microsoft.com/office/drawing/2016/5/9/chartex" xmlns:cx4="http://schemas.microsoft.com/office/drawing/2016/5/10/chartex" xmlns:cx5="http://schemas.microsoft.com/office/drawing/2016/5/11/chartex" xmlns:cx6="http://schemas.microsoft.com/office/drawing/2016/5/12/chartex" xmlns:cx7="http://schemas.microsoft.com/office/drawing/2016/5/13/chartex" xmlns:cx8="http://schemas.microsoft.com/office/drawing/2016/5/14/chartex" xmlns:mc="http://schemas.openxmlformats.org/markup-compatibility/2006" xmlns:aink="http://schemas.microsoft.com/office/drawing/2016/ink" xmlns:am3d="http://schemas.microsoft.com/office/drawing/2017/model3d" xmlns:o="urn:schemas-microsoft-com:office:office" xmlns:oel="http://schemas.microsoft.com/office/2019/extlst" xmlns:r="http://schemas.openxmlformats.org/officeDocument/2006/relationships" xmlns:m="http://schemas.openxmlformats.org/officeDocument/2006/math" xmlns:v="urn:schemas-microsoft-com:vml" xmlns:wp14="http://schemas.microsoft.com/office/word/2010/wordprocessingDrawing" xmlns:wp="http://schemas.openxmlformats.org/drawingml/2006/wordprocessingDrawing" xmlns:w10="urn:schemas-microsoft-com:office:word" xmlns:w="http://schemas.openxmlformats.org/wordprocessingml/2006/main" xmlns:w14="http://schemas.microsoft.com/office/word/2010/wordml" xmlns:w15="http://schemas.microsoft.com/office/word/2012/wordml" xmlns:w16cex="http://schemas.microsoft.com/office/word/2018/wordml/cex" xmlns:w16cid="http://schemas.microsoft.com/office/word/2016/wordml/cid" xmlns:w16="http://schemas.microsoft.com/office/word/2018/wordml" xmlns:w16du="http://schemas.microsoft.com/office/word/2023/wordml/word16du" xmlns:w16sdtdh="http://schemas.microsoft.com/office/word/2020/wordml/sdtdatahash" xmlns:w16sdtfl="http://schemas.microsoft.com/office/word/2024/wordml/sdtformatlock" xmlns:w16se="http://schemas.microsoft.com/office/word/2015/wordml/symex" xmlns:wpg="http://schemas.microsoft.com/office/word/2010/wordprocessingGroup" xmlns:wpi="http://schemas.microsoft.com/office/word/2010/wordprocessingInk" xmlns:wne="http://schemas.microsoft.com/office/word/2006/wordml" xmlns:wps="http://schemas.microsoft.com/office/word/2010/wordprocessingShape" mc:Ignorable="w14 w15 w16se w16cid w16 w16cex w16sdtdh w16sdtfl w16du wp14">
+<w:document xmlns:wpc="http://schemas.microsoft.com/office/word/2010/wordprocessingCanvas" xmlns:cx="http://schemas.microsoft.com/office/drawing/2014/chartex" xmlns:mc="http://schemas.openxmlformats.org/markup-compatibility/2006" xmlns:o="urn:schemas-microsoft-com:office:office" xmlns:r="http://schemas.openxmlformats.org/officeDocument/2006/relationships" xmlns:m="http://schemas.openxmlformats.org/officeDocument/2006/math" xmlns:v="urn:schemas-microsoft-com:vml" xmlns:wp14="http://schemas.microsoft.com/office/word/2010/wordprocessingDrawing" xmlns:wp="http://schemas.openxmlformats.org/drawingml/2006/wordprocessingDrawing" xmlns:w10="urn:schemas-microsoft-com:office:word" xmlns:w="http://schemas.openxmlformats.org/wordprocessingml/2006/main" xmlns:w14="http://schemas.microsoft.com/office/word/2010/wordml" xmlns:w15="http://schemas.microsoft.com/office/word/2012/wordml" xmlns:w16se="http://schemas.microsoft.com/office/word/2015/wordml/symex" xmlns:wpg="http://schemas.microsoft.com/office/word/2010/wordprocessingGroup" xmlns:wpi="http://schemas.microsoft.com/office/word/2010/wordprocessingInk" xmlns:wne="http://schemas.microsoft.com/office/word/2006/wordml" xmlns:wps="http://schemas.microsoft.com/office/word/2010/wordprocessingShape" mc:Ignorable="w14 w15 w16se wp14">
   <w:body>
     <w:tbl>
       <w:tblPr>
@@ -427,7 +427,7 @@
                 </mc:Choice>
                 <mc:Fallback>
                   <w:pict>
-                    <v:group w14:anchorId="10CF4967" id="Group 478" o:spid="_x0000_s1026" style="width:91.9pt;height:102.9pt;mso-position-horizontal-relative:char;mso-position-vertical-relative:line" coordsize="11671,13069" o:gfxdata="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">
+                    <v:group w14:anchorId="10CF4967" id="Group 478" o:spid="_x0000_s1026" style="width:91.9pt;height:102.9pt;mso-position-horizontal-relative:char;mso-position-vertical-relative:line" coordsize="11671,13069" o:gfxdata="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">
                       <v:rect id="Rectangle 33" o:spid="_x0000_s1027" style="position:absolute;left:10948;top:9250;width:443;height:1613;visibility:visible;mso-wrap-style:square;v-text-anchor:top" o:gfxdata="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" filled="f" stroked="f">
                         <v:textbox inset="0,0,0,0">
                           <w:txbxContent>
@@ -578,15 +578,7 @@
                 <w:rFonts w:ascii="Times New Roman" w:eastAsia="Times New Roman" w:hAnsi="Times New Roman" w:cs="Times New Roman"/>
                 <w:sz w:val="28"/>
               </w:rPr>
-              <w:t xml:space="preserve"> </w:t>
-            </w:r>
-            <w:proofErr w:type="gramStart"/>
-            <w:r>
-              <w:rPr>
-                <w:rFonts w:ascii="Times New Roman" w:eastAsia="Times New Roman" w:hAnsi="Times New Roman" w:cs="Times New Roman"/>
-                <w:sz w:val="28"/>
-              </w:rPr>
-              <w:t xml:space="preserve">2 </w:t>
+              <w:t xml:space="preserve"> 2 </w:t>
             </w:r>
             <w:r>
               <w:rPr>
@@ -595,7 +587,6 @@
               </w:rPr>
               <w:t xml:space="preserve"> INFORMATIQUE</w:t>
             </w:r>
-            <w:proofErr w:type="gramEnd"/>
             <w:r>
               <w:rPr>
                 <w:rFonts w:ascii="Times New Roman" w:eastAsia="Times New Roman" w:hAnsi="Times New Roman" w:cs="Times New Roman"/>
@@ -685,7 +676,7 @@
                     </wp:inline>
                   </w:drawing>
                 </mc:Choice>
-                <mc:Fallback>
+                <mc:Fallback xmlns:w16sdtfl="http://schemas.microsoft.com/office/word/2024/wordml/sdtformatlock" xmlns:w16sdtdh="http://schemas.microsoft.com/office/word/2020/wordml/sdtdatahash" xmlns:w16du="http://schemas.microsoft.com/office/word/2023/wordml/word16du" xmlns:w16="http://schemas.microsoft.com/office/word/2018/wordml" xmlns:w16cid="http://schemas.microsoft.com/office/word/2016/wordml/cid" xmlns:w16cex="http://schemas.microsoft.com/office/word/2018/wordml/cex" xmlns:oel="http://schemas.microsoft.com/office/2019/extlst" xmlns:am3d="http://schemas.microsoft.com/office/drawing/2017/model3d" xmlns:aink="http://schemas.microsoft.com/office/drawing/2016/ink" xmlns:cx8="http://schemas.microsoft.com/office/drawing/2016/5/14/chartex" xmlns:cx7="http://schemas.microsoft.com/office/drawing/2016/5/13/chartex" xmlns:cx6="http://schemas.microsoft.com/office/drawing/2016/5/12/chartex" xmlns:cx5="http://schemas.microsoft.com/office/drawing/2016/5/11/chartex" xmlns:cx4="http://schemas.microsoft.com/office/drawing/2016/5/10/chartex" xmlns:cx3="http://schemas.microsoft.com/office/drawing/2016/5/9/chartex" xmlns:cx2="http://schemas.microsoft.com/office/drawing/2015/10/21/chartex" xmlns:cx1="http://schemas.microsoft.com/office/drawing/2015/9/8/chartex">
                   <w:pict>
                     <v:group w14:anchorId="1B25A3A4" id="Group 479" o:spid="_x0000_s1026" style="width:106pt;height:.7pt;mso-position-horizontal-relative:char;mso-position-vertical-relative:line" coordsize="13462,91" o:gfxdata="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">
                       <v:shape id="Shape 49" o:spid="_x0000_s1027" style="position:absolute;width:13462;height:0;visibility:visible;mso-wrap-style:square;v-text-anchor:top" coordsize="1346200,0" o:gfxdata="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" path="m,l1346200,e" filled="f" strokeweight=".72pt">
@@ -711,25 +702,7 @@
                 <w:b/>
                 <w:sz w:val="40"/>
               </w:rPr>
-              <w:t xml:space="preserve">Rapport de projet </w:t>
-            </w:r>
-            <w:proofErr w:type="spellStart"/>
-            <w:r>
-              <w:rPr>
-                <w:rFonts w:ascii="Times New Roman" w:eastAsia="Times New Roman" w:hAnsi="Times New Roman" w:cs="Times New Roman"/>
-                <w:b/>
-                <w:sz w:val="40"/>
-              </w:rPr>
-              <w:t>Text</w:t>
-            </w:r>
-            <w:proofErr w:type="spellEnd"/>
-            <w:r>
-              <w:rPr>
-                <w:rFonts w:ascii="Times New Roman" w:eastAsia="Times New Roman" w:hAnsi="Times New Roman" w:cs="Times New Roman"/>
-                <w:b/>
-                <w:sz w:val="40"/>
-              </w:rPr>
-              <w:t>-Mining</w:t>
+              <w:t>Rapport de projet Text-Mining</w:t>
             </w:r>
           </w:p>
           <w:p>
@@ -825,31 +798,7 @@
                       <w:szCs w:val="32"/>
                       <w:shd w:val="clear" w:color="auto" w:fill="FFFFFF"/>
                     </w:rPr>
-                    <w:t xml:space="preserve"> de films à partir du </w:t>
-                  </w:r>
-                  <w:proofErr w:type="spellStart"/>
-                  <w:r>
-                    <w:rPr>
-                      <w:rFonts w:ascii="Times New Roman" w:hAnsi="Times New Roman" w:cs="Times New Roman"/>
-                      <w:b/>
-                      <w:color w:val="1F2328"/>
-                      <w:sz w:val="32"/>
-                      <w:szCs w:val="32"/>
-                      <w:shd w:val="clear" w:color="auto" w:fill="FFFFFF"/>
-                    </w:rPr>
-                    <w:t>dataset</w:t>
-                  </w:r>
-                  <w:proofErr w:type="spellEnd"/>
-                  <w:r>
-                    <w:rPr>
-                      <w:rFonts w:ascii="Times New Roman" w:hAnsi="Times New Roman" w:cs="Times New Roman"/>
-                      <w:b/>
-                      <w:color w:val="1F2328"/>
-                      <w:sz w:val="32"/>
-                      <w:szCs w:val="32"/>
-                      <w:shd w:val="clear" w:color="auto" w:fill="FFFFFF"/>
-                    </w:rPr>
-                    <w:t xml:space="preserve"> TMDB</w:t>
+                    <w:t xml:space="preserve"> de films à partir du dataset TMDB</w:t>
                   </w:r>
                 </w:p>
               </w:tc>
@@ -910,6 +859,7 @@
                 <w:b/>
                 <w:bCs/>
                 <w:noProof/>
+                <w:lang w:eastAsia="fr-FR"/>
               </w:rPr>
               <mc:AlternateContent>
                 <mc:Choice Requires="wps">
@@ -1149,25 +1099,7 @@
                                       <w:b/>
                                       <w:bCs/>
                                     </w:rPr>
-                                    <w:t xml:space="preserve"> </w:t>
-                                  </w:r>
-                                  <w:proofErr w:type="spellStart"/>
-                                  <w:r>
-                                    <w:rPr>
-                                      <w:rFonts w:ascii="Times New Roman" w:hAnsi="Times New Roman" w:cs="Times New Roman"/>
-                                      <w:b/>
-                                      <w:bCs/>
-                                    </w:rPr>
-                                    <w:t>Modelisation</w:t>
-                                  </w:r>
-                                  <w:proofErr w:type="spellEnd"/>
-                                  <w:r>
-                                    <w:rPr>
-                                      <w:rFonts w:ascii="Times New Roman" w:hAnsi="Times New Roman" w:cs="Times New Roman"/>
-                                      <w:b/>
-                                      <w:bCs/>
-                                    </w:rPr>
-                                    <w:t xml:space="preserve"> </w:t>
+                                    <w:t xml:space="preserve"> Modelisation </w:t>
                                   </w:r>
                                 </w:p>
                                 <w:p>
@@ -1228,7 +1160,6 @@
                                     </w:rPr>
                                     <w:t xml:space="preserve"> la </w:t>
                                   </w:r>
-                                  <w:proofErr w:type="spellStart"/>
                                   <w:r>
                                     <w:rPr>
                                       <w:rFonts w:ascii="Times New Roman" w:hAnsi="Times New Roman" w:cs="Times New Roman"/>
@@ -1239,7 +1170,6 @@
                                     </w:rPr>
                                     <w:t>Presentation</w:t>
                                   </w:r>
-                                  <w:proofErr w:type="spellEnd"/>
                                   <w:r>
                                     <w:rPr>
                                       <w:rFonts w:ascii="Times New Roman" w:hAnsi="Times New Roman" w:cs="Times New Roman"/>
@@ -1295,20 +1225,8 @@
                                       <w:sz w:val="24"/>
                                       <w:szCs w:val="24"/>
                                     </w:rPr>
-                                    <w:t xml:space="preserve"> des </w:t>
+                                    <w:t xml:space="preserve"> des resultats</w:t>
                                   </w:r>
-                                  <w:proofErr w:type="spellStart"/>
-                                  <w:r>
-                                    <w:rPr>
-                                      <w:rFonts w:ascii="Times New Roman" w:hAnsi="Times New Roman" w:cs="Times New Roman"/>
-                                      <w:b/>
-                                      <w:bCs/>
-                                      <w:sz w:val="24"/>
-                                      <w:szCs w:val="24"/>
-                                    </w:rPr>
-                                    <w:t>resultats</w:t>
-                                  </w:r>
-                                  <w:proofErr w:type="spellEnd"/>
                                 </w:p>
                               </w:txbxContent>
                             </wps:txbx>
@@ -1333,7 +1251,7 @@
                       <v:stroke joinstyle="miter"/>
                       <v:path gradientshapeok="t" o:connecttype="rect"/>
                     </v:shapetype>
-                    <v:shape id="Zone de texte 2" o:spid="_x0000_s1031" type="#_x0000_t202" style="position:absolute;left:0;text-align:left;margin-left:3.9pt;margin-top:26.4pt;width:452.25pt;height:110.25pt;z-index:-251656192;visibility:visible;mso-wrap-style:square;mso-width-percent:0;mso-height-percent:0;mso-wrap-distance-left:9pt;mso-wrap-distance-top:3.6pt;mso-wrap-distance-right:9pt;mso-wrap-distance-bottom:3.6pt;mso-position-horizontal:absolute;mso-position-horizontal-relative:text;mso-position-vertical:absolute;mso-position-vertical-relative:text;mso-width-percent:0;mso-height-percent:0;mso-width-relative:margin;mso-height-relative:margin;v-text-anchor:top" o:gfxdata="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" strokecolor="white [3212]">
+                    <v:shape id="Zone de texte 2" o:spid="_x0000_s1031" type="#_x0000_t202" style="position:absolute;left:0;text-align:left;margin-left:3.9pt;margin-top:26.4pt;width:452.25pt;height:110.25pt;z-index:-251656192;visibility:visible;mso-wrap-style:square;mso-width-percent:0;mso-height-percent:0;mso-wrap-distance-left:9pt;mso-wrap-distance-top:3.6pt;mso-wrap-distance-right:9pt;mso-wrap-distance-bottom:3.6pt;mso-position-horizontal:absolute;mso-position-horizontal-relative:text;mso-position-vertical:absolute;mso-position-vertical-relative:text;mso-width-percent:0;mso-height-percent:0;mso-width-relative:margin;mso-height-relative:margin;v-text-anchor:top" o:gfxdata="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" strokecolor="white [3212]">
                       <v:textbox>
                         <w:txbxContent>
                           <w:p>
@@ -1520,25 +1438,7 @@
                                 <w:b/>
                                 <w:bCs/>
                               </w:rPr>
-                              <w:t xml:space="preserve"> </w:t>
-                            </w:r>
-                            <w:proofErr w:type="spellStart"/>
-                            <w:r>
-                              <w:rPr>
-                                <w:rFonts w:ascii="Times New Roman" w:hAnsi="Times New Roman" w:cs="Times New Roman"/>
-                                <w:b/>
-                                <w:bCs/>
-                              </w:rPr>
-                              <w:t>Modelisation</w:t>
-                            </w:r>
-                            <w:proofErr w:type="spellEnd"/>
-                            <w:r>
-                              <w:rPr>
-                                <w:rFonts w:ascii="Times New Roman" w:hAnsi="Times New Roman" w:cs="Times New Roman"/>
-                                <w:b/>
-                                <w:bCs/>
-                              </w:rPr>
-                              <w:t xml:space="preserve"> </w:t>
+                              <w:t xml:space="preserve"> Modelisation </w:t>
                             </w:r>
                           </w:p>
                           <w:p>
@@ -1599,7 +1499,6 @@
                               </w:rPr>
                               <w:t xml:space="preserve"> la </w:t>
                             </w:r>
-                            <w:proofErr w:type="spellStart"/>
                             <w:r>
                               <w:rPr>
                                 <w:rFonts w:ascii="Times New Roman" w:hAnsi="Times New Roman" w:cs="Times New Roman"/>
@@ -1610,7 +1509,6 @@
                               </w:rPr>
                               <w:t>Presentation</w:t>
                             </w:r>
-                            <w:proofErr w:type="spellEnd"/>
                             <w:r>
                               <w:rPr>
                                 <w:rFonts w:ascii="Times New Roman" w:hAnsi="Times New Roman" w:cs="Times New Roman"/>
@@ -1666,20 +1564,8 @@
                                 <w:sz w:val="24"/>
                                 <w:szCs w:val="24"/>
                               </w:rPr>
-                              <w:t xml:space="preserve"> des </w:t>
+                              <w:t xml:space="preserve"> des resultats</w:t>
                             </w:r>
-                            <w:proofErr w:type="spellStart"/>
-                            <w:r>
-                              <w:rPr>
-                                <w:rFonts w:ascii="Times New Roman" w:hAnsi="Times New Roman" w:cs="Times New Roman"/>
-                                <w:b/>
-                                <w:bCs/>
-                                <w:sz w:val="24"/>
-                                <w:szCs w:val="24"/>
-                              </w:rPr>
-                              <w:t>resultats</w:t>
-                            </w:r>
-                            <w:proofErr w:type="spellEnd"/>
                           </w:p>
                         </w:txbxContent>
                       </v:textbox>
@@ -1786,7 +1672,6 @@
                                       <w:lang w:val="en-US"/>
                                     </w:rPr>
                                   </w:pPr>
-                                  <w:proofErr w:type="spellStart"/>
                                   <w:r>
                                     <w:rPr>
                                       <w:rFonts w:ascii="Times New Roman" w:hAnsi="Times New Roman" w:cs="Times New Roman"/>
@@ -1796,43 +1681,7 @@
                                       <w:szCs w:val="24"/>
                                       <w:lang w:val="en-US"/>
                                     </w:rPr>
-                                    <w:t>Année</w:t>
-                                  </w:r>
-                                  <w:proofErr w:type="spellEnd"/>
-                                  <w:r>
-                                    <w:rPr>
-                                      <w:rFonts w:ascii="Times New Roman" w:hAnsi="Times New Roman" w:cs="Times New Roman"/>
-                                      <w:b/>
-                                      <w:bCs/>
-                                      <w:sz w:val="24"/>
-                                      <w:szCs w:val="24"/>
-                                      <w:lang w:val="en-US"/>
-                                    </w:rPr>
-                                    <w:t xml:space="preserve"> </w:t>
-                                  </w:r>
-                                  <w:proofErr w:type="spellStart"/>
-                                  <w:r>
-                                    <w:rPr>
-                                      <w:rFonts w:ascii="Times New Roman" w:hAnsi="Times New Roman" w:cs="Times New Roman"/>
-                                      <w:b/>
-                                      <w:bCs/>
-                                      <w:sz w:val="24"/>
-                                      <w:szCs w:val="24"/>
-                                      <w:lang w:val="en-US"/>
-                                    </w:rPr>
-                                    <w:t>académique</w:t>
-                                  </w:r>
-                                  <w:proofErr w:type="spellEnd"/>
-                                  <w:r>
-                                    <w:rPr>
-                                      <w:rFonts w:ascii="Times New Roman" w:hAnsi="Times New Roman" w:cs="Times New Roman"/>
-                                      <w:b/>
-                                      <w:bCs/>
-                                      <w:sz w:val="24"/>
-                                      <w:szCs w:val="24"/>
-                                      <w:lang w:val="en-US"/>
-                                    </w:rPr>
-                                    <w:t>: 2024/2025</w:t>
+                                    <w:t>Année académique: 2024/2025</w:t>
                                   </w:r>
                                 </w:p>
                               </w:txbxContent>
@@ -1854,7 +1703,7 @@
                 </mc:Choice>
                 <mc:Fallback>
                   <w:pict>
-                    <v:shape w14:anchorId="4D148EE0" id="Text Box 2" o:spid="_x0000_s1032" type="#_x0000_t202" style="position:absolute;left:0;text-align:left;margin-left:121.45pt;margin-top:118.3pt;width:185.9pt;height:110.6pt;z-index:251659264;visibility:visible;mso-wrap-style:square;mso-width-percent:0;mso-height-percent:0;mso-wrap-distance-left:9pt;mso-wrap-distance-top:3.6pt;mso-wrap-distance-right:9pt;mso-wrap-distance-bottom:3.6pt;mso-position-horizontal:absolute;mso-position-horizontal-relative:text;mso-position-vertical:absolute;mso-position-vertical-relative:text;mso-width-percent:0;mso-height-percent:0;mso-width-relative:margin;mso-height-relative:margin;v-text-anchor:top" o:gfxdata="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">
+                    <v:shape w14:anchorId="4D148EE0" id="Text Box 2" o:spid="_x0000_s1032" type="#_x0000_t202" style="position:absolute;left:0;text-align:left;margin-left:121.45pt;margin-top:118.3pt;width:185.9pt;height:110.6pt;z-index:251659264;visibility:visible;mso-wrap-style:square;mso-width-percent:0;mso-height-percent:0;mso-wrap-distance-left:9pt;mso-wrap-distance-top:3.6pt;mso-wrap-distance-right:9pt;mso-wrap-distance-bottom:3.6pt;mso-position-horizontal:absolute;mso-position-horizontal-relative:text;mso-position-vertical:absolute;mso-position-vertical-relative:text;mso-width-percent:0;mso-height-percent:0;mso-width-relative:margin;mso-height-relative:margin;v-text-anchor:top" o:gfxdata="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">
                       <v:textbox style="mso-fit-shape-to-text:t">
                         <w:txbxContent>
                           <w:p>
@@ -1869,7 +1718,6 @@
                                 <w:lang w:val="en-US"/>
                               </w:rPr>
                             </w:pPr>
-                            <w:proofErr w:type="spellStart"/>
                             <w:r>
                               <w:rPr>
                                 <w:rFonts w:ascii="Times New Roman" w:hAnsi="Times New Roman" w:cs="Times New Roman"/>
@@ -1879,43 +1727,7 @@
                                 <w:szCs w:val="24"/>
                                 <w:lang w:val="en-US"/>
                               </w:rPr>
-                              <w:t>Année</w:t>
-                            </w:r>
-                            <w:proofErr w:type="spellEnd"/>
-                            <w:r>
-                              <w:rPr>
-                                <w:rFonts w:ascii="Times New Roman" w:hAnsi="Times New Roman" w:cs="Times New Roman"/>
-                                <w:b/>
-                                <w:bCs/>
-                                <w:sz w:val="24"/>
-                                <w:szCs w:val="24"/>
-                                <w:lang w:val="en-US"/>
-                              </w:rPr>
-                              <w:t xml:space="preserve"> </w:t>
-                            </w:r>
-                            <w:proofErr w:type="spellStart"/>
-                            <w:r>
-                              <w:rPr>
-                                <w:rFonts w:ascii="Times New Roman" w:hAnsi="Times New Roman" w:cs="Times New Roman"/>
-                                <w:b/>
-                                <w:bCs/>
-                                <w:sz w:val="24"/>
-                                <w:szCs w:val="24"/>
-                                <w:lang w:val="en-US"/>
-                              </w:rPr>
-                              <w:t>académique</w:t>
-                            </w:r>
-                            <w:proofErr w:type="spellEnd"/>
-                            <w:r>
-                              <w:rPr>
-                                <w:rFonts w:ascii="Times New Roman" w:hAnsi="Times New Roman" w:cs="Times New Roman"/>
-                                <w:b/>
-                                <w:bCs/>
-                                <w:sz w:val="24"/>
-                                <w:szCs w:val="24"/>
-                                <w:lang w:val="en-US"/>
-                              </w:rPr>
-                              <w:t>: 2024/2025</w:t>
+                              <w:t>Année académique: 2024/2025</w:t>
                             </w:r>
                           </w:p>
                         </w:txbxContent>
@@ -2038,27 +1850,7 @@
           <w:sz w:val="24"/>
           <w:szCs w:val="24"/>
         </w:rPr>
-        <w:t xml:space="preserve">Ce projet vise à développer un modèle d’apprentissage non supervisé pour segmenter les films issus du </w:t>
-      </w:r>
-      <w:proofErr w:type="spellStart"/>
-      <w:r>
-        <w:rPr>
-          <w:rStyle w:val="cf01"/>
-          <w:rFonts w:ascii="Times New Roman" w:hAnsi="Times New Roman"/>
-          <w:sz w:val="24"/>
-          <w:szCs w:val="24"/>
-        </w:rPr>
-        <w:t>dataset</w:t>
-      </w:r>
-      <w:proofErr w:type="spellEnd"/>
-      <w:r>
-        <w:rPr>
-          <w:rStyle w:val="cf01"/>
-          <w:rFonts w:ascii="Times New Roman" w:hAnsi="Times New Roman"/>
-          <w:sz w:val="24"/>
-          <w:szCs w:val="24"/>
-        </w:rPr>
-        <w:t xml:space="preserve"> TMDB_5000_movies à l’aide d’algorithmes de clustering plat, en particulier </w:t>
+        <w:t xml:space="preserve">Ce projet vise à développer un modèle d’apprentissage non supervisé pour segmenter les films issus du dataset TMDB_5000_movies à l’aide d’algorithmes de clustering plat, en particulier </w:t>
       </w:r>
       <w:r>
         <w:rPr>
@@ -2067,19 +1859,8 @@
           <w:sz w:val="24"/>
           <w:szCs w:val="24"/>
         </w:rPr>
-        <w:t>k-</w:t>
-      </w:r>
-      <w:proofErr w:type="spellStart"/>
-      <w:r>
-        <w:rPr>
-          <w:rStyle w:val="cf31"/>
-          <w:rFonts w:ascii="Times New Roman" w:hAnsi="Times New Roman"/>
-          <w:sz w:val="24"/>
-          <w:szCs w:val="24"/>
-        </w:rPr>
-        <w:t>means</w:t>
-      </w:r>
-      <w:proofErr w:type="spellEnd"/>
+        <w:t>k-means</w:t>
+      </w:r>
       <w:r>
         <w:rPr>
           <w:rStyle w:val="cf01"/>
@@ -2147,27 +1928,7 @@
           <w:sz w:val="24"/>
           <w:szCs w:val="24"/>
         </w:rPr>
-        <w:t xml:space="preserve">Comment exploiter efficacement les caractéristiques textuelles et numériques du </w:t>
-      </w:r>
-      <w:proofErr w:type="spellStart"/>
-      <w:r>
-        <w:rPr>
-          <w:rStyle w:val="cf01"/>
-          <w:rFonts w:ascii="Times New Roman" w:hAnsi="Times New Roman"/>
-          <w:sz w:val="24"/>
-          <w:szCs w:val="24"/>
-        </w:rPr>
-        <w:t>dataset</w:t>
-      </w:r>
-      <w:proofErr w:type="spellEnd"/>
-      <w:r>
-        <w:rPr>
-          <w:rStyle w:val="cf01"/>
-          <w:rFonts w:ascii="Times New Roman" w:hAnsi="Times New Roman"/>
-          <w:sz w:val="24"/>
-          <w:szCs w:val="24"/>
-        </w:rPr>
-        <w:t xml:space="preserve"> TMDB pour générer des clusters pertinents ?</w:t>
+        <w:t>Comment exploiter efficacement les caractéristiques textuelles et numériques du dataset TMDB pour générer des clusters pertinents ?</w:t>
       </w:r>
     </w:p>
     <w:p>
@@ -2205,27 +1966,7 @@
           <w:sz w:val="24"/>
           <w:szCs w:val="24"/>
         </w:rPr>
-        <w:t>Dans quelle mesure les clusters issus du k-</w:t>
-      </w:r>
-      <w:proofErr w:type="spellStart"/>
-      <w:r>
-        <w:rPr>
-          <w:rStyle w:val="cf01"/>
-          <w:rFonts w:ascii="Times New Roman" w:hAnsi="Times New Roman"/>
-          <w:sz w:val="24"/>
-          <w:szCs w:val="24"/>
-        </w:rPr>
-        <w:t>means</w:t>
-      </w:r>
-      <w:proofErr w:type="spellEnd"/>
-      <w:r>
-        <w:rPr>
-          <w:rStyle w:val="cf01"/>
-          <w:rFonts w:ascii="Times New Roman" w:hAnsi="Times New Roman"/>
-          <w:sz w:val="24"/>
-          <w:szCs w:val="24"/>
-        </w:rPr>
-        <w:t xml:space="preserve"> correspondent ils aux genres officiels ou profils d’audience ?</w:t>
+        <w:t>Dans quelle mesure les clusters issus du k-means correspondent ils aux genres officiels ou profils d’audience ?</w:t>
       </w:r>
     </w:p>
     <w:p>
@@ -2298,47 +2039,7 @@
           <w:sz w:val="24"/>
           <w:szCs w:val="24"/>
         </w:rPr>
-        <w:t>Le clustering non supervisé, notamment via l’algorithme k-</w:t>
-      </w:r>
-      <w:proofErr w:type="spellStart"/>
-      <w:r>
-        <w:rPr>
-          <w:rStyle w:val="cf01"/>
-          <w:rFonts w:ascii="Times New Roman" w:hAnsi="Times New Roman"/>
-          <w:sz w:val="24"/>
-          <w:szCs w:val="24"/>
-        </w:rPr>
-        <w:t>means</w:t>
-      </w:r>
-      <w:proofErr w:type="spellEnd"/>
-      <w:r>
-        <w:rPr>
-          <w:rStyle w:val="cf01"/>
-          <w:rFonts w:ascii="Times New Roman" w:hAnsi="Times New Roman"/>
-          <w:sz w:val="24"/>
-          <w:szCs w:val="24"/>
-        </w:rPr>
-        <w:t xml:space="preserve">, est une technique classique en fouille de textes et data </w:t>
-      </w:r>
-      <w:proofErr w:type="spellStart"/>
-      <w:r>
-        <w:rPr>
-          <w:rStyle w:val="cf01"/>
-          <w:rFonts w:ascii="Times New Roman" w:hAnsi="Times New Roman"/>
-          <w:sz w:val="24"/>
-          <w:szCs w:val="24"/>
-        </w:rPr>
-        <w:t>mining</w:t>
-      </w:r>
-      <w:proofErr w:type="spellEnd"/>
-      <w:r>
-        <w:rPr>
-          <w:rStyle w:val="cf01"/>
-          <w:rFonts w:ascii="Times New Roman" w:hAnsi="Times New Roman"/>
-          <w:sz w:val="24"/>
-          <w:szCs w:val="24"/>
-        </w:rPr>
-        <w:t>, largement utilisée pour structurer des corpus documentaires. Dans le contexte cinématographique, plusieurs travaux ont exploité ces méthodes pour la recommandation de films, combinant souvent la vectorisation TF-IDF des synopsis avec des métadonnées. Ces méthodes permettent d’identifier des regroupements exploitables, même si certaines limites subsistent sur la qualité et l’interprétabilité des clusters obtenus.</w:t>
+        <w:t>Le clustering non supervisé, notamment via l’algorithme k-means, est une technique classique en fouille de textes et data mining, largement utilisée pour structurer des corpus documentaires. Dans le contexte cinématographique, plusieurs travaux ont exploité ces méthodes pour la recommandation de films, combinant souvent la vectorisation TF-IDF des synopsis avec des métadonnées. Ces méthodes permettent d’identifier des regroupements exploitables, même si certaines limites subsistent sur la qualité et l’interprétabilité des clusters obtenus.</w:t>
       </w:r>
     </w:p>
     <w:p>
@@ -2399,27 +2100,7 @@
           <w:sz w:val="24"/>
           <w:szCs w:val="24"/>
         </w:rPr>
-        <w:t xml:space="preserve">Présentation du </w:t>
-      </w:r>
-      <w:proofErr w:type="spellStart"/>
-      <w:r>
-        <w:rPr>
-          <w:rStyle w:val="cf01"/>
-          <w:rFonts w:ascii="Times New Roman" w:hAnsi="Times New Roman"/>
-          <w:sz w:val="24"/>
-          <w:szCs w:val="24"/>
-        </w:rPr>
-        <w:t>dataset</w:t>
-      </w:r>
-      <w:proofErr w:type="spellEnd"/>
-      <w:r>
-        <w:rPr>
-          <w:rStyle w:val="cf01"/>
-          <w:rFonts w:ascii="Times New Roman" w:hAnsi="Times New Roman"/>
-          <w:sz w:val="24"/>
-          <w:szCs w:val="24"/>
-        </w:rPr>
-        <w:t xml:space="preserve"> TMDB, exploration et prétraitement des données.</w:t>
+        <w:t>Présentation du dataset TMDB, exploration et prétraitement des données.</w:t>
       </w:r>
     </w:p>
     <w:p>
@@ -2542,16 +2223,6 @@
         <w:spacing w:before="0" w:after="240"/>
         <w:jc w:val="center"/>
         <w:rPr>
-          <w:rFonts w:ascii="Times New Roman" w:eastAsia="Times New Roman" w:hAnsi="Times New Roman" w:cs="Times New Roman"/>
-          <w:b/>
-          <w:color w:val="000000" w:themeColor="text1"/>
-          <w:sz w:val="24"/>
-          <w:szCs w:val="20"/>
-          <w:lang w:eastAsia="fr-FR"/>
-        </w:rPr>
-      </w:pPr>
-      <w:r>
-        <w:rPr>
           <w:rStyle w:val="cf01"/>
           <w:rFonts w:ascii="Times New Roman" w:hAnsi="Times New Roman" w:cs="Times New Roman"/>
           <w:b/>
@@ -2559,8 +2230,908 @@
           <w:sz w:val="32"/>
           <w:szCs w:val="24"/>
         </w:rPr>
+      </w:pPr>
+      <w:r>
+        <w:rPr>
+          <w:rStyle w:val="cf01"/>
+          <w:rFonts w:ascii="Times New Roman" w:hAnsi="Times New Roman" w:cs="Times New Roman"/>
+          <w:b/>
+          <w:color w:val="000000" w:themeColor="text1"/>
+          <w:sz w:val="32"/>
+          <w:szCs w:val="24"/>
+        </w:rPr>
         <w:lastRenderedPageBreak/>
         <w:t>État de l’art</w:t>
+      </w:r>
+    </w:p>
+    <w:p>
+      <w:pPr>
+        <w:pStyle w:val="Titre2"/>
+        <w:numPr>
+          <w:ilvl w:val="0"/>
+          <w:numId w:val="45"/>
+        </w:numPr>
+        <w:rPr>
+          <w:rFonts w:ascii="Times New Roman" w:eastAsia="Times New Roman" w:hAnsi="Times New Roman" w:cs="Times New Roman"/>
+          <w:b/>
+          <w:color w:val="000000" w:themeColor="text1"/>
+          <w:sz w:val="28"/>
+          <w:lang w:val="en" w:eastAsia="fr-FR"/>
+        </w:rPr>
+      </w:pPr>
+      <w:r>
+        <w:rPr>
+          <w:rFonts w:ascii="Times New Roman" w:eastAsia="Times New Roman" w:hAnsi="Times New Roman" w:cs="Times New Roman"/>
+          <w:b/>
+          <w:color w:val="000000" w:themeColor="text1"/>
+          <w:sz w:val="28"/>
+          <w:lang w:val="en" w:eastAsia="fr-FR"/>
+        </w:rPr>
+        <w:t>Clustering et l’algorithme k-means</w:t>
+      </w:r>
+    </w:p>
+    <w:p>
+      <w:pPr>
+        <w:spacing w:before="100" w:beforeAutospacing="1" w:after="100" w:afterAutospacing="1"/>
+        <w:jc w:val="left"/>
+        <w:rPr>
+          <w:rFonts w:ascii="Times New Roman" w:eastAsia="Times New Roman" w:hAnsi="Times New Roman" w:cs="Times New Roman"/>
+          <w:sz w:val="24"/>
+          <w:szCs w:val="24"/>
+          <w:lang w:eastAsia="fr-FR"/>
+        </w:rPr>
+      </w:pPr>
+      <w:r>
+        <w:rPr>
+          <w:rFonts w:ascii="Times New Roman" w:eastAsia="Times New Roman" w:hAnsi="Times New Roman" w:cs="Times New Roman"/>
+          <w:sz w:val="24"/>
+          <w:szCs w:val="24"/>
+          <w:lang w:eastAsia="fr-FR"/>
+        </w:rPr>
+        <w:t xml:space="preserve">Le clustering est une méthode d’apprentissage non supervisé qui vise à regrouper des objets en ensembles homogènes selon leurs similarités. Dans le contexte du text mining et de la segmentation de documents, le clustering permet une analyse exploratoire efficace des collections volumineuses et diverses, en mettant en évidence des structures </w:t>
+      </w:r>
+      <w:r>
+        <w:rPr>
+          <w:rFonts w:ascii="Times New Roman" w:eastAsia="Times New Roman" w:hAnsi="Times New Roman" w:cs="Times New Roman"/>
+          <w:sz w:val="24"/>
+          <w:szCs w:val="24"/>
+          <w:lang w:eastAsia="fr-FR"/>
+        </w:rPr>
+        <w:t xml:space="preserve">latentes dans les données. </w:t>
+      </w:r>
+      <w:r>
+        <w:rPr>
+          <w:rFonts w:ascii="Times New Roman" w:eastAsia="Times New Roman" w:hAnsi="Times New Roman" w:cs="Times New Roman"/>
+          <w:sz w:val="24"/>
+          <w:szCs w:val="24"/>
+          <w:vertAlign w:val="superscript"/>
+          <w:lang w:eastAsia="fr-FR"/>
+        </w:rPr>
+        <w:t>1 2</w:t>
+      </w:r>
+    </w:p>
+    <w:p>
+      <w:pPr>
+        <w:spacing w:before="100" w:beforeAutospacing="1" w:after="100" w:afterAutospacing="1"/>
+        <w:jc w:val="left"/>
+        <w:rPr>
+          <w:rFonts w:ascii="Times New Roman" w:eastAsia="Times New Roman" w:hAnsi="Times New Roman" w:cs="Times New Roman"/>
+          <w:sz w:val="24"/>
+          <w:szCs w:val="24"/>
+          <w:lang w:eastAsia="fr-FR"/>
+        </w:rPr>
+      </w:pPr>
+      <w:r>
+        <w:rPr>
+          <w:rFonts w:ascii="Times New Roman" w:eastAsia="Times New Roman" w:hAnsi="Times New Roman" w:cs="Times New Roman"/>
+          <w:sz w:val="24"/>
+          <w:szCs w:val="24"/>
+          <w:lang w:eastAsia="fr-FR"/>
+        </w:rPr>
+        <w:t>L’algorithme k-means est la méthode de clustering la plus largement utilisée pour la partition de données numériques et textuelles. Il se base sur la minimisation de la variance intra-cluster, chaque instance étant affectée au cluster dont le centroïde est le plus proche, typiquement selon la distance euclidienne. Cependant, le k-means présente plusieurs limites : le nombre de clusters k doit être défini à l’avance, il est sensible aux conditions initiales, et adapté principalement à des clusters sphériqu</w:t>
+      </w:r>
+      <w:r>
+        <w:rPr>
+          <w:rFonts w:ascii="Times New Roman" w:eastAsia="Times New Roman" w:hAnsi="Times New Roman" w:cs="Times New Roman"/>
+          <w:sz w:val="24"/>
+          <w:szCs w:val="24"/>
+          <w:lang w:eastAsia="fr-FR"/>
+        </w:rPr>
+        <w:t xml:space="preserve">es et de taille similaire. </w:t>
+      </w:r>
+      <w:r>
+        <w:rPr>
+          <w:rFonts w:ascii="Times New Roman" w:eastAsia="Times New Roman" w:hAnsi="Times New Roman" w:cs="Times New Roman"/>
+          <w:sz w:val="24"/>
+          <w:szCs w:val="24"/>
+          <w:vertAlign w:val="superscript"/>
+          <w:lang w:eastAsia="fr-FR"/>
+        </w:rPr>
+        <w:t>2 1</w:t>
+      </w:r>
+    </w:p>
+    <w:p>
+      <w:pPr>
+        <w:spacing w:before="100" w:beforeAutospacing="1" w:after="100" w:afterAutospacing="1"/>
+        <w:jc w:val="left"/>
+        <w:rPr>
+          <w:rFonts w:ascii="Times New Roman" w:eastAsia="Times New Roman" w:hAnsi="Times New Roman" w:cs="Times New Roman"/>
+          <w:sz w:val="24"/>
+          <w:szCs w:val="24"/>
+          <w:lang w:eastAsia="fr-FR"/>
+        </w:rPr>
+      </w:pPr>
+      <w:r>
+        <w:rPr>
+          <w:rFonts w:ascii="Times New Roman" w:eastAsia="Times New Roman" w:hAnsi="Times New Roman" w:cs="Times New Roman"/>
+          <w:sz w:val="24"/>
+          <w:szCs w:val="24"/>
+          <w:lang w:eastAsia="fr-FR"/>
+        </w:rPr>
+        <w:t xml:space="preserve">De nombreuses variantes et critères d’évaluation ont été proposés pour améliorer le choix du nombre optimal de clusters et la robustesse de l’algorithme : méthode du coude (elbow method), score silhouette, et validation </w:t>
+      </w:r>
+      <w:r>
+        <w:rPr>
+          <w:rFonts w:ascii="Times New Roman" w:eastAsia="Times New Roman" w:hAnsi="Times New Roman" w:cs="Times New Roman"/>
+          <w:sz w:val="24"/>
+          <w:szCs w:val="24"/>
+          <w:lang w:eastAsia="fr-FR"/>
+        </w:rPr>
+        <w:t xml:space="preserve">croisée par indices internes. </w:t>
+      </w:r>
+      <w:r>
+        <w:rPr>
+          <w:rFonts w:ascii="Times New Roman" w:eastAsia="Times New Roman" w:hAnsi="Times New Roman" w:cs="Times New Roman"/>
+          <w:sz w:val="24"/>
+          <w:szCs w:val="24"/>
+          <w:vertAlign w:val="superscript"/>
+          <w:lang w:eastAsia="fr-FR"/>
+        </w:rPr>
+        <w:t>3</w:t>
+      </w:r>
+    </w:p>
+    <w:p>
+      <w:pPr>
+        <w:pStyle w:val="Titre2"/>
+        <w:numPr>
+          <w:ilvl w:val="0"/>
+          <w:numId w:val="45"/>
+        </w:numPr>
+        <w:rPr>
+          <w:rFonts w:ascii="Times New Roman" w:eastAsia="Times New Roman" w:hAnsi="Times New Roman" w:cs="Times New Roman"/>
+          <w:b/>
+          <w:color w:val="000000" w:themeColor="text1"/>
+          <w:sz w:val="28"/>
+          <w:lang w:eastAsia="fr-FR"/>
+        </w:rPr>
+      </w:pPr>
+      <w:r>
+        <w:rPr>
+          <w:rFonts w:ascii="Times New Roman" w:eastAsia="Times New Roman" w:hAnsi="Times New Roman" w:cs="Times New Roman"/>
+          <w:b/>
+          <w:color w:val="000000" w:themeColor="text1"/>
+          <w:sz w:val="28"/>
+          <w:lang w:eastAsia="fr-FR"/>
+        </w:rPr>
+        <w:t>Traitement automatique du langage naturel (NLP) et vectorisation</w:t>
+      </w:r>
+    </w:p>
+    <w:p>
+      <w:pPr>
+        <w:spacing w:before="100" w:beforeAutospacing="1" w:after="100" w:afterAutospacing="1"/>
+        <w:jc w:val="left"/>
+        <w:rPr>
+          <w:rFonts w:ascii="Times New Roman" w:eastAsia="Times New Roman" w:hAnsi="Times New Roman" w:cs="Times New Roman"/>
+          <w:sz w:val="24"/>
+          <w:szCs w:val="24"/>
+          <w:lang w:eastAsia="fr-FR"/>
+        </w:rPr>
+      </w:pPr>
+      <w:r>
+        <w:rPr>
+          <w:rFonts w:ascii="Times New Roman" w:eastAsia="Times New Roman" w:hAnsi="Times New Roman" w:cs="Times New Roman"/>
+          <w:sz w:val="24"/>
+          <w:szCs w:val="24"/>
+          <w:lang w:eastAsia="fr-FR"/>
+        </w:rPr>
+        <w:t>Le traitement automatique du langage naturel (NLP) est indispensable pour exploiter le potentiel des données textuelles, telles que les synopsis et descriptions de films. Le processus commence par le nettoyage : suppression des caractères spéciaux, des classiques « stop words », tokenisation, et lemmatisation, assurant que la représentation textuelle soit</w:t>
+      </w:r>
+      <w:r>
+        <w:rPr>
+          <w:rFonts w:ascii="Times New Roman" w:eastAsia="Times New Roman" w:hAnsi="Times New Roman" w:cs="Times New Roman"/>
+          <w:sz w:val="24"/>
+          <w:szCs w:val="24"/>
+          <w:lang w:eastAsia="fr-FR"/>
+        </w:rPr>
+        <w:t xml:space="preserve"> standardisée et exploitable. </w:t>
+      </w:r>
+      <w:r>
+        <w:rPr>
+          <w:rFonts w:ascii="Times New Roman" w:eastAsia="Times New Roman" w:hAnsi="Times New Roman" w:cs="Times New Roman"/>
+          <w:sz w:val="24"/>
+          <w:szCs w:val="24"/>
+          <w:vertAlign w:val="superscript"/>
+          <w:lang w:eastAsia="fr-FR"/>
+        </w:rPr>
+        <w:t>2</w:t>
+      </w:r>
+    </w:p>
+    <w:p>
+      <w:pPr>
+        <w:spacing w:before="100" w:beforeAutospacing="1" w:after="100" w:afterAutospacing="1"/>
+        <w:jc w:val="left"/>
+        <w:rPr>
+          <w:rFonts w:ascii="Times New Roman" w:eastAsia="Times New Roman" w:hAnsi="Times New Roman" w:cs="Times New Roman"/>
+          <w:sz w:val="24"/>
+          <w:szCs w:val="24"/>
+          <w:lang w:eastAsia="fr-FR"/>
+        </w:rPr>
+      </w:pPr>
+      <w:r>
+        <w:rPr>
+          <w:rFonts w:ascii="Times New Roman" w:eastAsia="Times New Roman" w:hAnsi="Times New Roman" w:cs="Times New Roman"/>
+          <w:sz w:val="24"/>
+          <w:szCs w:val="24"/>
+          <w:lang w:eastAsia="fr-FR"/>
+        </w:rPr>
+        <w:t xml:space="preserve">Pour convertir le texte en données numériques utilisables par le clustering, la méthode la plus répandue est la vectorisation TF-IDF (Term Frequency - Inverse Document Frequency). Cette technique permet de traduire la pertinence d’un mot dans un document par rapport à sa fréquence dans l’ensemble du corpus. Les travaux récents vont au-delà : l’apparition des « embeddings » (Word2Vec, GloVe, BERT) permet d’obtenir une représentation sémantique </w:t>
+      </w:r>
+      <w:r>
+        <w:rPr>
+          <w:rFonts w:ascii="Times New Roman" w:eastAsia="Times New Roman" w:hAnsi="Times New Roman" w:cs="Times New Roman"/>
+          <w:sz w:val="24"/>
+          <w:szCs w:val="24"/>
+          <w:lang w:eastAsia="fr-FR"/>
+        </w:rPr>
+        <w:lastRenderedPageBreak/>
+        <w:t>dense et souvent plus discriminante, facilitant la formation de clusters cohérents même da</w:t>
+      </w:r>
+      <w:r>
+        <w:rPr>
+          <w:rFonts w:ascii="Times New Roman" w:eastAsia="Times New Roman" w:hAnsi="Times New Roman" w:cs="Times New Roman"/>
+          <w:sz w:val="24"/>
+          <w:szCs w:val="24"/>
+          <w:lang w:eastAsia="fr-FR"/>
+        </w:rPr>
+        <w:t xml:space="preserve">ns de grands corpus textuels. </w:t>
+      </w:r>
+      <w:r>
+        <w:rPr>
+          <w:rFonts w:ascii="Times New Roman" w:eastAsia="Times New Roman" w:hAnsi="Times New Roman" w:cs="Times New Roman"/>
+          <w:sz w:val="24"/>
+          <w:szCs w:val="24"/>
+          <w:vertAlign w:val="superscript"/>
+          <w:lang w:eastAsia="fr-FR"/>
+        </w:rPr>
+        <w:t>2</w:t>
+      </w:r>
+    </w:p>
+    <w:p>
+      <w:pPr>
+        <w:spacing w:before="100" w:beforeAutospacing="1" w:after="100" w:afterAutospacing="1"/>
+        <w:jc w:val="left"/>
+        <w:rPr>
+          <w:rFonts w:ascii="Times New Roman" w:eastAsia="Times New Roman" w:hAnsi="Times New Roman" w:cs="Times New Roman"/>
+          <w:sz w:val="24"/>
+          <w:szCs w:val="24"/>
+          <w:lang w:eastAsia="fr-FR"/>
+        </w:rPr>
+      </w:pPr>
+      <w:r>
+        <w:rPr>
+          <w:rFonts w:ascii="Times New Roman" w:eastAsia="Times New Roman" w:hAnsi="Times New Roman" w:cs="Times New Roman"/>
+          <w:sz w:val="24"/>
+          <w:szCs w:val="24"/>
+          <w:lang w:eastAsia="fr-FR"/>
+        </w:rPr>
+        <w:t>Dans le cas du clustering de films, la combinaison des données textuelles (synopsis, genres) avec des variables numériques ou catégorielles (budget, popularité) forme une approche multimodale, renforçant l</w:t>
+      </w:r>
+      <w:r>
+        <w:rPr>
+          <w:rFonts w:ascii="Times New Roman" w:eastAsia="Times New Roman" w:hAnsi="Times New Roman" w:cs="Times New Roman"/>
+          <w:sz w:val="24"/>
+          <w:szCs w:val="24"/>
+          <w:lang w:eastAsia="fr-FR"/>
+        </w:rPr>
+        <w:t xml:space="preserve">a qualité des clusters. </w:t>
+      </w:r>
+      <w:r>
+        <w:rPr>
+          <w:rFonts w:ascii="Times New Roman" w:eastAsia="Times New Roman" w:hAnsi="Times New Roman" w:cs="Times New Roman"/>
+          <w:sz w:val="24"/>
+          <w:szCs w:val="24"/>
+          <w:vertAlign w:val="superscript"/>
+          <w:lang w:eastAsia="fr-FR"/>
+        </w:rPr>
+        <w:t>4 5 3</w:t>
+      </w:r>
+    </w:p>
+    <w:p>
+      <w:pPr>
+        <w:pStyle w:val="Titre2"/>
+        <w:numPr>
+          <w:ilvl w:val="0"/>
+          <w:numId w:val="45"/>
+        </w:numPr>
+        <w:rPr>
+          <w:rFonts w:ascii="Times New Roman" w:eastAsia="Times New Roman" w:hAnsi="Times New Roman" w:cs="Times New Roman"/>
+          <w:b/>
+          <w:color w:val="000000" w:themeColor="text1"/>
+          <w:sz w:val="28"/>
+          <w:lang w:eastAsia="fr-FR"/>
+        </w:rPr>
+      </w:pPr>
+      <w:r>
+        <w:rPr>
+          <w:rFonts w:ascii="Times New Roman" w:eastAsia="Times New Roman" w:hAnsi="Times New Roman" w:cs="Times New Roman"/>
+          <w:b/>
+          <w:color w:val="000000" w:themeColor="text1"/>
+          <w:sz w:val="28"/>
+          <w:lang w:eastAsia="fr-FR"/>
+        </w:rPr>
+        <w:t>Applications du clustering pour la recommandation de films</w:t>
+      </w:r>
+    </w:p>
+    <w:p>
+      <w:pPr>
+        <w:spacing w:before="100" w:beforeAutospacing="1" w:after="100" w:afterAutospacing="1"/>
+        <w:jc w:val="left"/>
+        <w:rPr>
+          <w:rFonts w:ascii="Times New Roman" w:eastAsia="Times New Roman" w:hAnsi="Times New Roman" w:cs="Times New Roman"/>
+          <w:sz w:val="24"/>
+          <w:szCs w:val="24"/>
+          <w:lang w:eastAsia="fr-FR"/>
+        </w:rPr>
+      </w:pPr>
+      <w:r>
+        <w:rPr>
+          <w:rFonts w:ascii="Times New Roman" w:eastAsia="Times New Roman" w:hAnsi="Times New Roman" w:cs="Times New Roman"/>
+          <w:sz w:val="24"/>
+          <w:szCs w:val="24"/>
+          <w:lang w:eastAsia="fr-FR"/>
+        </w:rPr>
+        <w:t>L’utilisation du clustering dans les systèmes de recommandation de films est désormais courante. Il permet de regrouper automatiquement les films selon leurs thématiques, styles ou profils commerciaux, facilitant ainsi la personnalisation et la pertinence des recomm</w:t>
+      </w:r>
+      <w:r>
+        <w:rPr>
+          <w:rFonts w:ascii="Times New Roman" w:eastAsia="Times New Roman" w:hAnsi="Times New Roman" w:cs="Times New Roman"/>
+          <w:sz w:val="24"/>
+          <w:szCs w:val="24"/>
+          <w:lang w:eastAsia="fr-FR"/>
+        </w:rPr>
+        <w:t xml:space="preserve">andations utilisateurs. </w:t>
+      </w:r>
+      <w:r>
+        <w:rPr>
+          <w:rFonts w:ascii="Times New Roman" w:eastAsia="Times New Roman" w:hAnsi="Times New Roman" w:cs="Times New Roman"/>
+          <w:sz w:val="24"/>
+          <w:szCs w:val="24"/>
+          <w:vertAlign w:val="superscript"/>
+          <w:lang w:eastAsia="fr-FR"/>
+        </w:rPr>
+        <w:t>5 3 4</w:t>
+      </w:r>
+    </w:p>
+    <w:p>
+      <w:pPr>
+        <w:spacing w:before="100" w:beforeAutospacing="1" w:after="100" w:afterAutospacing="1"/>
+        <w:jc w:val="left"/>
+        <w:rPr>
+          <w:rFonts w:ascii="Times New Roman" w:eastAsia="Times New Roman" w:hAnsi="Times New Roman" w:cs="Times New Roman"/>
+          <w:sz w:val="24"/>
+          <w:szCs w:val="24"/>
+          <w:lang w:eastAsia="fr-FR"/>
+        </w:rPr>
+      </w:pPr>
+      <w:r>
+        <w:rPr>
+          <w:rFonts w:ascii="Times New Roman" w:eastAsia="Times New Roman" w:hAnsi="Times New Roman" w:cs="Times New Roman"/>
+          <w:sz w:val="24"/>
+          <w:szCs w:val="24"/>
+          <w:lang w:eastAsia="fr-FR"/>
+        </w:rPr>
+        <w:t>Le dataset TMDB est souvent mobilisé dans ce contexte. Wallace et al. ont montré comment la modélisation en graphes et le clustering de films et d’acteurs peuvent améliorer la qualité des suggestions. D’autres auteurs comparent méthodes (k-means, hiérarchique, BIRCH) et paramètres appliqués à TMDB et MovieLens, en analysant leur impact sur la cohérence des clusters et la précisi</w:t>
+      </w:r>
+      <w:r>
+        <w:rPr>
+          <w:rFonts w:ascii="Times New Roman" w:eastAsia="Times New Roman" w:hAnsi="Times New Roman" w:cs="Times New Roman"/>
+          <w:sz w:val="24"/>
+          <w:szCs w:val="24"/>
+          <w:lang w:eastAsia="fr-FR"/>
+        </w:rPr>
+        <w:t xml:space="preserve">on des recommandations. </w:t>
+      </w:r>
+      <w:r>
+        <w:rPr>
+          <w:rFonts w:ascii="Times New Roman" w:eastAsia="Times New Roman" w:hAnsi="Times New Roman" w:cs="Times New Roman"/>
+          <w:sz w:val="24"/>
+          <w:szCs w:val="24"/>
+          <w:vertAlign w:val="superscript"/>
+          <w:lang w:eastAsia="fr-FR"/>
+        </w:rPr>
+        <w:t>3 4 5</w:t>
+      </w:r>
+    </w:p>
+    <w:p>
+      <w:pPr>
+        <w:spacing w:before="100" w:beforeAutospacing="1" w:after="100" w:afterAutospacing="1"/>
+        <w:jc w:val="left"/>
+        <w:rPr>
+          <w:rFonts w:ascii="Times New Roman" w:eastAsia="Times New Roman" w:hAnsi="Times New Roman" w:cs="Times New Roman"/>
+          <w:sz w:val="24"/>
+          <w:szCs w:val="24"/>
+          <w:lang w:eastAsia="fr-FR"/>
+        </w:rPr>
+      </w:pPr>
+      <w:r>
+        <w:rPr>
+          <w:rFonts w:ascii="Times New Roman" w:eastAsia="Times New Roman" w:hAnsi="Times New Roman" w:cs="Times New Roman"/>
+          <w:sz w:val="24"/>
+          <w:szCs w:val="24"/>
+          <w:lang w:eastAsia="fr-FR"/>
+        </w:rPr>
+        <w:t>L’efficacité du clustering dépend étroitement de la sélection des variables et du prétraitement des données. Il est essentiel de valider les clusters quantitativement (indice de silhouette, inertie) et qualitativement (pertinence</w:t>
+      </w:r>
+      <w:r>
+        <w:rPr>
+          <w:rFonts w:ascii="Times New Roman" w:eastAsia="Times New Roman" w:hAnsi="Times New Roman" w:cs="Times New Roman"/>
+          <w:sz w:val="24"/>
+          <w:szCs w:val="24"/>
+          <w:lang w:eastAsia="fr-FR"/>
+        </w:rPr>
+        <w:t xml:space="preserve"> thématique des segments). </w:t>
+      </w:r>
+      <w:r>
+        <w:rPr>
+          <w:rFonts w:ascii="Times New Roman" w:eastAsia="Times New Roman" w:hAnsi="Times New Roman" w:cs="Times New Roman"/>
+          <w:sz w:val="24"/>
+          <w:szCs w:val="24"/>
+          <w:vertAlign w:val="superscript"/>
+          <w:lang w:eastAsia="fr-FR"/>
+        </w:rPr>
+        <w:t>5 3</w:t>
+      </w:r>
+    </w:p>
+    <w:p>
+      <w:pPr>
+        <w:pStyle w:val="Titre2"/>
+        <w:numPr>
+          <w:ilvl w:val="0"/>
+          <w:numId w:val="45"/>
+        </w:numPr>
+        <w:rPr>
+          <w:rFonts w:eastAsia="Times New Roman"/>
+          <w:b/>
+          <w:color w:val="000000" w:themeColor="text1"/>
+          <w:sz w:val="28"/>
+          <w:lang w:eastAsia="fr-FR"/>
+        </w:rPr>
+      </w:pPr>
+      <w:r>
+        <w:rPr>
+          <w:rFonts w:eastAsia="Times New Roman"/>
+          <w:b/>
+          <w:color w:val="000000" w:themeColor="text1"/>
+          <w:sz w:val="28"/>
+          <w:lang w:eastAsia="fr-FR"/>
+        </w:rPr>
+        <w:t>Limites et perspectives des méthodes actuelles</w:t>
+      </w:r>
+    </w:p>
+    <w:p>
+      <w:pPr>
+        <w:spacing w:before="100" w:beforeAutospacing="1" w:after="100" w:afterAutospacing="1"/>
+        <w:jc w:val="left"/>
+        <w:rPr>
+          <w:rFonts w:ascii="Times New Roman" w:eastAsia="Times New Roman" w:hAnsi="Times New Roman" w:cs="Times New Roman"/>
+          <w:sz w:val="24"/>
+          <w:szCs w:val="24"/>
+          <w:lang w:eastAsia="fr-FR"/>
+        </w:rPr>
+      </w:pPr>
+      <w:r>
+        <w:rPr>
+          <w:rFonts w:ascii="Times New Roman" w:eastAsia="Times New Roman" w:hAnsi="Times New Roman" w:cs="Times New Roman"/>
+          <w:sz w:val="24"/>
+          <w:szCs w:val="24"/>
+          <w:lang w:eastAsia="fr-FR"/>
+        </w:rPr>
+        <w:t xml:space="preserve">Bien que populaire, l’algorithme k-means possède des limites : il suppose des clusters de tailles similaires et une structure sphérique, il est sensible au paramétrage initial et au bruit des données textuelles. De plus, la détermination du nombre optimal de clusters (k) et la qualité de la vectorisation influent fortement </w:t>
+      </w:r>
+      <w:r>
+        <w:rPr>
+          <w:rFonts w:ascii="Times New Roman" w:eastAsia="Times New Roman" w:hAnsi="Times New Roman" w:cs="Times New Roman"/>
+          <w:sz w:val="24"/>
+          <w:szCs w:val="24"/>
+          <w:lang w:eastAsia="fr-FR"/>
+        </w:rPr>
+        <w:t xml:space="preserve">sur les résultats obtenus. </w:t>
+      </w:r>
+      <w:r>
+        <w:rPr>
+          <w:rFonts w:ascii="Times New Roman" w:eastAsia="Times New Roman" w:hAnsi="Times New Roman" w:cs="Times New Roman"/>
+          <w:sz w:val="24"/>
+          <w:szCs w:val="24"/>
+          <w:vertAlign w:val="superscript"/>
+          <w:lang w:eastAsia="fr-FR"/>
+        </w:rPr>
+        <w:t>1 2</w:t>
+      </w:r>
+    </w:p>
+    <w:p>
+      <w:pPr>
+        <w:spacing w:before="100" w:beforeAutospacing="1" w:after="100" w:afterAutospacing="1"/>
+        <w:jc w:val="left"/>
+        <w:rPr>
+          <w:rFonts w:ascii="Times New Roman" w:eastAsia="Times New Roman" w:hAnsi="Times New Roman" w:cs="Times New Roman"/>
+          <w:sz w:val="24"/>
+          <w:szCs w:val="24"/>
+          <w:lang w:eastAsia="fr-FR"/>
+        </w:rPr>
+      </w:pPr>
+      <w:r>
+        <w:rPr>
+          <w:rFonts w:ascii="Times New Roman" w:eastAsia="Times New Roman" w:hAnsi="Times New Roman" w:cs="Times New Roman"/>
+          <w:sz w:val="24"/>
+          <w:szCs w:val="24"/>
+          <w:lang w:eastAsia="fr-FR"/>
+        </w:rPr>
+        <w:t>Les approches hybrides, comme le clustering hiérarchique, le fuzzy clustering ou la réduction de dimension (PCA, t-SNE), permettent parfois d’améliorer la segmentation, l’interprétation et la précision des clusters. L’intégration des techniques de NLP basées sur les modèles profonds (embeddings contextuels générés par BERT) ouvre également de nouvelles voies pour la seg</w:t>
+      </w:r>
+      <w:r>
+        <w:rPr>
+          <w:rFonts w:ascii="Times New Roman" w:eastAsia="Times New Roman" w:hAnsi="Times New Roman" w:cs="Times New Roman"/>
+          <w:sz w:val="24"/>
+          <w:szCs w:val="24"/>
+          <w:lang w:eastAsia="fr-FR"/>
+        </w:rPr>
+        <w:t xml:space="preserve">mentation documentaire. </w:t>
+      </w:r>
+      <w:r>
+        <w:rPr>
+          <w:rFonts w:ascii="Times New Roman" w:eastAsia="Times New Roman" w:hAnsi="Times New Roman" w:cs="Times New Roman"/>
+          <w:sz w:val="24"/>
+          <w:szCs w:val="24"/>
+          <w:vertAlign w:val="superscript"/>
+          <w:lang w:eastAsia="fr-FR"/>
+        </w:rPr>
+        <w:t>3 5 2</w:t>
+      </w:r>
+    </w:p>
+    <w:p>
+      <w:pPr>
+        <w:spacing w:before="100" w:beforeAutospacing="1" w:after="100" w:afterAutospacing="1"/>
+        <w:jc w:val="left"/>
+        <w:rPr>
+          <w:rFonts w:ascii="Times New Roman" w:eastAsia="Times New Roman" w:hAnsi="Times New Roman" w:cs="Times New Roman"/>
+          <w:sz w:val="24"/>
+          <w:szCs w:val="24"/>
+          <w:lang w:eastAsia="fr-FR"/>
+        </w:rPr>
+      </w:pPr>
+      <w:r>
+        <w:rPr>
+          <w:rFonts w:ascii="Times New Roman" w:eastAsia="Times New Roman" w:hAnsi="Times New Roman" w:cs="Times New Roman"/>
+          <w:sz w:val="24"/>
+          <w:szCs w:val="24"/>
+          <w:lang w:eastAsia="fr-FR"/>
+        </w:rPr>
+        <w:lastRenderedPageBreak/>
+        <w:t>Enfin, une tendance marquante dans la littérature consiste à enrichir les modèles par la prise en compte des relations complexes entre films, genres et acteurs (modélisation par gra</w:t>
+      </w:r>
+      <w:r>
+        <w:rPr>
+          <w:rFonts w:ascii="Times New Roman" w:eastAsia="Times New Roman" w:hAnsi="Times New Roman" w:cs="Times New Roman"/>
+          <w:sz w:val="24"/>
+          <w:szCs w:val="24"/>
+          <w:lang w:eastAsia="fr-FR"/>
+        </w:rPr>
+        <w:t xml:space="preserve">phes et réseaux de neurones). </w:t>
+      </w:r>
+      <w:r>
+        <w:rPr>
+          <w:rFonts w:ascii="Times New Roman" w:eastAsia="Times New Roman" w:hAnsi="Times New Roman" w:cs="Times New Roman"/>
+          <w:sz w:val="24"/>
+          <w:szCs w:val="24"/>
+          <w:vertAlign w:val="superscript"/>
+          <w:lang w:eastAsia="fr-FR"/>
+        </w:rPr>
+        <w:t>4</w:t>
+      </w:r>
+      <w:bookmarkStart w:id="0" w:name="_GoBack"/>
+      <w:bookmarkEnd w:id="0"/>
+    </w:p>
+    <w:p>
+      <w:pPr>
+        <w:spacing w:before="100" w:beforeAutospacing="1" w:after="100" w:afterAutospacing="1"/>
+        <w:jc w:val="left"/>
+        <w:rPr>
+          <w:rFonts w:ascii="Times New Roman" w:eastAsia="Times New Roman" w:hAnsi="Times New Roman" w:cs="Times New Roman"/>
+          <w:b/>
+          <w:sz w:val="24"/>
+          <w:szCs w:val="24"/>
+          <w:lang w:eastAsia="fr-FR"/>
+        </w:rPr>
+      </w:pPr>
+      <w:r>
+        <w:rPr>
+          <w:rFonts w:ascii="Times New Roman" w:eastAsia="Times New Roman" w:hAnsi="Times New Roman" w:cs="Times New Roman"/>
+          <w:b/>
+          <w:sz w:val="24"/>
+          <w:szCs w:val="24"/>
+          <w:lang w:eastAsia="fr-FR"/>
+        </w:rPr>
+        <w:t>Références</w:t>
+      </w:r>
+    </w:p>
+    <w:p>
+      <w:pPr>
+        <w:numPr>
+          <w:ilvl w:val="0"/>
+          <w:numId w:val="44"/>
+        </w:numPr>
+        <w:spacing w:before="100" w:beforeAutospacing="1" w:after="100" w:afterAutospacing="1"/>
+        <w:ind w:left="1120" w:hanging="400"/>
+        <w:jc w:val="left"/>
+        <w:rPr>
+          <w:rFonts w:ascii="Times New Roman" w:eastAsia="Times New Roman" w:hAnsi="Times New Roman" w:cs="Times New Roman"/>
+          <w:sz w:val="24"/>
+          <w:szCs w:val="24"/>
+          <w:lang w:val="en" w:eastAsia="fr-FR"/>
+        </w:rPr>
+      </w:pPr>
+      <w:r>
+        <w:rPr>
+          <w:rFonts w:ascii="Times New Roman" w:eastAsia="Times New Roman" w:hAnsi="Times New Roman" w:cs="Times New Roman"/>
+          <w:sz w:val="24"/>
+          <w:szCs w:val="24"/>
+          <w:lang w:val="en" w:eastAsia="fr-FR"/>
+        </w:rPr>
+        <w:t xml:space="preserve">Wallace B., Kupke C., Khimji E., "Developing Recommendation Systems for Movies </w:t>
+      </w:r>
+      <w:r>
+        <w:rPr>
+          <w:rFonts w:ascii="Times New Roman" w:eastAsia="Times New Roman" w:hAnsi="Times New Roman" w:cs="Times New Roman"/>
+          <w:sz w:val="24"/>
+          <w:szCs w:val="24"/>
+          <w:lang w:val="en" w:eastAsia="fr-FR"/>
+        </w:rPr>
+        <w:t xml:space="preserve">Using Graph Databases," 2020. </w:t>
+      </w:r>
+      <w:r>
+        <w:rPr>
+          <w:rFonts w:ascii="Times New Roman" w:eastAsia="Times New Roman" w:hAnsi="Times New Roman" w:cs="Times New Roman"/>
+          <w:sz w:val="24"/>
+          <w:szCs w:val="24"/>
+          <w:vertAlign w:val="superscript"/>
+          <w:lang w:val="en" w:eastAsia="fr-FR"/>
+        </w:rPr>
+        <w:t>4</w:t>
+      </w:r>
+    </w:p>
+    <w:p>
+      <w:pPr>
+        <w:numPr>
+          <w:ilvl w:val="0"/>
+          <w:numId w:val="44"/>
+        </w:numPr>
+        <w:spacing w:before="100" w:beforeAutospacing="1" w:after="100" w:afterAutospacing="1"/>
+        <w:ind w:left="1120" w:hanging="400"/>
+        <w:jc w:val="left"/>
+        <w:rPr>
+          <w:rFonts w:ascii="Times New Roman" w:eastAsia="Times New Roman" w:hAnsi="Times New Roman" w:cs="Times New Roman"/>
+          <w:sz w:val="24"/>
+          <w:szCs w:val="24"/>
+          <w:lang w:val="en" w:eastAsia="fr-FR"/>
+        </w:rPr>
+      </w:pPr>
+      <w:r>
+        <w:rPr>
+          <w:rFonts w:ascii="Times New Roman" w:eastAsia="Times New Roman" w:hAnsi="Times New Roman" w:cs="Times New Roman"/>
+          <w:sz w:val="24"/>
+          <w:szCs w:val="24"/>
+          <w:lang w:val="en" w:eastAsia="fr-FR"/>
+        </w:rPr>
+        <w:t>S. Roy, C. Panigrahi, A. Saha, "Comparative Analysis of Clustering Techniques for Movie Recommenda</w:t>
+      </w:r>
+      <w:r>
+        <w:rPr>
+          <w:rFonts w:ascii="Times New Roman" w:eastAsia="Times New Roman" w:hAnsi="Times New Roman" w:cs="Times New Roman"/>
+          <w:sz w:val="24"/>
+          <w:szCs w:val="24"/>
+          <w:lang w:val="en" w:eastAsia="fr-FR"/>
+        </w:rPr>
+        <w:t xml:space="preserve">tion," MATEC Web Conf., 2018. </w:t>
+      </w:r>
+      <w:r>
+        <w:rPr>
+          <w:rFonts w:ascii="Times New Roman" w:eastAsia="Times New Roman" w:hAnsi="Times New Roman" w:cs="Times New Roman"/>
+          <w:sz w:val="24"/>
+          <w:szCs w:val="24"/>
+          <w:vertAlign w:val="superscript"/>
+          <w:lang w:val="en" w:eastAsia="fr-FR"/>
+        </w:rPr>
+        <w:t>3</w:t>
+      </w:r>
+    </w:p>
+    <w:p>
+      <w:pPr>
+        <w:numPr>
+          <w:ilvl w:val="0"/>
+          <w:numId w:val="44"/>
+        </w:numPr>
+        <w:spacing w:before="100" w:beforeAutospacing="1" w:after="100" w:afterAutospacing="1"/>
+        <w:ind w:left="1120" w:hanging="400"/>
+        <w:jc w:val="left"/>
+        <w:rPr>
+          <w:rFonts w:ascii="Times New Roman" w:eastAsia="Times New Roman" w:hAnsi="Times New Roman" w:cs="Times New Roman"/>
+          <w:sz w:val="24"/>
+          <w:szCs w:val="24"/>
+          <w:lang w:val="en" w:eastAsia="fr-FR"/>
+        </w:rPr>
+      </w:pPr>
+      <w:r>
+        <w:rPr>
+          <w:rFonts w:ascii="Times New Roman" w:eastAsia="Times New Roman" w:hAnsi="Times New Roman" w:cs="Times New Roman"/>
+          <w:sz w:val="24"/>
+          <w:szCs w:val="24"/>
+          <w:lang w:val="en" w:eastAsia="fr-FR"/>
+        </w:rPr>
+        <w:t>Mahesh T, RVV Vinoth Kumar, "Clustering Techniques for Recommendation of Movies," Int. J. Data Informatics and</w:t>
+      </w:r>
+      <w:r>
+        <w:rPr>
+          <w:rFonts w:ascii="Times New Roman" w:eastAsia="Times New Roman" w:hAnsi="Times New Roman" w:cs="Times New Roman"/>
+          <w:sz w:val="24"/>
+          <w:szCs w:val="24"/>
+          <w:lang w:val="en" w:eastAsia="fr-FR"/>
+        </w:rPr>
+        <w:t xml:space="preserve"> Intelligent Computing, 2022. </w:t>
+      </w:r>
+      <w:r>
+        <w:rPr>
+          <w:rFonts w:ascii="Times New Roman" w:eastAsia="Times New Roman" w:hAnsi="Times New Roman" w:cs="Times New Roman"/>
+          <w:sz w:val="24"/>
+          <w:szCs w:val="24"/>
+          <w:vertAlign w:val="superscript"/>
+          <w:lang w:val="en" w:eastAsia="fr-FR"/>
+        </w:rPr>
+        <w:t>5</w:t>
+      </w:r>
+    </w:p>
+    <w:p>
+      <w:pPr>
+        <w:numPr>
+          <w:ilvl w:val="0"/>
+          <w:numId w:val="44"/>
+        </w:numPr>
+        <w:spacing w:before="100" w:beforeAutospacing="1" w:after="100" w:afterAutospacing="1"/>
+        <w:ind w:left="1120" w:hanging="400"/>
+        <w:jc w:val="left"/>
+        <w:rPr>
+          <w:rFonts w:ascii="Times New Roman" w:eastAsia="Times New Roman" w:hAnsi="Times New Roman" w:cs="Times New Roman"/>
+          <w:sz w:val="24"/>
+          <w:szCs w:val="24"/>
+          <w:lang w:val="en" w:eastAsia="fr-FR"/>
+        </w:rPr>
+      </w:pPr>
+      <w:r>
+        <w:rPr>
+          <w:rFonts w:ascii="Times New Roman" w:eastAsia="Times New Roman" w:hAnsi="Times New Roman" w:cs="Times New Roman"/>
+          <w:sz w:val="24"/>
+          <w:szCs w:val="24"/>
+          <w:lang w:val="en" w:eastAsia="fr-FR"/>
+        </w:rPr>
+        <w:t>Lloyd, S. (1982). "Least squares quantization in PCM." IEEE Transactions on Inform</w:t>
+      </w:r>
+      <w:r>
+        <w:rPr>
+          <w:rFonts w:ascii="Times New Roman" w:eastAsia="Times New Roman" w:hAnsi="Times New Roman" w:cs="Times New Roman"/>
+          <w:sz w:val="24"/>
+          <w:szCs w:val="24"/>
+          <w:lang w:val="en" w:eastAsia="fr-FR"/>
+        </w:rPr>
+        <w:t xml:space="preserve">ation Theory, 28(2), 129-137. </w:t>
+      </w:r>
+      <w:r>
+        <w:rPr>
+          <w:rFonts w:ascii="Times New Roman" w:eastAsia="Times New Roman" w:hAnsi="Times New Roman" w:cs="Times New Roman"/>
+          <w:sz w:val="24"/>
+          <w:szCs w:val="24"/>
+          <w:vertAlign w:val="superscript"/>
+          <w:lang w:val="en" w:eastAsia="fr-FR"/>
+        </w:rPr>
+        <w:t>1</w:t>
+      </w:r>
+    </w:p>
+    <w:p>
+      <w:pPr>
+        <w:numPr>
+          <w:ilvl w:val="0"/>
+          <w:numId w:val="44"/>
+        </w:numPr>
+        <w:spacing w:before="100" w:beforeAutospacing="1" w:after="100" w:afterAutospacing="1"/>
+        <w:ind w:left="1120" w:hanging="400"/>
+        <w:jc w:val="left"/>
+        <w:rPr>
+          <w:rFonts w:ascii="Times New Roman" w:eastAsia="Times New Roman" w:hAnsi="Times New Roman" w:cs="Times New Roman"/>
+          <w:sz w:val="24"/>
+          <w:szCs w:val="24"/>
+          <w:lang w:val="en" w:eastAsia="fr-FR"/>
+        </w:rPr>
+      </w:pPr>
+      <w:r>
+        <w:rPr>
+          <w:rFonts w:ascii="Times New Roman" w:eastAsia="Times New Roman" w:hAnsi="Times New Roman" w:cs="Times New Roman"/>
+          <w:sz w:val="24"/>
+          <w:szCs w:val="24"/>
+          <w:lang w:val="en" w:eastAsia="fr-FR"/>
+        </w:rPr>
+        <w:t xml:space="preserve">Article: "A novel movie recommendation method based on clustering by genre," AIP </w:t>
+      </w:r>
+      <w:r>
+        <w:rPr>
+          <w:rFonts w:ascii="Times New Roman" w:eastAsia="Times New Roman" w:hAnsi="Times New Roman" w:cs="Times New Roman"/>
+          <w:sz w:val="24"/>
+          <w:szCs w:val="24"/>
+          <w:lang w:val="en" w:eastAsia="fr-FR"/>
+        </w:rPr>
+        <w:t xml:space="preserve">Conference Proceedings, 2019. </w:t>
+      </w:r>
+      <w:r>
+        <w:rPr>
+          <w:rFonts w:ascii="Times New Roman" w:eastAsia="Times New Roman" w:hAnsi="Times New Roman" w:cs="Times New Roman"/>
+          <w:sz w:val="24"/>
+          <w:szCs w:val="24"/>
+          <w:vertAlign w:val="superscript"/>
+          <w:lang w:val="en" w:eastAsia="fr-FR"/>
+        </w:rPr>
+        <w:t>6</w:t>
+      </w:r>
+    </w:p>
+    <w:p>
+      <w:pPr>
+        <w:numPr>
+          <w:ilvl w:val="0"/>
+          <w:numId w:val="44"/>
+        </w:numPr>
+        <w:spacing w:before="100" w:beforeAutospacing="1" w:after="100" w:afterAutospacing="1"/>
+        <w:ind w:left="1120" w:hanging="400"/>
+        <w:jc w:val="left"/>
+        <w:rPr>
+          <w:rFonts w:ascii="Times New Roman" w:eastAsia="Times New Roman" w:hAnsi="Times New Roman" w:cs="Times New Roman"/>
+          <w:sz w:val="24"/>
+          <w:szCs w:val="24"/>
+          <w:lang w:val="en" w:eastAsia="fr-FR"/>
+        </w:rPr>
+      </w:pPr>
+      <w:r>
+        <w:rPr>
+          <w:rFonts w:ascii="Times New Roman" w:eastAsia="Times New Roman" w:hAnsi="Times New Roman" w:cs="Times New Roman"/>
+          <w:sz w:val="24"/>
+          <w:szCs w:val="24"/>
+          <w:lang w:val="en" w:eastAsia="fr-FR"/>
+        </w:rPr>
+        <w:t>Jonathan Zong, "K Means Clu</w:t>
+      </w:r>
+      <w:r>
+        <w:rPr>
+          <w:rFonts w:ascii="Times New Roman" w:eastAsia="Times New Roman" w:hAnsi="Times New Roman" w:cs="Times New Roman"/>
+          <w:sz w:val="24"/>
+          <w:szCs w:val="24"/>
+          <w:lang w:val="en" w:eastAsia="fr-FR"/>
+        </w:rPr>
+        <w:t xml:space="preserve">stering with Tf-idf Weights." </w:t>
+      </w:r>
+      <w:r>
+        <w:rPr>
+          <w:rFonts w:ascii="Times New Roman" w:eastAsia="Times New Roman" w:hAnsi="Times New Roman" w:cs="Times New Roman"/>
+          <w:sz w:val="24"/>
+          <w:szCs w:val="24"/>
+          <w:vertAlign w:val="superscript"/>
+          <w:lang w:val="en" w:eastAsia="fr-FR"/>
+        </w:rPr>
+        <w:t>2</w:t>
       </w:r>
     </w:p>
     <w:p>
@@ -2654,31 +3225,109 @@
           <w:u w:val="single"/>
           <w:lang w:eastAsia="fr-FR"/>
         </w:rPr>
-        <w:t xml:space="preserve">Description détaillée du </w:t>
-      </w:r>
-      <w:proofErr w:type="spellStart"/>
-      <w:r>
+        <w:t>Description détaillée du dataset TMDB (films, synopsis, genres, données numériques)</w:t>
+      </w:r>
+    </w:p>
+    <w:p>
+      <w:pPr>
+        <w:spacing w:after="100" w:afterAutospacing="1"/>
+        <w:rPr>
+          <w:rFonts w:ascii="Times New Roman" w:eastAsia="Times New Roman" w:hAnsi="Times New Roman" w:cs="Times New Roman"/>
+          <w:szCs w:val="20"/>
+          <w:lang w:eastAsia="fr-FR"/>
+        </w:rPr>
+      </w:pPr>
+      <w:r>
+        <w:rPr>
+          <w:rFonts w:ascii="Times New Roman" w:eastAsia="Times New Roman" w:hAnsi="Times New Roman" w:cs="Times New Roman"/>
+          <w:sz w:val="24"/>
+          <w:lang w:eastAsia="fr-FR"/>
+        </w:rPr>
+        <w:t>Le dataset TMDB contient des informations sur environ 5000 films issus de The Movie Database, une base collaborative et riche en métadonnées cinématographiques. Ce jeu de données contient 4803 lignes et 20 colonnes et est structuré autour de plusieurs types de variables :</w:t>
+      </w:r>
+    </w:p>
+    <w:p>
+      <w:pPr>
+        <w:pStyle w:val="Sous-titre"/>
         <w:rPr>
           <w:rFonts w:ascii="Times New Roman" w:eastAsia="Times New Roman" w:hAnsi="Times New Roman" w:cs="Times New Roman"/>
           <w:b/>
           <w:color w:val="000000" w:themeColor="text1"/>
-          <w:sz w:val="28"/>
-          <w:u w:val="single"/>
-          <w:lang w:eastAsia="fr-FR"/>
-        </w:rPr>
-        <w:t>dataset</w:t>
-      </w:r>
-      <w:proofErr w:type="spellEnd"/>
+          <w:sz w:val="24"/>
+          <w:szCs w:val="24"/>
+          <w:lang w:eastAsia="fr-FR"/>
+        </w:rPr>
+      </w:pPr>
       <w:r>
         <w:rPr>
           <w:rFonts w:ascii="Times New Roman" w:eastAsia="Times New Roman" w:hAnsi="Times New Roman" w:cs="Times New Roman"/>
           <w:b/>
           <w:color w:val="000000" w:themeColor="text1"/>
-          <w:sz w:val="28"/>
-          <w:u w:val="single"/>
-          <w:lang w:eastAsia="fr-FR"/>
-        </w:rPr>
-        <w:t xml:space="preserve"> TMDB (films, synopsis, genres, données numériques)</w:t>
+          <w:sz w:val="24"/>
+          <w:szCs w:val="24"/>
+          <w:lang w:eastAsia="fr-FR"/>
+        </w:rPr>
+        <w:t>Films et Identifiants</w:t>
+      </w:r>
+    </w:p>
+    <w:p>
+      <w:pPr>
+        <w:spacing w:after="0"/>
+        <w:rPr>
+          <w:rFonts w:ascii="Times New Roman" w:eastAsia="Times New Roman" w:hAnsi="Times New Roman" w:cs="Times New Roman"/>
+          <w:sz w:val="24"/>
+          <w:szCs w:val="24"/>
+          <w:lang w:eastAsia="fr-FR"/>
+        </w:rPr>
+      </w:pPr>
+      <w:r>
+        <w:rPr>
+          <w:rFonts w:ascii="Times New Roman" w:eastAsia="Times New Roman" w:hAnsi="Times New Roman" w:cs="Times New Roman"/>
+          <w:sz w:val="24"/>
+          <w:szCs w:val="24"/>
+          <w:lang w:eastAsia="fr-FR"/>
+        </w:rPr>
+        <w:t>id : identifiant unique attribué à chaque film.</w:t>
+      </w:r>
+    </w:p>
+    <w:p>
+      <w:pPr>
+        <w:spacing w:after="0"/>
+        <w:rPr>
+          <w:rFonts w:ascii="Times New Roman" w:eastAsia="Times New Roman" w:hAnsi="Times New Roman" w:cs="Times New Roman"/>
+          <w:sz w:val="24"/>
+          <w:szCs w:val="24"/>
+          <w:lang w:eastAsia="fr-FR"/>
+        </w:rPr>
+      </w:pPr>
+      <w:r>
+        <w:rPr>
+          <w:rFonts w:ascii="Times New Roman" w:eastAsia="Times New Roman" w:hAnsi="Times New Roman" w:cs="Times New Roman"/>
+          <w:sz w:val="24"/>
+          <w:szCs w:val="24"/>
+          <w:lang w:eastAsia="fr-FR"/>
+        </w:rPr>
+        <w:t>title : titre générique du film.</w:t>
+      </w:r>
+    </w:p>
+    <w:p>
+      <w:pPr>
+        <w:spacing w:after="0"/>
+        <w:rPr>
+          <w:rFonts w:ascii="Times New Roman" w:eastAsia="Times New Roman" w:hAnsi="Times New Roman" w:cs="Times New Roman"/>
+          <w:sz w:val="24"/>
+          <w:szCs w:val="24"/>
+          <w:lang w:eastAsia="fr-FR"/>
+        </w:rPr>
+      </w:pPr>
+      <w:r>
+        <w:rPr>
+          <w:rFonts w:ascii="Times New Roman" w:eastAsia="Times New Roman" w:hAnsi="Times New Roman" w:cs="Times New Roman"/>
+          <w:sz w:val="24"/>
+          <w:szCs w:val="24"/>
+          <w:lang w:eastAsia="fr-FR"/>
+        </w:rPr>
+        <w:t>original_title : titre original dans sa langue de sortie.</w:t>
       </w:r>
     </w:p>
     <w:p>
@@ -2686,71 +3335,19 @@
         <w:spacing w:after="100" w:afterAutospacing="1"/>
         <w:rPr>
           <w:rFonts w:ascii="Times New Roman" w:eastAsia="Times New Roman" w:hAnsi="Times New Roman" w:cs="Times New Roman"/>
-          <w:szCs w:val="20"/>
-          <w:lang w:eastAsia="fr-FR"/>
-        </w:rPr>
-      </w:pPr>
-      <w:r>
-        <w:rPr>
-          <w:rFonts w:ascii="Times New Roman" w:eastAsia="Times New Roman" w:hAnsi="Times New Roman" w:cs="Times New Roman"/>
-          <w:sz w:val="24"/>
-          <w:lang w:eastAsia="fr-FR"/>
-        </w:rPr>
-        <w:t xml:space="preserve">Le </w:t>
-      </w:r>
-      <w:proofErr w:type="spellStart"/>
-      <w:r>
-        <w:rPr>
-          <w:rFonts w:ascii="Times New Roman" w:eastAsia="Times New Roman" w:hAnsi="Times New Roman" w:cs="Times New Roman"/>
-          <w:sz w:val="24"/>
-          <w:lang w:eastAsia="fr-FR"/>
-        </w:rPr>
-        <w:t>dataset</w:t>
-      </w:r>
-      <w:proofErr w:type="spellEnd"/>
-      <w:r>
-        <w:rPr>
-          <w:rFonts w:ascii="Times New Roman" w:eastAsia="Times New Roman" w:hAnsi="Times New Roman" w:cs="Times New Roman"/>
-          <w:sz w:val="24"/>
-          <w:lang w:eastAsia="fr-FR"/>
-        </w:rPr>
-        <w:t xml:space="preserve"> TMDB contient des informations sur environ 5000 films issus de The </w:t>
-      </w:r>
-      <w:proofErr w:type="spellStart"/>
-      <w:r>
-        <w:rPr>
-          <w:rFonts w:ascii="Times New Roman" w:eastAsia="Times New Roman" w:hAnsi="Times New Roman" w:cs="Times New Roman"/>
-          <w:sz w:val="24"/>
-          <w:lang w:eastAsia="fr-FR"/>
-        </w:rPr>
-        <w:t>Movie</w:t>
-      </w:r>
-      <w:proofErr w:type="spellEnd"/>
-      <w:r>
-        <w:rPr>
-          <w:rFonts w:ascii="Times New Roman" w:eastAsia="Times New Roman" w:hAnsi="Times New Roman" w:cs="Times New Roman"/>
-          <w:sz w:val="24"/>
-          <w:lang w:eastAsia="fr-FR"/>
-        </w:rPr>
-        <w:t xml:space="preserve"> </w:t>
-      </w:r>
-      <w:proofErr w:type="spellStart"/>
-      <w:r>
-        <w:rPr>
-          <w:rFonts w:ascii="Times New Roman" w:eastAsia="Times New Roman" w:hAnsi="Times New Roman" w:cs="Times New Roman"/>
-          <w:sz w:val="24"/>
-          <w:lang w:eastAsia="fr-FR"/>
-        </w:rPr>
-        <w:t>Database</w:t>
-      </w:r>
-      <w:proofErr w:type="spellEnd"/>
-      <w:r>
-        <w:rPr>
-          <w:rFonts w:ascii="Times New Roman" w:eastAsia="Times New Roman" w:hAnsi="Times New Roman" w:cs="Times New Roman"/>
-          <w:sz w:val="24"/>
-          <w:lang w:eastAsia="fr-FR"/>
-        </w:rPr>
-        <w:t>, une base collaborative et riche en métadonnées cinématographiques. Ce jeu de données contient 4803 lignes et 20 colonnes et est structuré autour de plusieurs types de variables :</w:t>
+          <w:sz w:val="24"/>
+          <w:szCs w:val="24"/>
+          <w:lang w:eastAsia="fr-FR"/>
+        </w:rPr>
+      </w:pPr>
+      <w:r>
+        <w:rPr>
+          <w:rFonts w:ascii="Times New Roman" w:eastAsia="Times New Roman" w:hAnsi="Times New Roman" w:cs="Times New Roman"/>
+          <w:sz w:val="24"/>
+          <w:szCs w:val="24"/>
+          <w:lang w:eastAsia="fr-FR"/>
+        </w:rPr>
+        <w:t>homepage : URL officielle du film (peut être vide).</w:t>
       </w:r>
     </w:p>
     <w:p>
@@ -2774,89 +3371,8 @@
           <w:szCs w:val="24"/>
           <w:lang w:eastAsia="fr-FR"/>
         </w:rPr>
-        <w:t>Films et Identifiants</w:t>
-      </w:r>
-    </w:p>
-    <w:p>
-      <w:pPr>
-        <w:spacing w:after="0"/>
-        <w:rPr>
-          <w:rFonts w:ascii="Times New Roman" w:eastAsia="Times New Roman" w:hAnsi="Times New Roman" w:cs="Times New Roman"/>
-          <w:sz w:val="24"/>
-          <w:szCs w:val="24"/>
-          <w:lang w:eastAsia="fr-FR"/>
-        </w:rPr>
-      </w:pPr>
-      <w:r>
-        <w:rPr>
-          <w:rFonts w:ascii="Times New Roman" w:eastAsia="Times New Roman" w:hAnsi="Times New Roman" w:cs="Times New Roman"/>
-          <w:sz w:val="24"/>
-          <w:szCs w:val="24"/>
-          <w:lang w:eastAsia="fr-FR"/>
-        </w:rPr>
-        <w:t>id : identifiant unique attribué à chaque film.</w:t>
-      </w:r>
-    </w:p>
-    <w:p>
-      <w:pPr>
-        <w:spacing w:after="0"/>
-        <w:rPr>
-          <w:rFonts w:ascii="Times New Roman" w:eastAsia="Times New Roman" w:hAnsi="Times New Roman" w:cs="Times New Roman"/>
-          <w:sz w:val="24"/>
-          <w:szCs w:val="24"/>
-          <w:lang w:eastAsia="fr-FR"/>
-        </w:rPr>
-      </w:pPr>
-      <w:proofErr w:type="spellStart"/>
-      <w:r>
-        <w:rPr>
-          <w:rFonts w:ascii="Times New Roman" w:eastAsia="Times New Roman" w:hAnsi="Times New Roman" w:cs="Times New Roman"/>
-          <w:sz w:val="24"/>
-          <w:szCs w:val="24"/>
-          <w:lang w:eastAsia="fr-FR"/>
-        </w:rPr>
-        <w:t>title</w:t>
-      </w:r>
-      <w:proofErr w:type="spellEnd"/>
-      <w:r>
-        <w:rPr>
-          <w:rFonts w:ascii="Times New Roman" w:eastAsia="Times New Roman" w:hAnsi="Times New Roman" w:cs="Times New Roman"/>
-          <w:sz w:val="24"/>
-          <w:szCs w:val="24"/>
-          <w:lang w:eastAsia="fr-FR"/>
-        </w:rPr>
-        <w:t xml:space="preserve"> : titre générique du film.</w:t>
-      </w:r>
-    </w:p>
-    <w:p>
-      <w:pPr>
-        <w:spacing w:after="0"/>
-        <w:rPr>
-          <w:rFonts w:ascii="Times New Roman" w:eastAsia="Times New Roman" w:hAnsi="Times New Roman" w:cs="Times New Roman"/>
-          <w:sz w:val="24"/>
-          <w:szCs w:val="24"/>
-          <w:lang w:eastAsia="fr-FR"/>
-        </w:rPr>
-      </w:pPr>
-      <w:proofErr w:type="spellStart"/>
-      <w:r>
-        <w:rPr>
-          <w:rFonts w:ascii="Times New Roman" w:eastAsia="Times New Roman" w:hAnsi="Times New Roman" w:cs="Times New Roman"/>
-          <w:sz w:val="24"/>
-          <w:szCs w:val="24"/>
-          <w:lang w:eastAsia="fr-FR"/>
-        </w:rPr>
-        <w:t>original_title</w:t>
-      </w:r>
-      <w:proofErr w:type="spellEnd"/>
-      <w:r>
-        <w:rPr>
-          <w:rFonts w:ascii="Times New Roman" w:eastAsia="Times New Roman" w:hAnsi="Times New Roman" w:cs="Times New Roman"/>
-          <w:sz w:val="24"/>
-          <w:szCs w:val="24"/>
-          <w:lang w:eastAsia="fr-FR"/>
-        </w:rPr>
-        <w:t xml:space="preserve"> : titre original dans sa langue de sortie.</w:t>
+        <w:lastRenderedPageBreak/>
+        <w:t>Synopsis et descriptions textuelles</w:t>
       </w:r>
     </w:p>
     <w:p>
@@ -2869,25 +3385,34 @@
           <w:lang w:eastAsia="fr-FR"/>
         </w:rPr>
       </w:pPr>
-      <w:proofErr w:type="spellStart"/>
-      <w:r>
-        <w:rPr>
-          <w:rFonts w:ascii="Times New Roman" w:eastAsia="Times New Roman" w:hAnsi="Times New Roman" w:cs="Times New Roman"/>
-          <w:sz w:val="24"/>
-          <w:szCs w:val="24"/>
-          <w:lang w:eastAsia="fr-FR"/>
-        </w:rPr>
-        <w:t>homepage</w:t>
-      </w:r>
-      <w:proofErr w:type="spellEnd"/>
-      <w:r>
-        <w:rPr>
-          <w:rFonts w:ascii="Times New Roman" w:eastAsia="Times New Roman" w:hAnsi="Times New Roman" w:cs="Times New Roman"/>
-          <w:sz w:val="24"/>
-          <w:szCs w:val="24"/>
-          <w:lang w:eastAsia="fr-FR"/>
-        </w:rPr>
-        <w:t xml:space="preserve"> : URL officielle du film (peut être vide).</w:t>
+      <w:r>
+        <w:rPr>
+          <w:rFonts w:ascii="Times New Roman" w:eastAsia="Times New Roman" w:hAnsi="Times New Roman" w:cs="Times New Roman"/>
+          <w:sz w:val="24"/>
+          <w:szCs w:val="24"/>
+          <w:lang w:eastAsia="fr-FR"/>
+        </w:rPr>
+        <w:t>overview : résumé ou synopsis du film, qui présente l’intrigue ou le sujet principal en quelques phrases. Cette variable est importante pour le traitement automatique du langage et l’analyse thématique.</w:t>
+      </w:r>
+    </w:p>
+    <w:p>
+      <w:pPr>
+        <w:spacing w:after="100" w:afterAutospacing="1"/>
+        <w:rPr>
+          <w:rFonts w:ascii="Times New Roman" w:eastAsia="Times New Roman" w:hAnsi="Times New Roman" w:cs="Times New Roman"/>
+          <w:sz w:val="24"/>
+          <w:szCs w:val="24"/>
+          <w:lang w:eastAsia="fr-FR"/>
+        </w:rPr>
+      </w:pPr>
+      <w:r>
+        <w:rPr>
+          <w:rFonts w:ascii="Times New Roman" w:eastAsia="Times New Roman" w:hAnsi="Times New Roman" w:cs="Times New Roman"/>
+          <w:sz w:val="24"/>
+          <w:szCs w:val="24"/>
+          <w:lang w:eastAsia="fr-FR"/>
+        </w:rPr>
+        <w:t>tagline : phrase slogan souvent utilisée pour le marketing ou les affiches.</w:t>
       </w:r>
     </w:p>
     <w:p>
@@ -2911,7 +3436,47 @@
           <w:szCs w:val="24"/>
           <w:lang w:eastAsia="fr-FR"/>
         </w:rPr>
-        <w:t>Synopsis et descriptions textuelles</w:t>
+        <w:t>Genres et mots-clés</w:t>
+      </w:r>
+    </w:p>
+    <w:p>
+      <w:pPr>
+        <w:spacing w:after="0"/>
+        <w:rPr>
+          <w:rFonts w:ascii="Times New Roman" w:eastAsia="Times New Roman" w:hAnsi="Times New Roman" w:cs="Times New Roman"/>
+          <w:sz w:val="24"/>
+          <w:szCs w:val="24"/>
+          <w:lang w:eastAsia="fr-FR"/>
+        </w:rPr>
+      </w:pPr>
+      <w:r>
+        <w:rPr>
+          <w:rFonts w:ascii="Times New Roman" w:eastAsia="Times New Roman" w:hAnsi="Times New Roman" w:cs="Times New Roman"/>
+          <w:sz w:val="24"/>
+          <w:szCs w:val="24"/>
+          <w:lang w:eastAsia="fr-FR"/>
+        </w:rPr>
+        <w:t>genres : liste des genres associés au film (ex. Action, Drame, Comédie). Stockés sous forme JSON, il faut parser cette chaîne pour obtenir les catégories.</w:t>
+      </w:r>
+    </w:p>
+    <w:p>
+      <w:pPr>
+        <w:spacing w:after="0"/>
+        <w:rPr>
+          <w:rFonts w:ascii="Times New Roman" w:eastAsia="Times New Roman" w:hAnsi="Times New Roman" w:cs="Times New Roman"/>
+          <w:sz w:val="24"/>
+          <w:szCs w:val="24"/>
+          <w:lang w:eastAsia="fr-FR"/>
+        </w:rPr>
+      </w:pPr>
+      <w:r>
+        <w:rPr>
+          <w:rFonts w:ascii="Times New Roman" w:eastAsia="Times New Roman" w:hAnsi="Times New Roman" w:cs="Times New Roman"/>
+          <w:sz w:val="24"/>
+          <w:szCs w:val="24"/>
+          <w:lang w:eastAsia="fr-FR"/>
+        </w:rPr>
+        <w:t>keywords : mots-clés extraits décrivant des thèmes ou objets importants.</w:t>
       </w:r>
     </w:p>
     <w:p>
@@ -2924,56 +3489,14 @@
           <w:lang w:eastAsia="fr-FR"/>
         </w:rPr>
       </w:pPr>
-      <w:proofErr w:type="spellStart"/>
-      <w:r>
-        <w:rPr>
-          <w:rFonts w:ascii="Times New Roman" w:eastAsia="Times New Roman" w:hAnsi="Times New Roman" w:cs="Times New Roman"/>
-          <w:sz w:val="24"/>
-          <w:szCs w:val="24"/>
-          <w:lang w:eastAsia="fr-FR"/>
-        </w:rPr>
-        <w:t>overview</w:t>
-      </w:r>
-      <w:proofErr w:type="spellEnd"/>
-      <w:r>
-        <w:rPr>
-          <w:rFonts w:ascii="Times New Roman" w:eastAsia="Times New Roman" w:hAnsi="Times New Roman" w:cs="Times New Roman"/>
-          <w:sz w:val="24"/>
-          <w:szCs w:val="24"/>
-          <w:lang w:eastAsia="fr-FR"/>
-        </w:rPr>
-        <w:t xml:space="preserve"> : résumé ou synopsis du film, qui présente l’intrigue ou le sujet principal en quelques phrases. Cette variable est importante pour le traitement automatique du langage et l’analyse thématique.</w:t>
-      </w:r>
-    </w:p>
-    <w:p>
-      <w:pPr>
-        <w:spacing w:after="100" w:afterAutospacing="1"/>
-        <w:rPr>
-          <w:rFonts w:ascii="Times New Roman" w:eastAsia="Times New Roman" w:hAnsi="Times New Roman" w:cs="Times New Roman"/>
-          <w:sz w:val="24"/>
-          <w:szCs w:val="24"/>
-          <w:lang w:eastAsia="fr-FR"/>
-        </w:rPr>
-      </w:pPr>
-      <w:proofErr w:type="spellStart"/>
-      <w:r>
-        <w:rPr>
-          <w:rFonts w:ascii="Times New Roman" w:eastAsia="Times New Roman" w:hAnsi="Times New Roman" w:cs="Times New Roman"/>
-          <w:sz w:val="24"/>
-          <w:szCs w:val="24"/>
-          <w:lang w:eastAsia="fr-FR"/>
-        </w:rPr>
-        <w:t>tagline</w:t>
-      </w:r>
-      <w:proofErr w:type="spellEnd"/>
-      <w:r>
-        <w:rPr>
-          <w:rFonts w:ascii="Times New Roman" w:eastAsia="Times New Roman" w:hAnsi="Times New Roman" w:cs="Times New Roman"/>
-          <w:sz w:val="24"/>
-          <w:szCs w:val="24"/>
-          <w:lang w:eastAsia="fr-FR"/>
-        </w:rPr>
-        <w:t xml:space="preserve"> : phrase slogan souvent utilisée pour le marketing ou les affiches.</w:t>
+      <w:r>
+        <w:rPr>
+          <w:rFonts w:ascii="Times New Roman" w:eastAsia="Times New Roman" w:hAnsi="Times New Roman" w:cs="Times New Roman"/>
+          <w:sz w:val="24"/>
+          <w:szCs w:val="24"/>
+          <w:lang w:eastAsia="fr-FR"/>
+        </w:rPr>
+        <w:t>Ces informations catégorielles aident à comprendre la classification thématique des films.</w:t>
       </w:r>
     </w:p>
     <w:p>
@@ -2997,7 +3520,7 @@
           <w:szCs w:val="24"/>
           <w:lang w:eastAsia="fr-FR"/>
         </w:rPr>
-        <w:t>Genres et mots-clés</w:t>
+        <w:t>Données numériques et financières</w:t>
       </w:r>
     </w:p>
     <w:p>
@@ -3017,27 +3540,7 @@
           <w:szCs w:val="24"/>
           <w:lang w:eastAsia="fr-FR"/>
         </w:rPr>
-        <w:t xml:space="preserve">genres : liste des genres associés au film (ex. Action, Drame, Comédie). Stockés sous forme JSON, il faut </w:t>
-      </w:r>
-      <w:proofErr w:type="spellStart"/>
-      <w:r>
-        <w:rPr>
-          <w:rFonts w:ascii="Times New Roman" w:eastAsia="Times New Roman" w:hAnsi="Times New Roman" w:cs="Times New Roman"/>
-          <w:sz w:val="24"/>
-          <w:szCs w:val="24"/>
-          <w:lang w:eastAsia="fr-FR"/>
-        </w:rPr>
-        <w:t>parser</w:t>
-      </w:r>
-      <w:proofErr w:type="spellEnd"/>
-      <w:r>
-        <w:rPr>
-          <w:rFonts w:ascii="Times New Roman" w:eastAsia="Times New Roman" w:hAnsi="Times New Roman" w:cs="Times New Roman"/>
-          <w:sz w:val="24"/>
-          <w:szCs w:val="24"/>
-          <w:lang w:eastAsia="fr-FR"/>
-        </w:rPr>
-        <w:t xml:space="preserve"> cette chaîne pour obtenir les catégories.</w:t>
+        <w:t>budget : budget de production en dollars américains.</w:t>
       </w:r>
     </w:p>
     <w:p>
@@ -3057,7 +3560,67 @@
           <w:szCs w:val="24"/>
           <w:lang w:eastAsia="fr-FR"/>
         </w:rPr>
-        <w:t>keywords : mots-clés extraits décrivant des thèmes ou objets importants.</w:t>
+        <w:t>revenue : recettes totales générées par le film.</w:t>
+      </w:r>
+    </w:p>
+    <w:p>
+      <w:pPr>
+        <w:spacing w:after="0"/>
+        <w:rPr>
+          <w:rFonts w:ascii="Times New Roman" w:eastAsia="Times New Roman" w:hAnsi="Times New Roman" w:cs="Times New Roman"/>
+          <w:sz w:val="24"/>
+          <w:szCs w:val="24"/>
+          <w:lang w:eastAsia="fr-FR"/>
+        </w:rPr>
+      </w:pPr>
+      <w:r>
+        <w:rPr>
+          <w:rFonts w:ascii="Times New Roman" w:eastAsia="Times New Roman" w:hAnsi="Times New Roman" w:cs="Times New Roman"/>
+          <w:sz w:val="24"/>
+          <w:szCs w:val="24"/>
+          <w:lang w:eastAsia="fr-FR"/>
+        </w:rPr>
+        <w:t>popularity : indice de popularité calculé sur la base de recherches et interactions des utilisateurs.</w:t>
+      </w:r>
+    </w:p>
+    <w:p>
+      <w:pPr>
+        <w:spacing w:after="0"/>
+        <w:rPr>
+          <w:rFonts w:ascii="Times New Roman" w:eastAsia="Times New Roman" w:hAnsi="Times New Roman" w:cs="Times New Roman"/>
+          <w:sz w:val="24"/>
+          <w:szCs w:val="24"/>
+          <w:lang w:eastAsia="fr-FR"/>
+        </w:rPr>
+      </w:pPr>
+      <w:r>
+        <w:rPr>
+          <w:rFonts w:ascii="Times New Roman" w:eastAsia="Times New Roman" w:hAnsi="Times New Roman" w:cs="Times New Roman"/>
+          <w:sz w:val="24"/>
+          <w:szCs w:val="24"/>
+          <w:lang w:eastAsia="fr-FR"/>
+        </w:rPr>
+        <w:t>runtime : durée du film en minutes.</w:t>
+      </w:r>
+    </w:p>
+    <w:p>
+      <w:pPr>
+        <w:spacing w:after="0"/>
+        <w:rPr>
+          <w:rFonts w:ascii="Times New Roman" w:eastAsia="Times New Roman" w:hAnsi="Times New Roman" w:cs="Times New Roman"/>
+          <w:sz w:val="24"/>
+          <w:szCs w:val="24"/>
+          <w:lang w:eastAsia="fr-FR"/>
+        </w:rPr>
+      </w:pPr>
+      <w:r>
+        <w:rPr>
+          <w:rFonts w:ascii="Times New Roman" w:eastAsia="Times New Roman" w:hAnsi="Times New Roman" w:cs="Times New Roman"/>
+          <w:sz w:val="24"/>
+          <w:szCs w:val="24"/>
+          <w:lang w:eastAsia="fr-FR"/>
+        </w:rPr>
+        <w:t>vote_average : note moyenne attribuée par les utilisateurs (sur une échelle de 0 à 10).</w:t>
       </w:r>
     </w:p>
     <w:p>
@@ -3077,7 +3640,7 @@
           <w:szCs w:val="24"/>
           <w:lang w:eastAsia="fr-FR"/>
         </w:rPr>
-        <w:t>Ces informations catégorielles aident à comprendre la classification thématique des films.</w:t>
+        <w:t>vote_count : nombre total de votes recueillis.</w:t>
       </w:r>
     </w:p>
     <w:p>
@@ -3101,7 +3664,7 @@
           <w:szCs w:val="24"/>
           <w:lang w:eastAsia="fr-FR"/>
         </w:rPr>
-        <w:t>Données numériques et financières</w:t>
+        <w:t>Production et langues</w:t>
       </w:r>
     </w:p>
     <w:p>
@@ -3121,7 +3684,7 @@
           <w:szCs w:val="24"/>
           <w:lang w:eastAsia="fr-FR"/>
         </w:rPr>
-        <w:t>budget : budget de production en dollars américains.</w:t>
+        <w:t>production_companies : sociétés de production (liste JSON).</w:t>
       </w:r>
     </w:p>
     <w:p>
@@ -3141,8 +3704,7 @@
           <w:szCs w:val="24"/>
           <w:lang w:eastAsia="fr-FR"/>
         </w:rPr>
-        <w:lastRenderedPageBreak/>
-        <w:t>revenue : recettes totales générées par le film.</w:t>
+        <w:t>production_countries : pays producteurs (liste JSON).</w:t>
       </w:r>
     </w:p>
     <w:p>
@@ -3155,76 +3717,14 @@
           <w:lang w:eastAsia="fr-FR"/>
         </w:rPr>
       </w:pPr>
-      <w:proofErr w:type="spellStart"/>
-      <w:r>
-        <w:rPr>
-          <w:rFonts w:ascii="Times New Roman" w:eastAsia="Times New Roman" w:hAnsi="Times New Roman" w:cs="Times New Roman"/>
-          <w:sz w:val="24"/>
-          <w:szCs w:val="24"/>
-          <w:lang w:eastAsia="fr-FR"/>
-        </w:rPr>
-        <w:t>popularity</w:t>
-      </w:r>
-      <w:proofErr w:type="spellEnd"/>
-      <w:r>
-        <w:rPr>
-          <w:rFonts w:ascii="Times New Roman" w:eastAsia="Times New Roman" w:hAnsi="Times New Roman" w:cs="Times New Roman"/>
-          <w:sz w:val="24"/>
-          <w:szCs w:val="24"/>
-          <w:lang w:eastAsia="fr-FR"/>
-        </w:rPr>
-        <w:t xml:space="preserve"> : indice de popularité calculé sur la base de recherches et interactions des utilisateurs.</w:t>
-      </w:r>
-    </w:p>
-    <w:p>
-      <w:pPr>
-        <w:spacing w:after="0"/>
-        <w:rPr>
-          <w:rFonts w:ascii="Times New Roman" w:eastAsia="Times New Roman" w:hAnsi="Times New Roman" w:cs="Times New Roman"/>
-          <w:sz w:val="24"/>
-          <w:szCs w:val="24"/>
-          <w:lang w:eastAsia="fr-FR"/>
-        </w:rPr>
-      </w:pPr>
-      <w:r>
-        <w:rPr>
-          <w:rFonts w:ascii="Times New Roman" w:eastAsia="Times New Roman" w:hAnsi="Times New Roman" w:cs="Times New Roman"/>
-          <w:sz w:val="24"/>
-          <w:szCs w:val="24"/>
-          <w:lang w:eastAsia="fr-FR"/>
-        </w:rPr>
-        <w:t>runtime : durée du film en minutes.</w:t>
-      </w:r>
-    </w:p>
-    <w:p>
-      <w:pPr>
-        <w:spacing w:after="0"/>
-        <w:rPr>
-          <w:rFonts w:ascii="Times New Roman" w:eastAsia="Times New Roman" w:hAnsi="Times New Roman" w:cs="Times New Roman"/>
-          <w:sz w:val="24"/>
-          <w:szCs w:val="24"/>
-          <w:lang w:eastAsia="fr-FR"/>
-        </w:rPr>
-      </w:pPr>
-      <w:proofErr w:type="spellStart"/>
-      <w:r>
-        <w:rPr>
-          <w:rFonts w:ascii="Times New Roman" w:eastAsia="Times New Roman" w:hAnsi="Times New Roman" w:cs="Times New Roman"/>
-          <w:sz w:val="24"/>
-          <w:szCs w:val="24"/>
-          <w:lang w:eastAsia="fr-FR"/>
-        </w:rPr>
-        <w:t>vote_average</w:t>
-      </w:r>
-      <w:proofErr w:type="spellEnd"/>
-      <w:r>
-        <w:rPr>
-          <w:rFonts w:ascii="Times New Roman" w:eastAsia="Times New Roman" w:hAnsi="Times New Roman" w:cs="Times New Roman"/>
-          <w:sz w:val="24"/>
-          <w:szCs w:val="24"/>
-          <w:lang w:eastAsia="fr-FR"/>
-        </w:rPr>
-        <w:t xml:space="preserve"> : note moyenne attribuée par les utilisateurs (sur une échelle de 0 à 10).</w:t>
+      <w:r>
+        <w:rPr>
+          <w:rFonts w:ascii="Times New Roman" w:eastAsia="Times New Roman" w:hAnsi="Times New Roman" w:cs="Times New Roman"/>
+          <w:sz w:val="24"/>
+          <w:szCs w:val="24"/>
+          <w:lang w:eastAsia="fr-FR"/>
+        </w:rPr>
+        <w:t>spoken_languages : langues parlées dans le film (liste JSON).</w:t>
       </w:r>
     </w:p>
     <w:p>
@@ -3237,30 +3737,27 @@
           <w:lang w:eastAsia="fr-FR"/>
         </w:rPr>
       </w:pPr>
-      <w:proofErr w:type="spellStart"/>
-      <w:r>
-        <w:rPr>
-          <w:rFonts w:ascii="Times New Roman" w:eastAsia="Times New Roman" w:hAnsi="Times New Roman" w:cs="Times New Roman"/>
-          <w:sz w:val="24"/>
-          <w:szCs w:val="24"/>
-          <w:lang w:eastAsia="fr-FR"/>
-        </w:rPr>
-        <w:t>vote_count</w:t>
-      </w:r>
-      <w:proofErr w:type="spellEnd"/>
-      <w:r>
-        <w:rPr>
-          <w:rFonts w:ascii="Times New Roman" w:eastAsia="Times New Roman" w:hAnsi="Times New Roman" w:cs="Times New Roman"/>
-          <w:sz w:val="24"/>
-          <w:szCs w:val="24"/>
-          <w:lang w:eastAsia="fr-FR"/>
-        </w:rPr>
-        <w:t xml:space="preserve"> : nombre total de votes recueillis.</w:t>
+      <w:r>
+        <w:rPr>
+          <w:rFonts w:ascii="Times New Roman" w:eastAsia="Times New Roman" w:hAnsi="Times New Roman" w:cs="Times New Roman"/>
+          <w:sz w:val="24"/>
+          <w:szCs w:val="24"/>
+          <w:lang w:eastAsia="fr-FR"/>
+        </w:rPr>
+        <w:t>original_language : code langue originale du film (ex. en pour anglais, fr pour français).</w:t>
       </w:r>
     </w:p>
     <w:p>
       <w:pPr>
         <w:pStyle w:val="Sous-titre"/>
+        <w:rPr>
+          <w:rFonts w:eastAsia="Times New Roman"/>
+          <w:sz w:val="24"/>
+          <w:szCs w:val="24"/>
+          <w:lang w:eastAsia="fr-FR"/>
+        </w:rPr>
+      </w:pPr>
+      <w:r>
         <w:rPr>
           <w:rFonts w:ascii="Times New Roman" w:eastAsia="Times New Roman" w:hAnsi="Times New Roman" w:cs="Times New Roman"/>
           <w:b/>
@@ -3269,110 +3766,7 @@
           <w:szCs w:val="24"/>
           <w:lang w:eastAsia="fr-FR"/>
         </w:rPr>
-      </w:pPr>
-      <w:r>
-        <w:rPr>
-          <w:rFonts w:ascii="Times New Roman" w:eastAsia="Times New Roman" w:hAnsi="Times New Roman" w:cs="Times New Roman"/>
-          <w:b/>
-          <w:color w:val="000000" w:themeColor="text1"/>
-          <w:sz w:val="24"/>
-          <w:szCs w:val="24"/>
-          <w:lang w:eastAsia="fr-FR"/>
-        </w:rPr>
-        <w:t>Production et langues</w:t>
-      </w:r>
-    </w:p>
-    <w:p>
-      <w:pPr>
-        <w:spacing w:after="0"/>
-        <w:rPr>
-          <w:rFonts w:ascii="Times New Roman" w:eastAsia="Times New Roman" w:hAnsi="Times New Roman" w:cs="Times New Roman"/>
-          <w:sz w:val="24"/>
-          <w:szCs w:val="24"/>
-          <w:lang w:eastAsia="fr-FR"/>
-        </w:rPr>
-      </w:pPr>
-      <w:proofErr w:type="spellStart"/>
-      <w:r>
-        <w:rPr>
-          <w:rFonts w:ascii="Times New Roman" w:eastAsia="Times New Roman" w:hAnsi="Times New Roman" w:cs="Times New Roman"/>
-          <w:sz w:val="24"/>
-          <w:szCs w:val="24"/>
-          <w:lang w:eastAsia="fr-FR"/>
-        </w:rPr>
-        <w:t>production_companies</w:t>
-      </w:r>
-      <w:proofErr w:type="spellEnd"/>
-      <w:r>
-        <w:rPr>
-          <w:rFonts w:ascii="Times New Roman" w:eastAsia="Times New Roman" w:hAnsi="Times New Roman" w:cs="Times New Roman"/>
-          <w:sz w:val="24"/>
-          <w:szCs w:val="24"/>
-          <w:lang w:eastAsia="fr-FR"/>
-        </w:rPr>
-        <w:t xml:space="preserve"> : sociétés de production (liste JSON).</w:t>
-      </w:r>
-    </w:p>
-    <w:p>
-      <w:pPr>
-        <w:spacing w:after="0"/>
-        <w:rPr>
-          <w:rFonts w:ascii="Times New Roman" w:eastAsia="Times New Roman" w:hAnsi="Times New Roman" w:cs="Times New Roman"/>
-          <w:sz w:val="24"/>
-          <w:szCs w:val="24"/>
-          <w:lang w:eastAsia="fr-FR"/>
-        </w:rPr>
-      </w:pPr>
-      <w:proofErr w:type="spellStart"/>
-      <w:r>
-        <w:rPr>
-          <w:rFonts w:ascii="Times New Roman" w:eastAsia="Times New Roman" w:hAnsi="Times New Roman" w:cs="Times New Roman"/>
-          <w:sz w:val="24"/>
-          <w:szCs w:val="24"/>
-          <w:lang w:eastAsia="fr-FR"/>
-        </w:rPr>
-        <w:t>production_countries</w:t>
-      </w:r>
-      <w:proofErr w:type="spellEnd"/>
-      <w:r>
-        <w:rPr>
-          <w:rFonts w:ascii="Times New Roman" w:eastAsia="Times New Roman" w:hAnsi="Times New Roman" w:cs="Times New Roman"/>
-          <w:sz w:val="24"/>
-          <w:szCs w:val="24"/>
-          <w:lang w:eastAsia="fr-FR"/>
-        </w:rPr>
-        <w:t xml:space="preserve"> : pays producteurs (liste JSON).</w:t>
-      </w:r>
-    </w:p>
-    <w:p>
-      <w:pPr>
-        <w:spacing w:after="0"/>
-        <w:rPr>
-          <w:rFonts w:ascii="Times New Roman" w:eastAsia="Times New Roman" w:hAnsi="Times New Roman" w:cs="Times New Roman"/>
-          <w:sz w:val="24"/>
-          <w:szCs w:val="24"/>
-          <w:lang w:eastAsia="fr-FR"/>
-        </w:rPr>
-      </w:pPr>
-      <w:proofErr w:type="spellStart"/>
-      <w:r>
-        <w:rPr>
-          <w:rFonts w:ascii="Times New Roman" w:eastAsia="Times New Roman" w:hAnsi="Times New Roman" w:cs="Times New Roman"/>
-          <w:sz w:val="24"/>
-          <w:szCs w:val="24"/>
-          <w:lang w:eastAsia="fr-FR"/>
-        </w:rPr>
-        <w:t>spoken_languages</w:t>
-      </w:r>
-      <w:proofErr w:type="spellEnd"/>
-      <w:r>
-        <w:rPr>
-          <w:rFonts w:ascii="Times New Roman" w:eastAsia="Times New Roman" w:hAnsi="Times New Roman" w:cs="Times New Roman"/>
-          <w:sz w:val="24"/>
-          <w:szCs w:val="24"/>
-          <w:lang w:eastAsia="fr-FR"/>
-        </w:rPr>
-        <w:t xml:space="preserve"> : langues parlées dans le film (liste JSON).</w:t>
+        <w:t>Dates</w:t>
       </w:r>
     </w:p>
     <w:p>
@@ -3385,118 +3779,14 @@
           <w:lang w:eastAsia="fr-FR"/>
         </w:rPr>
       </w:pPr>
-      <w:proofErr w:type="spellStart"/>
-      <w:r>
-        <w:rPr>
-          <w:rFonts w:ascii="Times New Roman" w:eastAsia="Times New Roman" w:hAnsi="Times New Roman" w:cs="Times New Roman"/>
-          <w:sz w:val="24"/>
-          <w:szCs w:val="24"/>
-          <w:lang w:eastAsia="fr-FR"/>
-        </w:rPr>
-        <w:t>original_language</w:t>
-      </w:r>
-      <w:proofErr w:type="spellEnd"/>
-      <w:r>
-        <w:rPr>
-          <w:rFonts w:ascii="Times New Roman" w:eastAsia="Times New Roman" w:hAnsi="Times New Roman" w:cs="Times New Roman"/>
-          <w:sz w:val="24"/>
-          <w:szCs w:val="24"/>
-          <w:lang w:eastAsia="fr-FR"/>
-        </w:rPr>
-        <w:t xml:space="preserve"> : code langue originale du film (ex. en pour anglais, </w:t>
-      </w:r>
-      <w:proofErr w:type="spellStart"/>
-      <w:r>
-        <w:rPr>
-          <w:rFonts w:ascii="Times New Roman" w:eastAsia="Times New Roman" w:hAnsi="Times New Roman" w:cs="Times New Roman"/>
-          <w:sz w:val="24"/>
-          <w:szCs w:val="24"/>
-          <w:lang w:eastAsia="fr-FR"/>
-        </w:rPr>
-        <w:t>fr</w:t>
-      </w:r>
-      <w:proofErr w:type="spellEnd"/>
-      <w:r>
-        <w:rPr>
-          <w:rFonts w:ascii="Times New Roman" w:eastAsia="Times New Roman" w:hAnsi="Times New Roman" w:cs="Times New Roman"/>
-          <w:sz w:val="24"/>
-          <w:szCs w:val="24"/>
-          <w:lang w:eastAsia="fr-FR"/>
-        </w:rPr>
-        <w:t xml:space="preserve"> pour français).</w:t>
-      </w:r>
-    </w:p>
-    <w:p>
-      <w:pPr>
-        <w:pStyle w:val="Sous-titre"/>
-        <w:rPr>
-          <w:rFonts w:eastAsia="Times New Roman"/>
-          <w:sz w:val="24"/>
-          <w:szCs w:val="24"/>
-          <w:lang w:eastAsia="fr-FR"/>
-        </w:rPr>
-      </w:pPr>
-      <w:r>
-        <w:rPr>
-          <w:rFonts w:ascii="Times New Roman" w:eastAsia="Times New Roman" w:hAnsi="Times New Roman" w:cs="Times New Roman"/>
-          <w:b/>
-          <w:color w:val="000000" w:themeColor="text1"/>
-          <w:sz w:val="24"/>
-          <w:szCs w:val="24"/>
-          <w:lang w:eastAsia="fr-FR"/>
-        </w:rPr>
-        <w:t>Dates</w:t>
-      </w:r>
-    </w:p>
-    <w:p>
-      <w:pPr>
-        <w:spacing w:after="100" w:afterAutospacing="1"/>
-        <w:rPr>
-          <w:rFonts w:ascii="Times New Roman" w:eastAsia="Times New Roman" w:hAnsi="Times New Roman" w:cs="Times New Roman"/>
-          <w:sz w:val="24"/>
-          <w:szCs w:val="24"/>
-          <w:lang w:eastAsia="fr-FR"/>
-        </w:rPr>
-      </w:pPr>
-      <w:proofErr w:type="spellStart"/>
-      <w:r>
-        <w:rPr>
-          <w:rFonts w:ascii="Times New Roman" w:eastAsia="Times New Roman" w:hAnsi="Times New Roman" w:cs="Times New Roman"/>
-          <w:sz w:val="24"/>
-          <w:szCs w:val="24"/>
-          <w:lang w:eastAsia="fr-FR"/>
-        </w:rPr>
-        <w:t>release_date</w:t>
-      </w:r>
-      <w:proofErr w:type="spellEnd"/>
-      <w:r>
-        <w:rPr>
-          <w:rFonts w:ascii="Times New Roman" w:eastAsia="Times New Roman" w:hAnsi="Times New Roman" w:cs="Times New Roman"/>
-          <w:sz w:val="24"/>
-          <w:szCs w:val="24"/>
-          <w:lang w:eastAsia="fr-FR"/>
-        </w:rPr>
-        <w:t xml:space="preserve"> : date de sortie officielle (format </w:t>
-      </w:r>
-      <w:proofErr w:type="spellStart"/>
-      <w:r>
-        <w:rPr>
-          <w:rFonts w:ascii="Times New Roman" w:eastAsia="Times New Roman" w:hAnsi="Times New Roman" w:cs="Times New Roman"/>
-          <w:sz w:val="24"/>
-          <w:szCs w:val="24"/>
-          <w:lang w:eastAsia="fr-FR"/>
-        </w:rPr>
-        <w:t>texte,à</w:t>
-      </w:r>
-      <w:proofErr w:type="spellEnd"/>
-      <w:r>
-        <w:rPr>
-          <w:rFonts w:ascii="Times New Roman" w:eastAsia="Times New Roman" w:hAnsi="Times New Roman" w:cs="Times New Roman"/>
-          <w:sz w:val="24"/>
-          <w:szCs w:val="24"/>
-          <w:lang w:eastAsia="fr-FR"/>
-        </w:rPr>
-        <w:t xml:space="preserve"> convertir pour analyses temporelles).</w:t>
+      <w:r>
+        <w:rPr>
+          <w:rFonts w:ascii="Times New Roman" w:eastAsia="Times New Roman" w:hAnsi="Times New Roman" w:cs="Times New Roman"/>
+          <w:sz w:val="24"/>
+          <w:szCs w:val="24"/>
+          <w:lang w:eastAsia="fr-FR"/>
+        </w:rPr>
+        <w:t>release_date : date de sortie officielle (format texte,à convertir pour analyses temporelles).</w:t>
       </w:r>
     </w:p>
     <w:p>
@@ -3521,67 +3811,7 @@
           <w:szCs w:val="24"/>
           <w:lang w:eastAsia="fr-FR"/>
         </w:rPr>
-        <w:t>Les données textuelles (</w:t>
-      </w:r>
-      <w:proofErr w:type="spellStart"/>
-      <w:r>
-        <w:rPr>
-          <w:rFonts w:ascii="Times New Roman" w:eastAsia="Times New Roman" w:hAnsi="Times New Roman" w:cs="Times New Roman"/>
-          <w:sz w:val="24"/>
-          <w:szCs w:val="24"/>
-          <w:lang w:eastAsia="fr-FR"/>
-        </w:rPr>
-        <w:t>overview</w:t>
-      </w:r>
-      <w:proofErr w:type="spellEnd"/>
-      <w:r>
-        <w:rPr>
-          <w:rFonts w:ascii="Times New Roman" w:eastAsia="Times New Roman" w:hAnsi="Times New Roman" w:cs="Times New Roman"/>
-          <w:sz w:val="24"/>
-          <w:szCs w:val="24"/>
-          <w:lang w:eastAsia="fr-FR"/>
-        </w:rPr>
-        <w:t xml:space="preserve">, </w:t>
-      </w:r>
-      <w:proofErr w:type="spellStart"/>
-      <w:r>
-        <w:rPr>
-          <w:rFonts w:ascii="Times New Roman" w:eastAsia="Times New Roman" w:hAnsi="Times New Roman" w:cs="Times New Roman"/>
-          <w:sz w:val="24"/>
-          <w:szCs w:val="24"/>
-          <w:lang w:eastAsia="fr-FR"/>
-        </w:rPr>
-        <w:t>tagline</w:t>
-      </w:r>
-      <w:proofErr w:type="spellEnd"/>
-      <w:r>
-        <w:rPr>
-          <w:rFonts w:ascii="Times New Roman" w:eastAsia="Times New Roman" w:hAnsi="Times New Roman" w:cs="Times New Roman"/>
-          <w:sz w:val="24"/>
-          <w:szCs w:val="24"/>
-          <w:lang w:eastAsia="fr-FR"/>
-        </w:rPr>
-        <w:t xml:space="preserve">, keywords) seront nettoyées et vectorisées (TF-IDF ou </w:t>
-      </w:r>
-      <w:proofErr w:type="spellStart"/>
-      <w:r>
-        <w:rPr>
-          <w:rFonts w:ascii="Times New Roman" w:eastAsia="Times New Roman" w:hAnsi="Times New Roman" w:cs="Times New Roman"/>
-          <w:sz w:val="24"/>
-          <w:szCs w:val="24"/>
-          <w:lang w:eastAsia="fr-FR"/>
-        </w:rPr>
-        <w:t>embeddings</w:t>
-      </w:r>
-      <w:proofErr w:type="spellEnd"/>
-      <w:r>
-        <w:rPr>
-          <w:rFonts w:ascii="Times New Roman" w:eastAsia="Times New Roman" w:hAnsi="Times New Roman" w:cs="Times New Roman"/>
-          <w:sz w:val="24"/>
-          <w:szCs w:val="24"/>
-          <w:lang w:eastAsia="fr-FR"/>
-        </w:rPr>
-        <w:t>) pour représenter chaque film numériquement.</w:t>
+        <w:t>Les données textuelles (overview, tagline, keywords) seront nettoyées et vectorisées (TF-IDF ou embeddings) pour représenter chaque film numériquement.</w:t>
       </w:r>
     </w:p>
     <w:p>
@@ -3631,47 +3861,8 @@
           <w:szCs w:val="24"/>
           <w:lang w:eastAsia="fr-FR"/>
         </w:rPr>
-        <w:t xml:space="preserve">Les données numériques telles que budget, </w:t>
-      </w:r>
-      <w:proofErr w:type="spellStart"/>
-      <w:r>
-        <w:rPr>
-          <w:rFonts w:ascii="Times New Roman" w:eastAsia="Times New Roman" w:hAnsi="Times New Roman" w:cs="Times New Roman"/>
-          <w:sz w:val="24"/>
-          <w:szCs w:val="24"/>
-          <w:lang w:eastAsia="fr-FR"/>
-        </w:rPr>
-        <w:t>popularity</w:t>
-      </w:r>
-      <w:proofErr w:type="spellEnd"/>
-      <w:r>
-        <w:rPr>
-          <w:rFonts w:ascii="Times New Roman" w:eastAsia="Times New Roman" w:hAnsi="Times New Roman" w:cs="Times New Roman"/>
-          <w:sz w:val="24"/>
-          <w:szCs w:val="24"/>
-          <w:lang w:eastAsia="fr-FR"/>
-        </w:rPr>
-        <w:t xml:space="preserve"> et </w:t>
-      </w:r>
-      <w:proofErr w:type="spellStart"/>
-      <w:r>
-        <w:rPr>
-          <w:rFonts w:ascii="Times New Roman" w:eastAsia="Times New Roman" w:hAnsi="Times New Roman" w:cs="Times New Roman"/>
-          <w:sz w:val="24"/>
-          <w:szCs w:val="24"/>
-          <w:lang w:eastAsia="fr-FR"/>
-        </w:rPr>
-        <w:t>vote_average</w:t>
-      </w:r>
-      <w:proofErr w:type="spellEnd"/>
-      <w:r>
-        <w:rPr>
-          <w:rFonts w:ascii="Times New Roman" w:eastAsia="Times New Roman" w:hAnsi="Times New Roman" w:cs="Times New Roman"/>
-          <w:sz w:val="24"/>
-          <w:szCs w:val="24"/>
-          <w:lang w:eastAsia="fr-FR"/>
-        </w:rPr>
-        <w:t xml:space="preserve"> seront normalisées pour le clustering.</w:t>
+        <w:lastRenderedPageBreak/>
+        <w:t>Les données numériques telles que budget, popularity et vote_average seront normalisées pour le clustering.</w:t>
       </w:r>
     </w:p>
     <w:p>
@@ -3744,25 +3935,7 @@
           <w:sz w:val="24"/>
           <w:lang w:eastAsia="fr-FR"/>
         </w:rPr>
-        <w:t xml:space="preserve">L’analyse exploratoire vise à comprendre la distribution, les caractéristiques et les relations principales des variables dans le </w:t>
-      </w:r>
-      <w:proofErr w:type="spellStart"/>
-      <w:r>
-        <w:rPr>
-          <w:rFonts w:ascii="Times New Roman" w:eastAsia="Times New Roman" w:hAnsi="Times New Roman" w:cs="Times New Roman"/>
-          <w:sz w:val="24"/>
-          <w:lang w:eastAsia="fr-FR"/>
-        </w:rPr>
-        <w:t>dataset</w:t>
-      </w:r>
-      <w:proofErr w:type="spellEnd"/>
-      <w:r>
-        <w:rPr>
-          <w:rFonts w:ascii="Times New Roman" w:eastAsia="Times New Roman" w:hAnsi="Times New Roman" w:cs="Times New Roman"/>
-          <w:sz w:val="24"/>
-          <w:lang w:eastAsia="fr-FR"/>
-        </w:rPr>
-        <w:t xml:space="preserve"> TMDB. Elle permet de révéler des tendances, des anomalies éventuelles, ainsi que la structure globale des données.</w:t>
+        <w:t>L’analyse exploratoire vise à comprendre la distribution, les caractéristiques et les relations principales des variables dans le dataset TMDB. Elle permet de révéler des tendances, des anomalies éventuelles, ainsi que la structure globale des données.</w:t>
       </w:r>
     </w:p>
     <w:p>
@@ -4305,7 +4478,6 @@
                 <w:lang w:eastAsia="fr-FR"/>
               </w:rPr>
             </w:pPr>
-            <w:proofErr w:type="spellStart"/>
             <w:r>
               <w:rPr>
                 <w:rFonts w:ascii="Times New Roman" w:eastAsia="Times New Roman" w:hAnsi="Times New Roman" w:cs="Times New Roman"/>
@@ -4315,7 +4487,6 @@
               </w:rPr>
               <w:t>popularity</w:t>
             </w:r>
-            <w:proofErr w:type="spellEnd"/>
           </w:p>
         </w:tc>
         <w:tc>
@@ -4734,7 +4905,6 @@
                 <w:szCs w:val="24"/>
                 <w:lang w:eastAsia="fr-FR"/>
               </w:rPr>
-              <w:lastRenderedPageBreak/>
               <w:t>runtime</w:t>
             </w:r>
           </w:p>
@@ -4938,7 +5108,6 @@
                 <w:lang w:eastAsia="fr-FR"/>
               </w:rPr>
             </w:pPr>
-            <w:proofErr w:type="spellStart"/>
             <w:r>
               <w:rPr>
                 <w:rFonts w:ascii="Times New Roman" w:eastAsia="Times New Roman" w:hAnsi="Times New Roman" w:cs="Times New Roman"/>
@@ -4948,7 +5117,6 @@
               </w:rPr>
               <w:t>vote_average</w:t>
             </w:r>
-            <w:proofErr w:type="spellEnd"/>
           </w:p>
         </w:tc>
         <w:tc>
@@ -5150,7 +5318,6 @@
                 <w:lang w:eastAsia="fr-FR"/>
               </w:rPr>
             </w:pPr>
-            <w:proofErr w:type="spellStart"/>
             <w:r>
               <w:rPr>
                 <w:rFonts w:ascii="Times New Roman" w:eastAsia="Times New Roman" w:hAnsi="Times New Roman" w:cs="Times New Roman"/>
@@ -5160,7 +5327,6 @@
               </w:rPr>
               <w:t>vote_count</w:t>
             </w:r>
-            <w:proofErr w:type="spellEnd"/>
           </w:p>
         </w:tc>
         <w:tc>
@@ -5362,25 +5528,7 @@
           <w:sz w:val="24"/>
           <w:lang w:eastAsia="fr-FR"/>
         </w:rPr>
-        <w:t>Les budgets et revenus présentent des valeurs minimales à 0 et sont très dispersés, la médiane étant bien inférieure à la moyenne (effet d’</w:t>
-      </w:r>
-      <w:proofErr w:type="spellStart"/>
-      <w:r>
-        <w:rPr>
-          <w:rFonts w:ascii="Times New Roman" w:eastAsia="Times New Roman" w:hAnsi="Times New Roman" w:cs="Times New Roman"/>
-          <w:sz w:val="24"/>
-          <w:lang w:eastAsia="fr-FR"/>
-        </w:rPr>
-        <w:t>outliers</w:t>
-      </w:r>
-      <w:proofErr w:type="spellEnd"/>
-      <w:r>
-        <w:rPr>
-          <w:rFonts w:ascii="Times New Roman" w:eastAsia="Times New Roman" w:hAnsi="Times New Roman" w:cs="Times New Roman"/>
-          <w:sz w:val="24"/>
-          <w:lang w:eastAsia="fr-FR"/>
-        </w:rPr>
-        <w:t>).</w:t>
+        <w:t>Les budgets et revenus présentent des valeurs minimales à 0 et sont très dispersés, la médiane étant bien inférieure à la moyenne (effet d’outliers).</w:t>
       </w:r>
       <w:r>
         <w:rPr>
@@ -5512,20 +5660,8 @@
           <w:sz w:val="24"/>
           <w:lang w:val="en" w:eastAsia="fr-FR"/>
         </w:rPr>
-        <w:t xml:space="preserve">Distribution des notes </w:t>
-      </w:r>
-      <w:proofErr w:type="spellStart"/>
-      <w:r>
-        <w:rPr>
-          <w:rFonts w:ascii="Times New Roman" w:eastAsia="Times New Roman" w:hAnsi="Times New Roman" w:cs="Times New Roman"/>
-          <w:b/>
-          <w:color w:val="000000" w:themeColor="text1"/>
-          <w:sz w:val="24"/>
-          <w:lang w:val="en" w:eastAsia="fr-FR"/>
-        </w:rPr>
-        <w:t>moyennes</w:t>
-      </w:r>
-      <w:proofErr w:type="spellEnd"/>
+        <w:t>Distribution des notes moyennes</w:t>
+      </w:r>
     </w:p>
     <w:p>
       <w:pPr>
@@ -5573,6 +5709,7 @@
           <w:sz w:val="24"/>
           <w:lang w:val="en" w:eastAsia="fr-FR"/>
         </w:rPr>
+        <w:lastRenderedPageBreak/>
         <w:t>Repartition des genres</w:t>
       </w:r>
     </w:p>
@@ -5709,25 +5846,7 @@
           <w:sz w:val="24"/>
           <w:lang w:eastAsia="fr-FR"/>
         </w:rPr>
-        <w:t>Confirmer la nécessité d’un traitement adapté des valeurs extrêmes (</w:t>
-      </w:r>
-      <w:proofErr w:type="spellStart"/>
-      <w:r>
-        <w:rPr>
-          <w:rFonts w:ascii="Times New Roman" w:eastAsia="Times New Roman" w:hAnsi="Times New Roman" w:cs="Times New Roman"/>
-          <w:sz w:val="24"/>
-          <w:lang w:eastAsia="fr-FR"/>
-        </w:rPr>
-        <w:t>outliers</w:t>
-      </w:r>
-      <w:proofErr w:type="spellEnd"/>
-      <w:r>
-        <w:rPr>
-          <w:rFonts w:ascii="Times New Roman" w:eastAsia="Times New Roman" w:hAnsi="Times New Roman" w:cs="Times New Roman"/>
-          <w:sz w:val="24"/>
-          <w:lang w:eastAsia="fr-FR"/>
-        </w:rPr>
-        <w:t>).</w:t>
+        <w:t>Confirmer la nécessité d’un traitement adapté des valeurs extrêmes (outliers).</w:t>
       </w:r>
     </w:p>
     <w:p>
@@ -5773,25 +5892,7 @@
           <w:sz w:val="24"/>
           <w:lang w:eastAsia="fr-FR"/>
         </w:rPr>
-        <w:t xml:space="preserve">Préparer le </w:t>
-      </w:r>
-      <w:proofErr w:type="spellStart"/>
-      <w:r>
-        <w:rPr>
-          <w:rFonts w:ascii="Times New Roman" w:eastAsia="Times New Roman" w:hAnsi="Times New Roman" w:cs="Times New Roman"/>
-          <w:sz w:val="24"/>
-          <w:lang w:eastAsia="fr-FR"/>
-        </w:rPr>
-        <w:t>dataset</w:t>
-      </w:r>
-      <w:proofErr w:type="spellEnd"/>
-      <w:r>
-        <w:rPr>
-          <w:rFonts w:ascii="Times New Roman" w:eastAsia="Times New Roman" w:hAnsi="Times New Roman" w:cs="Times New Roman"/>
-          <w:sz w:val="24"/>
-          <w:lang w:eastAsia="fr-FR"/>
-        </w:rPr>
-        <w:t xml:space="preserve"> pour les étapes suivantes : nettoyage approfondi, prétraitement textuel, vectorisation et clustering.</w:t>
+        <w:t>Préparer le dataset pour les étapes suivantes : nettoyage approfondi, prétraitement textuel, vectorisation et clustering.</w:t>
       </w:r>
     </w:p>
     <w:p>
@@ -5839,34 +5940,7 @@
           <w:sz w:val="24"/>
           <w:lang w:eastAsia="fr-FR"/>
         </w:rPr>
-        <w:t xml:space="preserve">Le nettoyage des données est une étape cruciale afin de garantir la qualité et la fiabilité des analyses ultérieures sur le </w:t>
-      </w:r>
-      <w:proofErr w:type="spellStart"/>
-      <w:r>
-        <w:rPr>
-          <w:rFonts w:ascii="Times New Roman" w:eastAsia="Times New Roman" w:hAnsi="Times New Roman" w:cs="Times New Roman"/>
-          <w:sz w:val="24"/>
-          <w:lang w:eastAsia="fr-FR"/>
-        </w:rPr>
-        <w:t>dataset</w:t>
-      </w:r>
-      <w:proofErr w:type="spellEnd"/>
-      <w:r>
-        <w:rPr>
-          <w:rFonts w:ascii="Times New Roman" w:eastAsia="Times New Roman" w:hAnsi="Times New Roman" w:cs="Times New Roman"/>
-          <w:sz w:val="24"/>
-          <w:lang w:eastAsia="fr-FR"/>
-        </w:rPr>
-        <w:t xml:space="preserve"> TMDB, qui contient des informations sur environ 5000 films. </w:t>
-      </w:r>
-      <w:r>
-        <w:rPr>
-          <w:rFonts w:ascii="Times New Roman" w:eastAsia="Times New Roman" w:hAnsi="Times New Roman" w:cs="Times New Roman"/>
-          <w:sz w:val="24"/>
-          <w:lang w:eastAsia="fr-FR"/>
-        </w:rPr>
-        <w:lastRenderedPageBreak/>
-        <w:t>Cette étape vise à éliminer les doublons, à gérer les valeurs manquantes, et à s’assurer que les données soient cohérentes et exploitables.</w:t>
+        <w:t>Le nettoyage des données est une étape cruciale afin de garantir la qualité et la fiabilité des analyses ultérieures sur le dataset TMDB, qui contient des informations sur environ 5000 films. Cette étape vise à éliminer les doublons, à gérer les valeurs manquantes, et à s’assurer que les données soient cohérentes et exploitables.</w:t>
       </w:r>
     </w:p>
     <w:p>
@@ -5947,25 +6021,7 @@
           <w:sz w:val="24"/>
           <w:lang w:eastAsia="fr-FR"/>
         </w:rPr>
-        <w:t xml:space="preserve"> : aucun doublon n’a été trouvé, ce qui témoigne d’une bonne qualité initiale du </w:t>
-      </w:r>
-      <w:proofErr w:type="spellStart"/>
-      <w:r>
-        <w:rPr>
-          <w:rFonts w:ascii="Times New Roman" w:eastAsia="Times New Roman" w:hAnsi="Times New Roman" w:cs="Times New Roman"/>
-          <w:sz w:val="24"/>
-          <w:lang w:eastAsia="fr-FR"/>
-        </w:rPr>
-        <w:t>dataset</w:t>
-      </w:r>
-      <w:proofErr w:type="spellEnd"/>
-      <w:r>
-        <w:rPr>
-          <w:rFonts w:ascii="Times New Roman" w:eastAsia="Times New Roman" w:hAnsi="Times New Roman" w:cs="Times New Roman"/>
-          <w:sz w:val="24"/>
-          <w:lang w:eastAsia="fr-FR"/>
-        </w:rPr>
-        <w:t>.</w:t>
+        <w:t xml:space="preserve"> : aucun doublon n’a été trouvé, ce qui témoigne d’une bonne qualité initiale du dataset.</w:t>
       </w:r>
     </w:p>
     <w:p>
@@ -6198,7 +6254,6 @@
                 <w:lang w:eastAsia="fr-FR"/>
               </w:rPr>
             </w:pPr>
-            <w:proofErr w:type="spellStart"/>
             <w:r>
               <w:rPr>
                 <w:rFonts w:ascii="Times New Roman" w:eastAsia="Times New Roman" w:hAnsi="Times New Roman" w:cs="Times New Roman"/>
@@ -6208,7 +6263,6 @@
               </w:rPr>
               <w:t>homepage</w:t>
             </w:r>
-            <w:proofErr w:type="spellEnd"/>
           </w:p>
         </w:tc>
         <w:tc>
@@ -6282,7 +6336,6 @@
                 <w:lang w:eastAsia="fr-FR"/>
               </w:rPr>
             </w:pPr>
-            <w:proofErr w:type="spellStart"/>
             <w:r>
               <w:rPr>
                 <w:rFonts w:ascii="Times New Roman" w:eastAsia="Times New Roman" w:hAnsi="Times New Roman" w:cs="Times New Roman"/>
@@ -6292,7 +6345,6 @@
               </w:rPr>
               <w:t>tagline</w:t>
             </w:r>
-            <w:proofErr w:type="spellEnd"/>
           </w:p>
         </w:tc>
         <w:tc>
@@ -6366,7 +6418,6 @@
                 <w:lang w:eastAsia="fr-FR"/>
               </w:rPr>
             </w:pPr>
-            <w:proofErr w:type="spellStart"/>
             <w:r>
               <w:rPr>
                 <w:rFonts w:ascii="Times New Roman" w:eastAsia="Times New Roman" w:hAnsi="Times New Roman" w:cs="Times New Roman"/>
@@ -6376,7 +6427,6 @@
               </w:rPr>
               <w:t>release_date</w:t>
             </w:r>
-            <w:proofErr w:type="spellEnd"/>
           </w:p>
         </w:tc>
         <w:tc>
@@ -6457,6 +6507,7 @@
                 <w:szCs w:val="24"/>
                 <w:lang w:eastAsia="fr-FR"/>
               </w:rPr>
+              <w:lastRenderedPageBreak/>
               <w:t>Autres</w:t>
             </w:r>
           </w:p>
@@ -6533,7 +6584,6 @@
           <w:lang w:val="en" w:eastAsia="fr-FR"/>
         </w:rPr>
       </w:pPr>
-      <w:proofErr w:type="spellStart"/>
       <w:r>
         <w:rPr>
           <w:rFonts w:ascii="Times New Roman" w:eastAsia="Times New Roman" w:hAnsi="Times New Roman" w:cs="Times New Roman"/>
@@ -6544,7 +6594,6 @@
         </w:rPr>
         <w:t>Analyse</w:t>
       </w:r>
-      <w:proofErr w:type="spellEnd"/>
     </w:p>
     <w:p>
       <w:pPr>
@@ -6560,7 +6609,6 @@
           <w:lang w:eastAsia="fr-FR"/>
         </w:rPr>
       </w:pPr>
-      <w:proofErr w:type="spellStart"/>
       <w:r>
         <w:rPr>
           <w:rFonts w:ascii="Times New Roman" w:eastAsia="Times New Roman" w:hAnsi="Times New Roman" w:cs="Times New Roman"/>
@@ -6571,7 +6619,6 @@
         </w:rPr>
         <w:t>homepage</w:t>
       </w:r>
-      <w:proofErr w:type="spellEnd"/>
       <w:r>
         <w:rPr>
           <w:rFonts w:ascii="Times New Roman" w:eastAsia="Times New Roman" w:hAnsi="Times New Roman" w:cs="Times New Roman"/>
@@ -6580,7 +6627,6 @@
         </w:rPr>
         <w:t xml:space="preserve"> (URL officielle) et </w:t>
       </w:r>
-      <w:proofErr w:type="spellStart"/>
       <w:r>
         <w:rPr>
           <w:rFonts w:ascii="Times New Roman" w:eastAsia="Times New Roman" w:hAnsi="Times New Roman" w:cs="Times New Roman"/>
@@ -6591,7 +6637,6 @@
         </w:rPr>
         <w:t>tagline</w:t>
       </w:r>
-      <w:proofErr w:type="spellEnd"/>
       <w:r>
         <w:rPr>
           <w:rFonts w:ascii="Times New Roman" w:eastAsia="Times New Roman" w:hAnsi="Times New Roman" w:cs="Times New Roman"/>
@@ -6623,7 +6668,6 @@
         </w:rPr>
         <w:t xml:space="preserve">La colonne </w:t>
       </w:r>
-      <w:proofErr w:type="spellStart"/>
       <w:r>
         <w:rPr>
           <w:rFonts w:ascii="Times New Roman" w:eastAsia="Times New Roman" w:hAnsi="Times New Roman" w:cs="Times New Roman"/>
@@ -6634,7 +6678,6 @@
         </w:rPr>
         <w:t>release_date</w:t>
       </w:r>
-      <w:proofErr w:type="spellEnd"/>
       <w:r>
         <w:rPr>
           <w:rFonts w:ascii="Times New Roman" w:eastAsia="Times New Roman" w:hAnsi="Times New Roman" w:cs="Times New Roman"/>
@@ -6683,7 +6726,6 @@
           <w:lang w:val="en" w:eastAsia="fr-FR"/>
         </w:rPr>
       </w:pPr>
-      <w:proofErr w:type="spellStart"/>
       <w:r>
         <w:rPr>
           <w:rFonts w:ascii="Times New Roman" w:eastAsia="Times New Roman" w:hAnsi="Times New Roman" w:cs="Times New Roman"/>
@@ -6692,31 +6734,8 @@
           <w:szCs w:val="44"/>
           <w:lang w:val="en" w:eastAsia="fr-FR"/>
         </w:rPr>
-        <w:t>Traitement</w:t>
-      </w:r>
-      <w:proofErr w:type="spellEnd"/>
-      <w:r>
-        <w:rPr>
-          <w:rFonts w:ascii="Times New Roman" w:eastAsia="Times New Roman" w:hAnsi="Times New Roman" w:cs="Times New Roman"/>
-          <w:b/>
-          <w:sz w:val="24"/>
-          <w:szCs w:val="44"/>
-          <w:lang w:val="en" w:eastAsia="fr-FR"/>
-        </w:rPr>
-        <w:t xml:space="preserve"> </w:t>
-      </w:r>
-      <w:proofErr w:type="spellStart"/>
-      <w:r>
-        <w:rPr>
-          <w:rFonts w:ascii="Times New Roman" w:eastAsia="Times New Roman" w:hAnsi="Times New Roman" w:cs="Times New Roman"/>
-          <w:b/>
-          <w:sz w:val="24"/>
-          <w:szCs w:val="44"/>
-          <w:lang w:val="en" w:eastAsia="fr-FR"/>
-        </w:rPr>
-        <w:t>effectué</w:t>
-      </w:r>
-      <w:proofErr w:type="spellEnd"/>
+        <w:t>Traitement effectué</w:t>
+      </w:r>
     </w:p>
     <w:p>
       <w:pPr>
@@ -6738,25 +6757,7 @@
           <w:sz w:val="24"/>
           <w:lang w:eastAsia="fr-FR"/>
         </w:rPr>
-        <w:t>Les films sans synopsis (`</w:t>
-      </w:r>
-      <w:proofErr w:type="spellStart"/>
-      <w:r>
-        <w:rPr>
-          <w:rFonts w:ascii="Times New Roman" w:eastAsia="Times New Roman" w:hAnsi="Times New Roman" w:cs="Times New Roman"/>
-          <w:sz w:val="24"/>
-          <w:lang w:eastAsia="fr-FR"/>
-        </w:rPr>
-        <w:t>overview</w:t>
-      </w:r>
-      <w:proofErr w:type="spellEnd"/>
-      <w:r>
-        <w:rPr>
-          <w:rFonts w:ascii="Times New Roman" w:eastAsia="Times New Roman" w:hAnsi="Times New Roman" w:cs="Times New Roman"/>
-          <w:sz w:val="24"/>
-          <w:lang w:eastAsia="fr-FR"/>
-        </w:rPr>
-        <w:t>`) ont été retirés (3 films), car le synopsis est fondamental pour le traitement automatique du langage et la vectorisation textuelle.</w:t>
+        <w:t>Les films sans synopsis (`overview`) ont été retirés (3 films), car le synopsis est fondamental pour le traitement automatique du langage et la vectorisation textuelle.</w:t>
       </w:r>
     </w:p>
     <w:p>
@@ -6797,25 +6798,7 @@
           <w:sz w:val="24"/>
           <w:lang w:eastAsia="fr-FR"/>
         </w:rPr>
-        <w:t xml:space="preserve">Le nettoyage a permis d’obtenir un </w:t>
-      </w:r>
-      <w:proofErr w:type="spellStart"/>
-      <w:r>
-        <w:rPr>
-          <w:rFonts w:ascii="Times New Roman" w:eastAsia="Times New Roman" w:hAnsi="Times New Roman" w:cs="Times New Roman"/>
-          <w:sz w:val="24"/>
-          <w:lang w:eastAsia="fr-FR"/>
-        </w:rPr>
-        <w:t>dataset</w:t>
-      </w:r>
-      <w:proofErr w:type="spellEnd"/>
-      <w:r>
-        <w:rPr>
-          <w:rFonts w:ascii="Times New Roman" w:eastAsia="Times New Roman" w:hAnsi="Times New Roman" w:cs="Times New Roman"/>
-          <w:sz w:val="24"/>
-          <w:lang w:eastAsia="fr-FR"/>
-        </w:rPr>
-        <w:t xml:space="preserve"> de haute qualité, prêt à être exploité pour les analyses exploratoires et les traitements avancés. L’absence de doublons et la quasi-totalité de valeurs renseignées renforcent la pertinence des résultats futurs.</w:t>
+        <w:t>Le nettoyage a permis d’obtenir un dataset de haute qualité, prêt à être exploité pour les analyses exploratoires et les traitements avancés. L’absence de doublons et la quasi-totalité de valeurs renseignées renforcent la pertinence des résultats futurs.</w:t>
       </w:r>
     </w:p>
     <w:p>
@@ -6833,7 +6816,6 @@
           <w:sz w:val="24"/>
           <w:lang w:eastAsia="fr-FR"/>
         </w:rPr>
-        <w:lastRenderedPageBreak/>
         <w:t>Les champs non essentiels avec valeurs manquantes peuvent être soit ignorés, soit traités, sans risque de biais majeur.</w:t>
       </w:r>
     </w:p>
@@ -6883,61 +6865,7 @@
           <w:sz w:val="24"/>
           <w:lang w:eastAsia="fr-FR"/>
         </w:rPr>
-        <w:t xml:space="preserve">Dans le cadre de l’analyse de données issues du </w:t>
-      </w:r>
-      <w:proofErr w:type="spellStart"/>
-      <w:r>
-        <w:rPr>
-          <w:rFonts w:ascii="Times New Roman" w:eastAsia="Times New Roman" w:hAnsi="Times New Roman" w:cs="Times New Roman"/>
-          <w:sz w:val="24"/>
-          <w:lang w:eastAsia="fr-FR"/>
-        </w:rPr>
-        <w:t>dataset</w:t>
-      </w:r>
-      <w:proofErr w:type="spellEnd"/>
-      <w:r>
-        <w:rPr>
-          <w:rFonts w:ascii="Times New Roman" w:eastAsia="Times New Roman" w:hAnsi="Times New Roman" w:cs="Times New Roman"/>
-          <w:sz w:val="24"/>
-          <w:lang w:eastAsia="fr-FR"/>
-        </w:rPr>
-        <w:t xml:space="preserve"> TMDB, le prétraitement textuel des synopsis est une étape cruciale permettant d’améliorer la qualité des analyses sémantiques ultérieures, telles que la vectorisation et le clustering des films. Ce prétraitement comprend essentiellement le nettoyage du texte, la </w:t>
-      </w:r>
-      <w:proofErr w:type="spellStart"/>
-      <w:r>
-        <w:rPr>
-          <w:rFonts w:ascii="Times New Roman" w:eastAsia="Times New Roman" w:hAnsi="Times New Roman" w:cs="Times New Roman"/>
-          <w:sz w:val="24"/>
-          <w:lang w:eastAsia="fr-FR"/>
-        </w:rPr>
-        <w:t>tokenization</w:t>
-      </w:r>
-      <w:proofErr w:type="spellEnd"/>
-      <w:r>
-        <w:rPr>
-          <w:rFonts w:ascii="Times New Roman" w:eastAsia="Times New Roman" w:hAnsi="Times New Roman" w:cs="Times New Roman"/>
-          <w:sz w:val="24"/>
-          <w:lang w:eastAsia="fr-FR"/>
-        </w:rPr>
-        <w:t xml:space="preserve"> et la suppression des mots vides (stop </w:t>
-      </w:r>
-      <w:proofErr w:type="spellStart"/>
-      <w:r>
-        <w:rPr>
-          <w:rFonts w:ascii="Times New Roman" w:eastAsia="Times New Roman" w:hAnsi="Times New Roman" w:cs="Times New Roman"/>
-          <w:sz w:val="24"/>
-          <w:lang w:eastAsia="fr-FR"/>
-        </w:rPr>
-        <w:t>words</w:t>
-      </w:r>
-      <w:proofErr w:type="spellEnd"/>
-      <w:r>
-        <w:rPr>
-          <w:rFonts w:ascii="Times New Roman" w:eastAsia="Times New Roman" w:hAnsi="Times New Roman" w:cs="Times New Roman"/>
-          <w:sz w:val="24"/>
-          <w:lang w:eastAsia="fr-FR"/>
-        </w:rPr>
-        <w:t>).</w:t>
+        <w:t>Dans le cadre de l’analyse de données issues du dataset TMDB, le prétraitement textuel des synopsis est une étape cruciale permettant d’améliorer la qualité des analyses sémantiques ultérieures, telles que la vectorisation et le clustering des films. Ce prétraitement comprend essentiellement le nettoyage du texte, la tokenization et la suppression des mots vides (stop words).</w:t>
       </w:r>
     </w:p>
     <w:p>
@@ -6952,7 +6880,6 @@
           <w:lang w:val="en" w:eastAsia="fr-FR"/>
         </w:rPr>
       </w:pPr>
-      <w:proofErr w:type="spellStart"/>
       <w:r>
         <w:rPr>
           <w:rFonts w:ascii="Times New Roman" w:eastAsia="Times New Roman" w:hAnsi="Times New Roman" w:cs="Times New Roman"/>
@@ -6962,33 +6889,8 @@
           <w:szCs w:val="50"/>
           <w:lang w:val="en" w:eastAsia="fr-FR"/>
         </w:rPr>
-        <w:t>Outils</w:t>
-      </w:r>
-      <w:proofErr w:type="spellEnd"/>
-      <w:r>
-        <w:rPr>
-          <w:rFonts w:ascii="Times New Roman" w:eastAsia="Times New Roman" w:hAnsi="Times New Roman" w:cs="Times New Roman"/>
-          <w:b/>
-          <w:color w:val="000000" w:themeColor="text1"/>
-          <w:sz w:val="28"/>
-          <w:szCs w:val="50"/>
-          <w:lang w:val="en" w:eastAsia="fr-FR"/>
-        </w:rPr>
-        <w:t xml:space="preserve"> </w:t>
-      </w:r>
-      <w:proofErr w:type="spellStart"/>
-      <w:r>
-        <w:rPr>
-          <w:rFonts w:ascii="Times New Roman" w:eastAsia="Times New Roman" w:hAnsi="Times New Roman" w:cs="Times New Roman"/>
-          <w:b/>
-          <w:color w:val="000000" w:themeColor="text1"/>
-          <w:sz w:val="28"/>
-          <w:szCs w:val="50"/>
-          <w:lang w:val="en" w:eastAsia="fr-FR"/>
-        </w:rPr>
-        <w:t>utilisés</w:t>
-      </w:r>
-      <w:proofErr w:type="spellEnd"/>
+        <w:t>Outils utilisés</w:t>
+      </w:r>
     </w:p>
     <w:p>
       <w:pPr>
@@ -7012,55 +6914,15 @@
           <w:sz w:val="24"/>
           <w:lang w:eastAsia="fr-FR"/>
         </w:rPr>
-        <w:t xml:space="preserve">NLTK (Natural </w:t>
-      </w:r>
-      <w:proofErr w:type="spellStart"/>
-      <w:r>
-        <w:rPr>
-          <w:rFonts w:ascii="Times New Roman" w:eastAsia="Times New Roman" w:hAnsi="Times New Roman" w:cs="Times New Roman"/>
-          <w:b/>
-          <w:bCs/>
-          <w:sz w:val="24"/>
-          <w:lang w:eastAsia="fr-FR"/>
-        </w:rPr>
-        <w:t>Language</w:t>
-      </w:r>
-      <w:proofErr w:type="spellEnd"/>
-      <w:r>
-        <w:rPr>
-          <w:rFonts w:ascii="Times New Roman" w:eastAsia="Times New Roman" w:hAnsi="Times New Roman" w:cs="Times New Roman"/>
-          <w:b/>
-          <w:bCs/>
-          <w:sz w:val="24"/>
-          <w:lang w:eastAsia="fr-FR"/>
-        </w:rPr>
-        <w:t xml:space="preserve"> Toolkit)</w:t>
-      </w:r>
-      <w:r>
-        <w:rPr>
-          <w:rFonts w:ascii="Times New Roman" w:eastAsia="Times New Roman" w:hAnsi="Times New Roman" w:cs="Times New Roman"/>
-          <w:sz w:val="24"/>
-          <w:lang w:eastAsia="fr-FR"/>
-        </w:rPr>
-        <w:t xml:space="preserve"> : bibliothèque Python reconnue pour le traitement du langage naturel, utilisée pour la </w:t>
-      </w:r>
-      <w:proofErr w:type="spellStart"/>
-      <w:r>
-        <w:rPr>
-          <w:rFonts w:ascii="Times New Roman" w:eastAsia="Times New Roman" w:hAnsi="Times New Roman" w:cs="Times New Roman"/>
-          <w:sz w:val="24"/>
-          <w:lang w:eastAsia="fr-FR"/>
-        </w:rPr>
-        <w:t>tokenization</w:t>
-      </w:r>
-      <w:proofErr w:type="spellEnd"/>
-      <w:r>
-        <w:rPr>
-          <w:rFonts w:ascii="Times New Roman" w:eastAsia="Times New Roman" w:hAnsi="Times New Roman" w:cs="Times New Roman"/>
-          <w:sz w:val="24"/>
-          <w:lang w:eastAsia="fr-FR"/>
-        </w:rPr>
-        <w:t xml:space="preserve"> des textes.</w:t>
+        <w:t>NLTK (Natural Language Toolkit)</w:t>
+      </w:r>
+      <w:r>
+        <w:rPr>
+          <w:rFonts w:ascii="Times New Roman" w:eastAsia="Times New Roman" w:hAnsi="Times New Roman" w:cs="Times New Roman"/>
+          <w:sz w:val="24"/>
+          <w:lang w:eastAsia="fr-FR"/>
+        </w:rPr>
+        <w:t xml:space="preserve"> : bibliothèque Python reconnue pour le traitement du langage naturel, utilisée pour la tokenization des textes.</w:t>
       </w:r>
     </w:p>
     <w:p>
@@ -7077,7 +6939,6 @@
           <w:lang w:eastAsia="fr-FR"/>
         </w:rPr>
       </w:pPr>
-      <w:proofErr w:type="spellStart"/>
       <w:r>
         <w:rPr>
           <w:rFonts w:ascii="Times New Roman" w:eastAsia="Times New Roman" w:hAnsi="Times New Roman" w:cs="Times New Roman"/>
@@ -7088,50 +6949,13 @@
         </w:rPr>
         <w:t>StopwordsISO</w:t>
       </w:r>
-      <w:proofErr w:type="spellEnd"/>
-      <w:r>
-        <w:rPr>
-          <w:rFonts w:ascii="Times New Roman" w:eastAsia="Times New Roman" w:hAnsi="Times New Roman" w:cs="Times New Roman"/>
-          <w:sz w:val="24"/>
-          <w:lang w:eastAsia="fr-FR"/>
-        </w:rPr>
-        <w:t xml:space="preserve"> : bibliothèque fournissant des listes de stop </w:t>
-      </w:r>
-      <w:proofErr w:type="spellStart"/>
-      <w:r>
-        <w:rPr>
-          <w:rFonts w:ascii="Times New Roman" w:eastAsia="Times New Roman" w:hAnsi="Times New Roman" w:cs="Times New Roman"/>
-          <w:sz w:val="24"/>
-          <w:lang w:eastAsia="fr-FR"/>
-        </w:rPr>
-        <w:t>words</w:t>
-      </w:r>
-      <w:proofErr w:type="spellEnd"/>
-      <w:r>
-        <w:rPr>
-          <w:rFonts w:ascii="Times New Roman" w:eastAsia="Times New Roman" w:hAnsi="Times New Roman" w:cs="Times New Roman"/>
-          <w:sz w:val="24"/>
-          <w:lang w:eastAsia="fr-FR"/>
-        </w:rPr>
-        <w:t xml:space="preserve"> multilingues basées sur la norme ISO 639-1, offrant une couverture plus large que les stop </w:t>
-      </w:r>
-      <w:proofErr w:type="spellStart"/>
-      <w:r>
-        <w:rPr>
-          <w:rFonts w:ascii="Times New Roman" w:eastAsia="Times New Roman" w:hAnsi="Times New Roman" w:cs="Times New Roman"/>
-          <w:sz w:val="24"/>
-          <w:lang w:eastAsia="fr-FR"/>
-        </w:rPr>
-        <w:t>words</w:t>
-      </w:r>
-      <w:proofErr w:type="spellEnd"/>
-      <w:r>
-        <w:rPr>
-          <w:rFonts w:ascii="Times New Roman" w:eastAsia="Times New Roman" w:hAnsi="Times New Roman" w:cs="Times New Roman"/>
-          <w:sz w:val="24"/>
-          <w:lang w:eastAsia="fr-FR"/>
-        </w:rPr>
-        <w:t xml:space="preserve"> natifs de NLTK.</w:t>
+      <w:r>
+        <w:rPr>
+          <w:rFonts w:ascii="Times New Roman" w:eastAsia="Times New Roman" w:hAnsi="Times New Roman" w:cs="Times New Roman"/>
+          <w:sz w:val="24"/>
+          <w:lang w:eastAsia="fr-FR"/>
+        </w:rPr>
+        <w:t xml:space="preserve"> : bibliothèque fournissant des listes de stop words multilingues basées sur la norme ISO 639-1, offrant une couverture plus large que les stop words natifs de NLTK.</w:t>
       </w:r>
     </w:p>
     <w:p>
@@ -7148,7 +6972,6 @@
           <w:lang w:eastAsia="fr-FR"/>
         </w:rPr>
       </w:pPr>
-      <w:proofErr w:type="spellStart"/>
       <w:r>
         <w:rPr>
           <w:rFonts w:ascii="Times New Roman" w:eastAsia="Times New Roman" w:hAnsi="Times New Roman" w:cs="Times New Roman"/>
@@ -7157,34 +6980,16 @@
           <w:sz w:val="24"/>
           <w:lang w:eastAsia="fr-FR"/>
         </w:rPr>
+        <w:lastRenderedPageBreak/>
         <w:t>Setuptools</w:t>
       </w:r>
-      <w:proofErr w:type="spellEnd"/>
-      <w:r>
-        <w:rPr>
-          <w:rFonts w:ascii="Times New Roman" w:eastAsia="Times New Roman" w:hAnsi="Times New Roman" w:cs="Times New Roman"/>
-          <w:sz w:val="24"/>
-          <w:lang w:eastAsia="fr-FR"/>
-        </w:rPr>
-        <w:t xml:space="preserve"> : utilisé pour assurer la bonne intégration de </w:t>
-      </w:r>
-      <w:proofErr w:type="spellStart"/>
-      <w:r>
-        <w:rPr>
-          <w:rFonts w:ascii="Times New Roman" w:eastAsia="Times New Roman" w:hAnsi="Times New Roman" w:cs="Times New Roman"/>
-          <w:sz w:val="24"/>
-          <w:lang w:eastAsia="fr-FR"/>
-        </w:rPr>
-        <w:t>StopwordsISO</w:t>
-      </w:r>
-      <w:proofErr w:type="spellEnd"/>
-      <w:r>
-        <w:rPr>
-          <w:rFonts w:ascii="Times New Roman" w:eastAsia="Times New Roman" w:hAnsi="Times New Roman" w:cs="Times New Roman"/>
-          <w:sz w:val="24"/>
-          <w:lang w:eastAsia="fr-FR"/>
-        </w:rPr>
-        <w:t xml:space="preserve"> dans l’environnement Python.</w:t>
+      <w:r>
+        <w:rPr>
+          <w:rFonts w:ascii="Times New Roman" w:eastAsia="Times New Roman" w:hAnsi="Times New Roman" w:cs="Times New Roman"/>
+          <w:sz w:val="24"/>
+          <w:lang w:eastAsia="fr-FR"/>
+        </w:rPr>
+        <w:t xml:space="preserve"> : utilisé pour assurer la bonne intégration de StopwordsISO dans l’environnement Python.</w:t>
       </w:r>
     </w:p>
     <w:p>
@@ -7201,7 +7006,6 @@
           <w:lang w:eastAsia="fr-FR"/>
         </w:rPr>
       </w:pPr>
-      <w:proofErr w:type="spellStart"/>
       <w:r>
         <w:rPr>
           <w:rFonts w:ascii="Times New Roman" w:eastAsia="Times New Roman" w:hAnsi="Times New Roman" w:cs="Times New Roman"/>
@@ -7212,32 +7016,13 @@
         </w:rPr>
         <w:t>Langdetect</w:t>
       </w:r>
-      <w:proofErr w:type="spellEnd"/>
-      <w:r>
-        <w:rPr>
-          <w:rFonts w:ascii="Times New Roman" w:eastAsia="Times New Roman" w:hAnsi="Times New Roman" w:cs="Times New Roman"/>
-          <w:sz w:val="24"/>
-          <w:lang w:eastAsia="fr-FR"/>
-        </w:rPr>
-        <w:t xml:space="preserve"> : bibliothèque permettant de détecter automatiquement la langue d’un texte, utilisée pour confirmer ou corriger la langue indiquée dans le </w:t>
-      </w:r>
-      <w:proofErr w:type="spellStart"/>
-      <w:r>
-        <w:rPr>
-          <w:rFonts w:ascii="Times New Roman" w:eastAsia="Times New Roman" w:hAnsi="Times New Roman" w:cs="Times New Roman"/>
-          <w:sz w:val="24"/>
-          <w:lang w:eastAsia="fr-FR"/>
-        </w:rPr>
-        <w:t>dataset</w:t>
-      </w:r>
-      <w:proofErr w:type="spellEnd"/>
-      <w:r>
-        <w:rPr>
-          <w:rFonts w:ascii="Times New Roman" w:eastAsia="Times New Roman" w:hAnsi="Times New Roman" w:cs="Times New Roman"/>
-          <w:sz w:val="24"/>
-          <w:lang w:eastAsia="fr-FR"/>
-        </w:rPr>
-        <w:t>.</w:t>
+      <w:r>
+        <w:rPr>
+          <w:rFonts w:ascii="Times New Roman" w:eastAsia="Times New Roman" w:hAnsi="Times New Roman" w:cs="Times New Roman"/>
+          <w:sz w:val="24"/>
+          <w:lang w:eastAsia="fr-FR"/>
+        </w:rPr>
+        <w:t xml:space="preserve"> : bibliothèque permettant de détecter automatiquement la langue d’un texte, utilisée pour confirmer ou corriger la langue indiquée dans le dataset.</w:t>
       </w:r>
     </w:p>
     <w:p>
@@ -7300,18 +7085,8 @@
           <w:sz w:val="24"/>
           <w:lang w:val="en-CA" w:eastAsia="fr-FR"/>
         </w:rPr>
-        <w:t xml:space="preserve">pip install </w:t>
-      </w:r>
-      <w:proofErr w:type="spellStart"/>
-      <w:r>
-        <w:rPr>
-          <w:rFonts w:ascii="Times New Roman" w:eastAsia="Times New Roman" w:hAnsi="Times New Roman" w:cs="Times New Roman"/>
-          <w:sz w:val="24"/>
-          <w:lang w:val="en-CA" w:eastAsia="fr-FR"/>
-        </w:rPr>
-        <w:t>nltk</w:t>
-      </w:r>
-      <w:proofErr w:type="spellEnd"/>
+        <w:t>pip install nltk</w:t>
+      </w:r>
     </w:p>
     <w:p>
       <w:pPr>
@@ -7333,18 +7108,8 @@
           <w:sz w:val="24"/>
           <w:lang w:val="en-CA" w:eastAsia="fr-FR"/>
         </w:rPr>
-        <w:t xml:space="preserve">pip install </w:t>
-      </w:r>
-      <w:proofErr w:type="spellStart"/>
-      <w:r>
-        <w:rPr>
-          <w:rFonts w:ascii="Times New Roman" w:eastAsia="Times New Roman" w:hAnsi="Times New Roman" w:cs="Times New Roman"/>
-          <w:sz w:val="24"/>
-          <w:lang w:val="en-CA" w:eastAsia="fr-FR"/>
-        </w:rPr>
-        <w:t>stopwordsiso</w:t>
-      </w:r>
-      <w:proofErr w:type="spellEnd"/>
+        <w:t>pip install stopwordsiso</w:t>
+      </w:r>
     </w:p>
     <w:p>
       <w:pPr>
@@ -7366,18 +7131,8 @@
           <w:sz w:val="24"/>
           <w:lang w:val="en-CA" w:eastAsia="fr-FR"/>
         </w:rPr>
-        <w:t xml:space="preserve">pip install </w:t>
-      </w:r>
-      <w:proofErr w:type="spellStart"/>
-      <w:r>
-        <w:rPr>
-          <w:rFonts w:ascii="Times New Roman" w:eastAsia="Times New Roman" w:hAnsi="Times New Roman" w:cs="Times New Roman"/>
-          <w:sz w:val="24"/>
-          <w:lang w:val="en-CA" w:eastAsia="fr-FR"/>
-        </w:rPr>
-        <w:t>setuptools</w:t>
-      </w:r>
-      <w:proofErr w:type="spellEnd"/>
+        <w:t>pip install setuptools</w:t>
+      </w:r>
     </w:p>
     <w:p>
       <w:pPr>
@@ -7393,52 +7148,14 @@
           <w:lang w:val="en-CA" w:eastAsia="fr-FR"/>
         </w:rPr>
       </w:pPr>
-      <w:proofErr w:type="spellStart"/>
-      <w:r>
-        <w:rPr>
-          <w:rFonts w:ascii="Times New Roman" w:eastAsia="Times New Roman" w:hAnsi="Times New Roman" w:cs="Times New Roman"/>
-          <w:sz w:val="24"/>
-          <w:lang w:eastAsia="fr-FR"/>
-        </w:rPr>
-        <w:t>pip</w:t>
-      </w:r>
-      <w:proofErr w:type="spellEnd"/>
-      <w:r>
-        <w:rPr>
-          <w:rFonts w:ascii="Times New Roman" w:eastAsia="Times New Roman" w:hAnsi="Times New Roman" w:cs="Times New Roman"/>
-          <w:sz w:val="24"/>
-          <w:lang w:eastAsia="fr-FR"/>
-        </w:rPr>
-        <w:t xml:space="preserve"> </w:t>
-      </w:r>
-      <w:proofErr w:type="spellStart"/>
-      <w:r>
-        <w:rPr>
-          <w:rFonts w:ascii="Times New Roman" w:eastAsia="Times New Roman" w:hAnsi="Times New Roman" w:cs="Times New Roman"/>
-          <w:sz w:val="24"/>
-          <w:lang w:eastAsia="fr-FR"/>
-        </w:rPr>
-        <w:t>install</w:t>
-      </w:r>
-      <w:proofErr w:type="spellEnd"/>
-      <w:r>
-        <w:rPr>
-          <w:rFonts w:ascii="Times New Roman" w:eastAsia="Times New Roman" w:hAnsi="Times New Roman" w:cs="Times New Roman"/>
-          <w:sz w:val="24"/>
-          <w:lang w:eastAsia="fr-FR"/>
-        </w:rPr>
-        <w:t xml:space="preserve"> </w:t>
-      </w:r>
-      <w:proofErr w:type="spellStart"/>
-      <w:r>
-        <w:rPr>
-          <w:rFonts w:ascii="Times New Roman" w:eastAsia="Times New Roman" w:hAnsi="Times New Roman" w:cs="Times New Roman"/>
-          <w:sz w:val="24"/>
-          <w:lang w:eastAsia="fr-FR"/>
-        </w:rPr>
-        <w:t>langdetect</w:t>
-      </w:r>
-      <w:proofErr w:type="spellEnd"/>
+      <w:r>
+        <w:rPr>
+          <w:rFonts w:ascii="Times New Roman" w:eastAsia="Times New Roman" w:hAnsi="Times New Roman" w:cs="Times New Roman"/>
+          <w:sz w:val="24"/>
+          <w:lang w:eastAsia="fr-FR"/>
+        </w:rPr>
+        <w:t>pip install langdetect</w:t>
+      </w:r>
     </w:p>
     <w:p>
       <w:pPr>
@@ -7455,25 +7172,7 @@
           <w:sz w:val="24"/>
           <w:lang w:eastAsia="fr-FR"/>
         </w:rPr>
-        <w:t xml:space="preserve">Lien vers le dépôt officiel de </w:t>
-      </w:r>
-      <w:proofErr w:type="spellStart"/>
-      <w:r>
-        <w:rPr>
-          <w:rFonts w:ascii="Times New Roman" w:eastAsia="Times New Roman" w:hAnsi="Times New Roman" w:cs="Times New Roman"/>
-          <w:sz w:val="24"/>
-          <w:lang w:eastAsia="fr-FR"/>
-        </w:rPr>
-        <w:t>StopwordsISO</w:t>
-      </w:r>
-      <w:proofErr w:type="spellEnd"/>
-      <w:r>
-        <w:rPr>
-          <w:rFonts w:ascii="Times New Roman" w:eastAsia="Times New Roman" w:hAnsi="Times New Roman" w:cs="Times New Roman"/>
-          <w:sz w:val="24"/>
-          <w:lang w:eastAsia="fr-FR"/>
-        </w:rPr>
-        <w:t xml:space="preserve"> : </w:t>
+        <w:t xml:space="preserve">Lien vers le dépôt officiel de StopwordsISO : </w:t>
       </w:r>
       <w:hyperlink r:id="rId11" w:history="1">
         <w:r>
@@ -7597,30 +7296,7 @@
           <w:szCs w:val="50"/>
           <w:lang w:val="en" w:eastAsia="fr-FR"/>
         </w:rPr>
-        <w:lastRenderedPageBreak/>
-        <w:t xml:space="preserve">2. </w:t>
-      </w:r>
-      <w:proofErr w:type="spellStart"/>
-      <w:r>
-        <w:rPr>
-          <w:rFonts w:ascii="Times New Roman" w:eastAsia="Times New Roman" w:hAnsi="Times New Roman" w:cs="Times New Roman"/>
-          <w:b/>
-          <w:sz w:val="24"/>
-          <w:szCs w:val="50"/>
-          <w:lang w:val="en" w:eastAsia="fr-FR"/>
-        </w:rPr>
-        <w:t>Détection</w:t>
-      </w:r>
-      <w:proofErr w:type="spellEnd"/>
-      <w:r>
-        <w:rPr>
-          <w:rFonts w:ascii="Times New Roman" w:eastAsia="Times New Roman" w:hAnsi="Times New Roman" w:cs="Times New Roman"/>
-          <w:b/>
-          <w:sz w:val="24"/>
-          <w:szCs w:val="50"/>
-          <w:lang w:val="en" w:eastAsia="fr-FR"/>
-        </w:rPr>
-        <w:t xml:space="preserve"> de la langue</w:t>
+        <w:t>2. Détection de la langue</w:t>
       </w:r>
     </w:p>
     <w:p>
@@ -7643,25 +7319,7 @@
           <w:sz w:val="24"/>
           <w:lang w:eastAsia="fr-FR"/>
         </w:rPr>
-        <w:t xml:space="preserve">Utilisation de la bibliothèque </w:t>
-      </w:r>
-      <w:proofErr w:type="spellStart"/>
-      <w:r>
-        <w:rPr>
-          <w:rFonts w:ascii="Times New Roman" w:eastAsia="Times New Roman" w:hAnsi="Times New Roman" w:cs="Times New Roman"/>
-          <w:sz w:val="24"/>
-          <w:lang w:eastAsia="fr-FR"/>
-        </w:rPr>
-        <w:t>langdetect</w:t>
-      </w:r>
-      <w:proofErr w:type="spellEnd"/>
-      <w:r>
-        <w:rPr>
-          <w:rFonts w:ascii="Times New Roman" w:eastAsia="Times New Roman" w:hAnsi="Times New Roman" w:cs="Times New Roman"/>
-          <w:sz w:val="24"/>
-          <w:lang w:eastAsia="fr-FR"/>
-        </w:rPr>
-        <w:t xml:space="preserve"> pour identifier automatiquement la langue du synopsis.</w:t>
+        <w:t>Utilisation de la bibliothèque langdetect pour identifier automatiquement la langue du synopsis.</w:t>
       </w:r>
     </w:p>
     <w:p>
@@ -7684,61 +7342,7 @@
           <w:sz w:val="24"/>
           <w:lang w:eastAsia="fr-FR"/>
         </w:rPr>
-        <w:t xml:space="preserve">Comparaison avec </w:t>
-      </w:r>
-      <w:proofErr w:type="gramStart"/>
-      <w:r>
-        <w:rPr>
-          <w:rFonts w:ascii="Times New Roman" w:eastAsia="Times New Roman" w:hAnsi="Times New Roman" w:cs="Times New Roman"/>
-          <w:sz w:val="24"/>
-          <w:lang w:eastAsia="fr-FR"/>
-        </w:rPr>
-        <w:t xml:space="preserve">la colonne </w:t>
-      </w:r>
-      <w:proofErr w:type="spellStart"/>
-      <w:r>
-        <w:rPr>
-          <w:rFonts w:ascii="Times New Roman" w:eastAsia="Times New Roman" w:hAnsi="Times New Roman" w:cs="Times New Roman"/>
-          <w:sz w:val="24"/>
-          <w:lang w:eastAsia="fr-FR"/>
-        </w:rPr>
-        <w:t>original</w:t>
-      </w:r>
-      <w:proofErr w:type="gramEnd"/>
-      <w:r>
-        <w:rPr>
-          <w:rFonts w:ascii="Times New Roman" w:eastAsia="Times New Roman" w:hAnsi="Times New Roman" w:cs="Times New Roman"/>
-          <w:sz w:val="24"/>
-          <w:lang w:eastAsia="fr-FR"/>
-        </w:rPr>
-        <w:t>_language</w:t>
-      </w:r>
-      <w:proofErr w:type="spellEnd"/>
-      <w:r>
-        <w:rPr>
-          <w:rFonts w:ascii="Times New Roman" w:eastAsia="Times New Roman" w:hAnsi="Times New Roman" w:cs="Times New Roman"/>
-          <w:sz w:val="24"/>
-          <w:lang w:eastAsia="fr-FR"/>
-        </w:rPr>
-        <w:t xml:space="preserve"> fournie dans le </w:t>
-      </w:r>
-      <w:proofErr w:type="spellStart"/>
-      <w:r>
-        <w:rPr>
-          <w:rFonts w:ascii="Times New Roman" w:eastAsia="Times New Roman" w:hAnsi="Times New Roman" w:cs="Times New Roman"/>
-          <w:sz w:val="24"/>
-          <w:lang w:eastAsia="fr-FR"/>
-        </w:rPr>
-        <w:t>dataset</w:t>
-      </w:r>
-      <w:proofErr w:type="spellEnd"/>
-      <w:r>
-        <w:rPr>
-          <w:rFonts w:ascii="Times New Roman" w:eastAsia="Times New Roman" w:hAnsi="Times New Roman" w:cs="Times New Roman"/>
-          <w:sz w:val="24"/>
-          <w:lang w:eastAsia="fr-FR"/>
-        </w:rPr>
-        <w:t xml:space="preserve"> pour corriger les incohérences.</w:t>
+        <w:t>Comparaison avec la colonne original_language fournie dans le dataset pour corriger les incohérences.</w:t>
       </w:r>
     </w:p>
     <w:p>
@@ -7761,25 +7365,7 @@
           <w:sz w:val="24"/>
           <w:lang w:eastAsia="fr-FR"/>
         </w:rPr>
-        <w:t xml:space="preserve">Création d’une colonne </w:t>
-      </w:r>
-      <w:proofErr w:type="spellStart"/>
-      <w:r>
-        <w:rPr>
-          <w:rFonts w:ascii="Times New Roman" w:eastAsia="Times New Roman" w:hAnsi="Times New Roman" w:cs="Times New Roman"/>
-          <w:sz w:val="24"/>
-          <w:lang w:eastAsia="fr-FR"/>
-        </w:rPr>
-        <w:t>langue_effective</w:t>
-      </w:r>
-      <w:proofErr w:type="spellEnd"/>
-      <w:r>
-        <w:rPr>
-          <w:rFonts w:ascii="Times New Roman" w:eastAsia="Times New Roman" w:hAnsi="Times New Roman" w:cs="Times New Roman"/>
-          <w:sz w:val="24"/>
-          <w:lang w:eastAsia="fr-FR"/>
-        </w:rPr>
-        <w:t xml:space="preserve"> intégrant la langue détectée lorsqu’elle diffère de la valeur initiale.</w:t>
+        <w:t>Création d’une colonne langue_effective intégrant la langue détectée lorsqu’elle diffère de la valeur initiale.</w:t>
       </w:r>
     </w:p>
     <w:p>
@@ -7824,25 +7410,7 @@
           <w:sz w:val="24"/>
           <w:lang w:eastAsia="fr-FR"/>
         </w:rPr>
-        <w:t>Découpage du texte en mots élémentaires (</w:t>
-      </w:r>
-      <w:proofErr w:type="spellStart"/>
-      <w:r>
-        <w:rPr>
-          <w:rFonts w:ascii="Times New Roman" w:eastAsia="Times New Roman" w:hAnsi="Times New Roman" w:cs="Times New Roman"/>
-          <w:sz w:val="24"/>
-          <w:lang w:eastAsia="fr-FR"/>
-        </w:rPr>
-        <w:t>tokens</w:t>
-      </w:r>
-      <w:proofErr w:type="spellEnd"/>
-      <w:r>
-        <w:rPr>
-          <w:rFonts w:ascii="Times New Roman" w:eastAsia="Times New Roman" w:hAnsi="Times New Roman" w:cs="Times New Roman"/>
-          <w:sz w:val="24"/>
-          <w:lang w:eastAsia="fr-FR"/>
-        </w:rPr>
-        <w:t>) à l’aide de NLTK.</w:t>
+        <w:t>Découpage du texte en mots élémentaires (tokens) à l’aide de NLTK.</w:t>
       </w:r>
     </w:p>
     <w:p>
@@ -7912,7 +7480,6 @@
         </w:rPr>
         <w:t xml:space="preserve">Utilisation de </w:t>
       </w:r>
-      <w:proofErr w:type="spellStart"/>
       <w:r>
         <w:rPr>
           <w:rFonts w:ascii="Times New Roman" w:eastAsia="Times New Roman" w:hAnsi="Times New Roman" w:cs="Times New Roman"/>
@@ -7923,7 +7490,6 @@
         </w:rPr>
         <w:t>StopwordsISO</w:t>
       </w:r>
-      <w:proofErr w:type="spellEnd"/>
       <w:r>
         <w:rPr>
           <w:rFonts w:ascii="Times New Roman" w:eastAsia="Times New Roman" w:hAnsi="Times New Roman" w:cs="Times New Roman"/>
@@ -7953,61 +7519,7 @@
           <w:sz w:val="24"/>
           <w:lang w:eastAsia="fr-FR"/>
         </w:rPr>
-        <w:t xml:space="preserve">Cette approche remplace l’utilisation des stop </w:t>
-      </w:r>
-      <w:proofErr w:type="spellStart"/>
-      <w:r>
-        <w:rPr>
-          <w:rFonts w:ascii="Times New Roman" w:eastAsia="Times New Roman" w:hAnsi="Times New Roman" w:cs="Times New Roman"/>
-          <w:sz w:val="24"/>
-          <w:lang w:eastAsia="fr-FR"/>
-        </w:rPr>
-        <w:t>words</w:t>
-      </w:r>
-      <w:proofErr w:type="spellEnd"/>
-      <w:r>
-        <w:rPr>
-          <w:rFonts w:ascii="Times New Roman" w:eastAsia="Times New Roman" w:hAnsi="Times New Roman" w:cs="Times New Roman"/>
-          <w:sz w:val="24"/>
-          <w:lang w:eastAsia="fr-FR"/>
-        </w:rPr>
-        <w:t xml:space="preserve"> de NLTK, car </w:t>
-      </w:r>
-      <w:proofErr w:type="spellStart"/>
-      <w:r>
-        <w:rPr>
-          <w:rFonts w:ascii="Times New Roman" w:eastAsia="Times New Roman" w:hAnsi="Times New Roman" w:cs="Times New Roman"/>
-          <w:sz w:val="24"/>
-          <w:lang w:eastAsia="fr-FR"/>
-        </w:rPr>
-        <w:t>StopwordsISO</w:t>
-      </w:r>
-      <w:proofErr w:type="spellEnd"/>
-      <w:r>
-        <w:rPr>
-          <w:rFonts w:ascii="Times New Roman" w:eastAsia="Times New Roman" w:hAnsi="Times New Roman" w:cs="Times New Roman"/>
-          <w:sz w:val="24"/>
-          <w:lang w:eastAsia="fr-FR"/>
-        </w:rPr>
-        <w:t xml:space="preserve"> fournit une liste plus étendue et adaptée à la diversité linguistique importante du </w:t>
-      </w:r>
-      <w:proofErr w:type="spellStart"/>
-      <w:r>
-        <w:rPr>
-          <w:rFonts w:ascii="Times New Roman" w:eastAsia="Times New Roman" w:hAnsi="Times New Roman" w:cs="Times New Roman"/>
-          <w:sz w:val="24"/>
-          <w:lang w:eastAsia="fr-FR"/>
-        </w:rPr>
-        <w:t>dataset</w:t>
-      </w:r>
-      <w:proofErr w:type="spellEnd"/>
-      <w:r>
-        <w:rPr>
-          <w:rFonts w:ascii="Times New Roman" w:eastAsia="Times New Roman" w:hAnsi="Times New Roman" w:cs="Times New Roman"/>
-          <w:sz w:val="24"/>
-          <w:lang w:eastAsia="fr-FR"/>
-        </w:rPr>
-        <w:t xml:space="preserve"> TMDB.</w:t>
+        <w:t>Cette approche remplace l’utilisation des stop words de NLTK, car StopwordsISO fournit une liste plus étendue et adaptée à la diversité linguistique importante du dataset TMDB.</w:t>
       </w:r>
     </w:p>
     <w:p>
@@ -8030,6 +7542,7 @@
           <w:sz w:val="24"/>
           <w:lang w:eastAsia="fr-FR"/>
         </w:rPr>
+        <w:lastRenderedPageBreak/>
         <w:t>La suppression ciblée des mots fréquents inutiles permet de réduire le bruit et de concentrer l’analyse sur les termes à forte charge sémantique.</w:t>
       </w:r>
     </w:p>
@@ -8054,31 +7567,7 @@
           <w:u w:val="single"/>
           <w:lang w:eastAsia="fr-FR"/>
         </w:rPr>
-        <w:t xml:space="preserve">Avantages de l’utilisation de </w:t>
-      </w:r>
-      <w:proofErr w:type="spellStart"/>
-      <w:r>
-        <w:rPr>
-          <w:rFonts w:ascii="Times New Roman" w:eastAsia="Times New Roman" w:hAnsi="Times New Roman" w:cs="Times New Roman"/>
-          <w:b/>
-          <w:sz w:val="28"/>
-          <w:szCs w:val="50"/>
-          <w:u w:val="single"/>
-          <w:lang w:eastAsia="fr-FR"/>
-        </w:rPr>
-        <w:t>StopwordsISO</w:t>
-      </w:r>
-      <w:proofErr w:type="spellEnd"/>
-      <w:r>
-        <w:rPr>
-          <w:rFonts w:ascii="Times New Roman" w:eastAsia="Times New Roman" w:hAnsi="Times New Roman" w:cs="Times New Roman"/>
-          <w:b/>
-          <w:sz w:val="28"/>
-          <w:szCs w:val="50"/>
-          <w:u w:val="single"/>
-          <w:lang w:eastAsia="fr-FR"/>
-        </w:rPr>
-        <w:t xml:space="preserve"> vs NLTK</w:t>
+        <w:t>Avantages de l’utilisation de StopwordsISO vs NLTK</w:t>
       </w:r>
     </w:p>
     <w:p>
@@ -8101,25 +7590,7 @@
           <w:sz w:val="24"/>
           <w:lang w:eastAsia="fr-FR"/>
         </w:rPr>
-        <w:t xml:space="preserve">Couverture multilingue bien plus large (plus de 80 langues supportées), correspondant mieux à la diversité du </w:t>
-      </w:r>
-      <w:proofErr w:type="spellStart"/>
-      <w:r>
-        <w:rPr>
-          <w:rFonts w:ascii="Times New Roman" w:eastAsia="Times New Roman" w:hAnsi="Times New Roman" w:cs="Times New Roman"/>
-          <w:sz w:val="24"/>
-          <w:lang w:eastAsia="fr-FR"/>
-        </w:rPr>
-        <w:t>dataset</w:t>
-      </w:r>
-      <w:proofErr w:type="spellEnd"/>
-      <w:r>
-        <w:rPr>
-          <w:rFonts w:ascii="Times New Roman" w:eastAsia="Times New Roman" w:hAnsi="Times New Roman" w:cs="Times New Roman"/>
-          <w:sz w:val="24"/>
-          <w:lang w:eastAsia="fr-FR"/>
-        </w:rPr>
-        <w:t xml:space="preserve"> TMDB (37 langues identifiées).</w:t>
+        <w:t>Couverture multilingue bien plus large (plus de 80 langues supportées), correspondant mieux à la diversité du dataset TMDB (37 langues identifiées).</w:t>
       </w:r>
     </w:p>
     <w:p>
@@ -8144,7 +7615,6 @@
         </w:rPr>
         <w:t xml:space="preserve">La détection automatique via </w:t>
       </w:r>
-      <w:proofErr w:type="spellStart"/>
       <w:r>
         <w:rPr>
           <w:rFonts w:ascii="Times New Roman" w:eastAsia="Times New Roman" w:hAnsi="Times New Roman" w:cs="Times New Roman"/>
@@ -8155,32 +7625,13 @@
         </w:rPr>
         <w:t>langdetect</w:t>
       </w:r>
-      <w:proofErr w:type="spellEnd"/>
-      <w:r>
-        <w:rPr>
-          <w:rFonts w:ascii="Times New Roman" w:eastAsia="Times New Roman" w:hAnsi="Times New Roman" w:cs="Times New Roman"/>
-          <w:sz w:val="24"/>
-          <w:lang w:eastAsia="fr-FR"/>
-        </w:rPr>
-        <w:t xml:space="preserve"> permet de corriger les erreurs ou manques de métadonnées (</w:t>
-      </w:r>
-      <w:proofErr w:type="spellStart"/>
-      <w:r>
-        <w:rPr>
-          <w:rFonts w:ascii="Times New Roman" w:eastAsia="Times New Roman" w:hAnsi="Times New Roman" w:cs="Times New Roman"/>
-          <w:sz w:val="24"/>
-          <w:lang w:eastAsia="fr-FR"/>
-        </w:rPr>
-        <w:t>original_language</w:t>
-      </w:r>
-      <w:proofErr w:type="spellEnd"/>
-      <w:r>
-        <w:rPr>
-          <w:rFonts w:ascii="Times New Roman" w:eastAsia="Times New Roman" w:hAnsi="Times New Roman" w:cs="Times New Roman"/>
-          <w:sz w:val="24"/>
-          <w:lang w:eastAsia="fr-FR"/>
-        </w:rPr>
-        <w:t>)</w:t>
+      <w:r>
+        <w:rPr>
+          <w:rFonts w:ascii="Times New Roman" w:eastAsia="Times New Roman" w:hAnsi="Times New Roman" w:cs="Times New Roman"/>
+          <w:sz w:val="24"/>
+          <w:lang w:eastAsia="fr-FR"/>
+        </w:rPr>
+        <w:t xml:space="preserve"> permet de corriger les erreurs ou manques de métadonnées (original_language)</w:t>
       </w:r>
     </w:p>
     <w:p>
@@ -8226,25 +7677,7 @@
           <w:sz w:val="24"/>
           <w:lang w:eastAsia="fr-FR"/>
         </w:rPr>
-        <w:t xml:space="preserve">Mise à jour fréquente des listes de stop </w:t>
-      </w:r>
-      <w:proofErr w:type="spellStart"/>
-      <w:r>
-        <w:rPr>
-          <w:rFonts w:ascii="Times New Roman" w:eastAsia="Times New Roman" w:hAnsi="Times New Roman" w:cs="Times New Roman"/>
-          <w:sz w:val="24"/>
-          <w:lang w:eastAsia="fr-FR"/>
-        </w:rPr>
-        <w:t>words</w:t>
-      </w:r>
-      <w:proofErr w:type="spellEnd"/>
-      <w:r>
-        <w:rPr>
-          <w:rFonts w:ascii="Times New Roman" w:eastAsia="Times New Roman" w:hAnsi="Times New Roman" w:cs="Times New Roman"/>
-          <w:sz w:val="24"/>
-          <w:lang w:eastAsia="fr-FR"/>
-        </w:rPr>
-        <w:t xml:space="preserve"> grâce à la communauté open-source, assurant une meilleure qualité des données.</w:t>
+        <w:t>Mise à jour fréquente des listes de stop words grâce à la communauté open-source, assurant une meilleure qualité des données.</w:t>
       </w:r>
     </w:p>
     <w:p>
@@ -8273,104 +7706,59 @@
           <w:u w:val="single"/>
           <w:lang w:eastAsia="fr-FR"/>
         </w:rPr>
-        <w:t xml:space="preserve">Vectorisation textuelle (TF-IDF ou </w:t>
-      </w:r>
-      <w:proofErr w:type="spellStart"/>
-      <w:r>
+        <w:t>Vectorisation textuelle (TF-IDF ou embeddings)</w:t>
+      </w:r>
+    </w:p>
+    <w:p>
+      <w:pPr>
+        <w:spacing w:before="100" w:beforeAutospacing="1" w:after="100" w:afterAutospacing="1"/>
+        <w:rPr>
+          <w:rFonts w:ascii="Times New Roman" w:eastAsia="Times New Roman" w:hAnsi="Times New Roman" w:cs="Times New Roman"/>
+          <w:sz w:val="24"/>
+          <w:szCs w:val="24"/>
+          <w:lang w:eastAsia="fr-FR"/>
+        </w:rPr>
+      </w:pPr>
+      <w:r>
+        <w:rPr>
+          <w:rFonts w:ascii="Times New Roman" w:eastAsia="Times New Roman" w:hAnsi="Times New Roman" w:cs="Times New Roman"/>
+          <w:sz w:val="24"/>
+          <w:szCs w:val="24"/>
+          <w:lang w:eastAsia="fr-FR"/>
+        </w:rPr>
+        <w:t>Pour la vectorisation des synopsis dans le projet FilmClusterTMDB, deux approches classiques ont été étudiées :</w:t>
+      </w:r>
+    </w:p>
+    <w:p>
+      <w:pPr>
+        <w:spacing w:before="100" w:beforeAutospacing="1" w:after="100" w:afterAutospacing="1"/>
+        <w:rPr>
+          <w:rFonts w:ascii="Times New Roman" w:eastAsia="Times New Roman" w:hAnsi="Times New Roman" w:cs="Times New Roman"/>
+          <w:sz w:val="24"/>
+          <w:szCs w:val="24"/>
+          <w:lang w:eastAsia="fr-FR"/>
+        </w:rPr>
+      </w:pPr>
+    </w:p>
+    <w:p>
+      <w:pPr>
+        <w:spacing w:before="100" w:beforeAutospacing="1" w:after="0"/>
         <w:rPr>
           <w:rFonts w:ascii="Times New Roman" w:eastAsia="Times New Roman" w:hAnsi="Times New Roman" w:cs="Times New Roman"/>
           <w:b/>
-          <w:color w:val="000000" w:themeColor="text1"/>
-          <w:sz w:val="28"/>
-          <w:u w:val="single"/>
-          <w:lang w:eastAsia="fr-FR"/>
-        </w:rPr>
-        <w:t>embeddings</w:t>
-      </w:r>
-      <w:proofErr w:type="spellEnd"/>
+          <w:sz w:val="24"/>
+          <w:szCs w:val="24"/>
+          <w:lang w:val="en" w:eastAsia="fr-FR"/>
+        </w:rPr>
+      </w:pPr>
       <w:r>
         <w:rPr>
           <w:rFonts w:ascii="Times New Roman" w:eastAsia="Times New Roman" w:hAnsi="Times New Roman" w:cs="Times New Roman"/>
           <w:b/>
-          <w:color w:val="000000" w:themeColor="text1"/>
-          <w:sz w:val="28"/>
-          <w:u w:val="single"/>
-          <w:lang w:eastAsia="fr-FR"/>
-        </w:rPr>
-        <w:t>)</w:t>
-      </w:r>
-    </w:p>
-    <w:p>
-      <w:pPr>
-        <w:spacing w:before="100" w:beforeAutospacing="1" w:after="100" w:afterAutospacing="1"/>
-        <w:rPr>
-          <w:rFonts w:ascii="Times New Roman" w:eastAsia="Times New Roman" w:hAnsi="Times New Roman" w:cs="Times New Roman"/>
-          <w:sz w:val="24"/>
-          <w:szCs w:val="24"/>
-          <w:lang w:eastAsia="fr-FR"/>
-        </w:rPr>
-      </w:pPr>
-      <w:r>
-        <w:rPr>
-          <w:rFonts w:ascii="Times New Roman" w:eastAsia="Times New Roman" w:hAnsi="Times New Roman" w:cs="Times New Roman"/>
-          <w:sz w:val="24"/>
-          <w:szCs w:val="24"/>
-          <w:lang w:eastAsia="fr-FR"/>
-        </w:rPr>
-        <w:t xml:space="preserve">Pour la vectorisation des synopsis dans le projet </w:t>
-      </w:r>
-      <w:proofErr w:type="spellStart"/>
-      <w:r>
-        <w:rPr>
-          <w:rFonts w:ascii="Times New Roman" w:eastAsia="Times New Roman" w:hAnsi="Times New Roman" w:cs="Times New Roman"/>
-          <w:sz w:val="24"/>
-          <w:szCs w:val="24"/>
-          <w:lang w:eastAsia="fr-FR"/>
-        </w:rPr>
-        <w:t>FilmClusterTMDB</w:t>
-      </w:r>
-      <w:proofErr w:type="spellEnd"/>
-      <w:r>
-        <w:rPr>
-          <w:rFonts w:ascii="Times New Roman" w:eastAsia="Times New Roman" w:hAnsi="Times New Roman" w:cs="Times New Roman"/>
-          <w:sz w:val="24"/>
-          <w:szCs w:val="24"/>
-          <w:lang w:eastAsia="fr-FR"/>
-        </w:rPr>
-        <w:t>, deux approches classiques ont été étudiées :</w:t>
-      </w:r>
-    </w:p>
-    <w:p>
-      <w:pPr>
-        <w:spacing w:before="100" w:beforeAutospacing="1" w:after="100" w:afterAutospacing="1"/>
-        <w:rPr>
-          <w:rFonts w:ascii="Times New Roman" w:eastAsia="Times New Roman" w:hAnsi="Times New Roman" w:cs="Times New Roman"/>
-          <w:sz w:val="24"/>
-          <w:szCs w:val="24"/>
-          <w:lang w:eastAsia="fr-FR"/>
-        </w:rPr>
-      </w:pPr>
-    </w:p>
-    <w:p>
-      <w:pPr>
-        <w:spacing w:before="100" w:beforeAutospacing="1" w:after="0"/>
-        <w:rPr>
-          <w:rFonts w:ascii="Times New Roman" w:eastAsia="Times New Roman" w:hAnsi="Times New Roman" w:cs="Times New Roman"/>
-          <w:b/>
           <w:sz w:val="24"/>
           <w:szCs w:val="24"/>
           <w:lang w:val="en" w:eastAsia="fr-FR"/>
         </w:rPr>
-      </w:pPr>
-      <w:r>
-        <w:rPr>
-          <w:rFonts w:ascii="Times New Roman" w:eastAsia="Times New Roman" w:hAnsi="Times New Roman" w:cs="Times New Roman"/>
-          <w:b/>
-          <w:sz w:val="24"/>
-          <w:szCs w:val="24"/>
-          <w:lang w:val="en" w:eastAsia="fr-FR"/>
-        </w:rPr>
-        <w:lastRenderedPageBreak/>
         <w:t>TF-IDF</w:t>
       </w:r>
     </w:p>
@@ -8543,27 +7931,7 @@
           <w:szCs w:val="24"/>
           <w:lang w:eastAsia="fr-FR"/>
         </w:rPr>
-        <w:t xml:space="preserve">Le modèle a été téléchargé depuis le site </w:t>
-      </w:r>
-      <w:proofErr w:type="spellStart"/>
-      <w:r>
-        <w:rPr>
-          <w:rFonts w:ascii="Times New Roman" w:eastAsia="Times New Roman" w:hAnsi="Times New Roman" w:cs="Times New Roman"/>
-          <w:sz w:val="24"/>
-          <w:szCs w:val="24"/>
-          <w:lang w:eastAsia="fr-FR"/>
-        </w:rPr>
-        <w:t>Huggingface</w:t>
-      </w:r>
-      <w:proofErr w:type="spellEnd"/>
-      <w:r>
-        <w:rPr>
-          <w:rFonts w:ascii="Times New Roman" w:eastAsia="Times New Roman" w:hAnsi="Times New Roman" w:cs="Times New Roman"/>
-          <w:sz w:val="24"/>
-          <w:szCs w:val="24"/>
-          <w:lang w:eastAsia="fr-FR"/>
-        </w:rPr>
-        <w:t xml:space="preserve"> : </w:t>
+        <w:t xml:space="preserve">Le modèle a été téléchargé depuis le site Huggingface : </w:t>
       </w:r>
       <w:r>
         <w:rPr>
@@ -8629,7 +7997,6 @@
           <w:lang w:val="en" w:eastAsia="fr-FR"/>
         </w:rPr>
       </w:pPr>
-      <w:proofErr w:type="spellStart"/>
       <w:r>
         <w:rPr>
           <w:rFonts w:ascii="Times New Roman" w:eastAsia="Times New Roman" w:hAnsi="Times New Roman" w:cs="Times New Roman"/>
@@ -8637,68 +8004,7 @@
           <w:szCs w:val="24"/>
           <w:lang w:val="en" w:eastAsia="fr-FR"/>
         </w:rPr>
-        <w:t>Vecteurs</w:t>
-      </w:r>
-      <w:proofErr w:type="spellEnd"/>
-      <w:r>
-        <w:rPr>
-          <w:rFonts w:ascii="Times New Roman" w:eastAsia="Times New Roman" w:hAnsi="Times New Roman" w:cs="Times New Roman"/>
-          <w:sz w:val="24"/>
-          <w:szCs w:val="24"/>
-          <w:lang w:val="en" w:eastAsia="fr-FR"/>
-        </w:rPr>
-        <w:t xml:space="preserve"> </w:t>
-      </w:r>
-      <w:proofErr w:type="spellStart"/>
-      <w:r>
-        <w:rPr>
-          <w:rFonts w:ascii="Times New Roman" w:eastAsia="Times New Roman" w:hAnsi="Times New Roman" w:cs="Times New Roman"/>
-          <w:sz w:val="24"/>
-          <w:szCs w:val="24"/>
-          <w:lang w:val="en" w:eastAsia="fr-FR"/>
-        </w:rPr>
-        <w:t>numpy</w:t>
-      </w:r>
-      <w:proofErr w:type="spellEnd"/>
-      <w:r>
-        <w:rPr>
-          <w:rFonts w:ascii="Times New Roman" w:eastAsia="Times New Roman" w:hAnsi="Times New Roman" w:cs="Times New Roman"/>
-          <w:sz w:val="24"/>
-          <w:szCs w:val="24"/>
-          <w:lang w:val="en" w:eastAsia="fr-FR"/>
-        </w:rPr>
-        <w:t xml:space="preserve"> </w:t>
-      </w:r>
-      <w:proofErr w:type="spellStart"/>
-      <w:proofErr w:type="gramStart"/>
-      <w:r>
-        <w:rPr>
-          <w:rFonts w:ascii="Times New Roman" w:eastAsia="Times New Roman" w:hAnsi="Times New Roman" w:cs="Times New Roman"/>
-          <w:sz w:val="24"/>
-          <w:szCs w:val="24"/>
-          <w:lang w:val="en" w:eastAsia="fr-FR"/>
-        </w:rPr>
-        <w:t>associés</w:t>
-      </w:r>
-      <w:proofErr w:type="spellEnd"/>
-      <w:r>
-        <w:rPr>
-          <w:rFonts w:ascii="Times New Roman" w:eastAsia="Times New Roman" w:hAnsi="Times New Roman" w:cs="Times New Roman"/>
-          <w:sz w:val="24"/>
-          <w:szCs w:val="24"/>
-          <w:lang w:val="en" w:eastAsia="fr-FR"/>
-        </w:rPr>
-        <w:t xml:space="preserve"> :</w:t>
-      </w:r>
-      <w:proofErr w:type="gramEnd"/>
-      <w:r>
-        <w:rPr>
-          <w:rFonts w:ascii="Times New Roman" w:eastAsia="Times New Roman" w:hAnsi="Times New Roman" w:cs="Times New Roman"/>
-          <w:sz w:val="24"/>
-          <w:szCs w:val="24"/>
-          <w:lang w:val="en" w:eastAsia="fr-FR"/>
-        </w:rPr>
-        <w:t xml:space="preserve"> </w:t>
+        <w:t xml:space="preserve">Vecteurs numpy associés : </w:t>
       </w:r>
       <w:hyperlink r:id="rId13" w:history="1">
         <w:r>
@@ -8731,6 +8037,7 @@
           <w:szCs w:val="24"/>
           <w:lang w:eastAsia="fr-FR"/>
         </w:rPr>
+        <w:lastRenderedPageBreak/>
         <w:t>Cette méthode permet de représenter chaque synopsis par la moyenne des vecteurs mots correspondants, ce qui améliore la qualité des représentations textuelles.</w:t>
       </w:r>
     </w:p>
@@ -8753,20 +8060,8 @@
           <w:szCs w:val="24"/>
           <w:lang w:val="en" w:eastAsia="fr-FR"/>
         </w:rPr>
-        <w:t xml:space="preserve">Points </w:t>
-      </w:r>
-      <w:proofErr w:type="spellStart"/>
-      <w:r>
-        <w:rPr>
-          <w:rFonts w:ascii="Times New Roman" w:eastAsia="Times New Roman" w:hAnsi="Times New Roman" w:cs="Times New Roman"/>
-          <w:b/>
-          <w:sz w:val="24"/>
-          <w:szCs w:val="24"/>
-          <w:lang w:val="en" w:eastAsia="fr-FR"/>
-        </w:rPr>
-        <w:t>importants</w:t>
-      </w:r>
-      <w:proofErr w:type="spellEnd"/>
+        <w:t>Points importants</w:t>
+      </w:r>
     </w:p>
     <w:p>
       <w:pPr>
@@ -8790,27 +8085,7 @@
           <w:szCs w:val="24"/>
           <w:lang w:eastAsia="fr-FR"/>
         </w:rPr>
-        <w:t xml:space="preserve">Le modèle Word2Vec est chargé localement depuis les fichiers </w:t>
-      </w:r>
-      <w:proofErr w:type="spellStart"/>
-      <w:r>
-        <w:rPr>
-          <w:rFonts w:ascii="Times New Roman" w:eastAsia="Times New Roman" w:hAnsi="Times New Roman" w:cs="Times New Roman"/>
-          <w:sz w:val="24"/>
-          <w:szCs w:val="24"/>
-          <w:lang w:eastAsia="fr-FR"/>
-        </w:rPr>
-        <w:t>Huggingface</w:t>
-      </w:r>
-      <w:proofErr w:type="spellEnd"/>
-      <w:r>
-        <w:rPr>
-          <w:rFonts w:ascii="Times New Roman" w:eastAsia="Times New Roman" w:hAnsi="Times New Roman" w:cs="Times New Roman"/>
-          <w:sz w:val="24"/>
-          <w:szCs w:val="24"/>
-          <w:lang w:eastAsia="fr-FR"/>
-        </w:rPr>
-        <w:t>, sans besoin de téléchargement à chaque exécution.</w:t>
+        <w:t>Le modèle Word2Vec est chargé localement depuis les fichiers Huggingface, sans besoin de téléchargement à chaque exécution.</w:t>
       </w:r>
     </w:p>
     <w:p>
@@ -8835,27 +8110,7 @@
           <w:szCs w:val="24"/>
           <w:lang w:eastAsia="fr-FR"/>
         </w:rPr>
-        <w:t xml:space="preserve">La mémoire </w:t>
-      </w:r>
-      <w:proofErr w:type="spellStart"/>
-      <w:r>
-        <w:rPr>
-          <w:rFonts w:ascii="Times New Roman" w:eastAsia="Times New Roman" w:hAnsi="Times New Roman" w:cs="Times New Roman"/>
-          <w:sz w:val="24"/>
-          <w:szCs w:val="24"/>
-          <w:lang w:eastAsia="fr-FR"/>
-        </w:rPr>
-        <w:t>mappee</w:t>
-      </w:r>
-      <w:proofErr w:type="spellEnd"/>
-      <w:r>
-        <w:rPr>
-          <w:rFonts w:ascii="Times New Roman" w:eastAsia="Times New Roman" w:hAnsi="Times New Roman" w:cs="Times New Roman"/>
-          <w:sz w:val="24"/>
-          <w:szCs w:val="24"/>
-          <w:lang w:eastAsia="fr-FR"/>
-        </w:rPr>
-        <w:t xml:space="preserve"> permet de limiter la consommation mémoire lors du chargement de ce modèle volumineux (182 Mo + 3.6 Go).</w:t>
+        <w:t>La mémoire mappee permet de limiter la consommation mémoire lors du chargement de ce modèle volumineux (182 Mo + 3.6 Go).</w:t>
       </w:r>
     </w:p>
     <w:p>
@@ -8911,27 +8166,7 @@
           <w:szCs w:val="24"/>
           <w:lang w:eastAsia="fr-FR"/>
         </w:rPr>
-        <w:t xml:space="preserve">Le prétraitement textuel des synopsis est une étape essentielle pour la réussite de l’analyse sémantique et du clustering dans le projet </w:t>
-      </w:r>
-      <w:proofErr w:type="spellStart"/>
-      <w:r>
-        <w:rPr>
-          <w:rFonts w:ascii="Times New Roman" w:eastAsia="Times New Roman" w:hAnsi="Times New Roman" w:cs="Times New Roman"/>
-          <w:sz w:val="24"/>
-          <w:szCs w:val="24"/>
-          <w:lang w:eastAsia="fr-FR"/>
-        </w:rPr>
-        <w:t>FilmClusterTMDB</w:t>
-      </w:r>
-      <w:proofErr w:type="spellEnd"/>
-      <w:r>
-        <w:rPr>
-          <w:rFonts w:ascii="Times New Roman" w:eastAsia="Times New Roman" w:hAnsi="Times New Roman" w:cs="Times New Roman"/>
-          <w:sz w:val="24"/>
-          <w:szCs w:val="24"/>
-          <w:lang w:eastAsia="fr-FR"/>
-        </w:rPr>
-        <w:t xml:space="preserve">. </w:t>
+        <w:t xml:space="preserve">Le prétraitement textuel des synopsis est une étape essentielle pour la réussite de l’analyse sémantique et du clustering dans le projet FilmClusterTMDB. </w:t>
       </w:r>
       <w:r>
         <w:rPr>
@@ -8941,87 +8176,7 @@
           <w:lang w:eastAsia="fr-FR"/>
         </w:rPr>
         <w:br/>
-        <w:t xml:space="preserve">L’utilisation conjointe de NLTK pour la </w:t>
-      </w:r>
-      <w:proofErr w:type="spellStart"/>
-      <w:r>
-        <w:rPr>
-          <w:rFonts w:ascii="Times New Roman" w:eastAsia="Times New Roman" w:hAnsi="Times New Roman" w:cs="Times New Roman"/>
-          <w:sz w:val="24"/>
-          <w:szCs w:val="24"/>
-          <w:lang w:eastAsia="fr-FR"/>
-        </w:rPr>
-        <w:t>tokenization</w:t>
-      </w:r>
-      <w:proofErr w:type="spellEnd"/>
-      <w:r>
-        <w:rPr>
-          <w:rFonts w:ascii="Times New Roman" w:eastAsia="Times New Roman" w:hAnsi="Times New Roman" w:cs="Times New Roman"/>
-          <w:sz w:val="24"/>
-          <w:szCs w:val="24"/>
-          <w:lang w:eastAsia="fr-FR"/>
-        </w:rPr>
-        <w:t xml:space="preserve"> et de </w:t>
-      </w:r>
-      <w:proofErr w:type="spellStart"/>
-      <w:r>
-        <w:rPr>
-          <w:rFonts w:ascii="Times New Roman" w:eastAsia="Times New Roman" w:hAnsi="Times New Roman" w:cs="Times New Roman"/>
-          <w:sz w:val="24"/>
-          <w:szCs w:val="24"/>
-          <w:lang w:eastAsia="fr-FR"/>
-        </w:rPr>
-        <w:t>StopwordsISO</w:t>
-      </w:r>
-      <w:proofErr w:type="spellEnd"/>
-      <w:r>
-        <w:rPr>
-          <w:rFonts w:ascii="Times New Roman" w:eastAsia="Times New Roman" w:hAnsi="Times New Roman" w:cs="Times New Roman"/>
-          <w:sz w:val="24"/>
-          <w:szCs w:val="24"/>
-          <w:lang w:eastAsia="fr-FR"/>
-        </w:rPr>
-        <w:t xml:space="preserve"> pour la suppression des stop </w:t>
-      </w:r>
-      <w:proofErr w:type="spellStart"/>
-      <w:r>
-        <w:rPr>
-          <w:rFonts w:ascii="Times New Roman" w:eastAsia="Times New Roman" w:hAnsi="Times New Roman" w:cs="Times New Roman"/>
-          <w:sz w:val="24"/>
-          <w:szCs w:val="24"/>
-          <w:lang w:eastAsia="fr-FR"/>
-        </w:rPr>
-        <w:t>words</w:t>
-      </w:r>
-      <w:proofErr w:type="spellEnd"/>
-      <w:r>
-        <w:rPr>
-          <w:rFonts w:ascii="Times New Roman" w:eastAsia="Times New Roman" w:hAnsi="Times New Roman" w:cs="Times New Roman"/>
-          <w:sz w:val="24"/>
-          <w:szCs w:val="24"/>
-          <w:lang w:eastAsia="fr-FR"/>
-        </w:rPr>
-        <w:t xml:space="preserve"> multilingues garantit une préparation propre et adaptée à la diversité linguistique du </w:t>
-      </w:r>
-      <w:proofErr w:type="spellStart"/>
-      <w:r>
-        <w:rPr>
-          <w:rFonts w:ascii="Times New Roman" w:eastAsia="Times New Roman" w:hAnsi="Times New Roman" w:cs="Times New Roman"/>
-          <w:sz w:val="24"/>
-          <w:szCs w:val="24"/>
-          <w:lang w:eastAsia="fr-FR"/>
-        </w:rPr>
-        <w:t>dataset</w:t>
-      </w:r>
-      <w:proofErr w:type="spellEnd"/>
-      <w:r>
-        <w:rPr>
-          <w:rFonts w:ascii="Times New Roman" w:eastAsia="Times New Roman" w:hAnsi="Times New Roman" w:cs="Times New Roman"/>
-          <w:sz w:val="24"/>
-          <w:szCs w:val="24"/>
-          <w:lang w:eastAsia="fr-FR"/>
-        </w:rPr>
-        <w:t xml:space="preserve">. </w:t>
+        <w:t xml:space="preserve">L’utilisation conjointe de NLTK pour la tokenization et de StopwordsISO pour la suppression des stop words multilingues garantit une préparation propre et adaptée à la diversité linguistique du dataset. </w:t>
       </w:r>
       <w:r>
         <w:rPr>
@@ -9031,15 +8186,6 @@
           <w:lang w:eastAsia="fr-FR"/>
         </w:rPr>
         <w:br/>
-      </w:r>
-      <w:r>
-        <w:rPr>
-          <w:rFonts w:ascii="Times New Roman" w:eastAsia="Times New Roman" w:hAnsi="Times New Roman" w:cs="Times New Roman"/>
-          <w:sz w:val="24"/>
-          <w:szCs w:val="24"/>
-          <w:lang w:eastAsia="fr-FR"/>
-        </w:rPr>
-        <w:lastRenderedPageBreak/>
         <w:t>Cette méthodologie assure un nettoyage efficace des données textuelles, favorisant des résultats d’analyse plus précis et robustes.</w:t>
       </w:r>
     </w:p>
@@ -9293,6 +8439,11 @@
           <w:id w:val="-18314128"/>
           <w:citation/>
         </w:sdtPr>
+        <w:sdtEndPr>
+          <w:rPr>
+            <w:rStyle w:val="Rfrenceintense"/>
+          </w:rPr>
+        </w:sdtEndPr>
         <w:sdtContent>
           <w:r>
             <w:rPr>
@@ -9886,7 +9037,6 @@
           <w:lang w:eastAsia="fr-FR"/>
           <w14:ligatures w14:val="standardContextual"/>
         </w:rPr>
-        <w:lastRenderedPageBreak/>
         <w:drawing>
           <wp:anchor distT="0" distB="0" distL="114300" distR="114300" simplePos="0" relativeHeight="251661312" behindDoc="1" locked="0" layoutInCell="1" allowOverlap="1" wp14:anchorId="355B7B77" wp14:editId="4DF5100A">
             <wp:simplePos x="0" y="0"/>
@@ -10162,6 +9312,7 @@
           <w:szCs w:val="24"/>
           <w:lang w:eastAsia="fr-FR"/>
         </w:rPr>
+        <w:lastRenderedPageBreak/>
         <w:t xml:space="preserve"> Simplicité d'interprétation</w:t>
       </w:r>
       <w:r>
@@ -10324,7 +9475,6 @@
         </w:rPr>
         <w:t>l'intrigue(</w:t>
       </w:r>
-      <w:proofErr w:type="spellStart"/>
       <w:r>
         <w:rPr>
           <w:rFonts w:ascii="Times New Roman" w:eastAsia="Times New Roman" w:hAnsi="Times New Roman" w:cs="Times New Roman"/>
@@ -10336,7 +9486,6 @@
         </w:rPr>
         <w:t>Overview</w:t>
       </w:r>
-      <w:proofErr w:type="spellEnd"/>
       <w:r>
         <w:rPr>
           <w:rFonts w:ascii="Times New Roman" w:eastAsia="Times New Roman" w:hAnsi="Times New Roman" w:cs="Times New Roman"/>
@@ -10492,7 +9641,6 @@
           <w:u w:val="single"/>
           <w:lang w:eastAsia="fr-FR"/>
         </w:rPr>
-        <w:lastRenderedPageBreak/>
         <w:t>Description du Paramétrage</w:t>
       </w:r>
     </w:p>
@@ -10630,7 +9778,7 @@
       </w:r>
       <w:r>
         <w:rPr>
-          <w:rStyle w:val="Accentuationintense"/>
+          <w:rStyle w:val="Emphaseintense"/>
           <w:sz w:val="24"/>
           <w:szCs w:val="24"/>
           <w:lang w:eastAsia="fr-FR"/>
@@ -10871,7 +10019,7 @@
       </w:r>
       <w:r>
         <w:rPr>
-          <w:rStyle w:val="Accentuationintense"/>
+          <w:rStyle w:val="Emphaseintense"/>
           <w:sz w:val="24"/>
           <w:szCs w:val="24"/>
           <w:lang w:eastAsia="fr-FR"/>
@@ -10880,7 +10028,7 @@
       </w:r>
       <w:r>
         <w:rPr>
-          <w:rStyle w:val="Accentuationintense"/>
+          <w:rStyle w:val="Emphaseintense"/>
           <w:sz w:val="24"/>
           <w:szCs w:val="24"/>
           <w:lang w:eastAsia="fr-FR"/>
@@ -10889,7 +10037,7 @@
       </w:r>
       <w:r>
         <w:rPr>
-          <w:rStyle w:val="Accentuationintense"/>
+          <w:rStyle w:val="Emphaseintense"/>
           <w:sz w:val="24"/>
           <w:szCs w:val="24"/>
           <w:lang w:eastAsia="fr-FR"/>
@@ -11105,7 +10253,6 @@
           <w:lang w:eastAsia="fr-FR"/>
         </w:rPr>
       </w:pPr>
-      <w:proofErr w:type="spellStart"/>
       <w:r>
         <w:rPr>
           <w:rFonts w:ascii="Times New Roman" w:eastAsia="Times New Roman" w:hAnsi="Times New Roman" w:cs="Times New Roman"/>
@@ -11115,7 +10262,6 @@
         </w:rPr>
         <w:t>Scikit-learn</w:t>
       </w:r>
-      <w:proofErr w:type="spellEnd"/>
       <w:r>
         <w:rPr>
           <w:rFonts w:ascii="Times New Roman" w:eastAsia="Times New Roman" w:hAnsi="Times New Roman" w:cs="Times New Roman"/>
@@ -11139,7 +10285,6 @@
         </w:rPr>
         <w:t xml:space="preserve">La vectorisation du texte avec </w:t>
       </w:r>
-      <w:proofErr w:type="spellStart"/>
       <w:r>
         <w:rPr>
           <w:rFonts w:ascii="Times New Roman" w:eastAsia="Times New Roman" w:hAnsi="Times New Roman" w:cs="Times New Roman"/>
@@ -11149,7 +10294,6 @@
         </w:rPr>
         <w:t>TfidfVectorizer</w:t>
       </w:r>
-      <w:proofErr w:type="spellEnd"/>
       <w:r>
         <w:rPr>
           <w:rFonts w:ascii="Times New Roman" w:eastAsia="Times New Roman" w:hAnsi="Times New Roman" w:cs="Times New Roman"/>
@@ -11264,7 +10408,6 @@
           <w:noProof/>
           <w:lang w:eastAsia="fr-FR"/>
         </w:rPr>
-        <w:lastRenderedPageBreak/>
         <w:drawing>
           <wp:anchor distT="0" distB="0" distL="114300" distR="114300" simplePos="0" relativeHeight="251664384" behindDoc="1" locked="0" layoutInCell="1" allowOverlap="1" wp14:anchorId="0D507A1A" wp14:editId="20564240">
             <wp:simplePos x="0" y="0"/>
@@ -11399,19 +10542,8 @@
           <w:bCs/>
           <w:lang w:eastAsia="fr-FR"/>
         </w:rPr>
-        <w:t>l'algorithme K-</w:t>
-      </w:r>
-      <w:proofErr w:type="spellStart"/>
-      <w:r>
-        <w:rPr>
-          <w:rFonts w:ascii="Times New Roman" w:eastAsia="Times New Roman" w:hAnsi="Times New Roman" w:cs="Times New Roman"/>
-          <w:b/>
-          <w:bCs/>
-          <w:lang w:eastAsia="fr-FR"/>
-        </w:rPr>
-        <w:t>Means</w:t>
-      </w:r>
-      <w:proofErr w:type="spellEnd"/>
+        <w:t>l'algorithme K-Means</w:t>
+      </w:r>
     </w:p>
     <w:p>
       <w:pPr>
@@ -11531,7 +10663,6 @@
           <w:lang w:eastAsia="fr-FR"/>
         </w:rPr>
       </w:pPr>
-      <w:proofErr w:type="spellStart"/>
       <w:r>
         <w:rPr>
           <w:rFonts w:ascii="Times New Roman" w:eastAsia="Times New Roman" w:hAnsi="Times New Roman" w:cs="Times New Roman"/>
@@ -11541,7 +10672,6 @@
         </w:rPr>
         <w:t>Matplotlib</w:t>
       </w:r>
-      <w:proofErr w:type="spellEnd"/>
       <w:r>
         <w:rPr>
           <w:rFonts w:ascii="Times New Roman" w:eastAsia="Times New Roman" w:hAnsi="Times New Roman" w:cs="Times New Roman"/>
@@ -11549,7 +10679,6 @@
         </w:rPr>
         <w:t xml:space="preserve"> et </w:t>
       </w:r>
-      <w:proofErr w:type="spellStart"/>
       <w:r>
         <w:rPr>
           <w:rFonts w:ascii="Times New Roman" w:eastAsia="Times New Roman" w:hAnsi="Times New Roman" w:cs="Times New Roman"/>
@@ -11559,7 +10688,6 @@
         </w:rPr>
         <w:t>Seaborn</w:t>
       </w:r>
-      <w:proofErr w:type="spellEnd"/>
       <w:r>
         <w:rPr>
           <w:rFonts w:ascii="Times New Roman" w:eastAsia="Times New Roman" w:hAnsi="Times New Roman" w:cs="Times New Roman"/>
@@ -11751,27 +10879,7 @@
           <w:szCs w:val="24"/>
           <w:lang w:eastAsia="fr-FR"/>
         </w:rPr>
-        <w:t>d’</w:t>
-      </w:r>
-      <w:proofErr w:type="spellStart"/>
-      <w:r>
-        <w:rPr>
-          <w:rFonts w:ascii="Times New Roman" w:eastAsia="Times New Roman" w:hAnsi="Times New Roman" w:cs="Times New Roman"/>
-          <w:sz w:val="24"/>
-          <w:szCs w:val="24"/>
-          <w:lang w:eastAsia="fr-FR"/>
-        </w:rPr>
-        <w:t>embending</w:t>
-      </w:r>
-      <w:proofErr w:type="spellEnd"/>
-      <w:r>
-        <w:rPr>
-          <w:rFonts w:ascii="Times New Roman" w:eastAsia="Times New Roman" w:hAnsi="Times New Roman" w:cs="Times New Roman"/>
-          <w:sz w:val="24"/>
-          <w:szCs w:val="24"/>
-          <w:lang w:eastAsia="fr-FR"/>
-        </w:rPr>
-        <w:t xml:space="preserve"> </w:t>
+        <w:t xml:space="preserve">d’embending </w:t>
       </w:r>
       <w:r>
         <w:rPr>
@@ -11835,6 +10943,7 @@
           <w:szCs w:val="24"/>
           <w:lang w:eastAsia="fr-FR"/>
         </w:rPr>
+        <w:lastRenderedPageBreak/>
         <w:t xml:space="preserve"> Il s'agit d'une technique de transformation linéaire qui projette les données sur un nouvel espace de plus faible dimensionnalité en cherchant à maximiser la variance. Elle nous permet d'obtenir une première vue globale de la répartition des clusters.</w:t>
       </w:r>
     </w:p>
@@ -11960,7 +11069,7 @@
 </file>
 
 <file path=word/endnotes.xml><?xml version="1.0" encoding="utf-8"?>
-<w:endnotes xmlns:wpc="http://schemas.microsoft.com/office/word/2010/wordprocessingCanvas" xmlns:cx="http://schemas.microsoft.com/office/drawing/2014/chartex" xmlns:cx1="http://schemas.microsoft.com/office/drawing/2015/9/8/chartex" xmlns:cx2="http://schemas.microsoft.com/office/drawing/2015/10/21/chartex" xmlns:cx3="http://schemas.microsoft.com/office/drawing/2016/5/9/chartex" xmlns:cx4="http://schemas.microsoft.com/office/drawing/2016/5/10/chartex" xmlns:cx5="http://schemas.microsoft.com/office/drawing/2016/5/11/chartex" xmlns:cx6="http://schemas.microsoft.com/office/drawing/2016/5/12/chartex" xmlns:cx7="http://schemas.microsoft.com/office/drawing/2016/5/13/chartex" xmlns:cx8="http://schemas.microsoft.com/office/drawing/2016/5/14/chartex" xmlns:mc="http://schemas.openxmlformats.org/markup-compatibility/2006" xmlns:aink="http://schemas.microsoft.com/office/drawing/2016/ink" xmlns:am3d="http://schemas.microsoft.com/office/drawing/2017/model3d" xmlns:o="urn:schemas-microsoft-com:office:office" xmlns:oel="http://schemas.microsoft.com/office/2019/extlst" xmlns:r="http://schemas.openxmlformats.org/officeDocument/2006/relationships" xmlns:m="http://schemas.openxmlformats.org/officeDocument/2006/math" xmlns:v="urn:schemas-microsoft-com:vml" xmlns:wp14="http://schemas.microsoft.com/office/word/2010/wordprocessingDrawing" xmlns:wp="http://schemas.openxmlformats.org/drawingml/2006/wordprocessingDrawing" xmlns:w10="urn:schemas-microsoft-com:office:word" xmlns:w="http://schemas.openxmlformats.org/wordprocessingml/2006/main" xmlns:w14="http://schemas.microsoft.com/office/word/2010/wordml" xmlns:w15="http://schemas.microsoft.com/office/word/2012/wordml" xmlns:w16cex="http://schemas.microsoft.com/office/word/2018/wordml/cex" xmlns:w16cid="http://schemas.microsoft.com/office/word/2016/wordml/cid" xmlns:w16="http://schemas.microsoft.com/office/word/2018/wordml" xmlns:w16du="http://schemas.microsoft.com/office/word/2023/wordml/word16du" xmlns:w16sdtdh="http://schemas.microsoft.com/office/word/2020/wordml/sdtdatahash" xmlns:w16sdtfl="http://schemas.microsoft.com/office/word/2024/wordml/sdtformatlock" xmlns:w16se="http://schemas.microsoft.com/office/word/2015/wordml/symex" xmlns:wpg="http://schemas.microsoft.com/office/word/2010/wordprocessingGroup" xmlns:wpi="http://schemas.microsoft.com/office/word/2010/wordprocessingInk" xmlns:wne="http://schemas.microsoft.com/office/word/2006/wordml" xmlns:wps="http://schemas.microsoft.com/office/word/2010/wordprocessingShape" mc:Ignorable="w14 w15 w16se w16cid w16 w16cex w16sdtdh w16sdtfl w16du wp14">
+<w:endnotes xmlns:wpc="http://schemas.microsoft.com/office/word/2010/wordprocessingCanvas" xmlns:cx="http://schemas.microsoft.com/office/drawing/2014/chartex" xmlns:mc="http://schemas.openxmlformats.org/markup-compatibility/2006" xmlns:o="urn:schemas-microsoft-com:office:office" xmlns:r="http://schemas.openxmlformats.org/officeDocument/2006/relationships" xmlns:m="http://schemas.openxmlformats.org/officeDocument/2006/math" xmlns:v="urn:schemas-microsoft-com:vml" xmlns:wp14="http://schemas.microsoft.com/office/word/2010/wordprocessingDrawing" xmlns:wp="http://schemas.openxmlformats.org/drawingml/2006/wordprocessingDrawing" xmlns:w10="urn:schemas-microsoft-com:office:word" xmlns:w="http://schemas.openxmlformats.org/wordprocessingml/2006/main" xmlns:w14="http://schemas.microsoft.com/office/word/2010/wordml" xmlns:w15="http://schemas.microsoft.com/office/word/2012/wordml" xmlns:w16se="http://schemas.microsoft.com/office/word/2015/wordml/symex" xmlns:wpg="http://schemas.microsoft.com/office/word/2010/wordprocessingGroup" xmlns:wpi="http://schemas.microsoft.com/office/word/2010/wordprocessingInk" xmlns:wne="http://schemas.microsoft.com/office/word/2006/wordml" xmlns:wps="http://schemas.microsoft.com/office/word/2010/wordprocessingShape" mc:Ignorable="w14 w15 w16se wp14">
   <w:endnote w:type="separator" w:id="-1">
     <w:p>
       <w:pPr>
@@ -11985,7 +11094,7 @@
 </file>
 
 <file path=word/footnotes.xml><?xml version="1.0" encoding="utf-8"?>
-<w:footnotes xmlns:wpc="http://schemas.microsoft.com/office/word/2010/wordprocessingCanvas" xmlns:cx="http://schemas.microsoft.com/office/drawing/2014/chartex" xmlns:cx1="http://schemas.microsoft.com/office/drawing/2015/9/8/chartex" xmlns:cx2="http://schemas.microsoft.com/office/drawing/2015/10/21/chartex" xmlns:cx3="http://schemas.microsoft.com/office/drawing/2016/5/9/chartex" xmlns:cx4="http://schemas.microsoft.com/office/drawing/2016/5/10/chartex" xmlns:cx5="http://schemas.microsoft.com/office/drawing/2016/5/11/chartex" xmlns:cx6="http://schemas.microsoft.com/office/drawing/2016/5/12/chartex" xmlns:cx7="http://schemas.microsoft.com/office/drawing/2016/5/13/chartex" xmlns:cx8="http://schemas.microsoft.com/office/drawing/2016/5/14/chartex" xmlns:mc="http://schemas.openxmlformats.org/markup-compatibility/2006" xmlns:aink="http://schemas.microsoft.com/office/drawing/2016/ink" xmlns:am3d="http://schemas.microsoft.com/office/drawing/2017/model3d" xmlns:o="urn:schemas-microsoft-com:office:office" xmlns:oel="http://schemas.microsoft.com/office/2019/extlst" xmlns:r="http://schemas.openxmlformats.org/officeDocument/2006/relationships" xmlns:m="http://schemas.openxmlformats.org/officeDocument/2006/math" xmlns:v="urn:schemas-microsoft-com:vml" xmlns:wp14="http://schemas.microsoft.com/office/word/2010/wordprocessingDrawing" xmlns:wp="http://schemas.openxmlformats.org/drawingml/2006/wordprocessingDrawing" xmlns:w10="urn:schemas-microsoft-com:office:word" xmlns:w="http://schemas.openxmlformats.org/wordprocessingml/2006/main" xmlns:w14="http://schemas.microsoft.com/office/word/2010/wordml" xmlns:w15="http://schemas.microsoft.com/office/word/2012/wordml" xmlns:w16cex="http://schemas.microsoft.com/office/word/2018/wordml/cex" xmlns:w16cid="http://schemas.microsoft.com/office/word/2016/wordml/cid" xmlns:w16="http://schemas.microsoft.com/office/word/2018/wordml" xmlns:w16du="http://schemas.microsoft.com/office/word/2023/wordml/word16du" xmlns:w16sdtdh="http://schemas.microsoft.com/office/word/2020/wordml/sdtdatahash" xmlns:w16sdtfl="http://schemas.microsoft.com/office/word/2024/wordml/sdtformatlock" xmlns:w16se="http://schemas.microsoft.com/office/word/2015/wordml/symex" xmlns:wpg="http://schemas.microsoft.com/office/word/2010/wordprocessingGroup" xmlns:wpi="http://schemas.microsoft.com/office/word/2010/wordprocessingInk" xmlns:wne="http://schemas.microsoft.com/office/word/2006/wordml" xmlns:wps="http://schemas.microsoft.com/office/word/2010/wordprocessingShape" mc:Ignorable="w14 w15 w16se w16cid w16 w16cex w16sdtdh w16sdtfl w16du wp14">
+<w:footnotes xmlns:wpc="http://schemas.microsoft.com/office/word/2010/wordprocessingCanvas" xmlns:cx="http://schemas.microsoft.com/office/drawing/2014/chartex" xmlns:mc="http://schemas.openxmlformats.org/markup-compatibility/2006" xmlns:o="urn:schemas-microsoft-com:office:office" xmlns:r="http://schemas.openxmlformats.org/officeDocument/2006/relationships" xmlns:m="http://schemas.openxmlformats.org/officeDocument/2006/math" xmlns:v="urn:schemas-microsoft-com:vml" xmlns:wp14="http://schemas.microsoft.com/office/word/2010/wordprocessingDrawing" xmlns:wp="http://schemas.openxmlformats.org/drawingml/2006/wordprocessingDrawing" xmlns:w10="urn:schemas-microsoft-com:office:word" xmlns:w="http://schemas.openxmlformats.org/wordprocessingml/2006/main" xmlns:w14="http://schemas.microsoft.com/office/word/2010/wordml" xmlns:w15="http://schemas.microsoft.com/office/word/2012/wordml" xmlns:w16se="http://schemas.microsoft.com/office/word/2015/wordml/symex" xmlns:wpg="http://schemas.microsoft.com/office/word/2010/wordprocessingGroup" xmlns:wpi="http://schemas.microsoft.com/office/word/2010/wordprocessingInk" xmlns:wne="http://schemas.microsoft.com/office/word/2006/wordml" xmlns:wps="http://schemas.microsoft.com/office/word/2010/wordprocessingShape" mc:Ignorable="w14 w15 w16se wp14">
   <w:footnote w:type="separator" w:id="-1">
     <w:p>
       <w:pPr>
@@ -12010,7 +11119,7 @@
 </file>
 
 <file path=word/numbering.xml><?xml version="1.0" encoding="utf-8"?>
-<w:numbering xmlns:wpc="http://schemas.microsoft.com/office/word/2010/wordprocessingCanvas" xmlns:cx="http://schemas.microsoft.com/office/drawing/2014/chartex" xmlns:cx1="http://schemas.microsoft.com/office/drawing/2015/9/8/chartex" xmlns:cx2="http://schemas.microsoft.com/office/drawing/2015/10/21/chartex" xmlns:cx3="http://schemas.microsoft.com/office/drawing/2016/5/9/chartex" xmlns:cx4="http://schemas.microsoft.com/office/drawing/2016/5/10/chartex" xmlns:cx5="http://schemas.microsoft.com/office/drawing/2016/5/11/chartex" xmlns:cx6="http://schemas.microsoft.com/office/drawing/2016/5/12/chartex" xmlns:cx7="http://schemas.microsoft.com/office/drawing/2016/5/13/chartex" xmlns:cx8="http://schemas.microsoft.com/office/drawing/2016/5/14/chartex" xmlns:mc="http://schemas.openxmlformats.org/markup-compatibility/2006" xmlns:aink="http://schemas.microsoft.com/office/drawing/2016/ink" xmlns:am3d="http://schemas.microsoft.com/office/drawing/2017/model3d" xmlns:o="urn:schemas-microsoft-com:office:office" xmlns:oel="http://schemas.microsoft.com/office/2019/extlst" xmlns:r="http://schemas.openxmlformats.org/officeDocument/2006/relationships" xmlns:m="http://schemas.openxmlformats.org/officeDocument/2006/math" xmlns:v="urn:schemas-microsoft-com:vml" xmlns:wp14="http://schemas.microsoft.com/office/word/2010/wordprocessingDrawing" xmlns:wp="http://schemas.openxmlformats.org/drawingml/2006/wordprocessingDrawing" xmlns:w10="urn:schemas-microsoft-com:office:word" xmlns:w="http://schemas.openxmlformats.org/wordprocessingml/2006/main" xmlns:w14="http://schemas.microsoft.com/office/word/2010/wordml" xmlns:w15="http://schemas.microsoft.com/office/word/2012/wordml" xmlns:w16cex="http://schemas.microsoft.com/office/word/2018/wordml/cex" xmlns:w16cid="http://schemas.microsoft.com/office/word/2016/wordml/cid" xmlns:w16="http://schemas.microsoft.com/office/word/2018/wordml" xmlns:w16du="http://schemas.microsoft.com/office/word/2023/wordml/word16du" xmlns:w16sdtdh="http://schemas.microsoft.com/office/word/2020/wordml/sdtdatahash" xmlns:w16sdtfl="http://schemas.microsoft.com/office/word/2024/wordml/sdtformatlock" xmlns:w16se="http://schemas.microsoft.com/office/word/2015/wordml/symex" xmlns:wpg="http://schemas.microsoft.com/office/word/2010/wordprocessingGroup" xmlns:wpi="http://schemas.microsoft.com/office/word/2010/wordprocessingInk" xmlns:wne="http://schemas.microsoft.com/office/word/2006/wordml" xmlns:wps="http://schemas.microsoft.com/office/word/2010/wordprocessingShape" mc:Ignorable="w14 w15 w16se w16cid w16 w16cex w16sdtdh w16sdtfl w16du wp14">
+<w:numbering xmlns:wpc="http://schemas.microsoft.com/office/word/2010/wordprocessingCanvas" xmlns:cx="http://schemas.microsoft.com/office/drawing/2014/chartex" xmlns:mc="http://schemas.openxmlformats.org/markup-compatibility/2006" xmlns:o="urn:schemas-microsoft-com:office:office" xmlns:r="http://schemas.openxmlformats.org/officeDocument/2006/relationships" xmlns:m="http://schemas.openxmlformats.org/officeDocument/2006/math" xmlns:v="urn:schemas-microsoft-com:vml" xmlns:wp14="http://schemas.microsoft.com/office/word/2010/wordprocessingDrawing" xmlns:wp="http://schemas.openxmlformats.org/drawingml/2006/wordprocessingDrawing" xmlns:w10="urn:schemas-microsoft-com:office:word" xmlns:w="http://schemas.openxmlformats.org/wordprocessingml/2006/main" xmlns:w14="http://schemas.microsoft.com/office/word/2010/wordml" xmlns:w15="http://schemas.microsoft.com/office/word/2012/wordml" xmlns:w16se="http://schemas.microsoft.com/office/word/2015/wordml/symex" xmlns:wpg="http://schemas.microsoft.com/office/word/2010/wordprocessingGroup" xmlns:wpi="http://schemas.microsoft.com/office/word/2010/wordprocessingInk" xmlns:wne="http://schemas.microsoft.com/office/word/2006/wordml" xmlns:wps="http://schemas.microsoft.com/office/word/2010/wordprocessingShape" mc:Ignorable="w14 w15 w16se wp14">
   <w:abstractNum w:abstractNumId="0" w15:restartNumberingAfterBreak="0">
     <w:nsid w:val="006430DD"/>
     <w:multiLevelType w:val="multilevel"/>
@@ -12659,7 +11768,7 @@
   <w:abstractNum w:abstractNumId="5" w15:restartNumberingAfterBreak="0">
     <w:nsid w:val="0C530BEC"/>
     <w:multiLevelType w:val="hybridMultilevel"/>
-    <w:tmpl w:val="83BC414A"/>
+    <w:tmpl w:val="CC1A9558"/>
     <w:lvl w:ilvl="0" w:tplc="040C000F">
       <w:start w:val="1"/>
       <w:numFmt w:val="decimal"/>
@@ -12892,6 +12001,155 @@
     </w:lvl>
   </w:abstractNum>
   <w:abstractNum w:abstractNumId="7" w15:restartNumberingAfterBreak="0">
+    <w:nsid w:val="10567185"/>
+    <w:multiLevelType w:val="multilevel"/>
+    <w:tmpl w:val="94F4B91E"/>
+    <w:lvl w:ilvl="0">
+      <w:start w:val="1"/>
+      <w:numFmt w:val="bullet"/>
+      <w:lvlText w:val=""/>
+      <w:lvlJc w:val="left"/>
+      <w:pPr>
+        <w:tabs>
+          <w:tab w:val="num" w:pos="720"/>
+        </w:tabs>
+        <w:ind w:left="720" w:hanging="360"/>
+      </w:pPr>
+      <w:rPr>
+        <w:rFonts w:ascii="Symbol" w:hAnsi="Symbol" w:hint="default"/>
+        <w:sz w:val="20"/>
+      </w:rPr>
+    </w:lvl>
+    <w:lvl w:ilvl="1" w:tentative="1">
+      <w:start w:val="1"/>
+      <w:numFmt w:val="bullet"/>
+      <w:lvlText w:val="o"/>
+      <w:lvlJc w:val="left"/>
+      <w:pPr>
+        <w:tabs>
+          <w:tab w:val="num" w:pos="1440"/>
+        </w:tabs>
+        <w:ind w:left="1440" w:hanging="360"/>
+      </w:pPr>
+      <w:rPr>
+        <w:rFonts w:ascii="Courier New" w:hAnsi="Courier New" w:hint="default"/>
+        <w:sz w:val="20"/>
+      </w:rPr>
+    </w:lvl>
+    <w:lvl w:ilvl="2" w:tentative="1">
+      <w:start w:val="1"/>
+      <w:numFmt w:val="bullet"/>
+      <w:lvlText w:val=""/>
+      <w:lvlJc w:val="left"/>
+      <w:pPr>
+        <w:tabs>
+          <w:tab w:val="num" w:pos="2160"/>
+        </w:tabs>
+        <w:ind w:left="2160" w:hanging="360"/>
+      </w:pPr>
+      <w:rPr>
+        <w:rFonts w:ascii="Wingdings" w:hAnsi="Wingdings" w:hint="default"/>
+        <w:sz w:val="20"/>
+      </w:rPr>
+    </w:lvl>
+    <w:lvl w:ilvl="3" w:tentative="1">
+      <w:start w:val="1"/>
+      <w:numFmt w:val="bullet"/>
+      <w:lvlText w:val=""/>
+      <w:lvlJc w:val="left"/>
+      <w:pPr>
+        <w:tabs>
+          <w:tab w:val="num" w:pos="2880"/>
+        </w:tabs>
+        <w:ind w:left="2880" w:hanging="360"/>
+      </w:pPr>
+      <w:rPr>
+        <w:rFonts w:ascii="Wingdings" w:hAnsi="Wingdings" w:hint="default"/>
+        <w:sz w:val="20"/>
+      </w:rPr>
+    </w:lvl>
+    <w:lvl w:ilvl="4" w:tentative="1">
+      <w:start w:val="1"/>
+      <w:numFmt w:val="bullet"/>
+      <w:lvlText w:val=""/>
+      <w:lvlJc w:val="left"/>
+      <w:pPr>
+        <w:tabs>
+          <w:tab w:val="num" w:pos="3600"/>
+        </w:tabs>
+        <w:ind w:left="3600" w:hanging="360"/>
+      </w:pPr>
+      <w:rPr>
+        <w:rFonts w:ascii="Wingdings" w:hAnsi="Wingdings" w:hint="default"/>
+        <w:sz w:val="20"/>
+      </w:rPr>
+    </w:lvl>
+    <w:lvl w:ilvl="5" w:tentative="1">
+      <w:start w:val="1"/>
+      <w:numFmt w:val="bullet"/>
+      <w:lvlText w:val=""/>
+      <w:lvlJc w:val="left"/>
+      <w:pPr>
+        <w:tabs>
+          <w:tab w:val="num" w:pos="4320"/>
+        </w:tabs>
+        <w:ind w:left="4320" w:hanging="360"/>
+      </w:pPr>
+      <w:rPr>
+        <w:rFonts w:ascii="Wingdings" w:hAnsi="Wingdings" w:hint="default"/>
+        <w:sz w:val="20"/>
+      </w:rPr>
+    </w:lvl>
+    <w:lvl w:ilvl="6" w:tentative="1">
+      <w:start w:val="1"/>
+      <w:numFmt w:val="bullet"/>
+      <w:lvlText w:val=""/>
+      <w:lvlJc w:val="left"/>
+      <w:pPr>
+        <w:tabs>
+          <w:tab w:val="num" w:pos="5040"/>
+        </w:tabs>
+        <w:ind w:left="5040" w:hanging="360"/>
+      </w:pPr>
+      <w:rPr>
+        <w:rFonts w:ascii="Wingdings" w:hAnsi="Wingdings" w:hint="default"/>
+        <w:sz w:val="20"/>
+      </w:rPr>
+    </w:lvl>
+    <w:lvl w:ilvl="7" w:tentative="1">
+      <w:start w:val="1"/>
+      <w:numFmt w:val="bullet"/>
+      <w:lvlText w:val=""/>
+      <w:lvlJc w:val="left"/>
+      <w:pPr>
+        <w:tabs>
+          <w:tab w:val="num" w:pos="5760"/>
+        </w:tabs>
+        <w:ind w:left="5760" w:hanging="360"/>
+      </w:pPr>
+      <w:rPr>
+        <w:rFonts w:ascii="Wingdings" w:hAnsi="Wingdings" w:hint="default"/>
+        <w:sz w:val="20"/>
+      </w:rPr>
+    </w:lvl>
+    <w:lvl w:ilvl="8" w:tentative="1">
+      <w:start w:val="1"/>
+      <w:numFmt w:val="bullet"/>
+      <w:lvlText w:val=""/>
+      <w:lvlJc w:val="left"/>
+      <w:pPr>
+        <w:tabs>
+          <w:tab w:val="num" w:pos="6480"/>
+        </w:tabs>
+        <w:ind w:left="6480" w:hanging="360"/>
+      </w:pPr>
+      <w:rPr>
+        <w:rFonts w:ascii="Wingdings" w:hAnsi="Wingdings" w:hint="default"/>
+        <w:sz w:val="20"/>
+      </w:rPr>
+    </w:lvl>
+  </w:abstractNum>
+  <w:abstractNum w:abstractNumId="8" w15:restartNumberingAfterBreak="0">
     <w:nsid w:val="16EE6E32"/>
     <w:multiLevelType w:val="hybridMultilevel"/>
     <w:tmpl w:val="8076B7F2"/>
@@ -12977,7 +12235,7 @@
       </w:pPr>
     </w:lvl>
   </w:abstractNum>
-  <w:abstractNum w:abstractNumId="8" w15:restartNumberingAfterBreak="0">
+  <w:abstractNum w:abstractNumId="9" w15:restartNumberingAfterBreak="0">
     <w:nsid w:val="186E6D1F"/>
     <w:multiLevelType w:val="multilevel"/>
     <w:tmpl w:val="373671A2"/>
@@ -13126,7 +12384,7 @@
       </w:rPr>
     </w:lvl>
   </w:abstractNum>
-  <w:abstractNum w:abstractNumId="9" w15:restartNumberingAfterBreak="0">
+  <w:abstractNum w:abstractNumId="10" w15:restartNumberingAfterBreak="0">
     <w:nsid w:val="1C9E00C4"/>
     <w:multiLevelType w:val="multilevel"/>
     <w:tmpl w:val="07D6E53C"/>
@@ -13275,7 +12533,7 @@
       </w:rPr>
     </w:lvl>
   </w:abstractNum>
-  <w:abstractNum w:abstractNumId="10" w15:restartNumberingAfterBreak="0">
+  <w:abstractNum w:abstractNumId="11" w15:restartNumberingAfterBreak="0">
     <w:nsid w:val="1D0C7E38"/>
     <w:multiLevelType w:val="multilevel"/>
     <w:tmpl w:val="DBD05BD0"/>
@@ -13424,7 +12682,7 @@
       </w:rPr>
     </w:lvl>
   </w:abstractNum>
-  <w:abstractNum w:abstractNumId="11" w15:restartNumberingAfterBreak="0">
+  <w:abstractNum w:abstractNumId="12" w15:restartNumberingAfterBreak="0">
     <w:nsid w:val="1FCC1FE4"/>
     <w:multiLevelType w:val="hybridMultilevel"/>
     <w:tmpl w:val="A9909B18"/>
@@ -13537,7 +12795,7 @@
       </w:rPr>
     </w:lvl>
   </w:abstractNum>
-  <w:abstractNum w:abstractNumId="12" w15:restartNumberingAfterBreak="0">
+  <w:abstractNum w:abstractNumId="13" w15:restartNumberingAfterBreak="0">
     <w:nsid w:val="201503B9"/>
     <w:multiLevelType w:val="hybridMultilevel"/>
     <w:tmpl w:val="CEA0854A"/>
@@ -13650,7 +12908,7 @@
       </w:rPr>
     </w:lvl>
   </w:abstractNum>
-  <w:abstractNum w:abstractNumId="13" w15:restartNumberingAfterBreak="0">
+  <w:abstractNum w:abstractNumId="14" w15:restartNumberingAfterBreak="0">
     <w:nsid w:val="27191524"/>
     <w:multiLevelType w:val="hybridMultilevel"/>
     <w:tmpl w:val="24485774"/>
@@ -13736,7 +12994,7 @@
       </w:pPr>
     </w:lvl>
   </w:abstractNum>
-  <w:abstractNum w:abstractNumId="14" w15:restartNumberingAfterBreak="0">
+  <w:abstractNum w:abstractNumId="15" w15:restartNumberingAfterBreak="0">
     <w:nsid w:val="27EE0AE9"/>
     <w:multiLevelType w:val="multilevel"/>
     <w:tmpl w:val="944A7D44"/>
@@ -13885,7 +13143,7 @@
       </w:rPr>
     </w:lvl>
   </w:abstractNum>
-  <w:abstractNum w:abstractNumId="15" w15:restartNumberingAfterBreak="0">
+  <w:abstractNum w:abstractNumId="16" w15:restartNumberingAfterBreak="0">
     <w:nsid w:val="2F562061"/>
     <w:multiLevelType w:val="hybridMultilevel"/>
     <w:tmpl w:val="E4BEE0C0"/>
@@ -13971,7 +13229,7 @@
       </w:pPr>
     </w:lvl>
   </w:abstractNum>
-  <w:abstractNum w:abstractNumId="16" w15:restartNumberingAfterBreak="0">
+  <w:abstractNum w:abstractNumId="17" w15:restartNumberingAfterBreak="0">
     <w:nsid w:val="305D2DFA"/>
     <w:multiLevelType w:val="hybridMultilevel"/>
     <w:tmpl w:val="FF96DEE4"/>
@@ -14084,7 +13342,7 @@
       </w:rPr>
     </w:lvl>
   </w:abstractNum>
-  <w:abstractNum w:abstractNumId="17" w15:restartNumberingAfterBreak="0">
+  <w:abstractNum w:abstractNumId="18" w15:restartNumberingAfterBreak="0">
     <w:nsid w:val="35C62375"/>
     <w:multiLevelType w:val="hybridMultilevel"/>
     <w:tmpl w:val="F7005C6C"/>
@@ -14170,7 +13428,7 @@
       </w:pPr>
     </w:lvl>
   </w:abstractNum>
-  <w:abstractNum w:abstractNumId="18" w15:restartNumberingAfterBreak="0">
+  <w:abstractNum w:abstractNumId="19" w15:restartNumberingAfterBreak="0">
     <w:nsid w:val="362E3E8A"/>
     <w:multiLevelType w:val="hybridMultilevel"/>
     <w:tmpl w:val="D076E112"/>
@@ -14256,7 +13514,7 @@
       </w:pPr>
     </w:lvl>
   </w:abstractNum>
-  <w:abstractNum w:abstractNumId="19" w15:restartNumberingAfterBreak="0">
+  <w:abstractNum w:abstractNumId="20" w15:restartNumberingAfterBreak="0">
     <w:nsid w:val="37200537"/>
     <w:multiLevelType w:val="hybridMultilevel"/>
     <w:tmpl w:val="F3E679AA"/>
@@ -14345,7 +13603,7 @@
       </w:pPr>
     </w:lvl>
   </w:abstractNum>
-  <w:abstractNum w:abstractNumId="20" w15:restartNumberingAfterBreak="0">
+  <w:abstractNum w:abstractNumId="21" w15:restartNumberingAfterBreak="0">
     <w:nsid w:val="37520105"/>
     <w:multiLevelType w:val="hybridMultilevel"/>
     <w:tmpl w:val="F65E1F5A"/>
@@ -14436,7 +13694,7 @@
       </w:pPr>
     </w:lvl>
   </w:abstractNum>
-  <w:abstractNum w:abstractNumId="21" w15:restartNumberingAfterBreak="0">
+  <w:abstractNum w:abstractNumId="22" w15:restartNumberingAfterBreak="0">
     <w:nsid w:val="37D46C67"/>
     <w:multiLevelType w:val="hybridMultilevel"/>
     <w:tmpl w:val="EEA6D9AE"/>
@@ -14525,7 +13783,7 @@
       </w:pPr>
     </w:lvl>
   </w:abstractNum>
-  <w:abstractNum w:abstractNumId="22" w15:restartNumberingAfterBreak="0">
+  <w:abstractNum w:abstractNumId="23" w15:restartNumberingAfterBreak="0">
     <w:nsid w:val="3CC63A10"/>
     <w:multiLevelType w:val="hybridMultilevel"/>
     <w:tmpl w:val="6598DBCE"/>
@@ -14611,7 +13869,7 @@
       </w:pPr>
     </w:lvl>
   </w:abstractNum>
-  <w:abstractNum w:abstractNumId="23" w15:restartNumberingAfterBreak="0">
+  <w:abstractNum w:abstractNumId="24" w15:restartNumberingAfterBreak="0">
     <w:nsid w:val="3EEF06DA"/>
     <w:multiLevelType w:val="hybridMultilevel"/>
     <w:tmpl w:val="302450B2"/>
@@ -14697,7 +13955,7 @@
       </w:pPr>
     </w:lvl>
   </w:abstractNum>
-  <w:abstractNum w:abstractNumId="24" w15:restartNumberingAfterBreak="0">
+  <w:abstractNum w:abstractNumId="25" w15:restartNumberingAfterBreak="0">
     <w:nsid w:val="454B209C"/>
     <w:multiLevelType w:val="multilevel"/>
     <w:tmpl w:val="912CB4AC"/>
@@ -14846,7 +14104,7 @@
       </w:rPr>
     </w:lvl>
   </w:abstractNum>
-  <w:abstractNum w:abstractNumId="25" w15:restartNumberingAfterBreak="0">
+  <w:abstractNum w:abstractNumId="26" w15:restartNumberingAfterBreak="0">
     <w:nsid w:val="4CAF1D91"/>
     <w:multiLevelType w:val="multilevel"/>
     <w:tmpl w:val="1614669E"/>
@@ -14995,7 +14253,7 @@
       </w:rPr>
     </w:lvl>
   </w:abstractNum>
-  <w:abstractNum w:abstractNumId="26" w15:restartNumberingAfterBreak="0">
+  <w:abstractNum w:abstractNumId="27" w15:restartNumberingAfterBreak="0">
     <w:nsid w:val="4E3A3D8C"/>
     <w:multiLevelType w:val="hybridMultilevel"/>
     <w:tmpl w:val="DC74F078"/>
@@ -15084,7 +14342,7 @@
       </w:pPr>
     </w:lvl>
   </w:abstractNum>
-  <w:abstractNum w:abstractNumId="27" w15:restartNumberingAfterBreak="0">
+  <w:abstractNum w:abstractNumId="28" w15:restartNumberingAfterBreak="0">
     <w:nsid w:val="53ED6F52"/>
     <w:multiLevelType w:val="multilevel"/>
     <w:tmpl w:val="B32E59B8"/>
@@ -15197,7 +14455,7 @@
       </w:pPr>
     </w:lvl>
   </w:abstractNum>
-  <w:abstractNum w:abstractNumId="28" w15:restartNumberingAfterBreak="0">
+  <w:abstractNum w:abstractNumId="29" w15:restartNumberingAfterBreak="0">
     <w:nsid w:val="561D7082"/>
     <w:multiLevelType w:val="multilevel"/>
     <w:tmpl w:val="0122C124"/>
@@ -15346,7 +14604,7 @@
       </w:rPr>
     </w:lvl>
   </w:abstractNum>
-  <w:abstractNum w:abstractNumId="29" w15:restartNumberingAfterBreak="0">
+  <w:abstractNum w:abstractNumId="30" w15:restartNumberingAfterBreak="0">
     <w:nsid w:val="57F76798"/>
     <w:multiLevelType w:val="hybridMultilevel"/>
     <w:tmpl w:val="A87408C0"/>
@@ -15435,7 +14693,7 @@
       </w:pPr>
     </w:lvl>
   </w:abstractNum>
-  <w:abstractNum w:abstractNumId="30" w15:restartNumberingAfterBreak="0">
+  <w:abstractNum w:abstractNumId="31" w15:restartNumberingAfterBreak="0">
     <w:nsid w:val="5BDF487D"/>
     <w:multiLevelType w:val="multilevel"/>
     <w:tmpl w:val="3430698E"/>
@@ -15584,7 +14842,7 @@
       </w:rPr>
     </w:lvl>
   </w:abstractNum>
-  <w:abstractNum w:abstractNumId="31" w15:restartNumberingAfterBreak="0">
+  <w:abstractNum w:abstractNumId="32" w15:restartNumberingAfterBreak="0">
     <w:nsid w:val="5FDC5689"/>
     <w:multiLevelType w:val="hybridMultilevel"/>
     <w:tmpl w:val="24485774"/>
@@ -15670,7 +14928,7 @@
       </w:pPr>
     </w:lvl>
   </w:abstractNum>
-  <w:abstractNum w:abstractNumId="32" w15:restartNumberingAfterBreak="0">
+  <w:abstractNum w:abstractNumId="33" w15:restartNumberingAfterBreak="0">
     <w:nsid w:val="62E81B4C"/>
     <w:multiLevelType w:val="hybridMultilevel"/>
     <w:tmpl w:val="E9805278"/>
@@ -15756,7 +15014,7 @@
       </w:pPr>
     </w:lvl>
   </w:abstractNum>
-  <w:abstractNum w:abstractNumId="33" w15:restartNumberingAfterBreak="0">
+  <w:abstractNum w:abstractNumId="34" w15:restartNumberingAfterBreak="0">
     <w:nsid w:val="64AA2816"/>
     <w:multiLevelType w:val="multilevel"/>
     <w:tmpl w:val="0D6AF04A"/>
@@ -15905,7 +15163,7 @@
       </w:rPr>
     </w:lvl>
   </w:abstractNum>
-  <w:abstractNum w:abstractNumId="34" w15:restartNumberingAfterBreak="0">
+  <w:abstractNum w:abstractNumId="35" w15:restartNumberingAfterBreak="0">
     <w:nsid w:val="65B80E31"/>
     <w:multiLevelType w:val="multilevel"/>
     <w:tmpl w:val="590443CE"/>
@@ -16054,7 +15312,7 @@
       </w:rPr>
     </w:lvl>
   </w:abstractNum>
-  <w:abstractNum w:abstractNumId="35" w15:restartNumberingAfterBreak="0">
+  <w:abstractNum w:abstractNumId="36" w15:restartNumberingAfterBreak="0">
     <w:nsid w:val="68C4767A"/>
     <w:multiLevelType w:val="hybridMultilevel"/>
     <w:tmpl w:val="9F02945A"/>
@@ -16145,7 +15403,7 @@
       </w:pPr>
     </w:lvl>
   </w:abstractNum>
-  <w:abstractNum w:abstractNumId="36" w15:restartNumberingAfterBreak="0">
+  <w:abstractNum w:abstractNumId="37" w15:restartNumberingAfterBreak="0">
     <w:nsid w:val="6930353A"/>
     <w:multiLevelType w:val="multilevel"/>
     <w:tmpl w:val="776E4F64"/>
@@ -16294,7 +15552,7 @@
       </w:rPr>
     </w:lvl>
   </w:abstractNum>
-  <w:abstractNum w:abstractNumId="37" w15:restartNumberingAfterBreak="0">
+  <w:abstractNum w:abstractNumId="38" w15:restartNumberingAfterBreak="0">
     <w:nsid w:val="6AB736FC"/>
     <w:multiLevelType w:val="hybridMultilevel"/>
     <w:tmpl w:val="53F6751E"/>
@@ -16383,7 +15641,7 @@
       </w:pPr>
     </w:lvl>
   </w:abstractNum>
-  <w:abstractNum w:abstractNumId="38" w15:restartNumberingAfterBreak="0">
+  <w:abstractNum w:abstractNumId="39" w15:restartNumberingAfterBreak="0">
     <w:nsid w:val="6D535AFD"/>
     <w:multiLevelType w:val="multilevel"/>
     <w:tmpl w:val="94F4B91E"/>
@@ -16532,7 +15790,93 @@
       </w:rPr>
     </w:lvl>
   </w:abstractNum>
-  <w:abstractNum w:abstractNumId="39" w15:restartNumberingAfterBreak="0">
+  <w:abstractNum w:abstractNumId="40" w15:restartNumberingAfterBreak="0">
+    <w:nsid w:val="73060D55"/>
+    <w:multiLevelType w:val="hybridMultilevel"/>
+    <w:tmpl w:val="199CFC3E"/>
+    <w:lvl w:ilvl="0" w:tplc="040C000F">
+      <w:start w:val="1"/>
+      <w:numFmt w:val="decimal"/>
+      <w:lvlText w:val="%1."/>
+      <w:lvlJc w:val="left"/>
+      <w:pPr>
+        <w:ind w:left="720" w:hanging="360"/>
+      </w:pPr>
+    </w:lvl>
+    <w:lvl w:ilvl="1" w:tplc="040C0019" w:tentative="1">
+      <w:start w:val="1"/>
+      <w:numFmt w:val="lowerLetter"/>
+      <w:lvlText w:val="%2."/>
+      <w:lvlJc w:val="left"/>
+      <w:pPr>
+        <w:ind w:left="1440" w:hanging="360"/>
+      </w:pPr>
+    </w:lvl>
+    <w:lvl w:ilvl="2" w:tplc="040C001B" w:tentative="1">
+      <w:start w:val="1"/>
+      <w:numFmt w:val="lowerRoman"/>
+      <w:lvlText w:val="%3."/>
+      <w:lvlJc w:val="right"/>
+      <w:pPr>
+        <w:ind w:left="2160" w:hanging="180"/>
+      </w:pPr>
+    </w:lvl>
+    <w:lvl w:ilvl="3" w:tplc="040C000F" w:tentative="1">
+      <w:start w:val="1"/>
+      <w:numFmt w:val="decimal"/>
+      <w:lvlText w:val="%4."/>
+      <w:lvlJc w:val="left"/>
+      <w:pPr>
+        <w:ind w:left="2880" w:hanging="360"/>
+      </w:pPr>
+    </w:lvl>
+    <w:lvl w:ilvl="4" w:tplc="040C0019" w:tentative="1">
+      <w:start w:val="1"/>
+      <w:numFmt w:val="lowerLetter"/>
+      <w:lvlText w:val="%5."/>
+      <w:lvlJc w:val="left"/>
+      <w:pPr>
+        <w:ind w:left="3600" w:hanging="360"/>
+      </w:pPr>
+    </w:lvl>
+    <w:lvl w:ilvl="5" w:tplc="040C001B" w:tentative="1">
+      <w:start w:val="1"/>
+      <w:numFmt w:val="lowerRoman"/>
+      <w:lvlText w:val="%6."/>
+      <w:lvlJc w:val="right"/>
+      <w:pPr>
+        <w:ind w:left="4320" w:hanging="180"/>
+      </w:pPr>
+    </w:lvl>
+    <w:lvl w:ilvl="6" w:tplc="040C000F" w:tentative="1">
+      <w:start w:val="1"/>
+      <w:numFmt w:val="decimal"/>
+      <w:lvlText w:val="%7."/>
+      <w:lvlJc w:val="left"/>
+      <w:pPr>
+        <w:ind w:left="5040" w:hanging="360"/>
+      </w:pPr>
+    </w:lvl>
+    <w:lvl w:ilvl="7" w:tplc="040C0019" w:tentative="1">
+      <w:start w:val="1"/>
+      <w:numFmt w:val="lowerLetter"/>
+      <w:lvlText w:val="%8."/>
+      <w:lvlJc w:val="left"/>
+      <w:pPr>
+        <w:ind w:left="5760" w:hanging="360"/>
+      </w:pPr>
+    </w:lvl>
+    <w:lvl w:ilvl="8" w:tplc="040C001B" w:tentative="1">
+      <w:start w:val="1"/>
+      <w:numFmt w:val="lowerRoman"/>
+      <w:lvlText w:val="%9."/>
+      <w:lvlJc w:val="right"/>
+      <w:pPr>
+        <w:ind w:left="6480" w:hanging="180"/>
+      </w:pPr>
+    </w:lvl>
+  </w:abstractNum>
+  <w:abstractNum w:abstractNumId="41" w15:restartNumberingAfterBreak="0">
     <w:nsid w:val="75226422"/>
     <w:multiLevelType w:val="hybridMultilevel"/>
     <w:tmpl w:val="6F86D3AA"/>
@@ -16618,7 +15962,7 @@
       </w:pPr>
     </w:lvl>
   </w:abstractNum>
-  <w:abstractNum w:abstractNumId="40" w15:restartNumberingAfterBreak="0">
+  <w:abstractNum w:abstractNumId="42" w15:restartNumberingAfterBreak="0">
     <w:nsid w:val="75BE51A3"/>
     <w:multiLevelType w:val="multilevel"/>
     <w:tmpl w:val="94F4B91E"/>
@@ -16767,7 +16111,7 @@
       </w:rPr>
     </w:lvl>
   </w:abstractNum>
-  <w:abstractNum w:abstractNumId="41" w15:restartNumberingAfterBreak="0">
+  <w:abstractNum w:abstractNumId="43" w15:restartNumberingAfterBreak="0">
     <w:nsid w:val="77275B6D"/>
     <w:multiLevelType w:val="hybridMultilevel"/>
     <w:tmpl w:val="EEA6D9AE"/>
@@ -16856,77 +16200,77 @@
       </w:pPr>
     </w:lvl>
   </w:abstractNum>
-  <w:num w:numId="1" w16cid:durableId="257254621">
-    <w:abstractNumId w:val="28"/>
+  <w:num w:numId="1">
+    <w:abstractNumId w:val="29"/>
   </w:num>
-  <w:num w:numId="2" w16cid:durableId="904529859">
-    <w:abstractNumId w:val="8"/>
+  <w:num w:numId="2">
+    <w:abstractNumId w:val="9"/>
   </w:num>
-  <w:num w:numId="3" w16cid:durableId="1945189892">
-    <w:abstractNumId w:val="33"/>
+  <w:num w:numId="3">
+    <w:abstractNumId w:val="34"/>
   </w:num>
-  <w:num w:numId="4" w16cid:durableId="1596207798">
+  <w:num w:numId="4">
     <w:abstractNumId w:val="0"/>
   </w:num>
-  <w:num w:numId="5" w16cid:durableId="1694695991">
+  <w:num w:numId="5">
+    <w:abstractNumId w:val="11"/>
+  </w:num>
+  <w:num w:numId="6">
+    <w:abstractNumId w:val="26"/>
+  </w:num>
+  <w:num w:numId="7">
+    <w:abstractNumId w:val="6"/>
+  </w:num>
+  <w:num w:numId="8">
+    <w:abstractNumId w:val="15"/>
+  </w:num>
+  <w:num w:numId="9">
     <w:abstractNumId w:val="10"/>
   </w:num>
-  <w:num w:numId="6" w16cid:durableId="1454599250">
+  <w:num w:numId="10">
+    <w:abstractNumId w:val="35"/>
+  </w:num>
+  <w:num w:numId="11">
     <w:abstractNumId w:val="25"/>
   </w:num>
-  <w:num w:numId="7" w16cid:durableId="1372073508">
-    <w:abstractNumId w:val="6"/>
+  <w:num w:numId="12">
+    <w:abstractNumId w:val="31"/>
   </w:num>
-  <w:num w:numId="8" w16cid:durableId="789977476">
-    <w:abstractNumId w:val="14"/>
+  <w:num w:numId="13">
+    <w:abstractNumId w:val="37"/>
   </w:num>
-  <w:num w:numId="9" w16cid:durableId="332538784">
-    <w:abstractNumId w:val="9"/>
-  </w:num>
-  <w:num w:numId="10" w16cid:durableId="1163400775">
-    <w:abstractNumId w:val="34"/>
-  </w:num>
-  <w:num w:numId="11" w16cid:durableId="312754035">
-    <w:abstractNumId w:val="24"/>
-  </w:num>
-  <w:num w:numId="12" w16cid:durableId="147788860">
-    <w:abstractNumId w:val="30"/>
-  </w:num>
-  <w:num w:numId="13" w16cid:durableId="1512598805">
-    <w:abstractNumId w:val="36"/>
-  </w:num>
-  <w:num w:numId="14" w16cid:durableId="2080860633">
+  <w:num w:numId="14">
     <w:abstractNumId w:val="4"/>
   </w:num>
-  <w:num w:numId="15" w16cid:durableId="1630823481">
+  <w:num w:numId="15">
     <w:abstractNumId w:val="2"/>
   </w:num>
-  <w:num w:numId="16" w16cid:durableId="933244368">
+  <w:num w:numId="16">
+    <w:abstractNumId w:val="13"/>
+  </w:num>
+  <w:num w:numId="17">
+    <w:abstractNumId w:val="41"/>
+  </w:num>
+  <w:num w:numId="18">
+    <w:abstractNumId w:val="16"/>
+  </w:num>
+  <w:num w:numId="19">
     <w:abstractNumId w:val="12"/>
   </w:num>
-  <w:num w:numId="17" w16cid:durableId="414398378">
+  <w:num w:numId="20">
+    <w:abstractNumId w:val="20"/>
+  </w:num>
+  <w:num w:numId="21">
+    <w:abstractNumId w:val="18"/>
+  </w:num>
+  <w:num w:numId="22">
+    <w:abstractNumId w:val="3"/>
+  </w:num>
+  <w:num w:numId="23">
     <w:abstractNumId w:val="39"/>
   </w:num>
-  <w:num w:numId="18" w16cid:durableId="494615014">
-    <w:abstractNumId w:val="15"/>
-  </w:num>
-  <w:num w:numId="19" w16cid:durableId="2127385184">
-    <w:abstractNumId w:val="11"/>
-  </w:num>
-  <w:num w:numId="20" w16cid:durableId="326401792">
-    <w:abstractNumId w:val="19"/>
-  </w:num>
-  <w:num w:numId="21" w16cid:durableId="287591935">
-    <w:abstractNumId w:val="17"/>
-  </w:num>
-  <w:num w:numId="22" w16cid:durableId="342172983">
-    <w:abstractNumId w:val="3"/>
-  </w:num>
-  <w:num w:numId="23" w16cid:durableId="701170922">
-    <w:abstractNumId w:val="38"/>
-  </w:num>
-  <w:num w:numId="24" w16cid:durableId="659581301">
-    <w:abstractNumId w:val="38"/>
+  <w:num w:numId="24">
+    <w:abstractNumId w:val="39"/>
     <w:lvlOverride w:ilvl="1">
       <w:lvl w:ilvl="1">
         <w:numFmt w:val="bullet"/>
@@ -16945,68 +16289,74 @@
       </w:lvl>
     </w:lvlOverride>
   </w:num>
-  <w:num w:numId="25" w16cid:durableId="1532261570">
-    <w:abstractNumId w:val="40"/>
+  <w:num w:numId="25">
+    <w:abstractNumId w:val="42"/>
   </w:num>
-  <w:num w:numId="26" w16cid:durableId="329873024">
-    <w:abstractNumId w:val="20"/>
+  <w:num w:numId="26">
+    <w:abstractNumId w:val="21"/>
   </w:num>
-  <w:num w:numId="27" w16cid:durableId="2081052011">
-    <w:abstractNumId w:val="35"/>
+  <w:num w:numId="27">
+    <w:abstractNumId w:val="36"/>
   </w:num>
-  <w:num w:numId="28" w16cid:durableId="1630089807">
+  <w:num w:numId="28">
     <w:abstractNumId w:val="1"/>
   </w:num>
-  <w:num w:numId="29" w16cid:durableId="1092122380">
+  <w:num w:numId="29">
+    <w:abstractNumId w:val="28"/>
+  </w:num>
+  <w:num w:numId="30">
+    <w:abstractNumId w:val="30"/>
+  </w:num>
+  <w:num w:numId="31">
+    <w:abstractNumId w:val="17"/>
+  </w:num>
+  <w:num w:numId="32">
+    <w:abstractNumId w:val="5"/>
+  </w:num>
+  <w:num w:numId="33">
+    <w:abstractNumId w:val="32"/>
+  </w:num>
+  <w:num w:numId="34">
+    <w:abstractNumId w:val="33"/>
+  </w:num>
+  <w:num w:numId="35">
+    <w:abstractNumId w:val="43"/>
+  </w:num>
+  <w:num w:numId="36">
+    <w:abstractNumId w:val="24"/>
+  </w:num>
+  <w:num w:numId="37">
+    <w:abstractNumId w:val="19"/>
+  </w:num>
+  <w:num w:numId="38">
+    <w:abstractNumId w:val="22"/>
+  </w:num>
+  <w:num w:numId="39">
+    <w:abstractNumId w:val="38"/>
+  </w:num>
+  <w:num w:numId="40">
     <w:abstractNumId w:val="27"/>
   </w:num>
-  <w:num w:numId="30" w16cid:durableId="1293904359">
-    <w:abstractNumId w:val="29"/>
+  <w:num w:numId="41">
+    <w:abstractNumId w:val="8"/>
   </w:num>
-  <w:num w:numId="31" w16cid:durableId="1365866042">
-    <w:abstractNumId w:val="16"/>
-  </w:num>
-  <w:num w:numId="32" w16cid:durableId="642200621">
-    <w:abstractNumId w:val="5"/>
-  </w:num>
-  <w:num w:numId="33" w16cid:durableId="502667242">
-    <w:abstractNumId w:val="31"/>
-  </w:num>
-  <w:num w:numId="34" w16cid:durableId="2106807965">
-    <w:abstractNumId w:val="32"/>
-  </w:num>
-  <w:num w:numId="35" w16cid:durableId="719016943">
-    <w:abstractNumId w:val="41"/>
-  </w:num>
-  <w:num w:numId="36" w16cid:durableId="248006405">
+  <w:num w:numId="42">
     <w:abstractNumId w:val="23"/>
   </w:num>
-  <w:num w:numId="37" w16cid:durableId="727999549">
-    <w:abstractNumId w:val="18"/>
+  <w:num w:numId="43">
+    <w:abstractNumId w:val="14"/>
   </w:num>
-  <w:num w:numId="38" w16cid:durableId="192041638">
-    <w:abstractNumId w:val="21"/>
-  </w:num>
-  <w:num w:numId="39" w16cid:durableId="999044225">
-    <w:abstractNumId w:val="37"/>
-  </w:num>
-  <w:num w:numId="40" w16cid:durableId="688263971">
-    <w:abstractNumId w:val="26"/>
-  </w:num>
-  <w:num w:numId="41" w16cid:durableId="1323195401">
+  <w:num w:numId="44">
     <w:abstractNumId w:val="7"/>
   </w:num>
-  <w:num w:numId="42" w16cid:durableId="1863742549">
-    <w:abstractNumId w:val="22"/>
-  </w:num>
-  <w:num w:numId="43" w16cid:durableId="945776315">
-    <w:abstractNumId w:val="13"/>
+  <w:num w:numId="45">
+    <w:abstractNumId w:val="40"/>
   </w:num>
 </w:numbering>
 </file>
 
 <file path=word/styles.xml><?xml version="1.0" encoding="utf-8"?>
-<w:styles xmlns:mc="http://schemas.openxmlformats.org/markup-compatibility/2006" xmlns:r="http://schemas.openxmlformats.org/officeDocument/2006/relationships" xmlns:w="http://schemas.openxmlformats.org/wordprocessingml/2006/main" xmlns:w14="http://schemas.microsoft.com/office/word/2010/wordml" xmlns:w15="http://schemas.microsoft.com/office/word/2012/wordml" xmlns:w16cex="http://schemas.microsoft.com/office/word/2018/wordml/cex" xmlns:w16cid="http://schemas.microsoft.com/office/word/2016/wordml/cid" xmlns:w16="http://schemas.microsoft.com/office/word/2018/wordml" xmlns:w16du="http://schemas.microsoft.com/office/word/2023/wordml/word16du" xmlns:w16sdtdh="http://schemas.microsoft.com/office/word/2020/wordml/sdtdatahash" xmlns:w16sdtfl="http://schemas.microsoft.com/office/word/2024/wordml/sdtformatlock" xmlns:w16se="http://schemas.microsoft.com/office/word/2015/wordml/symex" mc:Ignorable="w14 w15 w16se w16cid w16 w16cex w16sdtdh w16sdtfl w16du">
+<w:styles xmlns:mc="http://schemas.openxmlformats.org/markup-compatibility/2006" xmlns:r="http://schemas.openxmlformats.org/officeDocument/2006/relationships" xmlns:w="http://schemas.openxmlformats.org/wordprocessingml/2006/main" xmlns:w14="http://schemas.microsoft.com/office/word/2010/wordml" xmlns:w15="http://schemas.microsoft.com/office/word/2012/wordml" xmlns:w16se="http://schemas.microsoft.com/office/word/2015/wordml/symex" mc:Ignorable="w14 w15 w16se">
   <w:docDefaults>
     <w:rPrDefault>
       <w:rPr>
@@ -17023,7 +16373,7 @@
       </w:pPr>
     </w:pPrDefault>
   </w:docDefaults>
-  <w:latentStyles w:defLockedState="0" w:defUIPriority="99" w:defSemiHidden="0" w:defUnhideWhenUsed="0" w:defQFormat="0" w:count="376">
+  <w:latentStyles w:defLockedState="0" w:defUIPriority="99" w:defSemiHidden="0" w:defUnhideWhenUsed="0" w:defQFormat="0" w:count="371">
     <w:lsdException w:name="Normal" w:uiPriority="0" w:qFormat="1"/>
     <w:lsdException w:name="heading 1" w:uiPriority="9" w:qFormat="1"/>
     <w:lsdException w:name="heading 2" w:semiHidden="1" w:uiPriority="9" w:unhideWhenUsed="1" w:qFormat="1"/>
@@ -17395,11 +16745,6 @@
     <w:lsdException w:name="List Table 5 Dark Accent 6" w:uiPriority="50"/>
     <w:lsdException w:name="List Table 6 Colorful Accent 6" w:uiPriority="51"/>
     <w:lsdException w:name="List Table 7 Colorful Accent 6" w:uiPriority="52"/>
-    <w:lsdException w:name="Mention" w:semiHidden="1" w:unhideWhenUsed="1"/>
-    <w:lsdException w:name="Smart Hyperlink" w:semiHidden="1" w:unhideWhenUsed="1"/>
-    <w:lsdException w:name="Hashtag" w:semiHidden="1" w:unhideWhenUsed="1"/>
-    <w:lsdException w:name="Unresolved Mention" w:semiHidden="1" w:unhideWhenUsed="1"/>
-    <w:lsdException w:name="Smart Link" w:semiHidden="1" w:unhideWhenUsed="1"/>
   </w:latentStyles>
   <w:style w:type="paragraph" w:default="1" w:styleId="Normal">
     <w:name w:val="Normal"/>
@@ -17642,7 +16987,7 @@
       <w:u w:val="single"/>
     </w:rPr>
   </w:style>
-  <w:style w:type="character" w:styleId="Accentuationintense">
+  <w:style w:type="character" w:styleId="Emphaseintense">
     <w:name w:val="Intense Emphasis"/>
     <w:basedOn w:val="Policepardfaut"/>
     <w:uiPriority w:val="21"/>
@@ -18073,7 +17418,7 @@
 </file>
 
 <file path=customXml/itemProps1.xml><?xml version="1.0" encoding="utf-8"?>
-<ds:datastoreItem xmlns:ds="http://schemas.openxmlformats.org/officeDocument/2006/customXml" ds:itemID="{4C7396EB-BC23-407F-8897-EAC8A93BBA3A}">
+<ds:datastoreItem xmlns:ds="http://schemas.openxmlformats.org/officeDocument/2006/customXml" ds:itemID="{1B48888A-6603-4971-9D0F-A1A53FB18320}">
   <ds:schemaRefs>
     <ds:schemaRef ds:uri="http://schemas.openxmlformats.org/officeDocument/2006/bibliography"/>
   </ds:schemaRefs>

--- a/docs/Rapport clustering plat.docx
+++ b/docs/Rapport clustering plat.docx
@@ -578,14 +578,14 @@
                 <w:rFonts w:ascii="Times New Roman" w:eastAsia="Times New Roman" w:hAnsi="Times New Roman" w:cs="Times New Roman"/>
                 <w:sz w:val="28"/>
               </w:rPr>
-              <w:t xml:space="preserve"> 2 </w:t>
+              <w:t xml:space="preserve"> </w:t>
             </w:r>
             <w:r>
               <w:rPr>
                 <w:rFonts w:ascii="Times New Roman" w:eastAsia="Times New Roman" w:hAnsi="Times New Roman" w:cs="Times New Roman"/>
                 <w:sz w:val="28"/>
               </w:rPr>
-              <w:t xml:space="preserve"> INFORMATIQUE</w:t>
+              <w:t>2 INFORMATIQUE</w:t>
             </w:r>
             <w:r>
               <w:rPr>
@@ -676,7 +676,7 @@
                     </wp:inline>
                   </w:drawing>
                 </mc:Choice>
-                <mc:Fallback xmlns:cx1="http://schemas.microsoft.com/office/drawing/2015/9/8/chartex" xmlns:cx2="http://schemas.microsoft.com/office/drawing/2015/10/21/chartex" xmlns:cx3="http://schemas.microsoft.com/office/drawing/2016/5/9/chartex" xmlns:cx4="http://schemas.microsoft.com/office/drawing/2016/5/10/chartex" xmlns:cx5="http://schemas.microsoft.com/office/drawing/2016/5/11/chartex" xmlns:cx6="http://schemas.microsoft.com/office/drawing/2016/5/12/chartex" xmlns:cx7="http://schemas.microsoft.com/office/drawing/2016/5/13/chartex" xmlns:cx8="http://schemas.microsoft.com/office/drawing/2016/5/14/chartex" xmlns:aink="http://schemas.microsoft.com/office/drawing/2016/ink" xmlns:am3d="http://schemas.microsoft.com/office/drawing/2017/model3d" xmlns:oel="http://schemas.microsoft.com/office/2019/extlst" xmlns:w16cex="http://schemas.microsoft.com/office/word/2018/wordml/cex" xmlns:w16cid="http://schemas.microsoft.com/office/word/2016/wordml/cid" xmlns:w16="http://schemas.microsoft.com/office/word/2018/wordml" xmlns:w16du="http://schemas.microsoft.com/office/word/2023/wordml/word16du" xmlns:w16sdtdh="http://schemas.microsoft.com/office/word/2020/wordml/sdtdatahash" xmlns:w16sdtfl="http://schemas.microsoft.com/office/word/2024/wordml/sdtformatlock">
+                <mc:Fallback xmlns:w16sdtfl="http://schemas.microsoft.com/office/word/2024/wordml/sdtformatlock" xmlns:w16sdtdh="http://schemas.microsoft.com/office/word/2020/wordml/sdtdatahash" xmlns:w16du="http://schemas.microsoft.com/office/word/2023/wordml/word16du" xmlns:w16="http://schemas.microsoft.com/office/word/2018/wordml" xmlns:w16cid="http://schemas.microsoft.com/office/word/2016/wordml/cid" xmlns:w16cex="http://schemas.microsoft.com/office/word/2018/wordml/cex" xmlns:oel="http://schemas.microsoft.com/office/2019/extlst" xmlns:am3d="http://schemas.microsoft.com/office/drawing/2017/model3d" xmlns:aink="http://schemas.microsoft.com/office/drawing/2016/ink" xmlns:cx8="http://schemas.microsoft.com/office/drawing/2016/5/14/chartex" xmlns:cx7="http://schemas.microsoft.com/office/drawing/2016/5/13/chartex" xmlns:cx6="http://schemas.microsoft.com/office/drawing/2016/5/12/chartex" xmlns:cx5="http://schemas.microsoft.com/office/drawing/2016/5/11/chartex" xmlns:cx4="http://schemas.microsoft.com/office/drawing/2016/5/10/chartex" xmlns:cx3="http://schemas.microsoft.com/office/drawing/2016/5/9/chartex" xmlns:cx2="http://schemas.microsoft.com/office/drawing/2015/10/21/chartex" xmlns:cx1="http://schemas.microsoft.com/office/drawing/2015/9/8/chartex">
                   <w:pict>
                     <v:group w14:anchorId="1B25A3A4" id="Group 479" o:spid="_x0000_s1026" style="width:106pt;height:.7pt;mso-position-horizontal-relative:char;mso-position-vertical-relative:line" coordsize="13462,91" o:gfxdata="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">
                       <v:shape id="Shape 49" o:spid="_x0000_s1027" style="position:absolute;width:13462;height:0;visibility:visible;mso-wrap-style:square;v-text-anchor:top" coordsize="1346200,0" o:gfxdata="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" path="m,l1346200,e" filled="f" strokeweight=".72pt">
@@ -929,7 +929,6 @@
                                     <w:rPr>
                                       <w:b/>
                                       <w:bCs/>
-                                      <w:i/>
                                       <w:iCs/>
                                     </w:rPr>
                                     <w:t>Daouda</w:t>
@@ -941,7 +940,23 @@
                                       <w:i/>
                                       <w:iCs/>
                                     </w:rPr>
-                                    <w:t xml:space="preserve"> FICKOU</w:t>
+                                    <w:t xml:space="preserve"> </w:t>
+                                  </w:r>
+                                  <w:r>
+                                    <w:rPr>
+                                      <w:b/>
+                                      <w:bCs/>
+                                      <w:iCs/>
+                                    </w:rPr>
+                                    <w:t>FICKOU</w:t>
+                                  </w:r>
+                                  <w:r>
+                                    <w:rPr>
+                                      <w:b/>
+                                      <w:bCs/>
+                                      <w:iCs/>
+                                    </w:rPr>
+                                    <w:t xml:space="preserve"> </w:t>
                                   </w:r>
                                   <w:r>
                                     <w:t xml:space="preserve">: </w:t>
@@ -1050,7 +1065,6 @@
                                       <w:rFonts w:ascii="Times New Roman" w:hAnsi="Times New Roman" w:cs="Times New Roman"/>
                                       <w:b/>
                                       <w:bCs/>
-                                      <w:i/>
                                       <w:iCs/>
                                       <w:sz w:val="24"/>
                                       <w:szCs w:val="24"/>
@@ -1067,7 +1081,18 @@
                                       <w:sz w:val="24"/>
                                       <w:szCs w:val="24"/>
                                     </w:rPr>
-                                    <w:t xml:space="preserve"> GUEYE</w:t>
+                                    <w:t xml:space="preserve"> </w:t>
+                                  </w:r>
+                                  <w:r>
+                                    <w:rPr>
+                                      <w:rFonts w:ascii="Times New Roman" w:hAnsi="Times New Roman" w:cs="Times New Roman"/>
+                                      <w:b/>
+                                      <w:bCs/>
+                                      <w:iCs/>
+                                      <w:sz w:val="24"/>
+                                      <w:szCs w:val="24"/>
+                                    </w:rPr>
+                                    <w:t>GUEYE</w:t>
                                   </w:r>
                                   <w:r>
                                     <w:rPr>
@@ -1099,7 +1124,23 @@
                                       <w:b/>
                                       <w:bCs/>
                                     </w:rPr>
-                                    <w:t xml:space="preserve"> Modelisation </w:t>
+                                    <w:t xml:space="preserve"> </w:t>
+                                  </w:r>
+                                  <w:r>
+                                    <w:rPr>
+                                      <w:rFonts w:ascii="Times New Roman" w:hAnsi="Times New Roman" w:cs="Times New Roman"/>
+                                      <w:b/>
+                                      <w:bCs/>
+                                    </w:rPr>
+                                    <w:t>Modélisation</w:t>
+                                  </w:r>
+                                  <w:r>
+                                    <w:rPr>
+                                      <w:rFonts w:ascii="Times New Roman" w:hAnsi="Times New Roman" w:cs="Times New Roman"/>
+                                      <w:b/>
+                                      <w:bCs/>
+                                    </w:rPr>
+                                    <w:t xml:space="preserve"> </w:t>
                                   </w:r>
                                 </w:p>
                                 <w:p>
@@ -1115,12 +1156,11 @@
                                       <w:rFonts w:ascii="Times New Roman" w:hAnsi="Times New Roman" w:cs="Times New Roman"/>
                                       <w:b/>
                                       <w:bCs/>
-                                      <w:i/>
                                       <w:iCs/>
                                       <w:sz w:val="24"/>
                                       <w:szCs w:val="24"/>
                                     </w:rPr>
-                                    <w:t>Mame Anta</w:t>
+                                    <w:t>Mame</w:t>
                                   </w:r>
                                   <w:r>
                                     <w:rPr>
@@ -1132,7 +1172,41 @@
                                       <w:sz w:val="24"/>
                                       <w:szCs w:val="24"/>
                                     </w:rPr>
-                                    <w:t xml:space="preserve"> BATHILY</w:t>
+                                    <w:t xml:space="preserve"> </w:t>
+                                  </w:r>
+                                  <w:r>
+                                    <w:rPr>
+                                      <w:rFonts w:ascii="Times New Roman" w:hAnsi="Times New Roman" w:cs="Times New Roman"/>
+                                      <w:b/>
+                                      <w:bCs/>
+                                      <w:iCs/>
+                                      <w:sz w:val="24"/>
+                                      <w:szCs w:val="24"/>
+                                    </w:rPr>
+                                    <w:t>Anta</w:t>
+                                  </w:r>
+                                  <w:r>
+                                    <w:rPr>
+                                      <w:rFonts w:ascii="Times New Roman" w:hAnsi="Times New Roman" w:cs="Times New Roman"/>
+                                      <w:b/>
+                                      <w:bCs/>
+                                      <w:i/>
+                                      <w:iCs/>
+                                      <w:sz w:val="24"/>
+                                      <w:szCs w:val="24"/>
+                                    </w:rPr>
+                                    <w:t xml:space="preserve"> </w:t>
+                                  </w:r>
+                                  <w:r>
+                                    <w:rPr>
+                                      <w:rFonts w:ascii="Times New Roman" w:hAnsi="Times New Roman" w:cs="Times New Roman"/>
+                                      <w:b/>
+                                      <w:bCs/>
+                                      <w:iCs/>
+                                      <w:sz w:val="24"/>
+                                      <w:szCs w:val="24"/>
+                                    </w:rPr>
+                                    <w:t>BATHILY</w:t>
                                   </w:r>
                                   <w:r>
                                     <w:rPr>
@@ -1168,7 +1242,7 @@
                                       <w:sz w:val="24"/>
                                       <w:szCs w:val="24"/>
                                     </w:rPr>
-                                    <w:t>Presentation</w:t>
+                                    <w:t>Présentation</w:t>
                                   </w:r>
                                   <w:r>
                                     <w:rPr>
@@ -1176,7 +1250,15 @@
                                       <w:sz w:val="24"/>
                                       <w:szCs w:val="24"/>
                                     </w:rPr>
-                                    <w:t xml:space="preserve"> ,</w:t>
+                                    <w:t>,</w:t>
+                                  </w:r>
+                                  <w:r>
+                                    <w:rPr>
+                                      <w:rFonts w:ascii="Times New Roman" w:hAnsi="Times New Roman" w:cs="Times New Roman"/>
+                                      <w:sz w:val="24"/>
+                                      <w:szCs w:val="24"/>
+                                    </w:rPr>
+                                    <w:t xml:space="preserve"> </w:t>
                                   </w:r>
                                   <w:r>
                                     <w:rPr>
@@ -1225,7 +1307,17 @@
                                       <w:sz w:val="24"/>
                                       <w:szCs w:val="24"/>
                                     </w:rPr>
-                                    <w:t xml:space="preserve"> des resultats</w:t>
+                                    <w:t xml:space="preserve"> des </w:t>
+                                  </w:r>
+                                  <w:r>
+                                    <w:rPr>
+                                      <w:rFonts w:ascii="Times New Roman" w:hAnsi="Times New Roman" w:cs="Times New Roman"/>
+                                      <w:b/>
+                                      <w:bCs/>
+                                      <w:sz w:val="24"/>
+                                      <w:szCs w:val="24"/>
+                                    </w:rPr>
+                                    <w:t>résultats</w:t>
                                   </w:r>
                                 </w:p>
                               </w:txbxContent>
@@ -1268,7 +1360,6 @@
                               <w:rPr>
                                 <w:b/>
                                 <w:bCs/>
-                                <w:i/>
                                 <w:iCs/>
                               </w:rPr>
                               <w:t>Daouda</w:t>
@@ -1280,7 +1371,23 @@
                                 <w:i/>
                                 <w:iCs/>
                               </w:rPr>
-                              <w:t xml:space="preserve"> FICKOU</w:t>
+                              <w:t xml:space="preserve"> </w:t>
+                            </w:r>
+                            <w:r>
+                              <w:rPr>
+                                <w:b/>
+                                <w:bCs/>
+                                <w:iCs/>
+                              </w:rPr>
+                              <w:t>FICKOU</w:t>
+                            </w:r>
+                            <w:r>
+                              <w:rPr>
+                                <w:b/>
+                                <w:bCs/>
+                                <w:iCs/>
+                              </w:rPr>
+                              <w:t xml:space="preserve"> </w:t>
                             </w:r>
                             <w:r>
                               <w:t xml:space="preserve">: </w:t>
@@ -1389,7 +1496,6 @@
                                 <w:rFonts w:ascii="Times New Roman" w:hAnsi="Times New Roman" w:cs="Times New Roman"/>
                                 <w:b/>
                                 <w:bCs/>
-                                <w:i/>
                                 <w:iCs/>
                                 <w:sz w:val="24"/>
                                 <w:szCs w:val="24"/>
@@ -1406,7 +1512,18 @@
                                 <w:sz w:val="24"/>
                                 <w:szCs w:val="24"/>
                               </w:rPr>
-                              <w:t xml:space="preserve"> GUEYE</w:t>
+                              <w:t xml:space="preserve"> </w:t>
+                            </w:r>
+                            <w:r>
+                              <w:rPr>
+                                <w:rFonts w:ascii="Times New Roman" w:hAnsi="Times New Roman" w:cs="Times New Roman"/>
+                                <w:b/>
+                                <w:bCs/>
+                                <w:iCs/>
+                                <w:sz w:val="24"/>
+                                <w:szCs w:val="24"/>
+                              </w:rPr>
+                              <w:t>GUEYE</w:t>
                             </w:r>
                             <w:r>
                               <w:rPr>
@@ -1438,7 +1555,23 @@
                                 <w:b/>
                                 <w:bCs/>
                               </w:rPr>
-                              <w:t xml:space="preserve"> Modelisation </w:t>
+                              <w:t xml:space="preserve"> </w:t>
+                            </w:r>
+                            <w:r>
+                              <w:rPr>
+                                <w:rFonts w:ascii="Times New Roman" w:hAnsi="Times New Roman" w:cs="Times New Roman"/>
+                                <w:b/>
+                                <w:bCs/>
+                              </w:rPr>
+                              <w:t>Modélisation</w:t>
+                            </w:r>
+                            <w:r>
+                              <w:rPr>
+                                <w:rFonts w:ascii="Times New Roman" w:hAnsi="Times New Roman" w:cs="Times New Roman"/>
+                                <w:b/>
+                                <w:bCs/>
+                              </w:rPr>
+                              <w:t xml:space="preserve"> </w:t>
                             </w:r>
                           </w:p>
                           <w:p>
@@ -1454,12 +1587,11 @@
                                 <w:rFonts w:ascii="Times New Roman" w:hAnsi="Times New Roman" w:cs="Times New Roman"/>
                                 <w:b/>
                                 <w:bCs/>
-                                <w:i/>
                                 <w:iCs/>
                                 <w:sz w:val="24"/>
                                 <w:szCs w:val="24"/>
                               </w:rPr>
-                              <w:t>Mame Anta</w:t>
+                              <w:t>Mame</w:t>
                             </w:r>
                             <w:r>
                               <w:rPr>
@@ -1471,7 +1603,41 @@
                                 <w:sz w:val="24"/>
                                 <w:szCs w:val="24"/>
                               </w:rPr>
-                              <w:t xml:space="preserve"> BATHILY</w:t>
+                              <w:t xml:space="preserve"> </w:t>
+                            </w:r>
+                            <w:r>
+                              <w:rPr>
+                                <w:rFonts w:ascii="Times New Roman" w:hAnsi="Times New Roman" w:cs="Times New Roman"/>
+                                <w:b/>
+                                <w:bCs/>
+                                <w:iCs/>
+                                <w:sz w:val="24"/>
+                                <w:szCs w:val="24"/>
+                              </w:rPr>
+                              <w:t>Anta</w:t>
+                            </w:r>
+                            <w:r>
+                              <w:rPr>
+                                <w:rFonts w:ascii="Times New Roman" w:hAnsi="Times New Roman" w:cs="Times New Roman"/>
+                                <w:b/>
+                                <w:bCs/>
+                                <w:i/>
+                                <w:iCs/>
+                                <w:sz w:val="24"/>
+                                <w:szCs w:val="24"/>
+                              </w:rPr>
+                              <w:t xml:space="preserve"> </w:t>
+                            </w:r>
+                            <w:r>
+                              <w:rPr>
+                                <w:rFonts w:ascii="Times New Roman" w:hAnsi="Times New Roman" w:cs="Times New Roman"/>
+                                <w:b/>
+                                <w:bCs/>
+                                <w:iCs/>
+                                <w:sz w:val="24"/>
+                                <w:szCs w:val="24"/>
+                              </w:rPr>
+                              <w:t>BATHILY</w:t>
                             </w:r>
                             <w:r>
                               <w:rPr>
@@ -1507,7 +1673,7 @@
                                 <w:sz w:val="24"/>
                                 <w:szCs w:val="24"/>
                               </w:rPr>
-                              <w:t>Presentation</w:t>
+                              <w:t>Présentation</w:t>
                             </w:r>
                             <w:r>
                               <w:rPr>
@@ -1515,7 +1681,15 @@
                                 <w:sz w:val="24"/>
                                 <w:szCs w:val="24"/>
                               </w:rPr>
-                              <w:t xml:space="preserve"> ,</w:t>
+                              <w:t>,</w:t>
+                            </w:r>
+                            <w:r>
+                              <w:rPr>
+                                <w:rFonts w:ascii="Times New Roman" w:hAnsi="Times New Roman" w:cs="Times New Roman"/>
+                                <w:sz w:val="24"/>
+                                <w:szCs w:val="24"/>
+                              </w:rPr>
+                              <w:t xml:space="preserve"> </w:t>
                             </w:r>
                             <w:r>
                               <w:rPr>
@@ -1564,7 +1738,17 @@
                                 <w:sz w:val="24"/>
                                 <w:szCs w:val="24"/>
                               </w:rPr>
-                              <w:t xml:space="preserve"> des resultats</w:t>
+                              <w:t xml:space="preserve"> des </w:t>
+                            </w:r>
+                            <w:r>
+                              <w:rPr>
+                                <w:rFonts w:ascii="Times New Roman" w:hAnsi="Times New Roman" w:cs="Times New Roman"/>
+                                <w:b/>
+                                <w:bCs/>
+                                <w:sz w:val="24"/>
+                                <w:szCs w:val="24"/>
+                              </w:rPr>
+                              <w:t>résultats</w:t>
                             </w:r>
                           </w:p>
                         </w:txbxContent>
@@ -2039,7 +2223,18 @@
           <w:sz w:val="24"/>
           <w:szCs w:val="24"/>
         </w:rPr>
-        <w:t>Le clustering non supervisé, notamment via l’algorithme k-means, est une technique classique en fouille de textes et data mining, largement utilisée pour structurer des corpus documentaires. Dans le contexte cinématographique, plusieurs travaux ont exploité ces méthodes pour la recommandation de films, combinant souvent la vectorisation TF-IDF des synopsis avec des métadonnées. Ces méthodes permettent d’identifier des regroupements exploitables, même si certaines limites subsistent sur la qualité et l’interprétabilité des clusters obtenus.</w:t>
+        <w:t>Le clustering non supervisé, notamment via l’algorithme k-means, est une technique classique en fouille de textes et data mining, largement utilisée pour structurer des corpus documentaires. Dans le contexte cinématographique, plusieurs travaux ont exploité ces méthodes pour la recommandation de films, combinant souvent la vectorisation TF-IDF des synopsis avec des métadonnées. Ces méthodes permettent d’identifier des regroupements exploitables, même si certaines limites subsistent sur la qualité et l’interprétabilité</w:t>
+      </w:r>
+      <w:bookmarkStart w:id="0" w:name="_GoBack"/>
+      <w:bookmarkEnd w:id="0"/>
+      <w:r>
+        <w:rPr>
+          <w:rStyle w:val="cf01"/>
+          <w:rFonts w:ascii="Times New Roman" w:hAnsi="Times New Roman"/>
+          <w:sz w:val="24"/>
+          <w:szCs w:val="24"/>
+        </w:rPr>
+        <w:t xml:space="preserve"> des clusters obtenus.</w:t>
       </w:r>
     </w:p>
     <w:p>
@@ -2070,7 +2265,7 @@
         <w:pStyle w:val="NormalWeb"/>
         <w:numPr>
           <w:ilvl w:val="0"/>
-          <w:numId w:val="31"/>
+          <w:numId w:val="46"/>
         </w:numPr>
         <w:spacing w:line="360" w:lineRule="auto"/>
       </w:pPr>
@@ -2089,7 +2284,7 @@
         <w:pStyle w:val="NormalWeb"/>
         <w:numPr>
           <w:ilvl w:val="0"/>
-          <w:numId w:val="31"/>
+          <w:numId w:val="46"/>
         </w:numPr>
         <w:spacing w:line="360" w:lineRule="auto"/>
       </w:pPr>
@@ -2108,7 +2303,7 @@
         <w:pStyle w:val="NormalWeb"/>
         <w:numPr>
           <w:ilvl w:val="0"/>
-          <w:numId w:val="31"/>
+          <w:numId w:val="46"/>
         </w:numPr>
         <w:spacing w:line="360" w:lineRule="auto"/>
       </w:pPr>
@@ -2127,7 +2322,7 @@
         <w:pStyle w:val="NormalWeb"/>
         <w:numPr>
           <w:ilvl w:val="0"/>
-          <w:numId w:val="31"/>
+          <w:numId w:val="46"/>
         </w:numPr>
         <w:spacing w:line="360" w:lineRule="auto"/>
         <w:rPr>
@@ -2152,7 +2347,7 @@
         <w:pStyle w:val="NormalWeb"/>
         <w:numPr>
           <w:ilvl w:val="0"/>
-          <w:numId w:val="31"/>
+          <w:numId w:val="46"/>
         </w:numPr>
         <w:spacing w:line="360" w:lineRule="auto"/>
         <w:rPr>
@@ -2177,7 +2372,7 @@
         <w:pStyle w:val="NormalWeb"/>
         <w:numPr>
           <w:ilvl w:val="0"/>
-          <w:numId w:val="31"/>
+          <w:numId w:val="46"/>
         </w:numPr>
         <w:spacing w:line="360" w:lineRule="auto"/>
       </w:pPr>
@@ -2188,7 +2383,7 @@
           <w:sz w:val="24"/>
           <w:szCs w:val="24"/>
         </w:rPr>
-        <w:t>Conclusion générale.</w:t>
+        <w:t>Conclusion.</w:t>
       </w:r>
     </w:p>
     <w:p>
@@ -2218,17 +2413,16 @@
         <w:pStyle w:val="Titre1"/>
         <w:numPr>
           <w:ilvl w:val="0"/>
-          <w:numId w:val="32"/>
+          <w:numId w:val="47"/>
         </w:numPr>
-        <w:spacing w:before="0" w:after="240"/>
         <w:jc w:val="center"/>
         <w:rPr>
           <w:rStyle w:val="cf01"/>
           <w:rFonts w:ascii="Times New Roman" w:hAnsi="Times New Roman" w:cs="Times New Roman"/>
           <w:b/>
-          <w:color w:val="000000" w:themeColor="text1"/>
+          <w:color w:val="auto"/>
           <w:sz w:val="32"/>
-          <w:szCs w:val="24"/>
+          <w:szCs w:val="32"/>
         </w:rPr>
       </w:pPr>
       <w:r>
@@ -2236,9 +2430,9 @@
           <w:rStyle w:val="cf01"/>
           <w:rFonts w:ascii="Times New Roman" w:hAnsi="Times New Roman" w:cs="Times New Roman"/>
           <w:b/>
-          <w:color w:val="000000" w:themeColor="text1"/>
+          <w:color w:val="auto"/>
           <w:sz w:val="32"/>
-          <w:szCs w:val="24"/>
+          <w:szCs w:val="32"/>
         </w:rPr>
         <w:lastRenderedPageBreak/>
         <w:t>État de l’art</w:t>
@@ -2246,890 +2440,736 @@
     </w:p>
     <w:p>
       <w:pPr>
-        <w:pStyle w:val="Titre2"/>
+        <w:pStyle w:val="Corpsdetexte"/>
+        <w:spacing w:after="270" w:line="360" w:lineRule="auto"/>
+        <w:rPr>
+          <w:rFonts w:ascii="Times New Roman" w:hAnsi="Times New Roman" w:cs="Times New Roman"/>
+          <w:color w:val="1A1C1E"/>
+          <w:lang w:val="fr-FR"/>
+        </w:rPr>
+      </w:pPr>
+      <w:r>
+        <w:rPr>
+          <w:rFonts w:ascii="Times New Roman" w:hAnsi="Times New Roman" w:cs="Times New Roman"/>
+          <w:color w:val="1A1C1E"/>
+          <w:lang w:val="fr-FR"/>
+        </w:rPr>
+        <w:t>Le clustering, ou segmentation non supervisée, est une technique fondamentale en </w:t>
+      </w:r>
+      <w:r>
+        <w:rPr>
+          <w:rFonts w:ascii="Times New Roman" w:hAnsi="Times New Roman" w:cs="Times New Roman"/>
+          <w:b/>
+          <w:bCs/>
+          <w:i/>
+          <w:color w:val="1A1C1E"/>
+          <w:lang w:val="fr-FR"/>
+        </w:rPr>
+        <w:t>text mining</w:t>
+      </w:r>
+      <w:r>
+        <w:rPr>
+          <w:rFonts w:ascii="Times New Roman" w:hAnsi="Times New Roman" w:cs="Times New Roman"/>
+          <w:color w:val="1A1C1E"/>
+          <w:lang w:val="fr-FR"/>
+        </w:rPr>
+        <w:t> visant à regrouper des documents en ensembles homogènes sur la base de leurs similarités. Dans le contexte des catalogues de films, cette approche permet de découvrir des structures thématiques latentes, offrant une base solide pour des systèmes de recommandation plus pertinents.</w:t>
+      </w:r>
+    </w:p>
+    <w:p>
+      <w:pPr>
+        <w:pStyle w:val="Corpsdetexte"/>
         <w:numPr>
           <w:ilvl w:val="0"/>
-          <w:numId w:val="34"/>
+          <w:numId w:val="45"/>
         </w:numPr>
-        <w:rPr>
-          <w:rFonts w:ascii="Times New Roman" w:eastAsia="Times New Roman" w:hAnsi="Times New Roman" w:cs="Times New Roman"/>
+        <w:spacing w:after="270" w:line="360" w:lineRule="auto"/>
+        <w:jc w:val="both"/>
+        <w:rPr>
+          <w:rFonts w:ascii="Times New Roman" w:hAnsi="Times New Roman" w:cs="Times New Roman"/>
+          <w:color w:val="1A1C1E"/>
+          <w:lang w:val="fr-FR"/>
+        </w:rPr>
+      </w:pPr>
+      <w:r>
+        <w:rPr>
+          <w:rStyle w:val="lev"/>
+          <w:rFonts w:ascii="Times New Roman" w:hAnsi="Times New Roman" w:cs="Times New Roman"/>
+          <w:color w:val="1A1C1E"/>
+          <w:lang w:val="fr-FR"/>
+        </w:rPr>
+        <w:t xml:space="preserve"> L’algorithme k-means et ses enjeux</w:t>
+      </w:r>
+    </w:p>
+    <w:p>
+      <w:pPr>
+        <w:pStyle w:val="Corpsdetexte"/>
+        <w:spacing w:after="270" w:line="360" w:lineRule="auto"/>
+        <w:jc w:val="both"/>
+        <w:rPr>
+          <w:rFonts w:ascii="Times New Roman" w:hAnsi="Times New Roman" w:cs="Times New Roman"/>
+          <w:lang w:val="fr-FR"/>
+        </w:rPr>
+      </w:pPr>
+      <w:r>
+        <w:rPr>
+          <w:rFonts w:ascii="Times New Roman" w:hAnsi="Times New Roman" w:cs="Times New Roman"/>
+          <w:color w:val="1A1C1E"/>
+          <w:lang w:val="fr-FR"/>
+        </w:rPr>
+        <w:t xml:space="preserve">A travers les méthodes de partitionnement, l'algorithme </w:t>
+      </w:r>
+      <w:r>
+        <w:rPr>
+          <w:rFonts w:ascii="Times New Roman" w:hAnsi="Times New Roman" w:cs="Times New Roman"/>
           <w:b/>
-          <w:color w:val="000000" w:themeColor="text1"/>
-          <w:sz w:val="28"/>
-          <w:lang w:val="en" w:eastAsia="fr-FR"/>
-        </w:rPr>
-      </w:pPr>
-      <w:r>
-        <w:rPr>
-          <w:rFonts w:ascii="Times New Roman" w:eastAsia="Times New Roman" w:hAnsi="Times New Roman" w:cs="Times New Roman"/>
+          <w:bCs/>
+          <w:color w:val="1A1C1E"/>
+          <w:lang w:val="fr-FR"/>
+        </w:rPr>
+        <w:t>k-means</w:t>
+      </w:r>
+      <w:r>
+        <w:rPr>
+          <w:rFonts w:ascii="Times New Roman" w:hAnsi="Times New Roman" w:cs="Times New Roman"/>
+          <w:color w:val="1A1C1E"/>
+          <w:lang w:val="fr-FR"/>
+        </w:rPr>
+        <w:t xml:space="preserve"> est l'une des plus populaires en raison de sa simplicité et de son efficacité. Il opère en minimisant la variance intra-cluster (</w:t>
+      </w:r>
+      <w:r>
+        <w:rPr>
+          <w:rFonts w:ascii="Times New Roman" w:hAnsi="Times New Roman" w:cs="Times New Roman"/>
           <w:b/>
-          <w:color w:val="000000" w:themeColor="text1"/>
-          <w:sz w:val="28"/>
-          <w:lang w:val="en" w:eastAsia="fr-FR"/>
-        </w:rPr>
-        <w:t>Clustering et l’algorithme k-means</w:t>
-      </w:r>
-    </w:p>
-    <w:p>
-      <w:pPr>
-        <w:spacing w:before="100" w:beforeAutospacing="1" w:after="100" w:afterAutospacing="1"/>
-        <w:jc w:val="left"/>
-        <w:rPr>
-          <w:rFonts w:ascii="Times New Roman" w:eastAsia="Times New Roman" w:hAnsi="Times New Roman" w:cs="Times New Roman"/>
-          <w:sz w:val="24"/>
-          <w:szCs w:val="24"/>
-          <w:lang w:eastAsia="fr-FR"/>
-        </w:rPr>
-      </w:pPr>
-      <w:r>
-        <w:rPr>
-          <w:rFonts w:ascii="Times New Roman" w:eastAsia="Times New Roman" w:hAnsi="Times New Roman" w:cs="Times New Roman"/>
-          <w:sz w:val="24"/>
-          <w:szCs w:val="24"/>
-          <w:lang w:eastAsia="fr-FR"/>
-        </w:rPr>
-        <w:t xml:space="preserve">Le clustering est une méthode d’apprentissage non supervisé qui vise à regrouper des objets en ensembles homogènes selon leurs similarités. Dans le contexte du text mining et de la segmentation de documents, le clustering permet une analyse exploratoire efficace des collections volumineuses et diverses, en mettant en évidence des structures </w:t>
-      </w:r>
-      <w:r>
-        <w:rPr>
-          <w:rFonts w:ascii="Times New Roman" w:eastAsia="Times New Roman" w:hAnsi="Times New Roman" w:cs="Times New Roman"/>
-          <w:sz w:val="24"/>
-          <w:szCs w:val="24"/>
-          <w:lang w:eastAsia="fr-FR"/>
-        </w:rPr>
-        <w:t xml:space="preserve">latentes dans les données. </w:t>
-      </w:r>
-      <w:r>
-        <w:rPr>
-          <w:rFonts w:ascii="Times New Roman" w:eastAsia="Times New Roman" w:hAnsi="Times New Roman" w:cs="Times New Roman"/>
-          <w:sz w:val="24"/>
-          <w:szCs w:val="24"/>
-          <w:vertAlign w:val="superscript"/>
-          <w:lang w:eastAsia="fr-FR"/>
-        </w:rPr>
-        <w:t>1 2</w:t>
-      </w:r>
-    </w:p>
-    <w:p>
-      <w:pPr>
-        <w:spacing w:before="100" w:beforeAutospacing="1" w:after="100" w:afterAutospacing="1"/>
-        <w:jc w:val="left"/>
-        <w:rPr>
-          <w:rFonts w:ascii="Times New Roman" w:eastAsia="Times New Roman" w:hAnsi="Times New Roman" w:cs="Times New Roman"/>
-          <w:sz w:val="24"/>
-          <w:szCs w:val="24"/>
-          <w:lang w:eastAsia="fr-FR"/>
-        </w:rPr>
-      </w:pPr>
-      <w:r>
-        <w:rPr>
-          <w:rFonts w:ascii="Times New Roman" w:eastAsia="Times New Roman" w:hAnsi="Times New Roman" w:cs="Times New Roman"/>
-          <w:sz w:val="24"/>
-          <w:szCs w:val="24"/>
-          <w:lang w:eastAsia="fr-FR"/>
-        </w:rPr>
-        <w:t>L’algorithme k-means est la méthode de clustering la plus largement utilisée pour la partition de données numériques et textuelles. Il se base sur la minimisation de la variance intra-cluster, chaque instance étant affectée au cluster dont le centroïde est le plus proche, typiquement selon la distance euclidienne. Cependant, le k-means présente plusieurs limites : le nombre de clusters k doit être défini à l’avance, il est sensible aux conditions initiales, et adapté principalement à des clusters sphériqu</w:t>
-      </w:r>
-      <w:r>
-        <w:rPr>
-          <w:rFonts w:ascii="Times New Roman" w:eastAsia="Times New Roman" w:hAnsi="Times New Roman" w:cs="Times New Roman"/>
-          <w:sz w:val="24"/>
-          <w:szCs w:val="24"/>
-          <w:lang w:eastAsia="fr-FR"/>
-        </w:rPr>
-        <w:t xml:space="preserve">es et de taille similaire. </w:t>
-      </w:r>
-      <w:r>
-        <w:rPr>
-          <w:rFonts w:ascii="Times New Roman" w:eastAsia="Times New Roman" w:hAnsi="Times New Roman" w:cs="Times New Roman"/>
-          <w:sz w:val="24"/>
-          <w:szCs w:val="24"/>
-          <w:vertAlign w:val="superscript"/>
-          <w:lang w:eastAsia="fr-FR"/>
-        </w:rPr>
-        <w:t>2 1</w:t>
-      </w:r>
-    </w:p>
-    <w:p>
-      <w:pPr>
-        <w:spacing w:before="100" w:beforeAutospacing="1" w:after="100" w:afterAutospacing="1"/>
-        <w:jc w:val="left"/>
-        <w:rPr>
-          <w:rFonts w:ascii="Times New Roman" w:eastAsia="Times New Roman" w:hAnsi="Times New Roman" w:cs="Times New Roman"/>
-          <w:sz w:val="24"/>
-          <w:szCs w:val="24"/>
-          <w:lang w:eastAsia="fr-FR"/>
-        </w:rPr>
-      </w:pPr>
-      <w:r>
-        <w:rPr>
-          <w:rFonts w:ascii="Times New Roman" w:eastAsia="Times New Roman" w:hAnsi="Times New Roman" w:cs="Times New Roman"/>
-          <w:sz w:val="24"/>
-          <w:szCs w:val="24"/>
-          <w:lang w:eastAsia="fr-FR"/>
-        </w:rPr>
-        <w:t xml:space="preserve">De nombreuses variantes et critères d’évaluation ont été proposés pour améliorer le choix du nombre optimal de clusters et la robustesse de l’algorithme : méthode du coude (elbow method), score silhouette, et validation </w:t>
-      </w:r>
-      <w:r>
-        <w:rPr>
-          <w:rFonts w:ascii="Times New Roman" w:eastAsia="Times New Roman" w:hAnsi="Times New Roman" w:cs="Times New Roman"/>
-          <w:sz w:val="24"/>
-          <w:szCs w:val="24"/>
-          <w:lang w:eastAsia="fr-FR"/>
-        </w:rPr>
-        <w:t xml:space="preserve">croisée par indices internes. </w:t>
-      </w:r>
-      <w:r>
-        <w:rPr>
-          <w:rFonts w:ascii="Times New Roman" w:eastAsia="Times New Roman" w:hAnsi="Times New Roman" w:cs="Times New Roman"/>
-          <w:sz w:val="24"/>
-          <w:szCs w:val="24"/>
-          <w:vertAlign w:val="superscript"/>
-          <w:lang w:eastAsia="fr-FR"/>
-        </w:rPr>
-        <w:t>3</w:t>
-      </w:r>
-    </w:p>
-    <w:p>
-      <w:pPr>
-        <w:pStyle w:val="Titre2"/>
+          <w:bCs/>
+          <w:color w:val="1A1C1E"/>
+          <w:lang w:val="fr-FR"/>
+        </w:rPr>
+        <w:t>inertie</w:t>
+      </w:r>
+      <w:r>
+        <w:rPr>
+          <w:rFonts w:ascii="Times New Roman" w:hAnsi="Times New Roman" w:cs="Times New Roman"/>
+          <w:color w:val="1A1C1E"/>
+          <w:lang w:val="fr-FR"/>
+        </w:rPr>
+        <w:t xml:space="preserve">) , chaque document étant affecté au cluster dont le </w:t>
+      </w:r>
+      <w:r>
+        <w:rPr>
+          <w:rFonts w:ascii="Times New Roman" w:hAnsi="Times New Roman" w:cs="Times New Roman"/>
+          <w:b/>
+          <w:bCs/>
+          <w:color w:val="1A1C1E"/>
+          <w:lang w:val="fr-FR"/>
+        </w:rPr>
+        <w:t>centroïde</w:t>
+      </w:r>
+      <w:r>
+        <w:rPr>
+          <w:rFonts w:ascii="Times New Roman" w:hAnsi="Times New Roman" w:cs="Times New Roman"/>
+          <w:color w:val="1A1C1E"/>
+          <w:lang w:val="fr-FR"/>
+        </w:rPr>
+        <w:t xml:space="preserve"> (ou point central) est le plus proche, généralement selon la distance euclidienne. Cependant, son application au </w:t>
+      </w:r>
+      <w:r>
+        <w:rPr>
+          <w:rFonts w:ascii="Times New Roman" w:hAnsi="Times New Roman" w:cs="Times New Roman"/>
+          <w:b/>
+          <w:bCs/>
+          <w:i/>
+          <w:color w:val="1A1C1E"/>
+          <w:lang w:val="fr-FR"/>
+        </w:rPr>
+        <w:t>text mining</w:t>
+      </w:r>
+      <w:r>
+        <w:rPr>
+          <w:rFonts w:ascii="Times New Roman" w:hAnsi="Times New Roman" w:cs="Times New Roman"/>
+          <w:color w:val="1A1C1E"/>
+          <w:lang w:val="fr-FR"/>
+        </w:rPr>
+        <w:t> présente des défis spécifiques. D'une part, le nombre de clusters </w:t>
+      </w:r>
+      <w:r>
+        <w:rPr>
+          <w:rFonts w:ascii="Times New Roman" w:hAnsi="Times New Roman" w:cs="Times New Roman"/>
+          <w:i/>
+          <w:color w:val="1A1C1E"/>
+          <w:lang w:val="fr-FR"/>
+        </w:rPr>
+        <w:t>k</w:t>
+      </w:r>
+      <w:r>
+        <w:rPr>
+          <w:rFonts w:ascii="Times New Roman" w:hAnsi="Times New Roman" w:cs="Times New Roman"/>
+          <w:color w:val="1A1C1E"/>
+          <w:lang w:val="fr-FR"/>
+        </w:rPr>
+        <w:t> doit être défini a priori, ce qui nécessite des méthodes heuristiques comme la </w:t>
+      </w:r>
+      <w:r>
+        <w:rPr>
+          <w:rStyle w:val="lev"/>
+          <w:rFonts w:ascii="Times New Roman" w:hAnsi="Times New Roman" w:cs="Times New Roman"/>
+          <w:color w:val="1A1C1E"/>
+          <w:lang w:val="fr-FR"/>
+        </w:rPr>
+        <w:t>méthode du coude</w:t>
+      </w:r>
+      <w:r>
+        <w:rPr>
+          <w:rFonts w:ascii="Times New Roman" w:hAnsi="Times New Roman" w:cs="Times New Roman"/>
+          <w:color w:val="1A1C1E"/>
+          <w:lang w:val="fr-FR"/>
+        </w:rPr>
+        <w:t> (analyse de l'inertie) ou le </w:t>
+      </w:r>
+      <w:r>
+        <w:rPr>
+          <w:rStyle w:val="lev"/>
+          <w:rFonts w:ascii="Times New Roman" w:hAnsi="Times New Roman" w:cs="Times New Roman"/>
+          <w:color w:val="1A1C1E"/>
+          <w:lang w:val="fr-FR"/>
+        </w:rPr>
+        <w:t>score de silhouette</w:t>
+      </w:r>
+      <w:r>
+        <w:rPr>
+          <w:rFonts w:ascii="Times New Roman" w:hAnsi="Times New Roman" w:cs="Times New Roman"/>
+          <w:color w:val="1A1C1E"/>
+          <w:lang w:val="fr-FR"/>
+        </w:rPr>
+        <w:t xml:space="preserve"> pour guider le choix de la valeur de </w:t>
+      </w:r>
+      <w:r>
+        <w:rPr>
+          <w:rFonts w:ascii="Times New Roman" w:hAnsi="Times New Roman" w:cs="Times New Roman"/>
+          <w:b/>
+          <w:bCs/>
+          <w:i/>
+          <w:iCs/>
+          <w:color w:val="1A1C1E"/>
+          <w:lang w:val="fr-FR"/>
+        </w:rPr>
+        <w:t>K</w:t>
+      </w:r>
+      <w:r>
+        <w:rPr>
+          <w:rFonts w:ascii="Times New Roman" w:hAnsi="Times New Roman" w:cs="Times New Roman"/>
+          <w:color w:val="1A1C1E"/>
+          <w:lang w:val="fr-FR"/>
+        </w:rPr>
+        <w:t>. D'autre part, l'algorithme est sensible à l'initialisation des centroïdes et tend à privilégier des clusters de forme sphérique et de taille similaire, une hypothèse qui n'est pas toujours vérifiée dans les données textuelles.</w:t>
+      </w:r>
+    </w:p>
+    <w:p>
+      <w:pPr>
+        <w:pStyle w:val="Corpsdetexte"/>
         <w:numPr>
           <w:ilvl w:val="0"/>
-          <w:numId w:val="34"/>
+          <w:numId w:val="45"/>
         </w:numPr>
-        <w:rPr>
-          <w:rFonts w:ascii="Times New Roman" w:eastAsia="Times New Roman" w:hAnsi="Times New Roman" w:cs="Times New Roman"/>
+        <w:spacing w:after="270" w:line="360" w:lineRule="auto"/>
+        <w:jc w:val="both"/>
+        <w:rPr>
+          <w:rFonts w:ascii="Times New Roman" w:hAnsi="Times New Roman" w:cs="Times New Roman"/>
+          <w:lang w:val="fr-FR"/>
+        </w:rPr>
+      </w:pPr>
+      <w:r>
+        <w:rPr>
+          <w:rStyle w:val="lev"/>
+          <w:rFonts w:ascii="Times New Roman" w:hAnsi="Times New Roman" w:cs="Times New Roman"/>
+          <w:color w:val="1A1C1E"/>
+          <w:lang w:val="fr-FR"/>
+        </w:rPr>
+        <w:t xml:space="preserve"> Vectorisation du texte : de TF-IDF aux </w:t>
+      </w:r>
+      <w:r>
+        <w:rPr>
+          <w:rStyle w:val="lev"/>
+          <w:rFonts w:ascii="Times New Roman" w:hAnsi="Times New Roman" w:cs="Times New Roman"/>
+          <w:i/>
+          <w:color w:val="1A1C1E"/>
+          <w:lang w:val="fr-FR"/>
+        </w:rPr>
+        <w:t>embeddings</w:t>
+      </w:r>
+    </w:p>
+    <w:p>
+      <w:pPr>
+        <w:pStyle w:val="Corpsdetexte"/>
+        <w:spacing w:after="270" w:line="360" w:lineRule="auto"/>
+        <w:rPr>
+          <w:rFonts w:ascii="Times New Roman" w:hAnsi="Times New Roman" w:cs="Times New Roman"/>
+          <w:lang w:val="fr-FR"/>
+        </w:rPr>
+      </w:pPr>
+      <w:r>
+        <w:rPr>
+          <w:rFonts w:ascii="Times New Roman" w:hAnsi="Times New Roman" w:cs="Times New Roman"/>
+          <w:color w:val="1A1C1E"/>
+          <w:lang w:val="fr-FR"/>
+        </w:rPr>
+        <w:t>Le succès du clustering textuel repose sur la capacité à transformer le contenu sémantique en une représentation numérique exploitable. Cette étape, appelée vectorisation, est précédée d'un prétraitement rigoureux avec des techniques de </w:t>
+      </w:r>
+      <w:r>
+        <w:rPr>
+          <w:rStyle w:val="lev"/>
+          <w:rFonts w:ascii="Times New Roman" w:hAnsi="Times New Roman" w:cs="Times New Roman"/>
+          <w:i/>
+          <w:iCs/>
+          <w:color w:val="1A1C1E"/>
+          <w:lang w:val="fr-FR"/>
+        </w:rPr>
+        <w:t>traitement automatique du langage naturel</w:t>
+      </w:r>
+      <w:r>
+        <w:rPr>
+          <w:rStyle w:val="lev"/>
+          <w:rFonts w:ascii="Times New Roman" w:hAnsi="Times New Roman" w:cs="Times New Roman"/>
+          <w:color w:val="1A1C1E"/>
+          <w:lang w:val="fr-FR"/>
+        </w:rPr>
+        <w:t xml:space="preserve"> (NLP)</w:t>
+      </w:r>
+      <w:r>
+        <w:rPr>
+          <w:rFonts w:ascii="Times New Roman" w:hAnsi="Times New Roman" w:cs="Times New Roman"/>
+          <w:color w:val="1A1C1E"/>
+          <w:lang w:val="fr-FR"/>
+        </w:rPr>
+        <w:t> : tokenisation, suppression des mots-vides (</w:t>
+      </w:r>
+      <w:r>
+        <w:rPr>
+          <w:rFonts w:ascii="Times New Roman" w:hAnsi="Times New Roman" w:cs="Times New Roman"/>
+          <w:i/>
+          <w:color w:val="1A1C1E"/>
+          <w:lang w:val="fr-FR"/>
+        </w:rPr>
+        <w:t>stop words</w:t>
+      </w:r>
+      <w:r>
+        <w:rPr>
+          <w:rFonts w:ascii="Times New Roman" w:hAnsi="Times New Roman" w:cs="Times New Roman"/>
+          <w:color w:val="1A1C1E"/>
+          <w:lang w:val="fr-FR"/>
+        </w:rPr>
+        <w:t>) et racinisation (</w:t>
+      </w:r>
+      <w:r>
+        <w:rPr>
+          <w:rFonts w:ascii="Times New Roman" w:hAnsi="Times New Roman" w:cs="Times New Roman"/>
+          <w:i/>
+          <w:color w:val="1A1C1E"/>
+          <w:lang w:val="fr-FR"/>
+        </w:rPr>
+        <w:t>stemming</w:t>
+      </w:r>
+      <w:r>
+        <w:rPr>
+          <w:rFonts w:ascii="Times New Roman" w:hAnsi="Times New Roman" w:cs="Times New Roman"/>
+          <w:color w:val="1A1C1E"/>
+          <w:lang w:val="fr-FR"/>
+        </w:rPr>
+        <w:t> ou </w:t>
+      </w:r>
+      <w:r>
+        <w:rPr>
+          <w:rFonts w:ascii="Times New Roman" w:hAnsi="Times New Roman" w:cs="Times New Roman"/>
+          <w:i/>
+          <w:color w:val="1A1C1E"/>
+          <w:lang w:val="fr-FR"/>
+        </w:rPr>
+        <w:t>lemmatization</w:t>
+      </w:r>
+      <w:r>
+        <w:rPr>
+          <w:rFonts w:ascii="Times New Roman" w:hAnsi="Times New Roman" w:cs="Times New Roman"/>
+          <w:color w:val="1A1C1E"/>
+          <w:lang w:val="fr-FR"/>
+        </w:rPr>
+        <w:t>).</w:t>
+      </w:r>
+    </w:p>
+    <w:p>
+      <w:pPr>
+        <w:pStyle w:val="Corpsdetexte"/>
+        <w:spacing w:after="270" w:line="360" w:lineRule="auto"/>
+        <w:jc w:val="both"/>
+        <w:rPr>
+          <w:rFonts w:ascii="Times New Roman" w:hAnsi="Times New Roman" w:cs="Times New Roman"/>
+          <w:lang w:val="fr-FR"/>
+        </w:rPr>
+      </w:pPr>
+      <w:r>
+        <w:rPr>
+          <w:rFonts w:ascii="Times New Roman" w:hAnsi="Times New Roman" w:cs="Times New Roman"/>
+          <w:color w:val="1A1C1E"/>
+          <w:lang w:val="fr-FR"/>
+        </w:rPr>
+        <w:t>Depuis longtemps , la méthode </w:t>
+      </w:r>
+      <w:r>
+        <w:rPr>
+          <w:rStyle w:val="lev"/>
+          <w:rFonts w:ascii="Times New Roman" w:hAnsi="Times New Roman" w:cs="Times New Roman"/>
+          <w:color w:val="1A1C1E"/>
+          <w:lang w:val="fr-FR"/>
+        </w:rPr>
+        <w:t>TF-IDF (Term Frequency - Inverse Document Frequency)</w:t>
+      </w:r>
+      <w:r>
+        <w:rPr>
+          <w:rFonts w:ascii="Times New Roman" w:hAnsi="Times New Roman" w:cs="Times New Roman"/>
+          <w:color w:val="1A1C1E"/>
+          <w:lang w:val="fr-FR"/>
+        </w:rPr>
+        <w:t> a été largement adoptée pour cette tâche. Elle génère des vecteurs de grande dimension où chaque composante représente le poids d'un mot, pondéré par son importance relative dans un document par rapport à l'ensemble du corpus. Plus récemment, les approches basées sur les </w:t>
+      </w:r>
+      <w:r>
+        <w:rPr>
+          <w:rStyle w:val="lev"/>
+          <w:rFonts w:ascii="Times New Roman" w:hAnsi="Times New Roman" w:cs="Times New Roman"/>
+          <w:color w:val="1A1C1E"/>
+          <w:lang w:val="fr-FR"/>
+        </w:rPr>
+        <w:t>plongements lexicaux (</w:t>
+      </w:r>
+      <w:r>
+        <w:rPr>
+          <w:rStyle w:val="lev"/>
+          <w:rFonts w:ascii="Times New Roman" w:hAnsi="Times New Roman" w:cs="Times New Roman"/>
+          <w:i/>
+          <w:color w:val="1A1C1E"/>
+          <w:lang w:val="fr-FR"/>
+        </w:rPr>
+        <w:t>word embeddings</w:t>
+      </w:r>
+      <w:r>
+        <w:rPr>
+          <w:rStyle w:val="lev"/>
+          <w:rFonts w:ascii="Times New Roman" w:hAnsi="Times New Roman" w:cs="Times New Roman"/>
+          <w:color w:val="1A1C1E"/>
+          <w:lang w:val="fr-FR"/>
+        </w:rPr>
+        <w:t>)</w:t>
+      </w:r>
+      <w:r>
+        <w:rPr>
+          <w:rFonts w:ascii="Times New Roman" w:hAnsi="Times New Roman" w:cs="Times New Roman"/>
+          <w:color w:val="1A1C1E"/>
+          <w:lang w:val="fr-FR"/>
+        </w:rPr>
+        <w:t xml:space="preserve">, comme </w:t>
+      </w:r>
+      <w:r>
+        <w:rPr>
+          <w:rFonts w:ascii="Times New Roman" w:hAnsi="Times New Roman" w:cs="Times New Roman"/>
           <w:b/>
-          <w:color w:val="000000" w:themeColor="text1"/>
-          <w:sz w:val="28"/>
-          <w:lang w:eastAsia="fr-FR"/>
-        </w:rPr>
-      </w:pPr>
-      <w:r>
-        <w:rPr>
-          <w:rFonts w:ascii="Times New Roman" w:eastAsia="Times New Roman" w:hAnsi="Times New Roman" w:cs="Times New Roman"/>
+          <w:bCs/>
+          <w:color w:val="1A1C1E"/>
+          <w:lang w:val="fr-FR"/>
+        </w:rPr>
+        <w:t>Word2Vec</w:t>
+      </w:r>
+      <w:r>
+        <w:rPr>
+          <w:rFonts w:ascii="Times New Roman" w:hAnsi="Times New Roman" w:cs="Times New Roman"/>
+          <w:color w:val="1A1C1E"/>
+          <w:lang w:val="fr-FR"/>
+        </w:rPr>
+        <w:t xml:space="preserve"> ou </w:t>
+      </w:r>
+      <w:r>
+        <w:rPr>
+          <w:rFonts w:ascii="Times New Roman" w:hAnsi="Times New Roman" w:cs="Times New Roman"/>
           <w:b/>
-          <w:color w:val="000000" w:themeColor="text1"/>
-          <w:sz w:val="28"/>
-          <w:lang w:eastAsia="fr-FR"/>
-        </w:rPr>
-        <w:t>Traitement automatique du langage naturel (NLP) et vectorisation</w:t>
-      </w:r>
-    </w:p>
-    <w:p>
-      <w:pPr>
-        <w:spacing w:before="100" w:beforeAutospacing="1" w:after="100" w:afterAutospacing="1"/>
-        <w:jc w:val="left"/>
-        <w:rPr>
-          <w:rFonts w:ascii="Times New Roman" w:eastAsia="Times New Roman" w:hAnsi="Times New Roman" w:cs="Times New Roman"/>
-          <w:sz w:val="24"/>
-          <w:szCs w:val="24"/>
-          <w:lang w:eastAsia="fr-FR"/>
-        </w:rPr>
-      </w:pPr>
-      <w:r>
-        <w:rPr>
-          <w:rFonts w:ascii="Times New Roman" w:eastAsia="Times New Roman" w:hAnsi="Times New Roman" w:cs="Times New Roman"/>
-          <w:sz w:val="24"/>
-          <w:szCs w:val="24"/>
-          <w:lang w:eastAsia="fr-FR"/>
-        </w:rPr>
-        <w:t>Le traitement automatique du langage naturel (NLP) est indispensable pour exploiter le potentiel des données textuelles, telles que les synopsis et descriptions de films. Le processus commence par le nettoyage : suppression des caractères spéciaux, des classiques « stop words », tokenisation, et lemmatisation, assurant que la représentation textuelle soit</w:t>
-      </w:r>
-      <w:r>
-        <w:rPr>
-          <w:rFonts w:ascii="Times New Roman" w:eastAsia="Times New Roman" w:hAnsi="Times New Roman" w:cs="Times New Roman"/>
-          <w:sz w:val="24"/>
-          <w:szCs w:val="24"/>
-          <w:lang w:eastAsia="fr-FR"/>
-        </w:rPr>
-        <w:t xml:space="preserve"> standardisée et exploitable. </w:t>
-      </w:r>
-      <w:r>
-        <w:rPr>
-          <w:rFonts w:ascii="Times New Roman" w:eastAsia="Times New Roman" w:hAnsi="Times New Roman" w:cs="Times New Roman"/>
-          <w:sz w:val="24"/>
-          <w:szCs w:val="24"/>
-          <w:vertAlign w:val="superscript"/>
-          <w:lang w:eastAsia="fr-FR"/>
-        </w:rPr>
-        <w:t>2</w:t>
-      </w:r>
-    </w:p>
-    <w:p>
-      <w:pPr>
-        <w:spacing w:before="100" w:beforeAutospacing="1" w:after="100" w:afterAutospacing="1"/>
-        <w:jc w:val="left"/>
-        <w:rPr>
-          <w:rFonts w:ascii="Times New Roman" w:eastAsia="Times New Roman" w:hAnsi="Times New Roman" w:cs="Times New Roman"/>
-          <w:sz w:val="24"/>
-          <w:szCs w:val="24"/>
-          <w:lang w:eastAsia="fr-FR"/>
-        </w:rPr>
-      </w:pPr>
-      <w:r>
-        <w:rPr>
-          <w:rFonts w:ascii="Times New Roman" w:eastAsia="Times New Roman" w:hAnsi="Times New Roman" w:cs="Times New Roman"/>
-          <w:sz w:val="24"/>
-          <w:szCs w:val="24"/>
-          <w:lang w:eastAsia="fr-FR"/>
-        </w:rPr>
-        <w:t xml:space="preserve">Pour convertir le texte en données numériques utilisables par le clustering, la méthode la plus répandue est la vectorisation TF-IDF (Term Frequency - Inverse Document Frequency). Cette technique permet de traduire la pertinence d’un mot dans un document par rapport à sa fréquence dans l’ensemble du corpus. Les travaux récents vont au-delà : l’apparition des « embeddings » (Word2Vec, GloVe, BERT) permet d’obtenir une représentation sémantique </w:t>
-      </w:r>
-      <w:r>
-        <w:rPr>
-          <w:rFonts w:ascii="Times New Roman" w:eastAsia="Times New Roman" w:hAnsi="Times New Roman" w:cs="Times New Roman"/>
-          <w:sz w:val="24"/>
-          <w:szCs w:val="24"/>
-          <w:lang w:eastAsia="fr-FR"/>
+          <w:bCs/>
+          <w:color w:val="1A1C1E"/>
+          <w:lang w:val="fr-FR"/>
+        </w:rPr>
+        <w:t>GloVe</w:t>
+      </w:r>
+      <w:r>
+        <w:rPr>
+          <w:rFonts w:ascii="Times New Roman" w:hAnsi="Times New Roman" w:cs="Times New Roman"/>
+          <w:color w:val="1A1C1E"/>
+          <w:lang w:val="fr-FR"/>
+        </w:rPr>
+        <w:t xml:space="preserve">, ont démontré leur supériorité en capturant des relations sémantiques beaucoup plus fines. Ces modèles produisent des vecteurs denses de plus faible dimension, améliorant ainsi la cohérence des </w:t>
+      </w:r>
+      <w:r>
+        <w:rPr>
+          <w:rFonts w:ascii="Times New Roman" w:hAnsi="Times New Roman" w:cs="Times New Roman"/>
+          <w:color w:val="1A1C1E"/>
+          <w:lang w:val="fr-FR"/>
         </w:rPr>
         <w:lastRenderedPageBreak/>
-        <w:t>dense et souvent plus discriminante, facilitant la formation de clusters cohérents même da</w:t>
-      </w:r>
-      <w:r>
-        <w:rPr>
-          <w:rFonts w:ascii="Times New Roman" w:eastAsia="Times New Roman" w:hAnsi="Times New Roman" w:cs="Times New Roman"/>
-          <w:sz w:val="24"/>
-          <w:szCs w:val="24"/>
-          <w:lang w:eastAsia="fr-FR"/>
-        </w:rPr>
-        <w:t xml:space="preserve">ns de grands corpus textuels. </w:t>
-      </w:r>
-      <w:r>
-        <w:rPr>
-          <w:rFonts w:ascii="Times New Roman" w:eastAsia="Times New Roman" w:hAnsi="Times New Roman" w:cs="Times New Roman"/>
-          <w:sz w:val="24"/>
-          <w:szCs w:val="24"/>
-          <w:vertAlign w:val="superscript"/>
-          <w:lang w:eastAsia="fr-FR"/>
-        </w:rPr>
-        <w:t>2</w:t>
-      </w:r>
-    </w:p>
-    <w:p>
-      <w:pPr>
-        <w:spacing w:before="100" w:beforeAutospacing="1" w:after="100" w:afterAutospacing="1"/>
-        <w:jc w:val="left"/>
-        <w:rPr>
-          <w:rFonts w:ascii="Times New Roman" w:eastAsia="Times New Roman" w:hAnsi="Times New Roman" w:cs="Times New Roman"/>
-          <w:sz w:val="24"/>
-          <w:szCs w:val="24"/>
-          <w:lang w:eastAsia="fr-FR"/>
-        </w:rPr>
-      </w:pPr>
-      <w:r>
-        <w:rPr>
-          <w:rFonts w:ascii="Times New Roman" w:eastAsia="Times New Roman" w:hAnsi="Times New Roman" w:cs="Times New Roman"/>
-          <w:sz w:val="24"/>
-          <w:szCs w:val="24"/>
-          <w:lang w:eastAsia="fr-FR"/>
-        </w:rPr>
-        <w:t>Dans le cas du clustering de films, la combinaison des données textuelles (synopsis, genres) avec des variables numériques ou catégorielles (budget, popularité) forme une approche multimodale, renforçant l</w:t>
-      </w:r>
-      <w:r>
-        <w:rPr>
-          <w:rFonts w:ascii="Times New Roman" w:eastAsia="Times New Roman" w:hAnsi="Times New Roman" w:cs="Times New Roman"/>
-          <w:sz w:val="24"/>
-          <w:szCs w:val="24"/>
-          <w:lang w:eastAsia="fr-FR"/>
-        </w:rPr>
-        <w:t xml:space="preserve">a qualité des clusters. </w:t>
-      </w:r>
-      <w:r>
-        <w:rPr>
-          <w:rFonts w:ascii="Times New Roman" w:eastAsia="Times New Roman" w:hAnsi="Times New Roman" w:cs="Times New Roman"/>
-          <w:sz w:val="24"/>
-          <w:szCs w:val="24"/>
-          <w:vertAlign w:val="superscript"/>
-          <w:lang w:eastAsia="fr-FR"/>
-        </w:rPr>
-        <w:t>4 5 3</w:t>
-      </w:r>
-    </w:p>
-    <w:p>
-      <w:pPr>
-        <w:pStyle w:val="Titre2"/>
+        <w:t>clusters. Par rapport a notre projet, qui repose sur des caractéristiques textuelles (synopsis, genres, mots-clés) et non-textuelles (budget), la création d'une représentation vectorielle unifiée est une étape cruciale.</w:t>
+      </w:r>
+    </w:p>
+    <w:p>
+      <w:pPr>
+        <w:pStyle w:val="Corpsdetexte"/>
         <w:numPr>
           <w:ilvl w:val="0"/>
-          <w:numId w:val="34"/>
+          <w:numId w:val="45"/>
         </w:numPr>
-        <w:rPr>
-          <w:rFonts w:ascii="Times New Roman" w:eastAsia="Times New Roman" w:hAnsi="Times New Roman" w:cs="Times New Roman"/>
+        <w:spacing w:after="270" w:line="360" w:lineRule="auto"/>
+        <w:jc w:val="both"/>
+        <w:rPr>
+          <w:rFonts w:ascii="Times New Roman" w:hAnsi="Times New Roman" w:cs="Times New Roman"/>
+          <w:lang w:val="fr-FR"/>
+        </w:rPr>
+      </w:pPr>
+      <w:r>
+        <w:rPr>
+          <w:rStyle w:val="lev"/>
+          <w:rFonts w:ascii="Times New Roman" w:hAnsi="Times New Roman" w:cs="Times New Roman"/>
+          <w:color w:val="1A1C1E"/>
+          <w:lang w:val="fr-FR"/>
+        </w:rPr>
+        <w:t>Applications dans les systèmes de recommandation de films</w:t>
+      </w:r>
+    </w:p>
+    <w:p>
+      <w:pPr>
+        <w:pStyle w:val="Corpsdetexte"/>
+        <w:spacing w:after="270" w:line="360" w:lineRule="auto"/>
+        <w:jc w:val="both"/>
+        <w:rPr>
+          <w:rFonts w:ascii="Times New Roman" w:hAnsi="Times New Roman" w:cs="Times New Roman"/>
+          <w:color w:val="1A1C1E"/>
+          <w:lang w:val="fr-FR"/>
+        </w:rPr>
+      </w:pPr>
+      <w:r>
+        <w:rPr>
+          <w:rFonts w:ascii="Times New Roman" w:hAnsi="Times New Roman" w:cs="Times New Roman"/>
+          <w:color w:val="1A1C1E"/>
+          <w:lang w:val="fr-FR"/>
+        </w:rPr>
+        <w:t xml:space="preserve">Le clustering est une brique essentielle dans beaucoup  de systèmes de recommandation modernes. En segmentant les films en groupes thématiques , il simplifie la tâche de suggestion en la ramenant à une recommandation intra-cluster. Le jeu de données TMDB 5000, utilisé dans ce projet, est une référence pour évaluer ces approches. Des travaux comme ceux de </w:t>
+      </w:r>
+      <w:r>
+        <w:rPr>
+          <w:rStyle w:val="Rfrenceintense"/>
+          <w:rFonts w:ascii="Times New Roman" w:hAnsi="Times New Roman" w:cs="Times New Roman"/>
+          <w:lang w:val="fr-FR"/>
+        </w:rPr>
+        <w:t>Roy, Panigrahi , Saha. (2018)</w:t>
+      </w:r>
+      <w:r>
+        <w:rPr>
+          <w:rFonts w:ascii="Times New Roman" w:hAnsi="Times New Roman" w:cs="Times New Roman"/>
+          <w:color w:val="1A1C1E"/>
+          <w:lang w:val="fr-FR"/>
+        </w:rPr>
+        <w:t xml:space="preserve"> et </w:t>
+      </w:r>
+      <w:r>
+        <w:rPr>
+          <w:rStyle w:val="Rfrenceintense"/>
+          <w:rFonts w:ascii="Times New Roman" w:hAnsi="Times New Roman" w:cs="Times New Roman"/>
+          <w:lang w:val="fr-FR"/>
+        </w:rPr>
+        <w:t>Mahesh et Kumar (2022)</w:t>
+      </w:r>
+      <w:r>
+        <w:rPr>
+          <w:rFonts w:ascii="Times New Roman" w:hAnsi="Times New Roman" w:cs="Times New Roman"/>
+          <w:color w:val="1A1C1E"/>
+          <w:lang w:val="fr-FR"/>
+        </w:rPr>
+        <w:t xml:space="preserve"> comparent l'efficacité de différents algorithmes (</w:t>
+      </w:r>
+      <w:r>
+        <w:rPr>
+          <w:rFonts w:ascii="Times New Roman" w:hAnsi="Times New Roman" w:cs="Times New Roman"/>
           <w:b/>
-          <w:color w:val="000000" w:themeColor="text1"/>
-          <w:sz w:val="28"/>
-          <w:lang w:eastAsia="fr-FR"/>
-        </w:rPr>
-      </w:pPr>
-      <w:r>
-        <w:rPr>
-          <w:rFonts w:ascii="Times New Roman" w:eastAsia="Times New Roman" w:hAnsi="Times New Roman" w:cs="Times New Roman"/>
-          <w:b/>
-          <w:color w:val="000000" w:themeColor="text1"/>
-          <w:sz w:val="28"/>
-          <w:lang w:eastAsia="fr-FR"/>
-        </w:rPr>
-        <w:t>Applications du clustering pour la recommandation de films</w:t>
-      </w:r>
-    </w:p>
-    <w:p>
-      <w:pPr>
-        <w:spacing w:before="100" w:beforeAutospacing="1" w:after="100" w:afterAutospacing="1"/>
-        <w:jc w:val="left"/>
-        <w:rPr>
-          <w:rFonts w:ascii="Times New Roman" w:eastAsia="Times New Roman" w:hAnsi="Times New Roman" w:cs="Times New Roman"/>
-          <w:sz w:val="24"/>
-          <w:szCs w:val="24"/>
-          <w:lang w:eastAsia="fr-FR"/>
-        </w:rPr>
-      </w:pPr>
-      <w:r>
-        <w:rPr>
-          <w:rFonts w:ascii="Times New Roman" w:eastAsia="Times New Roman" w:hAnsi="Times New Roman" w:cs="Times New Roman"/>
-          <w:sz w:val="24"/>
-          <w:szCs w:val="24"/>
-          <w:lang w:eastAsia="fr-FR"/>
-        </w:rPr>
-        <w:t>L’utilisation du clustering dans les systèmes de recommandation de films est désormais courante. Il permet de regrouper automatiquement les films selon leurs thématiques, styles ou profils commerciaux, facilitant ainsi la personnalisation et la pertinence des recomm</w:t>
-      </w:r>
-      <w:r>
-        <w:rPr>
-          <w:rFonts w:ascii="Times New Roman" w:eastAsia="Times New Roman" w:hAnsi="Times New Roman" w:cs="Times New Roman"/>
-          <w:sz w:val="24"/>
-          <w:szCs w:val="24"/>
-          <w:lang w:eastAsia="fr-FR"/>
-        </w:rPr>
-        <w:t xml:space="preserve">andations utilisateurs. </w:t>
-      </w:r>
-      <w:r>
-        <w:rPr>
-          <w:rFonts w:ascii="Times New Roman" w:eastAsia="Times New Roman" w:hAnsi="Times New Roman" w:cs="Times New Roman"/>
-          <w:sz w:val="24"/>
-          <w:szCs w:val="24"/>
-          <w:vertAlign w:val="superscript"/>
-          <w:lang w:eastAsia="fr-FR"/>
-        </w:rPr>
-        <w:t>5 3 4</w:t>
-      </w:r>
-    </w:p>
-    <w:p>
-      <w:pPr>
-        <w:spacing w:before="100" w:beforeAutospacing="1" w:after="100" w:afterAutospacing="1"/>
-        <w:jc w:val="left"/>
-        <w:rPr>
-          <w:rFonts w:ascii="Times New Roman" w:eastAsia="Times New Roman" w:hAnsi="Times New Roman" w:cs="Times New Roman"/>
-          <w:sz w:val="24"/>
-          <w:szCs w:val="24"/>
-          <w:lang w:eastAsia="fr-FR"/>
-        </w:rPr>
-      </w:pPr>
-      <w:r>
-        <w:rPr>
-          <w:rFonts w:ascii="Times New Roman" w:eastAsia="Times New Roman" w:hAnsi="Times New Roman" w:cs="Times New Roman"/>
-          <w:sz w:val="24"/>
-          <w:szCs w:val="24"/>
-          <w:lang w:eastAsia="fr-FR"/>
-        </w:rPr>
-        <w:t>Le dataset TMDB est souvent mobilisé dans ce contexte. Wallace et al. ont montré comment la modélisation en graphes et le clustering de films et d’acteurs peuvent améliorer la qualité des suggestions. D’autres auteurs comparent méthodes (k-means, hiérarchique, BIRCH) et paramètres appliqués à TMDB et MovieLens, en analysant leur impact sur la cohérence des clusters et la précisi</w:t>
-      </w:r>
-      <w:r>
-        <w:rPr>
-          <w:rFonts w:ascii="Times New Roman" w:eastAsia="Times New Roman" w:hAnsi="Times New Roman" w:cs="Times New Roman"/>
-          <w:sz w:val="24"/>
-          <w:szCs w:val="24"/>
-          <w:lang w:eastAsia="fr-FR"/>
-        </w:rPr>
-        <w:t xml:space="preserve">on des recommandations. </w:t>
-      </w:r>
-      <w:r>
-        <w:rPr>
-          <w:rFonts w:ascii="Times New Roman" w:eastAsia="Times New Roman" w:hAnsi="Times New Roman" w:cs="Times New Roman"/>
-          <w:sz w:val="24"/>
-          <w:szCs w:val="24"/>
-          <w:vertAlign w:val="superscript"/>
-          <w:lang w:eastAsia="fr-FR"/>
-        </w:rPr>
-        <w:t>3 4 5</w:t>
-      </w:r>
-    </w:p>
-    <w:p>
-      <w:pPr>
-        <w:spacing w:before="100" w:beforeAutospacing="1" w:after="100" w:afterAutospacing="1"/>
-        <w:jc w:val="left"/>
-        <w:rPr>
-          <w:rFonts w:ascii="Times New Roman" w:eastAsia="Times New Roman" w:hAnsi="Times New Roman" w:cs="Times New Roman"/>
-          <w:sz w:val="24"/>
-          <w:szCs w:val="24"/>
-          <w:lang w:eastAsia="fr-FR"/>
-        </w:rPr>
-      </w:pPr>
-      <w:r>
-        <w:rPr>
-          <w:rFonts w:ascii="Times New Roman" w:eastAsia="Times New Roman" w:hAnsi="Times New Roman" w:cs="Times New Roman"/>
-          <w:sz w:val="24"/>
-          <w:szCs w:val="24"/>
-          <w:lang w:eastAsia="fr-FR"/>
-        </w:rPr>
-        <w:t>L’efficacité du clustering dépend étroitement de la sélection des variables et du prétraitement des données. Il est essentiel de valider les clusters quantitativement (indice de silhouette, inertie) et qualitativement (pertinence</w:t>
-      </w:r>
-      <w:r>
-        <w:rPr>
-          <w:rFonts w:ascii="Times New Roman" w:eastAsia="Times New Roman" w:hAnsi="Times New Roman" w:cs="Times New Roman"/>
-          <w:sz w:val="24"/>
-          <w:szCs w:val="24"/>
-          <w:lang w:eastAsia="fr-FR"/>
-        </w:rPr>
-        <w:t xml:space="preserve"> thématique des segments). </w:t>
-      </w:r>
-      <w:r>
-        <w:rPr>
-          <w:rFonts w:ascii="Times New Roman" w:eastAsia="Times New Roman" w:hAnsi="Times New Roman" w:cs="Times New Roman"/>
-          <w:sz w:val="24"/>
-          <w:szCs w:val="24"/>
-          <w:vertAlign w:val="superscript"/>
-          <w:lang w:eastAsia="fr-FR"/>
-        </w:rPr>
-        <w:t>5 3</w:t>
-      </w:r>
-    </w:p>
-    <w:p>
-      <w:pPr>
-        <w:pStyle w:val="Titre2"/>
+          <w:bCs/>
+          <w:color w:val="1A1C1E"/>
+          <w:lang w:val="fr-FR"/>
+        </w:rPr>
+        <w:t>k-means, clustering hiérarchique</w:t>
+      </w:r>
+      <w:r>
+        <w:rPr>
+          <w:rFonts w:ascii="Times New Roman" w:hAnsi="Times New Roman" w:cs="Times New Roman"/>
+          <w:color w:val="1A1C1E"/>
+          <w:lang w:val="fr-FR"/>
+        </w:rPr>
+        <w:t xml:space="preserve">) sur ce dataset, en mesurant leur impact sur la pertinence des recommandations. D'autres études, comme celle de </w:t>
+      </w:r>
+      <w:r>
+        <w:rPr>
+          <w:rStyle w:val="Rfrenceintense"/>
+          <w:rFonts w:ascii="Times New Roman" w:hAnsi="Times New Roman" w:cs="Times New Roman"/>
+          <w:lang w:val="fr-FR"/>
+        </w:rPr>
+        <w:t>Wallace , Kupke , Khimji. (2020),</w:t>
+      </w:r>
+      <w:r>
+        <w:rPr>
+          <w:rFonts w:ascii="Times New Roman" w:hAnsi="Times New Roman" w:cs="Times New Roman"/>
+          <w:color w:val="1A1C1E"/>
+          <w:lang w:val="fr-FR"/>
+        </w:rPr>
+        <w:t xml:space="preserve"> explorent des approches multimodales en combinant les données textuelles avec des informations relationnelles (graphes d'acteurs), renforçant ainsi la qualité des segments découverts.</w:t>
+      </w:r>
+    </w:p>
+    <w:p>
+      <w:pPr>
+        <w:pStyle w:val="Corpsdetexte"/>
         <w:numPr>
           <w:ilvl w:val="0"/>
-          <w:numId w:val="34"/>
+          <w:numId w:val="45"/>
         </w:numPr>
-        <w:rPr>
-          <w:rFonts w:eastAsia="Times New Roman"/>
+        <w:spacing w:after="270" w:line="360" w:lineRule="auto"/>
+        <w:jc w:val="both"/>
+        <w:rPr>
+          <w:rFonts w:ascii="Times New Roman" w:hAnsi="Times New Roman" w:cs="Times New Roman"/>
+          <w:bCs/>
+        </w:rPr>
+      </w:pPr>
+      <w:r>
+        <w:rPr>
+          <w:rStyle w:val="lev"/>
+          <w:rFonts w:ascii="Times New Roman" w:hAnsi="Times New Roman" w:cs="Times New Roman"/>
+          <w:color w:val="1A1C1E"/>
+          <w:lang w:val="fr-FR"/>
+        </w:rPr>
+        <w:t xml:space="preserve"> </w:t>
+      </w:r>
+      <w:r>
+        <w:rPr>
+          <w:rStyle w:val="lev"/>
+          <w:rFonts w:ascii="Times New Roman" w:hAnsi="Times New Roman" w:cs="Times New Roman"/>
+          <w:color w:val="1A1C1E"/>
+        </w:rPr>
+        <w:t>Limites et perspectives</w:t>
+      </w:r>
+    </w:p>
+    <w:p>
+      <w:pPr>
+        <w:pStyle w:val="Corpsdetexte"/>
+        <w:spacing w:after="270" w:line="360" w:lineRule="auto"/>
+        <w:rPr>
+          <w:rFonts w:ascii="Times New Roman" w:hAnsi="Times New Roman" w:cs="Times New Roman"/>
+          <w:lang w:val="fr-FR"/>
+        </w:rPr>
+      </w:pPr>
+      <w:r>
+        <w:rPr>
+          <w:rFonts w:ascii="Times New Roman" w:hAnsi="Times New Roman" w:cs="Times New Roman"/>
+          <w:color w:val="1A1C1E"/>
+          <w:lang w:val="fr-FR"/>
+        </w:rPr>
+        <w:t>Malgré son aspect , le k-means reste limité par ses hypothèses géométriques et sa sensibilité au bruit inhérent aux données textuelles. La qualité des clusters finaux est fortement conditionnée par le choix de la valeur de </w:t>
+      </w:r>
+      <w:r>
+        <w:rPr>
+          <w:rFonts w:ascii="Times New Roman" w:hAnsi="Times New Roman" w:cs="Times New Roman"/>
           <w:b/>
-          <w:color w:val="000000" w:themeColor="text1"/>
-          <w:sz w:val="28"/>
-          <w:lang w:eastAsia="fr-FR"/>
-        </w:rPr>
-      </w:pPr>
-      <w:r>
-        <w:rPr>
-          <w:rFonts w:eastAsia="Times New Roman"/>
+          <w:bCs/>
+          <w:i/>
+          <w:color w:val="1A1C1E"/>
+          <w:lang w:val="fr-FR"/>
+        </w:rPr>
+        <w:t>k</w:t>
+      </w:r>
+      <w:r>
+        <w:rPr>
+          <w:rFonts w:ascii="Times New Roman" w:hAnsi="Times New Roman" w:cs="Times New Roman"/>
           <w:b/>
-          <w:color w:val="000000" w:themeColor="text1"/>
-          <w:sz w:val="28"/>
-          <w:lang w:eastAsia="fr-FR"/>
-        </w:rPr>
-        <w:t>Limites et perspectives des méthodes actuelles</w:t>
-      </w:r>
-    </w:p>
-    <w:p>
-      <w:pPr>
-        <w:spacing w:before="100" w:beforeAutospacing="1" w:after="100" w:afterAutospacing="1"/>
-        <w:jc w:val="left"/>
-        <w:rPr>
-          <w:rFonts w:ascii="Times New Roman" w:eastAsia="Times New Roman" w:hAnsi="Times New Roman" w:cs="Times New Roman"/>
-          <w:sz w:val="24"/>
-          <w:szCs w:val="24"/>
-          <w:lang w:eastAsia="fr-FR"/>
-        </w:rPr>
-      </w:pPr>
-      <w:r>
-        <w:rPr>
-          <w:rFonts w:ascii="Times New Roman" w:eastAsia="Times New Roman" w:hAnsi="Times New Roman" w:cs="Times New Roman"/>
-          <w:sz w:val="24"/>
-          <w:szCs w:val="24"/>
-          <w:lang w:eastAsia="fr-FR"/>
-        </w:rPr>
-        <w:t xml:space="preserve">Bien que populaire, l’algorithme k-means possède des limites : il suppose des clusters de tailles similaires et une structure sphérique, il est sensible au paramétrage initial et au bruit des données textuelles. De plus, la détermination du nombre optimal de clusters (k) et la qualité de la vectorisation influent fortement </w:t>
-      </w:r>
-      <w:r>
-        <w:rPr>
-          <w:rFonts w:ascii="Times New Roman" w:eastAsia="Times New Roman" w:hAnsi="Times New Roman" w:cs="Times New Roman"/>
-          <w:sz w:val="24"/>
-          <w:szCs w:val="24"/>
-          <w:lang w:eastAsia="fr-FR"/>
-        </w:rPr>
-        <w:t xml:space="preserve">sur les résultats obtenus. </w:t>
-      </w:r>
-      <w:r>
-        <w:rPr>
-          <w:rFonts w:ascii="Times New Roman" w:eastAsia="Times New Roman" w:hAnsi="Times New Roman" w:cs="Times New Roman"/>
-          <w:sz w:val="24"/>
-          <w:szCs w:val="24"/>
-          <w:vertAlign w:val="superscript"/>
-          <w:lang w:eastAsia="fr-FR"/>
-        </w:rPr>
-        <w:t>1 2</w:t>
-      </w:r>
-    </w:p>
-    <w:p>
-      <w:pPr>
-        <w:spacing w:before="100" w:beforeAutospacing="1" w:after="100" w:afterAutospacing="1"/>
-        <w:jc w:val="left"/>
-        <w:rPr>
-          <w:rFonts w:ascii="Times New Roman" w:eastAsia="Times New Roman" w:hAnsi="Times New Roman" w:cs="Times New Roman"/>
-          <w:sz w:val="24"/>
-          <w:szCs w:val="24"/>
-          <w:lang w:eastAsia="fr-FR"/>
-        </w:rPr>
-      </w:pPr>
-      <w:r>
-        <w:rPr>
-          <w:rFonts w:ascii="Times New Roman" w:eastAsia="Times New Roman" w:hAnsi="Times New Roman" w:cs="Times New Roman"/>
-          <w:sz w:val="24"/>
-          <w:szCs w:val="24"/>
-          <w:lang w:eastAsia="fr-FR"/>
-        </w:rPr>
-        <w:t>Les approches hybrides, comme le clustering hiérarchique, le fuzzy clustering ou la réduction de dimension (PCA, t-SNE), permettent parfois d’améliorer la segmentation, l’interprétation et la précision des clusters. L’intégration des techniques de NLP basées sur les modèles profonds (embeddings contextuels générés par BERT) ouvre également de nouvelles voies pour la seg</w:t>
-      </w:r>
-      <w:r>
-        <w:rPr>
-          <w:rFonts w:ascii="Times New Roman" w:eastAsia="Times New Roman" w:hAnsi="Times New Roman" w:cs="Times New Roman"/>
-          <w:sz w:val="24"/>
-          <w:szCs w:val="24"/>
-          <w:lang w:eastAsia="fr-FR"/>
-        </w:rPr>
-        <w:t xml:space="preserve">mentation documentaire. </w:t>
-      </w:r>
-      <w:r>
-        <w:rPr>
-          <w:rFonts w:ascii="Times New Roman" w:eastAsia="Times New Roman" w:hAnsi="Times New Roman" w:cs="Times New Roman"/>
-          <w:sz w:val="24"/>
-          <w:szCs w:val="24"/>
-          <w:vertAlign w:val="superscript"/>
-          <w:lang w:eastAsia="fr-FR"/>
-        </w:rPr>
-        <w:t>3 5 2</w:t>
-      </w:r>
-    </w:p>
-    <w:p>
-      <w:pPr>
-        <w:spacing w:before="100" w:beforeAutospacing="1" w:after="100" w:afterAutospacing="1"/>
-        <w:jc w:val="left"/>
-        <w:rPr>
-          <w:rFonts w:ascii="Times New Roman" w:eastAsia="Times New Roman" w:hAnsi="Times New Roman" w:cs="Times New Roman"/>
-          <w:sz w:val="24"/>
-          <w:szCs w:val="24"/>
-          <w:lang w:eastAsia="fr-FR"/>
-        </w:rPr>
-      </w:pPr>
-      <w:r>
-        <w:rPr>
-          <w:rFonts w:ascii="Times New Roman" w:eastAsia="Times New Roman" w:hAnsi="Times New Roman" w:cs="Times New Roman"/>
-          <w:sz w:val="24"/>
-          <w:szCs w:val="24"/>
-          <w:lang w:eastAsia="fr-FR"/>
-        </w:rPr>
-        <w:lastRenderedPageBreak/>
-        <w:t>Enfin, une tendance marquante dans la littérature consiste à enrichir les modèles par la prise en compte des relations complexes entre films, genres et acteurs (modélisation par gra</w:t>
-      </w:r>
-      <w:r>
-        <w:rPr>
-          <w:rFonts w:ascii="Times New Roman" w:eastAsia="Times New Roman" w:hAnsi="Times New Roman" w:cs="Times New Roman"/>
-          <w:sz w:val="24"/>
-          <w:szCs w:val="24"/>
-          <w:lang w:eastAsia="fr-FR"/>
-        </w:rPr>
-        <w:t xml:space="preserve">phes et réseaux de neurones). </w:t>
-      </w:r>
-      <w:r>
-        <w:rPr>
-          <w:rFonts w:ascii="Times New Roman" w:eastAsia="Times New Roman" w:hAnsi="Times New Roman" w:cs="Times New Roman"/>
-          <w:sz w:val="24"/>
-          <w:szCs w:val="24"/>
-          <w:vertAlign w:val="superscript"/>
-          <w:lang w:eastAsia="fr-FR"/>
-        </w:rPr>
-        <w:t>4</w:t>
-      </w:r>
-    </w:p>
-    <w:p>
-      <w:pPr>
-        <w:spacing w:before="100" w:beforeAutospacing="1" w:after="100" w:afterAutospacing="1"/>
-        <w:jc w:val="left"/>
-        <w:rPr>
-          <w:rFonts w:ascii="Times New Roman" w:eastAsia="Times New Roman" w:hAnsi="Times New Roman" w:cs="Times New Roman"/>
+          <w:bCs/>
+          <w:color w:val="1A1C1E"/>
+          <w:lang w:val="fr-FR"/>
+        </w:rPr>
+        <w:t> </w:t>
+      </w:r>
+      <w:r>
+        <w:rPr>
+          <w:rFonts w:ascii="Times New Roman" w:hAnsi="Times New Roman" w:cs="Times New Roman"/>
+          <w:color w:val="1A1C1E"/>
+          <w:lang w:val="fr-FR"/>
+        </w:rPr>
+        <w:t>et la performance de la méthode de vectorisation. Pour dépasser ces limites, la recherche actuelle s'oriente vers des approches hybrides. L'utilisation de techniques de </w:t>
+      </w:r>
+      <w:r>
+        <w:rPr>
+          <w:rStyle w:val="lev"/>
+          <w:rFonts w:ascii="Times New Roman" w:hAnsi="Times New Roman" w:cs="Times New Roman"/>
+          <w:color w:val="1A1C1E"/>
+          <w:lang w:val="fr-FR"/>
+        </w:rPr>
+        <w:t>réduction de dimensionnalité</w:t>
+      </w:r>
+      <w:r>
+        <w:rPr>
+          <w:rFonts w:ascii="Times New Roman" w:hAnsi="Times New Roman" w:cs="Times New Roman"/>
+          <w:color w:val="1A1C1E"/>
+          <w:lang w:val="fr-FR"/>
+        </w:rPr>
+        <w:t> (comme ACP ou t-SNE) avant le clustering permet de visualiser les données et de réduire le bruit. Par ailleurs, les modèles de langage profonds comme </w:t>
+      </w:r>
+      <w:r>
+        <w:rPr>
+          <w:rStyle w:val="lev"/>
+          <w:rFonts w:ascii="Times New Roman" w:hAnsi="Times New Roman" w:cs="Times New Roman"/>
+          <w:color w:val="1A1C1E"/>
+          <w:lang w:val="fr-FR"/>
+        </w:rPr>
+        <w:t>BERT</w:t>
+      </w:r>
+      <w:r>
+        <w:rPr>
+          <w:rFonts w:ascii="Times New Roman" w:hAnsi="Times New Roman" w:cs="Times New Roman"/>
+          <w:color w:val="1A1C1E"/>
+          <w:lang w:val="fr-FR"/>
+        </w:rPr>
+        <w:t> offrent des </w:t>
+      </w:r>
+      <w:r>
+        <w:rPr>
+          <w:rFonts w:ascii="Times New Roman" w:hAnsi="Times New Roman" w:cs="Times New Roman"/>
           <w:b/>
-          <w:sz w:val="24"/>
-          <w:szCs w:val="24"/>
-          <w:lang w:eastAsia="fr-FR"/>
-        </w:rPr>
-      </w:pPr>
-      <w:r>
-        <w:rPr>
-          <w:rFonts w:ascii="Times New Roman" w:eastAsia="Times New Roman" w:hAnsi="Times New Roman" w:cs="Times New Roman"/>
+          <w:bCs/>
+          <w:i/>
+          <w:color w:val="1A1C1E"/>
+          <w:lang w:val="fr-FR"/>
+        </w:rPr>
+        <w:t>embeddings</w:t>
+      </w:r>
+      <w:r>
+        <w:rPr>
+          <w:rFonts w:ascii="Times New Roman" w:hAnsi="Times New Roman" w:cs="Times New Roman"/>
+          <w:color w:val="1A1C1E"/>
+          <w:lang w:val="fr-FR"/>
+        </w:rPr>
+        <w:t xml:space="preserve"> contextuels encore plus puissants, ouvrant de nouvelles perspectives pour une segmentation sémantique fine. Enfin, l'intégration de </w:t>
+      </w:r>
+      <w:r>
+        <w:rPr>
+          <w:rFonts w:ascii="Times New Roman" w:hAnsi="Times New Roman" w:cs="Times New Roman"/>
           <w:b/>
-          <w:sz w:val="24"/>
-          <w:szCs w:val="24"/>
-          <w:lang w:eastAsia="fr-FR"/>
-        </w:rPr>
-        <w:t>Références</w:t>
-      </w:r>
-    </w:p>
-    <w:p>
-      <w:pPr>
-        <w:numPr>
-          <w:ilvl w:val="0"/>
-          <w:numId w:val="33"/>
-        </w:numPr>
-        <w:spacing w:before="100" w:beforeAutospacing="1" w:after="100" w:afterAutospacing="1"/>
-        <w:ind w:left="1120" w:hanging="400"/>
-        <w:jc w:val="left"/>
-        <w:rPr>
-          <w:rFonts w:ascii="Times New Roman" w:eastAsia="Times New Roman" w:hAnsi="Times New Roman" w:cs="Times New Roman"/>
-          <w:sz w:val="24"/>
-          <w:szCs w:val="24"/>
-          <w:lang w:val="en" w:eastAsia="fr-FR"/>
-        </w:rPr>
-      </w:pPr>
-      <w:r>
-        <w:rPr>
-          <w:rFonts w:ascii="Times New Roman" w:eastAsia="Times New Roman" w:hAnsi="Times New Roman" w:cs="Times New Roman"/>
-          <w:sz w:val="24"/>
-          <w:szCs w:val="24"/>
-          <w:lang w:val="en" w:eastAsia="fr-FR"/>
-        </w:rPr>
-        <w:t xml:space="preserve">Wallace B., Kupke C., Khimji E., "Developing Recommendation Systems for Movies </w:t>
-      </w:r>
-      <w:r>
-        <w:rPr>
-          <w:rFonts w:ascii="Times New Roman" w:eastAsia="Times New Roman" w:hAnsi="Times New Roman" w:cs="Times New Roman"/>
-          <w:sz w:val="24"/>
-          <w:szCs w:val="24"/>
-          <w:lang w:val="en" w:eastAsia="fr-FR"/>
-        </w:rPr>
-        <w:t xml:space="preserve">Using Graph Databases," 2020. </w:t>
-      </w:r>
-      <w:r>
-        <w:rPr>
-          <w:rFonts w:ascii="Times New Roman" w:eastAsia="Times New Roman" w:hAnsi="Times New Roman" w:cs="Times New Roman"/>
-          <w:sz w:val="24"/>
-          <w:szCs w:val="24"/>
-          <w:vertAlign w:val="superscript"/>
-          <w:lang w:val="en" w:eastAsia="fr-FR"/>
-        </w:rPr>
-        <w:t>4</w:t>
-      </w:r>
-    </w:p>
-    <w:p>
-      <w:pPr>
-        <w:numPr>
-          <w:ilvl w:val="0"/>
-          <w:numId w:val="33"/>
-        </w:numPr>
-        <w:spacing w:before="100" w:beforeAutospacing="1" w:after="100" w:afterAutospacing="1"/>
-        <w:ind w:left="1120" w:hanging="400"/>
-        <w:jc w:val="left"/>
-        <w:rPr>
-          <w:rFonts w:ascii="Times New Roman" w:eastAsia="Times New Roman" w:hAnsi="Times New Roman" w:cs="Times New Roman"/>
-          <w:sz w:val="24"/>
-          <w:szCs w:val="24"/>
-          <w:lang w:val="en" w:eastAsia="fr-FR"/>
-        </w:rPr>
-      </w:pPr>
-      <w:r>
-        <w:rPr>
-          <w:rFonts w:ascii="Times New Roman" w:eastAsia="Times New Roman" w:hAnsi="Times New Roman" w:cs="Times New Roman"/>
-          <w:sz w:val="24"/>
-          <w:szCs w:val="24"/>
-          <w:lang w:val="en" w:eastAsia="fr-FR"/>
-        </w:rPr>
-        <w:t>S. Roy, C. Panigrahi, A. Saha, "Comparative Analysis of Clustering Techniques for Movie Recommenda</w:t>
-      </w:r>
-      <w:r>
-        <w:rPr>
-          <w:rFonts w:ascii="Times New Roman" w:eastAsia="Times New Roman" w:hAnsi="Times New Roman" w:cs="Times New Roman"/>
-          <w:sz w:val="24"/>
-          <w:szCs w:val="24"/>
-          <w:lang w:val="en" w:eastAsia="fr-FR"/>
-        </w:rPr>
-        <w:t xml:space="preserve">tion," MATEC Web Conf., 2018. </w:t>
-      </w:r>
-      <w:r>
-        <w:rPr>
-          <w:rFonts w:ascii="Times New Roman" w:eastAsia="Times New Roman" w:hAnsi="Times New Roman" w:cs="Times New Roman"/>
-          <w:sz w:val="24"/>
-          <w:szCs w:val="24"/>
-          <w:vertAlign w:val="superscript"/>
-          <w:lang w:val="en" w:eastAsia="fr-FR"/>
-        </w:rPr>
-        <w:t>3</w:t>
-      </w:r>
-    </w:p>
-    <w:p>
-      <w:pPr>
-        <w:numPr>
-          <w:ilvl w:val="0"/>
-          <w:numId w:val="33"/>
-        </w:numPr>
-        <w:spacing w:before="100" w:beforeAutospacing="1" w:after="100" w:afterAutospacing="1"/>
-        <w:ind w:left="1120" w:hanging="400"/>
-        <w:jc w:val="left"/>
-        <w:rPr>
-          <w:rFonts w:ascii="Times New Roman" w:eastAsia="Times New Roman" w:hAnsi="Times New Roman" w:cs="Times New Roman"/>
-          <w:sz w:val="24"/>
-          <w:szCs w:val="24"/>
-          <w:lang w:val="en" w:eastAsia="fr-FR"/>
-        </w:rPr>
-      </w:pPr>
-      <w:r>
-        <w:rPr>
-          <w:rFonts w:ascii="Times New Roman" w:eastAsia="Times New Roman" w:hAnsi="Times New Roman" w:cs="Times New Roman"/>
-          <w:sz w:val="24"/>
-          <w:szCs w:val="24"/>
-          <w:lang w:val="en" w:eastAsia="fr-FR"/>
-        </w:rPr>
-        <w:t>Mahesh T, RVV Vinoth Kumar, "Clustering Techniques for Recommendation of Movies," Int. J. Data Informatics and</w:t>
-      </w:r>
-      <w:r>
-        <w:rPr>
-          <w:rFonts w:ascii="Times New Roman" w:eastAsia="Times New Roman" w:hAnsi="Times New Roman" w:cs="Times New Roman"/>
-          <w:sz w:val="24"/>
-          <w:szCs w:val="24"/>
-          <w:lang w:val="en" w:eastAsia="fr-FR"/>
-        </w:rPr>
-        <w:t xml:space="preserve"> Intelligent Computing, 2022. </w:t>
-      </w:r>
-      <w:r>
-        <w:rPr>
-          <w:rFonts w:ascii="Times New Roman" w:eastAsia="Times New Roman" w:hAnsi="Times New Roman" w:cs="Times New Roman"/>
-          <w:sz w:val="24"/>
-          <w:szCs w:val="24"/>
-          <w:vertAlign w:val="superscript"/>
-          <w:lang w:val="en" w:eastAsia="fr-FR"/>
-        </w:rPr>
-        <w:t>5</w:t>
-      </w:r>
-    </w:p>
-    <w:p>
-      <w:pPr>
-        <w:numPr>
-          <w:ilvl w:val="0"/>
-          <w:numId w:val="33"/>
-        </w:numPr>
-        <w:spacing w:before="100" w:beforeAutospacing="1" w:after="100" w:afterAutospacing="1"/>
-        <w:ind w:left="1120" w:hanging="400"/>
-        <w:jc w:val="left"/>
-        <w:rPr>
-          <w:rFonts w:ascii="Times New Roman" w:eastAsia="Times New Roman" w:hAnsi="Times New Roman" w:cs="Times New Roman"/>
-          <w:sz w:val="24"/>
-          <w:szCs w:val="24"/>
-          <w:lang w:val="en" w:eastAsia="fr-FR"/>
-        </w:rPr>
-      </w:pPr>
-      <w:r>
-        <w:rPr>
-          <w:rFonts w:ascii="Times New Roman" w:eastAsia="Times New Roman" w:hAnsi="Times New Roman" w:cs="Times New Roman"/>
-          <w:sz w:val="24"/>
-          <w:szCs w:val="24"/>
-          <w:lang w:val="en" w:eastAsia="fr-FR"/>
-        </w:rPr>
-        <w:t>Lloyd, S. (1982). "Least squares quantization in PCM." IEEE Transactions on Inform</w:t>
-      </w:r>
-      <w:r>
-        <w:rPr>
-          <w:rFonts w:ascii="Times New Roman" w:eastAsia="Times New Roman" w:hAnsi="Times New Roman" w:cs="Times New Roman"/>
-          <w:sz w:val="24"/>
-          <w:szCs w:val="24"/>
-          <w:lang w:val="en" w:eastAsia="fr-FR"/>
-        </w:rPr>
-        <w:t xml:space="preserve">ation Theory, 28(2), 129-137. </w:t>
-      </w:r>
-      <w:r>
-        <w:rPr>
-          <w:rFonts w:ascii="Times New Roman" w:eastAsia="Times New Roman" w:hAnsi="Times New Roman" w:cs="Times New Roman"/>
-          <w:sz w:val="24"/>
-          <w:szCs w:val="24"/>
-          <w:vertAlign w:val="superscript"/>
-          <w:lang w:val="en" w:eastAsia="fr-FR"/>
-        </w:rPr>
-        <w:t>1</w:t>
-      </w:r>
-    </w:p>
-    <w:p>
-      <w:pPr>
-        <w:numPr>
-          <w:ilvl w:val="0"/>
-          <w:numId w:val="33"/>
-        </w:numPr>
-        <w:spacing w:before="100" w:beforeAutospacing="1" w:after="100" w:afterAutospacing="1"/>
-        <w:ind w:left="1120" w:hanging="400"/>
-        <w:jc w:val="left"/>
-        <w:rPr>
-          <w:rFonts w:ascii="Times New Roman" w:eastAsia="Times New Roman" w:hAnsi="Times New Roman" w:cs="Times New Roman"/>
-          <w:sz w:val="24"/>
-          <w:szCs w:val="24"/>
-          <w:lang w:val="en" w:eastAsia="fr-FR"/>
-        </w:rPr>
-      </w:pPr>
-      <w:r>
-        <w:rPr>
-          <w:rFonts w:ascii="Times New Roman" w:eastAsia="Times New Roman" w:hAnsi="Times New Roman" w:cs="Times New Roman"/>
-          <w:sz w:val="24"/>
-          <w:szCs w:val="24"/>
-          <w:lang w:val="en" w:eastAsia="fr-FR"/>
-        </w:rPr>
-        <w:t xml:space="preserve">Article: "A novel movie recommendation method based on clustering by genre," AIP </w:t>
-      </w:r>
-      <w:r>
-        <w:rPr>
-          <w:rFonts w:ascii="Times New Roman" w:eastAsia="Times New Roman" w:hAnsi="Times New Roman" w:cs="Times New Roman"/>
-          <w:sz w:val="24"/>
-          <w:szCs w:val="24"/>
-          <w:lang w:val="en" w:eastAsia="fr-FR"/>
-        </w:rPr>
-        <w:t xml:space="preserve">Conference Proceedings, 2019. </w:t>
-      </w:r>
-      <w:r>
-        <w:rPr>
-          <w:rFonts w:ascii="Times New Roman" w:eastAsia="Times New Roman" w:hAnsi="Times New Roman" w:cs="Times New Roman"/>
-          <w:sz w:val="24"/>
-          <w:szCs w:val="24"/>
-          <w:vertAlign w:val="superscript"/>
-          <w:lang w:val="en" w:eastAsia="fr-FR"/>
-        </w:rPr>
-        <w:t>6</w:t>
-      </w:r>
-    </w:p>
-    <w:p>
-      <w:pPr>
-        <w:numPr>
-          <w:ilvl w:val="0"/>
-          <w:numId w:val="33"/>
-        </w:numPr>
-        <w:spacing w:before="100" w:beforeAutospacing="1" w:after="100" w:afterAutospacing="1"/>
-        <w:ind w:left="1120" w:hanging="400"/>
-        <w:jc w:val="left"/>
-        <w:rPr>
-          <w:rFonts w:ascii="Times New Roman" w:eastAsia="Times New Roman" w:hAnsi="Times New Roman" w:cs="Times New Roman"/>
-          <w:sz w:val="24"/>
-          <w:szCs w:val="24"/>
-          <w:lang w:val="en" w:eastAsia="fr-FR"/>
-        </w:rPr>
-      </w:pPr>
-      <w:r>
-        <w:rPr>
-          <w:rFonts w:ascii="Times New Roman" w:eastAsia="Times New Roman" w:hAnsi="Times New Roman" w:cs="Times New Roman"/>
-          <w:sz w:val="24"/>
-          <w:szCs w:val="24"/>
-          <w:lang w:val="en" w:eastAsia="fr-FR"/>
-        </w:rPr>
-        <w:t>Jonathan Zong, "K Means Clu</w:t>
-      </w:r>
-      <w:r>
-        <w:rPr>
-          <w:rFonts w:ascii="Times New Roman" w:eastAsia="Times New Roman" w:hAnsi="Times New Roman" w:cs="Times New Roman"/>
-          <w:sz w:val="24"/>
-          <w:szCs w:val="24"/>
-          <w:lang w:val="en" w:eastAsia="fr-FR"/>
-        </w:rPr>
-        <w:t xml:space="preserve">stering with Tf-idf Weights." </w:t>
-      </w:r>
-      <w:r>
-        <w:rPr>
-          <w:rFonts w:ascii="Times New Roman" w:eastAsia="Times New Roman" w:hAnsi="Times New Roman" w:cs="Times New Roman"/>
-          <w:sz w:val="24"/>
-          <w:szCs w:val="24"/>
-          <w:vertAlign w:val="superscript"/>
-          <w:lang w:val="en" w:eastAsia="fr-FR"/>
-        </w:rPr>
-        <w:t>2</w:t>
+          <w:bCs/>
+          <w:color w:val="1A1C1E"/>
+          <w:lang w:val="fr-FR"/>
+        </w:rPr>
+        <w:t>graphes de connaissances</w:t>
+      </w:r>
+      <w:r>
+        <w:rPr>
+          <w:rFonts w:ascii="Times New Roman" w:hAnsi="Times New Roman" w:cs="Times New Roman"/>
+          <w:color w:val="1A1C1E"/>
+          <w:lang w:val="fr-FR"/>
+        </w:rPr>
+        <w:t xml:space="preserve"> pour modéliser les relations complexes entre films, genres et acteurs constitue une tendance prometteuse pour enrichir les modèles de clustering traditionnels.</w:t>
       </w:r>
     </w:p>
     <w:p>
@@ -3137,7 +3177,7 @@
         <w:pStyle w:val="Titre1"/>
         <w:numPr>
           <w:ilvl w:val="0"/>
-          <w:numId w:val="32"/>
+          <w:numId w:val="47"/>
         </w:numPr>
         <w:spacing w:before="0" w:after="240"/>
         <w:jc w:val="center"/>
@@ -3157,6 +3197,7 @@
           <w:color w:val="000000" w:themeColor="text1"/>
           <w:lang w:eastAsia="fr-FR"/>
         </w:rPr>
+        <w:lastRenderedPageBreak/>
         <w:t>Présentation,</w:t>
       </w:r>
       <w:r>
@@ -3552,7 +3593,6 @@
                 <w:szCs w:val="21"/>
                 <w:lang w:eastAsia="fr-FR"/>
               </w:rPr>
-              <w:lastRenderedPageBreak/>
               <w:t>homepage</w:t>
             </w:r>
           </w:p>
@@ -4448,6 +4488,7 @@
                 <w:szCs w:val="21"/>
                 <w:lang w:eastAsia="fr-FR"/>
               </w:rPr>
+              <w:lastRenderedPageBreak/>
               <w:t>revenue</w:t>
             </w:r>
           </w:p>
@@ -5837,6 +5878,7 @@
                 <w:szCs w:val="24"/>
                 <w:lang w:eastAsia="fr-FR"/>
               </w:rPr>
+              <w:lastRenderedPageBreak/>
               <w:t>popularity</w:t>
             </w:r>
           </w:p>
@@ -6975,7 +7017,6 @@
           <w:noProof/>
           <w:lang w:eastAsia="fr-FR"/>
         </w:rPr>
-        <w:lastRenderedPageBreak/>
         <w:drawing>
           <wp:inline distT="0" distB="0" distL="0" distR="0" wp14:anchorId="51AE1E8F" wp14:editId="062352F5">
             <wp:extent cx="5760720" cy="3171825"/>
@@ -7073,6 +7114,7 @@
           <w:noProof/>
           <w:lang w:eastAsia="fr-FR"/>
         </w:rPr>
+        <w:lastRenderedPageBreak/>
         <w:drawing>
           <wp:inline distT="0" distB="0" distL="0" distR="0" wp14:anchorId="7DB158B6" wp14:editId="050764FC">
             <wp:extent cx="5760720" cy="3199765"/>
@@ -7170,7 +7212,6 @@
           <w:noProof/>
           <w:lang w:eastAsia="fr-FR"/>
         </w:rPr>
-        <w:lastRenderedPageBreak/>
         <w:drawing>
           <wp:inline distT="0" distB="0" distL="0" distR="0" wp14:anchorId="70F46CE4" wp14:editId="3598336E">
             <wp:extent cx="5760720" cy="3480435"/>
@@ -7268,6 +7309,7 @@
           <w:noProof/>
           <w:lang w:eastAsia="fr-FR"/>
         </w:rPr>
+        <w:lastRenderedPageBreak/>
         <w:drawing>
           <wp:inline distT="0" distB="0" distL="0" distR="0" wp14:anchorId="3CDA0C2D" wp14:editId="7E2E43CC">
             <wp:extent cx="5760720" cy="3126740"/>
@@ -7389,7 +7431,6 @@
           <w:sz w:val="24"/>
           <w:lang w:eastAsia="fr-FR"/>
         </w:rPr>
-        <w:lastRenderedPageBreak/>
         <w:t>Confirmer la nécessité d’un traitement adapté des valeurs extrêmes (outliers).</w:t>
       </w:r>
     </w:p>
@@ -7622,6 +7663,7 @@
           <w:sz w:val="28"/>
           <w:lang w:eastAsia="fr-FR"/>
         </w:rPr>
+        <w:lastRenderedPageBreak/>
         <w:t>Gestion des valeurs manquantes</w:t>
       </w:r>
     </w:p>
@@ -8287,7 +8329,6 @@
           <w:szCs w:val="44"/>
           <w:lang w:val="en" w:eastAsia="fr-FR"/>
         </w:rPr>
-        <w:lastRenderedPageBreak/>
         <w:t>Traitement effectué</w:t>
       </w:r>
     </w:p>
@@ -8417,7 +8458,16 @@
           <w:sz w:val="24"/>
           <w:lang w:eastAsia="fr-FR"/>
         </w:rPr>
-        <w:t>Dans le cadre de l’analyse de données issues du dataset TMDB, le prétraitement textuel des synopsis est une étape cruciale permettant d’améliorer la qualité des analyses sémantiques ultérieures, telles que la vectorisation et le clustering des films. Ce prétraitement comprend essentiellement le nettoyage du texte, la tokenization et la suppression des mots vides (stop words).</w:t>
+        <w:t xml:space="preserve">Dans le cadre de l’analyse de données issues du dataset TMDB, le prétraitement textuel des synopsis est une étape cruciale permettant d’améliorer la qualité des analyses sémantiques ultérieures, telles que la vectorisation et le clustering des films. Ce prétraitement comprend </w:t>
+      </w:r>
+      <w:r>
+        <w:rPr>
+          <w:rFonts w:ascii="Times New Roman" w:eastAsia="Times New Roman" w:hAnsi="Times New Roman" w:cs="Times New Roman"/>
+          <w:sz w:val="24"/>
+          <w:lang w:eastAsia="fr-FR"/>
+        </w:rPr>
+        <w:lastRenderedPageBreak/>
+        <w:t>essentiellement le nettoyage du texte, la tokenization et la suppression des mots vides (stop words).</w:t>
       </w:r>
     </w:p>
     <w:p>
@@ -8682,7 +8732,6 @@
           <w:sz w:val="24"/>
           <w:lang w:val="en-CA" w:eastAsia="fr-FR"/>
         </w:rPr>
-        <w:lastRenderedPageBreak/>
         <w:t>pip install setuptools</w:t>
       </w:r>
     </w:p>
@@ -8917,6 +8966,7 @@
           <w:szCs w:val="50"/>
           <w:lang w:eastAsia="fr-FR"/>
         </w:rPr>
+        <w:lastRenderedPageBreak/>
         <w:t>2. Détection de la langue</w:t>
       </w:r>
     </w:p>
@@ -9211,7 +9261,6 @@
           <w:sz w:val="24"/>
           <w:lang w:eastAsia="fr-FR"/>
         </w:rPr>
-        <w:lastRenderedPageBreak/>
         <w:t>Cette approche remplace l’utilisation des stop words de NLTK, car StopwordsISO fournit une liste plus étendue et adaptée à la diversité linguistique importante du dataset TMDB.</w:t>
       </w:r>
     </w:p>
@@ -9371,6 +9420,7 @@
           <w:sz w:val="24"/>
           <w:lang w:eastAsia="fr-FR"/>
         </w:rPr>
+        <w:lastRenderedPageBreak/>
         <w:t xml:space="preserve">La détection automatique via </w:t>
       </w:r>
       <w:r>
@@ -9612,7 +9662,6 @@
           <w:szCs w:val="24"/>
           <w:lang w:eastAsia="fr-FR"/>
         </w:rPr>
-        <w:lastRenderedPageBreak/>
         <w:drawing>
           <wp:anchor distT="0" distB="0" distL="114300" distR="114300" simplePos="0" relativeHeight="251671552" behindDoc="0" locked="0" layoutInCell="1" allowOverlap="1" wp14:anchorId="65DDEC1D" wp14:editId="066524E0">
             <wp:simplePos x="0" y="0"/>
@@ -9816,6 +9865,7 @@
           <w:szCs w:val="24"/>
           <w:lang w:eastAsia="fr-FR"/>
         </w:rPr>
+        <w:lastRenderedPageBreak/>
         <w:t xml:space="preserve">Le modèle a été téléchargé depuis le site Huggingface : </w:t>
       </w:r>
       <w:r>
@@ -10093,7 +10143,6 @@
           <w:szCs w:val="24"/>
           <w:lang w:eastAsia="fr-FR"/>
         </w:rPr>
-        <w:lastRenderedPageBreak/>
         <w:t>Cette méthode permet de représenter chaque synopsis par la moyenne des vecteurs mots correspondants, ce qui améliore la qualité des représentations textuelles.</w:t>
       </w:r>
     </w:p>
@@ -10218,6 +10267,7 @@
           <w:sz w:val="28"/>
           <w:lang w:eastAsia="fr-FR"/>
         </w:rPr>
+        <w:lastRenderedPageBreak/>
         <w:t>Encodage et normalisation des données numériques et catégorielles</w:t>
       </w:r>
     </w:p>
@@ -10388,7 +10438,6 @@
           <w:szCs w:val="20"/>
           <w:lang w:eastAsia="fr-FR"/>
         </w:rPr>
-        <w:lastRenderedPageBreak/>
         <w:drawing>
           <wp:anchor distT="0" distB="0" distL="114300" distR="114300" simplePos="0" relativeHeight="251674624" behindDoc="0" locked="0" layoutInCell="1" allowOverlap="1" wp14:anchorId="5B587762" wp14:editId="22F36F9C">
             <wp:simplePos x="0" y="0"/>
@@ -10575,6 +10624,7 @@
           <w:szCs w:val="20"/>
           <w:lang w:eastAsia="fr-FR"/>
         </w:rPr>
+        <w:lastRenderedPageBreak/>
         <w:drawing>
           <wp:anchor distT="0" distB="0" distL="114300" distR="114300" simplePos="0" relativeHeight="251675648" behindDoc="0" locked="0" layoutInCell="1" allowOverlap="1" wp14:anchorId="589F70C2" wp14:editId="1D003D43">
             <wp:simplePos x="0" y="0"/>
@@ -10710,7 +10760,7 @@
         <w:pStyle w:val="Titre1"/>
         <w:numPr>
           <w:ilvl w:val="0"/>
-          <w:numId w:val="32"/>
+          <w:numId w:val="47"/>
         </w:numPr>
         <w:spacing w:before="360" w:after="80" w:line="278" w:lineRule="auto"/>
         <w:jc w:val="center"/>
@@ -10924,6 +10974,7 @@
           <w:bCs/>
           <w:lang w:eastAsia="fr-FR"/>
         </w:rPr>
+        <w:lastRenderedPageBreak/>
         <w:t>Algorithme de Lloyd</w:t>
       </w:r>
       <w:r>
@@ -11539,7 +11590,6 @@
           <w:lang w:eastAsia="fr-FR"/>
           <w14:ligatures w14:val="standardContextual"/>
         </w:rPr>
-        <w:lastRenderedPageBreak/>
         <w:drawing>
           <wp:anchor distT="0" distB="0" distL="114300" distR="114300" simplePos="0" relativeHeight="251661312" behindDoc="1" locked="0" layoutInCell="1" allowOverlap="1" wp14:anchorId="355B7B77" wp14:editId="4DF5100A">
             <wp:simplePos x="0" y="0"/>
@@ -11813,6 +11863,7 @@
           <w:szCs w:val="24"/>
           <w:lang w:eastAsia="fr-FR"/>
         </w:rPr>
+        <w:lastRenderedPageBreak/>
         <w:t xml:space="preserve"> Simplicité d'interprétation</w:t>
       </w:r>
       <w:r>
@@ -12139,7 +12190,6 @@
           <w:szCs w:val="32"/>
           <w:lang w:eastAsia="fr-FR"/>
         </w:rPr>
-        <w:lastRenderedPageBreak/>
         <w:t>Description du Paramétrage</w:t>
       </w:r>
     </w:p>
@@ -12905,7 +12955,6 @@
           <w:noProof/>
           <w:lang w:eastAsia="fr-FR"/>
         </w:rPr>
-        <w:lastRenderedPageBreak/>
         <w:drawing>
           <wp:anchor distT="0" distB="0" distL="114300" distR="114300" simplePos="0" relativeHeight="251664384" behindDoc="1" locked="0" layoutInCell="1" allowOverlap="1" wp14:anchorId="0D507A1A" wp14:editId="20564240">
             <wp:simplePos x="0" y="0"/>
@@ -13439,6 +13488,7 @@
           <w:szCs w:val="24"/>
           <w:lang w:eastAsia="fr-FR"/>
         </w:rPr>
+        <w:lastRenderedPageBreak/>
         <w:t xml:space="preserve"> Il s'agit d'une technique de transformation linéaire qui projette les données sur un nouvel espace de plus faible dimensionnalité en cherchant à maximiser la variance. Elle nous permet d'obtenir une première vue globale de la répartition des clusters.</w:t>
       </w:r>
     </w:p>
@@ -13522,7 +13572,7 @@
         <w:pStyle w:val="Titre1"/>
         <w:numPr>
           <w:ilvl w:val="0"/>
-          <w:numId w:val="32"/>
+          <w:numId w:val="47"/>
         </w:numPr>
         <w:spacing w:before="360" w:after="80" w:line="278" w:lineRule="auto"/>
         <w:jc w:val="center"/>
@@ -13559,17 +13609,7 @@
           <w:sz w:val="24"/>
           <w:szCs w:val="24"/>
         </w:rPr>
-        <w:t xml:space="preserve">L’industrie cinématographique produit chaque année des milliers de films, dont la diversité en termes de genres, budgets et publics rend l’analyse complexe. Dans ce contexte, le clustering </w:t>
-      </w:r>
-      <w:r>
-        <w:rPr>
-          <w:rFonts w:ascii="Times New Roman" w:hAnsi="Times New Roman" w:cs="Times New Roman"/>
-          <w:color w:val="000000" w:themeColor="text1"/>
-          <w:sz w:val="24"/>
-          <w:szCs w:val="24"/>
-        </w:rPr>
-        <w:lastRenderedPageBreak/>
-        <w:t>(ou regroupement non supervisé) permet de découvrir des structures cachées au sein des données sans recourir à une classification prédéfinie.</w:t>
+        <w:t>L’industrie cinématographique produit chaque année des milliers de films, dont la diversité en termes de genres, budgets et publics rend l’analyse complexe. Dans ce contexte, le clustering (ou regroupement non supervisé) permet de découvrir des structures cachées au sein des données sans recourir à une classification prédéfinie.</w:t>
       </w:r>
       <w:r>
         <w:rPr>
@@ -13887,7 +13927,7 @@
           <w:color w:val="000000" w:themeColor="text1"/>
           <w:sz w:val="24"/>
           <w:szCs w:val="24"/>
-          <w:lang w:eastAsia="fr-FR"/>
+          <w:lang w:val="en-CA" w:eastAsia="fr-FR"/>
         </w:rPr>
       </w:pPr>
       <w:r>
@@ -13924,9 +13964,19 @@
           <w:color w:val="000000" w:themeColor="text1"/>
           <w:sz w:val="24"/>
           <w:szCs w:val="24"/>
-          <w:lang w:eastAsia="fr-FR"/>
-        </w:rPr>
-        <w:t xml:space="preserve"> Genres dominants : Drama, Thriller, Horror.</w:t>
+          <w:lang w:val="en-CA" w:eastAsia="fr-FR"/>
+        </w:rPr>
+        <w:t xml:space="preserve"> </w:t>
+      </w:r>
+      <w:r>
+        <w:rPr>
+          <w:rFonts w:ascii="Times New Roman" w:eastAsia="Times New Roman" w:hAnsi="Times New Roman" w:cs="Times New Roman"/>
+          <w:color w:val="000000" w:themeColor="text1"/>
+          <w:sz w:val="24"/>
+          <w:szCs w:val="24"/>
+          <w:lang w:eastAsia="fr-FR"/>
+        </w:rPr>
+        <w:t>Genres dominants : Drama, Thriller, Horror.</w:t>
       </w:r>
     </w:p>
     <w:p>
@@ -13954,6 +14004,7 @@
           <w:szCs w:val="24"/>
           <w:lang w:eastAsia="fr-FR"/>
         </w:rPr>
+        <w:lastRenderedPageBreak/>
         <w:t xml:space="preserve"> Profil : Films combinant intrigue dramatique et éléments sombres, parfois horreur, destinés à un public</w:t>
       </w:r>
       <w:r>
@@ -14004,7 +14055,7 @@
           <w:color w:val="000000" w:themeColor="text1"/>
           <w:sz w:val="24"/>
           <w:szCs w:val="24"/>
-          <w:lang w:eastAsia="fr-FR"/>
+          <w:lang w:val="en-CA" w:eastAsia="fr-FR"/>
         </w:rPr>
       </w:pPr>
       <w:r>
@@ -14041,9 +14092,19 @@
           <w:color w:val="000000" w:themeColor="text1"/>
           <w:sz w:val="24"/>
           <w:szCs w:val="24"/>
-          <w:lang w:eastAsia="fr-FR"/>
-        </w:rPr>
-        <w:t xml:space="preserve"> Genres dominants : Drama, Comedy, Action, Romance.</w:t>
+          <w:lang w:val="en-CA" w:eastAsia="fr-FR"/>
+        </w:rPr>
+        <w:t xml:space="preserve"> </w:t>
+      </w:r>
+      <w:r>
+        <w:rPr>
+          <w:rFonts w:ascii="Times New Roman" w:eastAsia="Times New Roman" w:hAnsi="Times New Roman" w:cs="Times New Roman"/>
+          <w:color w:val="000000" w:themeColor="text1"/>
+          <w:sz w:val="24"/>
+          <w:szCs w:val="24"/>
+          <w:lang w:eastAsia="fr-FR"/>
+        </w:rPr>
+        <w:t>Genres dominants : Drama, Comedy, Action, Romance.</w:t>
       </w:r>
     </w:p>
     <w:p>
@@ -14150,7 +14211,6 @@
           <w:szCs w:val="24"/>
           <w:lang w:val="en-CA" w:eastAsia="fr-FR"/>
         </w:rPr>
-        <w:lastRenderedPageBreak/>
         <w:t xml:space="preserve"> </w:t>
       </w:r>
       <w:r>
@@ -14214,21 +14274,7 @@
           <w:szCs w:val="24"/>
           <w:lang w:eastAsia="fr-FR"/>
         </w:rPr>
-        <w:t>2. Exploitation des caractéristiques textuelle</w:t>
-      </w:r>
-      <w:bookmarkStart w:id="0" w:name="_GoBack"/>
-      <w:bookmarkEnd w:id="0"/>
-      <w:r>
-        <w:rPr>
-          <w:rFonts w:ascii="Times New Roman" w:eastAsia="Times New Roman" w:hAnsi="Times New Roman" w:cs="Times New Roman"/>
-          <w:b/>
-          <w:bCs/>
-          <w:color w:val="000000" w:themeColor="text1"/>
-          <w:sz w:val="24"/>
-          <w:szCs w:val="24"/>
-          <w:lang w:eastAsia="fr-FR"/>
-        </w:rPr>
-        <w:t>s et numériques</w:t>
+        <w:t>2. Exploitation des caractéristiques textuelles et numériques</w:t>
       </w:r>
     </w:p>
     <w:p>
@@ -14267,11 +14313,13 @@
       <w:r>
         <w:rPr>
           <w:rFonts w:ascii="Times New Roman" w:eastAsia="Times New Roman" w:hAnsi="Times New Roman" w:cs="Times New Roman"/>
+          <w:noProof/>
           <w:color w:val="000000" w:themeColor="text1"/>
           <w:sz w:val="24"/>
           <w:szCs w:val="24"/>
           <w:lang w:eastAsia="fr-FR"/>
         </w:rPr>
+        <w:lastRenderedPageBreak/>
         <w:drawing>
           <wp:inline distT="0" distB="0" distL="0" distR="0" wp14:anchorId="32C34C5A" wp14:editId="4F9E81E6">
             <wp:extent cx="5760720" cy="3717925"/>
@@ -14396,18 +14444,7 @@
           <w:lang w:eastAsia="fr-FR"/>
         </w:rPr>
         <w:br/>
-        <w:t xml:space="preserve">• Le score de silhouette : il mesure la compacité et la séparation des clusters, avec une valeur comprise entre -1 et 1. Un score proche de 1 traduit des clusters bien séparés et homogènes, </w:t>
-      </w:r>
-      <w:r>
-        <w:rPr>
-          <w:rFonts w:ascii="Times New Roman" w:eastAsia="Times New Roman" w:hAnsi="Times New Roman" w:cs="Times New Roman"/>
-          <w:color w:val="000000" w:themeColor="text1"/>
-          <w:sz w:val="24"/>
-          <w:szCs w:val="24"/>
-          <w:lang w:eastAsia="fr-FR"/>
-        </w:rPr>
-        <w:lastRenderedPageBreak/>
-        <w:t>tandis qu’un score proche de 0 indique un chevauchement. Dans notre cas, un score moyen de 0,7 montre que les regroupements sont clairement définis et cohérents.</w:t>
+        <w:t>• Le score de silhouette : il mesure la compacité et la séparation des clusters, avec une valeur comprise entre -1 et 1. Un score proche de 1 traduit des clusters bien séparés et homogènes, tandis qu’un score proche de 0 indique un chevauchement. Dans notre cas, un score moyen de 0,7 montre que les regroupements sont clairement définis et cohérents.</w:t>
       </w:r>
     </w:p>
     <w:p>
@@ -14512,11 +14549,13 @@
       <w:r>
         <w:rPr>
           <w:rFonts w:ascii="Times New Roman" w:eastAsia="Times New Roman" w:hAnsi="Times New Roman" w:cs="Times New Roman"/>
+          <w:noProof/>
           <w:color w:val="000000" w:themeColor="text1"/>
           <w:sz w:val="24"/>
           <w:szCs w:val="24"/>
           <w:lang w:eastAsia="fr-FR"/>
         </w:rPr>
+        <w:lastRenderedPageBreak/>
         <w:drawing>
           <wp:inline distT="0" distB="0" distL="0" distR="0" wp14:anchorId="2AABBF6C" wp14:editId="0F98E630">
             <wp:extent cx="5760720" cy="3697605"/>
@@ -14652,9 +14691,11 @@
       <w:r>
         <w:rPr>
           <w:rFonts w:ascii="Times New Roman" w:hAnsi="Times New Roman" w:cs="Times New Roman"/>
+          <w:noProof/>
           <w:color w:val="D4D4D4"/>
           <w:sz w:val="24"/>
           <w:szCs w:val="24"/>
+          <w:lang w:eastAsia="fr-FR"/>
         </w:rPr>
         <w:lastRenderedPageBreak/>
         <w:drawing>
@@ -15042,11 +15083,239 @@
     </w:p>
     <w:p>
       <w:pPr>
+        <w:spacing w:beforeAutospacing="1" w:afterAutospacing="1"/>
+        <w:rPr>
+          <w:rFonts w:ascii="Times New Roman" w:eastAsia="Times New Roman" w:hAnsi="Times New Roman" w:cs="Times New Roman"/>
+          <w:b/>
+          <w:sz w:val="24"/>
+          <w:szCs w:val="24"/>
+          <w:lang w:eastAsia="fr-FR"/>
+        </w:rPr>
+      </w:pPr>
+      <w:r>
+        <w:rPr>
+          <w:rFonts w:ascii="Times New Roman" w:eastAsia="Times New Roman" w:hAnsi="Times New Roman" w:cs="Times New Roman"/>
+          <w:b/>
+          <w:sz w:val="24"/>
+          <w:szCs w:val="24"/>
+          <w:lang w:eastAsia="fr-FR"/>
+        </w:rPr>
+        <w:t>Références</w:t>
+      </w:r>
+    </w:p>
+    <w:p>
+      <w:pPr>
+        <w:numPr>
+          <w:ilvl w:val="0"/>
+          <w:numId w:val="44"/>
+        </w:numPr>
+        <w:suppressAutoHyphens/>
+        <w:spacing w:beforeAutospacing="1" w:after="0"/>
+        <w:ind w:left="1120" w:hanging="400"/>
+        <w:rPr>
+          <w:rFonts w:ascii="Times New Roman" w:eastAsia="Times New Roman" w:hAnsi="Times New Roman" w:cs="Times New Roman"/>
+          <w:sz w:val="24"/>
+          <w:szCs w:val="24"/>
+          <w:lang w:val="en-CA" w:eastAsia="fr-FR"/>
+        </w:rPr>
+      </w:pPr>
+      <w:r>
+        <w:rPr>
+          <w:rFonts w:ascii="Times New Roman" w:eastAsia="Times New Roman" w:hAnsi="Times New Roman" w:cs="Times New Roman"/>
+          <w:sz w:val="24"/>
+          <w:szCs w:val="24"/>
+          <w:lang w:val="en-CA" w:eastAsia="fr-FR"/>
+        </w:rPr>
+        <w:t xml:space="preserve">Wallace B., </w:t>
+      </w:r>
+      <w:bookmarkStart w:id="1" w:name="_Hlk207558638"/>
+      <w:r>
+        <w:rPr>
+          <w:rFonts w:ascii="Times New Roman" w:eastAsia="Times New Roman" w:hAnsi="Times New Roman" w:cs="Times New Roman"/>
+          <w:sz w:val="24"/>
+          <w:szCs w:val="24"/>
+          <w:lang w:val="en-CA" w:eastAsia="fr-FR"/>
+        </w:rPr>
+        <w:t xml:space="preserve">Kupke </w:t>
+      </w:r>
+      <w:bookmarkEnd w:id="1"/>
+      <w:r>
+        <w:rPr>
+          <w:rFonts w:ascii="Times New Roman" w:eastAsia="Times New Roman" w:hAnsi="Times New Roman" w:cs="Times New Roman"/>
+          <w:sz w:val="24"/>
+          <w:szCs w:val="24"/>
+          <w:lang w:val="en-CA" w:eastAsia="fr-FR"/>
+        </w:rPr>
+        <w:t xml:space="preserve">C., </w:t>
+      </w:r>
+      <w:bookmarkStart w:id="2" w:name="_Hlk207558658"/>
+      <w:r>
+        <w:rPr>
+          <w:rFonts w:ascii="Times New Roman" w:eastAsia="Times New Roman" w:hAnsi="Times New Roman" w:cs="Times New Roman"/>
+          <w:sz w:val="24"/>
+          <w:szCs w:val="24"/>
+          <w:lang w:val="en-CA" w:eastAsia="fr-FR"/>
+        </w:rPr>
+        <w:t xml:space="preserve">Khimji </w:t>
+      </w:r>
+      <w:bookmarkEnd w:id="2"/>
+      <w:r>
+        <w:rPr>
+          <w:rFonts w:ascii="Times New Roman" w:eastAsia="Times New Roman" w:hAnsi="Times New Roman" w:cs="Times New Roman"/>
+          <w:sz w:val="24"/>
+          <w:szCs w:val="24"/>
+          <w:lang w:val="en-CA" w:eastAsia="fr-FR"/>
+        </w:rPr>
+        <w:t xml:space="preserve">E., "Developing Recommendation Systems for Movies Using Graph Databases," 2020. </w:t>
+      </w:r>
+    </w:p>
+    <w:p>
+      <w:pPr>
+        <w:numPr>
+          <w:ilvl w:val="0"/>
+          <w:numId w:val="44"/>
+        </w:numPr>
+        <w:suppressAutoHyphens/>
+        <w:spacing w:after="0"/>
+        <w:ind w:left="1120" w:hanging="400"/>
+        <w:rPr>
+          <w:rFonts w:ascii="Times New Roman" w:eastAsia="Times New Roman" w:hAnsi="Times New Roman" w:cs="Times New Roman"/>
+          <w:sz w:val="24"/>
+          <w:szCs w:val="24"/>
+          <w:lang w:val="en-CA" w:eastAsia="fr-FR"/>
+        </w:rPr>
+      </w:pPr>
+      <w:r>
+        <w:rPr>
+          <w:rFonts w:ascii="Times New Roman" w:eastAsia="Times New Roman" w:hAnsi="Times New Roman" w:cs="Times New Roman"/>
+          <w:sz w:val="24"/>
+          <w:szCs w:val="24"/>
+          <w:lang w:val="en-CA" w:eastAsia="fr-FR"/>
+        </w:rPr>
+        <w:t xml:space="preserve">S. Roy, C. Panigrahi, A. Saha, "Comparative Analysis of Clustering Techniques for Movie Recommendation," MATEC Web Conf., 2018. </w:t>
+      </w:r>
+    </w:p>
+    <w:p>
+      <w:pPr>
+        <w:numPr>
+          <w:ilvl w:val="0"/>
+          <w:numId w:val="44"/>
+        </w:numPr>
+        <w:suppressAutoHyphens/>
+        <w:spacing w:after="0"/>
+        <w:ind w:left="1120" w:hanging="400"/>
+        <w:rPr>
+          <w:rFonts w:ascii="Times New Roman" w:eastAsia="Times New Roman" w:hAnsi="Times New Roman" w:cs="Times New Roman"/>
+          <w:sz w:val="24"/>
+          <w:szCs w:val="24"/>
+          <w:lang w:val="en-CA" w:eastAsia="fr-FR"/>
+        </w:rPr>
+      </w:pPr>
+      <w:r>
+        <w:rPr>
+          <w:rFonts w:ascii="Times New Roman" w:eastAsia="Times New Roman" w:hAnsi="Times New Roman" w:cs="Times New Roman"/>
+          <w:sz w:val="24"/>
+          <w:szCs w:val="24"/>
+          <w:lang w:val="en-CA" w:eastAsia="fr-FR"/>
+        </w:rPr>
+        <w:t xml:space="preserve">Mahesh T, RVV Vinoth Kumar, "Clustering Techniques for Recommendation of Movies," Int. J. Data Informatics and Intelligent Computing, 2022. </w:t>
+      </w:r>
+    </w:p>
+    <w:p>
+      <w:pPr>
+        <w:numPr>
+          <w:ilvl w:val="0"/>
+          <w:numId w:val="44"/>
+        </w:numPr>
+        <w:suppressAutoHyphens/>
+        <w:spacing w:after="0"/>
+        <w:ind w:left="1120" w:hanging="400"/>
+        <w:rPr>
+          <w:rFonts w:ascii="Times New Roman" w:eastAsia="Times New Roman" w:hAnsi="Times New Roman" w:cs="Times New Roman"/>
+          <w:sz w:val="24"/>
+          <w:szCs w:val="24"/>
+          <w:lang w:eastAsia="fr-FR"/>
+        </w:rPr>
+      </w:pPr>
+      <w:r>
+        <w:rPr>
+          <w:rFonts w:ascii="Times New Roman" w:eastAsia="Times New Roman" w:hAnsi="Times New Roman" w:cs="Times New Roman"/>
+          <w:sz w:val="24"/>
+          <w:szCs w:val="24"/>
+          <w:lang w:val="en-CA" w:eastAsia="fr-FR"/>
+        </w:rPr>
+        <w:t xml:space="preserve">Lloyd, S. (1982). "Least squares quantization in PCM." </w:t>
+      </w:r>
+      <w:r>
+        <w:rPr>
+          <w:rFonts w:ascii="Times New Roman" w:eastAsia="Times New Roman" w:hAnsi="Times New Roman" w:cs="Times New Roman"/>
+          <w:sz w:val="24"/>
+          <w:szCs w:val="24"/>
+          <w:lang w:eastAsia="fr-FR"/>
+        </w:rPr>
+        <w:t xml:space="preserve">IEEE Transactions on Information Theory, 28(2), 129-137. </w:t>
+      </w:r>
+    </w:p>
+    <w:p>
+      <w:pPr>
+        <w:numPr>
+          <w:ilvl w:val="0"/>
+          <w:numId w:val="44"/>
+        </w:numPr>
+        <w:suppressAutoHyphens/>
+        <w:spacing w:after="0"/>
+        <w:ind w:left="1120" w:hanging="400"/>
+        <w:rPr>
+          <w:rFonts w:ascii="Times New Roman" w:eastAsia="Times New Roman" w:hAnsi="Times New Roman" w:cs="Times New Roman"/>
+          <w:sz w:val="24"/>
+          <w:szCs w:val="24"/>
+          <w:lang w:val="en-CA" w:eastAsia="fr-FR"/>
+        </w:rPr>
+      </w:pPr>
+      <w:r>
+        <w:rPr>
+          <w:rFonts w:ascii="Times New Roman" w:eastAsia="Times New Roman" w:hAnsi="Times New Roman" w:cs="Times New Roman"/>
+          <w:sz w:val="24"/>
+          <w:szCs w:val="24"/>
+          <w:lang w:val="en-CA" w:eastAsia="fr-FR"/>
+        </w:rPr>
+        <w:t xml:space="preserve">Article: "A novel movie recommendation method based on clustering by genre," AIP Conference Proceedings, 2019. </w:t>
+      </w:r>
+    </w:p>
+    <w:p>
+      <w:pPr>
+        <w:numPr>
+          <w:ilvl w:val="0"/>
+          <w:numId w:val="44"/>
+        </w:numPr>
+        <w:suppressAutoHyphens/>
+        <w:spacing w:after="0" w:afterAutospacing="1"/>
+        <w:ind w:left="1120" w:hanging="400"/>
+        <w:rPr>
+          <w:rFonts w:ascii="Times New Roman" w:eastAsia="Times New Roman" w:hAnsi="Times New Roman" w:cs="Times New Roman"/>
+          <w:sz w:val="24"/>
+          <w:szCs w:val="24"/>
+          <w:lang w:val="en-CA" w:eastAsia="fr-FR"/>
+        </w:rPr>
+      </w:pPr>
+      <w:r>
+        <w:rPr>
+          <w:rFonts w:ascii="Times New Roman" w:eastAsia="Times New Roman" w:hAnsi="Times New Roman" w:cs="Times New Roman"/>
+          <w:sz w:val="24"/>
+          <w:szCs w:val="24"/>
+          <w:lang w:val="en-CA" w:eastAsia="fr-FR"/>
+        </w:rPr>
+        <w:t xml:space="preserve">Jonathan Zong, "K Means Clustering with Tf-idf Weights." </w:t>
+      </w:r>
+    </w:p>
+    <w:p>
+      <w:pPr>
         <w:rPr>
           <w:rFonts w:ascii="Times New Roman" w:hAnsi="Times New Roman" w:cs="Times New Roman"/>
           <w:color w:val="D4D4D4"/>
           <w:sz w:val="24"/>
           <w:szCs w:val="24"/>
+          <w:lang w:val="en-CA"/>
         </w:rPr>
       </w:pPr>
     </w:p>
@@ -16333,6 +16602,119 @@
     </w:lvl>
   </w:abstractNum>
   <w:abstractNum w:abstractNumId="10" w15:restartNumberingAfterBreak="0">
+    <w:nsid w:val="0F2407D7"/>
+    <w:multiLevelType w:val="hybridMultilevel"/>
+    <w:tmpl w:val="B05E9AFA"/>
+    <w:lvl w:ilvl="0" w:tplc="9D3C99A4">
+      <w:start w:val="1"/>
+      <w:numFmt w:val="bullet"/>
+      <w:lvlText w:val=""/>
+      <w:lvlJc w:val="left"/>
+      <w:pPr>
+        <w:ind w:left="720" w:hanging="360"/>
+      </w:pPr>
+      <w:rPr>
+        <w:rFonts w:ascii="Symbol" w:eastAsia="Noto Serif CJK SC" w:hAnsi="Symbol" w:cs="Times New Roman" w:hint="default"/>
+      </w:rPr>
+    </w:lvl>
+    <w:lvl w:ilvl="1" w:tplc="040C0003" w:tentative="1">
+      <w:start w:val="1"/>
+      <w:numFmt w:val="bullet"/>
+      <w:lvlText w:val="o"/>
+      <w:lvlJc w:val="left"/>
+      <w:pPr>
+        <w:ind w:left="1440" w:hanging="360"/>
+      </w:pPr>
+      <w:rPr>
+        <w:rFonts w:ascii="Courier New" w:hAnsi="Courier New" w:cs="Courier New" w:hint="default"/>
+      </w:rPr>
+    </w:lvl>
+    <w:lvl w:ilvl="2" w:tplc="040C0005" w:tentative="1">
+      <w:start w:val="1"/>
+      <w:numFmt w:val="bullet"/>
+      <w:lvlText w:val=""/>
+      <w:lvlJc w:val="left"/>
+      <w:pPr>
+        <w:ind w:left="2160" w:hanging="360"/>
+      </w:pPr>
+      <w:rPr>
+        <w:rFonts w:ascii="Wingdings" w:hAnsi="Wingdings" w:hint="default"/>
+      </w:rPr>
+    </w:lvl>
+    <w:lvl w:ilvl="3" w:tplc="040C0001" w:tentative="1">
+      <w:start w:val="1"/>
+      <w:numFmt w:val="bullet"/>
+      <w:lvlText w:val=""/>
+      <w:lvlJc w:val="left"/>
+      <w:pPr>
+        <w:ind w:left="2880" w:hanging="360"/>
+      </w:pPr>
+      <w:rPr>
+        <w:rFonts w:ascii="Symbol" w:hAnsi="Symbol" w:hint="default"/>
+      </w:rPr>
+    </w:lvl>
+    <w:lvl w:ilvl="4" w:tplc="040C0003" w:tentative="1">
+      <w:start w:val="1"/>
+      <w:numFmt w:val="bullet"/>
+      <w:lvlText w:val="o"/>
+      <w:lvlJc w:val="left"/>
+      <w:pPr>
+        <w:ind w:left="3600" w:hanging="360"/>
+      </w:pPr>
+      <w:rPr>
+        <w:rFonts w:ascii="Courier New" w:hAnsi="Courier New" w:cs="Courier New" w:hint="default"/>
+      </w:rPr>
+    </w:lvl>
+    <w:lvl w:ilvl="5" w:tplc="040C0005" w:tentative="1">
+      <w:start w:val="1"/>
+      <w:numFmt w:val="bullet"/>
+      <w:lvlText w:val=""/>
+      <w:lvlJc w:val="left"/>
+      <w:pPr>
+        <w:ind w:left="4320" w:hanging="360"/>
+      </w:pPr>
+      <w:rPr>
+        <w:rFonts w:ascii="Wingdings" w:hAnsi="Wingdings" w:hint="default"/>
+      </w:rPr>
+    </w:lvl>
+    <w:lvl w:ilvl="6" w:tplc="040C0001" w:tentative="1">
+      <w:start w:val="1"/>
+      <w:numFmt w:val="bullet"/>
+      <w:lvlText w:val=""/>
+      <w:lvlJc w:val="left"/>
+      <w:pPr>
+        <w:ind w:left="5040" w:hanging="360"/>
+      </w:pPr>
+      <w:rPr>
+        <w:rFonts w:ascii="Symbol" w:hAnsi="Symbol" w:hint="default"/>
+      </w:rPr>
+    </w:lvl>
+    <w:lvl w:ilvl="7" w:tplc="040C0003" w:tentative="1">
+      <w:start w:val="1"/>
+      <w:numFmt w:val="bullet"/>
+      <w:lvlText w:val="o"/>
+      <w:lvlJc w:val="left"/>
+      <w:pPr>
+        <w:ind w:left="5760" w:hanging="360"/>
+      </w:pPr>
+      <w:rPr>
+        <w:rFonts w:ascii="Courier New" w:hAnsi="Courier New" w:cs="Courier New" w:hint="default"/>
+      </w:rPr>
+    </w:lvl>
+    <w:lvl w:ilvl="8" w:tplc="040C0005" w:tentative="1">
+      <w:start w:val="1"/>
+      <w:numFmt w:val="bullet"/>
+      <w:lvlText w:val=""/>
+      <w:lvlJc w:val="left"/>
+      <w:pPr>
+        <w:ind w:left="6480" w:hanging="360"/>
+      </w:pPr>
+      <w:rPr>
+        <w:rFonts w:ascii="Wingdings" w:hAnsi="Wingdings" w:hint="default"/>
+      </w:rPr>
+    </w:lvl>
+  </w:abstractNum>
+  <w:abstractNum w:abstractNumId="11" w15:restartNumberingAfterBreak="0">
     <w:nsid w:val="10567185"/>
     <w:multiLevelType w:val="multilevel"/>
     <w:tmpl w:val="94F4B91E"/>
@@ -16481,7 +16863,7 @@
       </w:rPr>
     </w:lvl>
   </w:abstractNum>
-  <w:abstractNum w:abstractNumId="11" w15:restartNumberingAfterBreak="0">
+  <w:abstractNum w:abstractNumId="12" w15:restartNumberingAfterBreak="0">
     <w:nsid w:val="14984395"/>
     <w:multiLevelType w:val="hybridMultilevel"/>
     <w:tmpl w:val="4E082006"/>
@@ -16594,7 +16976,7 @@
       </w:rPr>
     </w:lvl>
   </w:abstractNum>
-  <w:abstractNum w:abstractNumId="12" w15:restartNumberingAfterBreak="0">
+  <w:abstractNum w:abstractNumId="13" w15:restartNumberingAfterBreak="0">
     <w:nsid w:val="186E6D1F"/>
     <w:multiLevelType w:val="multilevel"/>
     <w:tmpl w:val="373671A2"/>
@@ -16743,7 +17125,7 @@
       </w:rPr>
     </w:lvl>
   </w:abstractNum>
-  <w:abstractNum w:abstractNumId="13" w15:restartNumberingAfterBreak="0">
+  <w:abstractNum w:abstractNumId="14" w15:restartNumberingAfterBreak="0">
     <w:nsid w:val="1A3B7C03"/>
     <w:multiLevelType w:val="hybridMultilevel"/>
     <w:tmpl w:val="B1B628D6"/>
@@ -16856,7 +17238,7 @@
       </w:rPr>
     </w:lvl>
   </w:abstractNum>
-  <w:abstractNum w:abstractNumId="14" w15:restartNumberingAfterBreak="0">
+  <w:abstractNum w:abstractNumId="15" w15:restartNumberingAfterBreak="0">
     <w:nsid w:val="1C9E00C4"/>
     <w:multiLevelType w:val="multilevel"/>
     <w:tmpl w:val="07D6E53C"/>
@@ -17005,7 +17387,7 @@
       </w:rPr>
     </w:lvl>
   </w:abstractNum>
-  <w:abstractNum w:abstractNumId="15" w15:restartNumberingAfterBreak="0">
+  <w:abstractNum w:abstractNumId="16" w15:restartNumberingAfterBreak="0">
     <w:nsid w:val="1D0C7E38"/>
     <w:multiLevelType w:val="multilevel"/>
     <w:tmpl w:val="DBD05BD0"/>
@@ -17154,7 +17536,7 @@
       </w:rPr>
     </w:lvl>
   </w:abstractNum>
-  <w:abstractNum w:abstractNumId="16" w15:restartNumberingAfterBreak="0">
+  <w:abstractNum w:abstractNumId="17" w15:restartNumberingAfterBreak="0">
     <w:nsid w:val="1FCC1FE4"/>
     <w:multiLevelType w:val="hybridMultilevel"/>
     <w:tmpl w:val="A9909B18"/>
@@ -17267,7 +17649,7 @@
       </w:rPr>
     </w:lvl>
   </w:abstractNum>
-  <w:abstractNum w:abstractNumId="17" w15:restartNumberingAfterBreak="0">
+  <w:abstractNum w:abstractNumId="18" w15:restartNumberingAfterBreak="0">
     <w:nsid w:val="201503B9"/>
     <w:multiLevelType w:val="hybridMultilevel"/>
     <w:tmpl w:val="CEA0854A"/>
@@ -17380,7 +17762,7 @@
       </w:rPr>
     </w:lvl>
   </w:abstractNum>
-  <w:abstractNum w:abstractNumId="18" w15:restartNumberingAfterBreak="0">
+  <w:abstractNum w:abstractNumId="19" w15:restartNumberingAfterBreak="0">
     <w:nsid w:val="27EE0AE9"/>
     <w:multiLevelType w:val="multilevel"/>
     <w:tmpl w:val="944A7D44"/>
@@ -17529,7 +17911,7 @@
       </w:rPr>
     </w:lvl>
   </w:abstractNum>
-  <w:abstractNum w:abstractNumId="19" w15:restartNumberingAfterBreak="0">
+  <w:abstractNum w:abstractNumId="20" w15:restartNumberingAfterBreak="0">
     <w:nsid w:val="2F562061"/>
     <w:multiLevelType w:val="hybridMultilevel"/>
     <w:tmpl w:val="E4BEE0C0"/>
@@ -17615,7 +17997,7 @@
       </w:pPr>
     </w:lvl>
   </w:abstractNum>
-  <w:abstractNum w:abstractNumId="20" w15:restartNumberingAfterBreak="0">
+  <w:abstractNum w:abstractNumId="21" w15:restartNumberingAfterBreak="0">
     <w:nsid w:val="305D2DFA"/>
     <w:multiLevelType w:val="hybridMultilevel"/>
     <w:tmpl w:val="FF96DEE4"/>
@@ -17728,7 +18110,7 @@
       </w:rPr>
     </w:lvl>
   </w:abstractNum>
-  <w:abstractNum w:abstractNumId="21" w15:restartNumberingAfterBreak="0">
+  <w:abstractNum w:abstractNumId="22" w15:restartNumberingAfterBreak="0">
     <w:nsid w:val="35C62375"/>
     <w:multiLevelType w:val="hybridMultilevel"/>
     <w:tmpl w:val="F7005C6C"/>
@@ -17814,7 +18196,156 @@
       </w:pPr>
     </w:lvl>
   </w:abstractNum>
-  <w:abstractNum w:abstractNumId="22" w15:restartNumberingAfterBreak="0">
+  <w:abstractNum w:abstractNumId="23" w15:restartNumberingAfterBreak="0">
+    <w:nsid w:val="3F096BB0"/>
+    <w:multiLevelType w:val="multilevel"/>
+    <w:tmpl w:val="08A60780"/>
+    <w:lvl w:ilvl="0">
+      <w:start w:val="1"/>
+      <w:numFmt w:val="bullet"/>
+      <w:lvlText w:val=""/>
+      <w:lvlJc w:val="left"/>
+      <w:pPr>
+        <w:tabs>
+          <w:tab w:val="num" w:pos="720"/>
+        </w:tabs>
+        <w:ind w:left="720" w:hanging="360"/>
+      </w:pPr>
+      <w:rPr>
+        <w:rFonts w:ascii="Symbol" w:hAnsi="Symbol" w:cs="Symbol" w:hint="default"/>
+        <w:sz w:val="20"/>
+      </w:rPr>
+    </w:lvl>
+    <w:lvl w:ilvl="1">
+      <w:start w:val="1"/>
+      <w:numFmt w:val="bullet"/>
+      <w:lvlText w:val="o"/>
+      <w:lvlJc w:val="left"/>
+      <w:pPr>
+        <w:tabs>
+          <w:tab w:val="num" w:pos="1440"/>
+        </w:tabs>
+        <w:ind w:left="1440" w:hanging="360"/>
+      </w:pPr>
+      <w:rPr>
+        <w:rFonts w:ascii="Courier New" w:hAnsi="Courier New" w:cs="Courier New" w:hint="default"/>
+        <w:sz w:val="20"/>
+      </w:rPr>
+    </w:lvl>
+    <w:lvl w:ilvl="2">
+      <w:start w:val="1"/>
+      <w:numFmt w:val="bullet"/>
+      <w:lvlText w:val=""/>
+      <w:lvlJc w:val="left"/>
+      <w:pPr>
+        <w:tabs>
+          <w:tab w:val="num" w:pos="2160"/>
+        </w:tabs>
+        <w:ind w:left="2160" w:hanging="360"/>
+      </w:pPr>
+      <w:rPr>
+        <w:rFonts w:ascii="Wingdings" w:hAnsi="Wingdings" w:cs="Wingdings" w:hint="default"/>
+        <w:sz w:val="20"/>
+      </w:rPr>
+    </w:lvl>
+    <w:lvl w:ilvl="3">
+      <w:start w:val="1"/>
+      <w:numFmt w:val="bullet"/>
+      <w:lvlText w:val=""/>
+      <w:lvlJc w:val="left"/>
+      <w:pPr>
+        <w:tabs>
+          <w:tab w:val="num" w:pos="2880"/>
+        </w:tabs>
+        <w:ind w:left="2880" w:hanging="360"/>
+      </w:pPr>
+      <w:rPr>
+        <w:rFonts w:ascii="Wingdings" w:hAnsi="Wingdings" w:cs="Wingdings" w:hint="default"/>
+        <w:sz w:val="20"/>
+      </w:rPr>
+    </w:lvl>
+    <w:lvl w:ilvl="4">
+      <w:start w:val="1"/>
+      <w:numFmt w:val="bullet"/>
+      <w:lvlText w:val=""/>
+      <w:lvlJc w:val="left"/>
+      <w:pPr>
+        <w:tabs>
+          <w:tab w:val="num" w:pos="3600"/>
+        </w:tabs>
+        <w:ind w:left="3600" w:hanging="360"/>
+      </w:pPr>
+      <w:rPr>
+        <w:rFonts w:ascii="Wingdings" w:hAnsi="Wingdings" w:cs="Wingdings" w:hint="default"/>
+        <w:sz w:val="20"/>
+      </w:rPr>
+    </w:lvl>
+    <w:lvl w:ilvl="5">
+      <w:start w:val="1"/>
+      <w:numFmt w:val="bullet"/>
+      <w:lvlText w:val=""/>
+      <w:lvlJc w:val="left"/>
+      <w:pPr>
+        <w:tabs>
+          <w:tab w:val="num" w:pos="4320"/>
+        </w:tabs>
+        <w:ind w:left="4320" w:hanging="360"/>
+      </w:pPr>
+      <w:rPr>
+        <w:rFonts w:ascii="Wingdings" w:hAnsi="Wingdings" w:cs="Wingdings" w:hint="default"/>
+        <w:sz w:val="20"/>
+      </w:rPr>
+    </w:lvl>
+    <w:lvl w:ilvl="6">
+      <w:start w:val="1"/>
+      <w:numFmt w:val="bullet"/>
+      <w:lvlText w:val=""/>
+      <w:lvlJc w:val="left"/>
+      <w:pPr>
+        <w:tabs>
+          <w:tab w:val="num" w:pos="5040"/>
+        </w:tabs>
+        <w:ind w:left="5040" w:hanging="360"/>
+      </w:pPr>
+      <w:rPr>
+        <w:rFonts w:ascii="Wingdings" w:hAnsi="Wingdings" w:cs="Wingdings" w:hint="default"/>
+        <w:sz w:val="20"/>
+      </w:rPr>
+    </w:lvl>
+    <w:lvl w:ilvl="7">
+      <w:start w:val="1"/>
+      <w:numFmt w:val="bullet"/>
+      <w:lvlText w:val=""/>
+      <w:lvlJc w:val="left"/>
+      <w:pPr>
+        <w:tabs>
+          <w:tab w:val="num" w:pos="5760"/>
+        </w:tabs>
+        <w:ind w:left="5760" w:hanging="360"/>
+      </w:pPr>
+      <w:rPr>
+        <w:rFonts w:ascii="Wingdings" w:hAnsi="Wingdings" w:cs="Wingdings" w:hint="default"/>
+        <w:sz w:val="20"/>
+      </w:rPr>
+    </w:lvl>
+    <w:lvl w:ilvl="8">
+      <w:start w:val="1"/>
+      <w:numFmt w:val="bullet"/>
+      <w:lvlText w:val=""/>
+      <w:lvlJc w:val="left"/>
+      <w:pPr>
+        <w:tabs>
+          <w:tab w:val="num" w:pos="6480"/>
+        </w:tabs>
+        <w:ind w:left="6480" w:hanging="360"/>
+      </w:pPr>
+      <w:rPr>
+        <w:rFonts w:ascii="Wingdings" w:hAnsi="Wingdings" w:cs="Wingdings" w:hint="default"/>
+        <w:sz w:val="20"/>
+      </w:rPr>
+    </w:lvl>
+  </w:abstractNum>
+  <w:abstractNum w:abstractNumId="24" w15:restartNumberingAfterBreak="0">
     <w:nsid w:val="447B5B70"/>
     <w:multiLevelType w:val="hybridMultilevel"/>
     <w:tmpl w:val="4920CBFA"/>
@@ -17927,7 +18458,7 @@
       </w:rPr>
     </w:lvl>
   </w:abstractNum>
-  <w:abstractNum w:abstractNumId="23" w15:restartNumberingAfterBreak="0">
+  <w:abstractNum w:abstractNumId="25" w15:restartNumberingAfterBreak="0">
     <w:nsid w:val="454B209C"/>
     <w:multiLevelType w:val="multilevel"/>
     <w:tmpl w:val="912CB4AC"/>
@@ -18076,7 +18607,120 @@
       </w:rPr>
     </w:lvl>
   </w:abstractNum>
-  <w:abstractNum w:abstractNumId="24" w15:restartNumberingAfterBreak="0">
+  <w:abstractNum w:abstractNumId="26" w15:restartNumberingAfterBreak="0">
+    <w:nsid w:val="45FB72FD"/>
+    <w:multiLevelType w:val="hybridMultilevel"/>
+    <w:tmpl w:val="4A42534A"/>
+    <w:lvl w:ilvl="0" w:tplc="040C000B">
+      <w:start w:val="1"/>
+      <w:numFmt w:val="bullet"/>
+      <w:lvlText w:val=""/>
+      <w:lvlJc w:val="left"/>
+      <w:pPr>
+        <w:ind w:left="1068" w:hanging="360"/>
+      </w:pPr>
+      <w:rPr>
+        <w:rFonts w:ascii="Wingdings" w:hAnsi="Wingdings" w:hint="default"/>
+      </w:rPr>
+    </w:lvl>
+    <w:lvl w:ilvl="1" w:tplc="040C0003" w:tentative="1">
+      <w:start w:val="1"/>
+      <w:numFmt w:val="bullet"/>
+      <w:lvlText w:val="o"/>
+      <w:lvlJc w:val="left"/>
+      <w:pPr>
+        <w:ind w:left="1788" w:hanging="360"/>
+      </w:pPr>
+      <w:rPr>
+        <w:rFonts w:ascii="Courier New" w:hAnsi="Courier New" w:cs="Courier New" w:hint="default"/>
+      </w:rPr>
+    </w:lvl>
+    <w:lvl w:ilvl="2" w:tplc="040C0005" w:tentative="1">
+      <w:start w:val="1"/>
+      <w:numFmt w:val="bullet"/>
+      <w:lvlText w:val=""/>
+      <w:lvlJc w:val="left"/>
+      <w:pPr>
+        <w:ind w:left="2508" w:hanging="360"/>
+      </w:pPr>
+      <w:rPr>
+        <w:rFonts w:ascii="Wingdings" w:hAnsi="Wingdings" w:hint="default"/>
+      </w:rPr>
+    </w:lvl>
+    <w:lvl w:ilvl="3" w:tplc="040C0001" w:tentative="1">
+      <w:start w:val="1"/>
+      <w:numFmt w:val="bullet"/>
+      <w:lvlText w:val=""/>
+      <w:lvlJc w:val="left"/>
+      <w:pPr>
+        <w:ind w:left="3228" w:hanging="360"/>
+      </w:pPr>
+      <w:rPr>
+        <w:rFonts w:ascii="Symbol" w:hAnsi="Symbol" w:hint="default"/>
+      </w:rPr>
+    </w:lvl>
+    <w:lvl w:ilvl="4" w:tplc="040C0003" w:tentative="1">
+      <w:start w:val="1"/>
+      <w:numFmt w:val="bullet"/>
+      <w:lvlText w:val="o"/>
+      <w:lvlJc w:val="left"/>
+      <w:pPr>
+        <w:ind w:left="3948" w:hanging="360"/>
+      </w:pPr>
+      <w:rPr>
+        <w:rFonts w:ascii="Courier New" w:hAnsi="Courier New" w:cs="Courier New" w:hint="default"/>
+      </w:rPr>
+    </w:lvl>
+    <w:lvl w:ilvl="5" w:tplc="040C0005" w:tentative="1">
+      <w:start w:val="1"/>
+      <w:numFmt w:val="bullet"/>
+      <w:lvlText w:val=""/>
+      <w:lvlJc w:val="left"/>
+      <w:pPr>
+        <w:ind w:left="4668" w:hanging="360"/>
+      </w:pPr>
+      <w:rPr>
+        <w:rFonts w:ascii="Wingdings" w:hAnsi="Wingdings" w:hint="default"/>
+      </w:rPr>
+    </w:lvl>
+    <w:lvl w:ilvl="6" w:tplc="040C0001" w:tentative="1">
+      <w:start w:val="1"/>
+      <w:numFmt w:val="bullet"/>
+      <w:lvlText w:val=""/>
+      <w:lvlJc w:val="left"/>
+      <w:pPr>
+        <w:ind w:left="5388" w:hanging="360"/>
+      </w:pPr>
+      <w:rPr>
+        <w:rFonts w:ascii="Symbol" w:hAnsi="Symbol" w:hint="default"/>
+      </w:rPr>
+    </w:lvl>
+    <w:lvl w:ilvl="7" w:tplc="040C0003" w:tentative="1">
+      <w:start w:val="1"/>
+      <w:numFmt w:val="bullet"/>
+      <w:lvlText w:val="o"/>
+      <w:lvlJc w:val="left"/>
+      <w:pPr>
+        <w:ind w:left="6108" w:hanging="360"/>
+      </w:pPr>
+      <w:rPr>
+        <w:rFonts w:ascii="Courier New" w:hAnsi="Courier New" w:cs="Courier New" w:hint="default"/>
+      </w:rPr>
+    </w:lvl>
+    <w:lvl w:ilvl="8" w:tplc="040C0005" w:tentative="1">
+      <w:start w:val="1"/>
+      <w:numFmt w:val="bullet"/>
+      <w:lvlText w:val=""/>
+      <w:lvlJc w:val="left"/>
+      <w:pPr>
+        <w:ind w:left="6828" w:hanging="360"/>
+      </w:pPr>
+      <w:rPr>
+        <w:rFonts w:ascii="Wingdings" w:hAnsi="Wingdings" w:hint="default"/>
+      </w:rPr>
+    </w:lvl>
+  </w:abstractNum>
+  <w:abstractNum w:abstractNumId="27" w15:restartNumberingAfterBreak="0">
     <w:nsid w:val="4CAF1D91"/>
     <w:multiLevelType w:val="multilevel"/>
     <w:tmpl w:val="1614669E"/>
@@ -18225,7 +18869,7 @@
       </w:rPr>
     </w:lvl>
   </w:abstractNum>
-  <w:abstractNum w:abstractNumId="25" w15:restartNumberingAfterBreak="0">
+  <w:abstractNum w:abstractNumId="28" w15:restartNumberingAfterBreak="0">
     <w:nsid w:val="4D0A461B"/>
     <w:multiLevelType w:val="hybridMultilevel"/>
     <w:tmpl w:val="61DCD0D8"/>
@@ -18338,7 +18982,7 @@
       </w:rPr>
     </w:lvl>
   </w:abstractNum>
-  <w:abstractNum w:abstractNumId="26" w15:restartNumberingAfterBreak="0">
+  <w:abstractNum w:abstractNumId="29" w15:restartNumberingAfterBreak="0">
     <w:nsid w:val="53ED6F52"/>
     <w:multiLevelType w:val="multilevel"/>
     <w:tmpl w:val="B32E59B8"/>
@@ -18451,7 +19095,7 @@
       </w:pPr>
     </w:lvl>
   </w:abstractNum>
-  <w:abstractNum w:abstractNumId="27" w15:restartNumberingAfterBreak="0">
+  <w:abstractNum w:abstractNumId="30" w15:restartNumberingAfterBreak="0">
     <w:nsid w:val="561D7082"/>
     <w:multiLevelType w:val="multilevel"/>
     <w:tmpl w:val="0122C124"/>
@@ -18600,7 +19244,7 @@
       </w:rPr>
     </w:lvl>
   </w:abstractNum>
-  <w:abstractNum w:abstractNumId="28" w15:restartNumberingAfterBreak="0">
+  <w:abstractNum w:abstractNumId="31" w15:restartNumberingAfterBreak="0">
     <w:nsid w:val="57F76798"/>
     <w:multiLevelType w:val="hybridMultilevel"/>
     <w:tmpl w:val="A87408C0"/>
@@ -18689,7 +19333,7 @@
       </w:pPr>
     </w:lvl>
   </w:abstractNum>
-  <w:abstractNum w:abstractNumId="29" w15:restartNumberingAfterBreak="0">
+  <w:abstractNum w:abstractNumId="32" w15:restartNumberingAfterBreak="0">
     <w:nsid w:val="5BDF487D"/>
     <w:multiLevelType w:val="multilevel"/>
     <w:tmpl w:val="3430698E"/>
@@ -18838,7 +19482,93 @@
       </w:rPr>
     </w:lvl>
   </w:abstractNum>
-  <w:abstractNum w:abstractNumId="30" w15:restartNumberingAfterBreak="0">
+  <w:abstractNum w:abstractNumId="33" w15:restartNumberingAfterBreak="0">
+    <w:nsid w:val="5F5C08CC"/>
+    <w:multiLevelType w:val="hybridMultilevel"/>
+    <w:tmpl w:val="49A6D65E"/>
+    <w:lvl w:ilvl="0" w:tplc="040C0013">
+      <w:start w:val="1"/>
+      <w:numFmt w:val="upperRoman"/>
+      <w:lvlText w:val="%1."/>
+      <w:lvlJc w:val="right"/>
+      <w:pPr>
+        <w:ind w:left="720" w:hanging="360"/>
+      </w:pPr>
+    </w:lvl>
+    <w:lvl w:ilvl="1" w:tplc="040C0019" w:tentative="1">
+      <w:start w:val="1"/>
+      <w:numFmt w:val="lowerLetter"/>
+      <w:lvlText w:val="%2."/>
+      <w:lvlJc w:val="left"/>
+      <w:pPr>
+        <w:ind w:left="1440" w:hanging="360"/>
+      </w:pPr>
+    </w:lvl>
+    <w:lvl w:ilvl="2" w:tplc="040C001B" w:tentative="1">
+      <w:start w:val="1"/>
+      <w:numFmt w:val="lowerRoman"/>
+      <w:lvlText w:val="%3."/>
+      <w:lvlJc w:val="right"/>
+      <w:pPr>
+        <w:ind w:left="2160" w:hanging="180"/>
+      </w:pPr>
+    </w:lvl>
+    <w:lvl w:ilvl="3" w:tplc="040C000F" w:tentative="1">
+      <w:start w:val="1"/>
+      <w:numFmt w:val="decimal"/>
+      <w:lvlText w:val="%4."/>
+      <w:lvlJc w:val="left"/>
+      <w:pPr>
+        <w:ind w:left="2880" w:hanging="360"/>
+      </w:pPr>
+    </w:lvl>
+    <w:lvl w:ilvl="4" w:tplc="040C0019" w:tentative="1">
+      <w:start w:val="1"/>
+      <w:numFmt w:val="lowerLetter"/>
+      <w:lvlText w:val="%5."/>
+      <w:lvlJc w:val="left"/>
+      <w:pPr>
+        <w:ind w:left="3600" w:hanging="360"/>
+      </w:pPr>
+    </w:lvl>
+    <w:lvl w:ilvl="5" w:tplc="040C001B" w:tentative="1">
+      <w:start w:val="1"/>
+      <w:numFmt w:val="lowerRoman"/>
+      <w:lvlText w:val="%6."/>
+      <w:lvlJc w:val="right"/>
+      <w:pPr>
+        <w:ind w:left="4320" w:hanging="180"/>
+      </w:pPr>
+    </w:lvl>
+    <w:lvl w:ilvl="6" w:tplc="040C000F" w:tentative="1">
+      <w:start w:val="1"/>
+      <w:numFmt w:val="decimal"/>
+      <w:lvlText w:val="%7."/>
+      <w:lvlJc w:val="left"/>
+      <w:pPr>
+        <w:ind w:left="5040" w:hanging="360"/>
+      </w:pPr>
+    </w:lvl>
+    <w:lvl w:ilvl="7" w:tplc="040C0019" w:tentative="1">
+      <w:start w:val="1"/>
+      <w:numFmt w:val="lowerLetter"/>
+      <w:lvlText w:val="%8."/>
+      <w:lvlJc w:val="left"/>
+      <w:pPr>
+        <w:ind w:left="5760" w:hanging="360"/>
+      </w:pPr>
+    </w:lvl>
+    <w:lvl w:ilvl="8" w:tplc="040C001B" w:tentative="1">
+      <w:start w:val="1"/>
+      <w:numFmt w:val="lowerRoman"/>
+      <w:lvlText w:val="%9."/>
+      <w:lvlJc w:val="right"/>
+      <w:pPr>
+        <w:ind w:left="6480" w:hanging="180"/>
+      </w:pPr>
+    </w:lvl>
+  </w:abstractNum>
+  <w:abstractNum w:abstractNumId="34" w15:restartNumberingAfterBreak="0">
     <w:nsid w:val="5FDC5689"/>
     <w:multiLevelType w:val="hybridMultilevel"/>
     <w:tmpl w:val="24485774"/>
@@ -18924,7 +19654,7 @@
       </w:pPr>
     </w:lvl>
   </w:abstractNum>
-  <w:abstractNum w:abstractNumId="31" w15:restartNumberingAfterBreak="0">
+  <w:abstractNum w:abstractNumId="35" w15:restartNumberingAfterBreak="0">
     <w:nsid w:val="64AA2816"/>
     <w:multiLevelType w:val="multilevel"/>
     <w:tmpl w:val="0D6AF04A"/>
@@ -19073,7 +19803,7 @@
       </w:rPr>
     </w:lvl>
   </w:abstractNum>
-  <w:abstractNum w:abstractNumId="32" w15:restartNumberingAfterBreak="0">
+  <w:abstractNum w:abstractNumId="36" w15:restartNumberingAfterBreak="0">
     <w:nsid w:val="65B80E31"/>
     <w:multiLevelType w:val="multilevel"/>
     <w:tmpl w:val="590443CE"/>
@@ -19222,7 +19952,7 @@
       </w:rPr>
     </w:lvl>
   </w:abstractNum>
-  <w:abstractNum w:abstractNumId="33" w15:restartNumberingAfterBreak="0">
+  <w:abstractNum w:abstractNumId="37" w15:restartNumberingAfterBreak="0">
     <w:nsid w:val="68C4767A"/>
     <w:multiLevelType w:val="hybridMultilevel"/>
     <w:tmpl w:val="9F02945A"/>
@@ -19313,7 +20043,7 @@
       </w:pPr>
     </w:lvl>
   </w:abstractNum>
-  <w:abstractNum w:abstractNumId="34" w15:restartNumberingAfterBreak="0">
+  <w:abstractNum w:abstractNumId="38" w15:restartNumberingAfterBreak="0">
     <w:nsid w:val="6930353A"/>
     <w:multiLevelType w:val="multilevel"/>
     <w:tmpl w:val="776E4F64"/>
@@ -19462,7 +20192,7 @@
       </w:rPr>
     </w:lvl>
   </w:abstractNum>
-  <w:abstractNum w:abstractNumId="35" w15:restartNumberingAfterBreak="0">
+  <w:abstractNum w:abstractNumId="39" w15:restartNumberingAfterBreak="0">
     <w:nsid w:val="6D535AFD"/>
     <w:multiLevelType w:val="multilevel"/>
     <w:tmpl w:val="94F4B91E"/>
@@ -19611,7 +20341,7 @@
       </w:rPr>
     </w:lvl>
   </w:abstractNum>
-  <w:abstractNum w:abstractNumId="36" w15:restartNumberingAfterBreak="0">
+  <w:abstractNum w:abstractNumId="40" w15:restartNumberingAfterBreak="0">
     <w:nsid w:val="6FAD1A95"/>
     <w:multiLevelType w:val="hybridMultilevel"/>
     <w:tmpl w:val="0F2A0FDC"/>
@@ -19724,7 +20454,7 @@
       </w:rPr>
     </w:lvl>
   </w:abstractNum>
-  <w:abstractNum w:abstractNumId="37" w15:restartNumberingAfterBreak="0">
+  <w:abstractNum w:abstractNumId="41" w15:restartNumberingAfterBreak="0">
     <w:nsid w:val="73060D55"/>
     <w:multiLevelType w:val="hybridMultilevel"/>
     <w:tmpl w:val="199CFC3E"/>
@@ -19810,7 +20540,7 @@
       </w:pPr>
     </w:lvl>
   </w:abstractNum>
-  <w:abstractNum w:abstractNumId="38" w15:restartNumberingAfterBreak="0">
+  <w:abstractNum w:abstractNumId="42" w15:restartNumberingAfterBreak="0">
     <w:nsid w:val="75226422"/>
     <w:multiLevelType w:val="hybridMultilevel"/>
     <w:tmpl w:val="6F86D3AA"/>
@@ -19896,7 +20626,7 @@
       </w:pPr>
     </w:lvl>
   </w:abstractNum>
-  <w:abstractNum w:abstractNumId="39" w15:restartNumberingAfterBreak="0">
+  <w:abstractNum w:abstractNumId="43" w15:restartNumberingAfterBreak="0">
     <w:nsid w:val="75BE51A3"/>
     <w:multiLevelType w:val="multilevel"/>
     <w:tmpl w:val="94F4B91E"/>
@@ -20045,7 +20775,7 @@
       </w:rPr>
     </w:lvl>
   </w:abstractNum>
-  <w:abstractNum w:abstractNumId="40" w15:restartNumberingAfterBreak="0">
+  <w:abstractNum w:abstractNumId="44" w15:restartNumberingAfterBreak="0">
     <w:nsid w:val="77275B6D"/>
     <w:multiLevelType w:val="hybridMultilevel"/>
     <w:tmpl w:val="EEA6D9AE"/>
@@ -20134,7 +20864,7 @@
       </w:pPr>
     </w:lvl>
   </w:abstractNum>
-  <w:abstractNum w:abstractNumId="41" w15:restartNumberingAfterBreak="0">
+  <w:abstractNum w:abstractNumId="45" w15:restartNumberingAfterBreak="0">
     <w:nsid w:val="7C15798D"/>
     <w:multiLevelType w:val="hybridMultilevel"/>
     <w:tmpl w:val="B03A35B2"/>
@@ -20248,43 +20978,43 @@
     </w:lvl>
   </w:abstractNum>
   <w:num w:numId="1">
-    <w:abstractNumId w:val="27"/>
+    <w:abstractNumId w:val="30"/>
   </w:num>
   <w:num w:numId="2">
-    <w:abstractNumId w:val="12"/>
+    <w:abstractNumId w:val="13"/>
   </w:num>
   <w:num w:numId="3">
-    <w:abstractNumId w:val="31"/>
+    <w:abstractNumId w:val="35"/>
   </w:num>
   <w:num w:numId="4">
     <w:abstractNumId w:val="0"/>
   </w:num>
   <w:num w:numId="5">
-    <w:abstractNumId w:val="15"/>
+    <w:abstractNumId w:val="16"/>
   </w:num>
   <w:num w:numId="6">
-    <w:abstractNumId w:val="24"/>
+    <w:abstractNumId w:val="27"/>
   </w:num>
   <w:num w:numId="7">
     <w:abstractNumId w:val="7"/>
   </w:num>
   <w:num w:numId="8">
-    <w:abstractNumId w:val="18"/>
+    <w:abstractNumId w:val="19"/>
   </w:num>
   <w:num w:numId="9">
-    <w:abstractNumId w:val="14"/>
+    <w:abstractNumId w:val="15"/>
   </w:num>
   <w:num w:numId="10">
+    <w:abstractNumId w:val="36"/>
+  </w:num>
+  <w:num w:numId="11">
+    <w:abstractNumId w:val="25"/>
+  </w:num>
+  <w:num w:numId="12">
     <w:abstractNumId w:val="32"/>
   </w:num>
-  <w:num w:numId="11">
-    <w:abstractNumId w:val="23"/>
-  </w:num>
-  <w:num w:numId="12">
-    <w:abstractNumId w:val="29"/>
-  </w:num>
   <w:num w:numId="13">
-    <w:abstractNumId w:val="34"/>
+    <w:abstractNumId w:val="38"/>
   </w:num>
   <w:num w:numId="14">
     <w:abstractNumId w:val="5"/>
@@ -20293,28 +21023,28 @@
     <w:abstractNumId w:val="3"/>
   </w:num>
   <w:num w:numId="16">
+    <w:abstractNumId w:val="18"/>
+  </w:num>
+  <w:num w:numId="17">
+    <w:abstractNumId w:val="42"/>
+  </w:num>
+  <w:num w:numId="18">
+    <w:abstractNumId w:val="20"/>
+  </w:num>
+  <w:num w:numId="19">
     <w:abstractNumId w:val="17"/>
   </w:num>
-  <w:num w:numId="17">
-    <w:abstractNumId w:val="38"/>
-  </w:num>
-  <w:num w:numId="18">
-    <w:abstractNumId w:val="19"/>
-  </w:num>
-  <w:num w:numId="19">
-    <w:abstractNumId w:val="16"/>
-  </w:num>
   <w:num w:numId="20">
-    <w:abstractNumId w:val="21"/>
+    <w:abstractNumId w:val="22"/>
   </w:num>
   <w:num w:numId="21">
     <w:abstractNumId w:val="4"/>
   </w:num>
   <w:num w:numId="22">
-    <w:abstractNumId w:val="35"/>
+    <w:abstractNumId w:val="39"/>
   </w:num>
   <w:num w:numId="23">
-    <w:abstractNumId w:val="35"/>
+    <w:abstractNumId w:val="39"/>
     <w:lvlOverride w:ilvl="1">
       <w:lvl w:ilvl="1">
         <w:numFmt w:val="bullet"/>
@@ -20334,52 +21064,52 @@
     </w:lvlOverride>
   </w:num>
   <w:num w:numId="24">
-    <w:abstractNumId w:val="39"/>
+    <w:abstractNumId w:val="43"/>
   </w:num>
   <w:num w:numId="25">
-    <w:abstractNumId w:val="33"/>
+    <w:abstractNumId w:val="37"/>
   </w:num>
   <w:num w:numId="26">
     <w:abstractNumId w:val="2"/>
   </w:num>
   <w:num w:numId="27">
-    <w:abstractNumId w:val="26"/>
+    <w:abstractNumId w:val="29"/>
   </w:num>
   <w:num w:numId="28">
-    <w:abstractNumId w:val="28"/>
+    <w:abstractNumId w:val="31"/>
   </w:num>
   <w:num w:numId="29">
-    <w:abstractNumId w:val="20"/>
+    <w:abstractNumId w:val="21"/>
   </w:num>
   <w:num w:numId="30">
     <w:abstractNumId w:val="6"/>
   </w:num>
   <w:num w:numId="31">
-    <w:abstractNumId w:val="30"/>
+    <w:abstractNumId w:val="34"/>
   </w:num>
   <w:num w:numId="32">
+    <w:abstractNumId w:val="44"/>
+  </w:num>
+  <w:num w:numId="33">
+    <w:abstractNumId w:val="11"/>
+  </w:num>
+  <w:num w:numId="34">
+    <w:abstractNumId w:val="41"/>
+  </w:num>
+  <w:num w:numId="35">
     <w:abstractNumId w:val="40"/>
   </w:num>
-  <w:num w:numId="33">
-    <w:abstractNumId w:val="10"/>
-  </w:num>
-  <w:num w:numId="34">
-    <w:abstractNumId w:val="37"/>
-  </w:num>
-  <w:num w:numId="35">
-    <w:abstractNumId w:val="36"/>
-  </w:num>
   <w:num w:numId="36">
-    <w:abstractNumId w:val="22"/>
+    <w:abstractNumId w:val="24"/>
   </w:num>
   <w:num w:numId="37">
-    <w:abstractNumId w:val="11"/>
+    <w:abstractNumId w:val="12"/>
   </w:num>
   <w:num w:numId="38">
-    <w:abstractNumId w:val="41"/>
+    <w:abstractNumId w:val="45"/>
   </w:num>
   <w:num w:numId="39">
-    <w:abstractNumId w:val="25"/>
+    <w:abstractNumId w:val="28"/>
   </w:num>
   <w:num w:numId="40">
     <w:abstractNumId w:val="8"/>
@@ -20388,10 +21118,22 @@
     <w:abstractNumId w:val="1"/>
   </w:num>
   <w:num w:numId="42">
-    <w:abstractNumId w:val="13"/>
+    <w:abstractNumId w:val="14"/>
   </w:num>
   <w:num w:numId="43">
     <w:abstractNumId w:val="9"/>
+  </w:num>
+  <w:num w:numId="44">
+    <w:abstractNumId w:val="23"/>
+  </w:num>
+  <w:num w:numId="45">
+    <w:abstractNumId w:val="10"/>
+  </w:num>
+  <w:num w:numId="46">
+    <w:abstractNumId w:val="26"/>
+  </w:num>
+  <w:num w:numId="47">
+    <w:abstractNumId w:val="33"/>
   </w:num>
   <w:numIdMacAtCleanup w:val="43"/>
 </w:numbering>
@@ -20482,7 +21224,7 @@
     <w:lsdException w:name="Closing" w:semiHidden="1" w:unhideWhenUsed="1"/>
     <w:lsdException w:name="Signature" w:semiHidden="1" w:unhideWhenUsed="1"/>
     <w:lsdException w:name="Default Paragraph Font" w:semiHidden="1" w:uiPriority="1" w:unhideWhenUsed="1"/>
-    <w:lsdException w:name="Body Text" w:semiHidden="1" w:unhideWhenUsed="1"/>
+    <w:lsdException w:name="Body Text" w:semiHidden="1" w:uiPriority="0" w:unhideWhenUsed="1"/>
     <w:lsdException w:name="Body Text Indent" w:semiHidden="1" w:unhideWhenUsed="1"/>
     <w:lsdException w:name="List Continue" w:semiHidden="1" w:unhideWhenUsed="1"/>
     <w:lsdException w:name="List Continue 2" w:semiHidden="1" w:unhideWhenUsed="1"/>
@@ -20503,7 +21245,7 @@
     <w:lsdException w:name="Block Text" w:semiHidden="1" w:unhideWhenUsed="1"/>
     <w:lsdException w:name="Hyperlink" w:semiHidden="1" w:unhideWhenUsed="1"/>
     <w:lsdException w:name="FollowedHyperlink" w:semiHidden="1" w:unhideWhenUsed="1"/>
-    <w:lsdException w:name="Strong" w:uiPriority="22" w:qFormat="1"/>
+    <w:lsdException w:name="Strong" w:uiPriority="0" w:qFormat="1"/>
     <w:lsdException w:name="Emphasis" w:uiPriority="20" w:qFormat="1"/>
     <w:lsdException w:name="Document Map" w:semiHidden="1" w:unhideWhenUsed="1"/>
     <w:lsdException w:name="Plain Text" w:semiHidden="1" w:unhideWhenUsed="1"/>
@@ -21236,12 +21978,42 @@
   <w:style w:type="character" w:styleId="lev">
     <w:name w:val="Strong"/>
     <w:basedOn w:val="Policepardfaut"/>
-    <w:uiPriority w:val="22"/>
     <w:qFormat/>
     <w:rsid w:val="00B973D7"/>
     <w:rPr>
       <w:b/>
       <w:bCs/>
+    </w:rPr>
+  </w:style>
+  <w:style w:type="paragraph" w:styleId="Corpsdetexte">
+    <w:name w:val="Body Text"/>
+    <w:basedOn w:val="Normal"/>
+    <w:link w:val="CorpsdetexteCar"/>
+    <w:rsid w:val="00345CAA"/>
+    <w:pPr>
+      <w:suppressAutoHyphens/>
+      <w:spacing w:after="140" w:line="276" w:lineRule="auto"/>
+      <w:jc w:val="left"/>
+    </w:pPr>
+    <w:rPr>
+      <w:rFonts w:ascii="Liberation Serif" w:eastAsia="Noto Serif CJK SC" w:hAnsi="Liberation Serif" w:cs="Noto Sans Devanagari"/>
+      <w:kern w:val="2"/>
+      <w:sz w:val="24"/>
+      <w:szCs w:val="24"/>
+      <w:lang w:val="en-US" w:eastAsia="zh-CN" w:bidi="hi-IN"/>
+    </w:rPr>
+  </w:style>
+  <w:style w:type="character" w:customStyle="1" w:styleId="CorpsdetexteCar">
+    <w:name w:val="Corps de texte Car"/>
+    <w:basedOn w:val="Policepardfaut"/>
+    <w:link w:val="Corpsdetexte"/>
+    <w:rsid w:val="00345CAA"/>
+    <w:rPr>
+      <w:rFonts w:ascii="Liberation Serif" w:eastAsia="Noto Serif CJK SC" w:hAnsi="Liberation Serif" w:cs="Noto Sans Devanagari"/>
+      <w:kern w:val="2"/>
+      <w:sz w:val="24"/>
+      <w:szCs w:val="24"/>
+      <w:lang w:val="en-US" w:eastAsia="zh-CN" w:bidi="hi-IN"/>
     </w:rPr>
   </w:style>
 </w:styles>
@@ -21534,7 +22306,7 @@
 </file>
 
 <file path=customXml/itemProps1.xml><?xml version="1.0" encoding="utf-8"?>
-<ds:datastoreItem xmlns:ds="http://schemas.openxmlformats.org/officeDocument/2006/customXml" ds:itemID="{731FDE6D-447D-4EC6-B75A-C70043140F73}">
+<ds:datastoreItem xmlns:ds="http://schemas.openxmlformats.org/officeDocument/2006/customXml" ds:itemID="{77B4F304-B3D1-457A-B295-638B1B829494}">
   <ds:schemaRefs>
     <ds:schemaRef ds:uri="http://schemas.openxmlformats.org/officeDocument/2006/bibliography"/>
   </ds:schemaRefs>

--- a/docs/Rapport clustering plat.docx
+++ b/docs/Rapport clustering plat.docx
@@ -1926,10 +1926,1994 @@
         </w:tc>
       </w:tr>
     </w:tbl>
+    <w:bookmarkStart w:id="0" w:name="_Toc207563832" w:displacedByCustomXml="next"/>
+    <w:sdt>
+      <w:sdtPr>
+        <w:id w:val="-990631715"/>
+        <w:docPartObj>
+          <w:docPartGallery w:val="Table of Contents"/>
+          <w:docPartUnique/>
+        </w:docPartObj>
+      </w:sdtPr>
+      <w:sdtEndPr>
+        <w:rPr>
+          <w:rFonts w:asciiTheme="minorHAnsi" w:eastAsiaTheme="minorHAnsi" w:hAnsiTheme="minorHAnsi" w:cstheme="minorBidi"/>
+          <w:b/>
+          <w:bCs/>
+          <w:color w:val="auto"/>
+          <w:sz w:val="22"/>
+          <w:szCs w:val="22"/>
+          <w:lang w:eastAsia="en-US"/>
+        </w:rPr>
+      </w:sdtEndPr>
+      <w:sdtContent>
+        <w:p>
+          <w:pPr>
+            <w:pStyle w:val="En-ttedetabledesmatires"/>
+            <w:jc w:val="center"/>
+            <w:rPr>
+              <w:rFonts w:ascii="Times New Roman" w:hAnsi="Times New Roman" w:cs="Times New Roman"/>
+              <w:b/>
+              <w:color w:val="auto"/>
+            </w:rPr>
+          </w:pPr>
+          <w:r>
+            <w:rPr>
+              <w:rFonts w:ascii="Times New Roman" w:hAnsi="Times New Roman" w:cs="Times New Roman"/>
+              <w:b/>
+              <w:color w:val="auto"/>
+            </w:rPr>
+            <w:t>Table des matières</w:t>
+          </w:r>
+          <w:bookmarkStart w:id="1" w:name="_GoBack"/>
+          <w:bookmarkEnd w:id="1"/>
+        </w:p>
+        <w:p>
+          <w:pPr>
+            <w:pStyle w:val="TM1"/>
+            <w:tabs>
+              <w:tab w:val="right" w:leader="dot" w:pos="9062"/>
+            </w:tabs>
+            <w:rPr>
+              <w:rFonts w:eastAsiaTheme="minorEastAsia"/>
+              <w:noProof/>
+              <w:lang w:eastAsia="fr-FR"/>
+            </w:rPr>
+          </w:pPr>
+     